--- a/IMPLEMENTACION GENERAL DE LOS PATRONES.docx
+++ b/IMPLEMENTACION GENERAL DE LOS PATRONES.docx
@@ -183,7 +183,10 @@
     <w:sdt>
       <w:sdtPr>
         <w:rPr>
-          <w:lang w:val="es-ES"/>
+          <w:rFonts w:eastAsiaTheme="minorHAnsi" w:cstheme="minorBidi"/>
+          <w:color w:val="auto"/>
+          <w:szCs w:val="22"/>
+          <w:lang w:val="es-ES" w:eastAsia="en-US"/>
         </w:rPr>
         <w:id w:val="-1519845124"/>
         <w:docPartObj>
@@ -193,12 +196,8 @@
       </w:sdtPr>
       <w:sdtEndPr>
         <w:rPr>
-          <w:rFonts w:eastAsiaTheme="minorHAnsi" w:cstheme="minorBidi"/>
           <w:b/>
           <w:bCs/>
-          <w:color w:val="auto"/>
-          <w:szCs w:val="22"/>
-          <w:lang w:eastAsia="en-US"/>
         </w:rPr>
       </w:sdtEndPr>
       <w:sdtContent>
@@ -226,7 +225,7 @@
           <w:r>
             <w:fldChar w:fldCharType="separate"/>
           </w:r>
-          <w:hyperlink w:anchor="_Toc223511678" w:history="1">
+          <w:hyperlink w:anchor="_Toc223859566" w:history="1">
             <w:r>
               <w:rPr>
                 <w:rStyle w:val="Hipervnculo"/>
@@ -255,7 +254,7 @@
                 <w:noProof/>
                 <w:webHidden/>
               </w:rPr>
-              <w:instrText xml:space="preserve"> PAGEREF _Toc223511678 \h </w:instrText>
+              <w:instrText xml:space="preserve"> PAGEREF _Toc223859566 \h </w:instrText>
             </w:r>
             <w:r>
               <w:rPr>
@@ -299,7 +298,7 @@
               <w:lang w:eastAsia="es-CO"/>
             </w:rPr>
           </w:pPr>
-          <w:hyperlink w:anchor="_Toc223511679" w:history="1">
+          <w:hyperlink w:anchor="_Toc223859567" w:history="1">
             <w:r>
               <w:rPr>
                 <w:rStyle w:val="Hipervnculo"/>
@@ -346,7 +345,7 @@
                 <w:noProof/>
                 <w:webHidden/>
               </w:rPr>
-              <w:instrText xml:space="preserve"> PAGEREF _Toc223511679 \h </w:instrText>
+              <w:instrText xml:space="preserve"> PAGEREF _Toc223859567 \h </w:instrText>
             </w:r>
             <w:r>
               <w:rPr>
@@ -391,7 +390,7 @@
               <w:lang w:eastAsia="es-CO"/>
             </w:rPr>
           </w:pPr>
-          <w:hyperlink w:anchor="_Toc223511680" w:history="1">
+          <w:hyperlink w:anchor="_Toc223859568" w:history="1">
             <w:r>
               <w:rPr>
                 <w:rStyle w:val="Hipervnculo"/>
@@ -434,7 +433,7 @@
                 <w:noProof/>
                 <w:webHidden/>
               </w:rPr>
-              <w:instrText xml:space="preserve"> PAGEREF _Toc223511680 \h </w:instrText>
+              <w:instrText xml:space="preserve"> PAGEREF _Toc223859568 \h </w:instrText>
             </w:r>
             <w:r>
               <w:rPr>
@@ -479,7 +478,7 @@
               <w:lang w:eastAsia="es-CO"/>
             </w:rPr>
           </w:pPr>
-          <w:hyperlink w:anchor="_Toc223511681" w:history="1">
+          <w:hyperlink w:anchor="_Toc223859569" w:history="1">
             <w:r>
               <w:rPr>
                 <w:rStyle w:val="Hipervnculo"/>
@@ -522,7 +521,7 @@
                 <w:noProof/>
                 <w:webHidden/>
               </w:rPr>
-              <w:instrText xml:space="preserve"> PAGEREF _Toc223511681 \h </w:instrText>
+              <w:instrText xml:space="preserve"> PAGEREF _Toc223859569 \h </w:instrText>
             </w:r>
             <w:r>
               <w:rPr>
@@ -567,7 +566,7 @@
               <w:lang w:eastAsia="es-CO"/>
             </w:rPr>
           </w:pPr>
-          <w:hyperlink w:anchor="_Toc223511682" w:history="1">
+          <w:hyperlink w:anchor="_Toc223859570" w:history="1">
             <w:r>
               <w:rPr>
                 <w:rStyle w:val="Hipervnculo"/>
@@ -610,7 +609,7 @@
                 <w:noProof/>
                 <w:webHidden/>
               </w:rPr>
-              <w:instrText xml:space="preserve"> PAGEREF _Toc223511682 \h </w:instrText>
+              <w:instrText xml:space="preserve"> PAGEREF _Toc223859570 \h </w:instrText>
             </w:r>
             <w:r>
               <w:rPr>
@@ -655,7 +654,7 @@
               <w:lang w:eastAsia="es-CO"/>
             </w:rPr>
           </w:pPr>
-          <w:hyperlink w:anchor="_Toc223511683" w:history="1">
+          <w:hyperlink w:anchor="_Toc223859571" w:history="1">
             <w:r>
               <w:rPr>
                 <w:rStyle w:val="Hipervnculo"/>
@@ -698,7 +697,7 @@
                 <w:noProof/>
                 <w:webHidden/>
               </w:rPr>
-              <w:instrText xml:space="preserve"> PAGEREF _Toc223511683 \h </w:instrText>
+              <w:instrText xml:space="preserve"> PAGEREF _Toc223859571 \h </w:instrText>
             </w:r>
             <w:r>
               <w:rPr>
@@ -718,7 +717,7 @@
                 <w:noProof/>
                 <w:webHidden/>
               </w:rPr>
-              <w:t>6</w:t>
+              <w:t>5</w:t>
             </w:r>
             <w:r>
               <w:rPr>
@@ -742,7 +741,7 @@
               <w:lang w:eastAsia="es-CO"/>
             </w:rPr>
           </w:pPr>
-          <w:hyperlink w:anchor="_Toc223511684" w:history="1">
+          <w:hyperlink w:anchor="_Toc223859572" w:history="1">
             <w:r>
               <w:rPr>
                 <w:rStyle w:val="Hipervnculo"/>
@@ -789,7 +788,7 @@
                 <w:noProof/>
                 <w:webHidden/>
               </w:rPr>
-              <w:instrText xml:space="preserve"> PAGEREF _Toc223511684 \h </w:instrText>
+              <w:instrText xml:space="preserve"> PAGEREF _Toc223859572 \h </w:instrText>
             </w:r>
             <w:r>
               <w:rPr>
@@ -834,7 +833,7 @@
               <w:lang w:eastAsia="es-CO"/>
             </w:rPr>
           </w:pPr>
-          <w:hyperlink w:anchor="_Toc223511685" w:history="1">
+          <w:hyperlink w:anchor="_Toc223859573" w:history="1">
             <w:r>
               <w:rPr>
                 <w:rStyle w:val="Hipervnculo"/>
@@ -877,7 +876,7 @@
                 <w:noProof/>
                 <w:webHidden/>
               </w:rPr>
-              <w:instrText xml:space="preserve"> PAGEREF _Toc223511685 \h </w:instrText>
+              <w:instrText xml:space="preserve"> PAGEREF _Toc223859573 \h </w:instrText>
             </w:r>
             <w:r>
               <w:rPr>
@@ -922,7 +921,7 @@
               <w:lang w:eastAsia="es-CO"/>
             </w:rPr>
           </w:pPr>
-          <w:hyperlink w:anchor="_Toc223511686" w:history="1">
+          <w:hyperlink w:anchor="_Toc223859574" w:history="1">
             <w:r>
               <w:rPr>
                 <w:rStyle w:val="Hipervnculo"/>
@@ -965,7 +964,7 @@
                 <w:noProof/>
                 <w:webHidden/>
               </w:rPr>
-              <w:instrText xml:space="preserve"> PAGEREF _Toc223511686 \h </w:instrText>
+              <w:instrText xml:space="preserve"> PAGEREF _Toc223859574 \h </w:instrText>
             </w:r>
             <w:r>
               <w:rPr>
@@ -1010,7 +1009,7 @@
               <w:lang w:eastAsia="es-CO"/>
             </w:rPr>
           </w:pPr>
-          <w:hyperlink w:anchor="_Toc223511687" w:history="1">
+          <w:hyperlink w:anchor="_Toc223859575" w:history="1">
             <w:r>
               <w:rPr>
                 <w:rStyle w:val="Hipervnculo"/>
@@ -1053,7 +1052,7 @@
                 <w:noProof/>
                 <w:webHidden/>
               </w:rPr>
-              <w:instrText xml:space="preserve"> PAGEREF _Toc223511687 \h </w:instrText>
+              <w:instrText xml:space="preserve"> PAGEREF _Toc223859575 \h </w:instrText>
             </w:r>
             <w:r>
               <w:rPr>
@@ -1073,7 +1072,7 @@
                 <w:noProof/>
                 <w:webHidden/>
               </w:rPr>
-              <w:t>8</w:t>
+              <w:t>9</w:t>
             </w:r>
             <w:r>
               <w:rPr>
@@ -1098,7 +1097,7 @@
               <w:lang w:eastAsia="es-CO"/>
             </w:rPr>
           </w:pPr>
-          <w:hyperlink w:anchor="_Toc223511688" w:history="1">
+          <w:hyperlink w:anchor="_Toc223859576" w:history="1">
             <w:r>
               <w:rPr>
                 <w:rStyle w:val="Hipervnculo"/>
@@ -1141,7 +1140,7 @@
                 <w:noProof/>
                 <w:webHidden/>
               </w:rPr>
-              <w:instrText xml:space="preserve"> PAGEREF _Toc223511688 \h </w:instrText>
+              <w:instrText xml:space="preserve"> PAGEREF _Toc223859576 \h </w:instrText>
             </w:r>
             <w:r>
               <w:rPr>
@@ -1185,11 +1184,12 @@
               <w:lang w:eastAsia="es-CO"/>
             </w:rPr>
           </w:pPr>
-          <w:hyperlink w:anchor="_Toc223511689" w:history="1">
+          <w:hyperlink w:anchor="_Toc223859577" w:history="1">
             <w:r>
               <w:rPr>
                 <w:rStyle w:val="Hipervnculo"/>
                 <w:b/>
+                <w:bCs/>
                 <w:noProof/>
               </w:rPr>
               <w:t>3.</w:t>
@@ -1207,9 +1207,10 @@
               <w:rPr>
                 <w:rStyle w:val="Hipervnculo"/>
                 <w:b/>
-                <w:noProof/>
-              </w:rPr>
-              <w:t>PATRON FACTORY METHOD</w:t>
+                <w:bCs/>
+                <w:noProof/>
+              </w:rPr>
+              <w:t>PATRON ABSTRACT FACTORY</w:t>
             </w:r>
             <w:r>
               <w:rPr>
@@ -1230,7 +1231,7 @@
                 <w:noProof/>
                 <w:webHidden/>
               </w:rPr>
-              <w:instrText xml:space="preserve"> PAGEREF _Toc223511689 \h </w:instrText>
+              <w:instrText xml:space="preserve"> PAGEREF _Toc223859577 \h </w:instrText>
             </w:r>
             <w:r>
               <w:rPr>
@@ -1250,7 +1251,7 @@
                 <w:noProof/>
                 <w:webHidden/>
               </w:rPr>
-              <w:t>10</w:t>
+              <w:t>11</w:t>
             </w:r>
             <w:r>
               <w:rPr>
@@ -1263,9 +1264,10 @@
         </w:p>
         <w:p>
           <w:pPr>
-            <w:pStyle w:val="TDC1"/>
+            <w:pStyle w:val="TDC2"/>
             <w:tabs>
-              <w:tab w:val="left" w:pos="440"/>
+              <w:tab w:val="left" w:pos="880"/>
+              <w:tab w:val="right" w:leader="dot" w:pos="8828"/>
             </w:tabs>
             <w:rPr>
               <w:rFonts w:asciiTheme="minorHAnsi" w:eastAsiaTheme="minorEastAsia" w:hAnsiTheme="minorHAnsi"/>
@@ -1274,14 +1276,13 @@
               <w:lang w:eastAsia="es-CO"/>
             </w:rPr>
           </w:pPr>
-          <w:hyperlink w:anchor="_Toc223511690" w:history="1">
+          <w:hyperlink w:anchor="_Toc223859578" w:history="1">
             <w:r>
               <w:rPr>
                 <w:rStyle w:val="Hipervnculo"/>
-                <w:b/>
-                <w:noProof/>
-              </w:rPr>
-              <w:t>4.</w:t>
+                <w:noProof/>
+              </w:rPr>
+              <w:t>3.1.</w:t>
             </w:r>
             <w:r>
               <w:rPr>
@@ -1295,10 +1296,9 @@
             <w:r>
               <w:rPr>
                 <w:rStyle w:val="Hipervnculo"/>
-                <w:b/>
-                <w:noProof/>
-              </w:rPr>
-              <w:t>PATRON ABSTRACT FACTORY</w:t>
+                <w:noProof/>
+              </w:rPr>
+              <w:t>ANALISIS PARA LA APLICACIÓN</w:t>
             </w:r>
             <w:r>
               <w:rPr>
@@ -1319,7 +1319,7 @@
                 <w:noProof/>
                 <w:webHidden/>
               </w:rPr>
-              <w:instrText xml:space="preserve"> PAGEREF _Toc223511690 \h </w:instrText>
+              <w:instrText xml:space="preserve"> PAGEREF _Toc223859578 \h </w:instrText>
             </w:r>
             <w:r>
               <w:rPr>
@@ -1339,7 +1339,271 @@
                 <w:noProof/>
                 <w:webHidden/>
               </w:rPr>
-              <w:t>10</w:t>
+              <w:t>11</w:t>
+            </w:r>
+            <w:r>
+              <w:rPr>
+                <w:noProof/>
+                <w:webHidden/>
+              </w:rPr>
+              <w:fldChar w:fldCharType="end"/>
+            </w:r>
+          </w:hyperlink>
+        </w:p>
+        <w:p>
+          <w:pPr>
+            <w:pStyle w:val="TDC2"/>
+            <w:tabs>
+              <w:tab w:val="left" w:pos="880"/>
+              <w:tab w:val="right" w:leader="dot" w:pos="8828"/>
+            </w:tabs>
+            <w:rPr>
+              <w:rFonts w:asciiTheme="minorHAnsi" w:eastAsiaTheme="minorEastAsia" w:hAnsiTheme="minorHAnsi"/>
+              <w:noProof/>
+              <w:sz w:val="22"/>
+              <w:lang w:eastAsia="es-CO"/>
+            </w:rPr>
+          </w:pPr>
+          <w:hyperlink w:anchor="_Toc223859579" w:history="1">
+            <w:r>
+              <w:rPr>
+                <w:rStyle w:val="Hipervnculo"/>
+                <w:noProof/>
+              </w:rPr>
+              <w:t>3.2.</w:t>
+            </w:r>
+            <w:r>
+              <w:rPr>
+                <w:rFonts w:asciiTheme="minorHAnsi" w:eastAsiaTheme="minorEastAsia" w:hAnsiTheme="minorHAnsi"/>
+                <w:noProof/>
+                <w:sz w:val="22"/>
+                <w:lang w:eastAsia="es-CO"/>
+              </w:rPr>
+              <w:tab/>
+            </w:r>
+            <w:r>
+              <w:rPr>
+                <w:rStyle w:val="Hipervnculo"/>
+                <w:noProof/>
+              </w:rPr>
+              <w:t>APLICACIÓN DEL PATRON</w:t>
+            </w:r>
+            <w:r>
+              <w:rPr>
+                <w:noProof/>
+                <w:webHidden/>
+              </w:rPr>
+              <w:tab/>
+            </w:r>
+            <w:r>
+              <w:rPr>
+                <w:noProof/>
+                <w:webHidden/>
+              </w:rPr>
+              <w:fldChar w:fldCharType="begin"/>
+            </w:r>
+            <w:r>
+              <w:rPr>
+                <w:noProof/>
+                <w:webHidden/>
+              </w:rPr>
+              <w:instrText xml:space="preserve"> PAGEREF _Toc223859579 \h </w:instrText>
+            </w:r>
+            <w:r>
+              <w:rPr>
+                <w:noProof/>
+                <w:webHidden/>
+              </w:rPr>
+            </w:r>
+            <w:r>
+              <w:rPr>
+                <w:noProof/>
+                <w:webHidden/>
+              </w:rPr>
+              <w:fldChar w:fldCharType="separate"/>
+            </w:r>
+            <w:r>
+              <w:rPr>
+                <w:noProof/>
+                <w:webHidden/>
+              </w:rPr>
+              <w:t>12</w:t>
+            </w:r>
+            <w:r>
+              <w:rPr>
+                <w:noProof/>
+                <w:webHidden/>
+              </w:rPr>
+              <w:fldChar w:fldCharType="end"/>
+            </w:r>
+          </w:hyperlink>
+        </w:p>
+        <w:p>
+          <w:pPr>
+            <w:pStyle w:val="TDC2"/>
+            <w:tabs>
+              <w:tab w:val="left" w:pos="880"/>
+              <w:tab w:val="right" w:leader="dot" w:pos="8828"/>
+            </w:tabs>
+            <w:rPr>
+              <w:rFonts w:asciiTheme="minorHAnsi" w:eastAsiaTheme="minorEastAsia" w:hAnsiTheme="minorHAnsi"/>
+              <w:noProof/>
+              <w:sz w:val="22"/>
+              <w:lang w:eastAsia="es-CO"/>
+            </w:rPr>
+          </w:pPr>
+          <w:hyperlink w:anchor="_Toc223859580" w:history="1">
+            <w:r>
+              <w:rPr>
+                <w:rStyle w:val="Hipervnculo"/>
+                <w:noProof/>
+              </w:rPr>
+              <w:t>3.3.</w:t>
+            </w:r>
+            <w:r>
+              <w:rPr>
+                <w:rFonts w:asciiTheme="minorHAnsi" w:eastAsiaTheme="minorEastAsia" w:hAnsiTheme="minorHAnsi"/>
+                <w:noProof/>
+                <w:sz w:val="22"/>
+                <w:lang w:eastAsia="es-CO"/>
+              </w:rPr>
+              <w:tab/>
+            </w:r>
+            <w:r>
+              <w:rPr>
+                <w:rStyle w:val="Hipervnculo"/>
+                <w:noProof/>
+              </w:rPr>
+              <w:t>IMPACTO DEL PATRON EN EL PROYECTO</w:t>
+            </w:r>
+            <w:r>
+              <w:rPr>
+                <w:noProof/>
+                <w:webHidden/>
+              </w:rPr>
+              <w:tab/>
+            </w:r>
+            <w:r>
+              <w:rPr>
+                <w:noProof/>
+                <w:webHidden/>
+              </w:rPr>
+              <w:fldChar w:fldCharType="begin"/>
+            </w:r>
+            <w:r>
+              <w:rPr>
+                <w:noProof/>
+                <w:webHidden/>
+              </w:rPr>
+              <w:instrText xml:space="preserve"> PAGEREF _Toc223859580 \h </w:instrText>
+            </w:r>
+            <w:r>
+              <w:rPr>
+                <w:noProof/>
+                <w:webHidden/>
+              </w:rPr>
+            </w:r>
+            <w:r>
+              <w:rPr>
+                <w:noProof/>
+                <w:webHidden/>
+              </w:rPr>
+              <w:fldChar w:fldCharType="separate"/>
+            </w:r>
+            <w:r>
+              <w:rPr>
+                <w:noProof/>
+                <w:webHidden/>
+              </w:rPr>
+              <w:t>13</w:t>
+            </w:r>
+            <w:r>
+              <w:rPr>
+                <w:noProof/>
+                <w:webHidden/>
+              </w:rPr>
+              <w:fldChar w:fldCharType="end"/>
+            </w:r>
+          </w:hyperlink>
+        </w:p>
+        <w:p>
+          <w:pPr>
+            <w:pStyle w:val="TDC2"/>
+            <w:tabs>
+              <w:tab w:val="left" w:pos="880"/>
+              <w:tab w:val="right" w:leader="dot" w:pos="8828"/>
+            </w:tabs>
+            <w:rPr>
+              <w:rFonts w:asciiTheme="minorHAnsi" w:eastAsiaTheme="minorEastAsia" w:hAnsiTheme="minorHAnsi"/>
+              <w:noProof/>
+              <w:sz w:val="22"/>
+              <w:lang w:eastAsia="es-CO"/>
+            </w:rPr>
+          </w:pPr>
+          <w:hyperlink w:anchor="_Toc223859581" w:history="1">
+            <w:r>
+              <w:rPr>
+                <w:rStyle w:val="Hipervnculo"/>
+                <w:noProof/>
+              </w:rPr>
+              <w:t>3.4.</w:t>
+            </w:r>
+            <w:r>
+              <w:rPr>
+                <w:rFonts w:asciiTheme="minorHAnsi" w:eastAsiaTheme="minorEastAsia" w:hAnsiTheme="minorHAnsi"/>
+                <w:noProof/>
+                <w:sz w:val="22"/>
+                <w:lang w:eastAsia="es-CO"/>
+              </w:rPr>
+              <w:tab/>
+            </w:r>
+            <w:r>
+              <w:rPr>
+                <w:rStyle w:val="Hipervnculo"/>
+                <w:noProof/>
+              </w:rPr>
+              <w:t>DIAGRAMA UML</w:t>
+            </w:r>
+            <w:r>
+              <w:rPr>
+                <w:noProof/>
+                <w:webHidden/>
+              </w:rPr>
+              <w:tab/>
+            </w:r>
+            <w:r>
+              <w:rPr>
+                <w:noProof/>
+                <w:webHidden/>
+              </w:rPr>
+              <w:fldChar w:fldCharType="begin"/>
+            </w:r>
+            <w:r>
+              <w:rPr>
+                <w:noProof/>
+                <w:webHidden/>
+              </w:rPr>
+              <w:instrText xml:space="preserve"> PAGEREF _Toc223859581 \h </w:instrText>
+            </w:r>
+            <w:r>
+              <w:rPr>
+                <w:noProof/>
+                <w:webHidden/>
+              </w:rPr>
+            </w:r>
+            <w:r>
+              <w:rPr>
+                <w:noProof/>
+                <w:webHidden/>
+              </w:rPr>
+              <w:fldChar w:fldCharType="separate"/>
+            </w:r>
+            <w:r>
+              <w:rPr>
+                <w:noProof/>
+                <w:webHidden/>
+              </w:rPr>
+              <w:t>14</w:t>
             </w:r>
             <w:r>
               <w:rPr>
@@ -1457,7 +1721,7 @@
           <w:bCs/>
         </w:rPr>
       </w:pPr>
-      <w:bookmarkStart w:id="0" w:name="_Toc223511678"/>
+      <w:bookmarkStart w:id="0" w:name="_Toc223859566"/>
       <w:r>
         <w:rPr>
           <w:b/>
@@ -1680,7 +1944,7 @@
           <w:bCs/>
         </w:rPr>
       </w:pPr>
-      <w:bookmarkStart w:id="1" w:name="_Toc223511679"/>
+      <w:bookmarkStart w:id="1" w:name="_Toc223859567"/>
       <w:r>
         <w:rPr>
           <w:b/>
@@ -1721,7 +1985,7 @@
         <w:ind w:firstLine="709"/>
         <w:jc w:val="both"/>
       </w:pPr>
-      <w:bookmarkStart w:id="2" w:name="_Toc223511680"/>
+      <w:bookmarkStart w:id="2" w:name="_Toc223859568"/>
       <w:r>
         <w:t>ANALISIS PARA LA APLICACIÓN</w:t>
       </w:r>
@@ -1855,7 +2119,7 @@
         <w:ind w:firstLine="709"/>
         <w:jc w:val="both"/>
       </w:pPr>
-      <w:bookmarkStart w:id="3" w:name="_Toc223511681"/>
+      <w:bookmarkStart w:id="3" w:name="_Toc223859569"/>
       <w:r>
         <w:t>APLICACIÓN DEL PATRON</w:t>
       </w:r>
@@ -1991,6 +2255,7 @@
       <w:r>
         <w:t xml:space="preserve"> </w:t>
       </w:r>
+      <w:proofErr w:type="spellStart"/>
       <w:r>
         <w:rPr>
           <w:b/>
@@ -1998,6 +2263,7 @@
         </w:rPr>
         <w:t>Singleton</w:t>
       </w:r>
+      <w:proofErr w:type="spellEnd"/>
       <w:r>
         <w:t xml:space="preserve"> por defecto, e</w:t>
       </w:r>
@@ -2080,7 +2346,7 @@
         <w:ind w:firstLine="709"/>
         <w:jc w:val="both"/>
       </w:pPr>
-      <w:bookmarkStart w:id="4" w:name="_Toc223511682"/>
+      <w:bookmarkStart w:id="4" w:name="_Toc223859570"/>
       <w:r>
         <w:t>IMPACTO DEL PATRON EN EL PROYECTO</w:t>
       </w:r>
@@ -2199,7 +2465,7 @@
         <w:ind w:firstLine="709"/>
         <w:jc w:val="both"/>
       </w:pPr>
-      <w:bookmarkStart w:id="5" w:name="_Toc223511683"/>
+      <w:bookmarkStart w:id="5" w:name="_Toc223859571"/>
       <w:r>
         <w:t>DIAGRAMA UML</w:t>
       </w:r>
@@ -2212,6 +2478,9 @@
         <w:jc w:val="center"/>
       </w:pPr>
       <w:r>
+        <w:rPr>
+          <w:noProof/>
+        </w:rPr>
         <w:drawing>
           <wp:inline distT="0" distB="0" distL="0" distR="0" wp14:anchorId="34B487F9" wp14:editId="0CD12437">
             <wp:extent cx="3246401" cy="2209992"/>
@@ -2268,7 +2537,15 @@
       </w:r>
       <w:proofErr w:type="spellEnd"/>
       <w:r>
-        <w:t xml:space="preserve"> hacia ConsultaService refleja que el controlador no crea el servicio manualmente, sino que utiliza la única instancia gestionada por el contenedor de Spring </w:t>
+        <w:t xml:space="preserve"> hacia </w:t>
+      </w:r>
+      <w:proofErr w:type="spellStart"/>
+      <w:r>
+        <w:t>ConsultaService</w:t>
+      </w:r>
+      <w:proofErr w:type="spellEnd"/>
+      <w:r>
+        <w:t xml:space="preserve"> refleja que el controlador no crea el servicio manualmente, sino que utiliza la única instancia gestionada por el contenedor de Spring </w:t>
       </w:r>
       <w:proofErr w:type="spellStart"/>
       <w:r>
@@ -2374,7 +2651,7 @@
           <w:bCs/>
         </w:rPr>
       </w:pPr>
-      <w:bookmarkStart w:id="6" w:name="_Toc223511684"/>
+      <w:bookmarkStart w:id="6" w:name="_Toc223859572"/>
       <w:r>
         <w:rPr>
           <w:b/>
@@ -2398,7 +2675,6 @@
         <w:ind w:firstLine="709"/>
         <w:jc w:val="both"/>
       </w:pPr>
-      <w:bookmarkStart w:id="7" w:name="_Toc223511685"/>
       <w:r>
         <w:t xml:space="preserve">El patrón Factory </w:t>
       </w:r>
@@ -2432,6 +2708,7 @@
         <w:ind w:firstLine="709"/>
         <w:jc w:val="both"/>
       </w:pPr>
+      <w:bookmarkStart w:id="7" w:name="_Toc223859573"/>
       <w:r>
         <w:t>ANALISIS PARA LA APLICACIÓN</w:t>
       </w:r>
@@ -2443,7 +2720,6 @@
         <w:ind w:firstLine="709"/>
         <w:jc w:val="both"/>
       </w:pPr>
-      <w:bookmarkStart w:id="8" w:name="_Toc223511686"/>
       <w:r>
         <w:t>Durante el desarrollo del proyecto, identifiqué que la creación de la entidad Consulta implicaba más que simplemente instanciar un objeto. Para crear correctamente una consulta médica era necesario:</w:t>
       </w:r>
@@ -2596,6 +2872,7 @@
         <w:ind w:firstLine="709"/>
         <w:jc w:val="both"/>
       </w:pPr>
+      <w:bookmarkStart w:id="8" w:name="_Toc223859574"/>
       <w:r>
         <w:lastRenderedPageBreak/>
         <w:t>APLICACIÓN DEL PATRON</w:t>
@@ -2700,7 +2977,6 @@
         <w:ind w:firstLine="709"/>
         <w:jc w:val="both"/>
       </w:pPr>
-      <w:bookmarkStart w:id="9" w:name="_Toc223511687"/>
       <w:r>
         <w:t>Este método actúa como una fábrica, ya que encapsula todo el proceso de construcción del objeto Consulta</w:t>
       </w:r>
@@ -2809,6 +3085,7 @@
         <w:ind w:firstLine="709"/>
         <w:jc w:val="both"/>
       </w:pPr>
+      <w:bookmarkStart w:id="9" w:name="_Toc223859575"/>
       <w:r>
         <w:lastRenderedPageBreak/>
         <w:t>IMPACTO DEL PATRON EN EL PROYECTO</w:t>
@@ -2821,7 +3098,6 @@
         <w:ind w:firstLine="709"/>
         <w:jc w:val="both"/>
       </w:pPr>
-      <w:bookmarkStart w:id="10" w:name="_Toc223511688"/>
       <w:r>
         <w:t>La aplicación de este patrón genera los siguientes impactos estructurales:</w:t>
       </w:r>
@@ -2925,6 +3201,7 @@
         <w:ind w:firstLine="709"/>
         <w:jc w:val="both"/>
       </w:pPr>
+      <w:bookmarkStart w:id="10" w:name="_Toc223859576"/>
       <w:r>
         <w:t>DIAGRAMA UML</w:t>
       </w:r>
@@ -2937,6 +3214,9 @@
         <w:jc w:val="center"/>
       </w:pPr>
       <w:r>
+        <w:rPr>
+          <w:noProof/>
+        </w:rPr>
         <w:drawing>
           <wp:inline distT="0" distB="0" distL="0" distR="0" wp14:anchorId="06D03774" wp14:editId="7CEC0EF7">
             <wp:extent cx="3215919" cy="4900085"/>
@@ -3100,38 +3380,978 @@
     <w:p>
       <w:pPr>
         <w:spacing w:line="360" w:lineRule="auto"/>
-        <w:ind w:firstLine="709"/>
-        <w:jc w:val="both"/>
-      </w:pPr>
-    </w:p>
-    <w:p>
-      <w:pPr>
-        <w:spacing w:line="360" w:lineRule="auto"/>
-        <w:ind w:firstLine="709"/>
-        <w:jc w:val="both"/>
-      </w:pPr>
-    </w:p>
-    <w:p>
-      <w:pPr>
-        <w:spacing w:line="360" w:lineRule="auto"/>
-        <w:ind w:firstLine="709"/>
-        <w:jc w:val="both"/>
-      </w:pPr>
-    </w:p>
-    <w:p>
-      <w:pPr>
-        <w:spacing w:line="360" w:lineRule="auto"/>
+        <w:jc w:val="both"/>
+      </w:pPr>
+    </w:p>
+    <w:p>
+      <w:pPr>
+        <w:spacing w:line="360" w:lineRule="auto"/>
+      </w:pPr>
+    </w:p>
+    <w:p>
+      <w:pPr>
+        <w:pStyle w:val="Ttulo1"/>
+        <w:numPr>
+          <w:ilvl w:val="0"/>
+          <w:numId w:val="8"/>
+        </w:numPr>
+        <w:spacing w:line="360" w:lineRule="auto"/>
+        <w:ind w:firstLine="709"/>
+        <w:jc w:val="both"/>
         <w:rPr>
           <w:b/>
           <w:bCs/>
         </w:rPr>
       </w:pPr>
+      <w:bookmarkStart w:id="11" w:name="_Toc223859577"/>
       <w:r>
         <w:rPr>
           <w:b/>
           <w:bCs/>
         </w:rPr>
         <w:lastRenderedPageBreak/>
+        <w:t xml:space="preserve">PATRON </w:t>
+      </w:r>
+      <w:r>
+        <w:rPr>
+          <w:b/>
+          <w:bCs/>
+        </w:rPr>
+        <w:t>ABSTRACT FACTORY</w:t>
+      </w:r>
+      <w:bookmarkEnd w:id="11"/>
+    </w:p>
+    <w:p>
+      <w:pPr>
+        <w:spacing w:line="360" w:lineRule="auto"/>
+        <w:ind w:firstLine="709"/>
+        <w:jc w:val="both"/>
+      </w:pPr>
+      <w:r>
+        <w:t xml:space="preserve">El patrón </w:t>
+      </w:r>
+      <w:proofErr w:type="spellStart"/>
+      <w:r>
+        <w:t>Abstract</w:t>
+      </w:r>
+      <w:proofErr w:type="spellEnd"/>
+      <w:r>
+        <w:t xml:space="preserve"> Factory pertenece a la categoría de patrones creacionales, ya que se enfoca en la forma en que se crean los objetos dentro de un sistema.</w:t>
+      </w:r>
+    </w:p>
+    <w:p>
+      <w:pPr>
+        <w:spacing w:line="360" w:lineRule="auto"/>
+        <w:ind w:firstLine="709"/>
+        <w:jc w:val="both"/>
+      </w:pPr>
+      <w:r>
+        <w:t>Este patrón permite crear familias de objetos relacionados sin especificar sus clases concretas, delegando la responsabilidad de creación a una fábrica abstracta.</w:t>
+      </w:r>
+    </w:p>
+    <w:p>
+      <w:pPr>
+        <w:pStyle w:val="Ttulo2"/>
+        <w:numPr>
+          <w:ilvl w:val="1"/>
+          <w:numId w:val="8"/>
+        </w:numPr>
+        <w:spacing w:line="360" w:lineRule="auto"/>
+        <w:ind w:firstLine="709"/>
+        <w:jc w:val="both"/>
+      </w:pPr>
+      <w:bookmarkStart w:id="12" w:name="_Toc223859578"/>
+      <w:r>
+        <w:t>ANALISIS PARA LA APLICACIÓN</w:t>
+      </w:r>
+      <w:bookmarkEnd w:id="12"/>
+    </w:p>
+    <w:p>
+      <w:pPr>
+        <w:spacing w:line="360" w:lineRule="auto"/>
+        <w:ind w:firstLine="709"/>
+        <w:jc w:val="both"/>
+      </w:pPr>
+      <w:r>
+        <w:t>En el sistema de telemedicina, existen diferentes elementos médicos que pueden generarse durante una consulta, como:</w:t>
+      </w:r>
+    </w:p>
+    <w:p>
+      <w:pPr>
+        <w:numPr>
+          <w:ilvl w:val="0"/>
+          <w:numId w:val="29"/>
+        </w:numPr>
+        <w:tabs>
+          <w:tab w:val="num" w:pos="720"/>
+        </w:tabs>
+        <w:spacing w:line="360" w:lineRule="auto"/>
+        <w:jc w:val="both"/>
+      </w:pPr>
+      <w:r>
+        <w:t>Prescripciones médicas</w:t>
+      </w:r>
+    </w:p>
+    <w:p>
+      <w:pPr>
+        <w:numPr>
+          <w:ilvl w:val="0"/>
+          <w:numId w:val="29"/>
+        </w:numPr>
+        <w:tabs>
+          <w:tab w:val="num" w:pos="720"/>
+        </w:tabs>
+        <w:spacing w:line="360" w:lineRule="auto"/>
+        <w:jc w:val="both"/>
+      </w:pPr>
+      <w:r>
+        <w:t>Órdenes médicas</w:t>
+      </w:r>
+    </w:p>
+    <w:p>
+      <w:pPr>
+        <w:numPr>
+          <w:ilvl w:val="0"/>
+          <w:numId w:val="29"/>
+        </w:numPr>
+        <w:tabs>
+          <w:tab w:val="num" w:pos="720"/>
+        </w:tabs>
+        <w:spacing w:line="360" w:lineRule="auto"/>
+        <w:jc w:val="both"/>
+      </w:pPr>
+      <w:r>
+        <w:t>Otros elementos clínicos</w:t>
+      </w:r>
+    </w:p>
+    <w:p>
+      <w:pPr>
+        <w:spacing w:line="360" w:lineRule="auto"/>
+        <w:ind w:firstLine="709"/>
+        <w:jc w:val="both"/>
+      </w:pPr>
+      <w:r>
+        <w:t>Dependiendo del tipo de usuario o del flujo del sistema, la forma en que estos objetos se crean puede variar. Si estas creaciones se realizan directamente dentro de las clases del sistema, el código se vuelve:</w:t>
+      </w:r>
+    </w:p>
+    <w:p>
+      <w:pPr>
+        <w:numPr>
+          <w:ilvl w:val="0"/>
+          <w:numId w:val="30"/>
+        </w:numPr>
+        <w:tabs>
+          <w:tab w:val="num" w:pos="720"/>
+        </w:tabs>
+        <w:spacing w:line="360" w:lineRule="auto"/>
+        <w:jc w:val="both"/>
+      </w:pPr>
+      <w:r>
+        <w:t>Difícil de mantener</w:t>
+      </w:r>
+    </w:p>
+    <w:p>
+      <w:pPr>
+        <w:numPr>
+          <w:ilvl w:val="0"/>
+          <w:numId w:val="30"/>
+        </w:numPr>
+        <w:tabs>
+          <w:tab w:val="num" w:pos="720"/>
+        </w:tabs>
+        <w:spacing w:line="360" w:lineRule="auto"/>
+        <w:jc w:val="both"/>
+      </w:pPr>
+      <w:r>
+        <w:t>Fuertemente acoplado</w:t>
+      </w:r>
+    </w:p>
+    <w:p>
+      <w:pPr>
+        <w:numPr>
+          <w:ilvl w:val="0"/>
+          <w:numId w:val="30"/>
+        </w:numPr>
+        <w:tabs>
+          <w:tab w:val="num" w:pos="720"/>
+        </w:tabs>
+        <w:spacing w:line="360" w:lineRule="auto"/>
+        <w:jc w:val="both"/>
+      </w:pPr>
+      <w:r>
+        <w:t>Difícil de extender</w:t>
+      </w:r>
+    </w:p>
+    <w:p>
+      <w:pPr>
+        <w:spacing w:line="360" w:lineRule="auto"/>
+        <w:ind w:firstLine="709"/>
+        <w:jc w:val="both"/>
+      </w:pPr>
+      <w:r>
+        <w:t xml:space="preserve">El patrón </w:t>
+      </w:r>
+      <w:proofErr w:type="spellStart"/>
+      <w:r>
+        <w:rPr>
+          <w:b/>
+          <w:bCs/>
+        </w:rPr>
+        <w:t>Abstract</w:t>
+      </w:r>
+      <w:proofErr w:type="spellEnd"/>
+      <w:r>
+        <w:rPr>
+          <w:b/>
+          <w:bCs/>
+        </w:rPr>
+        <w:t xml:space="preserve"> Factory</w:t>
+      </w:r>
+      <w:r>
+        <w:t xml:space="preserve"> permite separar la lógica de creación de estos objetos, centralizándola en fábricas especializadas.</w:t>
+      </w:r>
+    </w:p>
+    <w:p>
+      <w:pPr>
+        <w:spacing w:line="360" w:lineRule="auto"/>
+        <w:ind w:firstLine="709"/>
+        <w:jc w:val="both"/>
+      </w:pPr>
+    </w:p>
+    <w:p>
+      <w:pPr>
+        <w:spacing w:line="360" w:lineRule="auto"/>
+        <w:ind w:firstLine="709"/>
+        <w:jc w:val="both"/>
+      </w:pPr>
+    </w:p>
+    <w:p>
+      <w:pPr>
+        <w:spacing w:line="360" w:lineRule="auto"/>
+        <w:ind w:firstLine="709"/>
+        <w:jc w:val="both"/>
+      </w:pPr>
+    </w:p>
+    <w:p>
+      <w:pPr>
+        <w:spacing w:line="360" w:lineRule="auto"/>
+        <w:ind w:firstLine="709"/>
+        <w:jc w:val="both"/>
+      </w:pPr>
+    </w:p>
+    <w:p>
+      <w:pPr>
+        <w:spacing w:line="360" w:lineRule="auto"/>
+        <w:ind w:firstLine="709"/>
+        <w:jc w:val="both"/>
+      </w:pPr>
+    </w:p>
+    <w:p>
+      <w:pPr>
+        <w:spacing w:line="360" w:lineRule="auto"/>
+        <w:ind w:firstLine="709"/>
+        <w:jc w:val="both"/>
+      </w:pPr>
+    </w:p>
+    <w:p>
+      <w:pPr>
+        <w:pStyle w:val="Ttulo2"/>
+        <w:numPr>
+          <w:ilvl w:val="1"/>
+          <w:numId w:val="8"/>
+        </w:numPr>
+        <w:spacing w:line="360" w:lineRule="auto"/>
+        <w:ind w:firstLine="709"/>
+        <w:jc w:val="both"/>
+      </w:pPr>
+      <w:bookmarkStart w:id="13" w:name="_Toc223859579"/>
+      <w:r>
+        <w:lastRenderedPageBreak/>
+        <w:t>APLICACIÓN DEL PATRON</w:t>
+      </w:r>
+      <w:bookmarkEnd w:id="13"/>
+    </w:p>
+    <w:p>
+      <w:pPr>
+        <w:spacing w:line="360" w:lineRule="auto"/>
+        <w:ind w:firstLine="709"/>
+        <w:jc w:val="both"/>
+        <w:rPr>
+          <w:noProof/>
+        </w:rPr>
+      </w:pPr>
+      <w:r>
+        <w:t xml:space="preserve">En este proyecto, </w:t>
+      </w:r>
+      <w:r>
+        <w:t>se crea una clase abstracta llamada “</w:t>
+      </w:r>
+      <w:r>
+        <w:t>AbstractMedicalFactory</w:t>
+      </w:r>
+      <w:r>
+        <w:t xml:space="preserve">.java”. </w:t>
+      </w:r>
+    </w:p>
+    <w:p>
+      <w:pPr>
+        <w:spacing w:line="360" w:lineRule="auto"/>
+        <w:ind w:firstLine="709"/>
+        <w:jc w:val="center"/>
+      </w:pPr>
+      <w:r>
+        <w:drawing>
+          <wp:inline distT="0" distB="0" distL="0" distR="0" wp14:anchorId="6221B6C1" wp14:editId="5AA9937E">
+            <wp:extent cx="5612130" cy="1724025"/>
+            <wp:effectExtent l="0" t="0" r="7620" b="9525"/>
+            <wp:docPr id="5" name="Imagen 5"/>
+            <wp:cNvGraphicFramePr>
+              <a:graphicFrameLocks xmlns:a="http://schemas.openxmlformats.org/drawingml/2006/main" noChangeAspect="1"/>
+            </wp:cNvGraphicFramePr>
+            <a:graphic xmlns:a="http://schemas.openxmlformats.org/drawingml/2006/main">
+              <a:graphicData uri="http://schemas.openxmlformats.org/drawingml/2006/picture">
+                <pic:pic xmlns:pic="http://schemas.openxmlformats.org/drawingml/2006/picture">
+                  <pic:nvPicPr>
+                    <pic:cNvPr id="1" name=""/>
+                    <pic:cNvPicPr/>
+                  </pic:nvPicPr>
+                  <pic:blipFill>
+                    <a:blip r:embed="rId10"/>
+                    <a:stretch>
+                      <a:fillRect/>
+                    </a:stretch>
+                  </pic:blipFill>
+                  <pic:spPr>
+                    <a:xfrm>
+                      <a:off x="0" y="0"/>
+                      <a:ext cx="5612130" cy="1724025"/>
+                    </a:xfrm>
+                    <a:prstGeom prst="rect">
+                      <a:avLst/>
+                    </a:prstGeom>
+                  </pic:spPr>
+                </pic:pic>
+              </a:graphicData>
+            </a:graphic>
+          </wp:inline>
+        </w:drawing>
+      </w:r>
+    </w:p>
+    <w:p>
+      <w:pPr>
+        <w:spacing w:line="360" w:lineRule="auto"/>
+        <w:ind w:firstLine="709"/>
+        <w:jc w:val="both"/>
+      </w:pPr>
+      <w:r>
+        <w:t>Esta clase define los métodos para crear los diferentes elementos médicos del sistema:</w:t>
+      </w:r>
+    </w:p>
+    <w:p>
+      <w:pPr>
+        <w:numPr>
+          <w:ilvl w:val="0"/>
+          <w:numId w:val="31"/>
+        </w:numPr>
+        <w:tabs>
+          <w:tab w:val="num" w:pos="720"/>
+        </w:tabs>
+        <w:spacing w:line="360" w:lineRule="auto"/>
+        <w:jc w:val="both"/>
+      </w:pPr>
+      <w:r>
+        <w:t>Crear prescripciones</w:t>
+      </w:r>
+    </w:p>
+    <w:p>
+      <w:pPr>
+        <w:numPr>
+          <w:ilvl w:val="0"/>
+          <w:numId w:val="31"/>
+        </w:numPr>
+        <w:tabs>
+          <w:tab w:val="num" w:pos="720"/>
+        </w:tabs>
+        <w:spacing w:line="360" w:lineRule="auto"/>
+        <w:jc w:val="both"/>
+      </w:pPr>
+      <w:r>
+        <w:t>Crear órdenes médicas</w:t>
+      </w:r>
+    </w:p>
+    <w:p>
+      <w:pPr>
+        <w:spacing w:line="360" w:lineRule="auto"/>
+        <w:ind w:firstLine="709"/>
+        <w:jc w:val="both"/>
+      </w:pPr>
+      <w:r>
+        <w:t>Las fábricas concretas implementan esta clase y se encargan de generar las instancias correspondientes.</w:t>
+      </w:r>
+    </w:p>
+    <w:p>
+      <w:pPr>
+        <w:spacing w:line="360" w:lineRule="auto"/>
+        <w:ind w:firstLine="709"/>
+        <w:jc w:val="both"/>
+      </w:pPr>
+      <w:r>
+        <w:t xml:space="preserve">Posteriormente, el sistema utiliza una clase llamada </w:t>
+      </w:r>
+      <w:proofErr w:type="spellStart"/>
+      <w:r>
+        <w:rPr>
+          <w:b/>
+          <w:bCs/>
+        </w:rPr>
+        <w:t>FactoryProvider</w:t>
+      </w:r>
+      <w:proofErr w:type="spellEnd"/>
+      <w:r>
+        <w:t>, que decide qué fábrica utilizar dependiendo del contexto del sistema.</w:t>
+      </w:r>
+    </w:p>
+    <w:p>
+      <w:pPr>
+        <w:spacing w:line="360" w:lineRule="auto"/>
+        <w:ind w:firstLine="709"/>
+        <w:jc w:val="both"/>
+      </w:pPr>
+      <w:r>
+        <w:drawing>
+          <wp:inline distT="0" distB="0" distL="0" distR="0" wp14:anchorId="2C41D02E" wp14:editId="7D460B22">
+            <wp:extent cx="5612130" cy="2727960"/>
+            <wp:effectExtent l="0" t="0" r="7620" b="0"/>
+            <wp:docPr id="9" name="Imagen 9"/>
+            <wp:cNvGraphicFramePr>
+              <a:graphicFrameLocks xmlns:a="http://schemas.openxmlformats.org/drawingml/2006/main" noChangeAspect="1"/>
+            </wp:cNvGraphicFramePr>
+            <a:graphic xmlns:a="http://schemas.openxmlformats.org/drawingml/2006/main">
+              <a:graphicData uri="http://schemas.openxmlformats.org/drawingml/2006/picture">
+                <pic:pic xmlns:pic="http://schemas.openxmlformats.org/drawingml/2006/picture">
+                  <pic:nvPicPr>
+                    <pic:cNvPr id="1" name=""/>
+                    <pic:cNvPicPr/>
+                  </pic:nvPicPr>
+                  <pic:blipFill>
+                    <a:blip r:embed="rId11"/>
+                    <a:stretch>
+                      <a:fillRect/>
+                    </a:stretch>
+                  </pic:blipFill>
+                  <pic:spPr>
+                    <a:xfrm>
+                      <a:off x="0" y="0"/>
+                      <a:ext cx="5612130" cy="2727960"/>
+                    </a:xfrm>
+                    <a:prstGeom prst="rect">
+                      <a:avLst/>
+                    </a:prstGeom>
+                  </pic:spPr>
+                </pic:pic>
+              </a:graphicData>
+            </a:graphic>
+          </wp:inline>
+        </w:drawing>
+      </w:r>
+    </w:p>
+    <w:p>
+      <w:pPr>
+        <w:spacing w:line="360" w:lineRule="auto"/>
+        <w:ind w:firstLine="709"/>
+        <w:jc w:val="both"/>
+      </w:pPr>
+      <w:r>
+        <w:lastRenderedPageBreak/>
+        <w:t>Dentro del servicio de consultas (</w:t>
+      </w:r>
+      <w:proofErr w:type="spellStart"/>
+      <w:r>
+        <w:t>ConsultaService</w:t>
+      </w:r>
+      <w:proofErr w:type="spellEnd"/>
+      <w:r>
+        <w:t>), se solicita la fábrica correspondiente y se crean los objetos médicos sin depender directamente de sus implementaciones concretas.</w:t>
+      </w:r>
+    </w:p>
+    <w:p>
+      <w:pPr>
+        <w:spacing w:line="360" w:lineRule="auto"/>
+        <w:ind w:firstLine="709"/>
+        <w:jc w:val="both"/>
+      </w:pPr>
+      <w:r>
+        <w:drawing>
+          <wp:inline distT="0" distB="0" distL="0" distR="0" wp14:anchorId="046907B5" wp14:editId="14CB62AA">
+            <wp:extent cx="5612130" cy="4253230"/>
+            <wp:effectExtent l="0" t="0" r="7620" b="0"/>
+            <wp:docPr id="10" name="Imagen 10"/>
+            <wp:cNvGraphicFramePr>
+              <a:graphicFrameLocks xmlns:a="http://schemas.openxmlformats.org/drawingml/2006/main" noChangeAspect="1"/>
+            </wp:cNvGraphicFramePr>
+            <a:graphic xmlns:a="http://schemas.openxmlformats.org/drawingml/2006/main">
+              <a:graphicData uri="http://schemas.openxmlformats.org/drawingml/2006/picture">
+                <pic:pic xmlns:pic="http://schemas.openxmlformats.org/drawingml/2006/picture">
+                  <pic:nvPicPr>
+                    <pic:cNvPr id="1" name=""/>
+                    <pic:cNvPicPr/>
+                  </pic:nvPicPr>
+                  <pic:blipFill>
+                    <a:blip r:embed="rId12"/>
+                    <a:stretch>
+                      <a:fillRect/>
+                    </a:stretch>
+                  </pic:blipFill>
+                  <pic:spPr>
+                    <a:xfrm>
+                      <a:off x="0" y="0"/>
+                      <a:ext cx="5612130" cy="4253230"/>
+                    </a:xfrm>
+                    <a:prstGeom prst="rect">
+                      <a:avLst/>
+                    </a:prstGeom>
+                  </pic:spPr>
+                </pic:pic>
+              </a:graphicData>
+            </a:graphic>
+          </wp:inline>
+        </w:drawing>
+      </w:r>
+    </w:p>
+    <w:p>
+      <w:pPr>
+        <w:spacing w:line="360" w:lineRule="auto"/>
+        <w:ind w:firstLine="709"/>
+        <w:jc w:val="both"/>
+      </w:pPr>
+      <w:r>
+        <w:t>Esto permite mantener el código desacoplado y facilita la extensión futura del sistema.</w:t>
+      </w:r>
+    </w:p>
+    <w:p>
+      <w:pPr>
+        <w:spacing w:line="360" w:lineRule="auto"/>
+        <w:ind w:firstLine="709"/>
+        <w:jc w:val="both"/>
+      </w:pPr>
+    </w:p>
+    <w:p>
+      <w:pPr>
+        <w:pStyle w:val="Ttulo2"/>
+        <w:numPr>
+          <w:ilvl w:val="1"/>
+          <w:numId w:val="8"/>
+        </w:numPr>
+        <w:spacing w:line="360" w:lineRule="auto"/>
+        <w:ind w:firstLine="709"/>
+        <w:jc w:val="both"/>
+      </w:pPr>
+      <w:bookmarkStart w:id="14" w:name="_Toc223859580"/>
+      <w:r>
+        <w:t>IMPACTO DEL PATRON EN EL PROYECTO</w:t>
+      </w:r>
+      <w:bookmarkEnd w:id="14"/>
+    </w:p>
+    <w:p>
+      <w:pPr>
+        <w:spacing w:line="360" w:lineRule="auto"/>
+        <w:ind w:firstLine="709"/>
+        <w:jc w:val="both"/>
+      </w:pPr>
+      <w:bookmarkStart w:id="15" w:name="_Toc223859581"/>
+      <w:r>
+        <w:t xml:space="preserve">La aplicación del patrón </w:t>
+      </w:r>
+      <w:proofErr w:type="spellStart"/>
+      <w:r>
+        <w:rPr>
+          <w:b/>
+          <w:bCs/>
+        </w:rPr>
+        <w:t>Abstract</w:t>
+      </w:r>
+      <w:proofErr w:type="spellEnd"/>
+      <w:r>
+        <w:rPr>
+          <w:b/>
+          <w:bCs/>
+        </w:rPr>
+        <w:t xml:space="preserve"> Factory</w:t>
+      </w:r>
+      <w:r>
+        <w:t xml:space="preserve"> dentro del sistema de telemedicina genera diversos impactos estructurales que contribuyen a mejorar la organización y escalabilidad del software.</w:t>
+      </w:r>
+    </w:p>
+    <w:p>
+      <w:pPr>
+        <w:spacing w:line="360" w:lineRule="auto"/>
+        <w:ind w:firstLine="709"/>
+        <w:jc w:val="both"/>
+      </w:pPr>
+      <w:r>
+        <w:t>Entre los principales impactos se destacan:</w:t>
+      </w:r>
+    </w:p>
+    <w:p>
+      <w:pPr>
+        <w:pStyle w:val="Prrafodelista"/>
+        <w:numPr>
+          <w:ilvl w:val="0"/>
+          <w:numId w:val="32"/>
+        </w:numPr>
+        <w:spacing w:line="360" w:lineRule="auto"/>
+        <w:jc w:val="both"/>
+      </w:pPr>
+      <w:r>
+        <w:lastRenderedPageBreak/>
+        <w:t>Centraliza la lógica de creación de los objetos médicos dentro de una estructura de fábricas especializadas.</w:t>
+      </w:r>
+    </w:p>
+    <w:p>
+      <w:pPr>
+        <w:pStyle w:val="Prrafodelista"/>
+        <w:numPr>
+          <w:ilvl w:val="0"/>
+          <w:numId w:val="32"/>
+        </w:numPr>
+        <w:spacing w:line="360" w:lineRule="auto"/>
+        <w:jc w:val="both"/>
+      </w:pPr>
+      <w:r>
+        <w:t>Permite generar diferentes tipos de elementos clínicos, como prescripciones y órdenes médicas, sin depender directamente de sus implementaciones concretas.</w:t>
+      </w:r>
+    </w:p>
+    <w:p>
+      <w:pPr>
+        <w:pStyle w:val="Prrafodelista"/>
+        <w:numPr>
+          <w:ilvl w:val="0"/>
+          <w:numId w:val="32"/>
+        </w:numPr>
+        <w:spacing w:line="360" w:lineRule="auto"/>
+        <w:jc w:val="both"/>
+      </w:pPr>
+      <w:r>
+        <w:t>Mantiene una clara separación entre la lógica de negocio y la lógica de construcción de objetos.</w:t>
+      </w:r>
+    </w:p>
+    <w:p>
+      <w:pPr>
+        <w:pStyle w:val="Prrafodelista"/>
+        <w:numPr>
+          <w:ilvl w:val="0"/>
+          <w:numId w:val="32"/>
+        </w:numPr>
+        <w:spacing w:line="360" w:lineRule="auto"/>
+        <w:jc w:val="both"/>
+      </w:pPr>
+      <w:r>
+        <w:t>Facilita la extensión del sistema para incorporar nuevos tipos de objetos médicos sin modificar las clases existentes.</w:t>
+      </w:r>
+    </w:p>
+    <w:p>
+      <w:pPr>
+        <w:pStyle w:val="Prrafodelista"/>
+        <w:numPr>
+          <w:ilvl w:val="0"/>
+          <w:numId w:val="32"/>
+        </w:numPr>
+        <w:spacing w:line="360" w:lineRule="auto"/>
+        <w:jc w:val="both"/>
+      </w:pPr>
+      <w:r>
+        <w:t>Reduce el acoplamiento entre los servicios del sistema y las clases concretas que representan los productos.</w:t>
+      </w:r>
+    </w:p>
+    <w:p>
+      <w:pPr>
+        <w:spacing w:line="360" w:lineRule="auto"/>
+        <w:ind w:firstLine="709"/>
+        <w:jc w:val="both"/>
+      </w:pPr>
+      <w:r>
+        <w:t xml:space="preserve">Desde una perspectiva arquitectónica, el patrón </w:t>
+      </w:r>
+      <w:proofErr w:type="spellStart"/>
+      <w:r>
+        <w:rPr>
+          <w:b/>
+          <w:bCs/>
+        </w:rPr>
+        <w:t>Abstract</w:t>
+      </w:r>
+      <w:proofErr w:type="spellEnd"/>
+      <w:r>
+        <w:rPr>
+          <w:b/>
+          <w:bCs/>
+        </w:rPr>
+        <w:t xml:space="preserve"> Factory</w:t>
+      </w:r>
+      <w:r>
+        <w:t xml:space="preserve"> fortalece </w:t>
+      </w:r>
+      <w:r>
+        <w:t>el modularidad</w:t>
+      </w:r>
+      <w:r>
+        <w:t xml:space="preserve"> del sistema, permitiendo que la creación de familias de objetos relacionados se realice a través de fábricas especializadas. Esto mejora la mantenibilidad del código y facilita la evolución futura del sistema sin afectar las capas principales de la aplicación.</w:t>
+      </w:r>
+    </w:p>
+    <w:p>
+      <w:pPr>
+        <w:pStyle w:val="Ttulo2"/>
+        <w:numPr>
+          <w:ilvl w:val="1"/>
+          <w:numId w:val="8"/>
+        </w:numPr>
+        <w:spacing w:line="360" w:lineRule="auto"/>
+        <w:ind w:firstLine="709"/>
+        <w:jc w:val="both"/>
+      </w:pPr>
+      <w:r>
+        <w:lastRenderedPageBreak/>
+        <w:t>DIAGRAMA UML</w:t>
+      </w:r>
+      <w:bookmarkEnd w:id="15"/>
+    </w:p>
+    <w:p>
+      <w:pPr>
+        <w:spacing w:line="360" w:lineRule="auto"/>
+        <w:ind w:firstLine="709"/>
+        <w:jc w:val="center"/>
+      </w:pPr>
+      <w:r>
+        <w:drawing>
+          <wp:inline distT="0" distB="0" distL="0" distR="0" wp14:anchorId="35EB8B00" wp14:editId="284047C2">
+            <wp:extent cx="3513124" cy="6424217"/>
+            <wp:effectExtent l="0" t="0" r="0" b="0"/>
+            <wp:docPr id="11" name="Imagen 11"/>
+            <wp:cNvGraphicFramePr>
+              <a:graphicFrameLocks xmlns:a="http://schemas.openxmlformats.org/drawingml/2006/main" noChangeAspect="1"/>
+            </wp:cNvGraphicFramePr>
+            <a:graphic xmlns:a="http://schemas.openxmlformats.org/drawingml/2006/main">
+              <a:graphicData uri="http://schemas.openxmlformats.org/drawingml/2006/picture">
+                <pic:pic xmlns:pic="http://schemas.openxmlformats.org/drawingml/2006/picture">
+                  <pic:nvPicPr>
+                    <pic:cNvPr id="1" name=""/>
+                    <pic:cNvPicPr/>
+                  </pic:nvPicPr>
+                  <pic:blipFill>
+                    <a:blip r:embed="rId13"/>
+                    <a:stretch>
+                      <a:fillRect/>
+                    </a:stretch>
+                  </pic:blipFill>
+                  <pic:spPr>
+                    <a:xfrm>
+                      <a:off x="0" y="0"/>
+                      <a:ext cx="3513124" cy="6424217"/>
+                    </a:xfrm>
+                    <a:prstGeom prst="rect">
+                      <a:avLst/>
+                    </a:prstGeom>
+                  </pic:spPr>
+                </pic:pic>
+              </a:graphicData>
+            </a:graphic>
+          </wp:inline>
+        </w:drawing>
+      </w:r>
+    </w:p>
+    <w:p>
+      <w:pPr>
+        <w:spacing w:line="360" w:lineRule="auto"/>
+        <w:ind w:firstLine="709"/>
+        <w:jc w:val="both"/>
+      </w:pPr>
+      <w:r>
+        <w:t xml:space="preserve">El diagrama UML representa la implementación del patrón </w:t>
+      </w:r>
+      <w:proofErr w:type="spellStart"/>
+      <w:r>
+        <w:t>Abstract</w:t>
+      </w:r>
+      <w:proofErr w:type="spellEnd"/>
+      <w:r>
+        <w:t xml:space="preserve"> Factory dentro del sistema de telemedicina.</w:t>
+      </w:r>
+    </w:p>
+    <w:p>
+      <w:pPr>
+        <w:spacing w:line="360" w:lineRule="auto"/>
+        <w:ind w:firstLine="709"/>
+        <w:jc w:val="both"/>
+      </w:pPr>
+      <w:r>
+        <w:t xml:space="preserve">En la parte superior se encuentra la clase </w:t>
+      </w:r>
+      <w:proofErr w:type="spellStart"/>
+      <w:r>
+        <w:t>ConsultaService</w:t>
+      </w:r>
+      <w:proofErr w:type="spellEnd"/>
+      <w:r>
+        <w:t xml:space="preserve">, que actúa como cliente del patrón. Esta clase solicita a través de </w:t>
+      </w:r>
+      <w:proofErr w:type="spellStart"/>
+      <w:r>
+        <w:t>FactoryProvider</w:t>
+      </w:r>
+      <w:proofErr w:type="spellEnd"/>
+      <w:r>
+        <w:t xml:space="preserve"> la fábrica </w:t>
+      </w:r>
+      <w:r>
+        <w:lastRenderedPageBreak/>
+        <w:t>adecuada para crear los objetos médicos necesarios durante el proceso de una consulta.</w:t>
+      </w:r>
+    </w:p>
+    <w:p>
+      <w:pPr>
+        <w:spacing w:line="360" w:lineRule="auto"/>
+        <w:ind w:firstLine="709"/>
+        <w:jc w:val="both"/>
+      </w:pPr>
+      <w:r>
+        <w:t xml:space="preserve">La clase </w:t>
+      </w:r>
+      <w:proofErr w:type="spellStart"/>
+      <w:r>
+        <w:t>AbstractMedicalFactory</w:t>
+      </w:r>
+      <w:proofErr w:type="spellEnd"/>
+      <w:r>
+        <w:t xml:space="preserve"> define la interfaz que declara los métodos de creación de los productos del sistema, como prescripciones y órdenes médicas. Posteriormente, la clase </w:t>
+      </w:r>
+      <w:proofErr w:type="spellStart"/>
+      <w:r>
+        <w:t>MedicoMedicalFactory</w:t>
+      </w:r>
+      <w:proofErr w:type="spellEnd"/>
+      <w:r>
+        <w:t xml:space="preserve"> implementa esta interfaz y se encarga de generar las instancias concretas de los objetos.</w:t>
+      </w:r>
+    </w:p>
+    <w:p>
+      <w:pPr>
+        <w:spacing w:line="360" w:lineRule="auto"/>
+        <w:ind w:firstLine="709"/>
+        <w:jc w:val="both"/>
+      </w:pPr>
+      <w:r>
+        <w:t xml:space="preserve">Finalmente, las clases </w:t>
+      </w:r>
+      <w:proofErr w:type="spellStart"/>
+      <w:r>
+        <w:t>Prescripcion</w:t>
+      </w:r>
+      <w:proofErr w:type="spellEnd"/>
+      <w:r>
+        <w:t xml:space="preserve"> y </w:t>
+      </w:r>
+      <w:proofErr w:type="spellStart"/>
+      <w:r>
+        <w:t>OrdenMedica</w:t>
+      </w:r>
+      <w:proofErr w:type="spellEnd"/>
+      <w:r>
+        <w:t xml:space="preserve"> representan los productos concretos que son creados por la fábrica. Este diseño permite desacoplar la lógica de creación de objetos del resto del sistema, facilitando la extensión futura del software y mejorando la organización de la arquitectura.</w:t>
+      </w:r>
+    </w:p>
+    <w:p>
+      <w:pPr>
+        <w:spacing w:line="360" w:lineRule="auto"/>
+      </w:pPr>
+    </w:p>
+    <w:p>
+      <w:pPr>
+        <w:spacing w:line="360" w:lineRule="auto"/>
+      </w:pPr>
+    </w:p>
+    <w:p>
+      <w:pPr>
+        <w:spacing w:line="360" w:lineRule="auto"/>
+      </w:pPr>
+    </w:p>
+    <w:p>
+      <w:pPr>
+        <w:spacing w:line="360" w:lineRule="auto"/>
+      </w:pPr>
+    </w:p>
+    <w:p>
+      <w:pPr>
+        <w:spacing w:line="360" w:lineRule="auto"/>
+      </w:pPr>
+    </w:p>
+    <w:p>
+      <w:pPr>
+        <w:spacing w:line="360" w:lineRule="auto"/>
+      </w:pPr>
+    </w:p>
+    <w:p>
+      <w:pPr>
+        <w:spacing w:line="360" w:lineRule="auto"/>
+      </w:pPr>
+    </w:p>
+    <w:p>
+      <w:pPr>
+        <w:spacing w:line="360" w:lineRule="auto"/>
+      </w:pPr>
+    </w:p>
+    <w:p>
+      <w:pPr>
+        <w:spacing w:line="360" w:lineRule="auto"/>
+      </w:pPr>
+    </w:p>
+    <w:p>
+      <w:pPr>
+        <w:spacing w:line="360" w:lineRule="auto"/>
+      </w:pPr>
+    </w:p>
+    <w:p>
+      <w:pPr>
+        <w:spacing w:line="360" w:lineRule="auto"/>
+      </w:pPr>
+    </w:p>
+    <w:p>
+      <w:pPr>
+        <w:spacing w:line="360" w:lineRule="auto"/>
+      </w:pPr>
+    </w:p>
+    <w:p>
+      <w:pPr>
+        <w:spacing w:line="360" w:lineRule="auto"/>
+      </w:pPr>
+    </w:p>
+    <w:p>
+      <w:pPr>
+        <w:spacing w:line="360" w:lineRule="auto"/>
+      </w:pPr>
+    </w:p>
+    <w:p>
+      <w:pPr>
+        <w:spacing w:line="360" w:lineRule="auto"/>
+      </w:pPr>
+    </w:p>
+    <w:p>
+      <w:pPr>
+        <w:spacing w:line="360" w:lineRule="auto"/>
+      </w:pPr>
+    </w:p>
+    <w:p>
+      <w:pPr>
+        <w:spacing w:line="360" w:lineRule="auto"/>
+        <w:rPr>
+          <w:b/>
+          <w:bCs/>
+        </w:rPr>
+      </w:pPr>
+      <w:r>
+        <w:rPr>
+          <w:b/>
+          <w:bCs/>
+        </w:rPr>
         <w:t xml:space="preserve">MySQL </w:t>
       </w:r>
       <w:proofErr w:type="spellStart"/>
@@ -3174,7 +4394,7 @@
                     <pic:cNvPicPr/>
                   </pic:nvPicPr>
                   <pic:blipFill>
-                    <a:blip r:embed="rId10"/>
+                    <a:blip r:embed="rId14"/>
                     <a:stretch>
                       <a:fillRect/>
                     </a:stretch>
@@ -3252,7 +4472,7 @@
                     <pic:cNvPicPr/>
                   </pic:nvPicPr>
                   <pic:blipFill>
-                    <a:blip r:embed="rId11"/>
+                    <a:blip r:embed="rId15"/>
                     <a:stretch>
                       <a:fillRect/>
                     </a:stretch>
@@ -3548,6 +4768,155 @@
     </w:lvl>
   </w:abstractNum>
   <w:abstractNum w:abstractNumId="2" w15:restartNumberingAfterBreak="0">
+    <w:nsid w:val="04847DA1"/>
+    <w:multiLevelType w:val="multilevel"/>
+    <w:tmpl w:val="BC268ACA"/>
+    <w:lvl w:ilvl="0">
+      <w:start w:val="1"/>
+      <w:numFmt w:val="bullet"/>
+      <w:lvlText w:val=""/>
+      <w:lvlJc w:val="left"/>
+      <w:pPr>
+        <w:tabs>
+          <w:tab w:val="num" w:pos="1211"/>
+        </w:tabs>
+        <w:ind w:left="1211" w:hanging="360"/>
+      </w:pPr>
+      <w:rPr>
+        <w:rFonts w:ascii="Symbol" w:hAnsi="Symbol" w:hint="default"/>
+        <w:sz w:val="20"/>
+      </w:rPr>
+    </w:lvl>
+    <w:lvl w:ilvl="1" w:tentative="1">
+      <w:start w:val="1"/>
+      <w:numFmt w:val="bullet"/>
+      <w:lvlText w:val="o"/>
+      <w:lvlJc w:val="left"/>
+      <w:pPr>
+        <w:tabs>
+          <w:tab w:val="num" w:pos="1931"/>
+        </w:tabs>
+        <w:ind w:left="1931" w:hanging="360"/>
+      </w:pPr>
+      <w:rPr>
+        <w:rFonts w:ascii="Courier New" w:hAnsi="Courier New" w:hint="default"/>
+        <w:sz w:val="20"/>
+      </w:rPr>
+    </w:lvl>
+    <w:lvl w:ilvl="2" w:tentative="1">
+      <w:start w:val="1"/>
+      <w:numFmt w:val="bullet"/>
+      <w:lvlText w:val=""/>
+      <w:lvlJc w:val="left"/>
+      <w:pPr>
+        <w:tabs>
+          <w:tab w:val="num" w:pos="2651"/>
+        </w:tabs>
+        <w:ind w:left="2651" w:hanging="360"/>
+      </w:pPr>
+      <w:rPr>
+        <w:rFonts w:ascii="Wingdings" w:hAnsi="Wingdings" w:hint="default"/>
+        <w:sz w:val="20"/>
+      </w:rPr>
+    </w:lvl>
+    <w:lvl w:ilvl="3" w:tentative="1">
+      <w:start w:val="1"/>
+      <w:numFmt w:val="bullet"/>
+      <w:lvlText w:val=""/>
+      <w:lvlJc w:val="left"/>
+      <w:pPr>
+        <w:tabs>
+          <w:tab w:val="num" w:pos="3371"/>
+        </w:tabs>
+        <w:ind w:left="3371" w:hanging="360"/>
+      </w:pPr>
+      <w:rPr>
+        <w:rFonts w:ascii="Wingdings" w:hAnsi="Wingdings" w:hint="default"/>
+        <w:sz w:val="20"/>
+      </w:rPr>
+    </w:lvl>
+    <w:lvl w:ilvl="4" w:tentative="1">
+      <w:start w:val="1"/>
+      <w:numFmt w:val="bullet"/>
+      <w:lvlText w:val=""/>
+      <w:lvlJc w:val="left"/>
+      <w:pPr>
+        <w:tabs>
+          <w:tab w:val="num" w:pos="4091"/>
+        </w:tabs>
+        <w:ind w:left="4091" w:hanging="360"/>
+      </w:pPr>
+      <w:rPr>
+        <w:rFonts w:ascii="Wingdings" w:hAnsi="Wingdings" w:hint="default"/>
+        <w:sz w:val="20"/>
+      </w:rPr>
+    </w:lvl>
+    <w:lvl w:ilvl="5" w:tentative="1">
+      <w:start w:val="1"/>
+      <w:numFmt w:val="bullet"/>
+      <w:lvlText w:val=""/>
+      <w:lvlJc w:val="left"/>
+      <w:pPr>
+        <w:tabs>
+          <w:tab w:val="num" w:pos="4811"/>
+        </w:tabs>
+        <w:ind w:left="4811" w:hanging="360"/>
+      </w:pPr>
+      <w:rPr>
+        <w:rFonts w:ascii="Wingdings" w:hAnsi="Wingdings" w:hint="default"/>
+        <w:sz w:val="20"/>
+      </w:rPr>
+    </w:lvl>
+    <w:lvl w:ilvl="6" w:tentative="1">
+      <w:start w:val="1"/>
+      <w:numFmt w:val="bullet"/>
+      <w:lvlText w:val=""/>
+      <w:lvlJc w:val="left"/>
+      <w:pPr>
+        <w:tabs>
+          <w:tab w:val="num" w:pos="5531"/>
+        </w:tabs>
+        <w:ind w:left="5531" w:hanging="360"/>
+      </w:pPr>
+      <w:rPr>
+        <w:rFonts w:ascii="Wingdings" w:hAnsi="Wingdings" w:hint="default"/>
+        <w:sz w:val="20"/>
+      </w:rPr>
+    </w:lvl>
+    <w:lvl w:ilvl="7" w:tentative="1">
+      <w:start w:val="1"/>
+      <w:numFmt w:val="bullet"/>
+      <w:lvlText w:val=""/>
+      <w:lvlJc w:val="left"/>
+      <w:pPr>
+        <w:tabs>
+          <w:tab w:val="num" w:pos="6251"/>
+        </w:tabs>
+        <w:ind w:left="6251" w:hanging="360"/>
+      </w:pPr>
+      <w:rPr>
+        <w:rFonts w:ascii="Wingdings" w:hAnsi="Wingdings" w:hint="default"/>
+        <w:sz w:val="20"/>
+      </w:rPr>
+    </w:lvl>
+    <w:lvl w:ilvl="8" w:tentative="1">
+      <w:start w:val="1"/>
+      <w:numFmt w:val="bullet"/>
+      <w:lvlText w:val=""/>
+      <w:lvlJc w:val="left"/>
+      <w:pPr>
+        <w:tabs>
+          <w:tab w:val="num" w:pos="6971"/>
+        </w:tabs>
+        <w:ind w:left="6971" w:hanging="360"/>
+      </w:pPr>
+      <w:rPr>
+        <w:rFonts w:ascii="Wingdings" w:hAnsi="Wingdings" w:hint="default"/>
+        <w:sz w:val="20"/>
+      </w:rPr>
+    </w:lvl>
+  </w:abstractNum>
+  <w:abstractNum w:abstractNumId="3" w15:restartNumberingAfterBreak="0">
     <w:nsid w:val="09176C4C"/>
     <w:multiLevelType w:val="multilevel"/>
     <w:tmpl w:val="01EE4120"/>
@@ -3663,7 +5032,7 @@
       </w:pPr>
     </w:lvl>
   </w:abstractNum>
-  <w:abstractNum w:abstractNumId="3" w15:restartNumberingAfterBreak="0">
+  <w:abstractNum w:abstractNumId="4" w15:restartNumberingAfterBreak="0">
     <w:nsid w:val="09C86991"/>
     <w:multiLevelType w:val="hybridMultilevel"/>
     <w:tmpl w:val="50CAE4A6"/>
@@ -3776,7 +5145,7 @@
       </w:rPr>
     </w:lvl>
   </w:abstractNum>
-  <w:abstractNum w:abstractNumId="4" w15:restartNumberingAfterBreak="0">
+  <w:abstractNum w:abstractNumId="5" w15:restartNumberingAfterBreak="0">
     <w:nsid w:val="0D1A4137"/>
     <w:multiLevelType w:val="multilevel"/>
     <w:tmpl w:val="2C8A1784"/>
@@ -3889,7 +5258,7 @@
       </w:pPr>
     </w:lvl>
   </w:abstractNum>
-  <w:abstractNum w:abstractNumId="5" w15:restartNumberingAfterBreak="0">
+  <w:abstractNum w:abstractNumId="6" w15:restartNumberingAfterBreak="0">
     <w:nsid w:val="12807298"/>
     <w:multiLevelType w:val="multilevel"/>
     <w:tmpl w:val="240A001F"/>
@@ -3975,7 +5344,7 @@
       </w:pPr>
     </w:lvl>
   </w:abstractNum>
-  <w:abstractNum w:abstractNumId="6" w15:restartNumberingAfterBreak="0">
+  <w:abstractNum w:abstractNumId="7" w15:restartNumberingAfterBreak="0">
     <w:nsid w:val="14332633"/>
     <w:multiLevelType w:val="multilevel"/>
     <w:tmpl w:val="240A001F"/>
@@ -4061,7 +5430,7 @@
       </w:pPr>
     </w:lvl>
   </w:abstractNum>
-  <w:abstractNum w:abstractNumId="7" w15:restartNumberingAfterBreak="0">
+  <w:abstractNum w:abstractNumId="8" w15:restartNumberingAfterBreak="0">
     <w:nsid w:val="17723415"/>
     <w:multiLevelType w:val="hybridMultilevel"/>
     <w:tmpl w:val="8CFAC7A0"/>
@@ -4174,7 +5543,7 @@
       </w:rPr>
     </w:lvl>
   </w:abstractNum>
-  <w:abstractNum w:abstractNumId="8" w15:restartNumberingAfterBreak="0">
+  <w:abstractNum w:abstractNumId="9" w15:restartNumberingAfterBreak="0">
     <w:nsid w:val="18ED6B5C"/>
     <w:multiLevelType w:val="multilevel"/>
     <w:tmpl w:val="01EE4120"/>
@@ -4290,7 +5659,7 @@
       </w:pPr>
     </w:lvl>
   </w:abstractNum>
-  <w:abstractNum w:abstractNumId="9" w15:restartNumberingAfterBreak="0">
+  <w:abstractNum w:abstractNumId="10" w15:restartNumberingAfterBreak="0">
     <w:nsid w:val="1A4C0A5A"/>
     <w:multiLevelType w:val="multilevel"/>
     <w:tmpl w:val="240A001F"/>
@@ -4376,7 +5745,7 @@
       </w:pPr>
     </w:lvl>
   </w:abstractNum>
-  <w:abstractNum w:abstractNumId="10" w15:restartNumberingAfterBreak="0">
+  <w:abstractNum w:abstractNumId="11" w15:restartNumberingAfterBreak="0">
     <w:nsid w:val="1FFE0DA2"/>
     <w:multiLevelType w:val="multilevel"/>
     <w:tmpl w:val="01EE4120"/>
@@ -4492,7 +5861,7 @@
       </w:pPr>
     </w:lvl>
   </w:abstractNum>
-  <w:abstractNum w:abstractNumId="11" w15:restartNumberingAfterBreak="0">
+  <w:abstractNum w:abstractNumId="12" w15:restartNumberingAfterBreak="0">
     <w:nsid w:val="21014D6D"/>
     <w:multiLevelType w:val="multilevel"/>
     <w:tmpl w:val="240A001F"/>
@@ -4578,7 +5947,156 @@
       </w:pPr>
     </w:lvl>
   </w:abstractNum>
-  <w:abstractNum w:abstractNumId="12" w15:restartNumberingAfterBreak="0">
+  <w:abstractNum w:abstractNumId="13" w15:restartNumberingAfterBreak="0">
+    <w:nsid w:val="243425DE"/>
+    <w:multiLevelType w:val="multilevel"/>
+    <w:tmpl w:val="F7BA5546"/>
+    <w:lvl w:ilvl="0">
+      <w:start w:val="1"/>
+      <w:numFmt w:val="bullet"/>
+      <w:lvlText w:val=""/>
+      <w:lvlJc w:val="left"/>
+      <w:pPr>
+        <w:tabs>
+          <w:tab w:val="num" w:pos="1211"/>
+        </w:tabs>
+        <w:ind w:left="1211" w:hanging="360"/>
+      </w:pPr>
+      <w:rPr>
+        <w:rFonts w:ascii="Symbol" w:hAnsi="Symbol" w:hint="default"/>
+        <w:sz w:val="20"/>
+      </w:rPr>
+    </w:lvl>
+    <w:lvl w:ilvl="1" w:tentative="1">
+      <w:start w:val="1"/>
+      <w:numFmt w:val="bullet"/>
+      <w:lvlText w:val="o"/>
+      <w:lvlJc w:val="left"/>
+      <w:pPr>
+        <w:tabs>
+          <w:tab w:val="num" w:pos="1440"/>
+        </w:tabs>
+        <w:ind w:left="1440" w:hanging="360"/>
+      </w:pPr>
+      <w:rPr>
+        <w:rFonts w:ascii="Courier New" w:hAnsi="Courier New" w:hint="default"/>
+        <w:sz w:val="20"/>
+      </w:rPr>
+    </w:lvl>
+    <w:lvl w:ilvl="2" w:tentative="1">
+      <w:start w:val="1"/>
+      <w:numFmt w:val="bullet"/>
+      <w:lvlText w:val=""/>
+      <w:lvlJc w:val="left"/>
+      <w:pPr>
+        <w:tabs>
+          <w:tab w:val="num" w:pos="2160"/>
+        </w:tabs>
+        <w:ind w:left="2160" w:hanging="360"/>
+      </w:pPr>
+      <w:rPr>
+        <w:rFonts w:ascii="Wingdings" w:hAnsi="Wingdings" w:hint="default"/>
+        <w:sz w:val="20"/>
+      </w:rPr>
+    </w:lvl>
+    <w:lvl w:ilvl="3" w:tentative="1">
+      <w:start w:val="1"/>
+      <w:numFmt w:val="bullet"/>
+      <w:lvlText w:val=""/>
+      <w:lvlJc w:val="left"/>
+      <w:pPr>
+        <w:tabs>
+          <w:tab w:val="num" w:pos="2880"/>
+        </w:tabs>
+        <w:ind w:left="2880" w:hanging="360"/>
+      </w:pPr>
+      <w:rPr>
+        <w:rFonts w:ascii="Wingdings" w:hAnsi="Wingdings" w:hint="default"/>
+        <w:sz w:val="20"/>
+      </w:rPr>
+    </w:lvl>
+    <w:lvl w:ilvl="4" w:tentative="1">
+      <w:start w:val="1"/>
+      <w:numFmt w:val="bullet"/>
+      <w:lvlText w:val=""/>
+      <w:lvlJc w:val="left"/>
+      <w:pPr>
+        <w:tabs>
+          <w:tab w:val="num" w:pos="3600"/>
+        </w:tabs>
+        <w:ind w:left="3600" w:hanging="360"/>
+      </w:pPr>
+      <w:rPr>
+        <w:rFonts w:ascii="Wingdings" w:hAnsi="Wingdings" w:hint="default"/>
+        <w:sz w:val="20"/>
+      </w:rPr>
+    </w:lvl>
+    <w:lvl w:ilvl="5" w:tentative="1">
+      <w:start w:val="1"/>
+      <w:numFmt w:val="bullet"/>
+      <w:lvlText w:val=""/>
+      <w:lvlJc w:val="left"/>
+      <w:pPr>
+        <w:tabs>
+          <w:tab w:val="num" w:pos="4320"/>
+        </w:tabs>
+        <w:ind w:left="4320" w:hanging="360"/>
+      </w:pPr>
+      <w:rPr>
+        <w:rFonts w:ascii="Wingdings" w:hAnsi="Wingdings" w:hint="default"/>
+        <w:sz w:val="20"/>
+      </w:rPr>
+    </w:lvl>
+    <w:lvl w:ilvl="6" w:tentative="1">
+      <w:start w:val="1"/>
+      <w:numFmt w:val="bullet"/>
+      <w:lvlText w:val=""/>
+      <w:lvlJc w:val="left"/>
+      <w:pPr>
+        <w:tabs>
+          <w:tab w:val="num" w:pos="5040"/>
+        </w:tabs>
+        <w:ind w:left="5040" w:hanging="360"/>
+      </w:pPr>
+      <w:rPr>
+        <w:rFonts w:ascii="Wingdings" w:hAnsi="Wingdings" w:hint="default"/>
+        <w:sz w:val="20"/>
+      </w:rPr>
+    </w:lvl>
+    <w:lvl w:ilvl="7" w:tentative="1">
+      <w:start w:val="1"/>
+      <w:numFmt w:val="bullet"/>
+      <w:lvlText w:val=""/>
+      <w:lvlJc w:val="left"/>
+      <w:pPr>
+        <w:tabs>
+          <w:tab w:val="num" w:pos="5760"/>
+        </w:tabs>
+        <w:ind w:left="5760" w:hanging="360"/>
+      </w:pPr>
+      <w:rPr>
+        <w:rFonts w:ascii="Wingdings" w:hAnsi="Wingdings" w:hint="default"/>
+        <w:sz w:val="20"/>
+      </w:rPr>
+    </w:lvl>
+    <w:lvl w:ilvl="8" w:tentative="1">
+      <w:start w:val="1"/>
+      <w:numFmt w:val="bullet"/>
+      <w:lvlText w:val=""/>
+      <w:lvlJc w:val="left"/>
+      <w:pPr>
+        <w:tabs>
+          <w:tab w:val="num" w:pos="6480"/>
+        </w:tabs>
+        <w:ind w:left="6480" w:hanging="360"/>
+      </w:pPr>
+      <w:rPr>
+        <w:rFonts w:ascii="Wingdings" w:hAnsi="Wingdings" w:hint="default"/>
+        <w:sz w:val="20"/>
+      </w:rPr>
+    </w:lvl>
+  </w:abstractNum>
+  <w:abstractNum w:abstractNumId="14" w15:restartNumberingAfterBreak="0">
     <w:nsid w:val="251249FF"/>
     <w:multiLevelType w:val="multilevel"/>
     <w:tmpl w:val="EDC8D82E"/>
@@ -4727,7 +6245,7 @@
       </w:rPr>
     </w:lvl>
   </w:abstractNum>
-  <w:abstractNum w:abstractNumId="13" w15:restartNumberingAfterBreak="0">
+  <w:abstractNum w:abstractNumId="15" w15:restartNumberingAfterBreak="0">
     <w:nsid w:val="283E7AB0"/>
     <w:multiLevelType w:val="multilevel"/>
     <w:tmpl w:val="0FEC3A1A"/>
@@ -4876,7 +6394,120 @@
       </w:rPr>
     </w:lvl>
   </w:abstractNum>
-  <w:abstractNum w:abstractNumId="14" w15:restartNumberingAfterBreak="0">
+  <w:abstractNum w:abstractNumId="16" w15:restartNumberingAfterBreak="0">
+    <w:nsid w:val="2C922B43"/>
+    <w:multiLevelType w:val="hybridMultilevel"/>
+    <w:tmpl w:val="C1406B24"/>
+    <w:lvl w:ilvl="0" w:tplc="240A0001">
+      <w:start w:val="1"/>
+      <w:numFmt w:val="bullet"/>
+      <w:lvlText w:val=""/>
+      <w:lvlJc w:val="left"/>
+      <w:pPr>
+        <w:ind w:left="1352" w:hanging="360"/>
+      </w:pPr>
+      <w:rPr>
+        <w:rFonts w:ascii="Symbol" w:hAnsi="Symbol" w:hint="default"/>
+      </w:rPr>
+    </w:lvl>
+    <w:lvl w:ilvl="1" w:tplc="240A0003" w:tentative="1">
+      <w:start w:val="1"/>
+      <w:numFmt w:val="bullet"/>
+      <w:lvlText w:val="o"/>
+      <w:lvlJc w:val="left"/>
+      <w:pPr>
+        <w:ind w:left="2072" w:hanging="360"/>
+      </w:pPr>
+      <w:rPr>
+        <w:rFonts w:ascii="Courier New" w:hAnsi="Courier New" w:cs="Courier New" w:hint="default"/>
+      </w:rPr>
+    </w:lvl>
+    <w:lvl w:ilvl="2" w:tplc="240A0005" w:tentative="1">
+      <w:start w:val="1"/>
+      <w:numFmt w:val="bullet"/>
+      <w:lvlText w:val=""/>
+      <w:lvlJc w:val="left"/>
+      <w:pPr>
+        <w:ind w:left="2792" w:hanging="360"/>
+      </w:pPr>
+      <w:rPr>
+        <w:rFonts w:ascii="Wingdings" w:hAnsi="Wingdings" w:hint="default"/>
+      </w:rPr>
+    </w:lvl>
+    <w:lvl w:ilvl="3" w:tplc="240A0001" w:tentative="1">
+      <w:start w:val="1"/>
+      <w:numFmt w:val="bullet"/>
+      <w:lvlText w:val=""/>
+      <w:lvlJc w:val="left"/>
+      <w:pPr>
+        <w:ind w:left="3512" w:hanging="360"/>
+      </w:pPr>
+      <w:rPr>
+        <w:rFonts w:ascii="Symbol" w:hAnsi="Symbol" w:hint="default"/>
+      </w:rPr>
+    </w:lvl>
+    <w:lvl w:ilvl="4" w:tplc="240A0003" w:tentative="1">
+      <w:start w:val="1"/>
+      <w:numFmt w:val="bullet"/>
+      <w:lvlText w:val="o"/>
+      <w:lvlJc w:val="left"/>
+      <w:pPr>
+        <w:ind w:left="4232" w:hanging="360"/>
+      </w:pPr>
+      <w:rPr>
+        <w:rFonts w:ascii="Courier New" w:hAnsi="Courier New" w:cs="Courier New" w:hint="default"/>
+      </w:rPr>
+    </w:lvl>
+    <w:lvl w:ilvl="5" w:tplc="240A0005" w:tentative="1">
+      <w:start w:val="1"/>
+      <w:numFmt w:val="bullet"/>
+      <w:lvlText w:val=""/>
+      <w:lvlJc w:val="left"/>
+      <w:pPr>
+        <w:ind w:left="4952" w:hanging="360"/>
+      </w:pPr>
+      <w:rPr>
+        <w:rFonts w:ascii="Wingdings" w:hAnsi="Wingdings" w:hint="default"/>
+      </w:rPr>
+    </w:lvl>
+    <w:lvl w:ilvl="6" w:tplc="240A0001" w:tentative="1">
+      <w:start w:val="1"/>
+      <w:numFmt w:val="bullet"/>
+      <w:lvlText w:val=""/>
+      <w:lvlJc w:val="left"/>
+      <w:pPr>
+        <w:ind w:left="5672" w:hanging="360"/>
+      </w:pPr>
+      <w:rPr>
+        <w:rFonts w:ascii="Symbol" w:hAnsi="Symbol" w:hint="default"/>
+      </w:rPr>
+    </w:lvl>
+    <w:lvl w:ilvl="7" w:tplc="240A0003" w:tentative="1">
+      <w:start w:val="1"/>
+      <w:numFmt w:val="bullet"/>
+      <w:lvlText w:val="o"/>
+      <w:lvlJc w:val="left"/>
+      <w:pPr>
+        <w:ind w:left="6392" w:hanging="360"/>
+      </w:pPr>
+      <w:rPr>
+        <w:rFonts w:ascii="Courier New" w:hAnsi="Courier New" w:cs="Courier New" w:hint="default"/>
+      </w:rPr>
+    </w:lvl>
+    <w:lvl w:ilvl="8" w:tplc="240A0005" w:tentative="1">
+      <w:start w:val="1"/>
+      <w:numFmt w:val="bullet"/>
+      <w:lvlText w:val=""/>
+      <w:lvlJc w:val="left"/>
+      <w:pPr>
+        <w:ind w:left="7112" w:hanging="360"/>
+      </w:pPr>
+      <w:rPr>
+        <w:rFonts w:ascii="Wingdings" w:hAnsi="Wingdings" w:hint="default"/>
+      </w:rPr>
+    </w:lvl>
+  </w:abstractNum>
+  <w:abstractNum w:abstractNumId="17" w15:restartNumberingAfterBreak="0">
     <w:nsid w:val="34CB00F3"/>
     <w:multiLevelType w:val="hybridMultilevel"/>
     <w:tmpl w:val="454A8822"/>
@@ -4989,7 +6620,7 @@
       </w:rPr>
     </w:lvl>
   </w:abstractNum>
-  <w:abstractNum w:abstractNumId="15" w15:restartNumberingAfterBreak="0">
+  <w:abstractNum w:abstractNumId="18" w15:restartNumberingAfterBreak="0">
     <w:nsid w:val="37404441"/>
     <w:multiLevelType w:val="multilevel"/>
     <w:tmpl w:val="240A001F"/>
@@ -5075,7 +6706,7 @@
       </w:pPr>
     </w:lvl>
   </w:abstractNum>
-  <w:abstractNum w:abstractNumId="16" w15:restartNumberingAfterBreak="0">
+  <w:abstractNum w:abstractNumId="19" w15:restartNumberingAfterBreak="0">
     <w:nsid w:val="402A39B4"/>
     <w:multiLevelType w:val="hybridMultilevel"/>
     <w:tmpl w:val="EFAADF98"/>
@@ -5188,7 +6819,7 @@
       </w:rPr>
     </w:lvl>
   </w:abstractNum>
-  <w:abstractNum w:abstractNumId="17" w15:restartNumberingAfterBreak="0">
+  <w:abstractNum w:abstractNumId="20" w15:restartNumberingAfterBreak="0">
     <w:nsid w:val="4B040E18"/>
     <w:multiLevelType w:val="multilevel"/>
     <w:tmpl w:val="240A001F"/>
@@ -5274,7 +6905,7 @@
       </w:pPr>
     </w:lvl>
   </w:abstractNum>
-  <w:abstractNum w:abstractNumId="18" w15:restartNumberingAfterBreak="0">
+  <w:abstractNum w:abstractNumId="21" w15:restartNumberingAfterBreak="0">
     <w:nsid w:val="51754454"/>
     <w:multiLevelType w:val="multilevel"/>
     <w:tmpl w:val="240A001F"/>
@@ -5360,7 +6991,7 @@
       </w:pPr>
     </w:lvl>
   </w:abstractNum>
-  <w:abstractNum w:abstractNumId="19" w15:restartNumberingAfterBreak="0">
+  <w:abstractNum w:abstractNumId="22" w15:restartNumberingAfterBreak="0">
     <w:nsid w:val="54E81835"/>
     <w:multiLevelType w:val="multilevel"/>
     <w:tmpl w:val="A9EAF260"/>
@@ -5509,7 +7140,156 @@
       </w:rPr>
     </w:lvl>
   </w:abstractNum>
-  <w:abstractNum w:abstractNumId="20" w15:restartNumberingAfterBreak="0">
+  <w:abstractNum w:abstractNumId="23" w15:restartNumberingAfterBreak="0">
+    <w:nsid w:val="60377598"/>
+    <w:multiLevelType w:val="multilevel"/>
+    <w:tmpl w:val="1556CE32"/>
+    <w:lvl w:ilvl="0">
+      <w:start w:val="1"/>
+      <w:numFmt w:val="bullet"/>
+      <w:lvlText w:val=""/>
+      <w:lvlJc w:val="left"/>
+      <w:pPr>
+        <w:tabs>
+          <w:tab w:val="num" w:pos="1211"/>
+        </w:tabs>
+        <w:ind w:left="1211" w:hanging="360"/>
+      </w:pPr>
+      <w:rPr>
+        <w:rFonts w:ascii="Symbol" w:hAnsi="Symbol" w:hint="default"/>
+        <w:sz w:val="20"/>
+      </w:rPr>
+    </w:lvl>
+    <w:lvl w:ilvl="1" w:tentative="1">
+      <w:start w:val="1"/>
+      <w:numFmt w:val="bullet"/>
+      <w:lvlText w:val="o"/>
+      <w:lvlJc w:val="left"/>
+      <w:pPr>
+        <w:tabs>
+          <w:tab w:val="num" w:pos="1440"/>
+        </w:tabs>
+        <w:ind w:left="1440" w:hanging="360"/>
+      </w:pPr>
+      <w:rPr>
+        <w:rFonts w:ascii="Courier New" w:hAnsi="Courier New" w:hint="default"/>
+        <w:sz w:val="20"/>
+      </w:rPr>
+    </w:lvl>
+    <w:lvl w:ilvl="2" w:tentative="1">
+      <w:start w:val="1"/>
+      <w:numFmt w:val="bullet"/>
+      <w:lvlText w:val=""/>
+      <w:lvlJc w:val="left"/>
+      <w:pPr>
+        <w:tabs>
+          <w:tab w:val="num" w:pos="2160"/>
+        </w:tabs>
+        <w:ind w:left="2160" w:hanging="360"/>
+      </w:pPr>
+      <w:rPr>
+        <w:rFonts w:ascii="Wingdings" w:hAnsi="Wingdings" w:hint="default"/>
+        <w:sz w:val="20"/>
+      </w:rPr>
+    </w:lvl>
+    <w:lvl w:ilvl="3" w:tentative="1">
+      <w:start w:val="1"/>
+      <w:numFmt w:val="bullet"/>
+      <w:lvlText w:val=""/>
+      <w:lvlJc w:val="left"/>
+      <w:pPr>
+        <w:tabs>
+          <w:tab w:val="num" w:pos="2880"/>
+        </w:tabs>
+        <w:ind w:left="2880" w:hanging="360"/>
+      </w:pPr>
+      <w:rPr>
+        <w:rFonts w:ascii="Wingdings" w:hAnsi="Wingdings" w:hint="default"/>
+        <w:sz w:val="20"/>
+      </w:rPr>
+    </w:lvl>
+    <w:lvl w:ilvl="4" w:tentative="1">
+      <w:start w:val="1"/>
+      <w:numFmt w:val="bullet"/>
+      <w:lvlText w:val=""/>
+      <w:lvlJc w:val="left"/>
+      <w:pPr>
+        <w:tabs>
+          <w:tab w:val="num" w:pos="3600"/>
+        </w:tabs>
+        <w:ind w:left="3600" w:hanging="360"/>
+      </w:pPr>
+      <w:rPr>
+        <w:rFonts w:ascii="Wingdings" w:hAnsi="Wingdings" w:hint="default"/>
+        <w:sz w:val="20"/>
+      </w:rPr>
+    </w:lvl>
+    <w:lvl w:ilvl="5" w:tentative="1">
+      <w:start w:val="1"/>
+      <w:numFmt w:val="bullet"/>
+      <w:lvlText w:val=""/>
+      <w:lvlJc w:val="left"/>
+      <w:pPr>
+        <w:tabs>
+          <w:tab w:val="num" w:pos="4320"/>
+        </w:tabs>
+        <w:ind w:left="4320" w:hanging="360"/>
+      </w:pPr>
+      <w:rPr>
+        <w:rFonts w:ascii="Wingdings" w:hAnsi="Wingdings" w:hint="default"/>
+        <w:sz w:val="20"/>
+      </w:rPr>
+    </w:lvl>
+    <w:lvl w:ilvl="6" w:tentative="1">
+      <w:start w:val="1"/>
+      <w:numFmt w:val="bullet"/>
+      <w:lvlText w:val=""/>
+      <w:lvlJc w:val="left"/>
+      <w:pPr>
+        <w:tabs>
+          <w:tab w:val="num" w:pos="5040"/>
+        </w:tabs>
+        <w:ind w:left="5040" w:hanging="360"/>
+      </w:pPr>
+      <w:rPr>
+        <w:rFonts w:ascii="Wingdings" w:hAnsi="Wingdings" w:hint="default"/>
+        <w:sz w:val="20"/>
+      </w:rPr>
+    </w:lvl>
+    <w:lvl w:ilvl="7" w:tentative="1">
+      <w:start w:val="1"/>
+      <w:numFmt w:val="bullet"/>
+      <w:lvlText w:val=""/>
+      <w:lvlJc w:val="left"/>
+      <w:pPr>
+        <w:tabs>
+          <w:tab w:val="num" w:pos="5760"/>
+        </w:tabs>
+        <w:ind w:left="5760" w:hanging="360"/>
+      </w:pPr>
+      <w:rPr>
+        <w:rFonts w:ascii="Wingdings" w:hAnsi="Wingdings" w:hint="default"/>
+        <w:sz w:val="20"/>
+      </w:rPr>
+    </w:lvl>
+    <w:lvl w:ilvl="8" w:tentative="1">
+      <w:start w:val="1"/>
+      <w:numFmt w:val="bullet"/>
+      <w:lvlText w:val=""/>
+      <w:lvlJc w:val="left"/>
+      <w:pPr>
+        <w:tabs>
+          <w:tab w:val="num" w:pos="6480"/>
+        </w:tabs>
+        <w:ind w:left="6480" w:hanging="360"/>
+      </w:pPr>
+      <w:rPr>
+        <w:rFonts w:ascii="Wingdings" w:hAnsi="Wingdings" w:hint="default"/>
+        <w:sz w:val="20"/>
+      </w:rPr>
+    </w:lvl>
+  </w:abstractNum>
+  <w:abstractNum w:abstractNumId="24" w15:restartNumberingAfterBreak="0">
     <w:nsid w:val="628130B6"/>
     <w:multiLevelType w:val="multilevel"/>
     <w:tmpl w:val="240A001F"/>
@@ -5595,7 +7375,7 @@
       </w:pPr>
     </w:lvl>
   </w:abstractNum>
-  <w:abstractNum w:abstractNumId="21" w15:restartNumberingAfterBreak="0">
+  <w:abstractNum w:abstractNumId="25" w15:restartNumberingAfterBreak="0">
     <w:nsid w:val="62D13D74"/>
     <w:multiLevelType w:val="multilevel"/>
     <w:tmpl w:val="B7EC88A8"/>
@@ -5744,7 +7524,7 @@
       </w:rPr>
     </w:lvl>
   </w:abstractNum>
-  <w:abstractNum w:abstractNumId="22" w15:restartNumberingAfterBreak="0">
+  <w:abstractNum w:abstractNumId="26" w15:restartNumberingAfterBreak="0">
     <w:nsid w:val="636A1689"/>
     <w:multiLevelType w:val="multilevel"/>
     <w:tmpl w:val="240A001F"/>
@@ -5830,7 +7610,7 @@
       </w:pPr>
     </w:lvl>
   </w:abstractNum>
-  <w:abstractNum w:abstractNumId="23" w15:restartNumberingAfterBreak="0">
+  <w:abstractNum w:abstractNumId="27" w15:restartNumberingAfterBreak="0">
     <w:nsid w:val="6F914F69"/>
     <w:multiLevelType w:val="multilevel"/>
     <w:tmpl w:val="240A001F"/>
@@ -5916,7 +7696,7 @@
       </w:pPr>
     </w:lvl>
   </w:abstractNum>
-  <w:abstractNum w:abstractNumId="24" w15:restartNumberingAfterBreak="0">
+  <w:abstractNum w:abstractNumId="28" w15:restartNumberingAfterBreak="0">
     <w:nsid w:val="74FE7492"/>
     <w:multiLevelType w:val="hybridMultilevel"/>
     <w:tmpl w:val="CD40BF1E"/>
@@ -6029,7 +7809,7 @@
       </w:rPr>
     </w:lvl>
   </w:abstractNum>
-  <w:abstractNum w:abstractNumId="25" w15:restartNumberingAfterBreak="0">
+  <w:abstractNum w:abstractNumId="29" w15:restartNumberingAfterBreak="0">
     <w:nsid w:val="7B42677F"/>
     <w:multiLevelType w:val="multilevel"/>
     <w:tmpl w:val="240A001F"/>
@@ -6115,7 +7895,7 @@
       </w:pPr>
     </w:lvl>
   </w:abstractNum>
-  <w:abstractNum w:abstractNumId="26" w15:restartNumberingAfterBreak="0">
+  <w:abstractNum w:abstractNumId="30" w15:restartNumberingAfterBreak="0">
     <w:nsid w:val="7BDE3DEF"/>
     <w:multiLevelType w:val="multilevel"/>
     <w:tmpl w:val="7D3E3FEA"/>
@@ -6228,7 +8008,7 @@
       </w:pPr>
     </w:lvl>
   </w:abstractNum>
-  <w:abstractNum w:abstractNumId="27" w15:restartNumberingAfterBreak="0">
+  <w:abstractNum w:abstractNumId="31" w15:restartNumberingAfterBreak="0">
     <w:nsid w:val="7BEA01E6"/>
     <w:multiLevelType w:val="multilevel"/>
     <w:tmpl w:val="240A001F"/>
@@ -6315,88 +8095,100 @@
     </w:lvl>
   </w:abstractNum>
   <w:num w:numId="1">
-    <w:abstractNumId w:val="16"/>
+    <w:abstractNumId w:val="19"/>
   </w:num>
   <w:num w:numId="2">
-    <w:abstractNumId w:val="7"/>
+    <w:abstractNumId w:val="8"/>
   </w:num>
   <w:num w:numId="3">
-    <w:abstractNumId w:val="21"/>
+    <w:abstractNumId w:val="25"/>
   </w:num>
   <w:num w:numId="4">
     <w:abstractNumId w:val="1"/>
   </w:num>
   <w:num w:numId="5">
+    <w:abstractNumId w:val="30"/>
+  </w:num>
+  <w:num w:numId="6">
+    <w:abstractNumId w:val="24"/>
+  </w:num>
+  <w:num w:numId="7">
+    <w:abstractNumId w:val="21"/>
+  </w:num>
+  <w:num w:numId="8">
+    <w:abstractNumId w:val="6"/>
+  </w:num>
+  <w:num w:numId="9">
+    <w:abstractNumId w:val="17"/>
+  </w:num>
+  <w:num w:numId="10">
+    <w:abstractNumId w:val="20"/>
+  </w:num>
+  <w:num w:numId="11">
+    <w:abstractNumId w:val="7"/>
+  </w:num>
+  <w:num w:numId="12">
+    <w:abstractNumId w:val="22"/>
+  </w:num>
+  <w:num w:numId="13">
+    <w:abstractNumId w:val="28"/>
+  </w:num>
+  <w:num w:numId="14">
+    <w:abstractNumId w:val="31"/>
+  </w:num>
+  <w:num w:numId="15">
     <w:abstractNumId w:val="26"/>
   </w:num>
-  <w:num w:numId="6">
-    <w:abstractNumId w:val="20"/>
+  <w:num w:numId="16">
+    <w:abstractNumId w:val="10"/>
   </w:num>
-  <w:num w:numId="7">
+  <w:num w:numId="17">
+    <w:abstractNumId w:val="27"/>
+  </w:num>
+  <w:num w:numId="18">
+    <w:abstractNumId w:val="29"/>
+  </w:num>
+  <w:num w:numId="19">
     <w:abstractNumId w:val="18"/>
   </w:num>
-  <w:num w:numId="8">
-    <w:abstractNumId w:val="5"/>
-  </w:num>
-  <w:num w:numId="9">
-    <w:abstractNumId w:val="14"/>
-  </w:num>
-  <w:num w:numId="10">
-    <w:abstractNumId w:val="17"/>
-  </w:num>
-  <w:num w:numId="11">
-    <w:abstractNumId w:val="6"/>
-  </w:num>
-  <w:num w:numId="12">
-    <w:abstractNumId w:val="19"/>
-  </w:num>
-  <w:num w:numId="13">
-    <w:abstractNumId w:val="24"/>
-  </w:num>
-  <w:num w:numId="14">
-    <w:abstractNumId w:val="27"/>
-  </w:num>
-  <w:num w:numId="15">
-    <w:abstractNumId w:val="22"/>
-  </w:num>
-  <w:num w:numId="16">
-    <w:abstractNumId w:val="9"/>
-  </w:num>
-  <w:num w:numId="17">
-    <w:abstractNumId w:val="23"/>
-  </w:num>
-  <w:num w:numId="18">
-    <w:abstractNumId w:val="25"/>
-  </w:num>
-  <w:num w:numId="19">
-    <w:abstractNumId w:val="15"/>
-  </w:num>
   <w:num w:numId="20">
-    <w:abstractNumId w:val="11"/>
+    <w:abstractNumId w:val="12"/>
   </w:num>
   <w:num w:numId="21">
     <w:abstractNumId w:val="0"/>
   </w:num>
   <w:num w:numId="22">
-    <w:abstractNumId w:val="12"/>
+    <w:abstractNumId w:val="14"/>
   </w:num>
   <w:num w:numId="23">
+    <w:abstractNumId w:val="4"/>
+  </w:num>
+  <w:num w:numId="24">
+    <w:abstractNumId w:val="5"/>
+  </w:num>
+  <w:num w:numId="25">
+    <w:abstractNumId w:val="9"/>
+  </w:num>
+  <w:num w:numId="26">
+    <w:abstractNumId w:val="11"/>
+  </w:num>
+  <w:num w:numId="27">
+    <w:abstractNumId w:val="15"/>
+  </w:num>
+  <w:num w:numId="28">
     <w:abstractNumId w:val="3"/>
   </w:num>
-  <w:num w:numId="24">
-    <w:abstractNumId w:val="4"/>
+  <w:num w:numId="29">
+    <w:abstractNumId w:val="23"/>
   </w:num>
-  <w:num w:numId="25">
-    <w:abstractNumId w:val="8"/>
+  <w:num w:numId="30">
+    <w:abstractNumId w:val="2"/>
   </w:num>
-  <w:num w:numId="26">
-    <w:abstractNumId w:val="10"/>
-  </w:num>
-  <w:num w:numId="27">
+  <w:num w:numId="31">
     <w:abstractNumId w:val="13"/>
   </w:num>
-  <w:num w:numId="28">
-    <w:abstractNumId w:val="2"/>
+  <w:num w:numId="32">
+    <w:abstractNumId w:val="16"/>
   </w:num>
 </w:numbering>
 </file>

--- a/IMPLEMENTACION GENERAL DE LOS PATRONES.docx
+++ b/IMPLEMENTACION GENERAL DE LOS PATRONES.docx
@@ -3392,11 +3392,10 @@
       <w:pPr>
         <w:pStyle w:val="Ttulo1"/>
         <w:numPr>
-          <w:ilvl w:val="0"/>
+          <w:ilvl w:val="1"/>
           <w:numId w:val="8"/>
         </w:numPr>
         <w:spacing w:line="360" w:lineRule="auto"/>
-        <w:ind w:firstLine="709"/>
         <w:jc w:val="both"/>
         <w:rPr>
           <w:b/>
@@ -3700,6 +3699,9 @@
         <w:jc w:val="center"/>
       </w:pPr>
       <w:r>
+        <w:rPr>
+          <w:noProof/>
+        </w:rPr>
         <w:drawing>
           <wp:inline distT="0" distB="0" distL="0" distR="0" wp14:anchorId="6221B6C1" wp14:editId="5AA9937E">
             <wp:extent cx="5612130" cy="1724025"/>
@@ -3818,6 +3820,9 @@
         <w:jc w:val="both"/>
       </w:pPr>
       <w:r>
+        <w:rPr>
+          <w:noProof/>
+        </w:rPr>
         <w:drawing>
           <wp:inline distT="0" distB="0" distL="0" distR="0" wp14:anchorId="2C41D02E" wp14:editId="7D460B22">
             <wp:extent cx="5612130" cy="2727960"/>
@@ -3881,6 +3886,9 @@
         <w:jc w:val="both"/>
       </w:pPr>
       <w:r>
+        <w:rPr>
+          <w:noProof/>
+        </w:rPr>
         <w:drawing>
           <wp:inline distT="0" distB="0" distL="0" distR="0" wp14:anchorId="046907B5" wp14:editId="14CB62AA">
             <wp:extent cx="5612130" cy="4253230"/>
@@ -4089,13 +4097,7 @@
         <w:t xml:space="preserve"> Factory</w:t>
       </w:r>
       <w:r>
-        <w:t xml:space="preserve"> fortalece </w:t>
-      </w:r>
-      <w:r>
-        <w:t>el modularidad</w:t>
-      </w:r>
-      <w:r>
-        <w:t xml:space="preserve"> del sistema, permitiendo que la creación de familias de objetos relacionados se realice a través de fábricas especializadas. Esto mejora la mantenibilidad del código y facilita la evolución futura del sistema sin afectar las capas principales de la aplicación.</w:t>
+        <w:t xml:space="preserve"> fortalece el modularidad del sistema, permitiendo que la creación de familias de objetos relacionados se realice a través de fábricas especializadas. Esto mejora la mantenibilidad del código y facilita la evolución futura del sistema sin afectar las capas principales de la aplicación.</w:t>
       </w:r>
     </w:p>
     <w:p>
@@ -4122,6 +4124,9 @@
         <w:jc w:val="center"/>
       </w:pPr>
       <w:r>
+        <w:rPr>
+          <w:noProof/>
+        </w:rPr>
         <w:drawing>
           <wp:inline distT="0" distB="0" distL="0" distR="0" wp14:anchorId="35EB8B00" wp14:editId="284047C2">
             <wp:extent cx="3513124" cy="6424217"/>
@@ -8641,6 +8646,7 @@
   <w:style w:type="character" w:default="1" w:styleId="Fuentedeprrafopredeter">
     <w:name w:val="Default Paragraph Font"/>
     <w:uiPriority w:val="1"/>
+    <w:semiHidden/>
     <w:unhideWhenUsed/>
   </w:style>
   <w:style w:type="table" w:default="1" w:styleId="Tablanormal">

--- a/IMPLEMENTACION GENERAL DE LOS PATRONES.docx
+++ b/IMPLEMENTACION GENERAL DE LOS PATRONES.docx
@@ -225,7 +225,7 @@
           <w:r>
             <w:fldChar w:fldCharType="separate"/>
           </w:r>
-          <w:hyperlink w:anchor="_Toc223859566" w:history="1">
+          <w:hyperlink w:anchor="_Toc224381884" w:history="1">
             <w:r>
               <w:rPr>
                 <w:rStyle w:val="Hipervnculo"/>
@@ -254,7 +254,7 @@
                 <w:noProof/>
                 <w:webHidden/>
               </w:rPr>
-              <w:instrText xml:space="preserve"> PAGEREF _Toc223859566 \h </w:instrText>
+              <w:instrText xml:space="preserve"> PAGEREF _Toc224381884 \h </w:instrText>
             </w:r>
             <w:r>
               <w:rPr>
@@ -298,7 +298,7 @@
               <w:lang w:eastAsia="es-CO"/>
             </w:rPr>
           </w:pPr>
-          <w:hyperlink w:anchor="_Toc223859567" w:history="1">
+          <w:hyperlink w:anchor="_Toc224381885" w:history="1">
             <w:r>
               <w:rPr>
                 <w:rStyle w:val="Hipervnculo"/>
@@ -345,7 +345,7 @@
                 <w:noProof/>
                 <w:webHidden/>
               </w:rPr>
-              <w:instrText xml:space="preserve"> PAGEREF _Toc223859567 \h </w:instrText>
+              <w:instrText xml:space="preserve"> PAGEREF _Toc224381885 \h </w:instrText>
             </w:r>
             <w:r>
               <w:rPr>
@@ -390,7 +390,7 @@
               <w:lang w:eastAsia="es-CO"/>
             </w:rPr>
           </w:pPr>
-          <w:hyperlink w:anchor="_Toc223859568" w:history="1">
+          <w:hyperlink w:anchor="_Toc224381886" w:history="1">
             <w:r>
               <w:rPr>
                 <w:rStyle w:val="Hipervnculo"/>
@@ -433,7 +433,7 @@
                 <w:noProof/>
                 <w:webHidden/>
               </w:rPr>
-              <w:instrText xml:space="preserve"> PAGEREF _Toc223859568 \h </w:instrText>
+              <w:instrText xml:space="preserve"> PAGEREF _Toc224381886 \h </w:instrText>
             </w:r>
             <w:r>
               <w:rPr>
@@ -478,7 +478,7 @@
               <w:lang w:eastAsia="es-CO"/>
             </w:rPr>
           </w:pPr>
-          <w:hyperlink w:anchor="_Toc223859569" w:history="1">
+          <w:hyperlink w:anchor="_Toc224381887" w:history="1">
             <w:r>
               <w:rPr>
                 <w:rStyle w:val="Hipervnculo"/>
@@ -521,7 +521,7 @@
                 <w:noProof/>
                 <w:webHidden/>
               </w:rPr>
-              <w:instrText xml:space="preserve"> PAGEREF _Toc223859569 \h </w:instrText>
+              <w:instrText xml:space="preserve"> PAGEREF _Toc224381887 \h </w:instrText>
             </w:r>
             <w:r>
               <w:rPr>
@@ -566,7 +566,7 @@
               <w:lang w:eastAsia="es-CO"/>
             </w:rPr>
           </w:pPr>
-          <w:hyperlink w:anchor="_Toc223859570" w:history="1">
+          <w:hyperlink w:anchor="_Toc224381888" w:history="1">
             <w:r>
               <w:rPr>
                 <w:rStyle w:val="Hipervnculo"/>
@@ -609,7 +609,7 @@
                 <w:noProof/>
                 <w:webHidden/>
               </w:rPr>
-              <w:instrText xml:space="preserve"> PAGEREF _Toc223859570 \h </w:instrText>
+              <w:instrText xml:space="preserve"> PAGEREF _Toc224381888 \h </w:instrText>
             </w:r>
             <w:r>
               <w:rPr>
@@ -654,7 +654,7 @@
               <w:lang w:eastAsia="es-CO"/>
             </w:rPr>
           </w:pPr>
-          <w:hyperlink w:anchor="_Toc223859571" w:history="1">
+          <w:hyperlink w:anchor="_Toc224381889" w:history="1">
             <w:r>
               <w:rPr>
                 <w:rStyle w:val="Hipervnculo"/>
@@ -697,7 +697,7 @@
                 <w:noProof/>
                 <w:webHidden/>
               </w:rPr>
-              <w:instrText xml:space="preserve"> PAGEREF _Toc223859571 \h </w:instrText>
+              <w:instrText xml:space="preserve"> PAGEREF _Toc224381889 \h </w:instrText>
             </w:r>
             <w:r>
               <w:rPr>
@@ -741,7 +741,7 @@
               <w:lang w:eastAsia="es-CO"/>
             </w:rPr>
           </w:pPr>
-          <w:hyperlink w:anchor="_Toc223859572" w:history="1">
+          <w:hyperlink w:anchor="_Toc224381890" w:history="1">
             <w:r>
               <w:rPr>
                 <w:rStyle w:val="Hipervnculo"/>
@@ -788,7 +788,7 @@
                 <w:noProof/>
                 <w:webHidden/>
               </w:rPr>
-              <w:instrText xml:space="preserve"> PAGEREF _Toc223859572 \h </w:instrText>
+              <w:instrText xml:space="preserve"> PAGEREF _Toc224381890 \h </w:instrText>
             </w:r>
             <w:r>
               <w:rPr>
@@ -833,7 +833,7 @@
               <w:lang w:eastAsia="es-CO"/>
             </w:rPr>
           </w:pPr>
-          <w:hyperlink w:anchor="_Toc223859573" w:history="1">
+          <w:hyperlink w:anchor="_Toc224381891" w:history="1">
             <w:r>
               <w:rPr>
                 <w:rStyle w:val="Hipervnculo"/>
@@ -876,7 +876,7 @@
                 <w:noProof/>
                 <w:webHidden/>
               </w:rPr>
-              <w:instrText xml:space="preserve"> PAGEREF _Toc223859573 \h </w:instrText>
+              <w:instrText xml:space="preserve"> PAGEREF _Toc224381891 \h </w:instrText>
             </w:r>
             <w:r>
               <w:rPr>
@@ -921,7 +921,7 @@
               <w:lang w:eastAsia="es-CO"/>
             </w:rPr>
           </w:pPr>
-          <w:hyperlink w:anchor="_Toc223859574" w:history="1">
+          <w:hyperlink w:anchor="_Toc224381892" w:history="1">
             <w:r>
               <w:rPr>
                 <w:rStyle w:val="Hipervnculo"/>
@@ -964,7 +964,7 @@
                 <w:noProof/>
                 <w:webHidden/>
               </w:rPr>
-              <w:instrText xml:space="preserve"> PAGEREF _Toc223859574 \h </w:instrText>
+              <w:instrText xml:space="preserve"> PAGEREF _Toc224381892 \h </w:instrText>
             </w:r>
             <w:r>
               <w:rPr>
@@ -1009,7 +1009,7 @@
               <w:lang w:eastAsia="es-CO"/>
             </w:rPr>
           </w:pPr>
-          <w:hyperlink w:anchor="_Toc223859575" w:history="1">
+          <w:hyperlink w:anchor="_Toc224381893" w:history="1">
             <w:r>
               <w:rPr>
                 <w:rStyle w:val="Hipervnculo"/>
@@ -1052,7 +1052,7 @@
                 <w:noProof/>
                 <w:webHidden/>
               </w:rPr>
-              <w:instrText xml:space="preserve"> PAGEREF _Toc223859575 \h </w:instrText>
+              <w:instrText xml:space="preserve"> PAGEREF _Toc224381893 \h </w:instrText>
             </w:r>
             <w:r>
               <w:rPr>
@@ -1097,7 +1097,7 @@
               <w:lang w:eastAsia="es-CO"/>
             </w:rPr>
           </w:pPr>
-          <w:hyperlink w:anchor="_Toc223859576" w:history="1">
+          <w:hyperlink w:anchor="_Toc224381894" w:history="1">
             <w:r>
               <w:rPr>
                 <w:rStyle w:val="Hipervnculo"/>
@@ -1140,7 +1140,7 @@
                 <w:noProof/>
                 <w:webHidden/>
               </w:rPr>
-              <w:instrText xml:space="preserve"> PAGEREF _Toc223859576 \h </w:instrText>
+              <w:instrText xml:space="preserve"> PAGEREF _Toc224381894 \h </w:instrText>
             </w:r>
             <w:r>
               <w:rPr>
@@ -1184,7 +1184,7 @@
               <w:lang w:eastAsia="es-CO"/>
             </w:rPr>
           </w:pPr>
-          <w:hyperlink w:anchor="_Toc223859577" w:history="1">
+          <w:hyperlink w:anchor="_Toc224381895" w:history="1">
             <w:r>
               <w:rPr>
                 <w:rStyle w:val="Hipervnculo"/>
@@ -1231,7 +1231,7 @@
                 <w:noProof/>
                 <w:webHidden/>
               </w:rPr>
-              <w:instrText xml:space="preserve"> PAGEREF _Toc223859577 \h </w:instrText>
+              <w:instrText xml:space="preserve"> PAGEREF _Toc224381895 \h </w:instrText>
             </w:r>
             <w:r>
               <w:rPr>
@@ -1276,7 +1276,7 @@
               <w:lang w:eastAsia="es-CO"/>
             </w:rPr>
           </w:pPr>
-          <w:hyperlink w:anchor="_Toc223859578" w:history="1">
+          <w:hyperlink w:anchor="_Toc224381896" w:history="1">
             <w:r>
               <w:rPr>
                 <w:rStyle w:val="Hipervnculo"/>
@@ -1319,7 +1319,7 @@
                 <w:noProof/>
                 <w:webHidden/>
               </w:rPr>
-              <w:instrText xml:space="preserve"> PAGEREF _Toc223859578 \h </w:instrText>
+              <w:instrText xml:space="preserve"> PAGEREF _Toc224381896 \h </w:instrText>
             </w:r>
             <w:r>
               <w:rPr>
@@ -1364,7 +1364,7 @@
               <w:lang w:eastAsia="es-CO"/>
             </w:rPr>
           </w:pPr>
-          <w:hyperlink w:anchor="_Toc223859579" w:history="1">
+          <w:hyperlink w:anchor="_Toc224381897" w:history="1">
             <w:r>
               <w:rPr>
                 <w:rStyle w:val="Hipervnculo"/>
@@ -1407,7 +1407,7 @@
                 <w:noProof/>
                 <w:webHidden/>
               </w:rPr>
-              <w:instrText xml:space="preserve"> PAGEREF _Toc223859579 \h </w:instrText>
+              <w:instrText xml:space="preserve"> PAGEREF _Toc224381897 \h </w:instrText>
             </w:r>
             <w:r>
               <w:rPr>
@@ -1452,7 +1452,7 @@
               <w:lang w:eastAsia="es-CO"/>
             </w:rPr>
           </w:pPr>
-          <w:hyperlink w:anchor="_Toc223859580" w:history="1">
+          <w:hyperlink w:anchor="_Toc224381898" w:history="1">
             <w:r>
               <w:rPr>
                 <w:rStyle w:val="Hipervnculo"/>
@@ -1495,7 +1495,7 @@
                 <w:noProof/>
                 <w:webHidden/>
               </w:rPr>
-              <w:instrText xml:space="preserve"> PAGEREF _Toc223859580 \h </w:instrText>
+              <w:instrText xml:space="preserve"> PAGEREF _Toc224381898 \h </w:instrText>
             </w:r>
             <w:r>
               <w:rPr>
@@ -1540,7 +1540,7 @@
               <w:lang w:eastAsia="es-CO"/>
             </w:rPr>
           </w:pPr>
-          <w:hyperlink w:anchor="_Toc223859581" w:history="1">
+          <w:hyperlink w:anchor="_Toc224381899" w:history="1">
             <w:r>
               <w:rPr>
                 <w:rStyle w:val="Hipervnculo"/>
@@ -1583,7 +1583,7 @@
                 <w:noProof/>
                 <w:webHidden/>
               </w:rPr>
-              <w:instrText xml:space="preserve"> PAGEREF _Toc223859581 \h </w:instrText>
+              <w:instrText xml:space="preserve"> PAGEREF _Toc224381899 \h </w:instrText>
             </w:r>
             <w:r>
               <w:rPr>
@@ -1603,7 +1603,362 @@
                 <w:noProof/>
                 <w:webHidden/>
               </w:rPr>
-              <w:t>14</w:t>
+              <w:t>15</w:t>
+            </w:r>
+            <w:r>
+              <w:rPr>
+                <w:noProof/>
+                <w:webHidden/>
+              </w:rPr>
+              <w:fldChar w:fldCharType="end"/>
+            </w:r>
+          </w:hyperlink>
+        </w:p>
+        <w:p>
+          <w:pPr>
+            <w:pStyle w:val="TDC1"/>
+            <w:tabs>
+              <w:tab w:val="left" w:pos="440"/>
+            </w:tabs>
+            <w:rPr>
+              <w:rFonts w:asciiTheme="minorHAnsi" w:eastAsiaTheme="minorEastAsia" w:hAnsiTheme="minorHAnsi"/>
+              <w:noProof/>
+              <w:sz w:val="22"/>
+              <w:lang w:eastAsia="es-CO"/>
+            </w:rPr>
+          </w:pPr>
+          <w:hyperlink w:anchor="_Toc224381900" w:history="1">
+            <w:r>
+              <w:rPr>
+                <w:rStyle w:val="Hipervnculo"/>
+                <w:b/>
+                <w:bCs/>
+                <w:noProof/>
+              </w:rPr>
+              <w:t>4.</w:t>
+            </w:r>
+            <w:r>
+              <w:rPr>
+                <w:rFonts w:asciiTheme="minorHAnsi" w:eastAsiaTheme="minorEastAsia" w:hAnsiTheme="minorHAnsi"/>
+                <w:noProof/>
+                <w:sz w:val="22"/>
+                <w:lang w:eastAsia="es-CO"/>
+              </w:rPr>
+              <w:tab/>
+            </w:r>
+            <w:r>
+              <w:rPr>
+                <w:rStyle w:val="Hipervnculo"/>
+                <w:b/>
+                <w:bCs/>
+                <w:noProof/>
+              </w:rPr>
+              <w:t>PATRON BUILDER</w:t>
+            </w:r>
+            <w:r>
+              <w:rPr>
+                <w:noProof/>
+                <w:webHidden/>
+              </w:rPr>
+              <w:tab/>
+            </w:r>
+            <w:r>
+              <w:rPr>
+                <w:noProof/>
+                <w:webHidden/>
+              </w:rPr>
+              <w:fldChar w:fldCharType="begin"/>
+            </w:r>
+            <w:r>
+              <w:rPr>
+                <w:noProof/>
+                <w:webHidden/>
+              </w:rPr>
+              <w:instrText xml:space="preserve"> PAGEREF _Toc224381900 \h </w:instrText>
+            </w:r>
+            <w:r>
+              <w:rPr>
+                <w:noProof/>
+                <w:webHidden/>
+              </w:rPr>
+            </w:r>
+            <w:r>
+              <w:rPr>
+                <w:noProof/>
+                <w:webHidden/>
+              </w:rPr>
+              <w:fldChar w:fldCharType="separate"/>
+            </w:r>
+            <w:r>
+              <w:rPr>
+                <w:noProof/>
+                <w:webHidden/>
+              </w:rPr>
+              <w:t>17</w:t>
+            </w:r>
+            <w:r>
+              <w:rPr>
+                <w:noProof/>
+                <w:webHidden/>
+              </w:rPr>
+              <w:fldChar w:fldCharType="end"/>
+            </w:r>
+          </w:hyperlink>
+        </w:p>
+        <w:p>
+          <w:pPr>
+            <w:pStyle w:val="TDC2"/>
+            <w:tabs>
+              <w:tab w:val="left" w:pos="880"/>
+              <w:tab w:val="right" w:leader="dot" w:pos="8828"/>
+            </w:tabs>
+            <w:rPr>
+              <w:rFonts w:asciiTheme="minorHAnsi" w:eastAsiaTheme="minorEastAsia" w:hAnsiTheme="minorHAnsi"/>
+              <w:noProof/>
+              <w:sz w:val="22"/>
+              <w:lang w:eastAsia="es-CO"/>
+            </w:rPr>
+          </w:pPr>
+          <w:hyperlink w:anchor="_Toc224381901" w:history="1">
+            <w:r>
+              <w:rPr>
+                <w:rStyle w:val="Hipervnculo"/>
+                <w:noProof/>
+              </w:rPr>
+              <w:t>4.1.</w:t>
+            </w:r>
+            <w:r>
+              <w:rPr>
+                <w:rFonts w:asciiTheme="minorHAnsi" w:eastAsiaTheme="minorEastAsia" w:hAnsiTheme="minorHAnsi"/>
+                <w:noProof/>
+                <w:sz w:val="22"/>
+                <w:lang w:eastAsia="es-CO"/>
+              </w:rPr>
+              <w:tab/>
+            </w:r>
+            <w:r>
+              <w:rPr>
+                <w:rStyle w:val="Hipervnculo"/>
+                <w:noProof/>
+              </w:rPr>
+              <w:t>IMPLEMENTACION EN EL CODIGO</w:t>
+            </w:r>
+            <w:r>
+              <w:rPr>
+                <w:noProof/>
+                <w:webHidden/>
+              </w:rPr>
+              <w:tab/>
+            </w:r>
+            <w:r>
+              <w:rPr>
+                <w:noProof/>
+                <w:webHidden/>
+              </w:rPr>
+              <w:fldChar w:fldCharType="begin"/>
+            </w:r>
+            <w:r>
+              <w:rPr>
+                <w:noProof/>
+                <w:webHidden/>
+              </w:rPr>
+              <w:instrText xml:space="preserve"> PAGEREF _Toc224381901 \h </w:instrText>
+            </w:r>
+            <w:r>
+              <w:rPr>
+                <w:noProof/>
+                <w:webHidden/>
+              </w:rPr>
+            </w:r>
+            <w:r>
+              <w:rPr>
+                <w:noProof/>
+                <w:webHidden/>
+              </w:rPr>
+              <w:fldChar w:fldCharType="separate"/>
+            </w:r>
+            <w:r>
+              <w:rPr>
+                <w:noProof/>
+                <w:webHidden/>
+              </w:rPr>
+              <w:t>17</w:t>
+            </w:r>
+            <w:r>
+              <w:rPr>
+                <w:noProof/>
+                <w:webHidden/>
+              </w:rPr>
+              <w:fldChar w:fldCharType="end"/>
+            </w:r>
+          </w:hyperlink>
+        </w:p>
+        <w:p>
+          <w:pPr>
+            <w:pStyle w:val="TDC2"/>
+            <w:tabs>
+              <w:tab w:val="left" w:pos="880"/>
+              <w:tab w:val="right" w:leader="dot" w:pos="8828"/>
+            </w:tabs>
+            <w:rPr>
+              <w:rFonts w:asciiTheme="minorHAnsi" w:eastAsiaTheme="minorEastAsia" w:hAnsiTheme="minorHAnsi"/>
+              <w:noProof/>
+              <w:sz w:val="22"/>
+              <w:lang w:eastAsia="es-CO"/>
+            </w:rPr>
+          </w:pPr>
+          <w:hyperlink w:anchor="_Toc224381902" w:history="1">
+            <w:r>
+              <w:rPr>
+                <w:rStyle w:val="Hipervnculo"/>
+                <w:noProof/>
+              </w:rPr>
+              <w:t>4.2.</w:t>
+            </w:r>
+            <w:r>
+              <w:rPr>
+                <w:rFonts w:asciiTheme="minorHAnsi" w:eastAsiaTheme="minorEastAsia" w:hAnsiTheme="minorHAnsi"/>
+                <w:noProof/>
+                <w:sz w:val="22"/>
+                <w:lang w:eastAsia="es-CO"/>
+              </w:rPr>
+              <w:tab/>
+            </w:r>
+            <w:r>
+              <w:rPr>
+                <w:rStyle w:val="Hipervnculo"/>
+                <w:noProof/>
+              </w:rPr>
+              <w:t>PRUEBAS DE FUNCIONALIDAD</w:t>
+            </w:r>
+            <w:r>
+              <w:rPr>
+                <w:noProof/>
+                <w:webHidden/>
+              </w:rPr>
+              <w:tab/>
+            </w:r>
+            <w:r>
+              <w:rPr>
+                <w:noProof/>
+                <w:webHidden/>
+              </w:rPr>
+              <w:fldChar w:fldCharType="begin"/>
+            </w:r>
+            <w:r>
+              <w:rPr>
+                <w:noProof/>
+                <w:webHidden/>
+              </w:rPr>
+              <w:instrText xml:space="preserve"> PAGEREF _Toc224381902 \h </w:instrText>
+            </w:r>
+            <w:r>
+              <w:rPr>
+                <w:noProof/>
+                <w:webHidden/>
+              </w:rPr>
+            </w:r>
+            <w:r>
+              <w:rPr>
+                <w:noProof/>
+                <w:webHidden/>
+              </w:rPr>
+              <w:fldChar w:fldCharType="separate"/>
+            </w:r>
+            <w:r>
+              <w:rPr>
+                <w:noProof/>
+                <w:webHidden/>
+              </w:rPr>
+              <w:t>19</w:t>
+            </w:r>
+            <w:r>
+              <w:rPr>
+                <w:noProof/>
+                <w:webHidden/>
+              </w:rPr>
+              <w:fldChar w:fldCharType="end"/>
+            </w:r>
+          </w:hyperlink>
+        </w:p>
+        <w:p>
+          <w:pPr>
+            <w:pStyle w:val="TDC2"/>
+            <w:tabs>
+              <w:tab w:val="left" w:pos="880"/>
+              <w:tab w:val="right" w:leader="dot" w:pos="8828"/>
+            </w:tabs>
+            <w:rPr>
+              <w:rFonts w:asciiTheme="minorHAnsi" w:eastAsiaTheme="minorEastAsia" w:hAnsiTheme="minorHAnsi"/>
+              <w:noProof/>
+              <w:sz w:val="22"/>
+              <w:lang w:eastAsia="es-CO"/>
+            </w:rPr>
+          </w:pPr>
+          <w:hyperlink w:anchor="_Toc224381903" w:history="1">
+            <w:r>
+              <w:rPr>
+                <w:rStyle w:val="Hipervnculo"/>
+                <w:noProof/>
+              </w:rPr>
+              <w:t>4.3.</w:t>
+            </w:r>
+            <w:r>
+              <w:rPr>
+                <w:rFonts w:asciiTheme="minorHAnsi" w:eastAsiaTheme="minorEastAsia" w:hAnsiTheme="minorHAnsi"/>
+                <w:noProof/>
+                <w:sz w:val="22"/>
+                <w:lang w:eastAsia="es-CO"/>
+              </w:rPr>
+              <w:tab/>
+            </w:r>
+            <w:r>
+              <w:rPr>
+                <w:rStyle w:val="Hipervnculo"/>
+                <w:noProof/>
+              </w:rPr>
+              <w:t>DIAGRAMA UML</w:t>
+            </w:r>
+            <w:r>
+              <w:rPr>
+                <w:noProof/>
+                <w:webHidden/>
+              </w:rPr>
+              <w:tab/>
+            </w:r>
+            <w:r>
+              <w:rPr>
+                <w:noProof/>
+                <w:webHidden/>
+              </w:rPr>
+              <w:fldChar w:fldCharType="begin"/>
+            </w:r>
+            <w:r>
+              <w:rPr>
+                <w:noProof/>
+                <w:webHidden/>
+              </w:rPr>
+              <w:instrText xml:space="preserve"> PAGEREF _Toc224381903 \h </w:instrText>
+            </w:r>
+            <w:r>
+              <w:rPr>
+                <w:noProof/>
+                <w:webHidden/>
+              </w:rPr>
+            </w:r>
+            <w:r>
+              <w:rPr>
+                <w:noProof/>
+                <w:webHidden/>
+              </w:rPr>
+              <w:fldChar w:fldCharType="separate"/>
+            </w:r>
+            <w:r>
+              <w:rPr>
+                <w:noProof/>
+                <w:webHidden/>
+              </w:rPr>
+              <w:t>20</w:t>
             </w:r>
             <w:r>
               <w:rPr>
@@ -1721,13 +2076,12 @@
           <w:bCs/>
         </w:rPr>
       </w:pPr>
-      <w:bookmarkStart w:id="0" w:name="_Toc223859566"/>
+      <w:bookmarkStart w:id="0" w:name="_Toc224381884"/>
       <w:r>
         <w:rPr>
           <w:b/>
           <w:bCs/>
         </w:rPr>
-        <w:lastRenderedPageBreak/>
         <w:t>VISIÓN GENERAL DEL PROYECTO</w:t>
       </w:r>
       <w:bookmarkEnd w:id="0"/>
@@ -1944,13 +2298,12 @@
           <w:bCs/>
         </w:rPr>
       </w:pPr>
-      <w:bookmarkStart w:id="1" w:name="_Toc223859567"/>
+      <w:bookmarkStart w:id="1" w:name="_Toc224381885"/>
       <w:r>
         <w:rPr>
           <w:b/>
           <w:bCs/>
         </w:rPr>
-        <w:lastRenderedPageBreak/>
         <w:t>PATRON SINGLETON</w:t>
       </w:r>
       <w:bookmarkEnd w:id="1"/>
@@ -1985,7 +2338,7 @@
         <w:ind w:firstLine="709"/>
         <w:jc w:val="both"/>
       </w:pPr>
-      <w:bookmarkStart w:id="2" w:name="_Toc223859568"/>
+      <w:bookmarkStart w:id="2" w:name="_Toc224381886"/>
       <w:r>
         <w:t>ANALISIS PARA LA APLICACIÓN</w:t>
       </w:r>
@@ -2119,7 +2472,7 @@
         <w:ind w:firstLine="709"/>
         <w:jc w:val="both"/>
       </w:pPr>
-      <w:bookmarkStart w:id="3" w:name="_Toc223859569"/>
+      <w:bookmarkStart w:id="3" w:name="_Toc224381887"/>
       <w:r>
         <w:t>APLICACIÓN DEL PATRON</w:t>
       </w:r>
@@ -2283,6 +2636,7 @@
         <w:jc w:val="both"/>
       </w:pPr>
       <w:r>
+        <w:lastRenderedPageBreak/>
         <w:t>El contenedor crea una única instancia de la clase al iniciar la aplicación.</w:t>
       </w:r>
     </w:p>
@@ -2298,7 +2652,6 @@
         <w:jc w:val="both"/>
       </w:pPr>
       <w:r>
-        <w:lastRenderedPageBreak/>
         <w:t>Todas las solicitudes HTTP reutilizan esa misma instancia.</w:t>
       </w:r>
     </w:p>
@@ -2346,7 +2699,7 @@
         <w:ind w:firstLine="709"/>
         <w:jc w:val="both"/>
       </w:pPr>
-      <w:bookmarkStart w:id="4" w:name="_Toc223859570"/>
+      <w:bookmarkStart w:id="4" w:name="_Toc224381888"/>
       <w:r>
         <w:t>IMPACTO DEL PATRON EN EL PROYECTO</w:t>
       </w:r>
@@ -2465,7 +2818,7 @@
         <w:ind w:firstLine="709"/>
         <w:jc w:val="both"/>
       </w:pPr>
-      <w:bookmarkStart w:id="5" w:name="_Toc223859571"/>
+      <w:bookmarkStart w:id="5" w:name="_Toc224381889"/>
       <w:r>
         <w:t>DIAGRAMA UML</w:t>
       </w:r>
@@ -2525,11 +2878,11 @@
         <w:jc w:val="both"/>
       </w:pPr>
       <w:r>
-        <w:t xml:space="preserve">El diagrama UML representa la aplicación del patrón Singleton dentro de la arquitectura del proyecto de telemedicina, mostrando que ConsultaService está marcado con el estereotipo &lt;&lt;Singleton&gt;&gt;, lo que indica que solo existe una instancia de esta clase durante todo el ciclo de vida de la aplicación. La relación de </w:t>
+        <w:t xml:space="preserve">El diagrama UML representa la aplicación del patrón Singleton dentro de la arquitectura del proyecto de telemedicina, mostrando que ConsultaService está </w:t>
       </w:r>
       <w:r>
         <w:lastRenderedPageBreak/>
-        <w:t xml:space="preserve">dependencia desde </w:t>
+        <w:t xml:space="preserve">marcado con el estereotipo &lt;&lt;Singleton&gt;&gt;, lo que indica que solo existe una instancia de esta clase durante todo el ciclo de vida de la aplicación. La relación de dependencia desde </w:t>
       </w:r>
       <w:proofErr w:type="spellStart"/>
       <w:r>
@@ -2651,7 +3004,7 @@
           <w:bCs/>
         </w:rPr>
       </w:pPr>
-      <w:bookmarkStart w:id="6" w:name="_Toc223859572"/>
+      <w:bookmarkStart w:id="6" w:name="_Toc224381890"/>
       <w:r>
         <w:rPr>
           <w:b/>
@@ -2708,7 +3061,7 @@
         <w:ind w:firstLine="709"/>
         <w:jc w:val="both"/>
       </w:pPr>
-      <w:bookmarkStart w:id="7" w:name="_Toc223859573"/>
+      <w:bookmarkStart w:id="7" w:name="_Toc224381891"/>
       <w:r>
         <w:t>ANALISIS PARA LA APLICACIÓN</w:t>
       </w:r>
@@ -2872,7 +3225,7 @@
         <w:ind w:firstLine="709"/>
         <w:jc w:val="both"/>
       </w:pPr>
-      <w:bookmarkStart w:id="8" w:name="_Toc223859574"/>
+      <w:bookmarkStart w:id="8" w:name="_Toc224381892"/>
       <w:r>
         <w:lastRenderedPageBreak/>
         <w:t>APLICACIÓN DEL PATRON</w:t>
@@ -3085,7 +3438,7 @@
         <w:ind w:firstLine="709"/>
         <w:jc w:val="both"/>
       </w:pPr>
-      <w:bookmarkStart w:id="9" w:name="_Toc223859575"/>
+      <w:bookmarkStart w:id="9" w:name="_Toc224381893"/>
       <w:r>
         <w:lastRenderedPageBreak/>
         <w:t>IMPACTO DEL PATRON EN EL PROYECTO</w:t>
@@ -3201,7 +3554,7 @@
         <w:ind w:firstLine="709"/>
         <w:jc w:val="both"/>
       </w:pPr>
-      <w:bookmarkStart w:id="10" w:name="_Toc223859576"/>
+      <w:bookmarkStart w:id="10" w:name="_Toc224381894"/>
       <w:r>
         <w:t>DIAGRAMA UML</w:t>
       </w:r>
@@ -3392,17 +3745,18 @@
       <w:pPr>
         <w:pStyle w:val="Ttulo1"/>
         <w:numPr>
-          <w:ilvl w:val="1"/>
+          <w:ilvl w:val="0"/>
           <w:numId w:val="8"/>
         </w:numPr>
         <w:spacing w:line="360" w:lineRule="auto"/>
+        <w:ind w:firstLine="709"/>
         <w:jc w:val="both"/>
         <w:rPr>
           <w:b/>
           <w:bCs/>
         </w:rPr>
       </w:pPr>
-      <w:bookmarkStart w:id="11" w:name="_Toc223859577"/>
+      <w:bookmarkStart w:id="11" w:name="_Toc224381895"/>
       <w:r>
         <w:rPr>
           <w:b/>
@@ -3459,7 +3813,7 @@
         <w:ind w:firstLine="709"/>
         <w:jc w:val="both"/>
       </w:pPr>
-      <w:bookmarkStart w:id="12" w:name="_Toc223859578"/>
+      <w:bookmarkStart w:id="12" w:name="_Toc224381896"/>
       <w:r>
         <w:t>ANALISIS PARA LA APLICACIÓN</w:t>
       </w:r>
@@ -3663,7 +4017,7 @@
         <w:ind w:firstLine="709"/>
         <w:jc w:val="both"/>
       </w:pPr>
-      <w:bookmarkStart w:id="13" w:name="_Toc223859579"/>
+      <w:bookmarkStart w:id="13" w:name="_Toc224381897"/>
       <w:r>
         <w:lastRenderedPageBreak/>
         <w:t>APLICACIÓN DEL PATRON</w:t>
@@ -3954,7 +4308,7 @@
         <w:ind w:firstLine="709"/>
         <w:jc w:val="both"/>
       </w:pPr>
-      <w:bookmarkStart w:id="14" w:name="_Toc223859580"/>
+      <w:bookmarkStart w:id="14" w:name="_Toc224381898"/>
       <w:r>
         <w:t>IMPACTO DEL PATRON EN EL PROYECTO</w:t>
       </w:r>
@@ -3966,7 +4320,6 @@
         <w:ind w:firstLine="709"/>
         <w:jc w:val="both"/>
       </w:pPr>
-      <w:bookmarkStart w:id="15" w:name="_Toc223859581"/>
       <w:r>
         <w:t xml:space="preserve">La aplicación del patrón </w:t>
       </w:r>
@@ -4111,6 +4464,7 @@
         <w:ind w:firstLine="709"/>
         <w:jc w:val="both"/>
       </w:pPr>
+      <w:bookmarkStart w:id="15" w:name="_Toc224381899"/>
       <w:r>
         <w:lastRenderedPageBreak/>
         <w:t>DIAGRAMA UML</w:t>
@@ -4128,10 +4482,10 @@
           <w:noProof/>
         </w:rPr>
         <w:drawing>
-          <wp:inline distT="0" distB="0" distL="0" distR="0" wp14:anchorId="35EB8B00" wp14:editId="284047C2">
-            <wp:extent cx="3513124" cy="6424217"/>
+          <wp:inline distT="0" distB="0" distL="0" distR="0" wp14:anchorId="13B02F76" wp14:editId="69197A83">
+            <wp:extent cx="3947502" cy="4465707"/>
             <wp:effectExtent l="0" t="0" r="0" b="0"/>
-            <wp:docPr id="11" name="Imagen 11"/>
+            <wp:docPr id="2" name="Imagen 2"/>
             <wp:cNvGraphicFramePr>
               <a:graphicFrameLocks xmlns:a="http://schemas.openxmlformats.org/drawingml/2006/main" noChangeAspect="1"/>
             </wp:cNvGraphicFramePr>
@@ -4151,7 +4505,7 @@
                   <pic:spPr>
                     <a:xfrm>
                       <a:off x="0" y="0"/>
-                      <a:ext cx="3513124" cy="6424217"/>
+                      <a:ext cx="3947502" cy="4465707"/>
                     </a:xfrm>
                     <a:prstGeom prst="rect">
                       <a:avLst/>
@@ -4205,11 +4559,941 @@
       </w:r>
       <w:proofErr w:type="spellEnd"/>
       <w:r>
-        <w:t xml:space="preserve"> la fábrica </w:t>
-      </w:r>
+        <w:t xml:space="preserve"> la fábrica adecuada para crear los objetos médicos necesarios durante el proceso de una consulta.</w:t>
+      </w:r>
+    </w:p>
+    <w:p>
+      <w:pPr>
+        <w:spacing w:line="360" w:lineRule="auto"/>
+        <w:ind w:firstLine="709"/>
+        <w:jc w:val="both"/>
+      </w:pPr>
+      <w:r>
+        <w:t xml:space="preserve">La clase </w:t>
+      </w:r>
+      <w:proofErr w:type="spellStart"/>
+      <w:r>
+        <w:t>AbstractMedicalFactory</w:t>
+      </w:r>
+      <w:proofErr w:type="spellEnd"/>
+      <w:r>
+        <w:t xml:space="preserve"> define la interfaz que declara los métodos de creación de los productos del sistema, como prescripciones y órdenes médicas. Posteriormente, la clase </w:t>
+      </w:r>
+      <w:proofErr w:type="spellStart"/>
+      <w:r>
+        <w:t>MedicoMedicalFactory</w:t>
+      </w:r>
+      <w:proofErr w:type="spellEnd"/>
+      <w:r>
+        <w:t xml:space="preserve"> implementa esta interfaz y se encarga de generar las instancias concretas de los objetos.</w:t>
+      </w:r>
+    </w:p>
+    <w:p>
+      <w:pPr>
+        <w:spacing w:line="360" w:lineRule="auto"/>
+        <w:ind w:firstLine="709"/>
+        <w:jc w:val="both"/>
+      </w:pPr>
       <w:r>
         <w:lastRenderedPageBreak/>
-        <w:t>adecuada para crear los objetos médicos necesarios durante el proceso de una consulta.</w:t>
+        <w:t xml:space="preserve">Finalmente, las clases </w:t>
+      </w:r>
+      <w:proofErr w:type="spellStart"/>
+      <w:r>
+        <w:t>Prescripcion</w:t>
+      </w:r>
+      <w:proofErr w:type="spellEnd"/>
+      <w:r>
+        <w:t xml:space="preserve"> y </w:t>
+      </w:r>
+      <w:proofErr w:type="spellStart"/>
+      <w:r>
+        <w:t>OrdenMedica</w:t>
+      </w:r>
+      <w:proofErr w:type="spellEnd"/>
+      <w:r>
+        <w:t xml:space="preserve"> representan los productos concretos que son creados por la fábrica. Este diseño permite desacoplar la lógica de creación de objetos del resto del sistema, facilitando la extensión futura del software y mejorando la organización de la arquitectura.</w:t>
+      </w:r>
+    </w:p>
+    <w:p>
+      <w:pPr>
+        <w:spacing w:line="360" w:lineRule="auto"/>
+      </w:pPr>
+    </w:p>
+    <w:p>
+      <w:pPr>
+        <w:spacing w:line="360" w:lineRule="auto"/>
+      </w:pPr>
+    </w:p>
+    <w:p>
+      <w:pPr>
+        <w:spacing w:line="360" w:lineRule="auto"/>
+      </w:pPr>
+    </w:p>
+    <w:p>
+      <w:pPr>
+        <w:spacing w:line="360" w:lineRule="auto"/>
+      </w:pPr>
+    </w:p>
+    <w:p>
+      <w:pPr>
+        <w:spacing w:line="360" w:lineRule="auto"/>
+      </w:pPr>
+    </w:p>
+    <w:p>
+      <w:pPr>
+        <w:spacing w:line="360" w:lineRule="auto"/>
+      </w:pPr>
+    </w:p>
+    <w:p>
+      <w:pPr>
+        <w:spacing w:line="360" w:lineRule="auto"/>
+      </w:pPr>
+    </w:p>
+    <w:p>
+      <w:pPr>
+        <w:spacing w:line="360" w:lineRule="auto"/>
+      </w:pPr>
+    </w:p>
+    <w:p>
+      <w:pPr>
+        <w:spacing w:line="360" w:lineRule="auto"/>
+      </w:pPr>
+    </w:p>
+    <w:p>
+      <w:pPr>
+        <w:spacing w:line="360" w:lineRule="auto"/>
+      </w:pPr>
+    </w:p>
+    <w:p>
+      <w:pPr>
+        <w:spacing w:line="360" w:lineRule="auto"/>
+      </w:pPr>
+    </w:p>
+    <w:p>
+      <w:pPr>
+        <w:spacing w:line="360" w:lineRule="auto"/>
+      </w:pPr>
+    </w:p>
+    <w:p>
+      <w:pPr>
+        <w:spacing w:line="360" w:lineRule="auto"/>
+      </w:pPr>
+    </w:p>
+    <w:p>
+      <w:pPr>
+        <w:spacing w:line="360" w:lineRule="auto"/>
+      </w:pPr>
+    </w:p>
+    <w:p>
+      <w:pPr>
+        <w:spacing w:line="360" w:lineRule="auto"/>
+      </w:pPr>
+    </w:p>
+    <w:p>
+      <w:pPr>
+        <w:spacing w:line="360" w:lineRule="auto"/>
+      </w:pPr>
+    </w:p>
+    <w:p>
+      <w:pPr>
+        <w:spacing w:line="360" w:lineRule="auto"/>
+      </w:pPr>
+    </w:p>
+    <w:p>
+      <w:pPr>
+        <w:spacing w:line="360" w:lineRule="auto"/>
+      </w:pPr>
+    </w:p>
+    <w:p>
+      <w:pPr>
+        <w:spacing w:line="360" w:lineRule="auto"/>
+      </w:pPr>
+    </w:p>
+    <w:p>
+      <w:pPr>
+        <w:spacing w:line="360" w:lineRule="auto"/>
+      </w:pPr>
+    </w:p>
+    <w:p>
+      <w:pPr>
+        <w:pStyle w:val="Ttulo1"/>
+        <w:numPr>
+          <w:ilvl w:val="0"/>
+          <w:numId w:val="8"/>
+        </w:numPr>
+        <w:tabs>
+          <w:tab w:val="num" w:pos="360"/>
+          <w:tab w:val="num" w:pos="720"/>
+        </w:tabs>
+        <w:spacing w:line="360" w:lineRule="auto"/>
+        <w:ind w:left="720" w:firstLine="709"/>
+        <w:jc w:val="both"/>
+        <w:rPr>
+          <w:b/>
+          <w:bCs/>
+        </w:rPr>
+      </w:pPr>
+      <w:bookmarkStart w:id="16" w:name="_Toc224381838"/>
+      <w:bookmarkStart w:id="17" w:name="_Toc224381900"/>
+      <w:r>
+        <w:rPr>
+          <w:b/>
+          <w:bCs/>
+        </w:rPr>
+        <w:lastRenderedPageBreak/>
+        <w:t xml:space="preserve">PATRON </w:t>
+      </w:r>
+      <w:r>
+        <w:rPr>
+          <w:b/>
+          <w:bCs/>
+        </w:rPr>
+        <w:t>BUILDER</w:t>
+      </w:r>
+      <w:bookmarkEnd w:id="16"/>
+      <w:bookmarkEnd w:id="17"/>
+    </w:p>
+    <w:p>
+      <w:pPr>
+        <w:pStyle w:val="Ttulo2"/>
+        <w:numPr>
+          <w:ilvl w:val="1"/>
+          <w:numId w:val="8"/>
+        </w:numPr>
+        <w:tabs>
+          <w:tab w:val="num" w:pos="360"/>
+          <w:tab w:val="num" w:pos="1440"/>
+        </w:tabs>
+        <w:spacing w:line="360" w:lineRule="auto"/>
+        <w:ind w:left="0" w:firstLine="709"/>
+        <w:jc w:val="both"/>
+      </w:pPr>
+      <w:bookmarkStart w:id="18" w:name="_Toc224381839"/>
+      <w:bookmarkStart w:id="19" w:name="_Toc224381901"/>
+      <w:r>
+        <w:t>IMPLEMENTACION EN EL CODIGO</w:t>
+      </w:r>
+      <w:bookmarkEnd w:id="18"/>
+      <w:bookmarkEnd w:id="19"/>
+    </w:p>
+    <w:p>
+      <w:pPr>
+        <w:spacing w:line="360" w:lineRule="auto"/>
+        <w:ind w:firstLine="709"/>
+        <w:jc w:val="both"/>
+      </w:pPr>
+      <w:r>
+        <w:t xml:space="preserve">Para implementar el patrón </w:t>
+      </w:r>
+      <w:proofErr w:type="spellStart"/>
+      <w:r>
+        <w:t>Builder</w:t>
+      </w:r>
+      <w:proofErr w:type="spellEnd"/>
+      <w:r>
+        <w:t xml:space="preserve"> en el proyecto se creó una nueva clase llamada </w:t>
+      </w:r>
+      <w:proofErr w:type="spellStart"/>
+      <w:r>
+        <w:t>ConsultaBuilder</w:t>
+      </w:r>
+      <w:proofErr w:type="spellEnd"/>
+      <w:r>
+        <w:t>, la cual se encarga de construir objetos de tipo Consulta de forma gradual y controlada.</w:t>
+      </w:r>
+    </w:p>
+    <w:p>
+      <w:pPr>
+        <w:spacing w:line="360" w:lineRule="auto"/>
+        <w:jc w:val="center"/>
+      </w:pPr>
+      <w:r>
+        <w:rPr>
+          <w:b/>
+          <w:bCs/>
+          <w:noProof/>
+        </w:rPr>
+        <w:drawing>
+          <wp:anchor distT="0" distB="0" distL="114300" distR="114300" simplePos="0" relativeHeight="251660288" behindDoc="0" locked="0" layoutInCell="1" allowOverlap="1" wp14:anchorId="7CD114A8" wp14:editId="7C126132">
+            <wp:simplePos x="0" y="0"/>
+            <wp:positionH relativeFrom="margin">
+              <wp:posOffset>1070610</wp:posOffset>
+            </wp:positionH>
+            <wp:positionV relativeFrom="page">
+              <wp:posOffset>7269480</wp:posOffset>
+            </wp:positionV>
+            <wp:extent cx="3470910" cy="1219200"/>
+            <wp:effectExtent l="0" t="0" r="0" b="0"/>
+            <wp:wrapTopAndBottom/>
+            <wp:docPr id="27" name="Imagen 27"/>
+            <wp:cNvGraphicFramePr>
+              <a:graphicFrameLocks xmlns:a="http://schemas.openxmlformats.org/drawingml/2006/main" noChangeAspect="1"/>
+            </wp:cNvGraphicFramePr>
+            <a:graphic xmlns:a="http://schemas.openxmlformats.org/drawingml/2006/main">
+              <a:graphicData uri="http://schemas.openxmlformats.org/drawingml/2006/picture">
+                <pic:pic xmlns:pic="http://schemas.openxmlformats.org/drawingml/2006/picture">
+                  <pic:nvPicPr>
+                    <pic:cNvPr id="1" name=""/>
+                    <pic:cNvPicPr/>
+                  </pic:nvPicPr>
+                  <pic:blipFill rotWithShape="1">
+                    <a:blip r:embed="rId14">
+                      <a:extLst>
+                        <a:ext uri="{28A0092B-C50C-407E-A947-70E740481C1C}">
+                          <a14:useLocalDpi xmlns:a14="http://schemas.microsoft.com/office/drawing/2010/main" val="0"/>
+                        </a:ext>
+                      </a:extLst>
+                    </a:blip>
+                    <a:srcRect l="1957"/>
+                    <a:stretch/>
+                  </pic:blipFill>
+                  <pic:spPr bwMode="auto">
+                    <a:xfrm>
+                      <a:off x="0" y="0"/>
+                      <a:ext cx="3470910" cy="1219200"/>
+                    </a:xfrm>
+                    <a:prstGeom prst="rect">
+                      <a:avLst/>
+                    </a:prstGeom>
+                    <a:ln>
+                      <a:noFill/>
+                    </a:ln>
+                    <a:extLst>
+                      <a:ext uri="{53640926-AAD7-44D8-BBD7-CCE9431645EC}">
+                        <a14:shadowObscured xmlns:a14="http://schemas.microsoft.com/office/drawing/2010/main"/>
+                      </a:ext>
+                    </a:extLst>
+                  </pic:spPr>
+                </pic:pic>
+              </a:graphicData>
+            </a:graphic>
+          </wp:anchor>
+        </w:drawing>
+      </w:r>
+      <w:r>
+        <w:rPr>
+          <w:noProof/>
+        </w:rPr>
+        <w:drawing>
+          <wp:inline distT="0" distB="0" distL="0" distR="0" wp14:anchorId="6827B838" wp14:editId="56D31C53">
+            <wp:extent cx="3467100" cy="4923625"/>
+            <wp:effectExtent l="0" t="0" r="0" b="0"/>
+            <wp:docPr id="26" name="Imagen 26"/>
+            <wp:cNvGraphicFramePr>
+              <a:graphicFrameLocks xmlns:a="http://schemas.openxmlformats.org/drawingml/2006/main" noChangeAspect="1"/>
+            </wp:cNvGraphicFramePr>
+            <a:graphic xmlns:a="http://schemas.openxmlformats.org/drawingml/2006/main">
+              <a:graphicData uri="http://schemas.openxmlformats.org/drawingml/2006/picture">
+                <pic:pic xmlns:pic="http://schemas.openxmlformats.org/drawingml/2006/picture">
+                  <pic:nvPicPr>
+                    <pic:cNvPr id="1" name=""/>
+                    <pic:cNvPicPr/>
+                  </pic:nvPicPr>
+                  <pic:blipFill>
+                    <a:blip r:embed="rId15"/>
+                    <a:stretch>
+                      <a:fillRect/>
+                    </a:stretch>
+                  </pic:blipFill>
+                  <pic:spPr>
+                    <a:xfrm>
+                      <a:off x="0" y="0"/>
+                      <a:ext cx="3470864" cy="4928971"/>
+                    </a:xfrm>
+                    <a:prstGeom prst="rect">
+                      <a:avLst/>
+                    </a:prstGeom>
+                  </pic:spPr>
+                </pic:pic>
+              </a:graphicData>
+            </a:graphic>
+          </wp:inline>
+        </w:drawing>
+      </w:r>
+    </w:p>
+    <w:p>
+      <w:pPr>
+        <w:jc w:val="center"/>
+      </w:pPr>
+    </w:p>
+    <w:p>
+      <w:pPr>
+        <w:jc w:val="center"/>
+        <w:rPr>
+          <w:b/>
+          <w:bCs/>
+        </w:rPr>
+      </w:pPr>
+    </w:p>
+    <w:p>
+      <w:pPr>
+        <w:jc w:val="center"/>
+        <w:rPr>
+          <w:b/>
+          <w:bCs/>
+        </w:rPr>
+      </w:pPr>
+      <w:r>
+        <w:rPr>
+          <w:b/>
+          <w:bCs/>
+        </w:rPr>
+        <w:lastRenderedPageBreak/>
+        <w:t>MedicoMedicalFactory.java</w:t>
+      </w:r>
+    </w:p>
+    <w:p>
+      <w:pPr>
+        <w:jc w:val="center"/>
+        <w:rPr>
+          <w:b/>
+          <w:bCs/>
+        </w:rPr>
+      </w:pPr>
+      <w:r>
+        <w:rPr>
+          <w:b/>
+          <w:bCs/>
+          <w:noProof/>
+        </w:rPr>
+        <w:drawing>
+          <wp:inline distT="0" distB="0" distL="0" distR="0" wp14:anchorId="7BF29023" wp14:editId="239095D0">
+            <wp:extent cx="5243014" cy="1867062"/>
+            <wp:effectExtent l="0" t="0" r="0" b="0"/>
+            <wp:docPr id="28" name="Imagen 28"/>
+            <wp:cNvGraphicFramePr>
+              <a:graphicFrameLocks xmlns:a="http://schemas.openxmlformats.org/drawingml/2006/main" noChangeAspect="1"/>
+            </wp:cNvGraphicFramePr>
+            <a:graphic xmlns:a="http://schemas.openxmlformats.org/drawingml/2006/main">
+              <a:graphicData uri="http://schemas.openxmlformats.org/drawingml/2006/picture">
+                <pic:pic xmlns:pic="http://schemas.openxmlformats.org/drawingml/2006/picture">
+                  <pic:nvPicPr>
+                    <pic:cNvPr id="1" name=""/>
+                    <pic:cNvPicPr/>
+                  </pic:nvPicPr>
+                  <pic:blipFill>
+                    <a:blip r:embed="rId16"/>
+                    <a:stretch>
+                      <a:fillRect/>
+                    </a:stretch>
+                  </pic:blipFill>
+                  <pic:spPr>
+                    <a:xfrm>
+                      <a:off x="0" y="0"/>
+                      <a:ext cx="5243014" cy="1867062"/>
+                    </a:xfrm>
+                    <a:prstGeom prst="rect">
+                      <a:avLst/>
+                    </a:prstGeom>
+                  </pic:spPr>
+                </pic:pic>
+              </a:graphicData>
+            </a:graphic>
+          </wp:inline>
+        </w:drawing>
+      </w:r>
+    </w:p>
+    <w:p>
+      <w:pPr>
+        <w:spacing w:line="360" w:lineRule="auto"/>
+        <w:ind w:firstLine="709"/>
+        <w:jc w:val="both"/>
+      </w:pPr>
+      <w:r>
+        <w:t xml:space="preserve">El patrón </w:t>
+      </w:r>
+      <w:proofErr w:type="spellStart"/>
+      <w:r>
+        <w:t>Builder</w:t>
+      </w:r>
+      <w:proofErr w:type="spellEnd"/>
+      <w:r>
+        <w:t xml:space="preserve"> se utiliza cuando se necesita construir objetos complejos paso a paso, separando el proceso de construcción del objeto final.</w:t>
+      </w:r>
+    </w:p>
+    <w:p>
+      <w:pPr>
+        <w:spacing w:line="360" w:lineRule="auto"/>
+        <w:ind w:firstLine="709"/>
+        <w:jc w:val="both"/>
+      </w:pPr>
+      <w:r>
+        <w:t xml:space="preserve">En este proyecto, el patrón </w:t>
+      </w:r>
+      <w:proofErr w:type="spellStart"/>
+      <w:r>
+        <w:t>Builder</w:t>
+      </w:r>
+      <w:proofErr w:type="spellEnd"/>
+      <w:r>
+        <w:t xml:space="preserve"> se implementa mediante la clase </w:t>
+      </w:r>
+      <w:proofErr w:type="spellStart"/>
+      <w:r>
+        <w:t>ConsultaBuilder</w:t>
+      </w:r>
+      <w:proofErr w:type="spellEnd"/>
+      <w:r>
+        <w:t>, la cual permite construir objetos de tipo Consulta de forma más organizada y flexible.</w:t>
+      </w:r>
+    </w:p>
+    <w:p>
+      <w:pPr>
+        <w:spacing w:line="360" w:lineRule="auto"/>
+        <w:ind w:firstLine="709"/>
+        <w:jc w:val="both"/>
+      </w:pPr>
+      <w:r>
+        <w:t xml:space="preserve">En lugar de crear el objeto directamente utilizando múltiples métodos set, el </w:t>
+      </w:r>
+      <w:proofErr w:type="spellStart"/>
+      <w:r>
+        <w:t>Builder</w:t>
+      </w:r>
+      <w:proofErr w:type="spellEnd"/>
+      <w:r>
+        <w:t xml:space="preserve"> permite ir configurando cada atributo del objeto mediante métodos encadenados. Finalmente, el método </w:t>
+      </w:r>
+      <w:proofErr w:type="spellStart"/>
+      <w:proofErr w:type="gramStart"/>
+      <w:r>
+        <w:t>build</w:t>
+      </w:r>
+      <w:proofErr w:type="spellEnd"/>
+      <w:r>
+        <w:t>(</w:t>
+      </w:r>
+      <w:proofErr w:type="gramEnd"/>
+      <w:r>
+        <w:t>) se encarga de generar la instancia final de la consulta.</w:t>
+      </w:r>
+    </w:p>
+    <w:p>
+      <w:pPr>
+        <w:spacing w:line="360" w:lineRule="auto"/>
+        <w:ind w:firstLine="709"/>
+        <w:jc w:val="both"/>
+      </w:pPr>
+      <w:r>
+        <w:t xml:space="preserve">La implementación de este patrón se integra con el patrón </w:t>
+      </w:r>
+      <w:proofErr w:type="spellStart"/>
+      <w:r>
+        <w:t>Abstract</w:t>
+      </w:r>
+      <w:proofErr w:type="spellEnd"/>
+      <w:r>
+        <w:t xml:space="preserve"> Factory, ya que la clase </w:t>
+      </w:r>
+      <w:proofErr w:type="spellStart"/>
+      <w:r>
+        <w:t>MedicoMedicalFactory</w:t>
+      </w:r>
+      <w:proofErr w:type="spellEnd"/>
+      <w:r>
+        <w:t xml:space="preserve"> utiliza el </w:t>
+      </w:r>
+      <w:proofErr w:type="spellStart"/>
+      <w:r>
+        <w:t>ConsultaBuilder</w:t>
+      </w:r>
+      <w:proofErr w:type="spellEnd"/>
+      <w:r>
+        <w:t xml:space="preserve"> para construir el objeto Consulta. De esta manera, la fábrica decide qué objeto crear, mientras que el </w:t>
+      </w:r>
+      <w:proofErr w:type="spellStart"/>
+      <w:r>
+        <w:t>Builder</w:t>
+      </w:r>
+      <w:proofErr w:type="spellEnd"/>
+      <w:r>
+        <w:t xml:space="preserve"> define cómo se construye ese objeto.</w:t>
+      </w:r>
+    </w:p>
+    <w:p>
+      <w:pPr>
+        <w:spacing w:line="360" w:lineRule="auto"/>
+        <w:ind w:firstLine="709"/>
+        <w:jc w:val="both"/>
+      </w:pPr>
+      <w:r>
+        <w:t xml:space="preserve">Esto mejora la legibilidad del código y facilita futuras modificaciones en la estructura del objeto Consulta, ya que los cambios se centralizan en el </w:t>
+      </w:r>
+      <w:proofErr w:type="spellStart"/>
+      <w:r>
+        <w:t>Builder</w:t>
+      </w:r>
+      <w:proofErr w:type="spellEnd"/>
+      <w:r>
+        <w:t>.</w:t>
+      </w:r>
+    </w:p>
+    <w:p>
+      <w:pPr>
+        <w:spacing w:line="360" w:lineRule="auto"/>
+        <w:ind w:firstLine="709"/>
+        <w:jc w:val="both"/>
+      </w:pPr>
+    </w:p>
+    <w:p>
+      <w:pPr>
+        <w:spacing w:line="360" w:lineRule="auto"/>
+        <w:ind w:firstLine="709"/>
+        <w:jc w:val="both"/>
+      </w:pPr>
+    </w:p>
+    <w:p>
+      <w:pPr>
+        <w:spacing w:line="360" w:lineRule="auto"/>
+        <w:ind w:firstLine="709"/>
+        <w:jc w:val="both"/>
+      </w:pPr>
+    </w:p>
+    <w:p>
+      <w:pPr>
+        <w:spacing w:line="360" w:lineRule="auto"/>
+        <w:ind w:firstLine="709"/>
+        <w:jc w:val="both"/>
+      </w:pPr>
+    </w:p>
+    <w:p>
+      <w:pPr>
+        <w:pStyle w:val="Ttulo2"/>
+        <w:numPr>
+          <w:ilvl w:val="1"/>
+          <w:numId w:val="8"/>
+        </w:numPr>
+        <w:tabs>
+          <w:tab w:val="num" w:pos="360"/>
+          <w:tab w:val="num" w:pos="1440"/>
+        </w:tabs>
+        <w:spacing w:line="360" w:lineRule="auto"/>
+        <w:ind w:left="0" w:firstLine="709"/>
+        <w:jc w:val="both"/>
+      </w:pPr>
+      <w:bookmarkStart w:id="20" w:name="_Toc224381840"/>
+      <w:bookmarkStart w:id="21" w:name="_Toc224381902"/>
+      <w:r>
+        <w:lastRenderedPageBreak/>
+        <w:t>PRUEBAS DE FUNCIONALIDAD</w:t>
+      </w:r>
+      <w:bookmarkEnd w:id="20"/>
+      <w:bookmarkEnd w:id="21"/>
+    </w:p>
+    <w:p>
+      <w:pPr>
+        <w:jc w:val="center"/>
+        <w:rPr>
+          <w:b/>
+          <w:bCs/>
+        </w:rPr>
+      </w:pPr>
+      <w:r>
+        <w:rPr>
+          <w:b/>
+          <w:bCs/>
+        </w:rPr>
+        <w:t>Consulta</w:t>
+      </w:r>
+    </w:p>
+    <w:p>
+      <w:pPr>
+        <w:jc w:val="center"/>
+      </w:pPr>
+      <w:r>
+        <w:rPr>
+          <w:noProof/>
+        </w:rPr>
+        <w:drawing>
+          <wp:inline distT="0" distB="0" distL="0" distR="0" wp14:anchorId="7CD01337" wp14:editId="557E3032">
+            <wp:extent cx="5612130" cy="1741170"/>
+            <wp:effectExtent l="0" t="0" r="7620" b="0"/>
+            <wp:docPr id="29" name="Imagen 29"/>
+            <wp:cNvGraphicFramePr>
+              <a:graphicFrameLocks xmlns:a="http://schemas.openxmlformats.org/drawingml/2006/main" noChangeAspect="1"/>
+            </wp:cNvGraphicFramePr>
+            <a:graphic xmlns:a="http://schemas.openxmlformats.org/drawingml/2006/main">
+              <a:graphicData uri="http://schemas.openxmlformats.org/drawingml/2006/picture">
+                <pic:pic xmlns:pic="http://schemas.openxmlformats.org/drawingml/2006/picture">
+                  <pic:nvPicPr>
+                    <pic:cNvPr id="1" name=""/>
+                    <pic:cNvPicPr/>
+                  </pic:nvPicPr>
+                  <pic:blipFill>
+                    <a:blip r:embed="rId17"/>
+                    <a:stretch>
+                      <a:fillRect/>
+                    </a:stretch>
+                  </pic:blipFill>
+                  <pic:spPr>
+                    <a:xfrm>
+                      <a:off x="0" y="0"/>
+                      <a:ext cx="5612130" cy="1741170"/>
+                    </a:xfrm>
+                    <a:prstGeom prst="rect">
+                      <a:avLst/>
+                    </a:prstGeom>
+                  </pic:spPr>
+                </pic:pic>
+              </a:graphicData>
+            </a:graphic>
+          </wp:inline>
+        </w:drawing>
+      </w:r>
+    </w:p>
+    <w:p>
+      <w:pPr>
+        <w:jc w:val="center"/>
+        <w:rPr>
+          <w:b/>
+          <w:bCs/>
+        </w:rPr>
+      </w:pPr>
+      <w:r>
+        <w:rPr>
+          <w:b/>
+          <w:bCs/>
+        </w:rPr>
+        <w:t>Resultado</w:t>
+      </w:r>
+    </w:p>
+    <w:p>
+      <w:pPr>
+        <w:jc w:val="center"/>
+      </w:pPr>
+      <w:r>
+        <w:rPr>
+          <w:noProof/>
+        </w:rPr>
+        <w:drawing>
+          <wp:inline distT="0" distB="0" distL="0" distR="0" wp14:anchorId="650BDAE2" wp14:editId="12D8FF73">
+            <wp:extent cx="5612130" cy="2583180"/>
+            <wp:effectExtent l="0" t="0" r="7620" b="7620"/>
+            <wp:docPr id="30" name="Imagen 30"/>
+            <wp:cNvGraphicFramePr>
+              <a:graphicFrameLocks xmlns:a="http://schemas.openxmlformats.org/drawingml/2006/main" noChangeAspect="1"/>
+            </wp:cNvGraphicFramePr>
+            <a:graphic xmlns:a="http://schemas.openxmlformats.org/drawingml/2006/main">
+              <a:graphicData uri="http://schemas.openxmlformats.org/drawingml/2006/picture">
+                <pic:pic xmlns:pic="http://schemas.openxmlformats.org/drawingml/2006/picture">
+                  <pic:nvPicPr>
+                    <pic:cNvPr id="1" name=""/>
+                    <pic:cNvPicPr/>
+                  </pic:nvPicPr>
+                  <pic:blipFill>
+                    <a:blip r:embed="rId18"/>
+                    <a:stretch>
+                      <a:fillRect/>
+                    </a:stretch>
+                  </pic:blipFill>
+                  <pic:spPr>
+                    <a:xfrm>
+                      <a:off x="0" y="0"/>
+                      <a:ext cx="5612130" cy="2583180"/>
+                    </a:xfrm>
+                    <a:prstGeom prst="rect">
+                      <a:avLst/>
+                    </a:prstGeom>
+                  </pic:spPr>
+                </pic:pic>
+              </a:graphicData>
+            </a:graphic>
+          </wp:inline>
+        </w:drawing>
+      </w:r>
+    </w:p>
+    <w:p>
+      <w:pPr>
+        <w:spacing w:line="360" w:lineRule="auto"/>
+        <w:ind w:firstLine="709"/>
+        <w:jc w:val="both"/>
+      </w:pPr>
+      <w:r>
+        <w:t xml:space="preserve">Cuando el </w:t>
+      </w:r>
+      <w:proofErr w:type="spellStart"/>
+      <w:r>
+        <w:t>endpoint</w:t>
+      </w:r>
+      <w:proofErr w:type="spellEnd"/>
+      <w:r>
+        <w:t xml:space="preserve"> recibe la solicitud, el </w:t>
+      </w:r>
+      <w:proofErr w:type="spellStart"/>
+      <w:r>
+        <w:t>ConsultaController</w:t>
+      </w:r>
+      <w:proofErr w:type="spellEnd"/>
+      <w:r>
+        <w:t xml:space="preserve"> envía la información al </w:t>
+      </w:r>
+      <w:proofErr w:type="spellStart"/>
+      <w:r>
+        <w:t>ConsultaService</w:t>
+      </w:r>
+      <w:proofErr w:type="spellEnd"/>
+      <w:r>
+        <w:t>, el cual se encarga de gestionar la lógica del sistema.</w:t>
+      </w:r>
+    </w:p>
+    <w:p>
+      <w:pPr>
+        <w:spacing w:line="360" w:lineRule="auto"/>
+        <w:ind w:firstLine="709"/>
+        <w:jc w:val="both"/>
+      </w:pPr>
+      <w:r>
+        <w:t xml:space="preserve">Posteriormente, el servicio utiliza la </w:t>
+      </w:r>
+      <w:proofErr w:type="spellStart"/>
+      <w:r>
+        <w:t>Abstract</w:t>
+      </w:r>
+      <w:proofErr w:type="spellEnd"/>
+      <w:r>
+        <w:t xml:space="preserve"> Factory para crear la consulta médica. Dentro de esta fábrica se utiliza el </w:t>
+      </w:r>
+      <w:proofErr w:type="spellStart"/>
+      <w:r>
+        <w:t>ConsultaBuilder</w:t>
+      </w:r>
+      <w:proofErr w:type="spellEnd"/>
+      <w:r>
+        <w:t>, el cual construye el objeto Consulta asignando el paciente, el médico, el estado de la consulta y la fecha de creación.</w:t>
+      </w:r>
+    </w:p>
+    <w:p>
+      <w:pPr>
+        <w:spacing w:line="360" w:lineRule="auto"/>
+        <w:ind w:firstLine="709"/>
+        <w:jc w:val="both"/>
+      </w:pPr>
+      <w:r>
+        <w:t xml:space="preserve">Finalmente, el objeto construido es guardado en la base de datos mediante el </w:t>
+      </w:r>
+      <w:proofErr w:type="spellStart"/>
+      <w:r>
+        <w:t>ConsultaRepository</w:t>
+      </w:r>
+      <w:proofErr w:type="spellEnd"/>
+      <w:r>
+        <w:t>.</w:t>
+      </w:r>
+    </w:p>
+    <w:p>
+      <w:pPr>
+        <w:spacing w:line="360" w:lineRule="auto"/>
+        <w:ind w:firstLine="709"/>
+        <w:jc w:val="both"/>
+      </w:pPr>
+      <w:r>
+        <w:lastRenderedPageBreak/>
+        <w:t xml:space="preserve">El resultado obtenido en </w:t>
+      </w:r>
+      <w:proofErr w:type="spellStart"/>
+      <w:r>
+        <w:t>Postman</w:t>
+      </w:r>
+      <w:proofErr w:type="spellEnd"/>
+      <w:r>
+        <w:t xml:space="preserve"> confirma que el objeto Consulta fue creado correctamente, demostrando que el patrón </w:t>
+      </w:r>
+      <w:proofErr w:type="spellStart"/>
+      <w:r>
+        <w:t>Builder</w:t>
+      </w:r>
+      <w:proofErr w:type="spellEnd"/>
+      <w:r>
+        <w:t xml:space="preserve"> funciona correctamente dentro de la arquitectura del sistema.</w:t>
+      </w:r>
+    </w:p>
+    <w:p>
+      <w:pPr>
+        <w:pStyle w:val="Ttulo2"/>
+        <w:numPr>
+          <w:ilvl w:val="1"/>
+          <w:numId w:val="8"/>
+        </w:numPr>
+        <w:tabs>
+          <w:tab w:val="num" w:pos="360"/>
+          <w:tab w:val="num" w:pos="1440"/>
+        </w:tabs>
+        <w:spacing w:line="360" w:lineRule="auto"/>
+        <w:ind w:left="0" w:firstLine="709"/>
+        <w:jc w:val="both"/>
+      </w:pPr>
+      <w:bookmarkStart w:id="22" w:name="_Toc224381841"/>
+      <w:bookmarkStart w:id="23" w:name="_Toc224381903"/>
+      <w:r>
+        <w:t>DIAGRAMA UML</w:t>
+      </w:r>
+      <w:bookmarkEnd w:id="22"/>
+      <w:bookmarkEnd w:id="23"/>
+    </w:p>
+    <w:p>
+      <w:pPr>
+        <w:spacing w:line="360" w:lineRule="auto"/>
+        <w:ind w:firstLine="709"/>
+        <w:jc w:val="center"/>
+      </w:pPr>
+      <w:r>
+        <w:rPr>
+          <w:noProof/>
+        </w:rPr>
+        <w:drawing>
+          <wp:inline distT="0" distB="0" distL="0" distR="0" wp14:anchorId="29CC8F1C" wp14:editId="279ADEB8">
+            <wp:extent cx="1882303" cy="4473328"/>
+            <wp:effectExtent l="0" t="0" r="3810" b="3810"/>
+            <wp:docPr id="31" name="Imagen 31"/>
+            <wp:cNvGraphicFramePr>
+              <a:graphicFrameLocks xmlns:a="http://schemas.openxmlformats.org/drawingml/2006/main" noChangeAspect="1"/>
+            </wp:cNvGraphicFramePr>
+            <a:graphic xmlns:a="http://schemas.openxmlformats.org/drawingml/2006/main">
+              <a:graphicData uri="http://schemas.openxmlformats.org/drawingml/2006/picture">
+                <pic:pic xmlns:pic="http://schemas.openxmlformats.org/drawingml/2006/picture">
+                  <pic:nvPicPr>
+                    <pic:cNvPr id="1" name=""/>
+                    <pic:cNvPicPr/>
+                  </pic:nvPicPr>
+                  <pic:blipFill>
+                    <a:blip r:embed="rId19"/>
+                    <a:stretch>
+                      <a:fillRect/>
+                    </a:stretch>
+                  </pic:blipFill>
+                  <pic:spPr>
+                    <a:xfrm>
+                      <a:off x="0" y="0"/>
+                      <a:ext cx="1882303" cy="4473328"/>
+                    </a:xfrm>
+                    <a:prstGeom prst="rect">
+                      <a:avLst/>
+                    </a:prstGeom>
+                  </pic:spPr>
+                </pic:pic>
+              </a:graphicData>
+            </a:graphic>
+          </wp:inline>
+        </w:drawing>
+      </w:r>
+    </w:p>
+    <w:p>
+      <w:pPr>
+        <w:spacing w:line="360" w:lineRule="auto"/>
+        <w:ind w:firstLine="709"/>
+        <w:jc w:val="both"/>
+      </w:pPr>
+      <w:r>
+        <w:t xml:space="preserve">En el diagrama se puede observar cómo la clase </w:t>
+      </w:r>
+      <w:proofErr w:type="spellStart"/>
+      <w:r>
+        <w:t>ConsultaBuilder</w:t>
+      </w:r>
+      <w:proofErr w:type="spellEnd"/>
+      <w:r>
+        <w:t xml:space="preserve"> se encarga de construir el objeto Consulta. Esta clase contiene diferentes métodos que permiten configurar los atributos necesarios para crear la consulta médica.</w:t>
       </w:r>
     </w:p>
     <w:p>
@@ -4223,116 +5507,85 @@
       </w:r>
       <w:proofErr w:type="spellStart"/>
       <w:r>
-        <w:t>AbstractMedicalFactory</w:t>
+        <w:t>MedicoMedicalFactory</w:t>
       </w:r>
       <w:proofErr w:type="spellEnd"/>
       <w:r>
-        <w:t xml:space="preserve"> define la interfaz que declara los métodos de creación de los productos del sistema, como prescripciones y órdenes médicas. Posteriormente, la clase </w:t>
+        <w:t xml:space="preserve"> utiliza el </w:t>
       </w:r>
       <w:proofErr w:type="spellStart"/>
       <w:r>
-        <w:t>MedicoMedicalFactory</w:t>
+        <w:t>ConsultaBuilder</w:t>
       </w:r>
       <w:proofErr w:type="spellEnd"/>
       <w:r>
-        <w:t xml:space="preserve"> implementa esta interfaz y se encarga de generar las instancias concretas de los objetos.</w:t>
-      </w:r>
-    </w:p>
-    <w:p>
-      <w:pPr>
-        <w:spacing w:line="360" w:lineRule="auto"/>
-        <w:ind w:firstLine="709"/>
-        <w:jc w:val="both"/>
-      </w:pPr>
-      <w:r>
-        <w:t xml:space="preserve">Finalmente, las clases </w:t>
+        <w:t xml:space="preserve"> para construir el objeto de forma controlada, integrando así el patrón </w:t>
       </w:r>
       <w:proofErr w:type="spellStart"/>
       <w:r>
-        <w:t>Prescripcion</w:t>
+        <w:t>Builder</w:t>
       </w:r>
       <w:proofErr w:type="spellEnd"/>
       <w:r>
-        <w:t xml:space="preserve"> y </w:t>
+        <w:t xml:space="preserve"> dentro de la estructura de fábricas del sistema.</w:t>
+      </w:r>
+    </w:p>
+    <w:p>
+      <w:pPr>
+        <w:spacing w:line="360" w:lineRule="auto"/>
+        <w:ind w:firstLine="709"/>
+        <w:jc w:val="both"/>
+      </w:pPr>
+      <w:r>
+        <w:t>De esta manera, el proceso de creación del objeto se divide en dos responsabilidades:</w:t>
+      </w:r>
+    </w:p>
+    <w:p>
+      <w:pPr>
+        <w:pStyle w:val="Prrafodelista"/>
+        <w:numPr>
+          <w:ilvl w:val="0"/>
+          <w:numId w:val="33"/>
+        </w:numPr>
+        <w:spacing w:line="360" w:lineRule="auto"/>
+        <w:jc w:val="both"/>
+      </w:pPr>
+      <w:r>
+        <w:lastRenderedPageBreak/>
+        <w:t>La fábrica decide qué objeto crear.</w:t>
+      </w:r>
+    </w:p>
+    <w:p>
+      <w:pPr>
+        <w:pStyle w:val="Prrafodelista"/>
+        <w:numPr>
+          <w:ilvl w:val="0"/>
+          <w:numId w:val="33"/>
+        </w:numPr>
+        <w:spacing w:line="360" w:lineRule="auto"/>
+        <w:jc w:val="both"/>
+      </w:pPr>
+      <w:r>
+        <w:t xml:space="preserve">El </w:t>
       </w:r>
       <w:proofErr w:type="spellStart"/>
       <w:r>
-        <w:t>OrdenMedica</w:t>
+        <w:t>Builder</w:t>
       </w:r>
       <w:proofErr w:type="spellEnd"/>
       <w:r>
-        <w:t xml:space="preserve"> representan los productos concretos que son creados por la fábrica. Este diseño permite desacoplar la lógica de creación de objetos del resto del sistema, facilitando la extensión futura del software y mejorando la organización de la arquitectura.</w:t>
-      </w:r>
-    </w:p>
-    <w:p>
-      <w:pPr>
-        <w:spacing w:line="360" w:lineRule="auto"/>
-      </w:pPr>
-    </w:p>
-    <w:p>
-      <w:pPr>
-        <w:spacing w:line="360" w:lineRule="auto"/>
-      </w:pPr>
-    </w:p>
-    <w:p>
-      <w:pPr>
-        <w:spacing w:line="360" w:lineRule="auto"/>
-      </w:pPr>
-    </w:p>
-    <w:p>
-      <w:pPr>
-        <w:spacing w:line="360" w:lineRule="auto"/>
-      </w:pPr>
-    </w:p>
-    <w:p>
-      <w:pPr>
-        <w:spacing w:line="360" w:lineRule="auto"/>
-      </w:pPr>
-    </w:p>
-    <w:p>
-      <w:pPr>
-        <w:spacing w:line="360" w:lineRule="auto"/>
-      </w:pPr>
-    </w:p>
-    <w:p>
-      <w:pPr>
-        <w:spacing w:line="360" w:lineRule="auto"/>
-      </w:pPr>
-    </w:p>
-    <w:p>
-      <w:pPr>
-        <w:spacing w:line="360" w:lineRule="auto"/>
-      </w:pPr>
-    </w:p>
-    <w:p>
-      <w:pPr>
-        <w:spacing w:line="360" w:lineRule="auto"/>
-      </w:pPr>
-    </w:p>
-    <w:p>
-      <w:pPr>
-        <w:spacing w:line="360" w:lineRule="auto"/>
-      </w:pPr>
-    </w:p>
-    <w:p>
-      <w:pPr>
-        <w:spacing w:line="360" w:lineRule="auto"/>
-      </w:pPr>
-    </w:p>
-    <w:p>
-      <w:pPr>
-        <w:spacing w:line="360" w:lineRule="auto"/>
-      </w:pPr>
-    </w:p>
-    <w:p>
-      <w:pPr>
-        <w:spacing w:line="360" w:lineRule="auto"/>
-      </w:pPr>
-    </w:p>
-    <w:p>
-      <w:pPr>
-        <w:spacing w:line="360" w:lineRule="auto"/>
-      </w:pPr>
+        <w:t xml:space="preserve"> define cómo se construye el objeto paso a paso.</w:t>
+      </w:r>
+    </w:p>
+    <w:p>
+      <w:pPr>
+        <w:spacing w:line="360" w:lineRule="auto"/>
+        <w:ind w:firstLine="709"/>
+        <w:jc w:val="both"/>
+      </w:pPr>
+      <w:r>
+        <w:t>Esta separación mejora la organización del código y facilita el mantenimiento del sistema.</w:t>
+      </w:r>
     </w:p>
     <w:p>
       <w:pPr>
@@ -4399,7 +5652,7 @@
                     <pic:cNvPicPr/>
                   </pic:nvPicPr>
                   <pic:blipFill>
-                    <a:blip r:embed="rId14"/>
+                    <a:blip r:embed="rId20"/>
                     <a:stretch>
                       <a:fillRect/>
                     </a:stretch>
@@ -4477,7 +5730,7 @@
                     <pic:cNvPicPr/>
                   </pic:nvPicPr>
                   <pic:blipFill>
-                    <a:blip r:embed="rId15"/>
+                    <a:blip r:embed="rId21"/>
                     <a:stretch>
                       <a:fillRect/>
                     </a:stretch>
@@ -4924,7 +6177,7 @@
   <w:abstractNum w:abstractNumId="3" w15:restartNumberingAfterBreak="0">
     <w:nsid w:val="09176C4C"/>
     <w:multiLevelType w:val="multilevel"/>
-    <w:tmpl w:val="01EE4120"/>
+    <w:tmpl w:val="7CCC080C"/>
     <w:lvl w:ilvl="0">
       <w:start w:val="1"/>
       <w:numFmt w:val="bullet"/>
@@ -4940,17 +6193,17 @@
         <w:rFonts w:ascii="Symbol" w:hAnsi="Symbol" w:hint="default"/>
       </w:rPr>
     </w:lvl>
-    <w:lvl w:ilvl="1" w:tentative="1">
-      <w:start w:val="1"/>
-      <w:numFmt w:val="decimal"/>
-      <w:lvlText w:val="%2."/>
-      <w:lvlJc w:val="left"/>
-      <w:pPr>
-        <w:tabs>
-          <w:tab w:val="num" w:pos="1440"/>
-        </w:tabs>
+    <w:lvl w:ilvl="1">
+      <w:start w:val="3"/>
+      <w:numFmt w:val="decimal"/>
+      <w:lvlText w:val="%2)"/>
+      <w:lvlJc w:val="left"/>
+      <w:pPr>
         <w:ind w:left="1440" w:hanging="360"/>
       </w:pPr>
+      <w:rPr>
+        <w:rFonts w:hint="default"/>
+      </w:rPr>
     </w:lvl>
     <w:lvl w:ilvl="2" w:tentative="1">
       <w:start w:val="1"/>
@@ -7616,6 +8869,119 @@
     </w:lvl>
   </w:abstractNum>
   <w:abstractNum w:abstractNumId="27" w15:restartNumberingAfterBreak="0">
+    <w:nsid w:val="644754A0"/>
+    <w:multiLevelType w:val="hybridMultilevel"/>
+    <w:tmpl w:val="84542118"/>
+    <w:lvl w:ilvl="0" w:tplc="240A0001">
+      <w:start w:val="1"/>
+      <w:numFmt w:val="bullet"/>
+      <w:lvlText w:val=""/>
+      <w:lvlJc w:val="left"/>
+      <w:pPr>
+        <w:ind w:left="1429" w:hanging="360"/>
+      </w:pPr>
+      <w:rPr>
+        <w:rFonts w:ascii="Symbol" w:hAnsi="Symbol" w:hint="default"/>
+      </w:rPr>
+    </w:lvl>
+    <w:lvl w:ilvl="1" w:tplc="240A0003" w:tentative="1">
+      <w:start w:val="1"/>
+      <w:numFmt w:val="bullet"/>
+      <w:lvlText w:val="o"/>
+      <w:lvlJc w:val="left"/>
+      <w:pPr>
+        <w:ind w:left="2149" w:hanging="360"/>
+      </w:pPr>
+      <w:rPr>
+        <w:rFonts w:ascii="Courier New" w:hAnsi="Courier New" w:cs="Courier New" w:hint="default"/>
+      </w:rPr>
+    </w:lvl>
+    <w:lvl w:ilvl="2" w:tplc="240A0005" w:tentative="1">
+      <w:start w:val="1"/>
+      <w:numFmt w:val="bullet"/>
+      <w:lvlText w:val=""/>
+      <w:lvlJc w:val="left"/>
+      <w:pPr>
+        <w:ind w:left="2869" w:hanging="360"/>
+      </w:pPr>
+      <w:rPr>
+        <w:rFonts w:ascii="Wingdings" w:hAnsi="Wingdings" w:hint="default"/>
+      </w:rPr>
+    </w:lvl>
+    <w:lvl w:ilvl="3" w:tplc="240A0001" w:tentative="1">
+      <w:start w:val="1"/>
+      <w:numFmt w:val="bullet"/>
+      <w:lvlText w:val=""/>
+      <w:lvlJc w:val="left"/>
+      <w:pPr>
+        <w:ind w:left="3589" w:hanging="360"/>
+      </w:pPr>
+      <w:rPr>
+        <w:rFonts w:ascii="Symbol" w:hAnsi="Symbol" w:hint="default"/>
+      </w:rPr>
+    </w:lvl>
+    <w:lvl w:ilvl="4" w:tplc="240A0003" w:tentative="1">
+      <w:start w:val="1"/>
+      <w:numFmt w:val="bullet"/>
+      <w:lvlText w:val="o"/>
+      <w:lvlJc w:val="left"/>
+      <w:pPr>
+        <w:ind w:left="4309" w:hanging="360"/>
+      </w:pPr>
+      <w:rPr>
+        <w:rFonts w:ascii="Courier New" w:hAnsi="Courier New" w:cs="Courier New" w:hint="default"/>
+      </w:rPr>
+    </w:lvl>
+    <w:lvl w:ilvl="5" w:tplc="240A0005" w:tentative="1">
+      <w:start w:val="1"/>
+      <w:numFmt w:val="bullet"/>
+      <w:lvlText w:val=""/>
+      <w:lvlJc w:val="left"/>
+      <w:pPr>
+        <w:ind w:left="5029" w:hanging="360"/>
+      </w:pPr>
+      <w:rPr>
+        <w:rFonts w:ascii="Wingdings" w:hAnsi="Wingdings" w:hint="default"/>
+      </w:rPr>
+    </w:lvl>
+    <w:lvl w:ilvl="6" w:tplc="240A0001" w:tentative="1">
+      <w:start w:val="1"/>
+      <w:numFmt w:val="bullet"/>
+      <w:lvlText w:val=""/>
+      <w:lvlJc w:val="left"/>
+      <w:pPr>
+        <w:ind w:left="5749" w:hanging="360"/>
+      </w:pPr>
+      <w:rPr>
+        <w:rFonts w:ascii="Symbol" w:hAnsi="Symbol" w:hint="default"/>
+      </w:rPr>
+    </w:lvl>
+    <w:lvl w:ilvl="7" w:tplc="240A0003" w:tentative="1">
+      <w:start w:val="1"/>
+      <w:numFmt w:val="bullet"/>
+      <w:lvlText w:val="o"/>
+      <w:lvlJc w:val="left"/>
+      <w:pPr>
+        <w:ind w:left="6469" w:hanging="360"/>
+      </w:pPr>
+      <w:rPr>
+        <w:rFonts w:ascii="Courier New" w:hAnsi="Courier New" w:cs="Courier New" w:hint="default"/>
+      </w:rPr>
+    </w:lvl>
+    <w:lvl w:ilvl="8" w:tplc="240A0005" w:tentative="1">
+      <w:start w:val="1"/>
+      <w:numFmt w:val="bullet"/>
+      <w:lvlText w:val=""/>
+      <w:lvlJc w:val="left"/>
+      <w:pPr>
+        <w:ind w:left="7189" w:hanging="360"/>
+      </w:pPr>
+      <w:rPr>
+        <w:rFonts w:ascii="Wingdings" w:hAnsi="Wingdings" w:hint="default"/>
+      </w:rPr>
+    </w:lvl>
+  </w:abstractNum>
+  <w:abstractNum w:abstractNumId="28" w15:restartNumberingAfterBreak="0">
     <w:nsid w:val="6F914F69"/>
     <w:multiLevelType w:val="multilevel"/>
     <w:tmpl w:val="240A001F"/>
@@ -7701,7 +9067,7 @@
       </w:pPr>
     </w:lvl>
   </w:abstractNum>
-  <w:abstractNum w:abstractNumId="28" w15:restartNumberingAfterBreak="0">
+  <w:abstractNum w:abstractNumId="29" w15:restartNumberingAfterBreak="0">
     <w:nsid w:val="74FE7492"/>
     <w:multiLevelType w:val="hybridMultilevel"/>
     <w:tmpl w:val="CD40BF1E"/>
@@ -7814,7 +9180,7 @@
       </w:rPr>
     </w:lvl>
   </w:abstractNum>
-  <w:abstractNum w:abstractNumId="29" w15:restartNumberingAfterBreak="0">
+  <w:abstractNum w:abstractNumId="30" w15:restartNumberingAfterBreak="0">
     <w:nsid w:val="7B42677F"/>
     <w:multiLevelType w:val="multilevel"/>
     <w:tmpl w:val="240A001F"/>
@@ -7900,7 +9266,7 @@
       </w:pPr>
     </w:lvl>
   </w:abstractNum>
-  <w:abstractNum w:abstractNumId="30" w15:restartNumberingAfterBreak="0">
+  <w:abstractNum w:abstractNumId="31" w15:restartNumberingAfterBreak="0">
     <w:nsid w:val="7BDE3DEF"/>
     <w:multiLevelType w:val="multilevel"/>
     <w:tmpl w:val="7D3E3FEA"/>
@@ -8013,7 +9379,7 @@
       </w:pPr>
     </w:lvl>
   </w:abstractNum>
-  <w:abstractNum w:abstractNumId="31" w15:restartNumberingAfterBreak="0">
+  <w:abstractNum w:abstractNumId="32" w15:restartNumberingAfterBreak="0">
     <w:nsid w:val="7BEA01E6"/>
     <w:multiLevelType w:val="multilevel"/>
     <w:tmpl w:val="240A001F"/>
@@ -8112,7 +9478,7 @@
     <w:abstractNumId w:val="1"/>
   </w:num>
   <w:num w:numId="5">
-    <w:abstractNumId w:val="30"/>
+    <w:abstractNumId w:val="31"/>
   </w:num>
   <w:num w:numId="6">
     <w:abstractNumId w:val="24"/>
@@ -8136,10 +9502,10 @@
     <w:abstractNumId w:val="22"/>
   </w:num>
   <w:num w:numId="13">
-    <w:abstractNumId w:val="28"/>
+    <w:abstractNumId w:val="29"/>
   </w:num>
   <w:num w:numId="14">
-    <w:abstractNumId w:val="31"/>
+    <w:abstractNumId w:val="32"/>
   </w:num>
   <w:num w:numId="15">
     <w:abstractNumId w:val="26"/>
@@ -8148,10 +9514,10 @@
     <w:abstractNumId w:val="10"/>
   </w:num>
   <w:num w:numId="17">
-    <w:abstractNumId w:val="27"/>
+    <w:abstractNumId w:val="28"/>
   </w:num>
   <w:num w:numId="18">
-    <w:abstractNumId w:val="29"/>
+    <w:abstractNumId w:val="30"/>
   </w:num>
   <w:num w:numId="19">
     <w:abstractNumId w:val="18"/>
@@ -8194,6 +9560,9 @@
   </w:num>
   <w:num w:numId="32">
     <w:abstractNumId w:val="16"/>
+  </w:num>
+  <w:num w:numId="33">
+    <w:abstractNumId w:val="27"/>
   </w:num>
 </w:numbering>
 </file>

--- a/IMPLEMENTACION GENERAL DE LOS PATRONES.docx
+++ b/IMPLEMENTACION GENERAL DE LOS PATRONES.docx
@@ -225,7 +225,7 @@
           <w:r>
             <w:fldChar w:fldCharType="separate"/>
           </w:r>
-          <w:hyperlink w:anchor="_Toc224381884" w:history="1">
+          <w:hyperlink w:anchor="_Toc226381553" w:history="1">
             <w:r>
               <w:rPr>
                 <w:rStyle w:val="Hipervnculo"/>
@@ -254,7 +254,7 @@
                 <w:noProof/>
                 <w:webHidden/>
               </w:rPr>
-              <w:instrText xml:space="preserve"> PAGEREF _Toc224381884 \h </w:instrText>
+              <w:instrText xml:space="preserve"> PAGEREF _Toc226381553 \h </w:instrText>
             </w:r>
             <w:r>
               <w:rPr>
@@ -298,7 +298,7 @@
               <w:lang w:eastAsia="es-CO"/>
             </w:rPr>
           </w:pPr>
-          <w:hyperlink w:anchor="_Toc224381885" w:history="1">
+          <w:hyperlink w:anchor="_Toc226381554" w:history="1">
             <w:r>
               <w:rPr>
                 <w:rStyle w:val="Hipervnculo"/>
@@ -345,7 +345,7 @@
                 <w:noProof/>
                 <w:webHidden/>
               </w:rPr>
-              <w:instrText xml:space="preserve"> PAGEREF _Toc224381885 \h </w:instrText>
+              <w:instrText xml:space="preserve"> PAGEREF _Toc226381554 \h </w:instrText>
             </w:r>
             <w:r>
               <w:rPr>
@@ -390,7 +390,7 @@
               <w:lang w:eastAsia="es-CO"/>
             </w:rPr>
           </w:pPr>
-          <w:hyperlink w:anchor="_Toc224381886" w:history="1">
+          <w:hyperlink w:anchor="_Toc226381555" w:history="1">
             <w:r>
               <w:rPr>
                 <w:rStyle w:val="Hipervnculo"/>
@@ -433,7 +433,7 @@
                 <w:noProof/>
                 <w:webHidden/>
               </w:rPr>
-              <w:instrText xml:space="preserve"> PAGEREF _Toc224381886 \h </w:instrText>
+              <w:instrText xml:space="preserve"> PAGEREF _Toc226381555 \h </w:instrText>
             </w:r>
             <w:r>
               <w:rPr>
@@ -478,7 +478,7 @@
               <w:lang w:eastAsia="es-CO"/>
             </w:rPr>
           </w:pPr>
-          <w:hyperlink w:anchor="_Toc224381887" w:history="1">
+          <w:hyperlink w:anchor="_Toc226381556" w:history="1">
             <w:r>
               <w:rPr>
                 <w:rStyle w:val="Hipervnculo"/>
@@ -521,7 +521,7 @@
                 <w:noProof/>
                 <w:webHidden/>
               </w:rPr>
-              <w:instrText xml:space="preserve"> PAGEREF _Toc224381887 \h </w:instrText>
+              <w:instrText xml:space="preserve"> PAGEREF _Toc226381556 \h </w:instrText>
             </w:r>
             <w:r>
               <w:rPr>
@@ -566,7 +566,7 @@
               <w:lang w:eastAsia="es-CO"/>
             </w:rPr>
           </w:pPr>
-          <w:hyperlink w:anchor="_Toc224381888" w:history="1">
+          <w:hyperlink w:anchor="_Toc226381557" w:history="1">
             <w:r>
               <w:rPr>
                 <w:rStyle w:val="Hipervnculo"/>
@@ -609,7 +609,7 @@
                 <w:noProof/>
                 <w:webHidden/>
               </w:rPr>
-              <w:instrText xml:space="preserve"> PAGEREF _Toc224381888 \h </w:instrText>
+              <w:instrText xml:space="preserve"> PAGEREF _Toc226381557 \h </w:instrText>
             </w:r>
             <w:r>
               <w:rPr>
@@ -654,7 +654,7 @@
               <w:lang w:eastAsia="es-CO"/>
             </w:rPr>
           </w:pPr>
-          <w:hyperlink w:anchor="_Toc224381889" w:history="1">
+          <w:hyperlink w:anchor="_Toc226381558" w:history="1">
             <w:r>
               <w:rPr>
                 <w:rStyle w:val="Hipervnculo"/>
@@ -697,7 +697,7 @@
                 <w:noProof/>
                 <w:webHidden/>
               </w:rPr>
-              <w:instrText xml:space="preserve"> PAGEREF _Toc224381889 \h </w:instrText>
+              <w:instrText xml:space="preserve"> PAGEREF _Toc226381558 \h </w:instrText>
             </w:r>
             <w:r>
               <w:rPr>
@@ -741,7 +741,7 @@
               <w:lang w:eastAsia="es-CO"/>
             </w:rPr>
           </w:pPr>
-          <w:hyperlink w:anchor="_Toc224381890" w:history="1">
+          <w:hyperlink w:anchor="_Toc226381559" w:history="1">
             <w:r>
               <w:rPr>
                 <w:rStyle w:val="Hipervnculo"/>
@@ -788,7 +788,7 @@
                 <w:noProof/>
                 <w:webHidden/>
               </w:rPr>
-              <w:instrText xml:space="preserve"> PAGEREF _Toc224381890 \h </w:instrText>
+              <w:instrText xml:space="preserve"> PAGEREF _Toc226381559 \h </w:instrText>
             </w:r>
             <w:r>
               <w:rPr>
@@ -833,7 +833,7 @@
               <w:lang w:eastAsia="es-CO"/>
             </w:rPr>
           </w:pPr>
-          <w:hyperlink w:anchor="_Toc224381891" w:history="1">
+          <w:hyperlink w:anchor="_Toc226381560" w:history="1">
             <w:r>
               <w:rPr>
                 <w:rStyle w:val="Hipervnculo"/>
@@ -876,7 +876,7 @@
                 <w:noProof/>
                 <w:webHidden/>
               </w:rPr>
-              <w:instrText xml:space="preserve"> PAGEREF _Toc224381891 \h </w:instrText>
+              <w:instrText xml:space="preserve"> PAGEREF _Toc226381560 \h </w:instrText>
             </w:r>
             <w:r>
               <w:rPr>
@@ -921,7 +921,7 @@
               <w:lang w:eastAsia="es-CO"/>
             </w:rPr>
           </w:pPr>
-          <w:hyperlink w:anchor="_Toc224381892" w:history="1">
+          <w:hyperlink w:anchor="_Toc226381561" w:history="1">
             <w:r>
               <w:rPr>
                 <w:rStyle w:val="Hipervnculo"/>
@@ -964,7 +964,7 @@
                 <w:noProof/>
                 <w:webHidden/>
               </w:rPr>
-              <w:instrText xml:space="preserve"> PAGEREF _Toc224381892 \h </w:instrText>
+              <w:instrText xml:space="preserve"> PAGEREF _Toc226381561 \h </w:instrText>
             </w:r>
             <w:r>
               <w:rPr>
@@ -1009,7 +1009,7 @@
               <w:lang w:eastAsia="es-CO"/>
             </w:rPr>
           </w:pPr>
-          <w:hyperlink w:anchor="_Toc224381893" w:history="1">
+          <w:hyperlink w:anchor="_Toc226381562" w:history="1">
             <w:r>
               <w:rPr>
                 <w:rStyle w:val="Hipervnculo"/>
@@ -1052,7 +1052,7 @@
                 <w:noProof/>
                 <w:webHidden/>
               </w:rPr>
-              <w:instrText xml:space="preserve"> PAGEREF _Toc224381893 \h </w:instrText>
+              <w:instrText xml:space="preserve"> PAGEREF _Toc226381562 \h </w:instrText>
             </w:r>
             <w:r>
               <w:rPr>
@@ -1097,7 +1097,7 @@
               <w:lang w:eastAsia="es-CO"/>
             </w:rPr>
           </w:pPr>
-          <w:hyperlink w:anchor="_Toc224381894" w:history="1">
+          <w:hyperlink w:anchor="_Toc226381563" w:history="1">
             <w:r>
               <w:rPr>
                 <w:rStyle w:val="Hipervnculo"/>
@@ -1140,7 +1140,7 @@
                 <w:noProof/>
                 <w:webHidden/>
               </w:rPr>
-              <w:instrText xml:space="preserve"> PAGEREF _Toc224381894 \h </w:instrText>
+              <w:instrText xml:space="preserve"> PAGEREF _Toc226381563 \h </w:instrText>
             </w:r>
             <w:r>
               <w:rPr>
@@ -1184,7 +1184,7 @@
               <w:lang w:eastAsia="es-CO"/>
             </w:rPr>
           </w:pPr>
-          <w:hyperlink w:anchor="_Toc224381895" w:history="1">
+          <w:hyperlink w:anchor="_Toc226381564" w:history="1">
             <w:r>
               <w:rPr>
                 <w:rStyle w:val="Hipervnculo"/>
@@ -1231,7 +1231,7 @@
                 <w:noProof/>
                 <w:webHidden/>
               </w:rPr>
-              <w:instrText xml:space="preserve"> PAGEREF _Toc224381895 \h </w:instrText>
+              <w:instrText xml:space="preserve"> PAGEREF _Toc226381564 \h </w:instrText>
             </w:r>
             <w:r>
               <w:rPr>
@@ -1276,7 +1276,7 @@
               <w:lang w:eastAsia="es-CO"/>
             </w:rPr>
           </w:pPr>
-          <w:hyperlink w:anchor="_Toc224381896" w:history="1">
+          <w:hyperlink w:anchor="_Toc226381565" w:history="1">
             <w:r>
               <w:rPr>
                 <w:rStyle w:val="Hipervnculo"/>
@@ -1319,7 +1319,7 @@
                 <w:noProof/>
                 <w:webHidden/>
               </w:rPr>
-              <w:instrText xml:space="preserve"> PAGEREF _Toc224381896 \h </w:instrText>
+              <w:instrText xml:space="preserve"> PAGEREF _Toc226381565 \h </w:instrText>
             </w:r>
             <w:r>
               <w:rPr>
@@ -1364,7 +1364,7 @@
               <w:lang w:eastAsia="es-CO"/>
             </w:rPr>
           </w:pPr>
-          <w:hyperlink w:anchor="_Toc224381897" w:history="1">
+          <w:hyperlink w:anchor="_Toc226381566" w:history="1">
             <w:r>
               <w:rPr>
                 <w:rStyle w:val="Hipervnculo"/>
@@ -1407,7 +1407,7 @@
                 <w:noProof/>
                 <w:webHidden/>
               </w:rPr>
-              <w:instrText xml:space="preserve"> PAGEREF _Toc224381897 \h </w:instrText>
+              <w:instrText xml:space="preserve"> PAGEREF _Toc226381566 \h </w:instrText>
             </w:r>
             <w:r>
               <w:rPr>
@@ -1452,7 +1452,7 @@
               <w:lang w:eastAsia="es-CO"/>
             </w:rPr>
           </w:pPr>
-          <w:hyperlink w:anchor="_Toc224381898" w:history="1">
+          <w:hyperlink w:anchor="_Toc226381567" w:history="1">
             <w:r>
               <w:rPr>
                 <w:rStyle w:val="Hipervnculo"/>
@@ -1495,7 +1495,7 @@
                 <w:noProof/>
                 <w:webHidden/>
               </w:rPr>
-              <w:instrText xml:space="preserve"> PAGEREF _Toc224381898 \h </w:instrText>
+              <w:instrText xml:space="preserve"> PAGEREF _Toc226381567 \h </w:instrText>
             </w:r>
             <w:r>
               <w:rPr>
@@ -1540,7 +1540,7 @@
               <w:lang w:eastAsia="es-CO"/>
             </w:rPr>
           </w:pPr>
-          <w:hyperlink w:anchor="_Toc224381899" w:history="1">
+          <w:hyperlink w:anchor="_Toc226381568" w:history="1">
             <w:r>
               <w:rPr>
                 <w:rStyle w:val="Hipervnculo"/>
@@ -1583,7 +1583,7 @@
                 <w:noProof/>
                 <w:webHidden/>
               </w:rPr>
-              <w:instrText xml:space="preserve"> PAGEREF _Toc224381899 \h </w:instrText>
+              <w:instrText xml:space="preserve"> PAGEREF _Toc226381568 \h </w:instrText>
             </w:r>
             <w:r>
               <w:rPr>
@@ -1627,7 +1627,7 @@
               <w:lang w:eastAsia="es-CO"/>
             </w:rPr>
           </w:pPr>
-          <w:hyperlink w:anchor="_Toc224381900" w:history="1">
+          <w:hyperlink w:anchor="_Toc226381569" w:history="1">
             <w:r>
               <w:rPr>
                 <w:rStyle w:val="Hipervnculo"/>
@@ -1674,7 +1674,7 @@
                 <w:noProof/>
                 <w:webHidden/>
               </w:rPr>
-              <w:instrText xml:space="preserve"> PAGEREF _Toc224381900 \h </w:instrText>
+              <w:instrText xml:space="preserve"> PAGEREF _Toc226381569 \h </w:instrText>
             </w:r>
             <w:r>
               <w:rPr>
@@ -1719,7 +1719,7 @@
               <w:lang w:eastAsia="es-CO"/>
             </w:rPr>
           </w:pPr>
-          <w:hyperlink w:anchor="_Toc224381901" w:history="1">
+          <w:hyperlink w:anchor="_Toc226381570" w:history="1">
             <w:r>
               <w:rPr>
                 <w:rStyle w:val="Hipervnculo"/>
@@ -1762,7 +1762,7 @@
                 <w:noProof/>
                 <w:webHidden/>
               </w:rPr>
-              <w:instrText xml:space="preserve"> PAGEREF _Toc224381901 \h </w:instrText>
+              <w:instrText xml:space="preserve"> PAGEREF _Toc226381570 \h </w:instrText>
             </w:r>
             <w:r>
               <w:rPr>
@@ -1807,7 +1807,7 @@
               <w:lang w:eastAsia="es-CO"/>
             </w:rPr>
           </w:pPr>
-          <w:hyperlink w:anchor="_Toc224381902" w:history="1">
+          <w:hyperlink w:anchor="_Toc226381571" w:history="1">
             <w:r>
               <w:rPr>
                 <w:rStyle w:val="Hipervnculo"/>
@@ -1850,7 +1850,7 @@
                 <w:noProof/>
                 <w:webHidden/>
               </w:rPr>
-              <w:instrText xml:space="preserve"> PAGEREF _Toc224381902 \h </w:instrText>
+              <w:instrText xml:space="preserve"> PAGEREF _Toc226381571 \h </w:instrText>
             </w:r>
             <w:r>
               <w:rPr>
@@ -1895,7 +1895,7 @@
               <w:lang w:eastAsia="es-CO"/>
             </w:rPr>
           </w:pPr>
-          <w:hyperlink w:anchor="_Toc224381903" w:history="1">
+          <w:hyperlink w:anchor="_Toc226381572" w:history="1">
             <w:r>
               <w:rPr>
                 <w:rStyle w:val="Hipervnculo"/>
@@ -1938,7 +1938,7 @@
                 <w:noProof/>
                 <w:webHidden/>
               </w:rPr>
-              <w:instrText xml:space="preserve"> PAGEREF _Toc224381903 \h </w:instrText>
+              <w:instrText xml:space="preserve"> PAGEREF _Toc226381572 \h </w:instrText>
             </w:r>
             <w:r>
               <w:rPr>
@@ -1959,6 +1959,273 @@
                 <w:webHidden/>
               </w:rPr>
               <w:t>20</w:t>
+            </w:r>
+            <w:r>
+              <w:rPr>
+                <w:noProof/>
+                <w:webHidden/>
+              </w:rPr>
+              <w:fldChar w:fldCharType="end"/>
+            </w:r>
+          </w:hyperlink>
+        </w:p>
+        <w:p>
+          <w:pPr>
+            <w:pStyle w:val="TDC1"/>
+            <w:tabs>
+              <w:tab w:val="left" w:pos="440"/>
+            </w:tabs>
+            <w:rPr>
+              <w:rFonts w:asciiTheme="minorHAnsi" w:eastAsiaTheme="minorEastAsia" w:hAnsiTheme="minorHAnsi"/>
+              <w:noProof/>
+              <w:sz w:val="22"/>
+              <w:lang w:eastAsia="es-CO"/>
+            </w:rPr>
+          </w:pPr>
+          <w:hyperlink w:anchor="_Toc226381573" w:history="1">
+            <w:r>
+              <w:rPr>
+                <w:rStyle w:val="Hipervnculo"/>
+                <w:b/>
+                <w:bCs/>
+                <w:noProof/>
+              </w:rPr>
+              <w:t>5.</w:t>
+            </w:r>
+            <w:r>
+              <w:rPr>
+                <w:rFonts w:asciiTheme="minorHAnsi" w:eastAsiaTheme="minorEastAsia" w:hAnsiTheme="minorHAnsi"/>
+                <w:noProof/>
+                <w:sz w:val="22"/>
+                <w:lang w:eastAsia="es-CO"/>
+              </w:rPr>
+              <w:tab/>
+            </w:r>
+            <w:r>
+              <w:rPr>
+                <w:rStyle w:val="Hipervnculo"/>
+                <w:b/>
+                <w:bCs/>
+                <w:noProof/>
+              </w:rPr>
+              <w:t>PATRON PROTOTYPE</w:t>
+            </w:r>
+            <w:r>
+              <w:rPr>
+                <w:noProof/>
+                <w:webHidden/>
+              </w:rPr>
+              <w:tab/>
+            </w:r>
+            <w:r>
+              <w:rPr>
+                <w:noProof/>
+                <w:webHidden/>
+              </w:rPr>
+              <w:fldChar w:fldCharType="begin"/>
+            </w:r>
+            <w:r>
+              <w:rPr>
+                <w:noProof/>
+                <w:webHidden/>
+              </w:rPr>
+              <w:instrText xml:space="preserve"> PAGEREF _Toc226381573 \h </w:instrText>
+            </w:r>
+            <w:r>
+              <w:rPr>
+                <w:noProof/>
+                <w:webHidden/>
+              </w:rPr>
+            </w:r>
+            <w:r>
+              <w:rPr>
+                <w:noProof/>
+                <w:webHidden/>
+              </w:rPr>
+              <w:fldChar w:fldCharType="separate"/>
+            </w:r>
+            <w:r>
+              <w:rPr>
+                <w:noProof/>
+                <w:webHidden/>
+              </w:rPr>
+              <w:t>21</w:t>
+            </w:r>
+            <w:r>
+              <w:rPr>
+                <w:noProof/>
+                <w:webHidden/>
+              </w:rPr>
+              <w:fldChar w:fldCharType="end"/>
+            </w:r>
+          </w:hyperlink>
+        </w:p>
+        <w:p>
+          <w:pPr>
+            <w:pStyle w:val="TDC2"/>
+            <w:tabs>
+              <w:tab w:val="left" w:pos="880"/>
+              <w:tab w:val="right" w:leader="dot" w:pos="8828"/>
+            </w:tabs>
+            <w:rPr>
+              <w:rFonts w:asciiTheme="minorHAnsi" w:eastAsiaTheme="minorEastAsia" w:hAnsiTheme="minorHAnsi"/>
+              <w:noProof/>
+              <w:sz w:val="22"/>
+              <w:lang w:eastAsia="es-CO"/>
+            </w:rPr>
+          </w:pPr>
+          <w:hyperlink w:anchor="_Toc226381574" w:history="1">
+            <w:r>
+              <w:rPr>
+                <w:rStyle w:val="Hipervnculo"/>
+                <w:noProof/>
+              </w:rPr>
+              <w:t>5.1.</w:t>
+            </w:r>
+            <w:r>
+              <w:rPr>
+                <w:rFonts w:asciiTheme="minorHAnsi" w:eastAsiaTheme="minorEastAsia" w:hAnsiTheme="minorHAnsi"/>
+                <w:noProof/>
+                <w:sz w:val="22"/>
+                <w:lang w:eastAsia="es-CO"/>
+              </w:rPr>
+              <w:tab/>
+            </w:r>
+            <w:r>
+              <w:rPr>
+                <w:rStyle w:val="Hipervnculo"/>
+                <w:noProof/>
+              </w:rPr>
+              <w:t>IMPLEMENTACION EN EL CODIGO</w:t>
+            </w:r>
+            <w:r>
+              <w:rPr>
+                <w:noProof/>
+                <w:webHidden/>
+              </w:rPr>
+              <w:tab/>
+            </w:r>
+            <w:r>
+              <w:rPr>
+                <w:noProof/>
+                <w:webHidden/>
+              </w:rPr>
+              <w:fldChar w:fldCharType="begin"/>
+            </w:r>
+            <w:r>
+              <w:rPr>
+                <w:noProof/>
+                <w:webHidden/>
+              </w:rPr>
+              <w:instrText xml:space="preserve"> PAGEREF _Toc226381574 \h </w:instrText>
+            </w:r>
+            <w:r>
+              <w:rPr>
+                <w:noProof/>
+                <w:webHidden/>
+              </w:rPr>
+            </w:r>
+            <w:r>
+              <w:rPr>
+                <w:noProof/>
+                <w:webHidden/>
+              </w:rPr>
+              <w:fldChar w:fldCharType="separate"/>
+            </w:r>
+            <w:r>
+              <w:rPr>
+                <w:noProof/>
+                <w:webHidden/>
+              </w:rPr>
+              <w:t>21</w:t>
+            </w:r>
+            <w:r>
+              <w:rPr>
+                <w:noProof/>
+                <w:webHidden/>
+              </w:rPr>
+              <w:fldChar w:fldCharType="end"/>
+            </w:r>
+          </w:hyperlink>
+        </w:p>
+        <w:p>
+          <w:pPr>
+            <w:pStyle w:val="TDC2"/>
+            <w:tabs>
+              <w:tab w:val="left" w:pos="880"/>
+              <w:tab w:val="right" w:leader="dot" w:pos="8828"/>
+            </w:tabs>
+            <w:rPr>
+              <w:rFonts w:asciiTheme="minorHAnsi" w:eastAsiaTheme="minorEastAsia" w:hAnsiTheme="minorHAnsi"/>
+              <w:noProof/>
+              <w:sz w:val="22"/>
+              <w:lang w:eastAsia="es-CO"/>
+            </w:rPr>
+          </w:pPr>
+          <w:hyperlink w:anchor="_Toc226381575" w:history="1">
+            <w:r>
+              <w:rPr>
+                <w:rStyle w:val="Hipervnculo"/>
+                <w:noProof/>
+              </w:rPr>
+              <w:t>5.2.</w:t>
+            </w:r>
+            <w:r>
+              <w:rPr>
+                <w:rFonts w:asciiTheme="minorHAnsi" w:eastAsiaTheme="minorEastAsia" w:hAnsiTheme="minorHAnsi"/>
+                <w:noProof/>
+                <w:sz w:val="22"/>
+                <w:lang w:eastAsia="es-CO"/>
+              </w:rPr>
+              <w:tab/>
+            </w:r>
+            <w:r>
+              <w:rPr>
+                <w:rStyle w:val="Hipervnculo"/>
+                <w:noProof/>
+              </w:rPr>
+              <w:t>DIAGRAMA UML</w:t>
+            </w:r>
+            <w:r>
+              <w:rPr>
+                <w:noProof/>
+                <w:webHidden/>
+              </w:rPr>
+              <w:tab/>
+            </w:r>
+            <w:r>
+              <w:rPr>
+                <w:noProof/>
+                <w:webHidden/>
+              </w:rPr>
+              <w:fldChar w:fldCharType="begin"/>
+            </w:r>
+            <w:r>
+              <w:rPr>
+                <w:noProof/>
+                <w:webHidden/>
+              </w:rPr>
+              <w:instrText xml:space="preserve"> PAGEREF _Toc226381575 \h </w:instrText>
+            </w:r>
+            <w:r>
+              <w:rPr>
+                <w:noProof/>
+                <w:webHidden/>
+              </w:rPr>
+            </w:r>
+            <w:r>
+              <w:rPr>
+                <w:noProof/>
+                <w:webHidden/>
+              </w:rPr>
+              <w:fldChar w:fldCharType="separate"/>
+            </w:r>
+            <w:r>
+              <w:rPr>
+                <w:noProof/>
+                <w:webHidden/>
+              </w:rPr>
+              <w:t>23</w:t>
             </w:r>
             <w:r>
               <w:rPr>
@@ -2076,7 +2343,7 @@
           <w:bCs/>
         </w:rPr>
       </w:pPr>
-      <w:bookmarkStart w:id="0" w:name="_Toc224381884"/>
+      <w:bookmarkStart w:id="0" w:name="_Toc226381553"/>
       <w:r>
         <w:rPr>
           <w:b/>
@@ -2281,8 +2548,6 @@
     <w:p/>
     <w:p/>
     <w:p/>
-    <w:p/>
-    <w:p/>
     <w:p>
       <w:pPr>
         <w:pStyle w:val="Ttulo1"/>
@@ -2298,7 +2563,7 @@
           <w:bCs/>
         </w:rPr>
       </w:pPr>
-      <w:bookmarkStart w:id="1" w:name="_Toc224381885"/>
+      <w:bookmarkStart w:id="1" w:name="_Toc226381554"/>
       <w:r>
         <w:rPr>
           <w:b/>
@@ -2338,7 +2603,7 @@
         <w:ind w:firstLine="709"/>
         <w:jc w:val="both"/>
       </w:pPr>
-      <w:bookmarkStart w:id="2" w:name="_Toc224381886"/>
+      <w:bookmarkStart w:id="2" w:name="_Toc226381555"/>
       <w:r>
         <w:t>ANALISIS PARA LA APLICACIÓN</w:t>
       </w:r>
@@ -2472,7 +2737,7 @@
         <w:ind w:firstLine="709"/>
         <w:jc w:val="both"/>
       </w:pPr>
-      <w:bookmarkStart w:id="3" w:name="_Toc224381887"/>
+      <w:bookmarkStart w:id="3" w:name="_Toc226381556"/>
       <w:r>
         <w:t>APLICACIÓN DEL PATRON</w:t>
       </w:r>
@@ -2542,7 +2807,7 @@
                     <pic:cNvPicPr/>
                   </pic:nvPicPr>
                   <pic:blipFill>
-                    <a:blip r:embed="rId6"/>
+                    <a:blip r:embed="rId8"/>
                     <a:stretch>
                       <a:fillRect/>
                     </a:stretch>
@@ -2570,6 +2835,7 @@
         <w:jc w:val="both"/>
       </w:pPr>
       <w:r>
+        <w:lastRenderedPageBreak/>
         <w:t xml:space="preserve">En Spring </w:t>
       </w:r>
       <w:proofErr w:type="spellStart"/>
@@ -2636,7 +2902,6 @@
         <w:jc w:val="both"/>
       </w:pPr>
       <w:r>
-        <w:lastRenderedPageBreak/>
         <w:t>El contenedor crea una única instancia de la clase al iniciar la aplicación.</w:t>
       </w:r>
     </w:p>
@@ -2699,7 +2964,7 @@
         <w:ind w:firstLine="709"/>
         <w:jc w:val="both"/>
       </w:pPr>
-      <w:bookmarkStart w:id="4" w:name="_Toc224381888"/>
+      <w:bookmarkStart w:id="4" w:name="_Toc226381557"/>
       <w:r>
         <w:t>IMPACTO DEL PATRON EN EL PROYECTO</w:t>
       </w:r>
@@ -2818,7 +3083,7 @@
         <w:ind w:firstLine="709"/>
         <w:jc w:val="both"/>
       </w:pPr>
-      <w:bookmarkStart w:id="5" w:name="_Toc224381889"/>
+      <w:bookmarkStart w:id="5" w:name="_Toc226381558"/>
       <w:r>
         <w:t>DIAGRAMA UML</w:t>
       </w:r>
@@ -2850,7 +3115,7 @@
                     <pic:cNvPicPr/>
                   </pic:nvPicPr>
                   <pic:blipFill>
-                    <a:blip r:embed="rId7"/>
+                    <a:blip r:embed="rId9"/>
                     <a:stretch>
                       <a:fillRect/>
                     </a:stretch>
@@ -2878,11 +3143,8 @@
         <w:jc w:val="both"/>
       </w:pPr>
       <w:r>
-        <w:t xml:space="preserve">El diagrama UML representa la aplicación del patrón Singleton dentro de la arquitectura del proyecto de telemedicina, mostrando que ConsultaService está </w:t>
-      </w:r>
-      <w:r>
         <w:lastRenderedPageBreak/>
-        <w:t xml:space="preserve">marcado con el estereotipo &lt;&lt;Singleton&gt;&gt;, lo que indica que solo existe una instancia de esta clase durante todo el ciclo de vida de la aplicación. La relación de dependencia desde </w:t>
+        <w:t xml:space="preserve">El diagrama UML representa la aplicación del patrón Singleton dentro de la arquitectura del proyecto de telemedicina, mostrando que ConsultaService está marcado con el estereotipo &lt;&lt;Singleton&gt;&gt;, lo que indica que solo existe una instancia de esta clase durante todo el ciclo de vida de la aplicación. La relación de dependencia desde </w:t>
       </w:r>
       <w:proofErr w:type="spellStart"/>
       <w:r>
@@ -3004,13 +3266,12 @@
           <w:bCs/>
         </w:rPr>
       </w:pPr>
-      <w:bookmarkStart w:id="6" w:name="_Toc224381890"/>
+      <w:bookmarkStart w:id="6" w:name="_Toc226381559"/>
       <w:r>
         <w:rPr>
           <w:b/>
           <w:bCs/>
         </w:rPr>
-        <w:lastRenderedPageBreak/>
         <w:t xml:space="preserve">PATRON </w:t>
       </w:r>
       <w:r>
@@ -3061,7 +3322,7 @@
         <w:ind w:firstLine="709"/>
         <w:jc w:val="both"/>
       </w:pPr>
-      <w:bookmarkStart w:id="7" w:name="_Toc224381891"/>
+      <w:bookmarkStart w:id="7" w:name="_Toc226381560"/>
       <w:r>
         <w:t>ANALISIS PARA LA APLICACIÓN</w:t>
       </w:r>
@@ -3225,7 +3486,7 @@
         <w:ind w:firstLine="709"/>
         <w:jc w:val="both"/>
       </w:pPr>
-      <w:bookmarkStart w:id="8" w:name="_Toc224381892"/>
+      <w:bookmarkStart w:id="8" w:name="_Toc226381561"/>
       <w:r>
         <w:lastRenderedPageBreak/>
         <w:t>APLICACIÓN DEL PATRON</w:t>
@@ -3297,7 +3558,7 @@
                     <pic:cNvPicPr/>
                   </pic:nvPicPr>
                   <pic:blipFill>
-                    <a:blip r:embed="rId8">
+                    <a:blip r:embed="rId10">
                       <a:extLst>
                         <a:ext uri="{28A0092B-C50C-407E-A947-70E740481C1C}">
                           <a14:useLocalDpi xmlns:a14="http://schemas.microsoft.com/office/drawing/2010/main" val="0"/>
@@ -3438,7 +3699,7 @@
         <w:ind w:firstLine="709"/>
         <w:jc w:val="both"/>
       </w:pPr>
-      <w:bookmarkStart w:id="9" w:name="_Toc224381893"/>
+      <w:bookmarkStart w:id="9" w:name="_Toc226381562"/>
       <w:r>
         <w:lastRenderedPageBreak/>
         <w:t>IMPACTO DEL PATRON EN EL PROYECTO</w:t>
@@ -3554,7 +3815,7 @@
         <w:ind w:firstLine="709"/>
         <w:jc w:val="both"/>
       </w:pPr>
-      <w:bookmarkStart w:id="10" w:name="_Toc224381894"/>
+      <w:bookmarkStart w:id="10" w:name="_Toc226381563"/>
       <w:r>
         <w:t>DIAGRAMA UML</w:t>
       </w:r>
@@ -3586,7 +3847,7 @@
                     <pic:cNvPicPr/>
                   </pic:nvPicPr>
                   <pic:blipFill>
-                    <a:blip r:embed="rId9"/>
+                    <a:blip r:embed="rId11"/>
                     <a:stretch>
                       <a:fillRect/>
                     </a:stretch>
@@ -3756,7 +4017,7 @@
           <w:bCs/>
         </w:rPr>
       </w:pPr>
-      <w:bookmarkStart w:id="11" w:name="_Toc224381895"/>
+      <w:bookmarkStart w:id="11" w:name="_Toc226381564"/>
       <w:r>
         <w:rPr>
           <w:b/>
@@ -3813,7 +4074,7 @@
         <w:ind w:firstLine="709"/>
         <w:jc w:val="both"/>
       </w:pPr>
-      <w:bookmarkStart w:id="12" w:name="_Toc224381896"/>
+      <w:bookmarkStart w:id="12" w:name="_Toc226381565"/>
       <w:r>
         <w:t>ANALISIS PARA LA APLICACIÓN</w:t>
       </w:r>
@@ -4017,7 +4278,7 @@
         <w:ind w:firstLine="709"/>
         <w:jc w:val="both"/>
       </w:pPr>
-      <w:bookmarkStart w:id="13" w:name="_Toc224381897"/>
+      <w:bookmarkStart w:id="13" w:name="_Toc226381566"/>
       <w:r>
         <w:lastRenderedPageBreak/>
         <w:t>APLICACIÓN DEL PATRON</w:t>
@@ -4072,7 +4333,7 @@
                     <pic:cNvPicPr/>
                   </pic:nvPicPr>
                   <pic:blipFill>
-                    <a:blip r:embed="rId10"/>
+                    <a:blip r:embed="rId12"/>
                     <a:stretch>
                       <a:fillRect/>
                     </a:stretch>
@@ -4193,7 +4454,7 @@
                     <pic:cNvPicPr/>
                   </pic:nvPicPr>
                   <pic:blipFill>
-                    <a:blip r:embed="rId11"/>
+                    <a:blip r:embed="rId13"/>
                     <a:stretch>
                       <a:fillRect/>
                     </a:stretch>
@@ -4259,7 +4520,7 @@
                     <pic:cNvPicPr/>
                   </pic:nvPicPr>
                   <pic:blipFill>
-                    <a:blip r:embed="rId12"/>
+                    <a:blip r:embed="rId14"/>
                     <a:stretch>
                       <a:fillRect/>
                     </a:stretch>
@@ -4308,7 +4569,7 @@
         <w:ind w:firstLine="709"/>
         <w:jc w:val="both"/>
       </w:pPr>
-      <w:bookmarkStart w:id="14" w:name="_Toc224381898"/>
+      <w:bookmarkStart w:id="14" w:name="_Toc226381567"/>
       <w:r>
         <w:t>IMPACTO DEL PATRON EN EL PROYECTO</w:t>
       </w:r>
@@ -4464,7 +4725,7 @@
         <w:ind w:firstLine="709"/>
         <w:jc w:val="both"/>
       </w:pPr>
-      <w:bookmarkStart w:id="15" w:name="_Toc224381899"/>
+      <w:bookmarkStart w:id="15" w:name="_Toc226381568"/>
       <w:r>
         <w:lastRenderedPageBreak/>
         <w:t>DIAGRAMA UML</w:t>
@@ -4497,7 +4758,7 @@
                     <pic:cNvPicPr/>
                   </pic:nvPicPr>
                   <pic:blipFill>
-                    <a:blip r:embed="rId13"/>
+                    <a:blip r:embed="rId15"/>
                     <a:stretch>
                       <a:fillRect/>
                     </a:stretch>
@@ -4735,7 +4996,7 @@
         </w:rPr>
       </w:pPr>
       <w:bookmarkStart w:id="16" w:name="_Toc224381838"/>
-      <w:bookmarkStart w:id="17" w:name="_Toc224381900"/>
+      <w:bookmarkStart w:id="17" w:name="_Toc226381569"/>
       <w:r>
         <w:rPr>
           <w:b/>
@@ -4770,7 +5031,7 @@
         <w:jc w:val="both"/>
       </w:pPr>
       <w:bookmarkStart w:id="18" w:name="_Toc224381839"/>
-      <w:bookmarkStart w:id="19" w:name="_Toc224381901"/>
+      <w:bookmarkStart w:id="19" w:name="_Toc226381570"/>
       <w:r>
         <w:t>IMPLEMENTACION EN EL CODIGO</w:t>
       </w:r>
@@ -4838,7 +5099,7 @@
                     <pic:cNvPicPr/>
                   </pic:nvPicPr>
                   <pic:blipFill rotWithShape="1">
-                    <a:blip r:embed="rId14">
+                    <a:blip r:embed="rId16">
                       <a:extLst>
                         <a:ext uri="{28A0092B-C50C-407E-A947-70E740481C1C}">
                           <a14:useLocalDpi xmlns:a14="http://schemas.microsoft.com/office/drawing/2010/main" val="0"/>
@@ -4891,7 +5152,7 @@
                     <pic:cNvPicPr/>
                   </pic:nvPicPr>
                   <pic:blipFill>
-                    <a:blip r:embed="rId15"/>
+                    <a:blip r:embed="rId17"/>
                     <a:stretch>
                       <a:fillRect/>
                     </a:stretch>
@@ -4973,7 +5234,7 @@
                     <pic:cNvPicPr/>
                   </pic:nvPicPr>
                   <pic:blipFill>
-                    <a:blip r:embed="rId16"/>
+                    <a:blip r:embed="rId18"/>
                     <a:stretch>
                       <a:fillRect/>
                     </a:stretch>
@@ -5173,7 +5434,7 @@
         <w:jc w:val="both"/>
       </w:pPr>
       <w:bookmarkStart w:id="20" w:name="_Toc224381840"/>
-      <w:bookmarkStart w:id="21" w:name="_Toc224381902"/>
+      <w:bookmarkStart w:id="21" w:name="_Toc226381571"/>
       <w:r>
         <w:lastRenderedPageBreak/>
         <w:t>PRUEBAS DE FUNCIONALIDAD</w:t>
@@ -5221,7 +5482,7 @@
                     <pic:cNvPicPr/>
                   </pic:nvPicPr>
                   <pic:blipFill>
-                    <a:blip r:embed="rId17"/>
+                    <a:blip r:embed="rId19"/>
                     <a:stretch>
                       <a:fillRect/>
                     </a:stretch>
@@ -5282,7 +5543,7 @@
                     <pic:cNvPicPr/>
                   </pic:nvPicPr>
                   <pic:blipFill>
-                    <a:blip r:embed="rId18"/>
+                    <a:blip r:embed="rId20"/>
                     <a:stretch>
                       <a:fillRect/>
                     </a:stretch>
@@ -5424,7 +5685,7 @@
         <w:jc w:val="both"/>
       </w:pPr>
       <w:bookmarkStart w:id="22" w:name="_Toc224381841"/>
-      <w:bookmarkStart w:id="23" w:name="_Toc224381903"/>
+      <w:bookmarkStart w:id="23" w:name="_Toc226381572"/>
       <w:r>
         <w:t>DIAGRAMA UML</w:t>
       </w:r>
@@ -5457,7 +5718,7 @@
                     <pic:cNvPicPr/>
                   </pic:nvPicPr>
                   <pic:blipFill>
-                    <a:blip r:embed="rId19"/>
+                    <a:blip r:embed="rId21"/>
                     <a:stretch>
                       <a:fillRect/>
                     </a:stretch>
@@ -5594,37 +5855,118 @@
     </w:p>
     <w:p>
       <w:pPr>
-        <w:spacing w:line="360" w:lineRule="auto"/>
-      </w:pPr>
-    </w:p>
-    <w:p>
-      <w:pPr>
-        <w:spacing w:line="360" w:lineRule="auto"/>
+        <w:pStyle w:val="Ttulo1"/>
+        <w:numPr>
+          <w:ilvl w:val="0"/>
+          <w:numId w:val="8"/>
+        </w:numPr>
+        <w:tabs>
+          <w:tab w:val="num" w:pos="360"/>
+          <w:tab w:val="num" w:pos="720"/>
+        </w:tabs>
+        <w:spacing w:line="360" w:lineRule="auto"/>
+        <w:ind w:left="720" w:firstLine="709"/>
+        <w:jc w:val="both"/>
         <w:rPr>
           <w:b/>
           <w:bCs/>
         </w:rPr>
       </w:pPr>
+      <w:bookmarkStart w:id="24" w:name="_Toc226381573"/>
       <w:r>
         <w:rPr>
           <w:b/>
           <w:bCs/>
         </w:rPr>
-        <w:t xml:space="preserve">MySQL </w:t>
-      </w:r>
-      <w:proofErr w:type="spellStart"/>
+        <w:t xml:space="preserve">PATRON </w:t>
+      </w:r>
       <w:r>
         <w:rPr>
           <w:b/>
           <w:bCs/>
         </w:rPr>
-        <w:t>Workbench</w:t>
+        <w:t>PROTOTYPE</w:t>
+      </w:r>
+      <w:bookmarkEnd w:id="24"/>
+    </w:p>
+    <w:p>
+      <w:pPr>
+        <w:spacing w:line="360" w:lineRule="auto"/>
+        <w:ind w:firstLine="709"/>
+        <w:jc w:val="both"/>
+      </w:pPr>
+      <w:r>
+        <w:t xml:space="preserve">El patrón </w:t>
+      </w:r>
+      <w:proofErr w:type="spellStart"/>
+      <w:r>
+        <w:t>Prototype</w:t>
       </w:r>
       <w:proofErr w:type="spellEnd"/>
-    </w:p>
-    <w:p>
-      <w:pPr>
-        <w:spacing w:line="360" w:lineRule="auto"/>
+      <w:r>
+        <w:t xml:space="preserve"> tiene como objetivo crear nuevos objetos a partir de la copia de una instancia existente, evitando la creación directa mediante constructores.</w:t>
+      </w:r>
+    </w:p>
+    <w:p>
+      <w:pPr>
+        <w:pStyle w:val="Ttulo2"/>
+        <w:numPr>
+          <w:ilvl w:val="1"/>
+          <w:numId w:val="8"/>
+        </w:numPr>
+        <w:tabs>
+          <w:tab w:val="num" w:pos="360"/>
+          <w:tab w:val="num" w:pos="1440"/>
+        </w:tabs>
+        <w:spacing w:line="360" w:lineRule="auto"/>
+        <w:ind w:left="0" w:firstLine="709"/>
+        <w:jc w:val="both"/>
+      </w:pPr>
+      <w:bookmarkStart w:id="25" w:name="_Toc226381574"/>
+      <w:r>
+        <w:t>IMPLEMENTACION EN EL CODIGO</w:t>
+      </w:r>
+      <w:bookmarkEnd w:id="25"/>
+    </w:p>
+    <w:p>
+      <w:pPr>
+        <w:spacing w:line="360" w:lineRule="auto"/>
+        <w:ind w:firstLine="709"/>
+        <w:jc w:val="both"/>
+      </w:pPr>
+      <w:r>
+        <w:t xml:space="preserve">En el sistema de telemedicina, es común necesitar duplicar una consulta médica ya existente, por </w:t>
+      </w:r>
+      <w:proofErr w:type="gramStart"/>
+      <w:r>
+        <w:t>ejemplo</w:t>
+      </w:r>
+      <w:proofErr w:type="gramEnd"/>
+      <w:r>
+        <w:t xml:space="preserve"> para reagendar una cita o reutilizar información previa.</w:t>
+      </w:r>
+    </w:p>
+    <w:p>
+      <w:pPr>
+        <w:spacing w:line="360" w:lineRule="auto"/>
+        <w:ind w:firstLine="709"/>
+        <w:jc w:val="both"/>
+      </w:pPr>
+      <w:r>
+        <w:t xml:space="preserve">El uso del patrón </w:t>
+      </w:r>
+      <w:proofErr w:type="spellStart"/>
+      <w:r>
+        <w:t>Prototype</w:t>
+      </w:r>
+      <w:proofErr w:type="spellEnd"/>
+      <w:r>
+        <w:t xml:space="preserve"> permite realizar esta operación de manera eficiente, reutilizando los datos de la consulta original sin necesidad de reconstruir el objeto desde cero.</w:t>
+      </w:r>
+    </w:p>
+    <w:p>
+      <w:pPr>
+        <w:jc w:val="center"/>
         <w:rPr>
           <w:b/>
           <w:bCs/>
@@ -5634,13 +5976,28 @@
         <w:rPr>
           <w:b/>
           <w:bCs/>
-          <w:noProof/>
         </w:rPr>
+        <w:t>Consulta</w:t>
+      </w:r>
+      <w:r>
+        <w:rPr>
+          <w:b/>
+          <w:bCs/>
+        </w:rPr>
+        <w:t>.java</w:t>
+      </w:r>
+    </w:p>
+    <w:p>
+      <w:pPr>
+        <w:spacing w:line="360" w:lineRule="auto"/>
+        <w:jc w:val="center"/>
+      </w:pPr>
+      <w:r>
         <w:drawing>
-          <wp:inline distT="0" distB="0" distL="0" distR="0" wp14:anchorId="7180851E" wp14:editId="39B38DD8">
-            <wp:extent cx="5612130" cy="4138930"/>
-            <wp:effectExtent l="0" t="0" r="7620" b="0"/>
-            <wp:docPr id="6" name="Imagen 6"/>
+          <wp:inline distT="0" distB="0" distL="0" distR="0" wp14:anchorId="011CFB05" wp14:editId="06519A5C">
+            <wp:extent cx="5356201" cy="2232660"/>
+            <wp:effectExtent l="0" t="0" r="0" b="0"/>
+            <wp:docPr id="23" name="Imagen 23"/>
             <wp:cNvGraphicFramePr>
               <a:graphicFrameLocks xmlns:a="http://schemas.openxmlformats.org/drawingml/2006/main" noChangeAspect="1"/>
             </wp:cNvGraphicFramePr>
@@ -5652,7 +6009,7 @@
                     <pic:cNvPicPr/>
                   </pic:nvPicPr>
                   <pic:blipFill>
-                    <a:blip r:embed="rId20"/>
+                    <a:blip r:embed="rId22"/>
                     <a:stretch>
                       <a:fillRect/>
                     </a:stretch>
@@ -5660,7 +6017,7 @@
                   <pic:spPr>
                     <a:xfrm>
                       <a:off x="0" y="0"/>
-                      <a:ext cx="5612130" cy="4138930"/>
+                      <a:ext cx="5375861" cy="2240855"/>
                     </a:xfrm>
                     <a:prstGeom prst="rect">
                       <a:avLst/>
@@ -5675,50 +6032,60 @@
     </w:p>
     <w:p>
       <w:pPr>
-        <w:spacing w:line="360" w:lineRule="auto"/>
-      </w:pPr>
-      <w:r>
-        <w:t xml:space="preserve">Esta es la tabla </w:t>
-      </w:r>
-      <w:r>
-        <w:t xml:space="preserve">consultas donde la consulta numero 3 tiene asignados al paciente #1 y al medico #1, lo que corresponde a la implementación del </w:t>
-      </w:r>
-      <w:proofErr w:type="spellStart"/>
-      <w:r>
-        <w:t>factory</w:t>
-      </w:r>
-      <w:proofErr w:type="spellEnd"/>
-      <w:r>
-        <w:t xml:space="preserve"> </w:t>
-      </w:r>
-      <w:proofErr w:type="spellStart"/>
-      <w:r>
-        <w:t>method</w:t>
-      </w:r>
-      <w:proofErr w:type="spellEnd"/>
-      <w:r>
-        <w:t xml:space="preserve">, ya que solo creamos una consulta desde el </w:t>
-      </w:r>
-      <w:proofErr w:type="spellStart"/>
-      <w:r>
-        <w:t>postman</w:t>
-      </w:r>
-      <w:proofErr w:type="spellEnd"/>
-      <w:r>
-        <w:t>.</w:t>
-      </w:r>
-    </w:p>
-    <w:p>
-      <w:r>
+        <w:jc w:val="center"/>
+      </w:pPr>
+    </w:p>
+    <w:p>
+      <w:pPr>
+        <w:jc w:val="center"/>
         <w:rPr>
-          <w:noProof/>
+          <w:b/>
+          <w:bCs/>
+        </w:rPr>
+      </w:pPr>
+    </w:p>
+    <w:p>
+      <w:pPr>
+        <w:jc w:val="center"/>
+        <w:rPr>
+          <w:b/>
+          <w:bCs/>
+        </w:rPr>
+      </w:pPr>
+      <w:r>
+        <w:rPr>
+          <w:b/>
+          <w:bCs/>
         </w:rPr>
         <w:lastRenderedPageBreak/>
+        <w:t>ConsultaService</w:t>
+      </w:r>
+      <w:r>
+        <w:rPr>
+          <w:b/>
+          <w:bCs/>
+        </w:rPr>
+        <w:t>.java</w:t>
+      </w:r>
+    </w:p>
+    <w:p>
+      <w:pPr>
+        <w:jc w:val="center"/>
+        <w:rPr>
+          <w:b/>
+          <w:bCs/>
+        </w:rPr>
+      </w:pPr>
+      <w:r>
+        <w:rPr>
+          <w:b/>
+          <w:bCs/>
+        </w:rPr>
         <w:drawing>
-          <wp:inline distT="0" distB="0" distL="0" distR="0" wp14:anchorId="3B9749AB" wp14:editId="20A4D6FA">
-            <wp:extent cx="5612130" cy="5825490"/>
-            <wp:effectExtent l="0" t="0" r="7620" b="3810"/>
-            <wp:docPr id="7" name="Imagen 7"/>
+          <wp:inline distT="0" distB="0" distL="0" distR="0" wp14:anchorId="3CE47B85" wp14:editId="02D95298">
+            <wp:extent cx="5612130" cy="2262505"/>
+            <wp:effectExtent l="0" t="0" r="7620" b="4445"/>
+            <wp:docPr id="24" name="Imagen 24"/>
             <wp:cNvGraphicFramePr>
               <a:graphicFrameLocks xmlns:a="http://schemas.openxmlformats.org/drawingml/2006/main" noChangeAspect="1"/>
             </wp:cNvGraphicFramePr>
@@ -5730,7 +6097,7 @@
                     <pic:cNvPicPr/>
                   </pic:nvPicPr>
                   <pic:blipFill>
-                    <a:blip r:embed="rId21"/>
+                    <a:blip r:embed="rId23"/>
                     <a:stretch>
                       <a:fillRect/>
                     </a:stretch>
@@ -5738,7 +6105,7 @@
                   <pic:spPr>
                     <a:xfrm>
                       <a:off x="0" y="0"/>
-                      <a:ext cx="5612130" cy="5825490"/>
+                      <a:ext cx="5612130" cy="2262505"/>
                     </a:xfrm>
                     <a:prstGeom prst="rect">
                       <a:avLst/>
@@ -5751,6 +6118,313 @@
         </w:drawing>
       </w:r>
     </w:p>
+    <w:p>
+      <w:pPr>
+        <w:jc w:val="center"/>
+        <w:rPr>
+          <w:b/>
+          <w:bCs/>
+        </w:rPr>
+      </w:pPr>
+      <w:r>
+        <w:rPr>
+          <w:b/>
+          <w:bCs/>
+        </w:rPr>
+        <w:t>Consulta</w:t>
+      </w:r>
+      <w:r>
+        <w:rPr>
+          <w:b/>
+          <w:bCs/>
+        </w:rPr>
+        <w:t>Controller</w:t>
+      </w:r>
+      <w:r>
+        <w:rPr>
+          <w:b/>
+          <w:bCs/>
+        </w:rPr>
+        <w:t>.java</w:t>
+      </w:r>
+    </w:p>
+    <w:p>
+      <w:pPr>
+        <w:jc w:val="center"/>
+        <w:rPr>
+          <w:b/>
+          <w:bCs/>
+        </w:rPr>
+      </w:pPr>
+      <w:r>
+        <w:rPr>
+          <w:b/>
+          <w:bCs/>
+        </w:rPr>
+        <w:drawing>
+          <wp:inline distT="0" distB="0" distL="0" distR="0" wp14:anchorId="6CD0D973" wp14:editId="2332F6E8">
+            <wp:extent cx="4511431" cy="1120237"/>
+            <wp:effectExtent l="0" t="0" r="3810" b="3810"/>
+            <wp:docPr id="25" name="Imagen 25"/>
+            <wp:cNvGraphicFramePr>
+              <a:graphicFrameLocks xmlns:a="http://schemas.openxmlformats.org/drawingml/2006/main" noChangeAspect="1"/>
+            </wp:cNvGraphicFramePr>
+            <a:graphic xmlns:a="http://schemas.openxmlformats.org/drawingml/2006/main">
+              <a:graphicData uri="http://schemas.openxmlformats.org/drawingml/2006/picture">
+                <pic:pic xmlns:pic="http://schemas.openxmlformats.org/drawingml/2006/picture">
+                  <pic:nvPicPr>
+                    <pic:cNvPr id="1" name=""/>
+                    <pic:cNvPicPr/>
+                  </pic:nvPicPr>
+                  <pic:blipFill>
+                    <a:blip r:embed="rId24"/>
+                    <a:stretch>
+                      <a:fillRect/>
+                    </a:stretch>
+                  </pic:blipFill>
+                  <pic:spPr>
+                    <a:xfrm>
+                      <a:off x="0" y="0"/>
+                      <a:ext cx="4511431" cy="1120237"/>
+                    </a:xfrm>
+                    <a:prstGeom prst="rect">
+                      <a:avLst/>
+                    </a:prstGeom>
+                  </pic:spPr>
+                </pic:pic>
+              </a:graphicData>
+            </a:graphic>
+          </wp:inline>
+        </w:drawing>
+      </w:r>
+    </w:p>
+    <w:p>
+      <w:pPr>
+        <w:jc w:val="center"/>
+        <w:rPr>
+          <w:b/>
+          <w:bCs/>
+        </w:rPr>
+      </w:pPr>
+    </w:p>
+    <w:p>
+      <w:pPr>
+        <w:spacing w:line="360" w:lineRule="auto"/>
+        <w:ind w:firstLine="709"/>
+        <w:jc w:val="both"/>
+      </w:pPr>
+      <w:r>
+        <w:t xml:space="preserve">El patrón </w:t>
+      </w:r>
+      <w:proofErr w:type="spellStart"/>
+      <w:r>
+        <w:t>Prototype</w:t>
+      </w:r>
+      <w:proofErr w:type="spellEnd"/>
+      <w:r>
+        <w:t xml:space="preserve"> se implementa en la clase Consulta, la cual permite generar copias de sí misma mediante el método </w:t>
+      </w:r>
+      <w:proofErr w:type="gramStart"/>
+      <w:r>
+        <w:t>clone(</w:t>
+      </w:r>
+      <w:proofErr w:type="gramEnd"/>
+      <w:r>
+        <w:t>).</w:t>
+      </w:r>
+    </w:p>
+    <w:p>
+      <w:pPr>
+        <w:spacing w:line="360" w:lineRule="auto"/>
+        <w:ind w:firstLine="709"/>
+        <w:jc w:val="both"/>
+      </w:pPr>
+      <w:r>
+        <w:t>En lugar de crear una nueva consulta desde cero, el sistema toma una instancia existente y genera una copia, manteniendo sus atributos principales como paciente y médico.</w:t>
+      </w:r>
+    </w:p>
+    <w:p>
+      <w:pPr>
+        <w:spacing w:line="360" w:lineRule="auto"/>
+        <w:ind w:firstLine="709"/>
+        <w:jc w:val="both"/>
+      </w:pPr>
+      <w:r>
+        <w:t>Posteriormente, el servicio puede modificar ciertos atributos de la copia, como la fecha o el estado, antes de guardarla en la base de datos.</w:t>
+      </w:r>
+    </w:p>
+    <w:p>
+      <w:pPr>
+        <w:spacing w:line="360" w:lineRule="auto"/>
+        <w:ind w:firstLine="709"/>
+        <w:jc w:val="both"/>
+      </w:pPr>
+      <w:r>
+        <w:t>Esto reduce la complejidad de creación y mejora la eficiencia del sistema.</w:t>
+      </w:r>
+    </w:p>
+    <w:p>
+      <w:pPr>
+        <w:spacing w:line="360" w:lineRule="auto"/>
+        <w:jc w:val="both"/>
+      </w:pPr>
+    </w:p>
+    <w:p>
+      <w:pPr>
+        <w:spacing w:line="360" w:lineRule="auto"/>
+        <w:jc w:val="both"/>
+      </w:pPr>
+    </w:p>
+    <w:p>
+      <w:pPr>
+        <w:spacing w:line="360" w:lineRule="auto"/>
+        <w:ind w:firstLine="709"/>
+        <w:jc w:val="both"/>
+      </w:pPr>
+    </w:p>
+    <w:p>
+      <w:pPr>
+        <w:pStyle w:val="Ttulo2"/>
+        <w:numPr>
+          <w:ilvl w:val="1"/>
+          <w:numId w:val="8"/>
+        </w:numPr>
+        <w:tabs>
+          <w:tab w:val="num" w:pos="360"/>
+          <w:tab w:val="num" w:pos="1440"/>
+        </w:tabs>
+        <w:spacing w:line="360" w:lineRule="auto"/>
+        <w:ind w:left="0" w:firstLine="709"/>
+        <w:jc w:val="both"/>
+      </w:pPr>
+      <w:bookmarkStart w:id="26" w:name="_Toc226381575"/>
+      <w:r>
+        <w:lastRenderedPageBreak/>
+        <w:t>DIAGRAMA UML</w:t>
+      </w:r>
+      <w:bookmarkEnd w:id="26"/>
+    </w:p>
+    <w:p>
+      <w:pPr>
+        <w:spacing w:line="360" w:lineRule="auto"/>
+        <w:ind w:firstLine="709"/>
+        <w:jc w:val="center"/>
+      </w:pPr>
+      <w:r>
+        <w:drawing>
+          <wp:inline distT="0" distB="0" distL="0" distR="0" wp14:anchorId="037F17BD" wp14:editId="3DBE5A51">
+            <wp:extent cx="2911092" cy="2499577"/>
+            <wp:effectExtent l="0" t="0" r="3810" b="0"/>
+            <wp:docPr id="34" name="Imagen 34"/>
+            <wp:cNvGraphicFramePr>
+              <a:graphicFrameLocks xmlns:a="http://schemas.openxmlformats.org/drawingml/2006/main" noChangeAspect="1"/>
+            </wp:cNvGraphicFramePr>
+            <a:graphic xmlns:a="http://schemas.openxmlformats.org/drawingml/2006/main">
+              <a:graphicData uri="http://schemas.openxmlformats.org/drawingml/2006/picture">
+                <pic:pic xmlns:pic="http://schemas.openxmlformats.org/drawingml/2006/picture">
+                  <pic:nvPicPr>
+                    <pic:cNvPr id="1" name=""/>
+                    <pic:cNvPicPr/>
+                  </pic:nvPicPr>
+                  <pic:blipFill>
+                    <a:blip r:embed="rId25"/>
+                    <a:stretch>
+                      <a:fillRect/>
+                    </a:stretch>
+                  </pic:blipFill>
+                  <pic:spPr>
+                    <a:xfrm>
+                      <a:off x="0" y="0"/>
+                      <a:ext cx="2911092" cy="2499577"/>
+                    </a:xfrm>
+                    <a:prstGeom prst="rect">
+                      <a:avLst/>
+                    </a:prstGeom>
+                  </pic:spPr>
+                </pic:pic>
+              </a:graphicData>
+            </a:graphic>
+          </wp:inline>
+        </w:drawing>
+      </w:r>
+    </w:p>
+    <w:p>
+      <w:pPr>
+        <w:spacing w:line="360" w:lineRule="auto"/>
+        <w:ind w:firstLine="709"/>
+        <w:jc w:val="both"/>
+      </w:pPr>
+      <w:r>
+        <w:t xml:space="preserve">El diagrama UML representa la implementación del patrón </w:t>
+      </w:r>
+      <w:proofErr w:type="spellStart"/>
+      <w:r>
+        <w:t>Prototype</w:t>
+      </w:r>
+      <w:proofErr w:type="spellEnd"/>
+      <w:r>
+        <w:t xml:space="preserve"> dentro del proyecto de telemedicina. La clase Consulta es el elemento principal del patrón, ya que contiene el método </w:t>
+      </w:r>
+      <w:proofErr w:type="gramStart"/>
+      <w:r>
+        <w:t>clone(</w:t>
+      </w:r>
+      <w:proofErr w:type="gramEnd"/>
+      <w:r>
+        <w:t>), el cual permite generar una copia de sí misma sin necesidad de crear un nuevo objeto desde cero. Esta capacidad es fundamental para la aplicación del patrón, ya que define el comportamiento de clonación del objeto.</w:t>
+      </w:r>
+    </w:p>
+    <w:p>
+      <w:pPr>
+        <w:spacing w:line="360" w:lineRule="auto"/>
+        <w:ind w:firstLine="709"/>
+        <w:jc w:val="both"/>
+      </w:pPr>
+      <w:r>
+        <w:t xml:space="preserve">Por otro lado, la clase </w:t>
+      </w:r>
+      <w:proofErr w:type="spellStart"/>
+      <w:r>
+        <w:t>ConsultaService</w:t>
+      </w:r>
+      <w:proofErr w:type="spellEnd"/>
+      <w:r>
+        <w:t xml:space="preserve"> es la encargada de utilizar este mecanismo de clonación. A través del método </w:t>
+      </w:r>
+      <w:proofErr w:type="spellStart"/>
+      <w:r>
+        <w:t>clonarConsulta</w:t>
+      </w:r>
+      <w:proofErr w:type="spellEnd"/>
+      <w:r>
+        <w:t xml:space="preserve">, el servicio obtiene una instancia existente desde el </w:t>
+      </w:r>
+      <w:proofErr w:type="spellStart"/>
+      <w:r>
+        <w:t>ConsultaRepository</w:t>
+      </w:r>
+      <w:proofErr w:type="spellEnd"/>
+      <w:r>
+        <w:t xml:space="preserve">, invoca el método </w:t>
+      </w:r>
+      <w:proofErr w:type="gramStart"/>
+      <w:r>
+        <w:t>clone(</w:t>
+      </w:r>
+      <w:proofErr w:type="gramEnd"/>
+      <w:r>
+        <w:t xml:space="preserve">) sobre dicha instancia y posteriormente guarda la nueva copia en la base de datos. De esta manera, el diagrama evidencia cómo el sistema reutiliza objetos existentes para generar nuevos, manteniendo una correcta separación de responsabilidades y aplicando adecuadamente el patrón </w:t>
+      </w:r>
+      <w:proofErr w:type="spellStart"/>
+      <w:r>
+        <w:t>Prototype</w:t>
+      </w:r>
+      <w:proofErr w:type="spellEnd"/>
+      <w:r>
+        <w:t>.</w:t>
+      </w:r>
+    </w:p>
+    <w:p/>
     <w:sectPr>
       <w:pgSz w:w="12240" w:h="15840"/>
       <w:pgMar w:top="1417" w:right="1701" w:bottom="1417" w:left="1701" w:header="708" w:footer="708" w:gutter="0"/>
@@ -5759,6 +6433,56 @@
     </w:sectPr>
   </w:body>
 </w:document>
+</file>
+
+<file path=word/endnotes.xml><?xml version="1.0" encoding="utf-8"?>
+<w:endnotes xmlns:wpc="http://schemas.microsoft.com/office/word/2010/wordprocessingCanvas" xmlns:cx="http://schemas.microsoft.com/office/drawing/2014/chartex" xmlns:cx1="http://schemas.microsoft.com/office/drawing/2015/9/8/chartex" xmlns:cx2="http://schemas.microsoft.com/office/drawing/2015/10/21/chartex" xmlns:cx3="http://schemas.microsoft.com/office/drawing/2016/5/9/chartex" xmlns:cx4="http://schemas.microsoft.com/office/drawing/2016/5/10/chartex" xmlns:cx5="http://schemas.microsoft.com/office/drawing/2016/5/11/chartex" xmlns:cx6="http://schemas.microsoft.com/office/drawing/2016/5/12/chartex" xmlns:cx7="http://schemas.microsoft.com/office/drawing/2016/5/13/chartex" xmlns:cx8="http://schemas.microsoft.com/office/drawing/2016/5/14/chartex" xmlns:mc="http://schemas.openxmlformats.org/markup-compatibility/2006" xmlns:aink="http://schemas.microsoft.com/office/drawing/2016/ink" xmlns:am3d="http://schemas.microsoft.com/office/drawing/2017/model3d" xmlns:o="urn:schemas-microsoft-com:office:office" xmlns:r="http://schemas.openxmlformats.org/officeDocument/2006/relationships" xmlns:m="http://schemas.openxmlformats.org/officeDocument/2006/math" xmlns:v="urn:schemas-microsoft-com:vml" xmlns:wp14="http://schemas.microsoft.com/office/word/2010/wordprocessingDrawing" xmlns:wp="http://schemas.openxmlformats.org/drawingml/2006/wordprocessingDrawing" xmlns:w10="urn:schemas-microsoft-com:office:word" xmlns:w="http://schemas.openxmlformats.org/wordprocessingml/2006/main" xmlns:w14="http://schemas.microsoft.com/office/word/2010/wordml" xmlns:w15="http://schemas.microsoft.com/office/word/2012/wordml" xmlns:w16cex="http://schemas.microsoft.com/office/word/2018/wordml/cex" xmlns:w16cid="http://schemas.microsoft.com/office/word/2016/wordml/cid" xmlns:w16="http://schemas.microsoft.com/office/word/2018/wordml" xmlns:w16sdtdh="http://schemas.microsoft.com/office/word/2020/wordml/sdtdatahash" xmlns:w16se="http://schemas.microsoft.com/office/word/2015/wordml/symex" xmlns:wpg="http://schemas.microsoft.com/office/word/2010/wordprocessingGroup" xmlns:wpi="http://schemas.microsoft.com/office/word/2010/wordprocessingInk" xmlns:wne="http://schemas.microsoft.com/office/word/2006/wordml" xmlns:wps="http://schemas.microsoft.com/office/word/2010/wordprocessingShape" mc:Ignorable="w14 w15 w16se w16cid w16 w16cex w16sdtdh wp14">
+  <w:endnote w:type="separator" w:id="-1">
+    <w:p>
+      <w:pPr>
+        <w:spacing w:after="0" w:line="240" w:lineRule="auto"/>
+      </w:pPr>
+      <w:r>
+        <w:separator/>
+      </w:r>
+    </w:p>
+  </w:endnote>
+  <w:endnote w:type="continuationSeparator" w:id="0">
+    <w:p>
+      <w:pPr>
+        <w:spacing w:after="0" w:line="240" w:lineRule="auto"/>
+      </w:pPr>
+      <w:r>
+        <w:continuationSeparator/>
+      </w:r>
+    </w:p>
+  </w:endnote>
+</w:endnotes>
+</file>
+
+<file path=word/footnotes.xml><?xml version="1.0" encoding="utf-8"?>
+<w:footnotes xmlns:wpc="http://schemas.microsoft.com/office/word/2010/wordprocessingCanvas" xmlns:cx="http://schemas.microsoft.com/office/drawing/2014/chartex" xmlns:cx1="http://schemas.microsoft.com/office/drawing/2015/9/8/chartex" xmlns:cx2="http://schemas.microsoft.com/office/drawing/2015/10/21/chartex" xmlns:cx3="http://schemas.microsoft.com/office/drawing/2016/5/9/chartex" xmlns:cx4="http://schemas.microsoft.com/office/drawing/2016/5/10/chartex" xmlns:cx5="http://schemas.microsoft.com/office/drawing/2016/5/11/chartex" xmlns:cx6="http://schemas.microsoft.com/office/drawing/2016/5/12/chartex" xmlns:cx7="http://schemas.microsoft.com/office/drawing/2016/5/13/chartex" xmlns:cx8="http://schemas.microsoft.com/office/drawing/2016/5/14/chartex" xmlns:mc="http://schemas.openxmlformats.org/markup-compatibility/2006" xmlns:aink="http://schemas.microsoft.com/office/drawing/2016/ink" xmlns:am3d="http://schemas.microsoft.com/office/drawing/2017/model3d" xmlns:o="urn:schemas-microsoft-com:office:office" xmlns:r="http://schemas.openxmlformats.org/officeDocument/2006/relationships" xmlns:m="http://schemas.openxmlformats.org/officeDocument/2006/math" xmlns:v="urn:schemas-microsoft-com:vml" xmlns:wp14="http://schemas.microsoft.com/office/word/2010/wordprocessingDrawing" xmlns:wp="http://schemas.openxmlformats.org/drawingml/2006/wordprocessingDrawing" xmlns:w10="urn:schemas-microsoft-com:office:word" xmlns:w="http://schemas.openxmlformats.org/wordprocessingml/2006/main" xmlns:w14="http://schemas.microsoft.com/office/word/2010/wordml" xmlns:w15="http://schemas.microsoft.com/office/word/2012/wordml" xmlns:w16cex="http://schemas.microsoft.com/office/word/2018/wordml/cex" xmlns:w16cid="http://schemas.microsoft.com/office/word/2016/wordml/cid" xmlns:w16="http://schemas.microsoft.com/office/word/2018/wordml" xmlns:w16sdtdh="http://schemas.microsoft.com/office/word/2020/wordml/sdtdatahash" xmlns:w16se="http://schemas.microsoft.com/office/word/2015/wordml/symex" xmlns:wpg="http://schemas.microsoft.com/office/word/2010/wordprocessingGroup" xmlns:wpi="http://schemas.microsoft.com/office/word/2010/wordprocessingInk" xmlns:wne="http://schemas.microsoft.com/office/word/2006/wordml" xmlns:wps="http://schemas.microsoft.com/office/word/2010/wordprocessingShape" mc:Ignorable="w14 w15 w16se w16cid w16 w16cex w16sdtdh wp14">
+  <w:footnote w:type="separator" w:id="-1">
+    <w:p>
+      <w:pPr>
+        <w:spacing w:after="0" w:line="240" w:lineRule="auto"/>
+      </w:pPr>
+      <w:r>
+        <w:separator/>
+      </w:r>
+    </w:p>
+  </w:footnote>
+  <w:footnote w:type="continuationSeparator" w:id="0">
+    <w:p>
+      <w:pPr>
+        <w:spacing w:after="0" w:line="240" w:lineRule="auto"/>
+      </w:pPr>
+      <w:r>
+        <w:continuationSeparator/>
+      </w:r>
+    </w:p>
+  </w:footnote>
+</w:footnotes>
 </file>
 
 <file path=word/numbering.xml><?xml version="1.0" encoding="utf-8"?>
@@ -10170,6 +10894,58 @@
       <w:lang w:eastAsia="es-CO"/>
     </w:rPr>
   </w:style>
+  <w:style w:type="paragraph" w:styleId="Encabezado">
+    <w:name w:val="header"/>
+    <w:basedOn w:val="Normal"/>
+    <w:link w:val="EncabezadoCar"/>
+    <w:uiPriority w:val="99"/>
+    <w:unhideWhenUsed/>
+    <w:rsid w:val="0067299F"/>
+    <w:pPr>
+      <w:tabs>
+        <w:tab w:val="center" w:pos="4419"/>
+        <w:tab w:val="right" w:pos="8838"/>
+      </w:tabs>
+      <w:spacing w:after="0" w:line="240" w:lineRule="auto"/>
+    </w:pPr>
+  </w:style>
+  <w:style w:type="character" w:customStyle="1" w:styleId="EncabezadoCar">
+    <w:name w:val="Encabezado Car"/>
+    <w:basedOn w:val="Fuentedeprrafopredeter"/>
+    <w:link w:val="Encabezado"/>
+    <w:uiPriority w:val="99"/>
+    <w:rsid w:val="0067299F"/>
+    <w:rPr>
+      <w:rFonts w:ascii="Arial" w:hAnsi="Arial"/>
+      <w:sz w:val="24"/>
+    </w:rPr>
+  </w:style>
+  <w:style w:type="paragraph" w:styleId="Piedepgina">
+    <w:name w:val="footer"/>
+    <w:basedOn w:val="Normal"/>
+    <w:link w:val="PiedepginaCar"/>
+    <w:uiPriority w:val="99"/>
+    <w:unhideWhenUsed/>
+    <w:rsid w:val="0067299F"/>
+    <w:pPr>
+      <w:tabs>
+        <w:tab w:val="center" w:pos="4419"/>
+        <w:tab w:val="right" w:pos="8838"/>
+      </w:tabs>
+      <w:spacing w:after="0" w:line="240" w:lineRule="auto"/>
+    </w:pPr>
+  </w:style>
+  <w:style w:type="character" w:customStyle="1" w:styleId="PiedepginaCar">
+    <w:name w:val="Pie de página Car"/>
+    <w:basedOn w:val="Fuentedeprrafopredeter"/>
+    <w:link w:val="Piedepgina"/>
+    <w:uiPriority w:val="99"/>
+    <w:rsid w:val="0067299F"/>
+    <w:rPr>
+      <w:rFonts w:ascii="Arial" w:hAnsi="Arial"/>
+      <w:sz w:val="24"/>
+    </w:rPr>
+  </w:style>
 </w:styles>
 </file>
 

--- a/IMPLEMENTACION GENERAL DE LOS PATRONES.docx
+++ b/IMPLEMENTACION GENERAL DE LOS PATRONES.docx
@@ -5977,22 +5977,18 @@
           <w:b/>
           <w:bCs/>
         </w:rPr>
-        <w:t>Consulta</w:t>
-      </w:r>
+        <w:t>Consulta.java</w:t>
+      </w:r>
+    </w:p>
+    <w:p>
+      <w:pPr>
+        <w:spacing w:line="360" w:lineRule="auto"/>
+        <w:jc w:val="center"/>
+      </w:pPr>
       <w:r>
         <w:rPr>
-          <w:b/>
-          <w:bCs/>
+          <w:noProof/>
         </w:rPr>
-        <w:t>.java</w:t>
-      </w:r>
-    </w:p>
-    <w:p>
-      <w:pPr>
-        <w:spacing w:line="360" w:lineRule="auto"/>
-        <w:jc w:val="center"/>
-      </w:pPr>
-      <w:r>
         <w:drawing>
           <wp:inline distT="0" distB="0" distL="0" distR="0" wp14:anchorId="011CFB05" wp14:editId="06519A5C">
             <wp:extent cx="5356201" cy="2232660"/>
@@ -6058,14 +6054,7 @@
           <w:bCs/>
         </w:rPr>
         <w:lastRenderedPageBreak/>
-        <w:t>ConsultaService</w:t>
-      </w:r>
-      <w:r>
-        <w:rPr>
-          <w:b/>
-          <w:bCs/>
-        </w:rPr>
-        <w:t>.java</w:t>
+        <w:t>ConsultaService.java</w:t>
       </w:r>
     </w:p>
     <w:p>
@@ -6080,6 +6069,7 @@
         <w:rPr>
           <w:b/>
           <w:bCs/>
+          <w:noProof/>
         </w:rPr>
         <w:drawing>
           <wp:inline distT="0" distB="0" distL="0" distR="0" wp14:anchorId="3CE47B85" wp14:editId="02D95298">
@@ -6131,21 +6121,7 @@
           <w:b/>
           <w:bCs/>
         </w:rPr>
-        <w:t>Consulta</w:t>
-      </w:r>
-      <w:r>
-        <w:rPr>
-          <w:b/>
-          <w:bCs/>
-        </w:rPr>
-        <w:t>Controller</w:t>
-      </w:r>
-      <w:r>
-        <w:rPr>
-          <w:b/>
-          <w:bCs/>
-        </w:rPr>
-        <w:t>.java</w:t>
+        <w:t>ConsultaController.java</w:t>
       </w:r>
     </w:p>
     <w:p>
@@ -6160,6 +6136,7 @@
         <w:rPr>
           <w:b/>
           <w:bCs/>
+          <w:noProof/>
         </w:rPr>
         <w:drawing>
           <wp:inline distT="0" distB="0" distL="0" distR="0" wp14:anchorId="6CD0D973" wp14:editId="2332F6E8">
@@ -6311,6 +6288,9 @@
         <w:jc w:val="center"/>
       </w:pPr>
       <w:r>
+        <w:rPr>
+          <w:noProof/>
+        </w:rPr>
         <w:drawing>
           <wp:inline distT="0" distB="0" distL="0" distR="0" wp14:anchorId="037F17BD" wp14:editId="3DBE5A51">
             <wp:extent cx="2911092" cy="2499577"/>
@@ -6425,6 +6405,953 @@
       </w:r>
     </w:p>
     <w:p/>
+    <w:p/>
+    <w:p/>
+    <w:p/>
+    <w:p>
+      <w:pPr>
+        <w:spacing w:line="360" w:lineRule="auto"/>
+      </w:pPr>
+    </w:p>
+    <w:p>
+      <w:pPr>
+        <w:pStyle w:val="Ttulo1"/>
+        <w:numPr>
+          <w:ilvl w:val="0"/>
+          <w:numId w:val="8"/>
+        </w:numPr>
+        <w:tabs>
+          <w:tab w:val="num" w:pos="360"/>
+          <w:tab w:val="num" w:pos="720"/>
+        </w:tabs>
+        <w:spacing w:line="360" w:lineRule="auto"/>
+        <w:ind w:left="720" w:firstLine="709"/>
+        <w:jc w:val="both"/>
+        <w:rPr>
+          <w:b/>
+          <w:bCs/>
+        </w:rPr>
+      </w:pPr>
+      <w:r>
+        <w:rPr>
+          <w:b/>
+          <w:bCs/>
+        </w:rPr>
+        <w:lastRenderedPageBreak/>
+        <w:t>PATRON</w:t>
+      </w:r>
+      <w:r>
+        <w:rPr>
+          <w:b/>
+          <w:bCs/>
+        </w:rPr>
+        <w:t xml:space="preserve"> ADAPTER</w:t>
+      </w:r>
+    </w:p>
+    <w:p>
+      <w:pPr>
+        <w:spacing w:line="360" w:lineRule="auto"/>
+        <w:ind w:firstLine="709"/>
+        <w:jc w:val="both"/>
+      </w:pPr>
+      <w:r>
+        <w:t xml:space="preserve">El patrón </w:t>
+      </w:r>
+      <w:proofErr w:type="spellStart"/>
+      <w:r>
+        <w:t>Adapter</w:t>
+      </w:r>
+      <w:proofErr w:type="spellEnd"/>
+      <w:r>
+        <w:t xml:space="preserve"> tiene como objetivo permitir que clases con interfaces incompatibles puedan trabajar juntas, actuando como un intermediario que traduce una interfaz en otra esperada por el sistema.</w:t>
+      </w:r>
+    </w:p>
+    <w:p>
+      <w:pPr>
+        <w:pStyle w:val="Ttulo2"/>
+        <w:numPr>
+          <w:ilvl w:val="1"/>
+          <w:numId w:val="8"/>
+        </w:numPr>
+        <w:spacing w:line="360" w:lineRule="auto"/>
+        <w:jc w:val="both"/>
+      </w:pPr>
+      <w:r>
+        <w:t>IMPLEMENTACION EN EL CODIGO</w:t>
+      </w:r>
+    </w:p>
+    <w:p>
+      <w:pPr>
+        <w:spacing w:line="360" w:lineRule="auto"/>
+        <w:ind w:firstLine="709"/>
+        <w:jc w:val="both"/>
+      </w:pPr>
+      <w:r>
+        <w:t xml:space="preserve">En el sistema de telemedicina, se presenta la necesidad de integrar datos provenientes de fuentes externas que manejan estructuras diferentes a las utilizadas internamente. En este caso, un usuario externo contiene atributos como </w:t>
+      </w:r>
+      <w:proofErr w:type="spellStart"/>
+      <w:r>
+        <w:t>nombreCompleto</w:t>
+      </w:r>
+      <w:proofErr w:type="spellEnd"/>
+      <w:r>
+        <w:t xml:space="preserve"> y </w:t>
+      </w:r>
+      <w:r>
+        <w:t>email</w:t>
+      </w:r>
+      <w:r>
+        <w:t>, los cuales no coinciden con el modelo interno del sistema (</w:t>
+      </w:r>
+      <w:r>
+        <w:t>nombre</w:t>
+      </w:r>
+      <w:r>
+        <w:t xml:space="preserve">, </w:t>
+      </w:r>
+      <w:r>
+        <w:t>correo</w:t>
+      </w:r>
+      <w:r>
+        <w:t>).</w:t>
+      </w:r>
+    </w:p>
+    <w:p>
+      <w:pPr>
+        <w:spacing w:line="360" w:lineRule="auto"/>
+        <w:ind w:firstLine="709"/>
+        <w:jc w:val="both"/>
+      </w:pPr>
+      <w:r>
+        <w:t xml:space="preserve">El uso del patrón </w:t>
+      </w:r>
+      <w:proofErr w:type="spellStart"/>
+      <w:r>
+        <w:t>Adapter</w:t>
+      </w:r>
+      <w:proofErr w:type="spellEnd"/>
+      <w:r>
+        <w:t xml:space="preserve"> permite transformar estos datos externos en objetos compatibles con el sistema, evitando modificar las clases existentes y manteniendo la integridad de la arquitectura.</w:t>
+      </w:r>
+    </w:p>
+    <w:p>
+      <w:pPr>
+        <w:jc w:val="center"/>
+        <w:rPr>
+          <w:b/>
+          <w:bCs/>
+        </w:rPr>
+      </w:pPr>
+      <w:r>
+        <w:rPr>
+          <w:b/>
+          <w:bCs/>
+        </w:rPr>
+        <w:t>UsurarioAdapter</w:t>
+      </w:r>
+      <w:r>
+        <w:rPr>
+          <w:b/>
+          <w:bCs/>
+        </w:rPr>
+        <w:t>.java</w:t>
+      </w:r>
+    </w:p>
+    <w:p>
+      <w:pPr>
+        <w:spacing w:line="360" w:lineRule="auto"/>
+        <w:jc w:val="center"/>
+      </w:pPr>
+      <w:r>
+        <w:drawing>
+          <wp:inline distT="0" distB="0" distL="0" distR="0" wp14:anchorId="673AE04F" wp14:editId="58BC20A6">
+            <wp:extent cx="4160881" cy="1386960"/>
+            <wp:effectExtent l="0" t="0" r="0" b="3810"/>
+            <wp:docPr id="17" name="Imagen 17"/>
+            <wp:cNvGraphicFramePr>
+              <a:graphicFrameLocks xmlns:a="http://schemas.openxmlformats.org/drawingml/2006/main" noChangeAspect="1"/>
+            </wp:cNvGraphicFramePr>
+            <a:graphic xmlns:a="http://schemas.openxmlformats.org/drawingml/2006/main">
+              <a:graphicData uri="http://schemas.openxmlformats.org/drawingml/2006/picture">
+                <pic:pic xmlns:pic="http://schemas.openxmlformats.org/drawingml/2006/picture">
+                  <pic:nvPicPr>
+                    <pic:cNvPr id="1" name=""/>
+                    <pic:cNvPicPr/>
+                  </pic:nvPicPr>
+                  <pic:blipFill>
+                    <a:blip r:embed="rId26"/>
+                    <a:stretch>
+                      <a:fillRect/>
+                    </a:stretch>
+                  </pic:blipFill>
+                  <pic:spPr>
+                    <a:xfrm>
+                      <a:off x="0" y="0"/>
+                      <a:ext cx="4160881" cy="1386960"/>
+                    </a:xfrm>
+                    <a:prstGeom prst="rect">
+                      <a:avLst/>
+                    </a:prstGeom>
+                  </pic:spPr>
+                </pic:pic>
+              </a:graphicData>
+            </a:graphic>
+          </wp:inline>
+        </w:drawing>
+      </w:r>
+    </w:p>
+    <w:p>
+      <w:pPr>
+        <w:spacing w:line="360" w:lineRule="auto"/>
+        <w:jc w:val="center"/>
+      </w:pPr>
+    </w:p>
+    <w:p>
+      <w:pPr>
+        <w:spacing w:line="360" w:lineRule="auto"/>
+        <w:jc w:val="center"/>
+      </w:pPr>
+    </w:p>
+    <w:p>
+      <w:pPr>
+        <w:spacing w:line="360" w:lineRule="auto"/>
+        <w:jc w:val="center"/>
+      </w:pPr>
+    </w:p>
+    <w:p>
+      <w:pPr>
+        <w:spacing w:line="360" w:lineRule="auto"/>
+        <w:jc w:val="center"/>
+      </w:pPr>
+    </w:p>
+    <w:p>
+      <w:pPr>
+        <w:spacing w:line="360" w:lineRule="auto"/>
+        <w:jc w:val="center"/>
+      </w:pPr>
+    </w:p>
+    <w:p>
+      <w:pPr>
+        <w:spacing w:line="360" w:lineRule="auto"/>
+        <w:jc w:val="center"/>
+      </w:pPr>
+    </w:p>
+    <w:p>
+      <w:pPr>
+        <w:spacing w:line="360" w:lineRule="auto"/>
+        <w:jc w:val="center"/>
+      </w:pPr>
+    </w:p>
+    <w:p>
+      <w:pPr>
+        <w:jc w:val="center"/>
+        <w:rPr>
+          <w:b/>
+          <w:bCs/>
+        </w:rPr>
+      </w:pPr>
+      <w:r>
+        <w:rPr>
+          <w:b/>
+          <w:bCs/>
+        </w:rPr>
+        <w:lastRenderedPageBreak/>
+        <w:t>UsuarioExternoAdapter</w:t>
+      </w:r>
+      <w:r>
+        <w:rPr>
+          <w:b/>
+          <w:bCs/>
+        </w:rPr>
+        <w:t>.java</w:t>
+      </w:r>
+    </w:p>
+    <w:p>
+      <w:pPr>
+        <w:jc w:val="center"/>
+        <w:rPr>
+          <w:b/>
+          <w:bCs/>
+        </w:rPr>
+      </w:pPr>
+      <w:r>
+        <w:rPr>
+          <w:b/>
+          <w:bCs/>
+        </w:rPr>
+        <w:drawing>
+          <wp:inline distT="0" distB="0" distL="0" distR="0" wp14:anchorId="4D93B809" wp14:editId="0ED4FB0A">
+            <wp:extent cx="4648085" cy="3474720"/>
+            <wp:effectExtent l="0" t="0" r="635" b="0"/>
+            <wp:docPr id="18" name="Imagen 18"/>
+            <wp:cNvGraphicFramePr>
+              <a:graphicFrameLocks xmlns:a="http://schemas.openxmlformats.org/drawingml/2006/main" noChangeAspect="1"/>
+            </wp:cNvGraphicFramePr>
+            <a:graphic xmlns:a="http://schemas.openxmlformats.org/drawingml/2006/main">
+              <a:graphicData uri="http://schemas.openxmlformats.org/drawingml/2006/picture">
+                <pic:pic xmlns:pic="http://schemas.openxmlformats.org/drawingml/2006/picture">
+                  <pic:nvPicPr>
+                    <pic:cNvPr id="1" name=""/>
+                    <pic:cNvPicPr/>
+                  </pic:nvPicPr>
+                  <pic:blipFill>
+                    <a:blip r:embed="rId27"/>
+                    <a:stretch>
+                      <a:fillRect/>
+                    </a:stretch>
+                  </pic:blipFill>
+                  <pic:spPr>
+                    <a:xfrm>
+                      <a:off x="0" y="0"/>
+                      <a:ext cx="4653145" cy="3478502"/>
+                    </a:xfrm>
+                    <a:prstGeom prst="rect">
+                      <a:avLst/>
+                    </a:prstGeom>
+                  </pic:spPr>
+                </pic:pic>
+              </a:graphicData>
+            </a:graphic>
+          </wp:inline>
+        </w:drawing>
+      </w:r>
+    </w:p>
+    <w:p>
+      <w:pPr>
+        <w:jc w:val="center"/>
+        <w:rPr>
+          <w:b/>
+          <w:bCs/>
+        </w:rPr>
+      </w:pPr>
+    </w:p>
+    <w:p>
+      <w:pPr>
+        <w:jc w:val="center"/>
+        <w:rPr>
+          <w:b/>
+          <w:bCs/>
+        </w:rPr>
+      </w:pPr>
+      <w:r>
+        <w:rPr>
+          <w:b/>
+          <w:bCs/>
+        </w:rPr>
+        <w:t>Usuario</w:t>
+      </w:r>
+      <w:r>
+        <w:rPr>
+          <w:b/>
+          <w:bCs/>
+        </w:rPr>
+        <w:t>Controller.java</w:t>
+      </w:r>
+    </w:p>
+    <w:p>
+      <w:pPr>
+        <w:jc w:val="center"/>
+        <w:rPr>
+          <w:b/>
+          <w:bCs/>
+        </w:rPr>
+      </w:pPr>
+      <w:r>
+        <w:rPr>
+          <w:b/>
+          <w:bCs/>
+        </w:rPr>
+        <w:drawing>
+          <wp:inline distT="0" distB="0" distL="0" distR="0" wp14:anchorId="3B11B973" wp14:editId="24862185">
+            <wp:extent cx="5612130" cy="1311275"/>
+            <wp:effectExtent l="0" t="0" r="7620" b="3175"/>
+            <wp:docPr id="19" name="Imagen 19"/>
+            <wp:cNvGraphicFramePr>
+              <a:graphicFrameLocks xmlns:a="http://schemas.openxmlformats.org/drawingml/2006/main" noChangeAspect="1"/>
+            </wp:cNvGraphicFramePr>
+            <a:graphic xmlns:a="http://schemas.openxmlformats.org/drawingml/2006/main">
+              <a:graphicData uri="http://schemas.openxmlformats.org/drawingml/2006/picture">
+                <pic:pic xmlns:pic="http://schemas.openxmlformats.org/drawingml/2006/picture">
+                  <pic:nvPicPr>
+                    <pic:cNvPr id="1" name=""/>
+                    <pic:cNvPicPr/>
+                  </pic:nvPicPr>
+                  <pic:blipFill>
+                    <a:blip r:embed="rId28"/>
+                    <a:stretch>
+                      <a:fillRect/>
+                    </a:stretch>
+                  </pic:blipFill>
+                  <pic:spPr>
+                    <a:xfrm>
+                      <a:off x="0" y="0"/>
+                      <a:ext cx="5612130" cy="1311275"/>
+                    </a:xfrm>
+                    <a:prstGeom prst="rect">
+                      <a:avLst/>
+                    </a:prstGeom>
+                  </pic:spPr>
+                </pic:pic>
+              </a:graphicData>
+            </a:graphic>
+          </wp:inline>
+        </w:drawing>
+      </w:r>
+    </w:p>
+    <w:p>
+      <w:pPr>
+        <w:jc w:val="center"/>
+        <w:rPr>
+          <w:b/>
+          <w:bCs/>
+        </w:rPr>
+      </w:pPr>
+      <w:r>
+        <w:rPr>
+          <w:b/>
+          <w:bCs/>
+        </w:rPr>
+        <w:t>UsurarioExterno</w:t>
+      </w:r>
+      <w:r>
+        <w:rPr>
+          <w:b/>
+          <w:bCs/>
+        </w:rPr>
+        <w:t>.java</w:t>
+      </w:r>
+    </w:p>
+    <w:p>
+      <w:pPr>
+        <w:jc w:val="center"/>
+        <w:rPr>
+          <w:b/>
+          <w:bCs/>
+        </w:rPr>
+      </w:pPr>
+      <w:r>
+        <w:rPr>
+          <w:b/>
+          <w:bCs/>
+        </w:rPr>
+        <w:drawing>
+          <wp:inline distT="0" distB="0" distL="0" distR="0" wp14:anchorId="17DFE12B" wp14:editId="4CAA8D2B">
+            <wp:extent cx="3339456" cy="1729740"/>
+            <wp:effectExtent l="0" t="0" r="0" b="3810"/>
+            <wp:docPr id="20" name="Imagen 20"/>
+            <wp:cNvGraphicFramePr>
+              <a:graphicFrameLocks xmlns:a="http://schemas.openxmlformats.org/drawingml/2006/main" noChangeAspect="1"/>
+            </wp:cNvGraphicFramePr>
+            <a:graphic xmlns:a="http://schemas.openxmlformats.org/drawingml/2006/main">
+              <a:graphicData uri="http://schemas.openxmlformats.org/drawingml/2006/picture">
+                <pic:pic xmlns:pic="http://schemas.openxmlformats.org/drawingml/2006/picture">
+                  <pic:nvPicPr>
+                    <pic:cNvPr id="1" name=""/>
+                    <pic:cNvPicPr/>
+                  </pic:nvPicPr>
+                  <pic:blipFill>
+                    <a:blip r:embed="rId29"/>
+                    <a:stretch>
+                      <a:fillRect/>
+                    </a:stretch>
+                  </pic:blipFill>
+                  <pic:spPr>
+                    <a:xfrm>
+                      <a:off x="0" y="0"/>
+                      <a:ext cx="3341761" cy="1730934"/>
+                    </a:xfrm>
+                    <a:prstGeom prst="rect">
+                      <a:avLst/>
+                    </a:prstGeom>
+                  </pic:spPr>
+                </pic:pic>
+              </a:graphicData>
+            </a:graphic>
+          </wp:inline>
+        </w:drawing>
+      </w:r>
+    </w:p>
+    <w:p>
+      <w:pPr>
+        <w:jc w:val="center"/>
+        <w:rPr>
+          <w:b/>
+          <w:bCs/>
+        </w:rPr>
+      </w:pPr>
+    </w:p>
+    <w:p>
+      <w:pPr>
+        <w:jc w:val="center"/>
+        <w:rPr>
+          <w:b/>
+          <w:bCs/>
+        </w:rPr>
+      </w:pPr>
+      <w:r>
+        <w:rPr>
+          <w:b/>
+          <w:bCs/>
+        </w:rPr>
+        <w:lastRenderedPageBreak/>
+        <w:t>Usurario</w:t>
+      </w:r>
+      <w:r>
+        <w:rPr>
+          <w:b/>
+          <w:bCs/>
+        </w:rPr>
+        <w:t>Service</w:t>
+      </w:r>
+      <w:r>
+        <w:rPr>
+          <w:b/>
+          <w:bCs/>
+        </w:rPr>
+        <w:t>.java</w:t>
+      </w:r>
+    </w:p>
+    <w:p>
+      <w:pPr>
+        <w:jc w:val="center"/>
+        <w:rPr>
+          <w:b/>
+          <w:bCs/>
+        </w:rPr>
+      </w:pPr>
+      <w:r>
+        <w:rPr>
+          <w:b/>
+          <w:bCs/>
+        </w:rPr>
+        <w:drawing>
+          <wp:inline distT="0" distB="0" distL="0" distR="0" wp14:anchorId="4E1543B9" wp14:editId="2B4E08A4">
+            <wp:extent cx="5612130" cy="2183765"/>
+            <wp:effectExtent l="0" t="0" r="7620" b="6985"/>
+            <wp:docPr id="21" name="Imagen 21"/>
+            <wp:cNvGraphicFramePr>
+              <a:graphicFrameLocks xmlns:a="http://schemas.openxmlformats.org/drawingml/2006/main" noChangeAspect="1"/>
+            </wp:cNvGraphicFramePr>
+            <a:graphic xmlns:a="http://schemas.openxmlformats.org/drawingml/2006/main">
+              <a:graphicData uri="http://schemas.openxmlformats.org/drawingml/2006/picture">
+                <pic:pic xmlns:pic="http://schemas.openxmlformats.org/drawingml/2006/picture">
+                  <pic:nvPicPr>
+                    <pic:cNvPr id="1" name=""/>
+                    <pic:cNvPicPr/>
+                  </pic:nvPicPr>
+                  <pic:blipFill>
+                    <a:blip r:embed="rId30"/>
+                    <a:stretch>
+                      <a:fillRect/>
+                    </a:stretch>
+                  </pic:blipFill>
+                  <pic:spPr>
+                    <a:xfrm>
+                      <a:off x="0" y="0"/>
+                      <a:ext cx="5612130" cy="2183765"/>
+                    </a:xfrm>
+                    <a:prstGeom prst="rect">
+                      <a:avLst/>
+                    </a:prstGeom>
+                  </pic:spPr>
+                </pic:pic>
+              </a:graphicData>
+            </a:graphic>
+          </wp:inline>
+        </w:drawing>
+      </w:r>
+    </w:p>
+    <w:p>
+      <w:pPr>
+        <w:spacing w:line="360" w:lineRule="auto"/>
+        <w:ind w:firstLine="709"/>
+        <w:jc w:val="both"/>
+      </w:pPr>
+      <w:r>
+        <w:t xml:space="preserve">El patrón </w:t>
+      </w:r>
+      <w:proofErr w:type="spellStart"/>
+      <w:r>
+        <w:t>Adapter</w:t>
+      </w:r>
+      <w:proofErr w:type="spellEnd"/>
+      <w:r>
+        <w:t xml:space="preserve"> en el proyecto se implementa mediante la interacción de varias clases que permiten adaptar un objeto externo a la estructura interna del sistema. En primer lugar, se encuentra la clase </w:t>
+      </w:r>
+      <w:proofErr w:type="spellStart"/>
+      <w:r>
+        <w:t>UsuarioExterno</w:t>
+      </w:r>
+      <w:proofErr w:type="spellEnd"/>
+      <w:r>
+        <w:t xml:space="preserve">, la cual representa la fuente de datos externa y contiene atributos como </w:t>
+      </w:r>
+      <w:proofErr w:type="spellStart"/>
+      <w:r>
+        <w:t>nombreCompleto</w:t>
+      </w:r>
+      <w:proofErr w:type="spellEnd"/>
+      <w:r>
+        <w:t xml:space="preserve"> y </w:t>
+      </w:r>
+      <w:r>
+        <w:t>email</w:t>
+      </w:r>
+      <w:r>
+        <w:t xml:space="preserve">. Esta clase no es compatible directamente con el modelo interno del sistema, ya que este utiliza entidades como </w:t>
+      </w:r>
+      <w:r>
+        <w:t>Paciente</w:t>
+      </w:r>
+      <w:r>
+        <w:t xml:space="preserve">, que manejan atributos como </w:t>
+      </w:r>
+      <w:r>
+        <w:t>nombre</w:t>
+      </w:r>
+      <w:r>
+        <w:t xml:space="preserve"> y </w:t>
+      </w:r>
+      <w:r>
+        <w:t>correo</w:t>
+      </w:r>
+      <w:r>
+        <w:t>.</w:t>
+      </w:r>
+    </w:p>
+    <w:p>
+      <w:pPr>
+        <w:spacing w:line="360" w:lineRule="auto"/>
+        <w:ind w:firstLine="709"/>
+        <w:jc w:val="both"/>
+      </w:pPr>
+      <w:r>
+        <w:t xml:space="preserve">Para resolver esta incompatibilidad, se define la interfaz </w:t>
+      </w:r>
+      <w:proofErr w:type="spellStart"/>
+      <w:r>
+        <w:t>UsuarioAdapter</w:t>
+      </w:r>
+      <w:proofErr w:type="spellEnd"/>
+      <w:r>
+        <w:t xml:space="preserve">, la cual establece un contrato común mediante el método </w:t>
+      </w:r>
+      <w:proofErr w:type="gramStart"/>
+      <w:r>
+        <w:t>adaptar(</w:t>
+      </w:r>
+      <w:proofErr w:type="gramEnd"/>
+      <w:r>
+        <w:t>)</w:t>
+      </w:r>
+      <w:r>
+        <w:t xml:space="preserve">. Esta interfaz garantiza que cualquier clase adaptadora implemente un mecanismo para transformar un objeto externo en un objeto interno del sistema. A partir de esta interfaz, se implementa la clase </w:t>
+      </w:r>
+      <w:proofErr w:type="spellStart"/>
+      <w:r>
+        <w:t>UsuarioExternoAdapter</w:t>
+      </w:r>
+      <w:proofErr w:type="spellEnd"/>
+      <w:r>
+        <w:t xml:space="preserve">, que actúa como el adaptador concreto. Esta clase recibe una instancia de </w:t>
+      </w:r>
+      <w:proofErr w:type="spellStart"/>
+      <w:r>
+        <w:t>UsuarioExterno</w:t>
+      </w:r>
+      <w:proofErr w:type="spellEnd"/>
+      <w:r>
+        <w:t xml:space="preserve"> y, dentro del método </w:t>
+      </w:r>
+      <w:proofErr w:type="gramStart"/>
+      <w:r>
+        <w:t>adaptar(</w:t>
+      </w:r>
+      <w:proofErr w:type="gramEnd"/>
+      <w:r>
+        <w:t>)</w:t>
+      </w:r>
+      <w:r>
+        <w:t xml:space="preserve">, realiza la conversión de sus atributos hacia un objeto de tipo </w:t>
+      </w:r>
+      <w:r>
+        <w:t>Paciente</w:t>
+      </w:r>
+      <w:r>
+        <w:t xml:space="preserve">, asignando el </w:t>
+      </w:r>
+      <w:proofErr w:type="spellStart"/>
+      <w:r>
+        <w:t>nombreCompleto</w:t>
+      </w:r>
+      <w:proofErr w:type="spellEnd"/>
+      <w:r>
+        <w:t xml:space="preserve"> al atributo </w:t>
+      </w:r>
+      <w:r>
+        <w:t>nombre</w:t>
+      </w:r>
+      <w:r>
+        <w:t xml:space="preserve"> y el </w:t>
+      </w:r>
+      <w:r>
+        <w:t>email</w:t>
+      </w:r>
+      <w:r>
+        <w:t xml:space="preserve"> al atributo </w:t>
+      </w:r>
+      <w:r>
+        <w:t>correo</w:t>
+      </w:r>
+      <w:r>
+        <w:t>.</w:t>
+      </w:r>
+    </w:p>
+    <w:p>
+      <w:pPr>
+        <w:spacing w:line="360" w:lineRule="auto"/>
+        <w:ind w:firstLine="709"/>
+        <w:jc w:val="both"/>
+      </w:pPr>
+      <w:r>
+        <w:t xml:space="preserve">Finalmente, la clase </w:t>
+      </w:r>
+      <w:proofErr w:type="spellStart"/>
+      <w:r>
+        <w:t>UsuarioService</w:t>
+      </w:r>
+      <w:proofErr w:type="spellEnd"/>
+      <w:r>
+        <w:t xml:space="preserve"> utiliza este adaptador dentro del método </w:t>
+      </w:r>
+      <w:proofErr w:type="spellStart"/>
+      <w:r>
+        <w:t>crearUsuarioDesdeExterno</w:t>
+      </w:r>
+      <w:proofErr w:type="spellEnd"/>
+      <w:r>
+        <w:t xml:space="preserve">. En este proceso, se crea un objeto </w:t>
+      </w:r>
+      <w:proofErr w:type="spellStart"/>
+      <w:r>
+        <w:t>UsuarioExterno</w:t>
+      </w:r>
+      <w:proofErr w:type="spellEnd"/>
+      <w:r>
+        <w:t xml:space="preserve">, se envuelve dentro del </w:t>
+      </w:r>
+      <w:proofErr w:type="spellStart"/>
+      <w:r>
+        <w:t>UsuarioExternoAdapter</w:t>
+      </w:r>
+      <w:proofErr w:type="spellEnd"/>
+      <w:r>
+        <w:t xml:space="preserve"> y se invoca el método </w:t>
+      </w:r>
+      <w:proofErr w:type="gramStart"/>
+      <w:r>
+        <w:t>adaptar(</w:t>
+      </w:r>
+      <w:proofErr w:type="gramEnd"/>
+      <w:r>
+        <w:t>)</w:t>
+      </w:r>
+      <w:r>
+        <w:t xml:space="preserve"> para obtener un objeto compatible con el sistema. Posteriormente, este objeto es persistido mediante el </w:t>
+      </w:r>
+      <w:proofErr w:type="spellStart"/>
+      <w:r>
+        <w:t>PacienteRepository</w:t>
+      </w:r>
+      <w:proofErr w:type="spellEnd"/>
+      <w:r>
+        <w:t xml:space="preserve">. De esta manera, se logra integrar datos </w:t>
+      </w:r>
+      <w:r>
+        <w:lastRenderedPageBreak/>
+        <w:t xml:space="preserve">externos sin modificar las clases existentes, manteniendo la coherencia de la arquitectura y aplicando correctamente el patrón </w:t>
+      </w:r>
+      <w:proofErr w:type="spellStart"/>
+      <w:r>
+        <w:t>Adapter</w:t>
+      </w:r>
+      <w:proofErr w:type="spellEnd"/>
+      <w:r>
+        <w:t>.</w:t>
+      </w:r>
+    </w:p>
+    <w:p>
+      <w:pPr>
+        <w:spacing w:line="360" w:lineRule="auto"/>
+        <w:jc w:val="both"/>
+      </w:pPr>
+    </w:p>
+    <w:p>
+      <w:pPr>
+        <w:pStyle w:val="Ttulo2"/>
+        <w:numPr>
+          <w:ilvl w:val="1"/>
+          <w:numId w:val="8"/>
+        </w:numPr>
+        <w:tabs>
+          <w:tab w:val="num" w:pos="1440"/>
+        </w:tabs>
+        <w:spacing w:line="360" w:lineRule="auto"/>
+        <w:ind w:left="0" w:firstLine="709"/>
+        <w:jc w:val="both"/>
+      </w:pPr>
+      <w:r>
+        <w:t>DIAGRAMA UML</w:t>
+      </w:r>
+    </w:p>
+    <w:p>
+      <w:pPr>
+        <w:spacing w:line="360" w:lineRule="auto"/>
+        <w:ind w:firstLine="709"/>
+        <w:jc w:val="center"/>
+      </w:pPr>
+      <w:r>
+        <w:drawing>
+          <wp:inline distT="0" distB="0" distL="0" distR="0" wp14:anchorId="5720EEE0" wp14:editId="2578F333">
+            <wp:extent cx="4320914" cy="3063505"/>
+            <wp:effectExtent l="0" t="0" r="3810" b="3810"/>
+            <wp:docPr id="22" name="Imagen 22"/>
+            <wp:cNvGraphicFramePr>
+              <a:graphicFrameLocks xmlns:a="http://schemas.openxmlformats.org/drawingml/2006/main" noChangeAspect="1"/>
+            </wp:cNvGraphicFramePr>
+            <a:graphic xmlns:a="http://schemas.openxmlformats.org/drawingml/2006/main">
+              <a:graphicData uri="http://schemas.openxmlformats.org/drawingml/2006/picture">
+                <pic:pic xmlns:pic="http://schemas.openxmlformats.org/drawingml/2006/picture">
+                  <pic:nvPicPr>
+                    <pic:cNvPr id="1" name=""/>
+                    <pic:cNvPicPr/>
+                  </pic:nvPicPr>
+                  <pic:blipFill>
+                    <a:blip r:embed="rId31"/>
+                    <a:stretch>
+                      <a:fillRect/>
+                    </a:stretch>
+                  </pic:blipFill>
+                  <pic:spPr>
+                    <a:xfrm>
+                      <a:off x="0" y="0"/>
+                      <a:ext cx="4320914" cy="3063505"/>
+                    </a:xfrm>
+                    <a:prstGeom prst="rect">
+                      <a:avLst/>
+                    </a:prstGeom>
+                  </pic:spPr>
+                </pic:pic>
+              </a:graphicData>
+            </a:graphic>
+          </wp:inline>
+        </w:drawing>
+      </w:r>
+    </w:p>
+    <w:p>
+      <w:pPr>
+        <w:spacing w:line="360" w:lineRule="auto"/>
+        <w:ind w:firstLine="709"/>
+        <w:jc w:val="both"/>
+      </w:pPr>
+      <w:r>
+        <w:t xml:space="preserve">El diagrama UML representa la estructura del patrón </w:t>
+      </w:r>
+      <w:proofErr w:type="spellStart"/>
+      <w:r>
+        <w:t>Adapter</w:t>
+      </w:r>
+      <w:proofErr w:type="spellEnd"/>
+      <w:r>
+        <w:t xml:space="preserve"> dentro del proyecto, mostrando cómo se integran los diferentes componentes para permitir la compatibilidad entre sistemas. En primer lugar, se observa la clase </w:t>
+      </w:r>
+      <w:proofErr w:type="spellStart"/>
+      <w:r>
+        <w:t>UsuarioExterno</w:t>
+      </w:r>
+      <w:proofErr w:type="spellEnd"/>
+      <w:r>
+        <w:t>, que representa la fuente de datos externa con una estructura diferente a la utilizada internamente. Esta clase no tiene relación directa con el modelo del sistema, lo que justifica la necesidad del patrón.</w:t>
+      </w:r>
+    </w:p>
+    <w:p>
+      <w:pPr>
+        <w:spacing w:line="360" w:lineRule="auto"/>
+        <w:ind w:firstLine="709"/>
+        <w:jc w:val="both"/>
+      </w:pPr>
+      <w:r>
+        <w:t xml:space="preserve">A continuación, se identifica la interfaz </w:t>
+      </w:r>
+      <w:proofErr w:type="spellStart"/>
+      <w:r>
+        <w:t>UsuarioAdapter</w:t>
+      </w:r>
+      <w:proofErr w:type="spellEnd"/>
+      <w:r>
+        <w:t xml:space="preserve">, la cual define el método </w:t>
+      </w:r>
+      <w:proofErr w:type="gramStart"/>
+      <w:r>
+        <w:t>adaptar(</w:t>
+      </w:r>
+      <w:proofErr w:type="gramEnd"/>
+      <w:r>
+        <w:t>)</w:t>
+      </w:r>
+      <w:r>
+        <w:t xml:space="preserve">. Esta interfaz establece el contrato que deben cumplir los adaptadores, asegurando que cualquier implementación proporcione un mecanismo de transformación hacia el modelo interno. La clase </w:t>
+      </w:r>
+      <w:proofErr w:type="spellStart"/>
+      <w:r>
+        <w:t>UsuarioExternoAdapter</w:t>
+      </w:r>
+      <w:proofErr w:type="spellEnd"/>
+      <w:r>
+        <w:t xml:space="preserve"> implementa esta interfaz y se encarga de recibir un objeto de tipo </w:t>
+      </w:r>
+      <w:proofErr w:type="spellStart"/>
+      <w:r>
+        <w:t>UsuarioExterno</w:t>
+      </w:r>
+      <w:proofErr w:type="spellEnd"/>
+      <w:r>
+        <w:t xml:space="preserve">, transformando sus datos en un objeto del tipo </w:t>
+      </w:r>
+      <w:r>
+        <w:t>Paciente</w:t>
+      </w:r>
+      <w:r>
+        <w:t xml:space="preserve">, el cual hereda de </w:t>
+      </w:r>
+      <w:r>
+        <w:t>Usuario</w:t>
+      </w:r>
+      <w:r>
+        <w:t>.</w:t>
+      </w:r>
+    </w:p>
+    <w:p>
+      <w:pPr>
+        <w:spacing w:line="360" w:lineRule="auto"/>
+        <w:ind w:firstLine="709"/>
+        <w:jc w:val="both"/>
+      </w:pPr>
+      <w:r>
+        <w:lastRenderedPageBreak/>
+        <w:t xml:space="preserve">Finalmente, el diagrama muestra cómo el adaptador actúa como intermediario entre el sistema externo y el sistema interno, permitiendo que las clases existentes trabajen con datos externos sin necesidad de ser modificadas. Esto evidencia una correcta aplicación del patrón </w:t>
+      </w:r>
+      <w:proofErr w:type="spellStart"/>
+      <w:r>
+        <w:t>Adapter</w:t>
+      </w:r>
+      <w:proofErr w:type="spellEnd"/>
+      <w:r>
+        <w:t>, ya que se logra desacoplar ambas estructuras y mantener la flexibilidad del sistema.</w:t>
+      </w:r>
+    </w:p>
+    <w:p/>
+    <w:p/>
     <w:sectPr>
       <w:pgSz w:w="12240" w:h="15840"/>
       <w:pgMar w:top="1417" w:right="1701" w:bottom="1417" w:left="1701" w:header="708" w:footer="708" w:gutter="0"/>
@@ -6899,6 +7826,92 @@
     </w:lvl>
   </w:abstractNum>
   <w:abstractNum w:abstractNumId="3" w15:restartNumberingAfterBreak="0">
+    <w:nsid w:val="0905239E"/>
+    <w:multiLevelType w:val="multilevel"/>
+    <w:tmpl w:val="240A001F"/>
+    <w:lvl w:ilvl="0">
+      <w:start w:val="1"/>
+      <w:numFmt w:val="decimal"/>
+      <w:lvlText w:val="%1."/>
+      <w:lvlJc w:val="left"/>
+      <w:pPr>
+        <w:ind w:left="0" w:hanging="360"/>
+      </w:pPr>
+    </w:lvl>
+    <w:lvl w:ilvl="1">
+      <w:start w:val="1"/>
+      <w:numFmt w:val="decimal"/>
+      <w:lvlText w:val="%1.%2."/>
+      <w:lvlJc w:val="left"/>
+      <w:pPr>
+        <w:ind w:left="432" w:hanging="432"/>
+      </w:pPr>
+    </w:lvl>
+    <w:lvl w:ilvl="2">
+      <w:start w:val="1"/>
+      <w:numFmt w:val="decimal"/>
+      <w:lvlText w:val="%1.%2.%3."/>
+      <w:lvlJc w:val="left"/>
+      <w:pPr>
+        <w:ind w:left="864" w:hanging="504"/>
+      </w:pPr>
+    </w:lvl>
+    <w:lvl w:ilvl="3">
+      <w:start w:val="1"/>
+      <w:numFmt w:val="decimal"/>
+      <w:lvlText w:val="%1.%2.%3.%4."/>
+      <w:lvlJc w:val="left"/>
+      <w:pPr>
+        <w:ind w:left="1368" w:hanging="648"/>
+      </w:pPr>
+    </w:lvl>
+    <w:lvl w:ilvl="4">
+      <w:start w:val="1"/>
+      <w:numFmt w:val="decimal"/>
+      <w:lvlText w:val="%1.%2.%3.%4.%5."/>
+      <w:lvlJc w:val="left"/>
+      <w:pPr>
+        <w:ind w:left="1872" w:hanging="792"/>
+      </w:pPr>
+    </w:lvl>
+    <w:lvl w:ilvl="5">
+      <w:start w:val="1"/>
+      <w:numFmt w:val="decimal"/>
+      <w:lvlText w:val="%1.%2.%3.%4.%5.%6."/>
+      <w:lvlJc w:val="left"/>
+      <w:pPr>
+        <w:ind w:left="2376" w:hanging="936"/>
+      </w:pPr>
+    </w:lvl>
+    <w:lvl w:ilvl="6">
+      <w:start w:val="1"/>
+      <w:numFmt w:val="decimal"/>
+      <w:lvlText w:val="%1.%2.%3.%4.%5.%6.%7."/>
+      <w:lvlJc w:val="left"/>
+      <w:pPr>
+        <w:ind w:left="2880" w:hanging="1080"/>
+      </w:pPr>
+    </w:lvl>
+    <w:lvl w:ilvl="7">
+      <w:start w:val="1"/>
+      <w:numFmt w:val="decimal"/>
+      <w:lvlText w:val="%1.%2.%3.%4.%5.%6.%7.%8."/>
+      <w:lvlJc w:val="left"/>
+      <w:pPr>
+        <w:ind w:left="3384" w:hanging="1224"/>
+      </w:pPr>
+    </w:lvl>
+    <w:lvl w:ilvl="8">
+      <w:start w:val="1"/>
+      <w:numFmt w:val="decimal"/>
+      <w:lvlText w:val="%1.%2.%3.%4.%5.%6.%7.%8.%9."/>
+      <w:lvlJc w:val="left"/>
+      <w:pPr>
+        <w:ind w:left="3960" w:hanging="1440"/>
+      </w:pPr>
+    </w:lvl>
+  </w:abstractNum>
+  <w:abstractNum w:abstractNumId="4" w15:restartNumberingAfterBreak="0">
     <w:nsid w:val="09176C4C"/>
     <w:multiLevelType w:val="multilevel"/>
     <w:tmpl w:val="7CCC080C"/>
@@ -7014,7 +8027,7 @@
       </w:pPr>
     </w:lvl>
   </w:abstractNum>
-  <w:abstractNum w:abstractNumId="4" w15:restartNumberingAfterBreak="0">
+  <w:abstractNum w:abstractNumId="5" w15:restartNumberingAfterBreak="0">
     <w:nsid w:val="09C86991"/>
     <w:multiLevelType w:val="hybridMultilevel"/>
     <w:tmpl w:val="50CAE4A6"/>
@@ -7127,7 +8140,7 @@
       </w:rPr>
     </w:lvl>
   </w:abstractNum>
-  <w:abstractNum w:abstractNumId="5" w15:restartNumberingAfterBreak="0">
+  <w:abstractNum w:abstractNumId="6" w15:restartNumberingAfterBreak="0">
     <w:nsid w:val="0D1A4137"/>
     <w:multiLevelType w:val="multilevel"/>
     <w:tmpl w:val="2C8A1784"/>
@@ -7240,7 +8253,7 @@
       </w:pPr>
     </w:lvl>
   </w:abstractNum>
-  <w:abstractNum w:abstractNumId="6" w15:restartNumberingAfterBreak="0">
+  <w:abstractNum w:abstractNumId="7" w15:restartNumberingAfterBreak="0">
     <w:nsid w:val="12807298"/>
     <w:multiLevelType w:val="multilevel"/>
     <w:tmpl w:val="240A001F"/>
@@ -7250,7 +8263,7 @@
       <w:lvlText w:val="%1."/>
       <w:lvlJc w:val="left"/>
       <w:pPr>
-        <w:ind w:left="0" w:hanging="360"/>
+        <w:ind w:left="360" w:hanging="360"/>
       </w:pPr>
     </w:lvl>
     <w:lvl w:ilvl="1">
@@ -7259,7 +8272,7 @@
       <w:lvlText w:val="%1.%2."/>
       <w:lvlJc w:val="left"/>
       <w:pPr>
-        <w:ind w:left="432" w:hanging="432"/>
+        <w:ind w:left="792" w:hanging="432"/>
       </w:pPr>
     </w:lvl>
     <w:lvl w:ilvl="2">
@@ -7268,7 +8281,7 @@
       <w:lvlText w:val="%1.%2.%3."/>
       <w:lvlJc w:val="left"/>
       <w:pPr>
-        <w:ind w:left="864" w:hanging="504"/>
+        <w:ind w:left="1224" w:hanging="504"/>
       </w:pPr>
     </w:lvl>
     <w:lvl w:ilvl="3">
@@ -7277,7 +8290,7 @@
       <w:lvlText w:val="%1.%2.%3.%4."/>
       <w:lvlJc w:val="left"/>
       <w:pPr>
-        <w:ind w:left="1368" w:hanging="648"/>
+        <w:ind w:left="1728" w:hanging="648"/>
       </w:pPr>
     </w:lvl>
     <w:lvl w:ilvl="4">
@@ -7286,7 +8299,7 @@
       <w:lvlText w:val="%1.%2.%3.%4.%5."/>
       <w:lvlJc w:val="left"/>
       <w:pPr>
-        <w:ind w:left="1872" w:hanging="792"/>
+        <w:ind w:left="2232" w:hanging="792"/>
       </w:pPr>
     </w:lvl>
     <w:lvl w:ilvl="5">
@@ -7295,7 +8308,7 @@
       <w:lvlText w:val="%1.%2.%3.%4.%5.%6."/>
       <w:lvlJc w:val="left"/>
       <w:pPr>
-        <w:ind w:left="2376" w:hanging="936"/>
+        <w:ind w:left="2736" w:hanging="936"/>
       </w:pPr>
     </w:lvl>
     <w:lvl w:ilvl="6">
@@ -7304,7 +8317,7 @@
       <w:lvlText w:val="%1.%2.%3.%4.%5.%6.%7."/>
       <w:lvlJc w:val="left"/>
       <w:pPr>
-        <w:ind w:left="2880" w:hanging="1080"/>
+        <w:ind w:left="3240" w:hanging="1080"/>
       </w:pPr>
     </w:lvl>
     <w:lvl w:ilvl="7">
@@ -7313,7 +8326,7 @@
       <w:lvlText w:val="%1.%2.%3.%4.%5.%6.%7.%8."/>
       <w:lvlJc w:val="left"/>
       <w:pPr>
-        <w:ind w:left="3384" w:hanging="1224"/>
+        <w:ind w:left="3744" w:hanging="1224"/>
       </w:pPr>
     </w:lvl>
     <w:lvl w:ilvl="8">
@@ -7322,11 +8335,11 @@
       <w:lvlText w:val="%1.%2.%3.%4.%5.%6.%7.%8.%9."/>
       <w:lvlJc w:val="left"/>
       <w:pPr>
-        <w:ind w:left="3960" w:hanging="1440"/>
+        <w:ind w:left="4320" w:hanging="1440"/>
       </w:pPr>
     </w:lvl>
   </w:abstractNum>
-  <w:abstractNum w:abstractNumId="7" w15:restartNumberingAfterBreak="0">
+  <w:abstractNum w:abstractNumId="8" w15:restartNumberingAfterBreak="0">
     <w:nsid w:val="14332633"/>
     <w:multiLevelType w:val="multilevel"/>
     <w:tmpl w:val="240A001F"/>
@@ -7412,7 +8425,7 @@
       </w:pPr>
     </w:lvl>
   </w:abstractNum>
-  <w:abstractNum w:abstractNumId="8" w15:restartNumberingAfterBreak="0">
+  <w:abstractNum w:abstractNumId="9" w15:restartNumberingAfterBreak="0">
     <w:nsid w:val="17723415"/>
     <w:multiLevelType w:val="hybridMultilevel"/>
     <w:tmpl w:val="8CFAC7A0"/>
@@ -7525,7 +8538,7 @@
       </w:rPr>
     </w:lvl>
   </w:abstractNum>
-  <w:abstractNum w:abstractNumId="9" w15:restartNumberingAfterBreak="0">
+  <w:abstractNum w:abstractNumId="10" w15:restartNumberingAfterBreak="0">
     <w:nsid w:val="18ED6B5C"/>
     <w:multiLevelType w:val="multilevel"/>
     <w:tmpl w:val="01EE4120"/>
@@ -7641,7 +8654,7 @@
       </w:pPr>
     </w:lvl>
   </w:abstractNum>
-  <w:abstractNum w:abstractNumId="10" w15:restartNumberingAfterBreak="0">
+  <w:abstractNum w:abstractNumId="11" w15:restartNumberingAfterBreak="0">
     <w:nsid w:val="1A4C0A5A"/>
     <w:multiLevelType w:val="multilevel"/>
     <w:tmpl w:val="240A001F"/>
@@ -7727,7 +8740,7 @@
       </w:pPr>
     </w:lvl>
   </w:abstractNum>
-  <w:abstractNum w:abstractNumId="11" w15:restartNumberingAfterBreak="0">
+  <w:abstractNum w:abstractNumId="12" w15:restartNumberingAfterBreak="0">
     <w:nsid w:val="1FFE0DA2"/>
     <w:multiLevelType w:val="multilevel"/>
     <w:tmpl w:val="01EE4120"/>
@@ -7843,7 +8856,7 @@
       </w:pPr>
     </w:lvl>
   </w:abstractNum>
-  <w:abstractNum w:abstractNumId="12" w15:restartNumberingAfterBreak="0">
+  <w:abstractNum w:abstractNumId="13" w15:restartNumberingAfterBreak="0">
     <w:nsid w:val="21014D6D"/>
     <w:multiLevelType w:val="multilevel"/>
     <w:tmpl w:val="240A001F"/>
@@ -7929,7 +8942,7 @@
       </w:pPr>
     </w:lvl>
   </w:abstractNum>
-  <w:abstractNum w:abstractNumId="13" w15:restartNumberingAfterBreak="0">
+  <w:abstractNum w:abstractNumId="14" w15:restartNumberingAfterBreak="0">
     <w:nsid w:val="243425DE"/>
     <w:multiLevelType w:val="multilevel"/>
     <w:tmpl w:val="F7BA5546"/>
@@ -8078,7 +9091,7 @@
       </w:rPr>
     </w:lvl>
   </w:abstractNum>
-  <w:abstractNum w:abstractNumId="14" w15:restartNumberingAfterBreak="0">
+  <w:abstractNum w:abstractNumId="15" w15:restartNumberingAfterBreak="0">
     <w:nsid w:val="251249FF"/>
     <w:multiLevelType w:val="multilevel"/>
     <w:tmpl w:val="EDC8D82E"/>
@@ -8227,7 +9240,7 @@
       </w:rPr>
     </w:lvl>
   </w:abstractNum>
-  <w:abstractNum w:abstractNumId="15" w15:restartNumberingAfterBreak="0">
+  <w:abstractNum w:abstractNumId="16" w15:restartNumberingAfterBreak="0">
     <w:nsid w:val="283E7AB0"/>
     <w:multiLevelType w:val="multilevel"/>
     <w:tmpl w:val="0FEC3A1A"/>
@@ -8376,7 +9389,7 @@
       </w:rPr>
     </w:lvl>
   </w:abstractNum>
-  <w:abstractNum w:abstractNumId="16" w15:restartNumberingAfterBreak="0">
+  <w:abstractNum w:abstractNumId="17" w15:restartNumberingAfterBreak="0">
     <w:nsid w:val="2C922B43"/>
     <w:multiLevelType w:val="hybridMultilevel"/>
     <w:tmpl w:val="C1406B24"/>
@@ -8489,7 +9502,7 @@
       </w:rPr>
     </w:lvl>
   </w:abstractNum>
-  <w:abstractNum w:abstractNumId="17" w15:restartNumberingAfterBreak="0">
+  <w:abstractNum w:abstractNumId="18" w15:restartNumberingAfterBreak="0">
     <w:nsid w:val="34CB00F3"/>
     <w:multiLevelType w:val="hybridMultilevel"/>
     <w:tmpl w:val="454A8822"/>
@@ -8602,7 +9615,7 @@
       </w:rPr>
     </w:lvl>
   </w:abstractNum>
-  <w:abstractNum w:abstractNumId="18" w15:restartNumberingAfterBreak="0">
+  <w:abstractNum w:abstractNumId="19" w15:restartNumberingAfterBreak="0">
     <w:nsid w:val="37404441"/>
     <w:multiLevelType w:val="multilevel"/>
     <w:tmpl w:val="240A001F"/>
@@ -8688,7 +9701,7 @@
       </w:pPr>
     </w:lvl>
   </w:abstractNum>
-  <w:abstractNum w:abstractNumId="19" w15:restartNumberingAfterBreak="0">
+  <w:abstractNum w:abstractNumId="20" w15:restartNumberingAfterBreak="0">
     <w:nsid w:val="402A39B4"/>
     <w:multiLevelType w:val="hybridMultilevel"/>
     <w:tmpl w:val="EFAADF98"/>
@@ -8801,7 +9814,7 @@
       </w:rPr>
     </w:lvl>
   </w:abstractNum>
-  <w:abstractNum w:abstractNumId="20" w15:restartNumberingAfterBreak="0">
+  <w:abstractNum w:abstractNumId="21" w15:restartNumberingAfterBreak="0">
     <w:nsid w:val="4B040E18"/>
     <w:multiLevelType w:val="multilevel"/>
     <w:tmpl w:val="240A001F"/>
@@ -8887,7 +9900,7 @@
       </w:pPr>
     </w:lvl>
   </w:abstractNum>
-  <w:abstractNum w:abstractNumId="21" w15:restartNumberingAfterBreak="0">
+  <w:abstractNum w:abstractNumId="22" w15:restartNumberingAfterBreak="0">
     <w:nsid w:val="51754454"/>
     <w:multiLevelType w:val="multilevel"/>
     <w:tmpl w:val="240A001F"/>
@@ -8973,7 +9986,7 @@
       </w:pPr>
     </w:lvl>
   </w:abstractNum>
-  <w:abstractNum w:abstractNumId="22" w15:restartNumberingAfterBreak="0">
+  <w:abstractNum w:abstractNumId="23" w15:restartNumberingAfterBreak="0">
     <w:nsid w:val="54E81835"/>
     <w:multiLevelType w:val="multilevel"/>
     <w:tmpl w:val="A9EAF260"/>
@@ -9122,7 +10135,7 @@
       </w:rPr>
     </w:lvl>
   </w:abstractNum>
-  <w:abstractNum w:abstractNumId="23" w15:restartNumberingAfterBreak="0">
+  <w:abstractNum w:abstractNumId="24" w15:restartNumberingAfterBreak="0">
     <w:nsid w:val="60377598"/>
     <w:multiLevelType w:val="multilevel"/>
     <w:tmpl w:val="1556CE32"/>
@@ -9271,7 +10284,7 @@
       </w:rPr>
     </w:lvl>
   </w:abstractNum>
-  <w:abstractNum w:abstractNumId="24" w15:restartNumberingAfterBreak="0">
+  <w:abstractNum w:abstractNumId="25" w15:restartNumberingAfterBreak="0">
     <w:nsid w:val="628130B6"/>
     <w:multiLevelType w:val="multilevel"/>
     <w:tmpl w:val="240A001F"/>
@@ -9357,7 +10370,7 @@
       </w:pPr>
     </w:lvl>
   </w:abstractNum>
-  <w:abstractNum w:abstractNumId="25" w15:restartNumberingAfterBreak="0">
+  <w:abstractNum w:abstractNumId="26" w15:restartNumberingAfterBreak="0">
     <w:nsid w:val="62D13D74"/>
     <w:multiLevelType w:val="multilevel"/>
     <w:tmpl w:val="B7EC88A8"/>
@@ -9506,7 +10519,7 @@
       </w:rPr>
     </w:lvl>
   </w:abstractNum>
-  <w:abstractNum w:abstractNumId="26" w15:restartNumberingAfterBreak="0">
+  <w:abstractNum w:abstractNumId="27" w15:restartNumberingAfterBreak="0">
     <w:nsid w:val="636A1689"/>
     <w:multiLevelType w:val="multilevel"/>
     <w:tmpl w:val="240A001F"/>
@@ -9592,7 +10605,7 @@
       </w:pPr>
     </w:lvl>
   </w:abstractNum>
-  <w:abstractNum w:abstractNumId="27" w15:restartNumberingAfterBreak="0">
+  <w:abstractNum w:abstractNumId="28" w15:restartNumberingAfterBreak="0">
     <w:nsid w:val="644754A0"/>
     <w:multiLevelType w:val="hybridMultilevel"/>
     <w:tmpl w:val="84542118"/>
@@ -9705,7 +10718,7 @@
       </w:rPr>
     </w:lvl>
   </w:abstractNum>
-  <w:abstractNum w:abstractNumId="28" w15:restartNumberingAfterBreak="0">
+  <w:abstractNum w:abstractNumId="29" w15:restartNumberingAfterBreak="0">
     <w:nsid w:val="6F914F69"/>
     <w:multiLevelType w:val="multilevel"/>
     <w:tmpl w:val="240A001F"/>
@@ -9791,7 +10804,7 @@
       </w:pPr>
     </w:lvl>
   </w:abstractNum>
-  <w:abstractNum w:abstractNumId="29" w15:restartNumberingAfterBreak="0">
+  <w:abstractNum w:abstractNumId="30" w15:restartNumberingAfterBreak="0">
     <w:nsid w:val="74FE7492"/>
     <w:multiLevelType w:val="hybridMultilevel"/>
     <w:tmpl w:val="CD40BF1E"/>
@@ -9904,7 +10917,7 @@
       </w:rPr>
     </w:lvl>
   </w:abstractNum>
-  <w:abstractNum w:abstractNumId="30" w15:restartNumberingAfterBreak="0">
+  <w:abstractNum w:abstractNumId="31" w15:restartNumberingAfterBreak="0">
     <w:nsid w:val="7B42677F"/>
     <w:multiLevelType w:val="multilevel"/>
     <w:tmpl w:val="240A001F"/>
@@ -9990,7 +11003,7 @@
       </w:pPr>
     </w:lvl>
   </w:abstractNum>
-  <w:abstractNum w:abstractNumId="31" w15:restartNumberingAfterBreak="0">
+  <w:abstractNum w:abstractNumId="32" w15:restartNumberingAfterBreak="0">
     <w:nsid w:val="7BDE3DEF"/>
     <w:multiLevelType w:val="multilevel"/>
     <w:tmpl w:val="7D3E3FEA"/>
@@ -10103,7 +11116,7 @@
       </w:pPr>
     </w:lvl>
   </w:abstractNum>
-  <w:abstractNum w:abstractNumId="32" w15:restartNumberingAfterBreak="0">
+  <w:abstractNum w:abstractNumId="33" w15:restartNumberingAfterBreak="0">
     <w:nsid w:val="7BEA01E6"/>
     <w:multiLevelType w:val="multilevel"/>
     <w:tmpl w:val="240A001F"/>
@@ -10190,103 +11203,106 @@
     </w:lvl>
   </w:abstractNum>
   <w:num w:numId="1">
-    <w:abstractNumId w:val="19"/>
+    <w:abstractNumId w:val="20"/>
   </w:num>
   <w:num w:numId="2">
-    <w:abstractNumId w:val="8"/>
+    <w:abstractNumId w:val="9"/>
   </w:num>
   <w:num w:numId="3">
-    <w:abstractNumId w:val="25"/>
+    <w:abstractNumId w:val="26"/>
   </w:num>
   <w:num w:numId="4">
     <w:abstractNumId w:val="1"/>
   </w:num>
   <w:num w:numId="5">
+    <w:abstractNumId w:val="32"/>
+  </w:num>
+  <w:num w:numId="6">
+    <w:abstractNumId w:val="25"/>
+  </w:num>
+  <w:num w:numId="7">
+    <w:abstractNumId w:val="22"/>
+  </w:num>
+  <w:num w:numId="8">
+    <w:abstractNumId w:val="7"/>
+  </w:num>
+  <w:num w:numId="9">
+    <w:abstractNumId w:val="18"/>
+  </w:num>
+  <w:num w:numId="10">
+    <w:abstractNumId w:val="21"/>
+  </w:num>
+  <w:num w:numId="11">
+    <w:abstractNumId w:val="8"/>
+  </w:num>
+  <w:num w:numId="12">
+    <w:abstractNumId w:val="23"/>
+  </w:num>
+  <w:num w:numId="13">
+    <w:abstractNumId w:val="30"/>
+  </w:num>
+  <w:num w:numId="14">
+    <w:abstractNumId w:val="33"/>
+  </w:num>
+  <w:num w:numId="15">
+    <w:abstractNumId w:val="27"/>
+  </w:num>
+  <w:num w:numId="16">
+    <w:abstractNumId w:val="11"/>
+  </w:num>
+  <w:num w:numId="17">
+    <w:abstractNumId w:val="29"/>
+  </w:num>
+  <w:num w:numId="18">
     <w:abstractNumId w:val="31"/>
   </w:num>
-  <w:num w:numId="6">
-    <w:abstractNumId w:val="24"/>
-  </w:num>
-  <w:num w:numId="7">
-    <w:abstractNumId w:val="21"/>
-  </w:num>
-  <w:num w:numId="8">
-    <w:abstractNumId w:val="6"/>
-  </w:num>
-  <w:num w:numId="9">
-    <w:abstractNumId w:val="17"/>
-  </w:num>
-  <w:num w:numId="10">
-    <w:abstractNumId w:val="20"/>
-  </w:num>
-  <w:num w:numId="11">
-    <w:abstractNumId w:val="7"/>
-  </w:num>
-  <w:num w:numId="12">
-    <w:abstractNumId w:val="22"/>
-  </w:num>
-  <w:num w:numId="13">
-    <w:abstractNumId w:val="29"/>
-  </w:num>
-  <w:num w:numId="14">
-    <w:abstractNumId w:val="32"/>
-  </w:num>
-  <w:num w:numId="15">
-    <w:abstractNumId w:val="26"/>
-  </w:num>
-  <w:num w:numId="16">
-    <w:abstractNumId w:val="10"/>
-  </w:num>
-  <w:num w:numId="17">
-    <w:abstractNumId w:val="28"/>
-  </w:num>
-  <w:num w:numId="18">
-    <w:abstractNumId w:val="30"/>
-  </w:num>
   <w:num w:numId="19">
-    <w:abstractNumId w:val="18"/>
+    <w:abstractNumId w:val="19"/>
   </w:num>
   <w:num w:numId="20">
-    <w:abstractNumId w:val="12"/>
+    <w:abstractNumId w:val="13"/>
   </w:num>
   <w:num w:numId="21">
     <w:abstractNumId w:val="0"/>
   </w:num>
   <w:num w:numId="22">
-    <w:abstractNumId w:val="14"/>
+    <w:abstractNumId w:val="15"/>
   </w:num>
   <w:num w:numId="23">
+    <w:abstractNumId w:val="5"/>
+  </w:num>
+  <w:num w:numId="24">
+    <w:abstractNumId w:val="6"/>
+  </w:num>
+  <w:num w:numId="25">
+    <w:abstractNumId w:val="10"/>
+  </w:num>
+  <w:num w:numId="26">
+    <w:abstractNumId w:val="12"/>
+  </w:num>
+  <w:num w:numId="27">
+    <w:abstractNumId w:val="16"/>
+  </w:num>
+  <w:num w:numId="28">
     <w:abstractNumId w:val="4"/>
   </w:num>
-  <w:num w:numId="24">
-    <w:abstractNumId w:val="5"/>
-  </w:num>
-  <w:num w:numId="25">
-    <w:abstractNumId w:val="9"/>
-  </w:num>
-  <w:num w:numId="26">
-    <w:abstractNumId w:val="11"/>
-  </w:num>
-  <w:num w:numId="27">
-    <w:abstractNumId w:val="15"/>
-  </w:num>
-  <w:num w:numId="28">
-    <w:abstractNumId w:val="3"/>
-  </w:num>
   <w:num w:numId="29">
-    <w:abstractNumId w:val="23"/>
+    <w:abstractNumId w:val="24"/>
   </w:num>
   <w:num w:numId="30">
     <w:abstractNumId w:val="2"/>
   </w:num>
   <w:num w:numId="31">
-    <w:abstractNumId w:val="13"/>
+    <w:abstractNumId w:val="14"/>
   </w:num>
   <w:num w:numId="32">
-    <w:abstractNumId w:val="16"/>
+    <w:abstractNumId w:val="17"/>
   </w:num>
   <w:num w:numId="33">
-    <w:abstractNumId w:val="27"/>
+    <w:abstractNumId w:val="28"/>
+  </w:num>
+  <w:num w:numId="34">
+    <w:abstractNumId w:val="3"/>
   </w:num>
 </w:numbering>
 </file>

--- a/IMPLEMENTACION GENERAL DE LOS PATRONES.docx
+++ b/IMPLEMENTACION GENERAL DE LOS PATRONES.docx
@@ -225,7 +225,7 @@
           <w:r>
             <w:fldChar w:fldCharType="separate"/>
           </w:r>
-          <w:hyperlink w:anchor="_Toc226381553" w:history="1">
+          <w:hyperlink w:anchor="_Toc226399078" w:history="1">
             <w:r>
               <w:rPr>
                 <w:rStyle w:val="Hipervnculo"/>
@@ -254,7 +254,7 @@
                 <w:noProof/>
                 <w:webHidden/>
               </w:rPr>
-              <w:instrText xml:space="preserve"> PAGEREF _Toc226381553 \h </w:instrText>
+              <w:instrText xml:space="preserve"> PAGEREF _Toc226399078 \h </w:instrText>
             </w:r>
             <w:r>
               <w:rPr>
@@ -298,7 +298,7 @@
               <w:lang w:eastAsia="es-CO"/>
             </w:rPr>
           </w:pPr>
-          <w:hyperlink w:anchor="_Toc226381554" w:history="1">
+          <w:hyperlink w:anchor="_Toc226399079" w:history="1">
             <w:r>
               <w:rPr>
                 <w:rStyle w:val="Hipervnculo"/>
@@ -345,7 +345,7 @@
                 <w:noProof/>
                 <w:webHidden/>
               </w:rPr>
-              <w:instrText xml:space="preserve"> PAGEREF _Toc226381554 \h </w:instrText>
+              <w:instrText xml:space="preserve"> PAGEREF _Toc226399079 \h </w:instrText>
             </w:r>
             <w:r>
               <w:rPr>
@@ -390,7 +390,7 @@
               <w:lang w:eastAsia="es-CO"/>
             </w:rPr>
           </w:pPr>
-          <w:hyperlink w:anchor="_Toc226381555" w:history="1">
+          <w:hyperlink w:anchor="_Toc226399080" w:history="1">
             <w:r>
               <w:rPr>
                 <w:rStyle w:val="Hipervnculo"/>
@@ -433,7 +433,7 @@
                 <w:noProof/>
                 <w:webHidden/>
               </w:rPr>
-              <w:instrText xml:space="preserve"> PAGEREF _Toc226381555 \h </w:instrText>
+              <w:instrText xml:space="preserve"> PAGEREF _Toc226399080 \h </w:instrText>
             </w:r>
             <w:r>
               <w:rPr>
@@ -478,7 +478,7 @@
               <w:lang w:eastAsia="es-CO"/>
             </w:rPr>
           </w:pPr>
-          <w:hyperlink w:anchor="_Toc226381556" w:history="1">
+          <w:hyperlink w:anchor="_Toc226399081" w:history="1">
             <w:r>
               <w:rPr>
                 <w:rStyle w:val="Hipervnculo"/>
@@ -521,7 +521,7 @@
                 <w:noProof/>
                 <w:webHidden/>
               </w:rPr>
-              <w:instrText xml:space="preserve"> PAGEREF _Toc226381556 \h </w:instrText>
+              <w:instrText xml:space="preserve"> PAGEREF _Toc226399081 \h </w:instrText>
             </w:r>
             <w:r>
               <w:rPr>
@@ -566,7 +566,7 @@
               <w:lang w:eastAsia="es-CO"/>
             </w:rPr>
           </w:pPr>
-          <w:hyperlink w:anchor="_Toc226381557" w:history="1">
+          <w:hyperlink w:anchor="_Toc226399082" w:history="1">
             <w:r>
               <w:rPr>
                 <w:rStyle w:val="Hipervnculo"/>
@@ -609,7 +609,7 @@
                 <w:noProof/>
                 <w:webHidden/>
               </w:rPr>
-              <w:instrText xml:space="preserve"> PAGEREF _Toc226381557 \h </w:instrText>
+              <w:instrText xml:space="preserve"> PAGEREF _Toc226399082 \h </w:instrText>
             </w:r>
             <w:r>
               <w:rPr>
@@ -654,7 +654,7 @@
               <w:lang w:eastAsia="es-CO"/>
             </w:rPr>
           </w:pPr>
-          <w:hyperlink w:anchor="_Toc226381558" w:history="1">
+          <w:hyperlink w:anchor="_Toc226399083" w:history="1">
             <w:r>
               <w:rPr>
                 <w:rStyle w:val="Hipervnculo"/>
@@ -697,7 +697,7 @@
                 <w:noProof/>
                 <w:webHidden/>
               </w:rPr>
-              <w:instrText xml:space="preserve"> PAGEREF _Toc226381558 \h </w:instrText>
+              <w:instrText xml:space="preserve"> PAGEREF _Toc226399083 \h </w:instrText>
             </w:r>
             <w:r>
               <w:rPr>
@@ -717,7 +717,7 @@
                 <w:noProof/>
                 <w:webHidden/>
               </w:rPr>
-              <w:t>5</w:t>
+              <w:t>6</w:t>
             </w:r>
             <w:r>
               <w:rPr>
@@ -741,7 +741,7 @@
               <w:lang w:eastAsia="es-CO"/>
             </w:rPr>
           </w:pPr>
-          <w:hyperlink w:anchor="_Toc226381559" w:history="1">
+          <w:hyperlink w:anchor="_Toc226399084" w:history="1">
             <w:r>
               <w:rPr>
                 <w:rStyle w:val="Hipervnculo"/>
@@ -788,7 +788,7 @@
                 <w:noProof/>
                 <w:webHidden/>
               </w:rPr>
-              <w:instrText xml:space="preserve"> PAGEREF _Toc226381559 \h </w:instrText>
+              <w:instrText xml:space="preserve"> PAGEREF _Toc226399084 \h </w:instrText>
             </w:r>
             <w:r>
               <w:rPr>
@@ -833,7 +833,7 @@
               <w:lang w:eastAsia="es-CO"/>
             </w:rPr>
           </w:pPr>
-          <w:hyperlink w:anchor="_Toc226381560" w:history="1">
+          <w:hyperlink w:anchor="_Toc226399085" w:history="1">
             <w:r>
               <w:rPr>
                 <w:rStyle w:val="Hipervnculo"/>
@@ -876,7 +876,7 @@
                 <w:noProof/>
                 <w:webHidden/>
               </w:rPr>
-              <w:instrText xml:space="preserve"> PAGEREF _Toc226381560 \h </w:instrText>
+              <w:instrText xml:space="preserve"> PAGEREF _Toc226399085 \h </w:instrText>
             </w:r>
             <w:r>
               <w:rPr>
@@ -921,7 +921,7 @@
               <w:lang w:eastAsia="es-CO"/>
             </w:rPr>
           </w:pPr>
-          <w:hyperlink w:anchor="_Toc226381561" w:history="1">
+          <w:hyperlink w:anchor="_Toc226399086" w:history="1">
             <w:r>
               <w:rPr>
                 <w:rStyle w:val="Hipervnculo"/>
@@ -964,7 +964,7 @@
                 <w:noProof/>
                 <w:webHidden/>
               </w:rPr>
-              <w:instrText xml:space="preserve"> PAGEREF _Toc226381561 \h </w:instrText>
+              <w:instrText xml:space="preserve"> PAGEREF _Toc226399086 \h </w:instrText>
             </w:r>
             <w:r>
               <w:rPr>
@@ -1009,7 +1009,7 @@
               <w:lang w:eastAsia="es-CO"/>
             </w:rPr>
           </w:pPr>
-          <w:hyperlink w:anchor="_Toc226381562" w:history="1">
+          <w:hyperlink w:anchor="_Toc226399087" w:history="1">
             <w:r>
               <w:rPr>
                 <w:rStyle w:val="Hipervnculo"/>
@@ -1052,7 +1052,7 @@
                 <w:noProof/>
                 <w:webHidden/>
               </w:rPr>
-              <w:instrText xml:space="preserve"> PAGEREF _Toc226381562 \h </w:instrText>
+              <w:instrText xml:space="preserve"> PAGEREF _Toc226399087 \h </w:instrText>
             </w:r>
             <w:r>
               <w:rPr>
@@ -1097,7 +1097,7 @@
               <w:lang w:eastAsia="es-CO"/>
             </w:rPr>
           </w:pPr>
-          <w:hyperlink w:anchor="_Toc226381563" w:history="1">
+          <w:hyperlink w:anchor="_Toc226399088" w:history="1">
             <w:r>
               <w:rPr>
                 <w:rStyle w:val="Hipervnculo"/>
@@ -1140,7 +1140,7 @@
                 <w:noProof/>
                 <w:webHidden/>
               </w:rPr>
-              <w:instrText xml:space="preserve"> PAGEREF _Toc226381563 \h </w:instrText>
+              <w:instrText xml:space="preserve"> PAGEREF _Toc226399088 \h </w:instrText>
             </w:r>
             <w:r>
               <w:rPr>
@@ -1160,7 +1160,7 @@
                 <w:noProof/>
                 <w:webHidden/>
               </w:rPr>
-              <w:t>9</w:t>
+              <w:t>10</w:t>
             </w:r>
             <w:r>
               <w:rPr>
@@ -1184,7 +1184,7 @@
               <w:lang w:eastAsia="es-CO"/>
             </w:rPr>
           </w:pPr>
-          <w:hyperlink w:anchor="_Toc226381564" w:history="1">
+          <w:hyperlink w:anchor="_Toc226399089" w:history="1">
             <w:r>
               <w:rPr>
                 <w:rStyle w:val="Hipervnculo"/>
@@ -1231,7 +1231,7 @@
                 <w:noProof/>
                 <w:webHidden/>
               </w:rPr>
-              <w:instrText xml:space="preserve"> PAGEREF _Toc226381564 \h </w:instrText>
+              <w:instrText xml:space="preserve"> PAGEREF _Toc226399089 \h </w:instrText>
             </w:r>
             <w:r>
               <w:rPr>
@@ -1276,7 +1276,7 @@
               <w:lang w:eastAsia="es-CO"/>
             </w:rPr>
           </w:pPr>
-          <w:hyperlink w:anchor="_Toc226381565" w:history="1">
+          <w:hyperlink w:anchor="_Toc226399090" w:history="1">
             <w:r>
               <w:rPr>
                 <w:rStyle w:val="Hipervnculo"/>
@@ -1319,7 +1319,7 @@
                 <w:noProof/>
                 <w:webHidden/>
               </w:rPr>
-              <w:instrText xml:space="preserve"> PAGEREF _Toc226381565 \h </w:instrText>
+              <w:instrText xml:space="preserve"> PAGEREF _Toc226399090 \h </w:instrText>
             </w:r>
             <w:r>
               <w:rPr>
@@ -1364,7 +1364,7 @@
               <w:lang w:eastAsia="es-CO"/>
             </w:rPr>
           </w:pPr>
-          <w:hyperlink w:anchor="_Toc226381566" w:history="1">
+          <w:hyperlink w:anchor="_Toc226399091" w:history="1">
             <w:r>
               <w:rPr>
                 <w:rStyle w:val="Hipervnculo"/>
@@ -1407,7 +1407,7 @@
                 <w:noProof/>
                 <w:webHidden/>
               </w:rPr>
-              <w:instrText xml:space="preserve"> PAGEREF _Toc226381566 \h </w:instrText>
+              <w:instrText xml:space="preserve"> PAGEREF _Toc226399091 \h </w:instrText>
             </w:r>
             <w:r>
               <w:rPr>
@@ -1452,7 +1452,7 @@
               <w:lang w:eastAsia="es-CO"/>
             </w:rPr>
           </w:pPr>
-          <w:hyperlink w:anchor="_Toc226381567" w:history="1">
+          <w:hyperlink w:anchor="_Toc226399092" w:history="1">
             <w:r>
               <w:rPr>
                 <w:rStyle w:val="Hipervnculo"/>
@@ -1495,7 +1495,7 @@
                 <w:noProof/>
                 <w:webHidden/>
               </w:rPr>
-              <w:instrText xml:space="preserve"> PAGEREF _Toc226381567 \h </w:instrText>
+              <w:instrText xml:space="preserve"> PAGEREF _Toc226399092 \h </w:instrText>
             </w:r>
             <w:r>
               <w:rPr>
@@ -1515,7 +1515,7 @@
                 <w:noProof/>
                 <w:webHidden/>
               </w:rPr>
-              <w:t>13</w:t>
+              <w:t>14</w:t>
             </w:r>
             <w:r>
               <w:rPr>
@@ -1540,7 +1540,7 @@
               <w:lang w:eastAsia="es-CO"/>
             </w:rPr>
           </w:pPr>
-          <w:hyperlink w:anchor="_Toc226381568" w:history="1">
+          <w:hyperlink w:anchor="_Toc226399093" w:history="1">
             <w:r>
               <w:rPr>
                 <w:rStyle w:val="Hipervnculo"/>
@@ -1583,7 +1583,7 @@
                 <w:noProof/>
                 <w:webHidden/>
               </w:rPr>
-              <w:instrText xml:space="preserve"> PAGEREF _Toc226381568 \h </w:instrText>
+              <w:instrText xml:space="preserve"> PAGEREF _Toc226399093 \h </w:instrText>
             </w:r>
             <w:r>
               <w:rPr>
@@ -1627,7 +1627,7 @@
               <w:lang w:eastAsia="es-CO"/>
             </w:rPr>
           </w:pPr>
-          <w:hyperlink w:anchor="_Toc226381569" w:history="1">
+          <w:hyperlink w:anchor="_Toc226399094" w:history="1">
             <w:r>
               <w:rPr>
                 <w:rStyle w:val="Hipervnculo"/>
@@ -1674,7 +1674,7 @@
                 <w:noProof/>
                 <w:webHidden/>
               </w:rPr>
-              <w:instrText xml:space="preserve"> PAGEREF _Toc226381569 \h </w:instrText>
+              <w:instrText xml:space="preserve"> PAGEREF _Toc226399094 \h </w:instrText>
             </w:r>
             <w:r>
               <w:rPr>
@@ -1719,7 +1719,7 @@
               <w:lang w:eastAsia="es-CO"/>
             </w:rPr>
           </w:pPr>
-          <w:hyperlink w:anchor="_Toc226381570" w:history="1">
+          <w:hyperlink w:anchor="_Toc226399095" w:history="1">
             <w:r>
               <w:rPr>
                 <w:rStyle w:val="Hipervnculo"/>
@@ -1762,7 +1762,7 @@
                 <w:noProof/>
                 <w:webHidden/>
               </w:rPr>
-              <w:instrText xml:space="preserve"> PAGEREF _Toc226381570 \h </w:instrText>
+              <w:instrText xml:space="preserve"> PAGEREF _Toc226399095 \h </w:instrText>
             </w:r>
             <w:r>
               <w:rPr>
@@ -1807,7 +1807,7 @@
               <w:lang w:eastAsia="es-CO"/>
             </w:rPr>
           </w:pPr>
-          <w:hyperlink w:anchor="_Toc226381571" w:history="1">
+          <w:hyperlink w:anchor="_Toc226399096" w:history="1">
             <w:r>
               <w:rPr>
                 <w:rStyle w:val="Hipervnculo"/>
@@ -1850,7 +1850,7 @@
                 <w:noProof/>
                 <w:webHidden/>
               </w:rPr>
-              <w:instrText xml:space="preserve"> PAGEREF _Toc226381571 \h </w:instrText>
+              <w:instrText xml:space="preserve"> PAGEREF _Toc226399096 \h </w:instrText>
             </w:r>
             <w:r>
               <w:rPr>
@@ -1870,7 +1870,7 @@
                 <w:noProof/>
                 <w:webHidden/>
               </w:rPr>
-              <w:t>19</w:t>
+              <w:t>20</w:t>
             </w:r>
             <w:r>
               <w:rPr>
@@ -1895,7 +1895,7 @@
               <w:lang w:eastAsia="es-CO"/>
             </w:rPr>
           </w:pPr>
-          <w:hyperlink w:anchor="_Toc226381572" w:history="1">
+          <w:hyperlink w:anchor="_Toc226399097" w:history="1">
             <w:r>
               <w:rPr>
                 <w:rStyle w:val="Hipervnculo"/>
@@ -1938,7 +1938,7 @@
                 <w:noProof/>
                 <w:webHidden/>
               </w:rPr>
-              <w:instrText xml:space="preserve"> PAGEREF _Toc226381572 \h </w:instrText>
+              <w:instrText xml:space="preserve"> PAGEREF _Toc226399097 \h </w:instrText>
             </w:r>
             <w:r>
               <w:rPr>
@@ -1958,7 +1958,7 @@
                 <w:noProof/>
                 <w:webHidden/>
               </w:rPr>
-              <w:t>20</w:t>
+              <w:t>21</w:t>
             </w:r>
             <w:r>
               <w:rPr>
@@ -1982,7 +1982,7 @@
               <w:lang w:eastAsia="es-CO"/>
             </w:rPr>
           </w:pPr>
-          <w:hyperlink w:anchor="_Toc226381573" w:history="1">
+          <w:hyperlink w:anchor="_Toc226399098" w:history="1">
             <w:r>
               <w:rPr>
                 <w:rStyle w:val="Hipervnculo"/>
@@ -2029,7 +2029,7 @@
                 <w:noProof/>
                 <w:webHidden/>
               </w:rPr>
-              <w:instrText xml:space="preserve"> PAGEREF _Toc226381573 \h </w:instrText>
+              <w:instrText xml:space="preserve"> PAGEREF _Toc226399098 \h </w:instrText>
             </w:r>
             <w:r>
               <w:rPr>
@@ -2049,7 +2049,7 @@
                 <w:noProof/>
                 <w:webHidden/>
               </w:rPr>
-              <w:t>21</w:t>
+              <w:t>22</w:t>
             </w:r>
             <w:r>
               <w:rPr>
@@ -2074,7 +2074,7 @@
               <w:lang w:eastAsia="es-CO"/>
             </w:rPr>
           </w:pPr>
-          <w:hyperlink w:anchor="_Toc226381574" w:history="1">
+          <w:hyperlink w:anchor="_Toc226399099" w:history="1">
             <w:r>
               <w:rPr>
                 <w:rStyle w:val="Hipervnculo"/>
@@ -2117,7 +2117,7 @@
                 <w:noProof/>
                 <w:webHidden/>
               </w:rPr>
-              <w:instrText xml:space="preserve"> PAGEREF _Toc226381574 \h </w:instrText>
+              <w:instrText xml:space="preserve"> PAGEREF _Toc226399099 \h </w:instrText>
             </w:r>
             <w:r>
               <w:rPr>
@@ -2137,7 +2137,7 @@
                 <w:noProof/>
                 <w:webHidden/>
               </w:rPr>
-              <w:t>21</w:t>
+              <w:t>22</w:t>
             </w:r>
             <w:r>
               <w:rPr>
@@ -2162,7 +2162,7 @@
               <w:lang w:eastAsia="es-CO"/>
             </w:rPr>
           </w:pPr>
-          <w:hyperlink w:anchor="_Toc226381575" w:history="1">
+          <w:hyperlink w:anchor="_Toc226399100" w:history="1">
             <w:r>
               <w:rPr>
                 <w:rStyle w:val="Hipervnculo"/>
@@ -2205,7 +2205,7 @@
                 <w:noProof/>
                 <w:webHidden/>
               </w:rPr>
-              <w:instrText xml:space="preserve"> PAGEREF _Toc226381575 \h </w:instrText>
+              <w:instrText xml:space="preserve"> PAGEREF _Toc226399100 \h </w:instrText>
             </w:r>
             <w:r>
               <w:rPr>
@@ -2225,7 +2225,274 @@
                 <w:noProof/>
                 <w:webHidden/>
               </w:rPr>
-              <w:t>23</w:t>
+              <w:t>24</w:t>
+            </w:r>
+            <w:r>
+              <w:rPr>
+                <w:noProof/>
+                <w:webHidden/>
+              </w:rPr>
+              <w:fldChar w:fldCharType="end"/>
+            </w:r>
+          </w:hyperlink>
+        </w:p>
+        <w:p>
+          <w:pPr>
+            <w:pStyle w:val="TDC1"/>
+            <w:tabs>
+              <w:tab w:val="left" w:pos="440"/>
+            </w:tabs>
+            <w:rPr>
+              <w:rFonts w:asciiTheme="minorHAnsi" w:eastAsiaTheme="minorEastAsia" w:hAnsiTheme="minorHAnsi"/>
+              <w:noProof/>
+              <w:sz w:val="22"/>
+              <w:lang w:eastAsia="es-CO"/>
+            </w:rPr>
+          </w:pPr>
+          <w:hyperlink w:anchor="_Toc226399101" w:history="1">
+            <w:r>
+              <w:rPr>
+                <w:rStyle w:val="Hipervnculo"/>
+                <w:b/>
+                <w:bCs/>
+                <w:noProof/>
+              </w:rPr>
+              <w:t>6.</w:t>
+            </w:r>
+            <w:r>
+              <w:rPr>
+                <w:rFonts w:asciiTheme="minorHAnsi" w:eastAsiaTheme="minorEastAsia" w:hAnsiTheme="minorHAnsi"/>
+                <w:noProof/>
+                <w:sz w:val="22"/>
+                <w:lang w:eastAsia="es-CO"/>
+              </w:rPr>
+              <w:tab/>
+            </w:r>
+            <w:r>
+              <w:rPr>
+                <w:rStyle w:val="Hipervnculo"/>
+                <w:b/>
+                <w:bCs/>
+                <w:noProof/>
+              </w:rPr>
+              <w:t>PATRON ADAPTER</w:t>
+            </w:r>
+            <w:r>
+              <w:rPr>
+                <w:noProof/>
+                <w:webHidden/>
+              </w:rPr>
+              <w:tab/>
+            </w:r>
+            <w:r>
+              <w:rPr>
+                <w:noProof/>
+                <w:webHidden/>
+              </w:rPr>
+              <w:fldChar w:fldCharType="begin"/>
+            </w:r>
+            <w:r>
+              <w:rPr>
+                <w:noProof/>
+                <w:webHidden/>
+              </w:rPr>
+              <w:instrText xml:space="preserve"> PAGEREF _Toc226399101 \h </w:instrText>
+            </w:r>
+            <w:r>
+              <w:rPr>
+                <w:noProof/>
+                <w:webHidden/>
+              </w:rPr>
+            </w:r>
+            <w:r>
+              <w:rPr>
+                <w:noProof/>
+                <w:webHidden/>
+              </w:rPr>
+              <w:fldChar w:fldCharType="separate"/>
+            </w:r>
+            <w:r>
+              <w:rPr>
+                <w:noProof/>
+                <w:webHidden/>
+              </w:rPr>
+              <w:t>25</w:t>
+            </w:r>
+            <w:r>
+              <w:rPr>
+                <w:noProof/>
+                <w:webHidden/>
+              </w:rPr>
+              <w:fldChar w:fldCharType="end"/>
+            </w:r>
+          </w:hyperlink>
+        </w:p>
+        <w:p>
+          <w:pPr>
+            <w:pStyle w:val="TDC2"/>
+            <w:tabs>
+              <w:tab w:val="left" w:pos="880"/>
+              <w:tab w:val="right" w:leader="dot" w:pos="8828"/>
+            </w:tabs>
+            <w:rPr>
+              <w:rFonts w:asciiTheme="minorHAnsi" w:eastAsiaTheme="minorEastAsia" w:hAnsiTheme="minorHAnsi"/>
+              <w:noProof/>
+              <w:sz w:val="22"/>
+              <w:lang w:eastAsia="es-CO"/>
+            </w:rPr>
+          </w:pPr>
+          <w:hyperlink w:anchor="_Toc226399102" w:history="1">
+            <w:r>
+              <w:rPr>
+                <w:rStyle w:val="Hipervnculo"/>
+                <w:noProof/>
+              </w:rPr>
+              <w:t>6.1.</w:t>
+            </w:r>
+            <w:r>
+              <w:rPr>
+                <w:rFonts w:asciiTheme="minorHAnsi" w:eastAsiaTheme="minorEastAsia" w:hAnsiTheme="minorHAnsi"/>
+                <w:noProof/>
+                <w:sz w:val="22"/>
+                <w:lang w:eastAsia="es-CO"/>
+              </w:rPr>
+              <w:tab/>
+            </w:r>
+            <w:r>
+              <w:rPr>
+                <w:rStyle w:val="Hipervnculo"/>
+                <w:noProof/>
+              </w:rPr>
+              <w:t>IMPLEMENTACION EN EL CODIGO</w:t>
+            </w:r>
+            <w:r>
+              <w:rPr>
+                <w:noProof/>
+                <w:webHidden/>
+              </w:rPr>
+              <w:tab/>
+            </w:r>
+            <w:r>
+              <w:rPr>
+                <w:noProof/>
+                <w:webHidden/>
+              </w:rPr>
+              <w:fldChar w:fldCharType="begin"/>
+            </w:r>
+            <w:r>
+              <w:rPr>
+                <w:noProof/>
+                <w:webHidden/>
+              </w:rPr>
+              <w:instrText xml:space="preserve"> PAGEREF _Toc226399102 \h </w:instrText>
+            </w:r>
+            <w:r>
+              <w:rPr>
+                <w:noProof/>
+                <w:webHidden/>
+              </w:rPr>
+            </w:r>
+            <w:r>
+              <w:rPr>
+                <w:noProof/>
+                <w:webHidden/>
+              </w:rPr>
+              <w:fldChar w:fldCharType="separate"/>
+            </w:r>
+            <w:r>
+              <w:rPr>
+                <w:noProof/>
+                <w:webHidden/>
+              </w:rPr>
+              <w:t>25</w:t>
+            </w:r>
+            <w:r>
+              <w:rPr>
+                <w:noProof/>
+                <w:webHidden/>
+              </w:rPr>
+              <w:fldChar w:fldCharType="end"/>
+            </w:r>
+          </w:hyperlink>
+        </w:p>
+        <w:p>
+          <w:pPr>
+            <w:pStyle w:val="TDC2"/>
+            <w:tabs>
+              <w:tab w:val="left" w:pos="880"/>
+              <w:tab w:val="right" w:leader="dot" w:pos="8828"/>
+            </w:tabs>
+            <w:rPr>
+              <w:rFonts w:asciiTheme="minorHAnsi" w:eastAsiaTheme="minorEastAsia" w:hAnsiTheme="minorHAnsi"/>
+              <w:noProof/>
+              <w:sz w:val="22"/>
+              <w:lang w:eastAsia="es-CO"/>
+            </w:rPr>
+          </w:pPr>
+          <w:hyperlink w:anchor="_Toc226399103" w:history="1">
+            <w:r>
+              <w:rPr>
+                <w:rStyle w:val="Hipervnculo"/>
+                <w:noProof/>
+              </w:rPr>
+              <w:t>6.2.</w:t>
+            </w:r>
+            <w:r>
+              <w:rPr>
+                <w:rFonts w:asciiTheme="minorHAnsi" w:eastAsiaTheme="minorEastAsia" w:hAnsiTheme="minorHAnsi"/>
+                <w:noProof/>
+                <w:sz w:val="22"/>
+                <w:lang w:eastAsia="es-CO"/>
+              </w:rPr>
+              <w:tab/>
+            </w:r>
+            <w:r>
+              <w:rPr>
+                <w:rStyle w:val="Hipervnculo"/>
+                <w:noProof/>
+              </w:rPr>
+              <w:t>DIAGRAMA UML</w:t>
+            </w:r>
+            <w:r>
+              <w:rPr>
+                <w:noProof/>
+                <w:webHidden/>
+              </w:rPr>
+              <w:tab/>
+            </w:r>
+            <w:r>
+              <w:rPr>
+                <w:noProof/>
+                <w:webHidden/>
+              </w:rPr>
+              <w:fldChar w:fldCharType="begin"/>
+            </w:r>
+            <w:r>
+              <w:rPr>
+                <w:noProof/>
+                <w:webHidden/>
+              </w:rPr>
+              <w:instrText xml:space="preserve"> PAGEREF _Toc226399103 \h </w:instrText>
+            </w:r>
+            <w:r>
+              <w:rPr>
+                <w:noProof/>
+                <w:webHidden/>
+              </w:rPr>
+            </w:r>
+            <w:r>
+              <w:rPr>
+                <w:noProof/>
+                <w:webHidden/>
+              </w:rPr>
+              <w:fldChar w:fldCharType="separate"/>
+            </w:r>
+            <w:r>
+              <w:rPr>
+                <w:noProof/>
+                <w:webHidden/>
+              </w:rPr>
+              <w:t>28</w:t>
             </w:r>
             <w:r>
               <w:rPr>
@@ -2343,7 +2610,7 @@
           <w:bCs/>
         </w:rPr>
       </w:pPr>
-      <w:bookmarkStart w:id="0" w:name="_Toc226381553"/>
+      <w:bookmarkStart w:id="0" w:name="_Toc226399078"/>
       <w:r>
         <w:rPr>
           <w:b/>
@@ -2543,11 +2810,6 @@
       </w:r>
     </w:p>
     <w:p/>
-    <w:p/>
-    <w:p/>
-    <w:p/>
-    <w:p/>
-    <w:p/>
     <w:p>
       <w:pPr>
         <w:pStyle w:val="Ttulo1"/>
@@ -2563,12 +2825,13 @@
           <w:bCs/>
         </w:rPr>
       </w:pPr>
-      <w:bookmarkStart w:id="1" w:name="_Toc226381554"/>
+      <w:bookmarkStart w:id="1" w:name="_Toc226399079"/>
       <w:r>
         <w:rPr>
           <w:b/>
           <w:bCs/>
         </w:rPr>
+        <w:lastRenderedPageBreak/>
         <w:t>PATRON SINGLETON</w:t>
       </w:r>
       <w:bookmarkEnd w:id="1"/>
@@ -2582,12 +2845,14 @@
       <w:r>
         <w:t xml:space="preserve">El patrón </w:t>
       </w:r>
+      <w:proofErr w:type="spellStart"/>
       <w:r>
         <w:rPr>
           <w:rStyle w:val="Textoennegrita"/>
         </w:rPr>
         <w:t>Singleton</w:t>
       </w:r>
+      <w:proofErr w:type="spellEnd"/>
       <w:r>
         <w:t xml:space="preserve"> garantiza que una clase tenga una única instancia durante toda la ejecución del programa.</w:t>
       </w:r>
@@ -2603,7 +2868,7 @@
         <w:ind w:firstLine="709"/>
         <w:jc w:val="both"/>
       </w:pPr>
-      <w:bookmarkStart w:id="2" w:name="_Toc226381555"/>
+      <w:bookmarkStart w:id="2" w:name="_Toc226399080"/>
       <w:r>
         <w:t>ANALISIS PARA LA APLICACIÓN</w:t>
       </w:r>
@@ -2616,7 +2881,15 @@
         <w:jc w:val="both"/>
       </w:pPr>
       <w:r>
-        <w:t>Al analizar la estructura y requerimientos del proyecto, se observa que la clase “ConsultaService ()” es la función central del proyecto ya que es la encargada de:</w:t>
+        <w:t>Al analizar la estructura y requerimientos del proyecto, se observa que la clase “</w:t>
+      </w:r>
+      <w:proofErr w:type="spellStart"/>
+      <w:r>
+        <w:t>ConsultaService</w:t>
+      </w:r>
+      <w:proofErr w:type="spellEnd"/>
+      <w:r>
+        <w:t xml:space="preserve"> ()” es la función central del proyecto ya que es la encargada de:</w:t>
       </w:r>
     </w:p>
     <w:p>
@@ -2723,7 +2996,15 @@
         <w:jc w:val="both"/>
       </w:pPr>
       <w:r>
-        <w:t>Por esta razón decidí aplicar el patrón Singleton en la capa de servicios.</w:t>
+        <w:t xml:space="preserve">Por esta razón decidí aplicar el patrón </w:t>
+      </w:r>
+      <w:proofErr w:type="spellStart"/>
+      <w:r>
+        <w:t>Singleton</w:t>
+      </w:r>
+      <w:proofErr w:type="spellEnd"/>
+      <w:r>
+        <w:t xml:space="preserve"> en la capa de servicios.</w:t>
       </w:r>
     </w:p>
     <w:p>
@@ -2737,7 +3018,7 @@
         <w:ind w:firstLine="709"/>
         <w:jc w:val="both"/>
       </w:pPr>
-      <w:bookmarkStart w:id="3" w:name="_Toc226381556"/>
+      <w:bookmarkStart w:id="3" w:name="_Toc226399081"/>
       <w:r>
         <w:t>APLICACIÓN DEL PATRON</w:t>
       </w:r>
@@ -2750,10 +3031,18 @@
         <w:jc w:val="both"/>
       </w:pPr>
       <w:r>
-        <w:t>En este proyecto, el patrón Singleton se implementa mediante el uso del contenedor de inversión de control (</w:t>
+        <w:t xml:space="preserve">En este proyecto, el patrón </w:t>
       </w:r>
       <w:proofErr w:type="spellStart"/>
       <w:r>
+        <w:t>Singleton</w:t>
+      </w:r>
+      <w:proofErr w:type="spellEnd"/>
+      <w:r>
+        <w:t xml:space="preserve"> se implementa mediante el uso del contenedor de inversión de control (</w:t>
+      </w:r>
+      <w:proofErr w:type="spellStart"/>
+      <w:r>
         <w:t>IoC</w:t>
       </w:r>
       <w:proofErr w:type="spellEnd"/>
@@ -2772,7 +3061,15 @@
         <w:t xml:space="preserve"> </w:t>
       </w:r>
       <w:r>
-        <w:t xml:space="preserve">La clase ConsultaService está </w:t>
+        <w:t xml:space="preserve">La clase </w:t>
+      </w:r>
+      <w:proofErr w:type="spellStart"/>
+      <w:r>
+        <w:t>ConsultaService</w:t>
+      </w:r>
+      <w:proofErr w:type="spellEnd"/>
+      <w:r>
+        <w:t xml:space="preserve"> está </w:t>
       </w:r>
       <w:r>
         <w:t>representada</w:t>
@@ -2835,7 +3132,6 @@
         <w:jc w:val="both"/>
       </w:pPr>
       <w:r>
-        <w:lastRenderedPageBreak/>
         <w:t xml:space="preserve">En Spring </w:t>
       </w:r>
       <w:proofErr w:type="spellStart"/>
@@ -2917,6 +3213,7 @@
         <w:jc w:val="both"/>
       </w:pPr>
       <w:r>
+        <w:lastRenderedPageBreak/>
         <w:t>Todas las solicitudes HTTP reutilizan esa misma instancia.</w:t>
       </w:r>
     </w:p>
@@ -2942,7 +3239,15 @@
         <w:jc w:val="both"/>
       </w:pPr>
       <w:r>
-        <w:t xml:space="preserve">De esta manera, el comportamiento es equivalente al patrón Singleton clásico, pero gestionado automáticamente por el </w:t>
+        <w:t xml:space="preserve">De esta manera, el comportamiento es equivalente al patrón </w:t>
+      </w:r>
+      <w:proofErr w:type="spellStart"/>
+      <w:r>
+        <w:t>Singleton</w:t>
+      </w:r>
+      <w:proofErr w:type="spellEnd"/>
+      <w:r>
+        <w:t xml:space="preserve"> clásico, pero gestionado automáticamente por el </w:t>
       </w:r>
       <w:proofErr w:type="spellStart"/>
       <w:r>
@@ -2964,7 +3269,7 @@
         <w:ind w:firstLine="709"/>
         <w:jc w:val="both"/>
       </w:pPr>
-      <w:bookmarkStart w:id="4" w:name="_Toc226381557"/>
+      <w:bookmarkStart w:id="4" w:name="_Toc226399082"/>
       <w:r>
         <w:t>IMPACTO DEL PATRON EN EL PROYECTO</w:t>
       </w:r>
@@ -2989,6 +3294,7 @@
       <w:r>
         <w:t xml:space="preserve">Al aplicar el patrón </w:t>
       </w:r>
+      <w:proofErr w:type="spellStart"/>
       <w:r>
         <w:rPr>
           <w:b/>
@@ -2996,15 +3302,18 @@
         </w:rPr>
         <w:t>Singleton</w:t>
       </w:r>
+      <w:proofErr w:type="spellEnd"/>
       <w:r>
         <w:t xml:space="preserve"> en </w:t>
       </w:r>
       <w:r>
         <w:t>“</w:t>
       </w:r>
+      <w:proofErr w:type="spellStart"/>
       <w:r>
         <w:t>ConsultaService</w:t>
       </w:r>
+      <w:proofErr w:type="spellEnd"/>
       <w:r>
         <w:t xml:space="preserve"> ()”</w:t>
       </w:r>
@@ -3083,7 +3392,7 @@
         <w:ind w:firstLine="709"/>
         <w:jc w:val="both"/>
       </w:pPr>
-      <w:bookmarkStart w:id="5" w:name="_Toc226381558"/>
+      <w:bookmarkStart w:id="5" w:name="_Toc226399083"/>
       <w:r>
         <w:t>DIAGRAMA UML</w:t>
       </w:r>
@@ -3143,8 +3452,35 @@
         <w:jc w:val="both"/>
       </w:pPr>
       <w:r>
+        <w:t xml:space="preserve">El diagrama UML representa la aplicación del patrón </w:t>
+      </w:r>
+      <w:proofErr w:type="spellStart"/>
+      <w:r>
+        <w:t>Singleton</w:t>
+      </w:r>
+      <w:proofErr w:type="spellEnd"/>
+      <w:r>
+        <w:t xml:space="preserve"> dentro de la arquitectura del proyecto de telemedicina, mostrando que </w:t>
+      </w:r>
+      <w:proofErr w:type="spellStart"/>
+      <w:r>
+        <w:t>ConsultaService</w:t>
+      </w:r>
+      <w:proofErr w:type="spellEnd"/>
+      <w:r>
+        <w:t xml:space="preserve"> está marcado con el estereotipo &lt;&lt;</w:t>
+      </w:r>
+      <w:proofErr w:type="spellStart"/>
+      <w:r>
+        <w:t>Singleton</w:t>
+      </w:r>
+      <w:proofErr w:type="spellEnd"/>
+      <w:r>
+        <w:t xml:space="preserve">&gt;&gt;, lo que indica que solo existe una instancia de esta clase durante todo el ciclo de vida de la aplicación. La relación de </w:t>
+      </w:r>
+      <w:r>
         <w:lastRenderedPageBreak/>
-        <w:t xml:space="preserve">El diagrama UML representa la aplicación del patrón Singleton dentro de la arquitectura del proyecto de telemedicina, mostrando que ConsultaService está marcado con el estereotipo &lt;&lt;Singleton&gt;&gt;, lo que indica que solo existe una instancia de esta clase durante todo el ciclo de vida de la aplicación. La relación de dependencia desde </w:t>
+        <w:t xml:space="preserve">dependencia desde </w:t>
       </w:r>
       <w:proofErr w:type="spellStart"/>
       <w:r>
@@ -3266,12 +3602,13 @@
           <w:bCs/>
         </w:rPr>
       </w:pPr>
-      <w:bookmarkStart w:id="6" w:name="_Toc226381559"/>
+      <w:bookmarkStart w:id="6" w:name="_Toc226399084"/>
       <w:r>
         <w:rPr>
           <w:b/>
           <w:bCs/>
         </w:rPr>
+        <w:lastRenderedPageBreak/>
         <w:t xml:space="preserve">PATRON </w:t>
       </w:r>
       <w:r>
@@ -3322,7 +3659,7 @@
         <w:ind w:firstLine="709"/>
         <w:jc w:val="both"/>
       </w:pPr>
-      <w:bookmarkStart w:id="7" w:name="_Toc226381560"/>
+      <w:bookmarkStart w:id="7" w:name="_Toc226399085"/>
       <w:r>
         <w:t>ANALISIS PARA LA APLICACIÓN</w:t>
       </w:r>
@@ -3486,7 +3823,7 @@
         <w:ind w:firstLine="709"/>
         <w:jc w:val="both"/>
       </w:pPr>
-      <w:bookmarkStart w:id="8" w:name="_Toc226381561"/>
+      <w:bookmarkStart w:id="8" w:name="_Toc226399086"/>
       <w:r>
         <w:lastRenderedPageBreak/>
         <w:t>APLICACIÓN DEL PATRON</w:t>
@@ -3503,7 +3840,15 @@
         </w:rPr>
       </w:pPr>
       <w:r>
-        <w:t xml:space="preserve">En este proyecto, el patrón Singleton se implementa mediante </w:t>
+        <w:t xml:space="preserve">En este proyecto, el patrón </w:t>
+      </w:r>
+      <w:proofErr w:type="spellStart"/>
+      <w:r>
+        <w:t>Singleton</w:t>
+      </w:r>
+      <w:proofErr w:type="spellEnd"/>
+      <w:r>
+        <w:t xml:space="preserve"> se implementa mediante </w:t>
       </w:r>
       <w:r>
         <w:t xml:space="preserve">el método </w:t>
@@ -3699,7 +4044,7 @@
         <w:ind w:firstLine="709"/>
         <w:jc w:val="both"/>
       </w:pPr>
-      <w:bookmarkStart w:id="9" w:name="_Toc226381562"/>
+      <w:bookmarkStart w:id="9" w:name="_Toc226399087"/>
       <w:r>
         <w:lastRenderedPageBreak/>
         <w:t>IMPACTO DEL PATRON EN EL PROYECTO</w:t>
@@ -3815,7 +4160,7 @@
         <w:ind w:firstLine="709"/>
         <w:jc w:val="both"/>
       </w:pPr>
-      <w:bookmarkStart w:id="10" w:name="_Toc226381563"/>
+      <w:bookmarkStart w:id="10" w:name="_Toc226399088"/>
       <w:r>
         <w:t>DIAGRAMA UML</w:t>
       </w:r>
@@ -3887,7 +4232,15 @@
       </w:r>
       <w:proofErr w:type="spellEnd"/>
       <w:r>
-        <w:t xml:space="preserve"> dentro del proyecto. La flecha desde ConsultaService hacia Consulta indica que el servicio es el responsable de instanciar y configurar el objeto, encapsulando su proceso de construcción.</w:t>
+        <w:t xml:space="preserve"> dentro del proyecto. La flecha desde </w:t>
+      </w:r>
+      <w:proofErr w:type="spellStart"/>
+      <w:r>
+        <w:t>ConsultaService</w:t>
+      </w:r>
+      <w:proofErr w:type="spellEnd"/>
+      <w:r>
+        <w:t xml:space="preserve"> hacia Consulta indica que el servicio es el responsable de instanciar y configurar el objeto, encapsulando su proceso de construcción.</w:t>
       </w:r>
     </w:p>
     <w:p>
@@ -4017,7 +4370,7 @@
           <w:bCs/>
         </w:rPr>
       </w:pPr>
-      <w:bookmarkStart w:id="11" w:name="_Toc226381564"/>
+      <w:bookmarkStart w:id="11" w:name="_Toc226399089"/>
       <w:r>
         <w:rPr>
           <w:b/>
@@ -4074,7 +4427,7 @@
         <w:ind w:firstLine="709"/>
         <w:jc w:val="both"/>
       </w:pPr>
-      <w:bookmarkStart w:id="12" w:name="_Toc226381565"/>
+      <w:bookmarkStart w:id="12" w:name="_Toc226399090"/>
       <w:r>
         <w:t>ANALISIS PARA LA APLICACIÓN</w:t>
       </w:r>
@@ -4278,7 +4631,7 @@
         <w:ind w:firstLine="709"/>
         <w:jc w:val="both"/>
       </w:pPr>
-      <w:bookmarkStart w:id="13" w:name="_Toc226381566"/>
+      <w:bookmarkStart w:id="13" w:name="_Toc226399091"/>
       <w:r>
         <w:lastRenderedPageBreak/>
         <w:t>APLICACIÓN DEL PATRON</w:t>
@@ -4569,7 +4922,7 @@
         <w:ind w:firstLine="709"/>
         <w:jc w:val="both"/>
       </w:pPr>
-      <w:bookmarkStart w:id="14" w:name="_Toc226381567"/>
+      <w:bookmarkStart w:id="14" w:name="_Toc226399092"/>
       <w:r>
         <w:t>IMPACTO DEL PATRON EN EL PROYECTO</w:t>
       </w:r>
@@ -4725,7 +5078,7 @@
         <w:ind w:firstLine="709"/>
         <w:jc w:val="both"/>
       </w:pPr>
-      <w:bookmarkStart w:id="15" w:name="_Toc226381568"/>
+      <w:bookmarkStart w:id="15" w:name="_Toc226399093"/>
       <w:r>
         <w:lastRenderedPageBreak/>
         <w:t>DIAGRAMA UML</w:t>
@@ -4996,7 +5349,7 @@
         </w:rPr>
       </w:pPr>
       <w:bookmarkStart w:id="16" w:name="_Toc224381838"/>
-      <w:bookmarkStart w:id="17" w:name="_Toc226381569"/>
+      <w:bookmarkStart w:id="17" w:name="_Toc226399094"/>
       <w:r>
         <w:rPr>
           <w:b/>
@@ -5031,7 +5384,7 @@
         <w:jc w:val="both"/>
       </w:pPr>
       <w:bookmarkStart w:id="18" w:name="_Toc224381839"/>
-      <w:bookmarkStart w:id="19" w:name="_Toc226381570"/>
+      <w:bookmarkStart w:id="19" w:name="_Toc226399095"/>
       <w:r>
         <w:t>IMPLEMENTACION EN EL CODIGO</w:t>
       </w:r>
@@ -5434,7 +5787,7 @@
         <w:jc w:val="both"/>
       </w:pPr>
       <w:bookmarkStart w:id="20" w:name="_Toc224381840"/>
-      <w:bookmarkStart w:id="21" w:name="_Toc226381571"/>
+      <w:bookmarkStart w:id="21" w:name="_Toc226399096"/>
       <w:r>
         <w:lastRenderedPageBreak/>
         <w:t>PRUEBAS DE FUNCIONALIDAD</w:t>
@@ -5685,7 +6038,7 @@
         <w:jc w:val="both"/>
       </w:pPr>
       <w:bookmarkStart w:id="22" w:name="_Toc224381841"/>
-      <w:bookmarkStart w:id="23" w:name="_Toc226381572"/>
+      <w:bookmarkStart w:id="23" w:name="_Toc226399097"/>
       <w:r>
         <w:t>DIAGRAMA UML</w:t>
       </w:r>
@@ -5872,7 +6225,7 @@
           <w:bCs/>
         </w:rPr>
       </w:pPr>
-      <w:bookmarkStart w:id="24" w:name="_Toc226381573"/>
+      <w:bookmarkStart w:id="24" w:name="_Toc226399098"/>
       <w:r>
         <w:rPr>
           <w:b/>
@@ -5922,7 +6275,7 @@
         <w:ind w:left="0" w:firstLine="709"/>
         <w:jc w:val="both"/>
       </w:pPr>
-      <w:bookmarkStart w:id="25" w:name="_Toc226381574"/>
+      <w:bookmarkStart w:id="25" w:name="_Toc226399099"/>
       <w:r>
         <w:t>IMPLEMENTACION EN EL CODIGO</w:t>
       </w:r>
@@ -6274,7 +6627,7 @@
         <w:ind w:left="0" w:firstLine="709"/>
         <w:jc w:val="both"/>
       </w:pPr>
-      <w:bookmarkStart w:id="26" w:name="_Toc226381575"/>
+      <w:bookmarkStart w:id="26" w:name="_Toc226399100"/>
       <w:r>
         <w:lastRenderedPageBreak/>
         <w:t>DIAGRAMA UML</w:t>
@@ -6432,6 +6785,7 @@
           <w:bCs/>
         </w:rPr>
       </w:pPr>
+      <w:bookmarkStart w:id="27" w:name="_Toc226399101"/>
       <w:r>
         <w:rPr>
           <w:b/>
@@ -6447,6 +6801,7 @@
         </w:rPr>
         <w:t xml:space="preserve"> ADAPTER</w:t>
       </w:r>
+      <w:bookmarkEnd w:id="27"/>
     </w:p>
     <w:p>
       <w:pPr>
@@ -6476,9 +6831,11 @@
         <w:spacing w:line="360" w:lineRule="auto"/>
         <w:jc w:val="both"/>
       </w:pPr>
+      <w:bookmarkStart w:id="28" w:name="_Toc226399102"/>
       <w:r>
         <w:t>IMPLEMENTACION EN EL CODIGO</w:t>
       </w:r>
+      <w:bookmarkEnd w:id="28"/>
     </w:p>
     <w:p>
       <w:pPr>
@@ -6547,14 +6904,7 @@
           <w:b/>
           <w:bCs/>
         </w:rPr>
-        <w:t>UsurarioAdapter</w:t>
-      </w:r>
-      <w:r>
-        <w:rPr>
-          <w:b/>
-          <w:bCs/>
-        </w:rPr>
-        <w:t>.java</w:t>
+        <w:t>UsurarioAdapter.java</w:t>
       </w:r>
     </w:p>
     <w:p>
@@ -6563,6 +6913,9 @@
         <w:jc w:val="center"/>
       </w:pPr>
       <w:r>
+        <w:rPr>
+          <w:noProof/>
+        </w:rPr>
         <w:drawing>
           <wp:inline distT="0" distB="0" distL="0" distR="0" wp14:anchorId="673AE04F" wp14:editId="58BC20A6">
             <wp:extent cx="4160881" cy="1386960"/>
@@ -6656,28 +7009,22 @@
           <w:bCs/>
         </w:rPr>
         <w:lastRenderedPageBreak/>
-        <w:t>UsuarioExternoAdapter</w:t>
-      </w:r>
-      <w:r>
+        <w:t>UsuarioExternoAdapter.java</w:t>
+      </w:r>
+    </w:p>
+    <w:p>
+      <w:pPr>
+        <w:jc w:val="center"/>
         <w:rPr>
           <w:b/>
           <w:bCs/>
         </w:rPr>
-        <w:t>.java</w:t>
-      </w:r>
-    </w:p>
-    <w:p>
-      <w:pPr>
-        <w:jc w:val="center"/>
+      </w:pPr>
+      <w:r>
         <w:rPr>
           <w:b/>
           <w:bCs/>
-        </w:rPr>
-      </w:pPr>
-      <w:r>
-        <w:rPr>
-          <w:b/>
-          <w:bCs/>
+          <w:noProof/>
         </w:rPr>
         <w:drawing>
           <wp:inline distT="0" distB="0" distL="0" distR="0" wp14:anchorId="4D93B809" wp14:editId="0ED4FB0A">
@@ -6738,28 +7085,22 @@
           <w:b/>
           <w:bCs/>
         </w:rPr>
-        <w:t>Usuario</w:t>
-      </w:r>
-      <w:r>
+        <w:t>UsuarioController.java</w:t>
+      </w:r>
+    </w:p>
+    <w:p>
+      <w:pPr>
+        <w:jc w:val="center"/>
         <w:rPr>
           <w:b/>
           <w:bCs/>
         </w:rPr>
-        <w:t>Controller.java</w:t>
-      </w:r>
-    </w:p>
-    <w:p>
-      <w:pPr>
-        <w:jc w:val="center"/>
+      </w:pPr>
+      <w:r>
         <w:rPr>
           <w:b/>
           <w:bCs/>
-        </w:rPr>
-      </w:pPr>
-      <w:r>
-        <w:rPr>
-          <w:b/>
-          <w:bCs/>
+          <w:noProof/>
         </w:rPr>
         <w:drawing>
           <wp:inline distT="0" distB="0" distL="0" distR="0" wp14:anchorId="3B11B973" wp14:editId="24862185">
@@ -6811,28 +7152,22 @@
           <w:b/>
           <w:bCs/>
         </w:rPr>
-        <w:t>UsurarioExterno</w:t>
-      </w:r>
-      <w:r>
+        <w:t>UsurarioExterno.java</w:t>
+      </w:r>
+    </w:p>
+    <w:p>
+      <w:pPr>
+        <w:jc w:val="center"/>
         <w:rPr>
           <w:b/>
           <w:bCs/>
         </w:rPr>
-        <w:t>.java</w:t>
-      </w:r>
-    </w:p>
-    <w:p>
-      <w:pPr>
-        <w:jc w:val="center"/>
+      </w:pPr>
+      <w:r>
         <w:rPr>
           <w:b/>
           <w:bCs/>
-        </w:rPr>
-      </w:pPr>
-      <w:r>
-        <w:rPr>
-          <w:b/>
-          <w:bCs/>
+          <w:noProof/>
         </w:rPr>
         <w:drawing>
           <wp:inline distT="0" distB="0" distL="0" distR="0" wp14:anchorId="17DFE12B" wp14:editId="4CAA8D2B">
@@ -6894,35 +7229,22 @@
           <w:bCs/>
         </w:rPr>
         <w:lastRenderedPageBreak/>
-        <w:t>Usurario</w:t>
-      </w:r>
-      <w:r>
+        <w:t>UsurarioService.java</w:t>
+      </w:r>
+    </w:p>
+    <w:p>
+      <w:pPr>
+        <w:jc w:val="center"/>
         <w:rPr>
           <w:b/>
           <w:bCs/>
         </w:rPr>
-        <w:t>Service</w:t>
-      </w:r>
+      </w:pPr>
       <w:r>
         <w:rPr>
           <w:b/>
           <w:bCs/>
-        </w:rPr>
-        <w:t>.java</w:t>
-      </w:r>
-    </w:p>
-    <w:p>
-      <w:pPr>
-        <w:jc w:val="center"/>
-        <w:rPr>
-          <w:b/>
-          <w:bCs/>
-        </w:rPr>
-      </w:pPr>
-      <w:r>
-        <w:rPr>
-          <w:b/>
-          <w:bCs/>
+          <w:noProof/>
         </w:rPr>
         <w:drawing>
           <wp:inline distT="0" distB="0" distL="0" distR="0" wp14:anchorId="4E1543B9" wp14:editId="2B4E08A4">
@@ -7200,9 +7522,11 @@
         <w:ind w:left="0" w:firstLine="709"/>
         <w:jc w:val="both"/>
       </w:pPr>
+      <w:bookmarkStart w:id="29" w:name="_Toc226399103"/>
       <w:r>
         <w:t>DIAGRAMA UML</w:t>
       </w:r>
+      <w:bookmarkEnd w:id="29"/>
     </w:p>
     <w:p>
       <w:pPr>
@@ -7211,6 +7535,9 @@
         <w:jc w:val="center"/>
       </w:pPr>
       <w:r>
+        <w:rPr>
+          <w:noProof/>
+        </w:rPr>
         <w:drawing>
           <wp:inline distT="0" distB="0" distL="0" distR="0" wp14:anchorId="5720EEE0" wp14:editId="2578F333">
             <wp:extent cx="4320914" cy="3063505"/>
@@ -7352,6 +7679,1013 @@
     </w:p>
     <w:p/>
     <w:p/>
+    <w:p/>
+    <w:p/>
+    <w:p/>
+    <w:p/>
+    <w:p/>
+    <w:p/>
+    <w:p/>
+    <w:p/>
+    <w:p/>
+    <w:p/>
+    <w:p/>
+    <w:p/>
+    <w:p/>
+    <w:p/>
+    <w:p/>
+    <w:p/>
+    <w:p/>
+    <w:p/>
+    <w:p/>
+    <w:p/>
+    <w:p/>
+    <w:p>
+      <w:pPr>
+        <w:pStyle w:val="Ttulo1"/>
+        <w:numPr>
+          <w:ilvl w:val="0"/>
+          <w:numId w:val="8"/>
+        </w:numPr>
+        <w:tabs>
+          <w:tab w:val="num" w:pos="360"/>
+          <w:tab w:val="num" w:pos="720"/>
+        </w:tabs>
+        <w:spacing w:line="360" w:lineRule="auto"/>
+        <w:ind w:left="720" w:firstLine="709"/>
+        <w:jc w:val="both"/>
+        <w:rPr>
+          <w:b/>
+          <w:bCs/>
+        </w:rPr>
+      </w:pPr>
+      <w:r>
+        <w:rPr>
+          <w:b/>
+          <w:bCs/>
+        </w:rPr>
+        <w:lastRenderedPageBreak/>
+        <w:t>PATRON</w:t>
+      </w:r>
+      <w:r>
+        <w:rPr>
+          <w:b/>
+          <w:bCs/>
+        </w:rPr>
+        <w:t xml:space="preserve"> </w:t>
+      </w:r>
+      <w:r>
+        <w:rPr>
+          <w:b/>
+          <w:bCs/>
+        </w:rPr>
+        <w:t>BRIDGE</w:t>
+      </w:r>
+    </w:p>
+    <w:p>
+      <w:pPr>
+        <w:spacing w:line="360" w:lineRule="auto"/>
+        <w:ind w:firstLine="709"/>
+        <w:jc w:val="both"/>
+      </w:pPr>
+      <w:r>
+        <w:t>El patrón Bridge tiene como objetivo separar una abstracción de su implementación, permitiendo que ambas puedan evolucionar de manera independiente sin generar acoplamientos innecesarios dentro del sistema</w:t>
+      </w:r>
+      <w:r>
+        <w:t>.</w:t>
+      </w:r>
+    </w:p>
+    <w:p>
+      <w:pPr>
+        <w:pStyle w:val="Ttulo2"/>
+        <w:numPr>
+          <w:ilvl w:val="1"/>
+          <w:numId w:val="8"/>
+        </w:numPr>
+        <w:spacing w:line="360" w:lineRule="auto"/>
+        <w:jc w:val="both"/>
+      </w:pPr>
+      <w:r>
+        <w:t>IMPLEMENTACION EN EL CODIGO</w:t>
+      </w:r>
+    </w:p>
+    <w:p>
+      <w:pPr>
+        <w:spacing w:line="360" w:lineRule="auto"/>
+        <w:ind w:firstLine="709"/>
+        <w:jc w:val="both"/>
+      </w:pPr>
+      <w:r>
+        <w:t>En el sistema de telemedicina, una consulta médica puede ejecutarse de diferentes formas, como de manera virtual o presencial. Estas variaciones representan comportamientos distintos que no deben estar directamente ligados a la estructura principal de la entidad Consulta, ya que esto generaría múltiples combinaciones de clases y aumentaría la complejidad del sistema.</w:t>
+      </w:r>
+    </w:p>
+    <w:p>
+      <w:pPr>
+        <w:spacing w:line="360" w:lineRule="auto"/>
+        <w:ind w:firstLine="709"/>
+        <w:jc w:val="both"/>
+      </w:pPr>
+      <w:r>
+        <w:t>Por esta razón, se implementa el patrón Bridge, con el fin de desacoplar la lógica de la consulta de su forma de ejecución. De esta manera, se permite agregar nuevos tipos de consulta en el futuro sin necesidad de modificar la clase principal, manteniendo una arquitectura flexible, escalable y fácil de mantener.</w:t>
+      </w:r>
+    </w:p>
+    <w:p>
+      <w:pPr>
+        <w:jc w:val="center"/>
+        <w:rPr>
+          <w:b/>
+          <w:bCs/>
+        </w:rPr>
+      </w:pPr>
+      <w:r>
+        <w:rPr>
+          <w:b/>
+          <w:bCs/>
+        </w:rPr>
+        <w:t>ConsultaService</w:t>
+      </w:r>
+      <w:r>
+        <w:rPr>
+          <w:b/>
+          <w:bCs/>
+        </w:rPr>
+        <w:t>.java</w:t>
+      </w:r>
+    </w:p>
+    <w:p>
+      <w:pPr>
+        <w:spacing w:line="360" w:lineRule="auto"/>
+        <w:jc w:val="center"/>
+      </w:pPr>
+      <w:r>
+        <w:drawing>
+          <wp:inline distT="0" distB="0" distL="0" distR="0" wp14:anchorId="2C0DEA4E" wp14:editId="7140FB21">
+            <wp:extent cx="5612130" cy="2613660"/>
+            <wp:effectExtent l="0" t="0" r="7620" b="0"/>
+            <wp:docPr id="15" name="Imagen 15"/>
+            <wp:cNvGraphicFramePr>
+              <a:graphicFrameLocks xmlns:a="http://schemas.openxmlformats.org/drawingml/2006/main" noChangeAspect="1"/>
+            </wp:cNvGraphicFramePr>
+            <a:graphic xmlns:a="http://schemas.openxmlformats.org/drawingml/2006/main">
+              <a:graphicData uri="http://schemas.openxmlformats.org/drawingml/2006/picture">
+                <pic:pic xmlns:pic="http://schemas.openxmlformats.org/drawingml/2006/picture">
+                  <pic:nvPicPr>
+                    <pic:cNvPr id="1" name=""/>
+                    <pic:cNvPicPr/>
+                  </pic:nvPicPr>
+                  <pic:blipFill>
+                    <a:blip r:embed="rId32"/>
+                    <a:stretch>
+                      <a:fillRect/>
+                    </a:stretch>
+                  </pic:blipFill>
+                  <pic:spPr>
+                    <a:xfrm>
+                      <a:off x="0" y="0"/>
+                      <a:ext cx="5612130" cy="2613660"/>
+                    </a:xfrm>
+                    <a:prstGeom prst="rect">
+                      <a:avLst/>
+                    </a:prstGeom>
+                  </pic:spPr>
+                </pic:pic>
+              </a:graphicData>
+            </a:graphic>
+          </wp:inline>
+        </w:drawing>
+      </w:r>
+    </w:p>
+    <w:p>
+      <w:pPr>
+        <w:spacing w:line="360" w:lineRule="auto"/>
+        <w:jc w:val="center"/>
+      </w:pPr>
+    </w:p>
+    <w:p>
+      <w:pPr>
+        <w:spacing w:line="360" w:lineRule="auto"/>
+        <w:jc w:val="center"/>
+      </w:pPr>
+    </w:p>
+    <w:p>
+      <w:pPr>
+        <w:spacing w:line="360" w:lineRule="auto"/>
+        <w:jc w:val="center"/>
+      </w:pPr>
+    </w:p>
+    <w:p>
+      <w:pPr>
+        <w:jc w:val="center"/>
+        <w:rPr>
+          <w:b/>
+          <w:bCs/>
+        </w:rPr>
+      </w:pPr>
+      <w:r>
+        <w:rPr>
+          <w:b/>
+          <w:bCs/>
+        </w:rPr>
+        <w:lastRenderedPageBreak/>
+        <w:t>Consulta.java</w:t>
+      </w:r>
+    </w:p>
+    <w:p>
+      <w:pPr>
+        <w:jc w:val="center"/>
+        <w:rPr>
+          <w:b/>
+          <w:bCs/>
+        </w:rPr>
+      </w:pPr>
+      <w:r>
+        <w:rPr>
+          <w:b/>
+          <w:bCs/>
+        </w:rPr>
+        <w:drawing>
+          <wp:inline distT="0" distB="0" distL="0" distR="0" wp14:anchorId="7BBFD00F" wp14:editId="089DC671">
+            <wp:extent cx="4282811" cy="2209992"/>
+            <wp:effectExtent l="0" t="0" r="3810" b="0"/>
+            <wp:docPr id="16" name="Imagen 16"/>
+            <wp:cNvGraphicFramePr>
+              <a:graphicFrameLocks xmlns:a="http://schemas.openxmlformats.org/drawingml/2006/main" noChangeAspect="1"/>
+            </wp:cNvGraphicFramePr>
+            <a:graphic xmlns:a="http://schemas.openxmlformats.org/drawingml/2006/main">
+              <a:graphicData uri="http://schemas.openxmlformats.org/drawingml/2006/picture">
+                <pic:pic xmlns:pic="http://schemas.openxmlformats.org/drawingml/2006/picture">
+                  <pic:nvPicPr>
+                    <pic:cNvPr id="1" name=""/>
+                    <pic:cNvPicPr/>
+                  </pic:nvPicPr>
+                  <pic:blipFill>
+                    <a:blip r:embed="rId33"/>
+                    <a:stretch>
+                      <a:fillRect/>
+                    </a:stretch>
+                  </pic:blipFill>
+                  <pic:spPr>
+                    <a:xfrm>
+                      <a:off x="0" y="0"/>
+                      <a:ext cx="4282811" cy="2209992"/>
+                    </a:xfrm>
+                    <a:prstGeom prst="rect">
+                      <a:avLst/>
+                    </a:prstGeom>
+                  </pic:spPr>
+                </pic:pic>
+              </a:graphicData>
+            </a:graphic>
+          </wp:inline>
+        </w:drawing>
+      </w:r>
+    </w:p>
+    <w:p>
+      <w:pPr>
+        <w:jc w:val="center"/>
+        <w:rPr>
+          <w:b/>
+          <w:bCs/>
+        </w:rPr>
+      </w:pPr>
+    </w:p>
+    <w:p>
+      <w:pPr>
+        <w:jc w:val="center"/>
+        <w:rPr>
+          <w:b/>
+          <w:bCs/>
+        </w:rPr>
+      </w:pPr>
+      <w:r>
+        <w:rPr>
+          <w:b/>
+          <w:bCs/>
+        </w:rPr>
+        <w:t>Tipo</w:t>
+      </w:r>
+      <w:r>
+        <w:rPr>
+          <w:b/>
+          <w:bCs/>
+        </w:rPr>
+        <w:t>Consulta</w:t>
+      </w:r>
+      <w:r>
+        <w:rPr>
+          <w:b/>
+          <w:bCs/>
+        </w:rPr>
+        <w:t>Implementor</w:t>
+      </w:r>
+      <w:r>
+        <w:rPr>
+          <w:b/>
+          <w:bCs/>
+        </w:rPr>
+        <w:t>.java</w:t>
+      </w:r>
+    </w:p>
+    <w:p>
+      <w:pPr>
+        <w:jc w:val="center"/>
+        <w:rPr>
+          <w:b/>
+          <w:bCs/>
+        </w:rPr>
+      </w:pPr>
+      <w:r>
+        <w:rPr>
+          <w:b/>
+          <w:bCs/>
+        </w:rPr>
+        <w:drawing>
+          <wp:inline distT="0" distB="0" distL="0" distR="0" wp14:anchorId="6A9B57F5" wp14:editId="648A344F">
+            <wp:extent cx="4198984" cy="1074513"/>
+            <wp:effectExtent l="0" t="0" r="0" b="0"/>
+            <wp:docPr id="32" name="Imagen 32"/>
+            <wp:cNvGraphicFramePr>
+              <a:graphicFrameLocks xmlns:a="http://schemas.openxmlformats.org/drawingml/2006/main" noChangeAspect="1"/>
+            </wp:cNvGraphicFramePr>
+            <a:graphic xmlns:a="http://schemas.openxmlformats.org/drawingml/2006/main">
+              <a:graphicData uri="http://schemas.openxmlformats.org/drawingml/2006/picture">
+                <pic:pic xmlns:pic="http://schemas.openxmlformats.org/drawingml/2006/picture">
+                  <pic:nvPicPr>
+                    <pic:cNvPr id="1" name=""/>
+                    <pic:cNvPicPr/>
+                  </pic:nvPicPr>
+                  <pic:blipFill>
+                    <a:blip r:embed="rId34"/>
+                    <a:stretch>
+                      <a:fillRect/>
+                    </a:stretch>
+                  </pic:blipFill>
+                  <pic:spPr>
+                    <a:xfrm>
+                      <a:off x="0" y="0"/>
+                      <a:ext cx="4198984" cy="1074513"/>
+                    </a:xfrm>
+                    <a:prstGeom prst="rect">
+                      <a:avLst/>
+                    </a:prstGeom>
+                  </pic:spPr>
+                </pic:pic>
+              </a:graphicData>
+            </a:graphic>
+          </wp:inline>
+        </w:drawing>
+      </w:r>
+    </w:p>
+    <w:p>
+      <w:pPr>
+        <w:jc w:val="center"/>
+        <w:rPr>
+          <w:b/>
+          <w:bCs/>
+        </w:rPr>
+      </w:pPr>
+    </w:p>
+    <w:p>
+      <w:pPr>
+        <w:jc w:val="center"/>
+        <w:rPr>
+          <w:b/>
+          <w:bCs/>
+        </w:rPr>
+      </w:pPr>
+      <w:r>
+        <w:rPr>
+          <w:b/>
+          <w:bCs/>
+        </w:rPr>
+        <w:t>Consulta</w:t>
+      </w:r>
+      <w:r>
+        <w:rPr>
+          <w:b/>
+          <w:bCs/>
+        </w:rPr>
+        <w:t>Virtual</w:t>
+      </w:r>
+      <w:r>
+        <w:rPr>
+          <w:b/>
+          <w:bCs/>
+        </w:rPr>
+        <w:t>.java</w:t>
+      </w:r>
+    </w:p>
+    <w:p>
+      <w:pPr>
+        <w:jc w:val="center"/>
+        <w:rPr>
+          <w:b/>
+          <w:bCs/>
+        </w:rPr>
+      </w:pPr>
+      <w:r>
+        <w:rPr>
+          <w:b/>
+          <w:bCs/>
+        </w:rPr>
+        <w:drawing>
+          <wp:inline distT="0" distB="0" distL="0" distR="0" wp14:anchorId="1EDD0D10" wp14:editId="0866939F">
+            <wp:extent cx="5612130" cy="1638935"/>
+            <wp:effectExtent l="0" t="0" r="7620" b="0"/>
+            <wp:docPr id="33" name="Imagen 33"/>
+            <wp:cNvGraphicFramePr>
+              <a:graphicFrameLocks xmlns:a="http://schemas.openxmlformats.org/drawingml/2006/main" noChangeAspect="1"/>
+            </wp:cNvGraphicFramePr>
+            <a:graphic xmlns:a="http://schemas.openxmlformats.org/drawingml/2006/main">
+              <a:graphicData uri="http://schemas.openxmlformats.org/drawingml/2006/picture">
+                <pic:pic xmlns:pic="http://schemas.openxmlformats.org/drawingml/2006/picture">
+                  <pic:nvPicPr>
+                    <pic:cNvPr id="1" name=""/>
+                    <pic:cNvPicPr/>
+                  </pic:nvPicPr>
+                  <pic:blipFill>
+                    <a:blip r:embed="rId35"/>
+                    <a:stretch>
+                      <a:fillRect/>
+                    </a:stretch>
+                  </pic:blipFill>
+                  <pic:spPr>
+                    <a:xfrm>
+                      <a:off x="0" y="0"/>
+                      <a:ext cx="5612130" cy="1638935"/>
+                    </a:xfrm>
+                    <a:prstGeom prst="rect">
+                      <a:avLst/>
+                    </a:prstGeom>
+                  </pic:spPr>
+                </pic:pic>
+              </a:graphicData>
+            </a:graphic>
+          </wp:inline>
+        </w:drawing>
+      </w:r>
+    </w:p>
+    <w:p>
+      <w:pPr>
+        <w:jc w:val="center"/>
+        <w:rPr>
+          <w:b/>
+          <w:bCs/>
+        </w:rPr>
+      </w:pPr>
+    </w:p>
+    <w:p>
+      <w:pPr>
+        <w:jc w:val="center"/>
+        <w:rPr>
+          <w:b/>
+          <w:bCs/>
+        </w:rPr>
+      </w:pPr>
+    </w:p>
+    <w:p>
+      <w:pPr>
+        <w:jc w:val="center"/>
+        <w:rPr>
+          <w:b/>
+          <w:bCs/>
+        </w:rPr>
+      </w:pPr>
+    </w:p>
+    <w:p>
+      <w:pPr>
+        <w:jc w:val="center"/>
+        <w:rPr>
+          <w:b/>
+          <w:bCs/>
+        </w:rPr>
+      </w:pPr>
+    </w:p>
+    <w:p>
+      <w:pPr>
+        <w:jc w:val="center"/>
+        <w:rPr>
+          <w:b/>
+          <w:bCs/>
+        </w:rPr>
+      </w:pPr>
+    </w:p>
+    <w:p>
+      <w:pPr>
+        <w:jc w:val="center"/>
+        <w:rPr>
+          <w:b/>
+          <w:bCs/>
+        </w:rPr>
+      </w:pPr>
+      <w:r>
+        <w:rPr>
+          <w:b/>
+          <w:bCs/>
+        </w:rPr>
+        <w:lastRenderedPageBreak/>
+        <w:t>Consulta</w:t>
+      </w:r>
+      <w:r>
+        <w:rPr>
+          <w:b/>
+          <w:bCs/>
+        </w:rPr>
+        <w:t>Presencial</w:t>
+      </w:r>
+      <w:r>
+        <w:rPr>
+          <w:b/>
+          <w:bCs/>
+        </w:rPr>
+        <w:t>.java</w:t>
+      </w:r>
+    </w:p>
+    <w:p>
+      <w:pPr>
+        <w:spacing w:line="360" w:lineRule="auto"/>
+        <w:jc w:val="center"/>
+      </w:pPr>
+      <w:r>
+        <w:drawing>
+          <wp:inline distT="0" distB="0" distL="0" distR="0" wp14:anchorId="5CF9BCFA" wp14:editId="73D39AEF">
+            <wp:extent cx="5349704" cy="1752752"/>
+            <wp:effectExtent l="0" t="0" r="3810" b="0"/>
+            <wp:docPr id="35" name="Imagen 35"/>
+            <wp:cNvGraphicFramePr>
+              <a:graphicFrameLocks xmlns:a="http://schemas.openxmlformats.org/drawingml/2006/main" noChangeAspect="1"/>
+            </wp:cNvGraphicFramePr>
+            <a:graphic xmlns:a="http://schemas.openxmlformats.org/drawingml/2006/main">
+              <a:graphicData uri="http://schemas.openxmlformats.org/drawingml/2006/picture">
+                <pic:pic xmlns:pic="http://schemas.openxmlformats.org/drawingml/2006/picture">
+                  <pic:nvPicPr>
+                    <pic:cNvPr id="1" name=""/>
+                    <pic:cNvPicPr/>
+                  </pic:nvPicPr>
+                  <pic:blipFill>
+                    <a:blip r:embed="rId36"/>
+                    <a:stretch>
+                      <a:fillRect/>
+                    </a:stretch>
+                  </pic:blipFill>
+                  <pic:spPr>
+                    <a:xfrm>
+                      <a:off x="0" y="0"/>
+                      <a:ext cx="5349704" cy="1752752"/>
+                    </a:xfrm>
+                    <a:prstGeom prst="rect">
+                      <a:avLst/>
+                    </a:prstGeom>
+                  </pic:spPr>
+                </pic:pic>
+              </a:graphicData>
+            </a:graphic>
+          </wp:inline>
+        </w:drawing>
+      </w:r>
+    </w:p>
+    <w:p>
+      <w:pPr>
+        <w:spacing w:line="360" w:lineRule="auto"/>
+        <w:ind w:firstLine="709"/>
+        <w:jc w:val="both"/>
+      </w:pPr>
+      <w:r>
+        <w:t xml:space="preserve">La implementación del patrón Bridge en el proyecto requirió la creación y modificación de varios archivos con el fin de separar la lógica de la consulta médica de su forma de ejecución. En primer lugar, se creó la interfaz </w:t>
+      </w:r>
+      <w:proofErr w:type="spellStart"/>
+      <w:r>
+        <w:t>TipoConsultaImplementor</w:t>
+      </w:r>
+      <w:proofErr w:type="spellEnd"/>
+      <w:r>
+        <w:t xml:space="preserve"> dentro del paquete bridge, la cual define el método </w:t>
+      </w:r>
+      <w:proofErr w:type="spellStart"/>
+      <w:proofErr w:type="gramStart"/>
+      <w:r>
+        <w:t>ejecutarTipoConsulta</w:t>
+      </w:r>
+      <w:proofErr w:type="spellEnd"/>
+      <w:r>
+        <w:t>(</w:t>
+      </w:r>
+      <w:proofErr w:type="gramEnd"/>
+      <w:r>
+        <w:t>). Esta interfaz actúa como el contrato que deben cumplir todas las implementaciones del comportamiento de la consulta, permitiendo que puedan existir diferentes formas de ejecución sin afectar la estructura principal del sistema.</w:t>
+      </w:r>
+    </w:p>
+    <w:p>
+      <w:pPr>
+        <w:spacing w:line="360" w:lineRule="auto"/>
+        <w:ind w:firstLine="709"/>
+        <w:jc w:val="both"/>
+      </w:pPr>
+      <w:r>
+        <w:t xml:space="preserve">Posteriormente, se crearon las clases </w:t>
+      </w:r>
+      <w:proofErr w:type="spellStart"/>
+      <w:r>
+        <w:t>ConsultaVirtual</w:t>
+      </w:r>
+      <w:proofErr w:type="spellEnd"/>
+      <w:r>
+        <w:t xml:space="preserve"> y </w:t>
+      </w:r>
+      <w:proofErr w:type="spellStart"/>
+      <w:r>
+        <w:t>ConsultaPresencial</w:t>
+      </w:r>
+      <w:proofErr w:type="spellEnd"/>
+      <w:r>
+        <w:t xml:space="preserve">, también ubicadas en el paquete bridge, las cuales implementan la interfaz </w:t>
+      </w:r>
+      <w:proofErr w:type="spellStart"/>
+      <w:r>
+        <w:t>TipoConsultaImplementor</w:t>
+      </w:r>
+      <w:proofErr w:type="spellEnd"/>
+      <w:r>
+        <w:t xml:space="preserve">. Estas clases representan las implementaciones concretas del patrón, definiendo el comportamiento específico para cada tipo de consulta. Por ejemplo, </w:t>
+      </w:r>
+      <w:proofErr w:type="spellStart"/>
+      <w:r>
+        <w:t>ConsultaVirtual</w:t>
+      </w:r>
+      <w:proofErr w:type="spellEnd"/>
+      <w:r>
+        <w:t xml:space="preserve"> simula la ejecución de una consulta mediante videollamada, mientras que </w:t>
+      </w:r>
+      <w:proofErr w:type="spellStart"/>
+      <w:r>
+        <w:t>ConsultaPresencial</w:t>
+      </w:r>
+      <w:proofErr w:type="spellEnd"/>
+      <w:r>
+        <w:t xml:space="preserve"> representa una atención física tradicional. De esta manera, se encapsulan las variaciones del comportamiento en clases independientes.</w:t>
+      </w:r>
+    </w:p>
+    <w:p>
+      <w:pPr>
+        <w:spacing w:line="360" w:lineRule="auto"/>
+        <w:ind w:firstLine="709"/>
+        <w:jc w:val="both"/>
+      </w:pPr>
+      <w:r>
+        <w:t xml:space="preserve">Adicionalmente, fue necesario modificar la clase Consulta en el paquete </w:t>
+      </w:r>
+      <w:proofErr w:type="spellStart"/>
+      <w:r>
+        <w:t>model</w:t>
+      </w:r>
+      <w:proofErr w:type="spellEnd"/>
+      <w:r>
+        <w:t xml:space="preserve">, incorporando un atributo de tipo </w:t>
+      </w:r>
+      <w:proofErr w:type="spellStart"/>
+      <w:r>
+        <w:t>TipoConsultaImplementor</w:t>
+      </w:r>
+      <w:proofErr w:type="spellEnd"/>
+      <w:r>
+        <w:t xml:space="preserve">. Este atributo fue anotado con @Transient y @JsonIgnore, con el fin de evitar su persistencia en la base de datos y su serialización en las respuestas JSON, ya que representa comportamiento y no estado del sistema. También se añadió el método </w:t>
+      </w:r>
+      <w:proofErr w:type="spellStart"/>
+      <w:proofErr w:type="gramStart"/>
+      <w:r>
+        <w:lastRenderedPageBreak/>
+        <w:t>ejecutarConsulta</w:t>
+      </w:r>
+      <w:proofErr w:type="spellEnd"/>
+      <w:r>
+        <w:t>(</w:t>
+      </w:r>
+      <w:proofErr w:type="gramEnd"/>
+      <w:r>
+        <w:t>), el cual delega la ejecución del comportamiento a la implementación correspondiente, completando así la abstracción del patrón Bridge.</w:t>
+      </w:r>
+    </w:p>
+    <w:p>
+      <w:pPr>
+        <w:spacing w:line="360" w:lineRule="auto"/>
+        <w:ind w:firstLine="709"/>
+        <w:jc w:val="both"/>
+      </w:pPr>
+      <w:r>
+        <w:t xml:space="preserve">Finalmente, se modificó la clase </w:t>
+      </w:r>
+      <w:proofErr w:type="spellStart"/>
+      <w:r>
+        <w:t>ConsultaService</w:t>
+      </w:r>
+      <w:proofErr w:type="spellEnd"/>
+      <w:r>
+        <w:t xml:space="preserve"> en el paquete </w:t>
+      </w:r>
+      <w:proofErr w:type="spellStart"/>
+      <w:r>
+        <w:t>service</w:t>
+      </w:r>
+      <w:proofErr w:type="spellEnd"/>
+      <w:r>
+        <w:t xml:space="preserve">, específicamente en el método </w:t>
+      </w:r>
+      <w:proofErr w:type="spellStart"/>
+      <w:r>
+        <w:t>crearConsulta</w:t>
+      </w:r>
+      <w:proofErr w:type="spellEnd"/>
+      <w:r>
+        <w:t>, donde se implementa la lógica de selección dinámica del tipo de consulta. En este punto, se evalúa el parámetro tipo recibido desde el cliente, y con base en este se instancia la implementación correspondiente (</w:t>
+      </w:r>
+      <w:proofErr w:type="spellStart"/>
+      <w:r>
+        <w:t>ConsultaVirtual</w:t>
+      </w:r>
+      <w:proofErr w:type="spellEnd"/>
+      <w:r>
+        <w:t xml:space="preserve"> o </w:t>
+      </w:r>
+      <w:proofErr w:type="spellStart"/>
+      <w:r>
+        <w:t>ConsultaPresencial</w:t>
+      </w:r>
+      <w:proofErr w:type="spellEnd"/>
+      <w:r>
+        <w:t xml:space="preserve">). Esta implementación es asignada a la entidad Consulta, permitiendo ejecutar el comportamiento desacoplado antes de persistir el objeto. De igual forma, se ajustó el </w:t>
+      </w:r>
+      <w:proofErr w:type="spellStart"/>
+      <w:r>
+        <w:t>ConsultaController</w:t>
+      </w:r>
+      <w:proofErr w:type="spellEnd"/>
+      <w:r>
+        <w:t xml:space="preserve"> y el </w:t>
+      </w:r>
+      <w:proofErr w:type="spellStart"/>
+      <w:r>
+        <w:t>ConsultaRequest</w:t>
+      </w:r>
+      <w:proofErr w:type="spellEnd"/>
+      <w:r>
+        <w:t xml:space="preserve"> para incluir el nuevo parámetro tipo, permitiendo que el cliente defina la forma de ejecución de la consulta desde la solicitud.</w:t>
+      </w:r>
+    </w:p>
+    <w:p>
+      <w:pPr>
+        <w:spacing w:line="360" w:lineRule="auto"/>
+        <w:ind w:firstLine="709"/>
+        <w:jc w:val="both"/>
+      </w:pPr>
+    </w:p>
+    <w:p>
+      <w:pPr>
+        <w:pStyle w:val="Ttulo2"/>
+        <w:numPr>
+          <w:ilvl w:val="1"/>
+          <w:numId w:val="8"/>
+        </w:numPr>
+        <w:spacing w:line="360" w:lineRule="auto"/>
+        <w:ind w:left="0" w:firstLine="709"/>
+        <w:jc w:val="both"/>
+      </w:pPr>
+      <w:r>
+        <w:t>PRUEBAS</w:t>
+      </w:r>
+    </w:p>
+    <w:p>
+      <w:pPr>
+        <w:spacing w:line="360" w:lineRule="auto"/>
+        <w:ind w:firstLine="709"/>
+        <w:jc w:val="center"/>
+      </w:pPr>
+      <w:r>
+        <w:drawing>
+          <wp:inline distT="0" distB="0" distL="0" distR="0" wp14:anchorId="2E2956ED" wp14:editId="2C8553B1">
+            <wp:extent cx="5612130" cy="3298825"/>
+            <wp:effectExtent l="0" t="0" r="7620" b="0"/>
+            <wp:docPr id="36" name="Imagen 36"/>
+            <wp:cNvGraphicFramePr>
+              <a:graphicFrameLocks xmlns:a="http://schemas.openxmlformats.org/drawingml/2006/main" noChangeAspect="1"/>
+            </wp:cNvGraphicFramePr>
+            <a:graphic xmlns:a="http://schemas.openxmlformats.org/drawingml/2006/main">
+              <a:graphicData uri="http://schemas.openxmlformats.org/drawingml/2006/picture">
+                <pic:pic xmlns:pic="http://schemas.openxmlformats.org/drawingml/2006/picture">
+                  <pic:nvPicPr>
+                    <pic:cNvPr id="1" name=""/>
+                    <pic:cNvPicPr/>
+                  </pic:nvPicPr>
+                  <pic:blipFill>
+                    <a:blip r:embed="rId37"/>
+                    <a:stretch>
+                      <a:fillRect/>
+                    </a:stretch>
+                  </pic:blipFill>
+                  <pic:spPr>
+                    <a:xfrm>
+                      <a:off x="0" y="0"/>
+                      <a:ext cx="5612130" cy="3298825"/>
+                    </a:xfrm>
+                    <a:prstGeom prst="rect">
+                      <a:avLst/>
+                    </a:prstGeom>
+                  </pic:spPr>
+                </pic:pic>
+              </a:graphicData>
+            </a:graphic>
+          </wp:inline>
+        </w:drawing>
+      </w:r>
+    </w:p>
+    <w:p>
+      <w:pPr>
+        <w:spacing w:line="360" w:lineRule="auto"/>
+        <w:ind w:firstLine="709"/>
+        <w:jc w:val="center"/>
+      </w:pPr>
+    </w:p>
+    <w:p>
+      <w:pPr>
+        <w:spacing w:line="360" w:lineRule="auto"/>
+        <w:ind w:firstLine="709"/>
+        <w:jc w:val="both"/>
+      </w:pPr>
+      <w:r>
+        <w:lastRenderedPageBreak/>
+        <w:t xml:space="preserve">Al recibir la solicitud, el sistema procesa los datos y delega la lógica de creación al </w:t>
+      </w:r>
+      <w:proofErr w:type="spellStart"/>
+      <w:r>
+        <w:t>ConsultaService</w:t>
+      </w:r>
+      <w:proofErr w:type="spellEnd"/>
+      <w:r>
+        <w:t>. En este punto, se evalúa el atributo tipo, el cual permite seleccionar dinámicamente la implementación correspondiente (</w:t>
+      </w:r>
+      <w:proofErr w:type="spellStart"/>
+      <w:r>
+        <w:t>ConsultaVirtual</w:t>
+      </w:r>
+      <w:proofErr w:type="spellEnd"/>
+      <w:r>
+        <w:t xml:space="preserve"> o </w:t>
+      </w:r>
+      <w:proofErr w:type="spellStart"/>
+      <w:r>
+        <w:t>ConsultaPresencial</w:t>
+      </w:r>
+      <w:proofErr w:type="spellEnd"/>
+      <w:r>
+        <w:t>).</w:t>
+      </w:r>
+    </w:p>
+    <w:p>
+      <w:pPr>
+        <w:spacing w:line="360" w:lineRule="auto"/>
+        <w:ind w:firstLine="709"/>
+        <w:jc w:val="both"/>
+      </w:pPr>
+      <w:r>
+        <w:t xml:space="preserve">Posteriormente, esta implementación es asociada a la entidad Consulta y se ejecuta su comportamiento mediante el método </w:t>
+      </w:r>
+      <w:proofErr w:type="spellStart"/>
+      <w:proofErr w:type="gramStart"/>
+      <w:r>
+        <w:t>ejecutarConsulta</w:t>
+      </w:r>
+      <w:proofErr w:type="spellEnd"/>
+      <w:r>
+        <w:t>(</w:t>
+      </w:r>
+      <w:proofErr w:type="gramEnd"/>
+      <w:r>
+        <w:t>). Finalmente, la consulta es almacenada en la base de datos y retornada como respuesta al cliente.</w:t>
+      </w:r>
+    </w:p>
+    <w:p>
+      <w:pPr>
+        <w:spacing w:line="360" w:lineRule="auto"/>
+        <w:ind w:firstLine="709"/>
+        <w:jc w:val="both"/>
+      </w:pPr>
+      <w:r>
+        <w:t>Esta prueba demuestra que el sistema puede cambiar el comportamiento de la consulta en tiempo de ejecución sin modificar su estructura, validando correctamente la aplicación del patrón Bridge.</w:t>
+      </w:r>
+    </w:p>
+    <w:p>
+      <w:pPr>
+        <w:spacing w:line="360" w:lineRule="auto"/>
+        <w:ind w:firstLine="709"/>
+        <w:jc w:val="center"/>
+      </w:pPr>
+    </w:p>
+    <w:p>
+      <w:pPr>
+        <w:pStyle w:val="Ttulo2"/>
+        <w:numPr>
+          <w:ilvl w:val="1"/>
+          <w:numId w:val="8"/>
+        </w:numPr>
+        <w:spacing w:line="360" w:lineRule="auto"/>
+        <w:ind w:left="0" w:firstLine="709"/>
+        <w:jc w:val="both"/>
+      </w:pPr>
+      <w:r>
+        <w:t>DIAGRAMA UML</w:t>
+      </w:r>
+    </w:p>
+    <w:p/>
+    <w:p>
+      <w:pPr>
+        <w:spacing w:line="360" w:lineRule="auto"/>
+        <w:ind w:firstLine="709"/>
+        <w:jc w:val="center"/>
+      </w:pPr>
+      <w:r>
+        <w:drawing>
+          <wp:inline distT="0" distB="0" distL="0" distR="0" wp14:anchorId="3872C8E0" wp14:editId="26911ADC">
+            <wp:extent cx="3299746" cy="2918713"/>
+            <wp:effectExtent l="0" t="0" r="0" b="0"/>
+            <wp:docPr id="37" name="Imagen 37"/>
+            <wp:cNvGraphicFramePr>
+              <a:graphicFrameLocks xmlns:a="http://schemas.openxmlformats.org/drawingml/2006/main" noChangeAspect="1"/>
+            </wp:cNvGraphicFramePr>
+            <a:graphic xmlns:a="http://schemas.openxmlformats.org/drawingml/2006/main">
+              <a:graphicData uri="http://schemas.openxmlformats.org/drawingml/2006/picture">
+                <pic:pic xmlns:pic="http://schemas.openxmlformats.org/drawingml/2006/picture">
+                  <pic:nvPicPr>
+                    <pic:cNvPr id="1" name=""/>
+                    <pic:cNvPicPr/>
+                  </pic:nvPicPr>
+                  <pic:blipFill>
+                    <a:blip r:embed="rId38"/>
+                    <a:stretch>
+                      <a:fillRect/>
+                    </a:stretch>
+                  </pic:blipFill>
+                  <pic:spPr>
+                    <a:xfrm>
+                      <a:off x="0" y="0"/>
+                      <a:ext cx="3299746" cy="2918713"/>
+                    </a:xfrm>
+                    <a:prstGeom prst="rect">
+                      <a:avLst/>
+                    </a:prstGeom>
+                  </pic:spPr>
+                </pic:pic>
+              </a:graphicData>
+            </a:graphic>
+          </wp:inline>
+        </w:drawing>
+      </w:r>
+    </w:p>
+    <w:p>
+      <w:pPr>
+        <w:spacing w:line="360" w:lineRule="auto"/>
+        <w:ind w:firstLine="709"/>
+        <w:jc w:val="both"/>
+      </w:pPr>
+      <w:r>
+        <w:t xml:space="preserve">El diagrama UML muestra cómo la clase Consulta se desacopla del comportamiento específico mediante el uso de la interfaz </w:t>
+      </w:r>
+      <w:proofErr w:type="spellStart"/>
+      <w:r>
+        <w:t>TipoConsultaImplementor</w:t>
+      </w:r>
+      <w:proofErr w:type="spellEnd"/>
+      <w:r>
+        <w:t>. Esta interfaz define el contrato que deben cumplir las diferentes implementaciones, permitiendo que el comportamiento de la consulta pueda variar sin afectar su estructura principal.</w:t>
+      </w:r>
+    </w:p>
+    <w:p>
+      <w:pPr>
+        <w:spacing w:line="360" w:lineRule="auto"/>
+        <w:ind w:firstLine="709"/>
+        <w:jc w:val="both"/>
+      </w:pPr>
+      <w:r>
+        <w:lastRenderedPageBreak/>
+        <w:t xml:space="preserve">Las clases </w:t>
+      </w:r>
+      <w:proofErr w:type="spellStart"/>
+      <w:r>
+        <w:t>ConsultaVirtual</w:t>
+      </w:r>
+      <w:proofErr w:type="spellEnd"/>
+      <w:r>
+        <w:t xml:space="preserve"> y </w:t>
+      </w:r>
+      <w:proofErr w:type="spellStart"/>
+      <w:r>
+        <w:t>ConsultaPresencial</w:t>
+      </w:r>
+      <w:proofErr w:type="spellEnd"/>
+      <w:r>
+        <w:t xml:space="preserve"> implementan esta interfaz, representando las distintas formas en que puede ejecutarse una consulta médica. De esta manera, el sistema puede seleccionar dinámicamente el comportamiento en tiempo de ejecución, logrando una arquitectura flexible, extensible y alineada con los principios de diseño orientado a objetos.</w:t>
+      </w:r>
+    </w:p>
+    <w:p/>
+    <w:p/>
     <w:sectPr>
       <w:pgSz w:w="12240" w:h="15840"/>
       <w:pgMar w:top="1417" w:right="1701" w:bottom="1417" w:left="1701" w:header="708" w:footer="708" w:gutter="0"/>
@@ -10719,6 +12053,92 @@
     </w:lvl>
   </w:abstractNum>
   <w:abstractNum w:abstractNumId="29" w15:restartNumberingAfterBreak="0">
+    <w:nsid w:val="68781C6A"/>
+    <w:multiLevelType w:val="multilevel"/>
+    <w:tmpl w:val="240A001F"/>
+    <w:lvl w:ilvl="0">
+      <w:start w:val="1"/>
+      <w:numFmt w:val="decimal"/>
+      <w:lvlText w:val="%1."/>
+      <w:lvlJc w:val="left"/>
+      <w:pPr>
+        <w:ind w:left="360" w:hanging="360"/>
+      </w:pPr>
+    </w:lvl>
+    <w:lvl w:ilvl="1">
+      <w:start w:val="1"/>
+      <w:numFmt w:val="decimal"/>
+      <w:lvlText w:val="%1.%2."/>
+      <w:lvlJc w:val="left"/>
+      <w:pPr>
+        <w:ind w:left="792" w:hanging="432"/>
+      </w:pPr>
+    </w:lvl>
+    <w:lvl w:ilvl="2">
+      <w:start w:val="1"/>
+      <w:numFmt w:val="decimal"/>
+      <w:lvlText w:val="%1.%2.%3."/>
+      <w:lvlJc w:val="left"/>
+      <w:pPr>
+        <w:ind w:left="1224" w:hanging="504"/>
+      </w:pPr>
+    </w:lvl>
+    <w:lvl w:ilvl="3">
+      <w:start w:val="1"/>
+      <w:numFmt w:val="decimal"/>
+      <w:lvlText w:val="%1.%2.%3.%4."/>
+      <w:lvlJc w:val="left"/>
+      <w:pPr>
+        <w:ind w:left="1728" w:hanging="648"/>
+      </w:pPr>
+    </w:lvl>
+    <w:lvl w:ilvl="4">
+      <w:start w:val="1"/>
+      <w:numFmt w:val="decimal"/>
+      <w:lvlText w:val="%1.%2.%3.%4.%5."/>
+      <w:lvlJc w:val="left"/>
+      <w:pPr>
+        <w:ind w:left="2232" w:hanging="792"/>
+      </w:pPr>
+    </w:lvl>
+    <w:lvl w:ilvl="5">
+      <w:start w:val="1"/>
+      <w:numFmt w:val="decimal"/>
+      <w:lvlText w:val="%1.%2.%3.%4.%5.%6."/>
+      <w:lvlJc w:val="left"/>
+      <w:pPr>
+        <w:ind w:left="2736" w:hanging="936"/>
+      </w:pPr>
+    </w:lvl>
+    <w:lvl w:ilvl="6">
+      <w:start w:val="1"/>
+      <w:numFmt w:val="decimal"/>
+      <w:lvlText w:val="%1.%2.%3.%4.%5.%6.%7."/>
+      <w:lvlJc w:val="left"/>
+      <w:pPr>
+        <w:ind w:left="3240" w:hanging="1080"/>
+      </w:pPr>
+    </w:lvl>
+    <w:lvl w:ilvl="7">
+      <w:start w:val="1"/>
+      <w:numFmt w:val="decimal"/>
+      <w:lvlText w:val="%1.%2.%3.%4.%5.%6.%7.%8."/>
+      <w:lvlJc w:val="left"/>
+      <w:pPr>
+        <w:ind w:left="3744" w:hanging="1224"/>
+      </w:pPr>
+    </w:lvl>
+    <w:lvl w:ilvl="8">
+      <w:start w:val="1"/>
+      <w:numFmt w:val="decimal"/>
+      <w:lvlText w:val="%1.%2.%3.%4.%5.%6.%7.%8.%9."/>
+      <w:lvlJc w:val="left"/>
+      <w:pPr>
+        <w:ind w:left="4320" w:hanging="1440"/>
+      </w:pPr>
+    </w:lvl>
+  </w:abstractNum>
+  <w:abstractNum w:abstractNumId="30" w15:restartNumberingAfterBreak="0">
     <w:nsid w:val="6F914F69"/>
     <w:multiLevelType w:val="multilevel"/>
     <w:tmpl w:val="240A001F"/>
@@ -10804,7 +12224,7 @@
       </w:pPr>
     </w:lvl>
   </w:abstractNum>
-  <w:abstractNum w:abstractNumId="30" w15:restartNumberingAfterBreak="0">
+  <w:abstractNum w:abstractNumId="31" w15:restartNumberingAfterBreak="0">
     <w:nsid w:val="74FE7492"/>
     <w:multiLevelType w:val="hybridMultilevel"/>
     <w:tmpl w:val="CD40BF1E"/>
@@ -10917,7 +12337,7 @@
       </w:rPr>
     </w:lvl>
   </w:abstractNum>
-  <w:abstractNum w:abstractNumId="31" w15:restartNumberingAfterBreak="0">
+  <w:abstractNum w:abstractNumId="32" w15:restartNumberingAfterBreak="0">
     <w:nsid w:val="7B42677F"/>
     <w:multiLevelType w:val="multilevel"/>
     <w:tmpl w:val="240A001F"/>
@@ -11003,7 +12423,7 @@
       </w:pPr>
     </w:lvl>
   </w:abstractNum>
-  <w:abstractNum w:abstractNumId="32" w15:restartNumberingAfterBreak="0">
+  <w:abstractNum w:abstractNumId="33" w15:restartNumberingAfterBreak="0">
     <w:nsid w:val="7BDE3DEF"/>
     <w:multiLevelType w:val="multilevel"/>
     <w:tmpl w:val="7D3E3FEA"/>
@@ -11116,7 +12536,7 @@
       </w:pPr>
     </w:lvl>
   </w:abstractNum>
-  <w:abstractNum w:abstractNumId="33" w15:restartNumberingAfterBreak="0">
+  <w:abstractNum w:abstractNumId="34" w15:restartNumberingAfterBreak="0">
     <w:nsid w:val="7BEA01E6"/>
     <w:multiLevelType w:val="multilevel"/>
     <w:tmpl w:val="240A001F"/>
@@ -11215,7 +12635,7 @@
     <w:abstractNumId w:val="1"/>
   </w:num>
   <w:num w:numId="5">
-    <w:abstractNumId w:val="32"/>
+    <w:abstractNumId w:val="33"/>
   </w:num>
   <w:num w:numId="6">
     <w:abstractNumId w:val="25"/>
@@ -11239,10 +12659,10 @@
     <w:abstractNumId w:val="23"/>
   </w:num>
   <w:num w:numId="13">
-    <w:abstractNumId w:val="30"/>
+    <w:abstractNumId w:val="31"/>
   </w:num>
   <w:num w:numId="14">
-    <w:abstractNumId w:val="33"/>
+    <w:abstractNumId w:val="34"/>
   </w:num>
   <w:num w:numId="15">
     <w:abstractNumId w:val="27"/>
@@ -11251,10 +12671,10 @@
     <w:abstractNumId w:val="11"/>
   </w:num>
   <w:num w:numId="17">
-    <w:abstractNumId w:val="29"/>
+    <w:abstractNumId w:val="30"/>
   </w:num>
   <w:num w:numId="18">
-    <w:abstractNumId w:val="31"/>
+    <w:abstractNumId w:val="32"/>
   </w:num>
   <w:num w:numId="19">
     <w:abstractNumId w:val="19"/>
@@ -11303,6 +12723,9 @@
   </w:num>
   <w:num w:numId="34">
     <w:abstractNumId w:val="3"/>
+  </w:num>
+  <w:num w:numId="35">
+    <w:abstractNumId w:val="29"/>
   </w:num>
 </w:numbering>
 </file>

--- a/IMPLEMENTACION GENERAL DE LOS PATRONES.docx
+++ b/IMPLEMENTACION GENERAL DE LOS PATRONES.docx
@@ -2637,15 +2637,7 @@
         <w:t>plataforma de telemedicina</w:t>
       </w:r>
       <w:r>
-        <w:t xml:space="preserve"> construida con Spring </w:t>
-      </w:r>
-      <w:proofErr w:type="spellStart"/>
-      <w:r>
-        <w:t>Boot</w:t>
-      </w:r>
-      <w:proofErr w:type="spellEnd"/>
-      <w:r>
-        <w:t xml:space="preserve"> bajo una arquitectura en capas.</w:t>
+        <w:t xml:space="preserve"> construida con Spring Boot bajo una arquitectura en capas.</w:t>
       </w:r>
     </w:p>
     <w:p>
@@ -2719,15 +2711,7 @@
         <w:jc w:val="both"/>
       </w:pPr>
       <w:r>
-        <w:t>Capa de Controladores (</w:t>
-      </w:r>
-      <w:proofErr w:type="spellStart"/>
-      <w:r>
-        <w:t>Controller</w:t>
-      </w:r>
-      <w:proofErr w:type="spellEnd"/>
-      <w:r>
-        <w:t>) → Maneja las solicitudes HTTP</w:t>
+        <w:t>Capa de Controladores (Controller) → Maneja las solicitudes HTTP</w:t>
       </w:r>
     </w:p>
     <w:p>
@@ -2741,15 +2725,7 @@
         <w:jc w:val="both"/>
       </w:pPr>
       <w:r>
-        <w:t>Capa de Servicios (</w:t>
-      </w:r>
-      <w:proofErr w:type="spellStart"/>
-      <w:r>
-        <w:t>Service</w:t>
-      </w:r>
-      <w:proofErr w:type="spellEnd"/>
-      <w:r>
-        <w:t>) → Contiene la lógica de negocio</w:t>
+        <w:t>Capa de Servicios (Service) → Contiene la lógica de negocio</w:t>
       </w:r>
     </w:p>
     <w:p>
@@ -2777,15 +2753,7 @@
         <w:jc w:val="both"/>
       </w:pPr>
       <w:r>
-        <w:t>Capa de Modelo (</w:t>
-      </w:r>
-      <w:proofErr w:type="spellStart"/>
-      <w:r>
-        <w:t>Entity</w:t>
-      </w:r>
-      <w:proofErr w:type="spellEnd"/>
-      <w:r>
-        <w:t>) → Representa las entidades del dominio</w:t>
+        <w:t>Capa de Modelo (Entity) → Representa las entidades del dominio</w:t>
       </w:r>
     </w:p>
     <w:p>
@@ -2845,14 +2813,12 @@
       <w:r>
         <w:t xml:space="preserve">El patrón </w:t>
       </w:r>
-      <w:proofErr w:type="spellStart"/>
       <w:r>
         <w:rPr>
           <w:rStyle w:val="Textoennegrita"/>
         </w:rPr>
         <w:t>Singleton</w:t>
       </w:r>
-      <w:proofErr w:type="spellEnd"/>
       <w:r>
         <w:t xml:space="preserve"> garantiza que una clase tenga una única instancia durante toda la ejecución del programa.</w:t>
       </w:r>
@@ -2881,15 +2847,7 @@
         <w:jc w:val="both"/>
       </w:pPr>
       <w:r>
-        <w:t>Al analizar la estructura y requerimientos del proyecto, se observa que la clase “</w:t>
-      </w:r>
-      <w:proofErr w:type="spellStart"/>
-      <w:r>
-        <w:t>ConsultaService</w:t>
-      </w:r>
-      <w:proofErr w:type="spellEnd"/>
-      <w:r>
-        <w:t xml:space="preserve"> ()” es la función central del proyecto ya que es la encargada de:</w:t>
+        <w:t>Al analizar la estructura y requerimientos del proyecto, se observa que la clase “ConsultaService ()” es la función central del proyecto ya que es la encargada de:</w:t>
       </w:r>
     </w:p>
     <w:p>
@@ -2996,15 +2954,7 @@
         <w:jc w:val="both"/>
       </w:pPr>
       <w:r>
-        <w:t xml:space="preserve">Por esta razón decidí aplicar el patrón </w:t>
-      </w:r>
-      <w:proofErr w:type="spellStart"/>
-      <w:r>
-        <w:t>Singleton</w:t>
-      </w:r>
-      <w:proofErr w:type="spellEnd"/>
-      <w:r>
-        <w:t xml:space="preserve"> en la capa de servicios.</w:t>
+        <w:t>Por esta razón decidí aplicar el patrón Singleton en la capa de servicios.</w:t>
       </w:r>
     </w:p>
     <w:p>
@@ -3031,45 +2981,13 @@
         <w:jc w:val="both"/>
       </w:pPr>
       <w:r>
-        <w:t xml:space="preserve">En este proyecto, el patrón </w:t>
-      </w:r>
-      <w:proofErr w:type="spellStart"/>
-      <w:r>
-        <w:t>Singleton</w:t>
-      </w:r>
-      <w:proofErr w:type="spellEnd"/>
-      <w:r>
-        <w:t xml:space="preserve"> se implementa mediante el uso del contenedor de inversión de control (</w:t>
-      </w:r>
-      <w:proofErr w:type="spellStart"/>
-      <w:r>
-        <w:t>IoC</w:t>
-      </w:r>
-      <w:proofErr w:type="spellEnd"/>
-      <w:r>
-        <w:t xml:space="preserve">) de Spring </w:t>
-      </w:r>
-      <w:proofErr w:type="spellStart"/>
-      <w:r>
-        <w:t>Boot</w:t>
-      </w:r>
-      <w:proofErr w:type="spellEnd"/>
-      <w:r>
-        <w:t>.</w:t>
+        <w:t>En este proyecto, el patrón Singleton se implementa mediante el uso del contenedor de inversión de control (IoC) de Spring Boot.</w:t>
       </w:r>
       <w:r>
         <w:t xml:space="preserve"> </w:t>
       </w:r>
       <w:r>
-        <w:t xml:space="preserve">La clase </w:t>
-      </w:r>
-      <w:proofErr w:type="spellStart"/>
-      <w:r>
-        <w:t>ConsultaService</w:t>
-      </w:r>
-      <w:proofErr w:type="spellEnd"/>
-      <w:r>
-        <w:t xml:space="preserve"> está </w:t>
+        <w:t xml:space="preserve">La clase ConsultaService está </w:t>
       </w:r>
       <w:r>
         <w:t>representada</w:t>
@@ -3132,27 +3050,14 @@
         <w:jc w:val="both"/>
       </w:pPr>
       <w:r>
-        <w:t xml:space="preserve">En Spring </w:t>
-      </w:r>
-      <w:proofErr w:type="spellStart"/>
-      <w:r>
-        <w:t>Boot</w:t>
-      </w:r>
-      <w:proofErr w:type="spellEnd"/>
-      <w:r>
-        <w:t xml:space="preserve">, las clases anotadas con </w:t>
+        <w:t xml:space="preserve">En Spring Boot, las clases anotadas con </w:t>
       </w:r>
       <w:r>
         <w:t>“</w:t>
       </w:r>
       <w:r>
-        <w:t>@</w:t>
-      </w:r>
-      <w:proofErr w:type="spellStart"/>
-      <w:r>
-        <w:t>Service</w:t>
-      </w:r>
-      <w:proofErr w:type="spellEnd"/>
+        <w:t>@Service</w:t>
+      </w:r>
       <w:r>
         <w:t>”</w:t>
       </w:r>
@@ -3160,17 +3065,8 @@
         <w:t xml:space="preserve"> tienen </w:t>
       </w:r>
       <w:r>
-        <w:t xml:space="preserve">la implementación del </w:t>
-      </w:r>
-      <w:proofErr w:type="spellStart"/>
-      <w:r>
-        <w:t>patron</w:t>
-      </w:r>
-      <w:proofErr w:type="spellEnd"/>
-      <w:r>
-        <w:t xml:space="preserve"> </w:t>
-      </w:r>
-      <w:proofErr w:type="spellStart"/>
+        <w:t xml:space="preserve">la implementación del patron </w:t>
+      </w:r>
       <w:r>
         <w:rPr>
           <w:b/>
@@ -3178,7 +3074,6 @@
         </w:rPr>
         <w:t>Singleton</w:t>
       </w:r>
-      <w:proofErr w:type="spellEnd"/>
       <w:r>
         <w:t xml:space="preserve"> por defecto, e</w:t>
       </w:r>
@@ -3239,23 +3134,7 @@
         <w:jc w:val="both"/>
       </w:pPr>
       <w:r>
-        <w:t xml:space="preserve">De esta manera, el comportamiento es equivalente al patrón </w:t>
-      </w:r>
-      <w:proofErr w:type="spellStart"/>
-      <w:r>
-        <w:t>Singleton</w:t>
-      </w:r>
-      <w:proofErr w:type="spellEnd"/>
-      <w:r>
-        <w:t xml:space="preserve"> clásico, pero gestionado automáticamente por el </w:t>
-      </w:r>
-      <w:proofErr w:type="spellStart"/>
-      <w:r>
-        <w:t>framework</w:t>
-      </w:r>
-      <w:proofErr w:type="spellEnd"/>
-      <w:r>
-        <w:t>.</w:t>
+        <w:t>De esta manera, el comportamiento es equivalente al patrón Singleton clásico, pero gestionado automáticamente por el framework.</w:t>
       </w:r>
     </w:p>
     <w:p>
@@ -3294,7 +3173,6 @@
       <w:r>
         <w:t xml:space="preserve">Al aplicar el patrón </w:t>
       </w:r>
-      <w:proofErr w:type="spellStart"/>
       <w:r>
         <w:rPr>
           <w:b/>
@@ -3302,18 +3180,15 @@
         </w:rPr>
         <w:t>Singleton</w:t>
       </w:r>
-      <w:proofErr w:type="spellEnd"/>
       <w:r>
         <w:t xml:space="preserve"> en </w:t>
       </w:r>
       <w:r>
         <w:t>“</w:t>
       </w:r>
-      <w:proofErr w:type="spellStart"/>
       <w:r>
         <w:t>ConsultaService</w:t>
       </w:r>
-      <w:proofErr w:type="spellEnd"/>
       <w:r>
         <w:t xml:space="preserve"> ()”</w:t>
       </w:r>
@@ -3452,59 +3327,11 @@
         <w:jc w:val="both"/>
       </w:pPr>
       <w:r>
-        <w:t xml:space="preserve">El diagrama UML representa la aplicación del patrón </w:t>
-      </w:r>
-      <w:proofErr w:type="spellStart"/>
-      <w:r>
-        <w:t>Singleton</w:t>
-      </w:r>
-      <w:proofErr w:type="spellEnd"/>
-      <w:r>
-        <w:t xml:space="preserve"> dentro de la arquitectura del proyecto de telemedicina, mostrando que </w:t>
-      </w:r>
-      <w:proofErr w:type="spellStart"/>
-      <w:r>
-        <w:t>ConsultaService</w:t>
-      </w:r>
-      <w:proofErr w:type="spellEnd"/>
-      <w:r>
-        <w:t xml:space="preserve"> está marcado con el estereotipo &lt;&lt;</w:t>
-      </w:r>
-      <w:proofErr w:type="spellStart"/>
-      <w:r>
-        <w:t>Singleton</w:t>
-      </w:r>
-      <w:proofErr w:type="spellEnd"/>
-      <w:r>
-        <w:t xml:space="preserve">&gt;&gt;, lo que indica que solo existe una instancia de esta clase durante todo el ciclo de vida de la aplicación. La relación de </w:t>
+        <w:t xml:space="preserve">El diagrama UML representa la aplicación del patrón Singleton dentro de la arquitectura del proyecto de telemedicina, mostrando que ConsultaService está marcado con el estereotipo &lt;&lt;Singleton&gt;&gt;, lo que indica que solo existe una instancia de esta clase durante todo el ciclo de vida de la aplicación. La relación de </w:t>
       </w:r>
       <w:r>
         <w:lastRenderedPageBreak/>
-        <w:t xml:space="preserve">dependencia desde </w:t>
-      </w:r>
-      <w:proofErr w:type="spellStart"/>
-      <w:r>
-        <w:t>ConsultaController</w:t>
-      </w:r>
-      <w:proofErr w:type="spellEnd"/>
-      <w:r>
-        <w:t xml:space="preserve"> hacia </w:t>
-      </w:r>
-      <w:proofErr w:type="spellStart"/>
-      <w:r>
-        <w:t>ConsultaService</w:t>
-      </w:r>
-      <w:proofErr w:type="spellEnd"/>
-      <w:r>
-        <w:t xml:space="preserve"> refleja que el controlador no crea el servicio manualmente, sino que utiliza la única instancia gestionada por el contenedor de Spring </w:t>
-      </w:r>
-      <w:proofErr w:type="spellStart"/>
-      <w:r>
-        <w:t>Boot</w:t>
-      </w:r>
-      <w:proofErr w:type="spellEnd"/>
-      <w:r>
-        <w:t xml:space="preserve"> mediante la anotación @Service.</w:t>
+        <w:t>dependencia desde ConsultaController hacia ConsultaService refleja que el controlador no crea el servicio manualmente, sino que utiliza la única instancia gestionada por el contenedor de Spring Boot mediante la anotación @Service.</w:t>
       </w:r>
     </w:p>
     <w:p>
@@ -3627,15 +3454,7 @@
         <w:jc w:val="both"/>
       </w:pPr>
       <w:r>
-        <w:t xml:space="preserve">El patrón Factory </w:t>
-      </w:r>
-      <w:proofErr w:type="spellStart"/>
-      <w:r>
-        <w:t>Method</w:t>
-      </w:r>
-      <w:proofErr w:type="spellEnd"/>
-      <w:r>
-        <w:t xml:space="preserve"> es un patrón creacional que define una interfaz para crear objetos, pero permite que las subclases decidan qué clase concreta instanciar.</w:t>
+        <w:t>El patrón Factory Method es un patrón creacional que define una interfaz para crear objetos, pero permite que las subclases decidan qué clase concreta instanciar.</w:t>
       </w:r>
     </w:p>
     <w:p>
@@ -3755,17 +3574,8 @@
           <w:b/>
           <w:bCs/>
         </w:rPr>
-        <w:t xml:space="preserve">Factory </w:t>
-      </w:r>
-      <w:proofErr w:type="spellStart"/>
-      <w:r>
-        <w:rPr>
-          <w:b/>
-          <w:bCs/>
-        </w:rPr>
-        <w:t>Method</w:t>
-      </w:r>
-      <w:proofErr w:type="spellEnd"/>
+        <w:t>Factory Method</w:t>
+      </w:r>
       <w:r>
         <w:t>, delegando la responsabilidad de creación del objeto Consulta a un método especializado dentro de la capa de servicio.</w:t>
       </w:r>
@@ -3840,26 +3650,10 @@
         </w:rPr>
       </w:pPr>
       <w:r>
-        <w:t xml:space="preserve">En este proyecto, el patrón </w:t>
-      </w:r>
-      <w:proofErr w:type="spellStart"/>
-      <w:r>
-        <w:t>Singleton</w:t>
-      </w:r>
-      <w:proofErr w:type="spellEnd"/>
-      <w:r>
-        <w:t xml:space="preserve"> se implementa mediante </w:t>
-      </w:r>
-      <w:r>
-        <w:t xml:space="preserve">el método </w:t>
-      </w:r>
-      <w:proofErr w:type="spellStart"/>
-      <w:r>
-        <w:t>crearConsulta</w:t>
-      </w:r>
-      <w:proofErr w:type="spellEnd"/>
-      <w:r>
-        <w:t xml:space="preserve"> de la siguiente manera</w:t>
+        <w:t xml:space="preserve">En este proyecto, el patrón Singleton se implementa mediante </w:t>
+      </w:r>
+      <w:r>
+        <w:t>el método crearConsulta de la siguiente manera</w:t>
       </w:r>
     </w:p>
     <w:p>
@@ -4138,15 +3932,7 @@
         <w:jc w:val="both"/>
       </w:pPr>
       <w:r>
-        <w:t xml:space="preserve">Desde una perspectiva arquitectónica, el Factory </w:t>
-      </w:r>
-      <w:proofErr w:type="spellStart"/>
-      <w:r>
-        <w:t>Method</w:t>
-      </w:r>
-      <w:proofErr w:type="spellEnd"/>
-      <w:r>
-        <w:t xml:space="preserve"> fortalece la estructura en capas del sistema, asegurando que cada componente cumpla una responsabilidad específica.</w:t>
+        <w:t>Desde una perspectiva arquitectónica, el Factory Method fortalece la estructura en capas del sistema, asegurando que cada componente cumpla una responsabilidad específica.</w:t>
       </w:r>
     </w:p>
     <w:p>
@@ -4224,23 +4010,7 @@
         <w:t>E</w:t>
       </w:r>
       <w:r>
-        <w:t xml:space="preserve">l diagrama muestra cómo el controlador delega la creación de la entidad Consulta al servicio, representando la aplicación del patrón Factory </w:t>
-      </w:r>
-      <w:proofErr w:type="spellStart"/>
-      <w:r>
-        <w:t>Method</w:t>
-      </w:r>
-      <w:proofErr w:type="spellEnd"/>
-      <w:r>
-        <w:t xml:space="preserve"> dentro del proyecto. La flecha desde </w:t>
-      </w:r>
-      <w:proofErr w:type="spellStart"/>
-      <w:r>
-        <w:t>ConsultaService</w:t>
-      </w:r>
-      <w:proofErr w:type="spellEnd"/>
-      <w:r>
-        <w:t xml:space="preserve"> hacia Consulta indica que el servicio es el responsable de instanciar y configurar el objeto, encapsulando su proceso de construcción.</w:t>
+        <w:t>l diagrama muestra cómo el controlador delega la creación de la entidad Consulta al servicio, representando la aplicación del patrón Factory Method dentro del proyecto. La flecha desde ConsultaService hacia Consulta indica que el servicio es el responsable de instanciar y configurar el objeto, encapsulando su proceso de construcción.</w:t>
       </w:r>
     </w:p>
     <w:p>
@@ -4395,15 +4165,7 @@
         <w:jc w:val="both"/>
       </w:pPr>
       <w:r>
-        <w:t xml:space="preserve">El patrón </w:t>
-      </w:r>
-      <w:proofErr w:type="spellStart"/>
-      <w:r>
-        <w:t>Abstract</w:t>
-      </w:r>
-      <w:proofErr w:type="spellEnd"/>
-      <w:r>
-        <w:t xml:space="preserve"> Factory pertenece a la categoría de patrones creacionales, ya que se enfoca en la forma en que se crean los objetos dentro de un sistema.</w:t>
+        <w:t>El patrón Abstract Factory pertenece a la categoría de patrones creacionales, ya que se enfoca en la forma en que se crean los objetos dentro de un sistema.</w:t>
       </w:r>
     </w:p>
     <w:p>
@@ -4558,21 +4320,12 @@
       <w:r>
         <w:t xml:space="preserve">El patrón </w:t>
       </w:r>
-      <w:proofErr w:type="spellStart"/>
       <w:r>
         <w:rPr>
           <w:b/>
           <w:bCs/>
         </w:rPr>
-        <w:t>Abstract</w:t>
-      </w:r>
-      <w:proofErr w:type="spellEnd"/>
-      <w:r>
-        <w:rPr>
-          <w:b/>
-          <w:bCs/>
-        </w:rPr>
-        <w:t xml:space="preserve"> Factory</w:t>
+        <w:t>Abstract Factory</w:t>
       </w:r>
       <w:r>
         <w:t xml:space="preserve"> permite separar la lógica de creación de estos objetos, centralizándola en fábricas especializadas.</w:t>
@@ -4768,7 +4521,6 @@
       <w:r>
         <w:t xml:space="preserve">Posteriormente, el sistema utiliza una clase llamada </w:t>
       </w:r>
-      <w:proofErr w:type="spellStart"/>
       <w:r>
         <w:rPr>
           <w:b/>
@@ -4776,7 +4528,6 @@
         </w:rPr>
         <w:t>FactoryProvider</w:t>
       </w:r>
-      <w:proofErr w:type="spellEnd"/>
       <w:r>
         <w:t>, que decide qué fábrica utilizar dependiendo del contexto del sistema.</w:t>
       </w:r>
@@ -4836,15 +4587,7 @@
       </w:pPr>
       <w:r>
         <w:lastRenderedPageBreak/>
-        <w:t>Dentro del servicio de consultas (</w:t>
-      </w:r>
-      <w:proofErr w:type="spellStart"/>
-      <w:r>
-        <w:t>ConsultaService</w:t>
-      </w:r>
-      <w:proofErr w:type="spellEnd"/>
-      <w:r>
-        <w:t>), se solicita la fábrica correspondiente y se crean los objetos médicos sin depender directamente de sus implementaciones concretas.</w:t>
+        <w:t>Dentro del servicio de consultas (ConsultaService), se solicita la fábrica correspondiente y se crean los objetos médicos sin depender directamente de sus implementaciones concretas.</w:t>
       </w:r>
     </w:p>
     <w:p>
@@ -4937,21 +4680,12 @@
       <w:r>
         <w:t xml:space="preserve">La aplicación del patrón </w:t>
       </w:r>
-      <w:proofErr w:type="spellStart"/>
       <w:r>
         <w:rPr>
           <w:b/>
           <w:bCs/>
         </w:rPr>
-        <w:t>Abstract</w:t>
-      </w:r>
-      <w:proofErr w:type="spellEnd"/>
-      <w:r>
-        <w:rPr>
-          <w:b/>
-          <w:bCs/>
-        </w:rPr>
-        <w:t xml:space="preserve"> Factory</w:t>
+        <w:t>Abstract Factory</w:t>
       </w:r>
       <w:r>
         <w:t xml:space="preserve"> dentro del sistema de telemedicina genera diversos impactos estructurales que contribuyen a mejorar la organización y escalabilidad del software.</w:t>
@@ -5047,21 +4781,12 @@
       <w:r>
         <w:t xml:space="preserve">Desde una perspectiva arquitectónica, el patrón </w:t>
       </w:r>
-      <w:proofErr w:type="spellStart"/>
       <w:r>
         <w:rPr>
           <w:b/>
           <w:bCs/>
         </w:rPr>
-        <w:t>Abstract</w:t>
-      </w:r>
-      <w:proofErr w:type="spellEnd"/>
-      <w:r>
-        <w:rPr>
-          <w:b/>
-          <w:bCs/>
-        </w:rPr>
-        <w:t xml:space="preserve"> Factory</w:t>
+        <w:t>Abstract Factory</w:t>
       </w:r>
       <w:r>
         <w:t xml:space="preserve"> fortalece el modularidad del sistema, permitiendo que la creación de familias de objetos relacionados se realice a través de fábricas especializadas. Esto mejora la mantenibilidad del código y facilita la evolución futura del sistema sin afectar las capas principales de la aplicación.</w:t>
@@ -5139,67 +4864,27 @@
         <w:jc w:val="both"/>
       </w:pPr>
       <w:r>
-        <w:t xml:space="preserve">El diagrama UML representa la implementación del patrón </w:t>
-      </w:r>
-      <w:proofErr w:type="spellStart"/>
-      <w:r>
-        <w:t>Abstract</w:t>
-      </w:r>
-      <w:proofErr w:type="spellEnd"/>
-      <w:r>
-        <w:t xml:space="preserve"> Factory dentro del sistema de telemedicina.</w:t>
-      </w:r>
-    </w:p>
-    <w:p>
-      <w:pPr>
-        <w:spacing w:line="360" w:lineRule="auto"/>
-        <w:ind w:firstLine="709"/>
-        <w:jc w:val="both"/>
-      </w:pPr>
-      <w:r>
-        <w:t xml:space="preserve">En la parte superior se encuentra la clase </w:t>
-      </w:r>
-      <w:proofErr w:type="spellStart"/>
-      <w:r>
-        <w:t>ConsultaService</w:t>
-      </w:r>
-      <w:proofErr w:type="spellEnd"/>
-      <w:r>
-        <w:t xml:space="preserve">, que actúa como cliente del patrón. Esta clase solicita a través de </w:t>
-      </w:r>
-      <w:proofErr w:type="spellStart"/>
-      <w:r>
-        <w:t>FactoryProvider</w:t>
-      </w:r>
-      <w:proofErr w:type="spellEnd"/>
-      <w:r>
-        <w:t xml:space="preserve"> la fábrica adecuada para crear los objetos médicos necesarios durante el proceso de una consulta.</w:t>
-      </w:r>
-    </w:p>
-    <w:p>
-      <w:pPr>
-        <w:spacing w:line="360" w:lineRule="auto"/>
-        <w:ind w:firstLine="709"/>
-        <w:jc w:val="both"/>
-      </w:pPr>
-      <w:r>
-        <w:t xml:space="preserve">La clase </w:t>
-      </w:r>
-      <w:proofErr w:type="spellStart"/>
-      <w:r>
-        <w:t>AbstractMedicalFactory</w:t>
-      </w:r>
-      <w:proofErr w:type="spellEnd"/>
-      <w:r>
-        <w:t xml:space="preserve"> define la interfaz que declara los métodos de creación de los productos del sistema, como prescripciones y órdenes médicas. Posteriormente, la clase </w:t>
-      </w:r>
-      <w:proofErr w:type="spellStart"/>
-      <w:r>
-        <w:t>MedicoMedicalFactory</w:t>
-      </w:r>
-      <w:proofErr w:type="spellEnd"/>
-      <w:r>
-        <w:t xml:space="preserve"> implementa esta interfaz y se encarga de generar las instancias concretas de los objetos.</w:t>
+        <w:t>El diagrama UML representa la implementación del patrón Abstract Factory dentro del sistema de telemedicina.</w:t>
+      </w:r>
+    </w:p>
+    <w:p>
+      <w:pPr>
+        <w:spacing w:line="360" w:lineRule="auto"/>
+        <w:ind w:firstLine="709"/>
+        <w:jc w:val="both"/>
+      </w:pPr>
+      <w:r>
+        <w:t>En la parte superior se encuentra la clase ConsultaService, que actúa como cliente del patrón. Esta clase solicita a través de FactoryProvider la fábrica adecuada para crear los objetos médicos necesarios durante el proceso de una consulta.</w:t>
+      </w:r>
+    </w:p>
+    <w:p>
+      <w:pPr>
+        <w:spacing w:line="360" w:lineRule="auto"/>
+        <w:ind w:firstLine="709"/>
+        <w:jc w:val="both"/>
+      </w:pPr>
+      <w:r>
+        <w:t>La clase AbstractMedicalFactory define la interfaz que declara los métodos de creación de los productos del sistema, como prescripciones y órdenes médicas. Posteriormente, la clase MedicoMedicalFactory implementa esta interfaz y se encarga de generar las instancias concretas de los objetos.</w:t>
       </w:r>
     </w:p>
     <w:p>
@@ -5210,23 +4895,7 @@
       </w:pPr>
       <w:r>
         <w:lastRenderedPageBreak/>
-        <w:t xml:space="preserve">Finalmente, las clases </w:t>
-      </w:r>
-      <w:proofErr w:type="spellStart"/>
-      <w:r>
-        <w:t>Prescripcion</w:t>
-      </w:r>
-      <w:proofErr w:type="spellEnd"/>
-      <w:r>
-        <w:t xml:space="preserve"> y </w:t>
-      </w:r>
-      <w:proofErr w:type="spellStart"/>
-      <w:r>
-        <w:t>OrdenMedica</w:t>
-      </w:r>
-      <w:proofErr w:type="spellEnd"/>
-      <w:r>
-        <w:t xml:space="preserve"> representan los productos concretos que son creados por la fábrica. Este diseño permite desacoplar la lógica de creación de objetos del resto del sistema, facilitando la extensión futura del software y mejorando la organización de la arquitectura.</w:t>
+        <w:t>Finalmente, las clases Prescripcion y OrdenMedica representan los productos concretos que son creados por la fábrica. Este diseño permite desacoplar la lógica de creación de objetos del resto del sistema, facilitando la extensión futura del software y mejorando la organización de la arquitectura.</w:t>
       </w:r>
     </w:p>
     <w:p>
@@ -5398,23 +5067,7 @@
         <w:jc w:val="both"/>
       </w:pPr>
       <w:r>
-        <w:t xml:space="preserve">Para implementar el patrón </w:t>
-      </w:r>
-      <w:proofErr w:type="spellStart"/>
-      <w:r>
-        <w:t>Builder</w:t>
-      </w:r>
-      <w:proofErr w:type="spellEnd"/>
-      <w:r>
-        <w:t xml:space="preserve"> en el proyecto se creó una nueva clase llamada </w:t>
-      </w:r>
-      <w:proofErr w:type="spellStart"/>
-      <w:r>
-        <w:t>ConsultaBuilder</w:t>
-      </w:r>
-      <w:proofErr w:type="spellEnd"/>
-      <w:r>
-        <w:t>, la cual se encarga de construir objetos de tipo Consulta de forma gradual y controlada.</w:t>
+        <w:t>Para implementar el patrón Builder en el proyecto se creó una nueva clase llamada ConsultaBuilder, la cual se encarga de construir objetos de tipo Consulta de forma gradual y controlada.</w:t>
       </w:r>
     </w:p>
     <w:p>
@@ -5615,132 +5268,47 @@
         <w:jc w:val="both"/>
       </w:pPr>
       <w:r>
-        <w:t xml:space="preserve">El patrón </w:t>
-      </w:r>
-      <w:proofErr w:type="spellStart"/>
-      <w:r>
-        <w:t>Builder</w:t>
-      </w:r>
-      <w:proofErr w:type="spellEnd"/>
-      <w:r>
-        <w:t xml:space="preserve"> se utiliza cuando se necesita construir objetos complejos paso a paso, separando el proceso de construcción del objeto final.</w:t>
-      </w:r>
-    </w:p>
-    <w:p>
-      <w:pPr>
-        <w:spacing w:line="360" w:lineRule="auto"/>
-        <w:ind w:firstLine="709"/>
-        <w:jc w:val="both"/>
-      </w:pPr>
-      <w:r>
-        <w:t xml:space="preserve">En este proyecto, el patrón </w:t>
-      </w:r>
-      <w:proofErr w:type="spellStart"/>
-      <w:r>
-        <w:t>Builder</w:t>
-      </w:r>
-      <w:proofErr w:type="spellEnd"/>
-      <w:r>
-        <w:t xml:space="preserve"> se implementa mediante la clase </w:t>
-      </w:r>
-      <w:proofErr w:type="spellStart"/>
-      <w:r>
-        <w:t>ConsultaBuilder</w:t>
-      </w:r>
-      <w:proofErr w:type="spellEnd"/>
-      <w:r>
-        <w:t>, la cual permite construir objetos de tipo Consulta de forma más organizada y flexible.</w:t>
-      </w:r>
-    </w:p>
-    <w:p>
-      <w:pPr>
-        <w:spacing w:line="360" w:lineRule="auto"/>
-        <w:ind w:firstLine="709"/>
-        <w:jc w:val="both"/>
-      </w:pPr>
-      <w:r>
-        <w:t xml:space="preserve">En lugar de crear el objeto directamente utilizando múltiples métodos set, el </w:t>
-      </w:r>
-      <w:proofErr w:type="spellStart"/>
-      <w:r>
-        <w:t>Builder</w:t>
-      </w:r>
-      <w:proofErr w:type="spellEnd"/>
-      <w:r>
-        <w:t xml:space="preserve"> permite ir configurando cada atributo del objeto mediante métodos encadenados. Finalmente, el método </w:t>
-      </w:r>
-      <w:proofErr w:type="spellStart"/>
-      <w:proofErr w:type="gramStart"/>
-      <w:r>
-        <w:t>build</w:t>
-      </w:r>
-      <w:proofErr w:type="spellEnd"/>
-      <w:r>
-        <w:t>(</w:t>
-      </w:r>
-      <w:proofErr w:type="gramEnd"/>
-      <w:r>
-        <w:t>) se encarga de generar la instancia final de la consulta.</w:t>
-      </w:r>
-    </w:p>
-    <w:p>
-      <w:pPr>
-        <w:spacing w:line="360" w:lineRule="auto"/>
-        <w:ind w:firstLine="709"/>
-        <w:jc w:val="both"/>
-      </w:pPr>
-      <w:r>
-        <w:t xml:space="preserve">La implementación de este patrón se integra con el patrón </w:t>
-      </w:r>
-      <w:proofErr w:type="spellStart"/>
-      <w:r>
-        <w:t>Abstract</w:t>
-      </w:r>
-      <w:proofErr w:type="spellEnd"/>
-      <w:r>
-        <w:t xml:space="preserve"> Factory, ya que la clase </w:t>
-      </w:r>
-      <w:proofErr w:type="spellStart"/>
-      <w:r>
-        <w:t>MedicoMedicalFactory</w:t>
-      </w:r>
-      <w:proofErr w:type="spellEnd"/>
-      <w:r>
-        <w:t xml:space="preserve"> utiliza el </w:t>
-      </w:r>
-      <w:proofErr w:type="spellStart"/>
-      <w:r>
-        <w:t>ConsultaBuilder</w:t>
-      </w:r>
-      <w:proofErr w:type="spellEnd"/>
-      <w:r>
-        <w:t xml:space="preserve"> para construir el objeto Consulta. De esta manera, la fábrica decide qué objeto crear, mientras que el </w:t>
-      </w:r>
-      <w:proofErr w:type="spellStart"/>
-      <w:r>
-        <w:t>Builder</w:t>
-      </w:r>
-      <w:proofErr w:type="spellEnd"/>
-      <w:r>
-        <w:t xml:space="preserve"> define cómo se construye ese objeto.</w:t>
-      </w:r>
-    </w:p>
-    <w:p>
-      <w:pPr>
-        <w:spacing w:line="360" w:lineRule="auto"/>
-        <w:ind w:firstLine="709"/>
-        <w:jc w:val="both"/>
-      </w:pPr>
-      <w:r>
-        <w:t xml:space="preserve">Esto mejora la legibilidad del código y facilita futuras modificaciones en la estructura del objeto Consulta, ya que los cambios se centralizan en el </w:t>
-      </w:r>
-      <w:proofErr w:type="spellStart"/>
-      <w:r>
-        <w:t>Builder</w:t>
-      </w:r>
-      <w:proofErr w:type="spellEnd"/>
-      <w:r>
-        <w:t>.</w:t>
+        <w:t>El patrón Builder se utiliza cuando se necesita construir objetos complejos paso a paso, separando el proceso de construcción del objeto final.</w:t>
+      </w:r>
+    </w:p>
+    <w:p>
+      <w:pPr>
+        <w:spacing w:line="360" w:lineRule="auto"/>
+        <w:ind w:firstLine="709"/>
+        <w:jc w:val="both"/>
+      </w:pPr>
+      <w:r>
+        <w:t>En este proyecto, el patrón Builder se implementa mediante la clase ConsultaBuilder, la cual permite construir objetos de tipo Consulta de forma más organizada y flexible.</w:t>
+      </w:r>
+    </w:p>
+    <w:p>
+      <w:pPr>
+        <w:spacing w:line="360" w:lineRule="auto"/>
+        <w:ind w:firstLine="709"/>
+        <w:jc w:val="both"/>
+      </w:pPr>
+      <w:r>
+        <w:t>En lugar de crear el objeto directamente utilizando múltiples métodos set, el Builder permite ir configurando cada atributo del objeto mediante métodos encadenados. Finalmente, el método build() se encarga de generar la instancia final de la consulta.</w:t>
+      </w:r>
+    </w:p>
+    <w:p>
+      <w:pPr>
+        <w:spacing w:line="360" w:lineRule="auto"/>
+        <w:ind w:firstLine="709"/>
+        <w:jc w:val="both"/>
+      </w:pPr>
+      <w:r>
+        <w:t>La implementación de este patrón se integra con el patrón Abstract Factory, ya que la clase MedicoMedicalFactory utiliza el ConsultaBuilder para construir el objeto Consulta. De esta manera, la fábrica decide qué objeto crear, mientras que el Builder define cómo se construye ese objeto.</w:t>
+      </w:r>
+    </w:p>
+    <w:p>
+      <w:pPr>
+        <w:spacing w:line="360" w:lineRule="auto"/>
+        <w:ind w:firstLine="709"/>
+        <w:jc w:val="both"/>
+      </w:pPr>
+      <w:r>
+        <w:t>Esto mejora la legibilidad del código y facilita futuras modificaciones en la estructura del objeto Consulta, ya que los cambios se centralizan en el Builder.</w:t>
       </w:r>
     </w:p>
     <w:p>
@@ -5924,75 +5492,27 @@
         <w:jc w:val="both"/>
       </w:pPr>
       <w:r>
-        <w:t xml:space="preserve">Cuando el </w:t>
-      </w:r>
-      <w:proofErr w:type="spellStart"/>
-      <w:r>
-        <w:t>endpoint</w:t>
-      </w:r>
-      <w:proofErr w:type="spellEnd"/>
-      <w:r>
-        <w:t xml:space="preserve"> recibe la solicitud, el </w:t>
-      </w:r>
-      <w:proofErr w:type="spellStart"/>
-      <w:r>
-        <w:t>ConsultaController</w:t>
-      </w:r>
-      <w:proofErr w:type="spellEnd"/>
-      <w:r>
-        <w:t xml:space="preserve"> envía la información al </w:t>
-      </w:r>
-      <w:proofErr w:type="spellStart"/>
-      <w:r>
-        <w:t>ConsultaService</w:t>
-      </w:r>
-      <w:proofErr w:type="spellEnd"/>
-      <w:r>
-        <w:t>, el cual se encarga de gestionar la lógica del sistema.</w:t>
-      </w:r>
-    </w:p>
-    <w:p>
-      <w:pPr>
-        <w:spacing w:line="360" w:lineRule="auto"/>
-        <w:ind w:firstLine="709"/>
-        <w:jc w:val="both"/>
-      </w:pPr>
-      <w:r>
-        <w:t xml:space="preserve">Posteriormente, el servicio utiliza la </w:t>
-      </w:r>
-      <w:proofErr w:type="spellStart"/>
-      <w:r>
-        <w:t>Abstract</w:t>
-      </w:r>
-      <w:proofErr w:type="spellEnd"/>
-      <w:r>
-        <w:t xml:space="preserve"> Factory para crear la consulta médica. Dentro de esta fábrica se utiliza el </w:t>
-      </w:r>
-      <w:proofErr w:type="spellStart"/>
-      <w:r>
-        <w:t>ConsultaBuilder</w:t>
-      </w:r>
-      <w:proofErr w:type="spellEnd"/>
-      <w:r>
-        <w:t>, el cual construye el objeto Consulta asignando el paciente, el médico, el estado de la consulta y la fecha de creación.</w:t>
-      </w:r>
-    </w:p>
-    <w:p>
-      <w:pPr>
-        <w:spacing w:line="360" w:lineRule="auto"/>
-        <w:ind w:firstLine="709"/>
-        <w:jc w:val="both"/>
-      </w:pPr>
-      <w:r>
-        <w:t xml:space="preserve">Finalmente, el objeto construido es guardado en la base de datos mediante el </w:t>
-      </w:r>
-      <w:proofErr w:type="spellStart"/>
-      <w:r>
-        <w:t>ConsultaRepository</w:t>
-      </w:r>
-      <w:proofErr w:type="spellEnd"/>
-      <w:r>
-        <w:t>.</w:t>
+        <w:t>Cuando el endpoint recibe la solicitud, el ConsultaController envía la información al ConsultaService, el cual se encarga de gestionar la lógica del sistema.</w:t>
+      </w:r>
+    </w:p>
+    <w:p>
+      <w:pPr>
+        <w:spacing w:line="360" w:lineRule="auto"/>
+        <w:ind w:firstLine="709"/>
+        <w:jc w:val="both"/>
+      </w:pPr>
+      <w:r>
+        <w:t>Posteriormente, el servicio utiliza la Abstract Factory para crear la consulta médica. Dentro de esta fábrica se utiliza el ConsultaBuilder, el cual construye el objeto Consulta asignando el paciente, el médico, el estado de la consulta y la fecha de creación.</w:t>
+      </w:r>
+    </w:p>
+    <w:p>
+      <w:pPr>
+        <w:spacing w:line="360" w:lineRule="auto"/>
+        <w:ind w:firstLine="709"/>
+        <w:jc w:val="both"/>
+      </w:pPr>
+      <w:r>
+        <w:t>Finalmente, el objeto construido es guardado en la base de datos mediante el ConsultaRepository.</w:t>
       </w:r>
     </w:p>
     <w:p>
@@ -6003,23 +5523,7 @@
       </w:pPr>
       <w:r>
         <w:lastRenderedPageBreak/>
-        <w:t xml:space="preserve">El resultado obtenido en </w:t>
-      </w:r>
-      <w:proofErr w:type="spellStart"/>
-      <w:r>
-        <w:t>Postman</w:t>
-      </w:r>
-      <w:proofErr w:type="spellEnd"/>
-      <w:r>
-        <w:t xml:space="preserve"> confirma que el objeto Consulta fue creado correctamente, demostrando que el patrón </w:t>
-      </w:r>
-      <w:proofErr w:type="spellStart"/>
-      <w:r>
-        <w:t>Builder</w:t>
-      </w:r>
-      <w:proofErr w:type="spellEnd"/>
-      <w:r>
-        <w:t xml:space="preserve"> funciona correctamente dentro de la arquitectura del sistema.</w:t>
+        <w:t>El resultado obtenido en Postman confirma que el objeto Consulta fue creado correctamente, demostrando que el patrón Builder funciona correctamente dentro de la arquitectura del sistema.</w:t>
       </w:r>
     </w:p>
     <w:p>
@@ -6099,49 +5603,17 @@
         <w:jc w:val="both"/>
       </w:pPr>
       <w:r>
-        <w:t xml:space="preserve">En el diagrama se puede observar cómo la clase </w:t>
-      </w:r>
-      <w:proofErr w:type="spellStart"/>
-      <w:r>
-        <w:t>ConsultaBuilder</w:t>
-      </w:r>
-      <w:proofErr w:type="spellEnd"/>
-      <w:r>
-        <w:t xml:space="preserve"> se encarga de construir el objeto Consulta. Esta clase contiene diferentes métodos que permiten configurar los atributos necesarios para crear la consulta médica.</w:t>
-      </w:r>
-    </w:p>
-    <w:p>
-      <w:pPr>
-        <w:spacing w:line="360" w:lineRule="auto"/>
-        <w:ind w:firstLine="709"/>
-        <w:jc w:val="both"/>
-      </w:pPr>
-      <w:r>
-        <w:t xml:space="preserve">La clase </w:t>
-      </w:r>
-      <w:proofErr w:type="spellStart"/>
-      <w:r>
-        <w:t>MedicoMedicalFactory</w:t>
-      </w:r>
-      <w:proofErr w:type="spellEnd"/>
-      <w:r>
-        <w:t xml:space="preserve"> utiliza el </w:t>
-      </w:r>
-      <w:proofErr w:type="spellStart"/>
-      <w:r>
-        <w:t>ConsultaBuilder</w:t>
-      </w:r>
-      <w:proofErr w:type="spellEnd"/>
-      <w:r>
-        <w:t xml:space="preserve"> para construir el objeto de forma controlada, integrando así el patrón </w:t>
-      </w:r>
-      <w:proofErr w:type="spellStart"/>
-      <w:r>
-        <w:t>Builder</w:t>
-      </w:r>
-      <w:proofErr w:type="spellEnd"/>
-      <w:r>
-        <w:t xml:space="preserve"> dentro de la estructura de fábricas del sistema.</w:t>
+        <w:t>En el diagrama se puede observar cómo la clase ConsultaBuilder se encarga de construir el objeto Consulta. Esta clase contiene diferentes métodos que permiten configurar los atributos necesarios para crear la consulta médica.</w:t>
+      </w:r>
+    </w:p>
+    <w:p>
+      <w:pPr>
+        <w:spacing w:line="360" w:lineRule="auto"/>
+        <w:ind w:firstLine="709"/>
+        <w:jc w:val="both"/>
+      </w:pPr>
+      <w:r>
+        <w:t>La clase MedicoMedicalFactory utiliza el ConsultaBuilder para construir el objeto de forma controlada, integrando así el patrón Builder dentro de la estructura de fábricas del sistema.</w:t>
       </w:r>
     </w:p>
     <w:p>
@@ -6180,15 +5652,7 @@
         <w:jc w:val="both"/>
       </w:pPr>
       <w:r>
-        <w:t xml:space="preserve">El </w:t>
-      </w:r>
-      <w:proofErr w:type="spellStart"/>
-      <w:r>
-        <w:t>Builder</w:t>
-      </w:r>
-      <w:proofErr w:type="spellEnd"/>
-      <w:r>
-        <w:t xml:space="preserve"> define cómo se construye el objeto paso a paso.</w:t>
+        <w:t>El Builder define cómo se construye el objeto paso a paso.</w:t>
       </w:r>
     </w:p>
     <w:p>
@@ -6249,15 +5713,7 @@
         <w:jc w:val="both"/>
       </w:pPr>
       <w:r>
-        <w:t xml:space="preserve">El patrón </w:t>
-      </w:r>
-      <w:proofErr w:type="spellStart"/>
-      <w:r>
-        <w:t>Prototype</w:t>
-      </w:r>
-      <w:proofErr w:type="spellEnd"/>
-      <w:r>
-        <w:t xml:space="preserve"> tiene como objetivo crear nuevos objetos a partir de la copia de una instancia existente, evitando la creación directa mediante constructores.</w:t>
+        <w:t>El patrón Prototype tiene como objetivo crear nuevos objetos a partir de la copia de una instancia existente, evitando la creación directa mediante constructores.</w:t>
       </w:r>
     </w:p>
     <w:p>
@@ -6288,33 +5744,17 @@
         <w:jc w:val="both"/>
       </w:pPr>
       <w:r>
-        <w:t xml:space="preserve">En el sistema de telemedicina, es común necesitar duplicar una consulta médica ya existente, por </w:t>
-      </w:r>
-      <w:proofErr w:type="gramStart"/>
-      <w:r>
-        <w:t>ejemplo</w:t>
-      </w:r>
-      <w:proofErr w:type="gramEnd"/>
-      <w:r>
-        <w:t xml:space="preserve"> para reagendar una cita o reutilizar información previa.</w:t>
-      </w:r>
-    </w:p>
-    <w:p>
-      <w:pPr>
-        <w:spacing w:line="360" w:lineRule="auto"/>
-        <w:ind w:firstLine="709"/>
-        <w:jc w:val="both"/>
-      </w:pPr>
-      <w:r>
-        <w:t xml:space="preserve">El uso del patrón </w:t>
-      </w:r>
-      <w:proofErr w:type="spellStart"/>
-      <w:r>
-        <w:t>Prototype</w:t>
-      </w:r>
-      <w:proofErr w:type="spellEnd"/>
-      <w:r>
-        <w:t xml:space="preserve"> permite realizar esta operación de manera eficiente, reutilizando los datos de la consulta original sin necesidad de reconstruir el objeto desde cero.</w:t>
+        <w:t>En el sistema de telemedicina, es común necesitar duplicar una consulta médica ya existente, por ejemplo para reagendar una cita o reutilizar información previa.</w:t>
+      </w:r>
+    </w:p>
+    <w:p>
+      <w:pPr>
+        <w:spacing w:line="360" w:lineRule="auto"/>
+        <w:ind w:firstLine="709"/>
+        <w:jc w:val="both"/>
+      </w:pPr>
+      <w:r>
+        <w:t>El uso del patrón Prototype permite realizar esta operación de manera eficiente, reutilizando los datos de la consulta original sin necesidad de reconstruir el objeto desde cero.</w:t>
       </w:r>
     </w:p>
     <w:p>
@@ -6544,23 +5984,7 @@
         <w:jc w:val="both"/>
       </w:pPr>
       <w:r>
-        <w:t xml:space="preserve">El patrón </w:t>
-      </w:r>
-      <w:proofErr w:type="spellStart"/>
-      <w:r>
-        <w:t>Prototype</w:t>
-      </w:r>
-      <w:proofErr w:type="spellEnd"/>
-      <w:r>
-        <w:t xml:space="preserve"> se implementa en la clase Consulta, la cual permite generar copias de sí misma mediante el método </w:t>
-      </w:r>
-      <w:proofErr w:type="gramStart"/>
-      <w:r>
-        <w:t>clone(</w:t>
-      </w:r>
-      <w:proofErr w:type="gramEnd"/>
-      <w:r>
-        <w:t>).</w:t>
+        <w:t>El patrón Prototype se implementa en la clase Consulta, la cual permite generar copias de sí misma mediante el método clone().</w:t>
       </w:r>
     </w:p>
     <w:p>
@@ -6688,73 +6112,17 @@
         <w:jc w:val="both"/>
       </w:pPr>
       <w:r>
-        <w:t xml:space="preserve">El diagrama UML representa la implementación del patrón </w:t>
-      </w:r>
-      <w:proofErr w:type="spellStart"/>
-      <w:r>
-        <w:t>Prototype</w:t>
-      </w:r>
-      <w:proofErr w:type="spellEnd"/>
-      <w:r>
-        <w:t xml:space="preserve"> dentro del proyecto de telemedicina. La clase Consulta es el elemento principal del patrón, ya que contiene el método </w:t>
-      </w:r>
-      <w:proofErr w:type="gramStart"/>
-      <w:r>
-        <w:t>clone(</w:t>
-      </w:r>
-      <w:proofErr w:type="gramEnd"/>
-      <w:r>
-        <w:t>), el cual permite generar una copia de sí misma sin necesidad de crear un nuevo objeto desde cero. Esta capacidad es fundamental para la aplicación del patrón, ya que define el comportamiento de clonación del objeto.</w:t>
-      </w:r>
-    </w:p>
-    <w:p>
-      <w:pPr>
-        <w:spacing w:line="360" w:lineRule="auto"/>
-        <w:ind w:firstLine="709"/>
-        <w:jc w:val="both"/>
-      </w:pPr>
-      <w:r>
-        <w:t xml:space="preserve">Por otro lado, la clase </w:t>
-      </w:r>
-      <w:proofErr w:type="spellStart"/>
-      <w:r>
-        <w:t>ConsultaService</w:t>
-      </w:r>
-      <w:proofErr w:type="spellEnd"/>
-      <w:r>
-        <w:t xml:space="preserve"> es la encargada de utilizar este mecanismo de clonación. A través del método </w:t>
-      </w:r>
-      <w:proofErr w:type="spellStart"/>
-      <w:r>
-        <w:t>clonarConsulta</w:t>
-      </w:r>
-      <w:proofErr w:type="spellEnd"/>
-      <w:r>
-        <w:t xml:space="preserve">, el servicio obtiene una instancia existente desde el </w:t>
-      </w:r>
-      <w:proofErr w:type="spellStart"/>
-      <w:r>
-        <w:t>ConsultaRepository</w:t>
-      </w:r>
-      <w:proofErr w:type="spellEnd"/>
-      <w:r>
-        <w:t xml:space="preserve">, invoca el método </w:t>
-      </w:r>
-      <w:proofErr w:type="gramStart"/>
-      <w:r>
-        <w:t>clone(</w:t>
-      </w:r>
-      <w:proofErr w:type="gramEnd"/>
-      <w:r>
-        <w:t xml:space="preserve">) sobre dicha instancia y posteriormente guarda la nueva copia en la base de datos. De esta manera, el diagrama evidencia cómo el sistema reutiliza objetos existentes para generar nuevos, manteniendo una correcta separación de responsabilidades y aplicando adecuadamente el patrón </w:t>
-      </w:r>
-      <w:proofErr w:type="spellStart"/>
-      <w:r>
-        <w:t>Prototype</w:t>
-      </w:r>
-      <w:proofErr w:type="spellEnd"/>
-      <w:r>
-        <w:t>.</w:t>
+        <w:t>El diagrama UML representa la implementación del patrón Prototype dentro del proyecto de telemedicina. La clase Consulta es el elemento principal del patrón, ya que contiene el método clone(), el cual permite generar una copia de sí misma sin necesidad de crear un nuevo objeto desde cero. Esta capacidad es fundamental para la aplicación del patrón, ya que define el comportamiento de clonación del objeto.</w:t>
+      </w:r>
+    </w:p>
+    <w:p>
+      <w:pPr>
+        <w:spacing w:line="360" w:lineRule="auto"/>
+        <w:ind w:firstLine="709"/>
+        <w:jc w:val="both"/>
+      </w:pPr>
+      <w:r>
+        <w:t>Por otro lado, la clase ConsultaService es la encargada de utilizar este mecanismo de clonación. A través del método clonarConsulta, el servicio obtiene una instancia existente desde el ConsultaRepository, invoca el método clone() sobre dicha instancia y posteriormente guarda la nueva copia en la base de datos. De esta manera, el diagrama evidencia cómo el sistema reutiliza objetos existentes para generar nuevos, manteniendo una correcta separación de responsabilidades y aplicando adecuadamente el patrón Prototype.</w:t>
       </w:r>
     </w:p>
     <w:p/>
@@ -6810,15 +6178,7 @@
         <w:jc w:val="both"/>
       </w:pPr>
       <w:r>
-        <w:t xml:space="preserve">El patrón </w:t>
-      </w:r>
-      <w:proofErr w:type="spellStart"/>
-      <w:r>
-        <w:t>Adapter</w:t>
-      </w:r>
-      <w:proofErr w:type="spellEnd"/>
-      <w:r>
-        <w:t xml:space="preserve"> tiene como objetivo permitir que clases con interfaces incompatibles puedan trabajar juntas, actuando como un intermediario que traduce una interfaz en otra esperada por el sistema.</w:t>
+        <w:t>El patrón Adapter tiene como objetivo permitir que clases con interfaces incompatibles puedan trabajar juntas, actuando como un intermediario que traduce una interfaz en otra esperada por el sistema.</w:t>
       </w:r>
     </w:p>
     <w:p>
@@ -6846,11 +6206,9 @@
       <w:r>
         <w:t xml:space="preserve">En el sistema de telemedicina, se presenta la necesidad de integrar datos provenientes de fuentes externas que manejan estructuras diferentes a las utilizadas internamente. En este caso, un usuario externo contiene atributos como </w:t>
       </w:r>
-      <w:proofErr w:type="spellStart"/>
       <w:r>
         <w:t>nombreCompleto</w:t>
       </w:r>
-      <w:proofErr w:type="spellEnd"/>
       <w:r>
         <w:t xml:space="preserve"> y </w:t>
       </w:r>
@@ -6880,15 +6238,7 @@
         <w:jc w:val="both"/>
       </w:pPr>
       <w:r>
-        <w:t xml:space="preserve">El uso del patrón </w:t>
-      </w:r>
-      <w:proofErr w:type="spellStart"/>
-      <w:r>
-        <w:t>Adapter</w:t>
-      </w:r>
-      <w:proofErr w:type="spellEnd"/>
-      <w:r>
-        <w:t xml:space="preserve"> permite transformar estos datos externos en objetos compatibles con el sistema, evitando modificar las clases existentes y manteniendo la integridad de la arquitectura.</w:t>
+        <w:t>El uso del patrón Adapter permite transformar estos datos externos en objetos compatibles con el sistema, evitando modificar las clases existentes y manteniendo la integridad de la arquitectura.</w:t>
       </w:r>
     </w:p>
     <w:p>
@@ -7290,29 +6640,17 @@
         <w:jc w:val="both"/>
       </w:pPr>
       <w:r>
-        <w:t xml:space="preserve">El patrón </w:t>
-      </w:r>
-      <w:proofErr w:type="spellStart"/>
-      <w:r>
-        <w:t>Adapter</w:t>
-      </w:r>
-      <w:proofErr w:type="spellEnd"/>
-      <w:r>
-        <w:t xml:space="preserve"> en el proyecto se implementa mediante la interacción de varias clases que permiten adaptar un objeto externo a la estructura interna del sistema. En primer lugar, se encuentra la clase </w:t>
-      </w:r>
-      <w:proofErr w:type="spellStart"/>
+        <w:t xml:space="preserve">El patrón Adapter en el proyecto se implementa mediante la interacción de varias clases que permiten adaptar un objeto externo a la estructura interna del sistema. En primer lugar, se encuentra la clase </w:t>
+      </w:r>
       <w:r>
         <w:t>UsuarioExterno</w:t>
       </w:r>
-      <w:proofErr w:type="spellEnd"/>
       <w:r>
         <w:t xml:space="preserve">, la cual representa la fuente de datos externa y contiene atributos como </w:t>
       </w:r>
-      <w:proofErr w:type="spellStart"/>
       <w:r>
         <w:t>nombreCompleto</w:t>
       </w:r>
-      <w:proofErr w:type="spellEnd"/>
       <w:r>
         <w:t xml:space="preserve"> y </w:t>
       </w:r>
@@ -7350,48 +6688,32 @@
       <w:r>
         <w:t xml:space="preserve">Para resolver esta incompatibilidad, se define la interfaz </w:t>
       </w:r>
-      <w:proofErr w:type="spellStart"/>
       <w:r>
         <w:t>UsuarioAdapter</w:t>
       </w:r>
-      <w:proofErr w:type="spellEnd"/>
       <w:r>
         <w:t xml:space="preserve">, la cual establece un contrato común mediante el método </w:t>
       </w:r>
-      <w:proofErr w:type="gramStart"/>
-      <w:r>
-        <w:t>adaptar(</w:t>
-      </w:r>
-      <w:proofErr w:type="gramEnd"/>
-      <w:r>
-        <w:t>)</w:t>
+      <w:r>
+        <w:t>adaptar()</w:t>
       </w:r>
       <w:r>
         <w:t xml:space="preserve">. Esta interfaz garantiza que cualquier clase adaptadora implemente un mecanismo para transformar un objeto externo en un objeto interno del sistema. A partir de esta interfaz, se implementa la clase </w:t>
       </w:r>
-      <w:proofErr w:type="spellStart"/>
       <w:r>
         <w:t>UsuarioExternoAdapter</w:t>
       </w:r>
-      <w:proofErr w:type="spellEnd"/>
       <w:r>
         <w:t xml:space="preserve">, que actúa como el adaptador concreto. Esta clase recibe una instancia de </w:t>
       </w:r>
-      <w:proofErr w:type="spellStart"/>
       <w:r>
         <w:t>UsuarioExterno</w:t>
       </w:r>
-      <w:proofErr w:type="spellEnd"/>
       <w:r>
         <w:t xml:space="preserve"> y, dentro del método </w:t>
       </w:r>
-      <w:proofErr w:type="gramStart"/>
-      <w:r>
-        <w:t>adaptar(</w:t>
-      </w:r>
-      <w:proofErr w:type="gramEnd"/>
-      <w:r>
-        <w:t>)</w:t>
+      <w:r>
+        <w:t>adaptar()</w:t>
       </w:r>
       <w:r>
         <w:t xml:space="preserve">, realiza la conversión de sus atributos hacia un objeto de tipo </w:t>
@@ -7402,11 +6724,9 @@
       <w:r>
         <w:t xml:space="preserve">, asignando el </w:t>
       </w:r>
-      <w:proofErr w:type="spellStart"/>
       <w:r>
         <w:t>nombreCompleto</w:t>
       </w:r>
-      <w:proofErr w:type="spellEnd"/>
       <w:r>
         <w:t xml:space="preserve"> al atributo </w:t>
       </w:r>
@@ -7438,68 +6758,45 @@
       <w:r>
         <w:t xml:space="preserve">Finalmente, la clase </w:t>
       </w:r>
-      <w:proofErr w:type="spellStart"/>
       <w:r>
         <w:t>UsuarioService</w:t>
       </w:r>
-      <w:proofErr w:type="spellEnd"/>
       <w:r>
         <w:t xml:space="preserve"> utiliza este adaptador dentro del método </w:t>
       </w:r>
-      <w:proofErr w:type="spellStart"/>
       <w:r>
         <w:t>crearUsuarioDesdeExterno</w:t>
       </w:r>
-      <w:proofErr w:type="spellEnd"/>
       <w:r>
         <w:t xml:space="preserve">. En este proceso, se crea un objeto </w:t>
       </w:r>
-      <w:proofErr w:type="spellStart"/>
       <w:r>
         <w:t>UsuarioExterno</w:t>
       </w:r>
-      <w:proofErr w:type="spellEnd"/>
       <w:r>
         <w:t xml:space="preserve">, se envuelve dentro del </w:t>
       </w:r>
-      <w:proofErr w:type="spellStart"/>
       <w:r>
         <w:t>UsuarioExternoAdapter</w:t>
       </w:r>
-      <w:proofErr w:type="spellEnd"/>
       <w:r>
         <w:t xml:space="preserve"> y se invoca el método </w:t>
       </w:r>
-      <w:proofErr w:type="gramStart"/>
-      <w:r>
-        <w:t>adaptar(</w:t>
-      </w:r>
-      <w:proofErr w:type="gramEnd"/>
-      <w:r>
-        <w:t>)</w:t>
+      <w:r>
+        <w:t>adaptar()</w:t>
       </w:r>
       <w:r>
         <w:t xml:space="preserve"> para obtener un objeto compatible con el sistema. Posteriormente, este objeto es persistido mediante el </w:t>
       </w:r>
-      <w:proofErr w:type="spellStart"/>
       <w:r>
         <w:t>PacienteRepository</w:t>
       </w:r>
-      <w:proofErr w:type="spellEnd"/>
       <w:r>
         <w:t xml:space="preserve">. De esta manera, se logra integrar datos </w:t>
       </w:r>
       <w:r>
         <w:lastRenderedPageBreak/>
-        <w:t xml:space="preserve">externos sin modificar las clases existentes, manteniendo la coherencia de la arquitectura y aplicando correctamente el patrón </w:t>
-      </w:r>
-      <w:proofErr w:type="spellStart"/>
-      <w:r>
-        <w:t>Adapter</w:t>
-      </w:r>
-      <w:proofErr w:type="spellEnd"/>
-      <w:r>
-        <w:t>.</w:t>
+        <w:t>externos sin modificar las clases existentes, manteniendo la coherencia de la arquitectura y aplicando correctamente el patrón Adapter.</w:t>
       </w:r>
     </w:p>
     <w:p>
@@ -7582,21 +6879,11 @@
         <w:jc w:val="both"/>
       </w:pPr>
       <w:r>
-        <w:t xml:space="preserve">El diagrama UML representa la estructura del patrón </w:t>
-      </w:r>
-      <w:proofErr w:type="spellStart"/>
-      <w:r>
-        <w:t>Adapter</w:t>
-      </w:r>
-      <w:proofErr w:type="spellEnd"/>
-      <w:r>
-        <w:t xml:space="preserve"> dentro del proyecto, mostrando cómo se integran los diferentes componentes para permitir la compatibilidad entre sistemas. En primer lugar, se observa la clase </w:t>
-      </w:r>
-      <w:proofErr w:type="spellStart"/>
+        <w:t xml:space="preserve">El diagrama UML representa la estructura del patrón Adapter dentro del proyecto, mostrando cómo se integran los diferentes componentes para permitir la compatibilidad entre sistemas. En primer lugar, se observa la clase </w:t>
+      </w:r>
       <w:r>
         <w:t>UsuarioExterno</w:t>
       </w:r>
-      <w:proofErr w:type="spellEnd"/>
       <w:r>
         <w:t>, que representa la fuente de datos externa con una estructura diferente a la utilizada internamente. Esta clase no tiene relación directa con el modelo del sistema, lo que justifica la necesidad del patrón.</w:t>
       </w:r>
@@ -7610,38 +6897,27 @@
       <w:r>
         <w:t xml:space="preserve">A continuación, se identifica la interfaz </w:t>
       </w:r>
-      <w:proofErr w:type="spellStart"/>
       <w:r>
         <w:t>UsuarioAdapter</w:t>
       </w:r>
-      <w:proofErr w:type="spellEnd"/>
       <w:r>
         <w:t xml:space="preserve">, la cual define el método </w:t>
       </w:r>
-      <w:proofErr w:type="gramStart"/>
-      <w:r>
-        <w:t>adaptar(</w:t>
-      </w:r>
-      <w:proofErr w:type="gramEnd"/>
-      <w:r>
-        <w:t>)</w:t>
+      <w:r>
+        <w:t>adaptar()</w:t>
       </w:r>
       <w:r>
         <w:t xml:space="preserve">. Esta interfaz establece el contrato que deben cumplir los adaptadores, asegurando que cualquier implementación proporcione un mecanismo de transformación hacia el modelo interno. La clase </w:t>
       </w:r>
-      <w:proofErr w:type="spellStart"/>
       <w:r>
         <w:t>UsuarioExternoAdapter</w:t>
       </w:r>
-      <w:proofErr w:type="spellEnd"/>
       <w:r>
         <w:t xml:space="preserve"> implementa esta interfaz y se encarga de recibir un objeto de tipo </w:t>
       </w:r>
-      <w:proofErr w:type="spellStart"/>
       <w:r>
         <w:t>UsuarioExterno</w:t>
       </w:r>
-      <w:proofErr w:type="spellEnd"/>
       <w:r>
         <w:t xml:space="preserve">, transformando sus datos en un objeto del tipo </w:t>
       </w:r>
@@ -7666,15 +6942,7 @@
       </w:pPr>
       <w:r>
         <w:lastRenderedPageBreak/>
-        <w:t xml:space="preserve">Finalmente, el diagrama muestra cómo el adaptador actúa como intermediario entre el sistema externo y el sistema interno, permitiendo que las clases existentes trabajen con datos externos sin necesidad de ser modificadas. Esto evidencia una correcta aplicación del patrón </w:t>
-      </w:r>
-      <w:proofErr w:type="spellStart"/>
-      <w:r>
-        <w:t>Adapter</w:t>
-      </w:r>
-      <w:proofErr w:type="spellEnd"/>
-      <w:r>
-        <w:t>, ya que se logra desacoplar ambas estructuras y mantener la flexibilidad del sistema.</w:t>
+        <w:t>Finalmente, el diagrama muestra cómo el adaptador actúa como intermediario entre el sistema externo y el sistema interno, permitiendo que las clases existentes trabajen con datos externos sin necesidad de ser modificadas. Esto evidencia una correcta aplicación del patrón Adapter, ya que se logra desacoplar ambas estructuras y mantener la flexibilidad del sistema.</w:t>
       </w:r>
     </w:p>
     <w:p/>
@@ -7818,6 +7086,9 @@
         <w:jc w:val="center"/>
       </w:pPr>
       <w:r>
+        <w:rPr>
+          <w:noProof/>
+        </w:rPr>
         <w:drawing>
           <wp:inline distT="0" distB="0" distL="0" distR="0" wp14:anchorId="2C0DEA4E" wp14:editId="7140FB21">
             <wp:extent cx="5612130" cy="2613660"/>
@@ -7902,6 +7173,7 @@
         <w:rPr>
           <w:b/>
           <w:bCs/>
+          <w:noProof/>
         </w:rPr>
         <w:drawing>
           <wp:inline distT="0" distB="0" distL="0" distR="0" wp14:anchorId="7BBFD00F" wp14:editId="089DC671">
@@ -7962,42 +7234,22 @@
           <w:b/>
           <w:bCs/>
         </w:rPr>
-        <w:t>Tipo</w:t>
-      </w:r>
-      <w:r>
+        <w:t>TipoConsultaImplementor.java</w:t>
+      </w:r>
+    </w:p>
+    <w:p>
+      <w:pPr>
+        <w:jc w:val="center"/>
         <w:rPr>
           <w:b/>
           <w:bCs/>
         </w:rPr>
-        <w:t>Consulta</w:t>
-      </w:r>
+      </w:pPr>
       <w:r>
         <w:rPr>
           <w:b/>
           <w:bCs/>
-        </w:rPr>
-        <w:t>Implementor</w:t>
-      </w:r>
-      <w:r>
-        <w:rPr>
-          <w:b/>
-          <w:bCs/>
-        </w:rPr>
-        <w:t>.java</w:t>
-      </w:r>
-    </w:p>
-    <w:p>
-      <w:pPr>
-        <w:jc w:val="center"/>
-        <w:rPr>
-          <w:b/>
-          <w:bCs/>
-        </w:rPr>
-      </w:pPr>
-      <w:r>
-        <w:rPr>
-          <w:b/>
-          <w:bCs/>
+          <w:noProof/>
         </w:rPr>
         <w:drawing>
           <wp:inline distT="0" distB="0" distL="0" distR="0" wp14:anchorId="6A9B57F5" wp14:editId="648A344F">
@@ -8058,35 +7310,22 @@
           <w:b/>
           <w:bCs/>
         </w:rPr>
-        <w:t>Consulta</w:t>
-      </w:r>
-      <w:r>
+        <w:t>ConsultaVirtual.java</w:t>
+      </w:r>
+    </w:p>
+    <w:p>
+      <w:pPr>
+        <w:jc w:val="center"/>
         <w:rPr>
           <w:b/>
           <w:bCs/>
         </w:rPr>
-        <w:t>Virtual</w:t>
-      </w:r>
+      </w:pPr>
       <w:r>
         <w:rPr>
           <w:b/>
           <w:bCs/>
-        </w:rPr>
-        <w:t>.java</w:t>
-      </w:r>
-    </w:p>
-    <w:p>
-      <w:pPr>
-        <w:jc w:val="center"/>
-        <w:rPr>
-          <w:b/>
-          <w:bCs/>
-        </w:rPr>
-      </w:pPr>
-      <w:r>
-        <w:rPr>
-          <w:b/>
-          <w:bCs/>
+          <w:noProof/>
         </w:rPr>
         <w:drawing>
           <wp:inline distT="0" distB="0" distL="0" distR="0" wp14:anchorId="1EDD0D10" wp14:editId="0866939F">
@@ -8184,21 +7423,7 @@
           <w:bCs/>
         </w:rPr>
         <w:lastRenderedPageBreak/>
-        <w:t>Consulta</w:t>
-      </w:r>
-      <w:r>
-        <w:rPr>
-          <w:b/>
-          <w:bCs/>
-        </w:rPr>
-        <w:t>Presencial</w:t>
-      </w:r>
-      <w:r>
-        <w:rPr>
-          <w:b/>
-          <w:bCs/>
-        </w:rPr>
-        <w:t>.java</w:t>
+        <w:t>ConsultaPresencial.java</w:t>
       </w:r>
     </w:p>
     <w:p>
@@ -8207,6 +7432,9 @@
         <w:jc w:val="center"/>
       </w:pPr>
       <w:r>
+        <w:rPr>
+          <w:noProof/>
+        </w:rPr>
         <w:drawing>
           <wp:inline distT="0" distB="0" distL="0" distR="0" wp14:anchorId="5CF9BCFA" wp14:editId="73D39AEF">
             <wp:extent cx="5349704" cy="1752752"/>
@@ -8251,184 +7479,41 @@
         <w:jc w:val="both"/>
       </w:pPr>
       <w:r>
-        <w:t xml:space="preserve">La implementación del patrón Bridge en el proyecto requirió la creación y modificación de varios archivos con el fin de separar la lógica de la consulta médica de su forma de ejecución. En primer lugar, se creó la interfaz </w:t>
-      </w:r>
-      <w:proofErr w:type="spellStart"/>
-      <w:r>
-        <w:t>TipoConsultaImplementor</w:t>
-      </w:r>
-      <w:proofErr w:type="spellEnd"/>
-      <w:r>
-        <w:t xml:space="preserve"> dentro del paquete bridge, la cual define el método </w:t>
-      </w:r>
-      <w:proofErr w:type="spellStart"/>
-      <w:proofErr w:type="gramStart"/>
-      <w:r>
-        <w:t>ejecutarTipoConsulta</w:t>
-      </w:r>
-      <w:proofErr w:type="spellEnd"/>
-      <w:r>
-        <w:t>(</w:t>
-      </w:r>
-      <w:proofErr w:type="gramEnd"/>
-      <w:r>
-        <w:t>). Esta interfaz actúa como el contrato que deben cumplir todas las implementaciones del comportamiento de la consulta, permitiendo que puedan existir diferentes formas de ejecución sin afectar la estructura principal del sistema.</w:t>
-      </w:r>
-    </w:p>
-    <w:p>
-      <w:pPr>
-        <w:spacing w:line="360" w:lineRule="auto"/>
-        <w:ind w:firstLine="709"/>
-        <w:jc w:val="both"/>
-      </w:pPr>
-      <w:r>
-        <w:t xml:space="preserve">Posteriormente, se crearon las clases </w:t>
-      </w:r>
-      <w:proofErr w:type="spellStart"/>
-      <w:r>
-        <w:t>ConsultaVirtual</w:t>
-      </w:r>
-      <w:proofErr w:type="spellEnd"/>
-      <w:r>
-        <w:t xml:space="preserve"> y </w:t>
-      </w:r>
-      <w:proofErr w:type="spellStart"/>
-      <w:r>
-        <w:t>ConsultaPresencial</w:t>
-      </w:r>
-      <w:proofErr w:type="spellEnd"/>
-      <w:r>
-        <w:t xml:space="preserve">, también ubicadas en el paquete bridge, las cuales implementan la interfaz </w:t>
-      </w:r>
-      <w:proofErr w:type="spellStart"/>
-      <w:r>
-        <w:t>TipoConsultaImplementor</w:t>
-      </w:r>
-      <w:proofErr w:type="spellEnd"/>
-      <w:r>
-        <w:t xml:space="preserve">. Estas clases representan las implementaciones concretas del patrón, definiendo el comportamiento específico para cada tipo de consulta. Por ejemplo, </w:t>
-      </w:r>
-      <w:proofErr w:type="spellStart"/>
-      <w:r>
-        <w:t>ConsultaVirtual</w:t>
-      </w:r>
-      <w:proofErr w:type="spellEnd"/>
-      <w:r>
-        <w:t xml:space="preserve"> simula la ejecución de una consulta mediante videollamada, mientras que </w:t>
-      </w:r>
-      <w:proofErr w:type="spellStart"/>
-      <w:r>
-        <w:t>ConsultaPresencial</w:t>
-      </w:r>
-      <w:proofErr w:type="spellEnd"/>
-      <w:r>
-        <w:t xml:space="preserve"> representa una atención física tradicional. De esta manera, se encapsulan las variaciones del comportamiento en clases independientes.</w:t>
-      </w:r>
-    </w:p>
-    <w:p>
-      <w:pPr>
-        <w:spacing w:line="360" w:lineRule="auto"/>
-        <w:ind w:firstLine="709"/>
-        <w:jc w:val="both"/>
-      </w:pPr>
-      <w:r>
-        <w:t xml:space="preserve">Adicionalmente, fue necesario modificar la clase Consulta en el paquete </w:t>
-      </w:r>
-      <w:proofErr w:type="spellStart"/>
-      <w:r>
-        <w:t>model</w:t>
-      </w:r>
-      <w:proofErr w:type="spellEnd"/>
-      <w:r>
-        <w:t xml:space="preserve">, incorporando un atributo de tipo </w:t>
-      </w:r>
-      <w:proofErr w:type="spellStart"/>
-      <w:r>
-        <w:t>TipoConsultaImplementor</w:t>
-      </w:r>
-      <w:proofErr w:type="spellEnd"/>
-      <w:r>
-        <w:t xml:space="preserve">. Este atributo fue anotado con @Transient y @JsonIgnore, con el fin de evitar su persistencia en la base de datos y su serialización en las respuestas JSON, ya que representa comportamiento y no estado del sistema. También se añadió el método </w:t>
-      </w:r>
-      <w:proofErr w:type="spellStart"/>
-      <w:proofErr w:type="gramStart"/>
+        <w:t>La implementación del patrón Bridge en el proyecto requirió la creación y modificación de varios archivos con el fin de separar la lógica de la consulta médica de su forma de ejecución. En primer lugar, se creó la interfaz TipoConsultaImplementor dentro del paquete bridge, la cual define el método ejecutarTipoConsulta(). Esta interfaz actúa como el contrato que deben cumplir todas las implementaciones del comportamiento de la consulta, permitiendo que puedan existir diferentes formas de ejecución sin afectar la estructura principal del sistema.</w:t>
+      </w:r>
+    </w:p>
+    <w:p>
+      <w:pPr>
+        <w:spacing w:line="360" w:lineRule="auto"/>
+        <w:ind w:firstLine="709"/>
+        <w:jc w:val="both"/>
+      </w:pPr>
+      <w:r>
+        <w:t>Posteriormente, se crearon las clases ConsultaVirtual y ConsultaPresencial, también ubicadas en el paquete bridge, las cuales implementan la interfaz TipoConsultaImplementor. Estas clases representan las implementaciones concretas del patrón, definiendo el comportamiento específico para cada tipo de consulta. Por ejemplo, ConsultaVirtual simula la ejecución de una consulta mediante videollamada, mientras que ConsultaPresencial representa una atención física tradicional. De esta manera, se encapsulan las variaciones del comportamiento en clases independientes.</w:t>
+      </w:r>
+    </w:p>
+    <w:p>
+      <w:pPr>
+        <w:spacing w:line="360" w:lineRule="auto"/>
+        <w:ind w:firstLine="709"/>
+        <w:jc w:val="both"/>
+      </w:pPr>
+      <w:r>
+        <w:t xml:space="preserve">Adicionalmente, fue necesario modificar la clase Consulta en el paquete model, incorporando un atributo de tipo TipoConsultaImplementor. Este atributo fue anotado con @Transient y @JsonIgnore, con el fin de evitar su persistencia en la base de datos y su serialización en las respuestas JSON, ya que representa comportamiento y no estado del sistema. También se añadió el método </w:t>
+      </w:r>
       <w:r>
         <w:lastRenderedPageBreak/>
-        <w:t>ejecutarConsulta</w:t>
-      </w:r>
-      <w:proofErr w:type="spellEnd"/>
-      <w:r>
-        <w:t>(</w:t>
-      </w:r>
-      <w:proofErr w:type="gramEnd"/>
-      <w:r>
-        <w:t>), el cual delega la ejecución del comportamiento a la implementación correspondiente, completando así la abstracción del patrón Bridge.</w:t>
-      </w:r>
-    </w:p>
-    <w:p>
-      <w:pPr>
-        <w:spacing w:line="360" w:lineRule="auto"/>
-        <w:ind w:firstLine="709"/>
-        <w:jc w:val="both"/>
-      </w:pPr>
-      <w:r>
-        <w:t xml:space="preserve">Finalmente, se modificó la clase </w:t>
-      </w:r>
-      <w:proofErr w:type="spellStart"/>
-      <w:r>
-        <w:t>ConsultaService</w:t>
-      </w:r>
-      <w:proofErr w:type="spellEnd"/>
-      <w:r>
-        <w:t xml:space="preserve"> en el paquete </w:t>
-      </w:r>
-      <w:proofErr w:type="spellStart"/>
-      <w:r>
-        <w:t>service</w:t>
-      </w:r>
-      <w:proofErr w:type="spellEnd"/>
-      <w:r>
-        <w:t xml:space="preserve">, específicamente en el método </w:t>
-      </w:r>
-      <w:proofErr w:type="spellStart"/>
-      <w:r>
-        <w:t>crearConsulta</w:t>
-      </w:r>
-      <w:proofErr w:type="spellEnd"/>
-      <w:r>
-        <w:t>, donde se implementa la lógica de selección dinámica del tipo de consulta. En este punto, se evalúa el parámetro tipo recibido desde el cliente, y con base en este se instancia la implementación correspondiente (</w:t>
-      </w:r>
-      <w:proofErr w:type="spellStart"/>
-      <w:r>
-        <w:t>ConsultaVirtual</w:t>
-      </w:r>
-      <w:proofErr w:type="spellEnd"/>
-      <w:r>
-        <w:t xml:space="preserve"> o </w:t>
-      </w:r>
-      <w:proofErr w:type="spellStart"/>
-      <w:r>
-        <w:t>ConsultaPresencial</w:t>
-      </w:r>
-      <w:proofErr w:type="spellEnd"/>
-      <w:r>
-        <w:t xml:space="preserve">). Esta implementación es asignada a la entidad Consulta, permitiendo ejecutar el comportamiento desacoplado antes de persistir el objeto. De igual forma, se ajustó el </w:t>
-      </w:r>
-      <w:proofErr w:type="spellStart"/>
-      <w:r>
-        <w:t>ConsultaController</w:t>
-      </w:r>
-      <w:proofErr w:type="spellEnd"/>
-      <w:r>
-        <w:t xml:space="preserve"> y el </w:t>
-      </w:r>
-      <w:proofErr w:type="spellStart"/>
-      <w:r>
-        <w:t>ConsultaRequest</w:t>
-      </w:r>
-      <w:proofErr w:type="spellEnd"/>
-      <w:r>
-        <w:t xml:space="preserve"> para incluir el nuevo parámetro tipo, permitiendo que el cliente defina la forma de ejecución de la consulta desde la solicitud.</w:t>
+        <w:t>ejecutarConsulta(), el cual delega la ejecución del comportamiento a la implementación correspondiente, completando así la abstracción del patrón Bridge.</w:t>
+      </w:r>
+    </w:p>
+    <w:p>
+      <w:pPr>
+        <w:spacing w:line="360" w:lineRule="auto"/>
+        <w:ind w:firstLine="709"/>
+        <w:jc w:val="both"/>
+      </w:pPr>
+      <w:r>
+        <w:t>Finalmente, se modificó la clase ConsultaService en el paquete service, específicamente en el método crearConsulta, donde se implementa la lógica de selección dinámica del tipo de consulta. En este punto, se evalúa el parámetro tipo recibido desde el cliente, y con base en este se instancia la implementación correspondiente (ConsultaVirtual o ConsultaPresencial). Esta implementación es asignada a la entidad Consulta, permitiendo ejecutar el comportamiento desacoplado antes de persistir el objeto. De igual forma, se ajustó el ConsultaController y el ConsultaRequest para incluir el nuevo parámetro tipo, permitiendo que el cliente defina la forma de ejecución de la consulta desde la solicitud.</w:t>
       </w:r>
     </w:p>
     <w:p>
@@ -8460,6 +7545,9 @@
         <w:jc w:val="center"/>
       </w:pPr>
       <w:r>
+        <w:rPr>
+          <w:noProof/>
+        </w:rPr>
         <w:drawing>
           <wp:inline distT="0" distB="0" distL="0" distR="0" wp14:anchorId="2E2956ED" wp14:editId="2C8553B1">
             <wp:extent cx="5612130" cy="3298825"/>
@@ -8512,54 +7600,17 @@
       </w:pPr>
       <w:r>
         <w:lastRenderedPageBreak/>
-        <w:t xml:space="preserve">Al recibir la solicitud, el sistema procesa los datos y delega la lógica de creación al </w:t>
-      </w:r>
-      <w:proofErr w:type="spellStart"/>
-      <w:r>
-        <w:t>ConsultaService</w:t>
-      </w:r>
-      <w:proofErr w:type="spellEnd"/>
-      <w:r>
-        <w:t>. En este punto, se evalúa el atributo tipo, el cual permite seleccionar dinámicamente la implementación correspondiente (</w:t>
-      </w:r>
-      <w:proofErr w:type="spellStart"/>
-      <w:r>
-        <w:t>ConsultaVirtual</w:t>
-      </w:r>
-      <w:proofErr w:type="spellEnd"/>
-      <w:r>
-        <w:t xml:space="preserve"> o </w:t>
-      </w:r>
-      <w:proofErr w:type="spellStart"/>
-      <w:r>
-        <w:t>ConsultaPresencial</w:t>
-      </w:r>
-      <w:proofErr w:type="spellEnd"/>
-      <w:r>
-        <w:t>).</w:t>
-      </w:r>
-    </w:p>
-    <w:p>
-      <w:pPr>
-        <w:spacing w:line="360" w:lineRule="auto"/>
-        <w:ind w:firstLine="709"/>
-        <w:jc w:val="both"/>
-      </w:pPr>
-      <w:r>
-        <w:t xml:space="preserve">Posteriormente, esta implementación es asociada a la entidad Consulta y se ejecuta su comportamiento mediante el método </w:t>
-      </w:r>
-      <w:proofErr w:type="spellStart"/>
-      <w:proofErr w:type="gramStart"/>
-      <w:r>
-        <w:t>ejecutarConsulta</w:t>
-      </w:r>
-      <w:proofErr w:type="spellEnd"/>
-      <w:r>
-        <w:t>(</w:t>
-      </w:r>
-      <w:proofErr w:type="gramEnd"/>
-      <w:r>
-        <w:t>). Finalmente, la consulta es almacenada en la base de datos y retornada como respuesta al cliente.</w:t>
+        <w:t>Al recibir la solicitud, el sistema procesa los datos y delega la lógica de creación al ConsultaService. En este punto, se evalúa el atributo tipo, el cual permite seleccionar dinámicamente la implementación correspondiente (ConsultaVirtual o ConsultaPresencial).</w:t>
+      </w:r>
+    </w:p>
+    <w:p>
+      <w:pPr>
+        <w:spacing w:line="360" w:lineRule="auto"/>
+        <w:ind w:firstLine="709"/>
+        <w:jc w:val="both"/>
+      </w:pPr>
+      <w:r>
+        <w:t>Posteriormente, esta implementación es asociada a la entidad Consulta y se ejecuta su comportamiento mediante el método ejecutarConsulta(). Finalmente, la consulta es almacenada en la base de datos y retornada como respuesta al cliente.</w:t>
       </w:r>
     </w:p>
     <w:p>
@@ -8602,6 +7653,9 @@
         <w:jc w:val="center"/>
       </w:pPr>
       <w:r>
+        <w:rPr>
+          <w:noProof/>
+        </w:rPr>
         <w:drawing>
           <wp:inline distT="0" distB="0" distL="0" distR="0" wp14:anchorId="3872C8E0" wp14:editId="26911ADC">
             <wp:extent cx="3299746" cy="2918713"/>
@@ -8646,15 +7700,7 @@
         <w:jc w:val="both"/>
       </w:pPr>
       <w:r>
-        <w:t xml:space="preserve">El diagrama UML muestra cómo la clase Consulta se desacopla del comportamiento específico mediante el uso de la interfaz </w:t>
-      </w:r>
-      <w:proofErr w:type="spellStart"/>
-      <w:r>
-        <w:t>TipoConsultaImplementor</w:t>
-      </w:r>
-      <w:proofErr w:type="spellEnd"/>
-      <w:r>
-        <w:t>. Esta interfaz define el contrato que deben cumplir las diferentes implementaciones, permitiendo que el comportamiento de la consulta pueda variar sin afectar su estructura principal.</w:t>
+        <w:t>El diagrama UML muestra cómo la clase Consulta se desacopla del comportamiento específico mediante el uso de la interfaz TipoConsultaImplementor. Esta interfaz define el contrato que deben cumplir las diferentes implementaciones, permitiendo que el comportamiento de la consulta pueda variar sin afectar su estructura principal.</w:t>
       </w:r>
     </w:p>
     <w:p>
@@ -8665,25 +7711,928 @@
       </w:pPr>
       <w:r>
         <w:lastRenderedPageBreak/>
-        <w:t xml:space="preserve">Las clases </w:t>
-      </w:r>
-      <w:proofErr w:type="spellStart"/>
-      <w:r>
-        <w:t>ConsultaVirtual</w:t>
-      </w:r>
-      <w:proofErr w:type="spellEnd"/>
-      <w:r>
-        <w:t xml:space="preserve"> y </w:t>
-      </w:r>
-      <w:proofErr w:type="spellStart"/>
-      <w:r>
-        <w:t>ConsultaPresencial</w:t>
-      </w:r>
-      <w:proofErr w:type="spellEnd"/>
-      <w:r>
-        <w:t xml:space="preserve"> implementan esta interfaz, representando las distintas formas en que puede ejecutarse una consulta médica. De esta manera, el sistema puede seleccionar dinámicamente el comportamiento en tiempo de ejecución, logrando una arquitectura flexible, extensible y alineada con los principios de diseño orientado a objetos.</w:t>
-      </w:r>
-    </w:p>
+        <w:t>Las clases ConsultaVirtual y ConsultaPresencial implementan esta interfaz, representando las distintas formas en que puede ejecutarse una consulta médica. De esta manera, el sistema puede seleccionar dinámicamente el comportamiento en tiempo de ejecución, logrando una arquitectura flexible, extensible y alineada con los principios de diseño orientado a objetos.</w:t>
+      </w:r>
+    </w:p>
+    <w:p/>
+    <w:p/>
+    <w:p/>
+    <w:p/>
+    <w:p/>
+    <w:p/>
+    <w:p/>
+    <w:p/>
+    <w:p/>
+    <w:p/>
+    <w:p/>
+    <w:p/>
+    <w:p/>
+    <w:p/>
+    <w:p/>
+    <w:p/>
+    <w:p/>
+    <w:p/>
+    <w:p/>
+    <w:p/>
+    <w:p/>
+    <w:p/>
+    <w:p/>
+    <w:p>
+      <w:pPr>
+        <w:pStyle w:val="Ttulo1"/>
+        <w:numPr>
+          <w:ilvl w:val="0"/>
+          <w:numId w:val="8"/>
+        </w:numPr>
+        <w:tabs>
+          <w:tab w:val="num" w:pos="360"/>
+          <w:tab w:val="num" w:pos="720"/>
+        </w:tabs>
+        <w:spacing w:line="360" w:lineRule="auto"/>
+        <w:ind w:left="720" w:firstLine="709"/>
+        <w:jc w:val="both"/>
+        <w:rPr>
+          <w:b/>
+          <w:bCs/>
+        </w:rPr>
+      </w:pPr>
+      <w:r>
+        <w:rPr>
+          <w:b/>
+          <w:bCs/>
+        </w:rPr>
+        <w:lastRenderedPageBreak/>
+        <w:t>PATRON</w:t>
+      </w:r>
+      <w:r>
+        <w:rPr>
+          <w:b/>
+          <w:bCs/>
+        </w:rPr>
+        <w:t xml:space="preserve"> </w:t>
+      </w:r>
+      <w:r>
+        <w:rPr>
+          <w:b/>
+          <w:bCs/>
+        </w:rPr>
+        <w:t>DECORATOR</w:t>
+      </w:r>
+    </w:p>
+    <w:p>
+      <w:pPr>
+        <w:spacing w:line="360" w:lineRule="auto"/>
+        <w:ind w:firstLine="709"/>
+        <w:jc w:val="both"/>
+      </w:pPr>
+      <w:r>
+        <w:t>El patrón Decorator tiene como objetivo agregar funcionalidades adicionales a un objeto de manera dinámica, sin modificar su estructura original.</w:t>
+      </w:r>
+    </w:p>
+    <w:p>
+      <w:pPr>
+        <w:pStyle w:val="Ttulo2"/>
+        <w:numPr>
+          <w:ilvl w:val="1"/>
+          <w:numId w:val="8"/>
+        </w:numPr>
+        <w:spacing w:line="360" w:lineRule="auto"/>
+        <w:jc w:val="both"/>
+      </w:pPr>
+      <w:r>
+        <w:t>IMPLEMENTACION EN EL CODIGO</w:t>
+      </w:r>
+    </w:p>
+    <w:p>
+      <w:pPr>
+        <w:spacing w:line="360" w:lineRule="auto"/>
+        <w:ind w:firstLine="709"/>
+        <w:jc w:val="both"/>
+      </w:pPr>
+      <w:r>
+        <w:t>En el sistema de telemedicina, una consulta médica puede requerir funcionalidades adicionales como el envío de notificaciones o el registro en el historial clínico. Estas funcionalidades pueden variar dependiendo del contexto y no deben estar directamente acopladas a la lógica principal de la consulta.</w:t>
+      </w:r>
+    </w:p>
+    <w:p>
+      <w:pPr>
+        <w:spacing w:line="360" w:lineRule="auto"/>
+        <w:ind w:firstLine="709"/>
+        <w:jc w:val="both"/>
+      </w:pPr>
+      <w:r>
+        <w:t>El uso del patrón Decorator permite extender el comportamiento de la consulta de forma flexible, agregando nuevas responsabilidades sin modificar las clases existentes</w:t>
+      </w:r>
+      <w:r>
+        <w:t>.</w:t>
+      </w:r>
+    </w:p>
+    <w:p>
+      <w:pPr>
+        <w:spacing w:line="360" w:lineRule="auto"/>
+        <w:ind w:firstLine="709"/>
+        <w:jc w:val="both"/>
+      </w:pPr>
+      <w:r>
+        <w:t>.</w:t>
+      </w:r>
+    </w:p>
+    <w:p>
+      <w:pPr>
+        <w:jc w:val="center"/>
+        <w:rPr>
+          <w:b/>
+          <w:bCs/>
+        </w:rPr>
+      </w:pPr>
+      <w:r>
+        <w:rPr>
+          <w:b/>
+          <w:bCs/>
+        </w:rPr>
+        <w:t>Consulta</w:t>
+      </w:r>
+      <w:r>
+        <w:rPr>
+          <w:b/>
+          <w:bCs/>
+        </w:rPr>
+        <w:t>Decorator</w:t>
+      </w:r>
+      <w:r>
+        <w:rPr>
+          <w:b/>
+          <w:bCs/>
+        </w:rPr>
+        <w:t>.java</w:t>
+      </w:r>
+    </w:p>
+    <w:p>
+      <w:pPr>
+        <w:spacing w:line="360" w:lineRule="auto"/>
+        <w:jc w:val="center"/>
+      </w:pPr>
+      <w:r>
+        <w:drawing>
+          <wp:inline distT="0" distB="0" distL="0" distR="0" wp14:anchorId="5FCD518F" wp14:editId="62BEB370">
+            <wp:extent cx="5540220" cy="2743438"/>
+            <wp:effectExtent l="0" t="0" r="3810" b="0"/>
+            <wp:docPr id="39" name="Imagen 39"/>
+            <wp:cNvGraphicFramePr>
+              <a:graphicFrameLocks xmlns:a="http://schemas.openxmlformats.org/drawingml/2006/main" noChangeAspect="1"/>
+            </wp:cNvGraphicFramePr>
+            <a:graphic xmlns:a="http://schemas.openxmlformats.org/drawingml/2006/main">
+              <a:graphicData uri="http://schemas.openxmlformats.org/drawingml/2006/picture">
+                <pic:pic xmlns:pic="http://schemas.openxmlformats.org/drawingml/2006/picture">
+                  <pic:nvPicPr>
+                    <pic:cNvPr id="1" name=""/>
+                    <pic:cNvPicPr/>
+                  </pic:nvPicPr>
+                  <pic:blipFill>
+                    <a:blip r:embed="rId39"/>
+                    <a:stretch>
+                      <a:fillRect/>
+                    </a:stretch>
+                  </pic:blipFill>
+                  <pic:spPr>
+                    <a:xfrm>
+                      <a:off x="0" y="0"/>
+                      <a:ext cx="5540220" cy="2743438"/>
+                    </a:xfrm>
+                    <a:prstGeom prst="rect">
+                      <a:avLst/>
+                    </a:prstGeom>
+                  </pic:spPr>
+                </pic:pic>
+              </a:graphicData>
+            </a:graphic>
+          </wp:inline>
+        </w:drawing>
+      </w:r>
+    </w:p>
+    <w:p>
+      <w:pPr>
+        <w:spacing w:line="360" w:lineRule="auto"/>
+      </w:pPr>
+    </w:p>
+    <w:p>
+      <w:pPr>
+        <w:spacing w:line="360" w:lineRule="auto"/>
+        <w:jc w:val="center"/>
+      </w:pPr>
+    </w:p>
+    <w:p>
+      <w:pPr>
+        <w:spacing w:line="360" w:lineRule="auto"/>
+        <w:jc w:val="center"/>
+      </w:pPr>
+    </w:p>
+    <w:p>
+      <w:pPr>
+        <w:spacing w:line="360" w:lineRule="auto"/>
+        <w:jc w:val="center"/>
+      </w:pPr>
+    </w:p>
+    <w:p>
+      <w:pPr>
+        <w:jc w:val="center"/>
+        <w:rPr>
+          <w:b/>
+          <w:bCs/>
+        </w:rPr>
+      </w:pPr>
+      <w:r>
+        <w:rPr>
+          <w:b/>
+          <w:bCs/>
+        </w:rPr>
+        <w:lastRenderedPageBreak/>
+        <w:t>HistorialDecorator</w:t>
+      </w:r>
+      <w:r>
+        <w:rPr>
+          <w:b/>
+          <w:bCs/>
+        </w:rPr>
+        <w:t>.java</w:t>
+      </w:r>
+    </w:p>
+    <w:p>
+      <w:pPr>
+        <w:jc w:val="center"/>
+        <w:rPr>
+          <w:b/>
+          <w:bCs/>
+        </w:rPr>
+      </w:pPr>
+      <w:r>
+        <w:rPr>
+          <w:b/>
+          <w:bCs/>
+        </w:rPr>
+        <w:drawing>
+          <wp:inline distT="0" distB="0" distL="0" distR="0" wp14:anchorId="592440A3" wp14:editId="5ED09224">
+            <wp:extent cx="5082980" cy="2636748"/>
+            <wp:effectExtent l="0" t="0" r="3810" b="0"/>
+            <wp:docPr id="40" name="Imagen 40"/>
+            <wp:cNvGraphicFramePr>
+              <a:graphicFrameLocks xmlns:a="http://schemas.openxmlformats.org/drawingml/2006/main" noChangeAspect="1"/>
+            </wp:cNvGraphicFramePr>
+            <a:graphic xmlns:a="http://schemas.openxmlformats.org/drawingml/2006/main">
+              <a:graphicData uri="http://schemas.openxmlformats.org/drawingml/2006/picture">
+                <pic:pic xmlns:pic="http://schemas.openxmlformats.org/drawingml/2006/picture">
+                  <pic:nvPicPr>
+                    <pic:cNvPr id="1" name=""/>
+                    <pic:cNvPicPr/>
+                  </pic:nvPicPr>
+                  <pic:blipFill>
+                    <a:blip r:embed="rId40"/>
+                    <a:stretch>
+                      <a:fillRect/>
+                    </a:stretch>
+                  </pic:blipFill>
+                  <pic:spPr>
+                    <a:xfrm>
+                      <a:off x="0" y="0"/>
+                      <a:ext cx="5082980" cy="2636748"/>
+                    </a:xfrm>
+                    <a:prstGeom prst="rect">
+                      <a:avLst/>
+                    </a:prstGeom>
+                  </pic:spPr>
+                </pic:pic>
+              </a:graphicData>
+            </a:graphic>
+          </wp:inline>
+        </w:drawing>
+      </w:r>
+    </w:p>
+    <w:p>
+      <w:pPr>
+        <w:jc w:val="center"/>
+        <w:rPr>
+          <w:b/>
+          <w:bCs/>
+        </w:rPr>
+      </w:pPr>
+    </w:p>
+    <w:p>
+      <w:pPr>
+        <w:jc w:val="center"/>
+        <w:rPr>
+          <w:b/>
+          <w:bCs/>
+        </w:rPr>
+      </w:pPr>
+      <w:r>
+        <w:rPr>
+          <w:b/>
+          <w:bCs/>
+        </w:rPr>
+        <w:t>NotificacionDecorator</w:t>
+      </w:r>
+      <w:r>
+        <w:rPr>
+          <w:b/>
+          <w:bCs/>
+        </w:rPr>
+        <w:t>.java</w:t>
+      </w:r>
+    </w:p>
+    <w:p>
+      <w:pPr>
+        <w:jc w:val="center"/>
+        <w:rPr>
+          <w:b/>
+          <w:bCs/>
+        </w:rPr>
+      </w:pPr>
+      <w:r>
+        <w:rPr>
+          <w:b/>
+          <w:bCs/>
+        </w:rPr>
+        <w:drawing>
+          <wp:inline distT="0" distB="0" distL="0" distR="0" wp14:anchorId="5D872DE3" wp14:editId="25F84312">
+            <wp:extent cx="5281118" cy="2690093"/>
+            <wp:effectExtent l="0" t="0" r="0" b="0"/>
+            <wp:docPr id="41" name="Imagen 41"/>
+            <wp:cNvGraphicFramePr>
+              <a:graphicFrameLocks xmlns:a="http://schemas.openxmlformats.org/drawingml/2006/main" noChangeAspect="1"/>
+            </wp:cNvGraphicFramePr>
+            <a:graphic xmlns:a="http://schemas.openxmlformats.org/drawingml/2006/main">
+              <a:graphicData uri="http://schemas.openxmlformats.org/drawingml/2006/picture">
+                <pic:pic xmlns:pic="http://schemas.openxmlformats.org/drawingml/2006/picture">
+                  <pic:nvPicPr>
+                    <pic:cNvPr id="1" name=""/>
+                    <pic:cNvPicPr/>
+                  </pic:nvPicPr>
+                  <pic:blipFill>
+                    <a:blip r:embed="rId41"/>
+                    <a:stretch>
+                      <a:fillRect/>
+                    </a:stretch>
+                  </pic:blipFill>
+                  <pic:spPr>
+                    <a:xfrm>
+                      <a:off x="0" y="0"/>
+                      <a:ext cx="5281118" cy="2690093"/>
+                    </a:xfrm>
+                    <a:prstGeom prst="rect">
+                      <a:avLst/>
+                    </a:prstGeom>
+                  </pic:spPr>
+                </pic:pic>
+              </a:graphicData>
+            </a:graphic>
+          </wp:inline>
+        </w:drawing>
+      </w:r>
+    </w:p>
+    <w:p>
+      <w:pPr>
+        <w:jc w:val="center"/>
+        <w:rPr>
+          <w:b/>
+          <w:bCs/>
+        </w:rPr>
+      </w:pPr>
+    </w:p>
+    <w:p>
+      <w:pPr>
+        <w:jc w:val="center"/>
+        <w:rPr>
+          <w:b/>
+          <w:bCs/>
+        </w:rPr>
+      </w:pPr>
+    </w:p>
+    <w:p>
+      <w:pPr>
+        <w:jc w:val="center"/>
+        <w:rPr>
+          <w:b/>
+          <w:bCs/>
+        </w:rPr>
+      </w:pPr>
+    </w:p>
+    <w:p>
+      <w:pPr>
+        <w:jc w:val="center"/>
+        <w:rPr>
+          <w:b/>
+          <w:bCs/>
+        </w:rPr>
+      </w:pPr>
+    </w:p>
+    <w:p>
+      <w:pPr>
+        <w:jc w:val="center"/>
+        <w:rPr>
+          <w:b/>
+          <w:bCs/>
+        </w:rPr>
+      </w:pPr>
+    </w:p>
+    <w:p>
+      <w:pPr>
+        <w:jc w:val="center"/>
+        <w:rPr>
+          <w:b/>
+          <w:bCs/>
+        </w:rPr>
+      </w:pPr>
+    </w:p>
+    <w:p>
+      <w:pPr>
+        <w:jc w:val="center"/>
+        <w:rPr>
+          <w:b/>
+          <w:bCs/>
+        </w:rPr>
+      </w:pPr>
+      <w:r>
+        <w:rPr>
+          <w:b/>
+          <w:bCs/>
+        </w:rPr>
+        <w:lastRenderedPageBreak/>
+        <w:t>Consulta</w:t>
+      </w:r>
+      <w:r>
+        <w:rPr>
+          <w:b/>
+          <w:bCs/>
+        </w:rPr>
+        <w:t>Base</w:t>
+      </w:r>
+      <w:r>
+        <w:rPr>
+          <w:b/>
+          <w:bCs/>
+        </w:rPr>
+        <w:t>.java</w:t>
+      </w:r>
+    </w:p>
+    <w:p>
+      <w:pPr>
+        <w:jc w:val="center"/>
+        <w:rPr>
+          <w:b/>
+          <w:bCs/>
+        </w:rPr>
+      </w:pPr>
+      <w:r>
+        <w:rPr>
+          <w:b/>
+          <w:bCs/>
+        </w:rPr>
+        <w:drawing>
+          <wp:inline distT="0" distB="0" distL="0" distR="0" wp14:anchorId="4B4DF829" wp14:editId="09361B15">
+            <wp:extent cx="4747671" cy="3246401"/>
+            <wp:effectExtent l="0" t="0" r="0" b="0"/>
+            <wp:docPr id="42" name="Imagen 42"/>
+            <wp:cNvGraphicFramePr>
+              <a:graphicFrameLocks xmlns:a="http://schemas.openxmlformats.org/drawingml/2006/main" noChangeAspect="1"/>
+            </wp:cNvGraphicFramePr>
+            <a:graphic xmlns:a="http://schemas.openxmlformats.org/drawingml/2006/main">
+              <a:graphicData uri="http://schemas.openxmlformats.org/drawingml/2006/picture">
+                <pic:pic xmlns:pic="http://schemas.openxmlformats.org/drawingml/2006/picture">
+                  <pic:nvPicPr>
+                    <pic:cNvPr id="1" name=""/>
+                    <pic:cNvPicPr/>
+                  </pic:nvPicPr>
+                  <pic:blipFill>
+                    <a:blip r:embed="rId42"/>
+                    <a:stretch>
+                      <a:fillRect/>
+                    </a:stretch>
+                  </pic:blipFill>
+                  <pic:spPr>
+                    <a:xfrm>
+                      <a:off x="0" y="0"/>
+                      <a:ext cx="4747671" cy="3246401"/>
+                    </a:xfrm>
+                    <a:prstGeom prst="rect">
+                      <a:avLst/>
+                    </a:prstGeom>
+                  </pic:spPr>
+                </pic:pic>
+              </a:graphicData>
+            </a:graphic>
+          </wp:inline>
+        </w:drawing>
+      </w:r>
+    </w:p>
+    <w:p>
+      <w:pPr>
+        <w:jc w:val="center"/>
+        <w:rPr>
+          <w:b/>
+          <w:bCs/>
+        </w:rPr>
+      </w:pPr>
+    </w:p>
+    <w:p>
+      <w:pPr>
+        <w:jc w:val="center"/>
+        <w:rPr>
+          <w:b/>
+          <w:bCs/>
+        </w:rPr>
+      </w:pPr>
+    </w:p>
+    <w:p>
+      <w:pPr>
+        <w:jc w:val="center"/>
+        <w:rPr>
+          <w:b/>
+          <w:bCs/>
+        </w:rPr>
+      </w:pPr>
+    </w:p>
+    <w:p>
+      <w:pPr>
+        <w:jc w:val="center"/>
+        <w:rPr>
+          <w:b/>
+          <w:bCs/>
+        </w:rPr>
+      </w:pPr>
+      <w:r>
+        <w:rPr>
+          <w:b/>
+          <w:bCs/>
+        </w:rPr>
+        <w:t>Consulta</w:t>
+      </w:r>
+      <w:r>
+        <w:rPr>
+          <w:b/>
+          <w:bCs/>
+        </w:rPr>
+        <w:t>Service</w:t>
+      </w:r>
+      <w:r>
+        <w:rPr>
+          <w:b/>
+          <w:bCs/>
+        </w:rPr>
+        <w:t>.java</w:t>
+      </w:r>
+    </w:p>
+    <w:p>
+      <w:pPr>
+        <w:spacing w:line="360" w:lineRule="auto"/>
+        <w:jc w:val="center"/>
+      </w:pPr>
+      <w:r>
+        <w:drawing>
+          <wp:inline distT="0" distB="0" distL="0" distR="0" wp14:anchorId="2D4995E6" wp14:editId="14ACAAAC">
+            <wp:extent cx="5612130" cy="1724660"/>
+            <wp:effectExtent l="0" t="0" r="7620" b="8890"/>
+            <wp:docPr id="43" name="Imagen 43"/>
+            <wp:cNvGraphicFramePr>
+              <a:graphicFrameLocks xmlns:a="http://schemas.openxmlformats.org/drawingml/2006/main" noChangeAspect="1"/>
+            </wp:cNvGraphicFramePr>
+            <a:graphic xmlns:a="http://schemas.openxmlformats.org/drawingml/2006/main">
+              <a:graphicData uri="http://schemas.openxmlformats.org/drawingml/2006/picture">
+                <pic:pic xmlns:pic="http://schemas.openxmlformats.org/drawingml/2006/picture">
+                  <pic:nvPicPr>
+                    <pic:cNvPr id="1" name=""/>
+                    <pic:cNvPicPr/>
+                  </pic:nvPicPr>
+                  <pic:blipFill>
+                    <a:blip r:embed="rId43"/>
+                    <a:stretch>
+                      <a:fillRect/>
+                    </a:stretch>
+                  </pic:blipFill>
+                  <pic:spPr>
+                    <a:xfrm>
+                      <a:off x="0" y="0"/>
+                      <a:ext cx="5612130" cy="1724660"/>
+                    </a:xfrm>
+                    <a:prstGeom prst="rect">
+                      <a:avLst/>
+                    </a:prstGeom>
+                  </pic:spPr>
+                </pic:pic>
+              </a:graphicData>
+            </a:graphic>
+          </wp:inline>
+        </w:drawing>
+      </w:r>
+    </w:p>
+    <w:p>
+      <w:pPr>
+        <w:spacing w:line="360" w:lineRule="auto"/>
+        <w:ind w:firstLine="709"/>
+        <w:jc w:val="both"/>
+      </w:pPr>
+      <w:r>
+        <w:t>La implementación del patrón Decorator en el proyecto requirió la creación de un conjunto de clases dentro de un nuevo paquete denominado decorator, así como una pequeña modificación en la clase ConsultaService, con el objetivo de agregar funcionalidades adicionales a la consulta médica sin alterar su estructura principal.</w:t>
+      </w:r>
+    </w:p>
+    <w:p>
+      <w:pPr>
+        <w:spacing w:line="360" w:lineRule="auto"/>
+        <w:ind w:firstLine="709"/>
+        <w:jc w:val="both"/>
+      </w:pPr>
+      <w:r>
+        <w:lastRenderedPageBreak/>
+        <w:t>En primer lugar, se creó la interfaz ConsultaComponent, la cual define el método ejecutar(). Esta interfaz representa el contrato base del patrón y permite que tanto la implementación principal como los decoradores compartan el mismo comportamiento. Gracias a esto, es posible tratar todos los objetos de manera uniforme, independientemente de si tienen funcionalidades adicionales o no.</w:t>
+      </w:r>
+    </w:p>
+    <w:p>
+      <w:pPr>
+        <w:spacing w:line="360" w:lineRule="auto"/>
+        <w:ind w:firstLine="709"/>
+        <w:jc w:val="both"/>
+      </w:pPr>
+      <w:r>
+        <w:t>Posteriormente, se creó la clase ConsultaBase, que implementa la interfaz ConsultaComponent. Esta clase representa la funcionalidad básica de una consulta médica, es decir, el comportamiento original antes de agregar cualquier responsabilidad adicional. En este caso, simplemente ejecuta la lógica base de la consulta, sirviendo como punto de partida para aplicar los decoradores.</w:t>
+      </w:r>
+    </w:p>
+    <w:p>
+      <w:pPr>
+        <w:spacing w:line="360" w:lineRule="auto"/>
+        <w:ind w:firstLine="709"/>
+        <w:jc w:val="both"/>
+      </w:pPr>
+      <w:r>
+        <w:t>A continuación, se creó la clase abstracta ConsultaDecorator, la cual también implementa la interfaz ConsultaComponent y contiene una referencia a otro objeto del mismo tipo. Esta clase es fundamental dentro del patrón, ya que permite envolver el componente base y delegar la ejecución del método ejecutar(), facilitando la extensión del comportamiento sin modificar las clases existentes.</w:t>
+      </w:r>
+    </w:p>
+    <w:p>
+      <w:pPr>
+        <w:spacing w:line="360" w:lineRule="auto"/>
+        <w:ind w:firstLine="709"/>
+        <w:jc w:val="both"/>
+      </w:pPr>
+      <w:r>
+        <w:t>Luego, se desarrollaron los decoradores concretos NotificacionDecorator y HistorialDecorator. Estas clases extienden ConsultaDecorator y sobrescriben el método ejecutar(), agregando funcionalidades específicas después de invocar el comportamiento base. En el caso de NotificacionDecorator, se simula el envío de una notificación al paciente, mientras que HistorialDecorator registra la consulta en el historial clínico. Estos decoradores pueden combinarse dinámicamente, permitiendo agregar múltiples responsabilidades a una misma consulta.</w:t>
+      </w:r>
+    </w:p>
+    <w:p>
+      <w:pPr>
+        <w:spacing w:line="360" w:lineRule="auto"/>
+        <w:ind w:firstLine="709"/>
+        <w:jc w:val="both"/>
+      </w:pPr>
+      <w:r>
+        <w:t>Finalmente, se modificó la clase ConsultaService, específicamente en el método crearConsulta, donde se integra el uso del patrón Decorator. En este punto, se crea un objeto ConsultaBase y posteriormente se envuelve con los decoradores NotificacionDecorator y HistorialDecorator. Esta composición dinámica permite ejecutar múltiples comportamientos adicionales antes de guardar la consulta en la base de datos, sin alterar la lógica principal de creación.</w:t>
+      </w:r>
+    </w:p>
+    <w:p>
+      <w:pPr>
+        <w:spacing w:line="360" w:lineRule="auto"/>
+        <w:ind w:firstLine="709"/>
+        <w:jc w:val="both"/>
+      </w:pPr>
+    </w:p>
+    <w:p>
+      <w:pPr>
+        <w:pStyle w:val="Ttulo2"/>
+        <w:numPr>
+          <w:ilvl w:val="1"/>
+          <w:numId w:val="8"/>
+        </w:numPr>
+        <w:spacing w:line="360" w:lineRule="auto"/>
+        <w:ind w:left="0" w:firstLine="709"/>
+        <w:jc w:val="both"/>
+      </w:pPr>
+      <w:r>
+        <w:lastRenderedPageBreak/>
+        <w:t>PRUEBAS</w:t>
+      </w:r>
+    </w:p>
+    <w:p>
+      <w:pPr>
+        <w:spacing w:line="360" w:lineRule="auto"/>
+        <w:ind w:firstLine="709"/>
+        <w:jc w:val="center"/>
+      </w:pPr>
+      <w:r>
+        <w:drawing>
+          <wp:inline distT="0" distB="0" distL="0" distR="0" wp14:anchorId="2F4A9DA6" wp14:editId="0864A0A3">
+            <wp:extent cx="5612130" cy="2436495"/>
+            <wp:effectExtent l="0" t="0" r="7620" b="1905"/>
+            <wp:docPr id="44" name="Imagen 44"/>
+            <wp:cNvGraphicFramePr>
+              <a:graphicFrameLocks xmlns:a="http://schemas.openxmlformats.org/drawingml/2006/main" noChangeAspect="1"/>
+            </wp:cNvGraphicFramePr>
+            <a:graphic xmlns:a="http://schemas.openxmlformats.org/drawingml/2006/main">
+              <a:graphicData uri="http://schemas.openxmlformats.org/drawingml/2006/picture">
+                <pic:pic xmlns:pic="http://schemas.openxmlformats.org/drawingml/2006/picture">
+                  <pic:nvPicPr>
+                    <pic:cNvPr id="1" name=""/>
+                    <pic:cNvPicPr/>
+                  </pic:nvPicPr>
+                  <pic:blipFill>
+                    <a:blip r:embed="rId44"/>
+                    <a:stretch>
+                      <a:fillRect/>
+                    </a:stretch>
+                  </pic:blipFill>
+                  <pic:spPr>
+                    <a:xfrm>
+                      <a:off x="0" y="0"/>
+                      <a:ext cx="5612130" cy="2436495"/>
+                    </a:xfrm>
+                    <a:prstGeom prst="rect">
+                      <a:avLst/>
+                    </a:prstGeom>
+                  </pic:spPr>
+                </pic:pic>
+              </a:graphicData>
+            </a:graphic>
+          </wp:inline>
+        </w:drawing>
+      </w:r>
+    </w:p>
+    <w:p>
+      <w:pPr>
+        <w:spacing w:line="360" w:lineRule="auto"/>
+        <w:ind w:firstLine="709"/>
+        <w:jc w:val="center"/>
+      </w:pPr>
+      <w:r>
+        <w:drawing>
+          <wp:inline distT="0" distB="0" distL="0" distR="0" wp14:anchorId="12803577" wp14:editId="6CF2FF1F">
+            <wp:extent cx="5612130" cy="730250"/>
+            <wp:effectExtent l="0" t="0" r="7620" b="0"/>
+            <wp:docPr id="45" name="Imagen 45"/>
+            <wp:cNvGraphicFramePr>
+              <a:graphicFrameLocks xmlns:a="http://schemas.openxmlformats.org/drawingml/2006/main" noChangeAspect="1"/>
+            </wp:cNvGraphicFramePr>
+            <a:graphic xmlns:a="http://schemas.openxmlformats.org/drawingml/2006/main">
+              <a:graphicData uri="http://schemas.openxmlformats.org/drawingml/2006/picture">
+                <pic:pic xmlns:pic="http://schemas.openxmlformats.org/drawingml/2006/picture">
+                  <pic:nvPicPr>
+                    <pic:cNvPr id="1" name=""/>
+                    <pic:cNvPicPr/>
+                  </pic:nvPicPr>
+                  <pic:blipFill>
+                    <a:blip r:embed="rId45"/>
+                    <a:stretch>
+                      <a:fillRect/>
+                    </a:stretch>
+                  </pic:blipFill>
+                  <pic:spPr>
+                    <a:xfrm>
+                      <a:off x="0" y="0"/>
+                      <a:ext cx="5612130" cy="730250"/>
+                    </a:xfrm>
+                    <a:prstGeom prst="rect">
+                      <a:avLst/>
+                    </a:prstGeom>
+                  </pic:spPr>
+                </pic:pic>
+              </a:graphicData>
+            </a:graphic>
+          </wp:inline>
+        </w:drawing>
+      </w:r>
+    </w:p>
+    <w:p>
+      <w:pPr>
+        <w:spacing w:line="360" w:lineRule="auto"/>
+        <w:ind w:firstLine="709"/>
+        <w:jc w:val="center"/>
+      </w:pPr>
+    </w:p>
+    <w:p>
+      <w:pPr>
+        <w:spacing w:line="360" w:lineRule="auto"/>
+        <w:ind w:firstLine="709"/>
+        <w:jc w:val="both"/>
+      </w:pPr>
+      <w:r>
+        <w:t>Para validar la implementación del patrón Decorator, se realizó una petición POST desde Postman enviando los datos de la consulta médica. Esta solicitud activa la lógica del ConsultaService, donde se crea la consulta base y se aplican dinámicamente los decoradores definidos.</w:t>
+      </w:r>
+    </w:p>
+    <w:p>
+      <w:pPr>
+        <w:spacing w:line="360" w:lineRule="auto"/>
+        <w:ind w:firstLine="709"/>
+        <w:jc w:val="both"/>
+      </w:pPr>
+      <w:r>
+        <w:t>El funcionamiento del patrón se evidencia principalmente en la consola del sistema, donde se observan los mensajes correspondientes a cada decorador. Primero se ejecuta la consulta base, seguido del envío de notificación y finalmente el registro en el historial clínico, lo que demuestra que los comportamientos adicionales se ejecutan en cadena.</w:t>
+      </w:r>
+    </w:p>
+    <w:p>
+      <w:pPr>
+        <w:spacing w:line="360" w:lineRule="auto"/>
+        <w:ind w:firstLine="709"/>
+        <w:jc w:val="both"/>
+      </w:pPr>
+      <w:r>
+        <w:t>Por otra parte, en Postman se obtiene una respuesta correcta con la consulta creada, lo que confirma que el patrón Decorator no afecta la persistencia de los datos, sino que únicamente agrega funcionalidades adicionales de forma transparente</w:t>
+      </w:r>
+      <w:r>
+        <w:t>.</w:t>
+      </w:r>
+    </w:p>
+    <w:p>
+      <w:pPr>
+        <w:spacing w:line="360" w:lineRule="auto"/>
+        <w:ind w:firstLine="709"/>
+        <w:jc w:val="center"/>
+      </w:pPr>
+    </w:p>
+    <w:p>
+      <w:pPr>
+        <w:pStyle w:val="Ttulo2"/>
+        <w:numPr>
+          <w:ilvl w:val="1"/>
+          <w:numId w:val="8"/>
+        </w:numPr>
+        <w:spacing w:line="360" w:lineRule="auto"/>
+        <w:ind w:left="0" w:firstLine="709"/>
+        <w:jc w:val="both"/>
+      </w:pPr>
+      <w:r>
+        <w:lastRenderedPageBreak/>
+        <w:t>DIAGRAMA UML</w:t>
+      </w:r>
+    </w:p>
+    <w:p/>
+    <w:p>
+      <w:pPr>
+        <w:spacing w:line="360" w:lineRule="auto"/>
+        <w:ind w:firstLine="709"/>
+        <w:jc w:val="center"/>
+      </w:pPr>
+      <w:r>
+        <w:drawing>
+          <wp:inline distT="0" distB="0" distL="0" distR="0" wp14:anchorId="187C8D0D" wp14:editId="7D3BE484">
+            <wp:extent cx="4625741" cy="3215919"/>
+            <wp:effectExtent l="0" t="0" r="3810" b="3810"/>
+            <wp:docPr id="46" name="Imagen 46"/>
+            <wp:cNvGraphicFramePr>
+              <a:graphicFrameLocks xmlns:a="http://schemas.openxmlformats.org/drawingml/2006/main" noChangeAspect="1"/>
+            </wp:cNvGraphicFramePr>
+            <a:graphic xmlns:a="http://schemas.openxmlformats.org/drawingml/2006/main">
+              <a:graphicData uri="http://schemas.openxmlformats.org/drawingml/2006/picture">
+                <pic:pic xmlns:pic="http://schemas.openxmlformats.org/drawingml/2006/picture">
+                  <pic:nvPicPr>
+                    <pic:cNvPr id="1" name=""/>
+                    <pic:cNvPicPr/>
+                  </pic:nvPicPr>
+                  <pic:blipFill>
+                    <a:blip r:embed="rId46"/>
+                    <a:stretch>
+                      <a:fillRect/>
+                    </a:stretch>
+                  </pic:blipFill>
+                  <pic:spPr>
+                    <a:xfrm>
+                      <a:off x="0" y="0"/>
+                      <a:ext cx="4625741" cy="3215919"/>
+                    </a:xfrm>
+                    <a:prstGeom prst="rect">
+                      <a:avLst/>
+                    </a:prstGeom>
+                  </pic:spPr>
+                </pic:pic>
+              </a:graphicData>
+            </a:graphic>
+          </wp:inline>
+        </w:drawing>
+      </w:r>
+    </w:p>
+    <w:p>
+      <w:pPr>
+        <w:spacing w:line="360" w:lineRule="auto"/>
+        <w:ind w:firstLine="709"/>
+        <w:jc w:val="both"/>
+      </w:pPr>
+      <w:r>
+        <w:t>El diagrama UML muestra la estructura del patrón Decorator, donde la interfaz ConsultaComponent define el comportamiento base que deben implementar todos los componentes. La clase ConsultaBase representa la implementación principal de la consulta, es decir, el comportamiento original sin modificacione</w:t>
+      </w:r>
+      <w:r>
+        <w:t>s</w:t>
+      </w:r>
+      <w:r>
+        <w:t>.</w:t>
+      </w:r>
+    </w:p>
+    <w:p>
+      <w:pPr>
+        <w:spacing w:line="360" w:lineRule="auto"/>
+        <w:ind w:firstLine="709"/>
+        <w:jc w:val="both"/>
+      </w:pPr>
+      <w:r>
+        <w:t>La clase ConsultaDecorator actúa como un envoltorio que mantiene una referencia a otro objeto del mismo tipo, permitiendo extender su comportamiento sin modificarlo. A partir de esta clase se derivan los decoradores concretos NotificacionDecorator y HistorialDecorator, los cuales agregan funcionalidades adicionales a la ejecución de la consulta</w:t>
+      </w:r>
+      <w:r>
+        <w:t>.</w:t>
+      </w:r>
+    </w:p>
+    <w:p/>
     <w:p/>
     <w:p/>
     <w:sectPr>
@@ -9011,6 +8960,92 @@
     </w:lvl>
   </w:abstractNum>
   <w:abstractNum w:abstractNumId="2" w15:restartNumberingAfterBreak="0">
+    <w:nsid w:val="044C10D6"/>
+    <w:multiLevelType w:val="multilevel"/>
+    <w:tmpl w:val="240A001F"/>
+    <w:lvl w:ilvl="0">
+      <w:start w:val="1"/>
+      <w:numFmt w:val="decimal"/>
+      <w:lvlText w:val="%1."/>
+      <w:lvlJc w:val="left"/>
+      <w:pPr>
+        <w:ind w:left="360" w:hanging="360"/>
+      </w:pPr>
+    </w:lvl>
+    <w:lvl w:ilvl="1">
+      <w:start w:val="1"/>
+      <w:numFmt w:val="decimal"/>
+      <w:lvlText w:val="%1.%2."/>
+      <w:lvlJc w:val="left"/>
+      <w:pPr>
+        <w:ind w:left="792" w:hanging="432"/>
+      </w:pPr>
+    </w:lvl>
+    <w:lvl w:ilvl="2">
+      <w:start w:val="1"/>
+      <w:numFmt w:val="decimal"/>
+      <w:lvlText w:val="%1.%2.%3."/>
+      <w:lvlJc w:val="left"/>
+      <w:pPr>
+        <w:ind w:left="1224" w:hanging="504"/>
+      </w:pPr>
+    </w:lvl>
+    <w:lvl w:ilvl="3">
+      <w:start w:val="1"/>
+      <w:numFmt w:val="decimal"/>
+      <w:lvlText w:val="%1.%2.%3.%4."/>
+      <w:lvlJc w:val="left"/>
+      <w:pPr>
+        <w:ind w:left="1728" w:hanging="648"/>
+      </w:pPr>
+    </w:lvl>
+    <w:lvl w:ilvl="4">
+      <w:start w:val="1"/>
+      <w:numFmt w:val="decimal"/>
+      <w:lvlText w:val="%1.%2.%3.%4.%5."/>
+      <w:lvlJc w:val="left"/>
+      <w:pPr>
+        <w:ind w:left="2232" w:hanging="792"/>
+      </w:pPr>
+    </w:lvl>
+    <w:lvl w:ilvl="5">
+      <w:start w:val="1"/>
+      <w:numFmt w:val="decimal"/>
+      <w:lvlText w:val="%1.%2.%3.%4.%5.%6."/>
+      <w:lvlJc w:val="left"/>
+      <w:pPr>
+        <w:ind w:left="2736" w:hanging="936"/>
+      </w:pPr>
+    </w:lvl>
+    <w:lvl w:ilvl="6">
+      <w:start w:val="1"/>
+      <w:numFmt w:val="decimal"/>
+      <w:lvlText w:val="%1.%2.%3.%4.%5.%6.%7."/>
+      <w:lvlJc w:val="left"/>
+      <w:pPr>
+        <w:ind w:left="3240" w:hanging="1080"/>
+      </w:pPr>
+    </w:lvl>
+    <w:lvl w:ilvl="7">
+      <w:start w:val="1"/>
+      <w:numFmt w:val="decimal"/>
+      <w:lvlText w:val="%1.%2.%3.%4.%5.%6.%7.%8."/>
+      <w:lvlJc w:val="left"/>
+      <w:pPr>
+        <w:ind w:left="3744" w:hanging="1224"/>
+      </w:pPr>
+    </w:lvl>
+    <w:lvl w:ilvl="8">
+      <w:start w:val="1"/>
+      <w:numFmt w:val="decimal"/>
+      <w:lvlText w:val="%1.%2.%3.%4.%5.%6.%7.%8.%9."/>
+      <w:lvlJc w:val="left"/>
+      <w:pPr>
+        <w:ind w:left="4320" w:hanging="1440"/>
+      </w:pPr>
+    </w:lvl>
+  </w:abstractNum>
+  <w:abstractNum w:abstractNumId="3" w15:restartNumberingAfterBreak="0">
     <w:nsid w:val="04847DA1"/>
     <w:multiLevelType w:val="multilevel"/>
     <w:tmpl w:val="BC268ACA"/>
@@ -9159,7 +9194,7 @@
       </w:rPr>
     </w:lvl>
   </w:abstractNum>
-  <w:abstractNum w:abstractNumId="3" w15:restartNumberingAfterBreak="0">
+  <w:abstractNum w:abstractNumId="4" w15:restartNumberingAfterBreak="0">
     <w:nsid w:val="0905239E"/>
     <w:multiLevelType w:val="multilevel"/>
     <w:tmpl w:val="240A001F"/>
@@ -9245,7 +9280,7 @@
       </w:pPr>
     </w:lvl>
   </w:abstractNum>
-  <w:abstractNum w:abstractNumId="4" w15:restartNumberingAfterBreak="0">
+  <w:abstractNum w:abstractNumId="5" w15:restartNumberingAfterBreak="0">
     <w:nsid w:val="09176C4C"/>
     <w:multiLevelType w:val="multilevel"/>
     <w:tmpl w:val="7CCC080C"/>
@@ -9361,7 +9396,7 @@
       </w:pPr>
     </w:lvl>
   </w:abstractNum>
-  <w:abstractNum w:abstractNumId="5" w15:restartNumberingAfterBreak="0">
+  <w:abstractNum w:abstractNumId="6" w15:restartNumberingAfterBreak="0">
     <w:nsid w:val="09C86991"/>
     <w:multiLevelType w:val="hybridMultilevel"/>
     <w:tmpl w:val="50CAE4A6"/>
@@ -9474,7 +9509,7 @@
       </w:rPr>
     </w:lvl>
   </w:abstractNum>
-  <w:abstractNum w:abstractNumId="6" w15:restartNumberingAfterBreak="0">
+  <w:abstractNum w:abstractNumId="7" w15:restartNumberingAfterBreak="0">
     <w:nsid w:val="0D1A4137"/>
     <w:multiLevelType w:val="multilevel"/>
     <w:tmpl w:val="2C8A1784"/>
@@ -9587,7 +9622,7 @@
       </w:pPr>
     </w:lvl>
   </w:abstractNum>
-  <w:abstractNum w:abstractNumId="7" w15:restartNumberingAfterBreak="0">
+  <w:abstractNum w:abstractNumId="8" w15:restartNumberingAfterBreak="0">
     <w:nsid w:val="12807298"/>
     <w:multiLevelType w:val="multilevel"/>
     <w:tmpl w:val="240A001F"/>
@@ -9673,7 +9708,7 @@
       </w:pPr>
     </w:lvl>
   </w:abstractNum>
-  <w:abstractNum w:abstractNumId="8" w15:restartNumberingAfterBreak="0">
+  <w:abstractNum w:abstractNumId="9" w15:restartNumberingAfterBreak="0">
     <w:nsid w:val="14332633"/>
     <w:multiLevelType w:val="multilevel"/>
     <w:tmpl w:val="240A001F"/>
@@ -9759,7 +9794,7 @@
       </w:pPr>
     </w:lvl>
   </w:abstractNum>
-  <w:abstractNum w:abstractNumId="9" w15:restartNumberingAfterBreak="0">
+  <w:abstractNum w:abstractNumId="10" w15:restartNumberingAfterBreak="0">
     <w:nsid w:val="17723415"/>
     <w:multiLevelType w:val="hybridMultilevel"/>
     <w:tmpl w:val="8CFAC7A0"/>
@@ -9872,7 +9907,7 @@
       </w:rPr>
     </w:lvl>
   </w:abstractNum>
-  <w:abstractNum w:abstractNumId="10" w15:restartNumberingAfterBreak="0">
+  <w:abstractNum w:abstractNumId="11" w15:restartNumberingAfterBreak="0">
     <w:nsid w:val="18ED6B5C"/>
     <w:multiLevelType w:val="multilevel"/>
     <w:tmpl w:val="01EE4120"/>
@@ -9988,7 +10023,7 @@
       </w:pPr>
     </w:lvl>
   </w:abstractNum>
-  <w:abstractNum w:abstractNumId="11" w15:restartNumberingAfterBreak="0">
+  <w:abstractNum w:abstractNumId="12" w15:restartNumberingAfterBreak="0">
     <w:nsid w:val="1A4C0A5A"/>
     <w:multiLevelType w:val="multilevel"/>
     <w:tmpl w:val="240A001F"/>
@@ -10074,7 +10109,7 @@
       </w:pPr>
     </w:lvl>
   </w:abstractNum>
-  <w:abstractNum w:abstractNumId="12" w15:restartNumberingAfterBreak="0">
+  <w:abstractNum w:abstractNumId="13" w15:restartNumberingAfterBreak="0">
     <w:nsid w:val="1FFE0DA2"/>
     <w:multiLevelType w:val="multilevel"/>
     <w:tmpl w:val="01EE4120"/>
@@ -10190,7 +10225,7 @@
       </w:pPr>
     </w:lvl>
   </w:abstractNum>
-  <w:abstractNum w:abstractNumId="13" w15:restartNumberingAfterBreak="0">
+  <w:abstractNum w:abstractNumId="14" w15:restartNumberingAfterBreak="0">
     <w:nsid w:val="21014D6D"/>
     <w:multiLevelType w:val="multilevel"/>
     <w:tmpl w:val="240A001F"/>
@@ -10276,7 +10311,7 @@
       </w:pPr>
     </w:lvl>
   </w:abstractNum>
-  <w:abstractNum w:abstractNumId="14" w15:restartNumberingAfterBreak="0">
+  <w:abstractNum w:abstractNumId="15" w15:restartNumberingAfterBreak="0">
     <w:nsid w:val="243425DE"/>
     <w:multiLevelType w:val="multilevel"/>
     <w:tmpl w:val="F7BA5546"/>
@@ -10425,7 +10460,7 @@
       </w:rPr>
     </w:lvl>
   </w:abstractNum>
-  <w:abstractNum w:abstractNumId="15" w15:restartNumberingAfterBreak="0">
+  <w:abstractNum w:abstractNumId="16" w15:restartNumberingAfterBreak="0">
     <w:nsid w:val="251249FF"/>
     <w:multiLevelType w:val="multilevel"/>
     <w:tmpl w:val="EDC8D82E"/>
@@ -10574,7 +10609,7 @@
       </w:rPr>
     </w:lvl>
   </w:abstractNum>
-  <w:abstractNum w:abstractNumId="16" w15:restartNumberingAfterBreak="0">
+  <w:abstractNum w:abstractNumId="17" w15:restartNumberingAfterBreak="0">
     <w:nsid w:val="283E7AB0"/>
     <w:multiLevelType w:val="multilevel"/>
     <w:tmpl w:val="0FEC3A1A"/>
@@ -10723,7 +10758,7 @@
       </w:rPr>
     </w:lvl>
   </w:abstractNum>
-  <w:abstractNum w:abstractNumId="17" w15:restartNumberingAfterBreak="0">
+  <w:abstractNum w:abstractNumId="18" w15:restartNumberingAfterBreak="0">
     <w:nsid w:val="2C922B43"/>
     <w:multiLevelType w:val="hybridMultilevel"/>
     <w:tmpl w:val="C1406B24"/>
@@ -10836,7 +10871,7 @@
       </w:rPr>
     </w:lvl>
   </w:abstractNum>
-  <w:abstractNum w:abstractNumId="18" w15:restartNumberingAfterBreak="0">
+  <w:abstractNum w:abstractNumId="19" w15:restartNumberingAfterBreak="0">
     <w:nsid w:val="34CB00F3"/>
     <w:multiLevelType w:val="hybridMultilevel"/>
     <w:tmpl w:val="454A8822"/>
@@ -10949,7 +10984,7 @@
       </w:rPr>
     </w:lvl>
   </w:abstractNum>
-  <w:abstractNum w:abstractNumId="19" w15:restartNumberingAfterBreak="0">
+  <w:abstractNum w:abstractNumId="20" w15:restartNumberingAfterBreak="0">
     <w:nsid w:val="37404441"/>
     <w:multiLevelType w:val="multilevel"/>
     <w:tmpl w:val="240A001F"/>
@@ -11035,7 +11070,7 @@
       </w:pPr>
     </w:lvl>
   </w:abstractNum>
-  <w:abstractNum w:abstractNumId="20" w15:restartNumberingAfterBreak="0">
+  <w:abstractNum w:abstractNumId="21" w15:restartNumberingAfterBreak="0">
     <w:nsid w:val="402A39B4"/>
     <w:multiLevelType w:val="hybridMultilevel"/>
     <w:tmpl w:val="EFAADF98"/>
@@ -11148,7 +11183,7 @@
       </w:rPr>
     </w:lvl>
   </w:abstractNum>
-  <w:abstractNum w:abstractNumId="21" w15:restartNumberingAfterBreak="0">
+  <w:abstractNum w:abstractNumId="22" w15:restartNumberingAfterBreak="0">
     <w:nsid w:val="4B040E18"/>
     <w:multiLevelType w:val="multilevel"/>
     <w:tmpl w:val="240A001F"/>
@@ -11234,7 +11269,7 @@
       </w:pPr>
     </w:lvl>
   </w:abstractNum>
-  <w:abstractNum w:abstractNumId="22" w15:restartNumberingAfterBreak="0">
+  <w:abstractNum w:abstractNumId="23" w15:restartNumberingAfterBreak="0">
     <w:nsid w:val="51754454"/>
     <w:multiLevelType w:val="multilevel"/>
     <w:tmpl w:val="240A001F"/>
@@ -11320,7 +11355,7 @@
       </w:pPr>
     </w:lvl>
   </w:abstractNum>
-  <w:abstractNum w:abstractNumId="23" w15:restartNumberingAfterBreak="0">
+  <w:abstractNum w:abstractNumId="24" w15:restartNumberingAfterBreak="0">
     <w:nsid w:val="54E81835"/>
     <w:multiLevelType w:val="multilevel"/>
     <w:tmpl w:val="A9EAF260"/>
@@ -11469,7 +11504,7 @@
       </w:rPr>
     </w:lvl>
   </w:abstractNum>
-  <w:abstractNum w:abstractNumId="24" w15:restartNumberingAfterBreak="0">
+  <w:abstractNum w:abstractNumId="25" w15:restartNumberingAfterBreak="0">
     <w:nsid w:val="60377598"/>
     <w:multiLevelType w:val="multilevel"/>
     <w:tmpl w:val="1556CE32"/>
@@ -11618,7 +11653,7 @@
       </w:rPr>
     </w:lvl>
   </w:abstractNum>
-  <w:abstractNum w:abstractNumId="25" w15:restartNumberingAfterBreak="0">
+  <w:abstractNum w:abstractNumId="26" w15:restartNumberingAfterBreak="0">
     <w:nsid w:val="628130B6"/>
     <w:multiLevelType w:val="multilevel"/>
     <w:tmpl w:val="240A001F"/>
@@ -11704,7 +11739,7 @@
       </w:pPr>
     </w:lvl>
   </w:abstractNum>
-  <w:abstractNum w:abstractNumId="26" w15:restartNumberingAfterBreak="0">
+  <w:abstractNum w:abstractNumId="27" w15:restartNumberingAfterBreak="0">
     <w:nsid w:val="62D13D74"/>
     <w:multiLevelType w:val="multilevel"/>
     <w:tmpl w:val="B7EC88A8"/>
@@ -11853,7 +11888,7 @@
       </w:rPr>
     </w:lvl>
   </w:abstractNum>
-  <w:abstractNum w:abstractNumId="27" w15:restartNumberingAfterBreak="0">
+  <w:abstractNum w:abstractNumId="28" w15:restartNumberingAfterBreak="0">
     <w:nsid w:val="636A1689"/>
     <w:multiLevelType w:val="multilevel"/>
     <w:tmpl w:val="240A001F"/>
@@ -11939,7 +11974,7 @@
       </w:pPr>
     </w:lvl>
   </w:abstractNum>
-  <w:abstractNum w:abstractNumId="28" w15:restartNumberingAfterBreak="0">
+  <w:abstractNum w:abstractNumId="29" w15:restartNumberingAfterBreak="0">
     <w:nsid w:val="644754A0"/>
     <w:multiLevelType w:val="hybridMultilevel"/>
     <w:tmpl w:val="84542118"/>
@@ -12052,7 +12087,7 @@
       </w:rPr>
     </w:lvl>
   </w:abstractNum>
-  <w:abstractNum w:abstractNumId="29" w15:restartNumberingAfterBreak="0">
+  <w:abstractNum w:abstractNumId="30" w15:restartNumberingAfterBreak="0">
     <w:nsid w:val="68781C6A"/>
     <w:multiLevelType w:val="multilevel"/>
     <w:tmpl w:val="240A001F"/>
@@ -12138,7 +12173,7 @@
       </w:pPr>
     </w:lvl>
   </w:abstractNum>
-  <w:abstractNum w:abstractNumId="30" w15:restartNumberingAfterBreak="0">
+  <w:abstractNum w:abstractNumId="31" w15:restartNumberingAfterBreak="0">
     <w:nsid w:val="6F914F69"/>
     <w:multiLevelType w:val="multilevel"/>
     <w:tmpl w:val="240A001F"/>
@@ -12224,7 +12259,7 @@
       </w:pPr>
     </w:lvl>
   </w:abstractNum>
-  <w:abstractNum w:abstractNumId="31" w15:restartNumberingAfterBreak="0">
+  <w:abstractNum w:abstractNumId="32" w15:restartNumberingAfterBreak="0">
     <w:nsid w:val="74FE7492"/>
     <w:multiLevelType w:val="hybridMultilevel"/>
     <w:tmpl w:val="CD40BF1E"/>
@@ -12337,7 +12372,7 @@
       </w:rPr>
     </w:lvl>
   </w:abstractNum>
-  <w:abstractNum w:abstractNumId="32" w15:restartNumberingAfterBreak="0">
+  <w:abstractNum w:abstractNumId="33" w15:restartNumberingAfterBreak="0">
     <w:nsid w:val="7B42677F"/>
     <w:multiLevelType w:val="multilevel"/>
     <w:tmpl w:val="240A001F"/>
@@ -12423,7 +12458,7 @@
       </w:pPr>
     </w:lvl>
   </w:abstractNum>
-  <w:abstractNum w:abstractNumId="33" w15:restartNumberingAfterBreak="0">
+  <w:abstractNum w:abstractNumId="34" w15:restartNumberingAfterBreak="0">
     <w:nsid w:val="7BDE3DEF"/>
     <w:multiLevelType w:val="multilevel"/>
     <w:tmpl w:val="7D3E3FEA"/>
@@ -12536,7 +12571,7 @@
       </w:pPr>
     </w:lvl>
   </w:abstractNum>
-  <w:abstractNum w:abstractNumId="34" w15:restartNumberingAfterBreak="0">
+  <w:abstractNum w:abstractNumId="35" w15:restartNumberingAfterBreak="0">
     <w:nsid w:val="7BEA01E6"/>
     <w:multiLevelType w:val="multilevel"/>
     <w:tmpl w:val="240A001F"/>
@@ -12623,109 +12658,112 @@
     </w:lvl>
   </w:abstractNum>
   <w:num w:numId="1">
-    <w:abstractNumId w:val="20"/>
+    <w:abstractNumId w:val="21"/>
   </w:num>
   <w:num w:numId="2">
-    <w:abstractNumId w:val="9"/>
+    <w:abstractNumId w:val="10"/>
   </w:num>
   <w:num w:numId="3">
-    <w:abstractNumId w:val="26"/>
+    <w:abstractNumId w:val="27"/>
   </w:num>
   <w:num w:numId="4">
     <w:abstractNumId w:val="1"/>
   </w:num>
   <w:num w:numId="5">
+    <w:abstractNumId w:val="34"/>
+  </w:num>
+  <w:num w:numId="6">
+    <w:abstractNumId w:val="26"/>
+  </w:num>
+  <w:num w:numId="7">
+    <w:abstractNumId w:val="23"/>
+  </w:num>
+  <w:num w:numId="8">
+    <w:abstractNumId w:val="8"/>
+  </w:num>
+  <w:num w:numId="9">
+    <w:abstractNumId w:val="19"/>
+  </w:num>
+  <w:num w:numId="10">
+    <w:abstractNumId w:val="22"/>
+  </w:num>
+  <w:num w:numId="11">
+    <w:abstractNumId w:val="9"/>
+  </w:num>
+  <w:num w:numId="12">
+    <w:abstractNumId w:val="24"/>
+  </w:num>
+  <w:num w:numId="13">
+    <w:abstractNumId w:val="32"/>
+  </w:num>
+  <w:num w:numId="14">
+    <w:abstractNumId w:val="35"/>
+  </w:num>
+  <w:num w:numId="15">
+    <w:abstractNumId w:val="28"/>
+  </w:num>
+  <w:num w:numId="16">
+    <w:abstractNumId w:val="12"/>
+  </w:num>
+  <w:num w:numId="17">
+    <w:abstractNumId w:val="31"/>
+  </w:num>
+  <w:num w:numId="18">
     <w:abstractNumId w:val="33"/>
   </w:num>
-  <w:num w:numId="6">
-    <w:abstractNumId w:val="25"/>
-  </w:num>
-  <w:num w:numId="7">
-    <w:abstractNumId w:val="22"/>
-  </w:num>
-  <w:num w:numId="8">
-    <w:abstractNumId w:val="7"/>
-  </w:num>
-  <w:num w:numId="9">
-    <w:abstractNumId w:val="18"/>
-  </w:num>
-  <w:num w:numId="10">
-    <w:abstractNumId w:val="21"/>
-  </w:num>
-  <w:num w:numId="11">
-    <w:abstractNumId w:val="8"/>
-  </w:num>
-  <w:num w:numId="12">
-    <w:abstractNumId w:val="23"/>
-  </w:num>
-  <w:num w:numId="13">
-    <w:abstractNumId w:val="31"/>
-  </w:num>
-  <w:num w:numId="14">
-    <w:abstractNumId w:val="34"/>
-  </w:num>
-  <w:num w:numId="15">
-    <w:abstractNumId w:val="27"/>
-  </w:num>
-  <w:num w:numId="16">
-    <w:abstractNumId w:val="11"/>
-  </w:num>
-  <w:num w:numId="17">
-    <w:abstractNumId w:val="30"/>
-  </w:num>
-  <w:num w:numId="18">
-    <w:abstractNumId w:val="32"/>
-  </w:num>
   <w:num w:numId="19">
-    <w:abstractNumId w:val="19"/>
+    <w:abstractNumId w:val="20"/>
   </w:num>
   <w:num w:numId="20">
-    <w:abstractNumId w:val="13"/>
+    <w:abstractNumId w:val="14"/>
   </w:num>
   <w:num w:numId="21">
     <w:abstractNumId w:val="0"/>
   </w:num>
   <w:num w:numId="22">
+    <w:abstractNumId w:val="16"/>
+  </w:num>
+  <w:num w:numId="23">
+    <w:abstractNumId w:val="6"/>
+  </w:num>
+  <w:num w:numId="24">
+    <w:abstractNumId w:val="7"/>
+  </w:num>
+  <w:num w:numId="25">
+    <w:abstractNumId w:val="11"/>
+  </w:num>
+  <w:num w:numId="26">
+    <w:abstractNumId w:val="13"/>
+  </w:num>
+  <w:num w:numId="27">
+    <w:abstractNumId w:val="17"/>
+  </w:num>
+  <w:num w:numId="28">
+    <w:abstractNumId w:val="5"/>
+  </w:num>
+  <w:num w:numId="29">
+    <w:abstractNumId w:val="25"/>
+  </w:num>
+  <w:num w:numId="30">
+    <w:abstractNumId w:val="3"/>
+  </w:num>
+  <w:num w:numId="31">
     <w:abstractNumId w:val="15"/>
   </w:num>
-  <w:num w:numId="23">
-    <w:abstractNumId w:val="5"/>
+  <w:num w:numId="32">
+    <w:abstractNumId w:val="18"/>
   </w:num>
-  <w:num w:numId="24">
-    <w:abstractNumId w:val="6"/>
+  <w:num w:numId="33">
+    <w:abstractNumId w:val="29"/>
   </w:num>
-  <w:num w:numId="25">
-    <w:abstractNumId w:val="10"/>
-  </w:num>
-  <w:num w:numId="26">
-    <w:abstractNumId w:val="12"/>
-  </w:num>
-  <w:num w:numId="27">
-    <w:abstractNumId w:val="16"/>
-  </w:num>
-  <w:num w:numId="28">
+  <w:num w:numId="34">
     <w:abstractNumId w:val="4"/>
   </w:num>
-  <w:num w:numId="29">
-    <w:abstractNumId w:val="24"/>
+  <w:num w:numId="35">
+    <w:abstractNumId w:val="30"/>
   </w:num>
-  <w:num w:numId="30">
+  <w:num w:numId="36">
     <w:abstractNumId w:val="2"/>
-  </w:num>
-  <w:num w:numId="31">
-    <w:abstractNumId w:val="14"/>
-  </w:num>
-  <w:num w:numId="32">
-    <w:abstractNumId w:val="17"/>
-  </w:num>
-  <w:num w:numId="33">
-    <w:abstractNumId w:val="28"/>
-  </w:num>
-  <w:num w:numId="34">
-    <w:abstractNumId w:val="3"/>
-  </w:num>
-  <w:num w:numId="35">
-    <w:abstractNumId w:val="29"/>
   </w:num>
 </w:numbering>
 </file>

--- a/IMPLEMENTACION GENERAL DE LOS PATRONES.docx
+++ b/IMPLEMENTACION GENERAL DE LOS PATRONES.docx
@@ -225,7 +225,7 @@
           <w:r>
             <w:fldChar w:fldCharType="separate"/>
           </w:r>
-          <w:hyperlink w:anchor="_Toc226399078" w:history="1">
+          <w:hyperlink w:anchor="_Toc226816353" w:history="1">
             <w:r>
               <w:rPr>
                 <w:rStyle w:val="Hipervnculo"/>
@@ -254,7 +254,7 @@
                 <w:noProof/>
                 <w:webHidden/>
               </w:rPr>
-              <w:instrText xml:space="preserve"> PAGEREF _Toc226399078 \h </w:instrText>
+              <w:instrText xml:space="preserve"> PAGEREF _Toc226816353 \h </w:instrText>
             </w:r>
             <w:r>
               <w:rPr>
@@ -298,7 +298,7 @@
               <w:lang w:eastAsia="es-CO"/>
             </w:rPr>
           </w:pPr>
-          <w:hyperlink w:anchor="_Toc226399079" w:history="1">
+          <w:hyperlink w:anchor="_Toc226816354" w:history="1">
             <w:r>
               <w:rPr>
                 <w:rStyle w:val="Hipervnculo"/>
@@ -345,7 +345,7 @@
                 <w:noProof/>
                 <w:webHidden/>
               </w:rPr>
-              <w:instrText xml:space="preserve"> PAGEREF _Toc226399079 \h </w:instrText>
+              <w:instrText xml:space="preserve"> PAGEREF _Toc226816354 \h </w:instrText>
             </w:r>
             <w:r>
               <w:rPr>
@@ -390,7 +390,7 @@
               <w:lang w:eastAsia="es-CO"/>
             </w:rPr>
           </w:pPr>
-          <w:hyperlink w:anchor="_Toc226399080" w:history="1">
+          <w:hyperlink w:anchor="_Toc226816355" w:history="1">
             <w:r>
               <w:rPr>
                 <w:rStyle w:val="Hipervnculo"/>
@@ -433,7 +433,7 @@
                 <w:noProof/>
                 <w:webHidden/>
               </w:rPr>
-              <w:instrText xml:space="preserve"> PAGEREF _Toc226399080 \h </w:instrText>
+              <w:instrText xml:space="preserve"> PAGEREF _Toc226816355 \h </w:instrText>
             </w:r>
             <w:r>
               <w:rPr>
@@ -478,7 +478,7 @@
               <w:lang w:eastAsia="es-CO"/>
             </w:rPr>
           </w:pPr>
-          <w:hyperlink w:anchor="_Toc226399081" w:history="1">
+          <w:hyperlink w:anchor="_Toc226816356" w:history="1">
             <w:r>
               <w:rPr>
                 <w:rStyle w:val="Hipervnculo"/>
@@ -521,7 +521,7 @@
                 <w:noProof/>
                 <w:webHidden/>
               </w:rPr>
-              <w:instrText xml:space="preserve"> PAGEREF _Toc226399081 \h </w:instrText>
+              <w:instrText xml:space="preserve"> PAGEREF _Toc226816356 \h </w:instrText>
             </w:r>
             <w:r>
               <w:rPr>
@@ -566,7 +566,7 @@
               <w:lang w:eastAsia="es-CO"/>
             </w:rPr>
           </w:pPr>
-          <w:hyperlink w:anchor="_Toc226399082" w:history="1">
+          <w:hyperlink w:anchor="_Toc226816357" w:history="1">
             <w:r>
               <w:rPr>
                 <w:rStyle w:val="Hipervnculo"/>
@@ -609,7 +609,7 @@
                 <w:noProof/>
                 <w:webHidden/>
               </w:rPr>
-              <w:instrText xml:space="preserve"> PAGEREF _Toc226399082 \h </w:instrText>
+              <w:instrText xml:space="preserve"> PAGEREF _Toc226816357 \h </w:instrText>
             </w:r>
             <w:r>
               <w:rPr>
@@ -654,7 +654,7 @@
               <w:lang w:eastAsia="es-CO"/>
             </w:rPr>
           </w:pPr>
-          <w:hyperlink w:anchor="_Toc226399083" w:history="1">
+          <w:hyperlink w:anchor="_Toc226816358" w:history="1">
             <w:r>
               <w:rPr>
                 <w:rStyle w:val="Hipervnculo"/>
@@ -697,7 +697,7 @@
                 <w:noProof/>
                 <w:webHidden/>
               </w:rPr>
-              <w:instrText xml:space="preserve"> PAGEREF _Toc226399083 \h </w:instrText>
+              <w:instrText xml:space="preserve"> PAGEREF _Toc226816358 \h </w:instrText>
             </w:r>
             <w:r>
               <w:rPr>
@@ -741,7 +741,7 @@
               <w:lang w:eastAsia="es-CO"/>
             </w:rPr>
           </w:pPr>
-          <w:hyperlink w:anchor="_Toc226399084" w:history="1">
+          <w:hyperlink w:anchor="_Toc226816359" w:history="1">
             <w:r>
               <w:rPr>
                 <w:rStyle w:val="Hipervnculo"/>
@@ -788,7 +788,7 @@
                 <w:noProof/>
                 <w:webHidden/>
               </w:rPr>
-              <w:instrText xml:space="preserve"> PAGEREF _Toc226399084 \h </w:instrText>
+              <w:instrText xml:space="preserve"> PAGEREF _Toc226816359 \h </w:instrText>
             </w:r>
             <w:r>
               <w:rPr>
@@ -833,7 +833,7 @@
               <w:lang w:eastAsia="es-CO"/>
             </w:rPr>
           </w:pPr>
-          <w:hyperlink w:anchor="_Toc226399085" w:history="1">
+          <w:hyperlink w:anchor="_Toc226816360" w:history="1">
             <w:r>
               <w:rPr>
                 <w:rStyle w:val="Hipervnculo"/>
@@ -876,7 +876,7 @@
                 <w:noProof/>
                 <w:webHidden/>
               </w:rPr>
-              <w:instrText xml:space="preserve"> PAGEREF _Toc226399085 \h </w:instrText>
+              <w:instrText xml:space="preserve"> PAGEREF _Toc226816360 \h </w:instrText>
             </w:r>
             <w:r>
               <w:rPr>
@@ -921,7 +921,7 @@
               <w:lang w:eastAsia="es-CO"/>
             </w:rPr>
           </w:pPr>
-          <w:hyperlink w:anchor="_Toc226399086" w:history="1">
+          <w:hyperlink w:anchor="_Toc226816361" w:history="1">
             <w:r>
               <w:rPr>
                 <w:rStyle w:val="Hipervnculo"/>
@@ -964,7 +964,7 @@
                 <w:noProof/>
                 <w:webHidden/>
               </w:rPr>
-              <w:instrText xml:space="preserve"> PAGEREF _Toc226399086 \h </w:instrText>
+              <w:instrText xml:space="preserve"> PAGEREF _Toc226816361 \h </w:instrText>
             </w:r>
             <w:r>
               <w:rPr>
@@ -1009,7 +1009,7 @@
               <w:lang w:eastAsia="es-CO"/>
             </w:rPr>
           </w:pPr>
-          <w:hyperlink w:anchor="_Toc226399087" w:history="1">
+          <w:hyperlink w:anchor="_Toc226816362" w:history="1">
             <w:r>
               <w:rPr>
                 <w:rStyle w:val="Hipervnculo"/>
@@ -1052,7 +1052,7 @@
                 <w:noProof/>
                 <w:webHidden/>
               </w:rPr>
-              <w:instrText xml:space="preserve"> PAGEREF _Toc226399087 \h </w:instrText>
+              <w:instrText xml:space="preserve"> PAGEREF _Toc226816362 \h </w:instrText>
             </w:r>
             <w:r>
               <w:rPr>
@@ -1097,7 +1097,7 @@
               <w:lang w:eastAsia="es-CO"/>
             </w:rPr>
           </w:pPr>
-          <w:hyperlink w:anchor="_Toc226399088" w:history="1">
+          <w:hyperlink w:anchor="_Toc226816363" w:history="1">
             <w:r>
               <w:rPr>
                 <w:rStyle w:val="Hipervnculo"/>
@@ -1140,7 +1140,7 @@
                 <w:noProof/>
                 <w:webHidden/>
               </w:rPr>
-              <w:instrText xml:space="preserve"> PAGEREF _Toc226399088 \h </w:instrText>
+              <w:instrText xml:space="preserve"> PAGEREF _Toc226816363 \h </w:instrText>
             </w:r>
             <w:r>
               <w:rPr>
@@ -1184,7 +1184,7 @@
               <w:lang w:eastAsia="es-CO"/>
             </w:rPr>
           </w:pPr>
-          <w:hyperlink w:anchor="_Toc226399089" w:history="1">
+          <w:hyperlink w:anchor="_Toc226816364" w:history="1">
             <w:r>
               <w:rPr>
                 <w:rStyle w:val="Hipervnculo"/>
@@ -1231,7 +1231,7 @@
                 <w:noProof/>
                 <w:webHidden/>
               </w:rPr>
-              <w:instrText xml:space="preserve"> PAGEREF _Toc226399089 \h </w:instrText>
+              <w:instrText xml:space="preserve"> PAGEREF _Toc226816364 \h </w:instrText>
             </w:r>
             <w:r>
               <w:rPr>
@@ -1276,7 +1276,7 @@
               <w:lang w:eastAsia="es-CO"/>
             </w:rPr>
           </w:pPr>
-          <w:hyperlink w:anchor="_Toc226399090" w:history="1">
+          <w:hyperlink w:anchor="_Toc226816365" w:history="1">
             <w:r>
               <w:rPr>
                 <w:rStyle w:val="Hipervnculo"/>
@@ -1319,7 +1319,7 @@
                 <w:noProof/>
                 <w:webHidden/>
               </w:rPr>
-              <w:instrText xml:space="preserve"> PAGEREF _Toc226399090 \h </w:instrText>
+              <w:instrText xml:space="preserve"> PAGEREF _Toc226816365 \h </w:instrText>
             </w:r>
             <w:r>
               <w:rPr>
@@ -1364,7 +1364,7 @@
               <w:lang w:eastAsia="es-CO"/>
             </w:rPr>
           </w:pPr>
-          <w:hyperlink w:anchor="_Toc226399091" w:history="1">
+          <w:hyperlink w:anchor="_Toc226816366" w:history="1">
             <w:r>
               <w:rPr>
                 <w:rStyle w:val="Hipervnculo"/>
@@ -1407,7 +1407,7 @@
                 <w:noProof/>
                 <w:webHidden/>
               </w:rPr>
-              <w:instrText xml:space="preserve"> PAGEREF _Toc226399091 \h </w:instrText>
+              <w:instrText xml:space="preserve"> PAGEREF _Toc226816366 \h </w:instrText>
             </w:r>
             <w:r>
               <w:rPr>
@@ -1452,7 +1452,7 @@
               <w:lang w:eastAsia="es-CO"/>
             </w:rPr>
           </w:pPr>
-          <w:hyperlink w:anchor="_Toc226399092" w:history="1">
+          <w:hyperlink w:anchor="_Toc226816367" w:history="1">
             <w:r>
               <w:rPr>
                 <w:rStyle w:val="Hipervnculo"/>
@@ -1495,7 +1495,7 @@
                 <w:noProof/>
                 <w:webHidden/>
               </w:rPr>
-              <w:instrText xml:space="preserve"> PAGEREF _Toc226399092 \h </w:instrText>
+              <w:instrText xml:space="preserve"> PAGEREF _Toc226816367 \h </w:instrText>
             </w:r>
             <w:r>
               <w:rPr>
@@ -1540,7 +1540,7 @@
               <w:lang w:eastAsia="es-CO"/>
             </w:rPr>
           </w:pPr>
-          <w:hyperlink w:anchor="_Toc226399093" w:history="1">
+          <w:hyperlink w:anchor="_Toc226816368" w:history="1">
             <w:r>
               <w:rPr>
                 <w:rStyle w:val="Hipervnculo"/>
@@ -1583,7 +1583,7 @@
                 <w:noProof/>
                 <w:webHidden/>
               </w:rPr>
-              <w:instrText xml:space="preserve"> PAGEREF _Toc226399093 \h </w:instrText>
+              <w:instrText xml:space="preserve"> PAGEREF _Toc226816368 \h </w:instrText>
             </w:r>
             <w:r>
               <w:rPr>
@@ -1627,7 +1627,7 @@
               <w:lang w:eastAsia="es-CO"/>
             </w:rPr>
           </w:pPr>
-          <w:hyperlink w:anchor="_Toc226399094" w:history="1">
+          <w:hyperlink w:anchor="_Toc226816369" w:history="1">
             <w:r>
               <w:rPr>
                 <w:rStyle w:val="Hipervnculo"/>
@@ -1674,7 +1674,7 @@
                 <w:noProof/>
                 <w:webHidden/>
               </w:rPr>
-              <w:instrText xml:space="preserve"> PAGEREF _Toc226399094 \h </w:instrText>
+              <w:instrText xml:space="preserve"> PAGEREF _Toc226816369 \h </w:instrText>
             </w:r>
             <w:r>
               <w:rPr>
@@ -1719,7 +1719,7 @@
               <w:lang w:eastAsia="es-CO"/>
             </w:rPr>
           </w:pPr>
-          <w:hyperlink w:anchor="_Toc226399095" w:history="1">
+          <w:hyperlink w:anchor="_Toc226816370" w:history="1">
             <w:r>
               <w:rPr>
                 <w:rStyle w:val="Hipervnculo"/>
@@ -1762,7 +1762,7 @@
                 <w:noProof/>
                 <w:webHidden/>
               </w:rPr>
-              <w:instrText xml:space="preserve"> PAGEREF _Toc226399095 \h </w:instrText>
+              <w:instrText xml:space="preserve"> PAGEREF _Toc226816370 \h </w:instrText>
             </w:r>
             <w:r>
               <w:rPr>
@@ -1807,7 +1807,7 @@
               <w:lang w:eastAsia="es-CO"/>
             </w:rPr>
           </w:pPr>
-          <w:hyperlink w:anchor="_Toc226399096" w:history="1">
+          <w:hyperlink w:anchor="_Toc226816371" w:history="1">
             <w:r>
               <w:rPr>
                 <w:rStyle w:val="Hipervnculo"/>
@@ -1850,7 +1850,7 @@
                 <w:noProof/>
                 <w:webHidden/>
               </w:rPr>
-              <w:instrText xml:space="preserve"> PAGEREF _Toc226399096 \h </w:instrText>
+              <w:instrText xml:space="preserve"> PAGEREF _Toc226816371 \h </w:instrText>
             </w:r>
             <w:r>
               <w:rPr>
@@ -1895,7 +1895,7 @@
               <w:lang w:eastAsia="es-CO"/>
             </w:rPr>
           </w:pPr>
-          <w:hyperlink w:anchor="_Toc226399097" w:history="1">
+          <w:hyperlink w:anchor="_Toc226816372" w:history="1">
             <w:r>
               <w:rPr>
                 <w:rStyle w:val="Hipervnculo"/>
@@ -1938,7 +1938,7 @@
                 <w:noProof/>
                 <w:webHidden/>
               </w:rPr>
-              <w:instrText xml:space="preserve"> PAGEREF _Toc226399097 \h </w:instrText>
+              <w:instrText xml:space="preserve"> PAGEREF _Toc226816372 \h </w:instrText>
             </w:r>
             <w:r>
               <w:rPr>
@@ -1982,7 +1982,7 @@
               <w:lang w:eastAsia="es-CO"/>
             </w:rPr>
           </w:pPr>
-          <w:hyperlink w:anchor="_Toc226399098" w:history="1">
+          <w:hyperlink w:anchor="_Toc226816373" w:history="1">
             <w:r>
               <w:rPr>
                 <w:rStyle w:val="Hipervnculo"/>
@@ -2029,7 +2029,7 @@
                 <w:noProof/>
                 <w:webHidden/>
               </w:rPr>
-              <w:instrText xml:space="preserve"> PAGEREF _Toc226399098 \h </w:instrText>
+              <w:instrText xml:space="preserve"> PAGEREF _Toc226816373 \h </w:instrText>
             </w:r>
             <w:r>
               <w:rPr>
@@ -2074,7 +2074,7 @@
               <w:lang w:eastAsia="es-CO"/>
             </w:rPr>
           </w:pPr>
-          <w:hyperlink w:anchor="_Toc226399099" w:history="1">
+          <w:hyperlink w:anchor="_Toc226816374" w:history="1">
             <w:r>
               <w:rPr>
                 <w:rStyle w:val="Hipervnculo"/>
@@ -2117,7 +2117,7 @@
                 <w:noProof/>
                 <w:webHidden/>
               </w:rPr>
-              <w:instrText xml:space="preserve"> PAGEREF _Toc226399099 \h </w:instrText>
+              <w:instrText xml:space="preserve"> PAGEREF _Toc226816374 \h </w:instrText>
             </w:r>
             <w:r>
               <w:rPr>
@@ -2162,7 +2162,7 @@
               <w:lang w:eastAsia="es-CO"/>
             </w:rPr>
           </w:pPr>
-          <w:hyperlink w:anchor="_Toc226399100" w:history="1">
+          <w:hyperlink w:anchor="_Toc226816375" w:history="1">
             <w:r>
               <w:rPr>
                 <w:rStyle w:val="Hipervnculo"/>
@@ -2205,7 +2205,7 @@
                 <w:noProof/>
                 <w:webHidden/>
               </w:rPr>
-              <w:instrText xml:space="preserve"> PAGEREF _Toc226399100 \h </w:instrText>
+              <w:instrText xml:space="preserve"> PAGEREF _Toc226816375 \h </w:instrText>
             </w:r>
             <w:r>
               <w:rPr>
@@ -2249,7 +2249,7 @@
               <w:lang w:eastAsia="es-CO"/>
             </w:rPr>
           </w:pPr>
-          <w:hyperlink w:anchor="_Toc226399101" w:history="1">
+          <w:hyperlink w:anchor="_Toc226816376" w:history="1">
             <w:r>
               <w:rPr>
                 <w:rStyle w:val="Hipervnculo"/>
@@ -2296,7 +2296,7 @@
                 <w:noProof/>
                 <w:webHidden/>
               </w:rPr>
-              <w:instrText xml:space="preserve"> PAGEREF _Toc226399101 \h </w:instrText>
+              <w:instrText xml:space="preserve"> PAGEREF _Toc226816376 \h </w:instrText>
             </w:r>
             <w:r>
               <w:rPr>
@@ -2341,7 +2341,7 @@
               <w:lang w:eastAsia="es-CO"/>
             </w:rPr>
           </w:pPr>
-          <w:hyperlink w:anchor="_Toc226399102" w:history="1">
+          <w:hyperlink w:anchor="_Toc226816377" w:history="1">
             <w:r>
               <w:rPr>
                 <w:rStyle w:val="Hipervnculo"/>
@@ -2384,7 +2384,7 @@
                 <w:noProof/>
                 <w:webHidden/>
               </w:rPr>
-              <w:instrText xml:space="preserve"> PAGEREF _Toc226399102 \h </w:instrText>
+              <w:instrText xml:space="preserve"> PAGEREF _Toc226816377 \h </w:instrText>
             </w:r>
             <w:r>
               <w:rPr>
@@ -2429,7 +2429,7 @@
               <w:lang w:eastAsia="es-CO"/>
             </w:rPr>
           </w:pPr>
-          <w:hyperlink w:anchor="_Toc226399103" w:history="1">
+          <w:hyperlink w:anchor="_Toc226816378" w:history="1">
             <w:r>
               <w:rPr>
                 <w:rStyle w:val="Hipervnculo"/>
@@ -2472,7 +2472,7 @@
                 <w:noProof/>
                 <w:webHidden/>
               </w:rPr>
-              <w:instrText xml:space="preserve"> PAGEREF _Toc226399103 \h </w:instrText>
+              <w:instrText xml:space="preserve"> PAGEREF _Toc226816378 \h </w:instrText>
             </w:r>
             <w:r>
               <w:rPr>
@@ -2493,6 +2493,716 @@
                 <w:webHidden/>
               </w:rPr>
               <w:t>28</w:t>
+            </w:r>
+            <w:r>
+              <w:rPr>
+                <w:noProof/>
+                <w:webHidden/>
+              </w:rPr>
+              <w:fldChar w:fldCharType="end"/>
+            </w:r>
+          </w:hyperlink>
+        </w:p>
+        <w:p>
+          <w:pPr>
+            <w:pStyle w:val="TDC1"/>
+            <w:tabs>
+              <w:tab w:val="left" w:pos="440"/>
+            </w:tabs>
+            <w:rPr>
+              <w:rFonts w:asciiTheme="minorHAnsi" w:eastAsiaTheme="minorEastAsia" w:hAnsiTheme="minorHAnsi"/>
+              <w:noProof/>
+              <w:sz w:val="22"/>
+              <w:lang w:eastAsia="es-CO"/>
+            </w:rPr>
+          </w:pPr>
+          <w:hyperlink w:anchor="_Toc226816379" w:history="1">
+            <w:r>
+              <w:rPr>
+                <w:rStyle w:val="Hipervnculo"/>
+                <w:b/>
+                <w:bCs/>
+                <w:noProof/>
+              </w:rPr>
+              <w:t>7.</w:t>
+            </w:r>
+            <w:r>
+              <w:rPr>
+                <w:rFonts w:asciiTheme="minorHAnsi" w:eastAsiaTheme="minorEastAsia" w:hAnsiTheme="minorHAnsi"/>
+                <w:noProof/>
+                <w:sz w:val="22"/>
+                <w:lang w:eastAsia="es-CO"/>
+              </w:rPr>
+              <w:tab/>
+            </w:r>
+            <w:r>
+              <w:rPr>
+                <w:rStyle w:val="Hipervnculo"/>
+                <w:b/>
+                <w:bCs/>
+                <w:noProof/>
+              </w:rPr>
+              <w:t>PATRON BRIDGE</w:t>
+            </w:r>
+            <w:r>
+              <w:rPr>
+                <w:noProof/>
+                <w:webHidden/>
+              </w:rPr>
+              <w:tab/>
+            </w:r>
+            <w:r>
+              <w:rPr>
+                <w:noProof/>
+                <w:webHidden/>
+              </w:rPr>
+              <w:fldChar w:fldCharType="begin"/>
+            </w:r>
+            <w:r>
+              <w:rPr>
+                <w:noProof/>
+                <w:webHidden/>
+              </w:rPr>
+              <w:instrText xml:space="preserve"> PAGEREF _Toc226816379 \h </w:instrText>
+            </w:r>
+            <w:r>
+              <w:rPr>
+                <w:noProof/>
+                <w:webHidden/>
+              </w:rPr>
+            </w:r>
+            <w:r>
+              <w:rPr>
+                <w:noProof/>
+                <w:webHidden/>
+              </w:rPr>
+              <w:fldChar w:fldCharType="separate"/>
+            </w:r>
+            <w:r>
+              <w:rPr>
+                <w:noProof/>
+                <w:webHidden/>
+              </w:rPr>
+              <w:t>30</w:t>
+            </w:r>
+            <w:r>
+              <w:rPr>
+                <w:noProof/>
+                <w:webHidden/>
+              </w:rPr>
+              <w:fldChar w:fldCharType="end"/>
+            </w:r>
+          </w:hyperlink>
+        </w:p>
+        <w:p>
+          <w:pPr>
+            <w:pStyle w:val="TDC2"/>
+            <w:tabs>
+              <w:tab w:val="left" w:pos="880"/>
+              <w:tab w:val="right" w:leader="dot" w:pos="8828"/>
+            </w:tabs>
+            <w:rPr>
+              <w:rFonts w:asciiTheme="minorHAnsi" w:eastAsiaTheme="minorEastAsia" w:hAnsiTheme="minorHAnsi"/>
+              <w:noProof/>
+              <w:sz w:val="22"/>
+              <w:lang w:eastAsia="es-CO"/>
+            </w:rPr>
+          </w:pPr>
+          <w:hyperlink w:anchor="_Toc226816380" w:history="1">
+            <w:r>
+              <w:rPr>
+                <w:rStyle w:val="Hipervnculo"/>
+                <w:noProof/>
+              </w:rPr>
+              <w:t>7.1.</w:t>
+            </w:r>
+            <w:r>
+              <w:rPr>
+                <w:rFonts w:asciiTheme="minorHAnsi" w:eastAsiaTheme="minorEastAsia" w:hAnsiTheme="minorHAnsi"/>
+                <w:noProof/>
+                <w:sz w:val="22"/>
+                <w:lang w:eastAsia="es-CO"/>
+              </w:rPr>
+              <w:tab/>
+            </w:r>
+            <w:r>
+              <w:rPr>
+                <w:rStyle w:val="Hipervnculo"/>
+                <w:noProof/>
+              </w:rPr>
+              <w:t>IMPLEMENTACION EN EL CODIGO</w:t>
+            </w:r>
+            <w:r>
+              <w:rPr>
+                <w:noProof/>
+                <w:webHidden/>
+              </w:rPr>
+              <w:tab/>
+            </w:r>
+            <w:r>
+              <w:rPr>
+                <w:noProof/>
+                <w:webHidden/>
+              </w:rPr>
+              <w:fldChar w:fldCharType="begin"/>
+            </w:r>
+            <w:r>
+              <w:rPr>
+                <w:noProof/>
+                <w:webHidden/>
+              </w:rPr>
+              <w:instrText xml:space="preserve"> PAGEREF _Toc226816380 \h </w:instrText>
+            </w:r>
+            <w:r>
+              <w:rPr>
+                <w:noProof/>
+                <w:webHidden/>
+              </w:rPr>
+            </w:r>
+            <w:r>
+              <w:rPr>
+                <w:noProof/>
+                <w:webHidden/>
+              </w:rPr>
+              <w:fldChar w:fldCharType="separate"/>
+            </w:r>
+            <w:r>
+              <w:rPr>
+                <w:noProof/>
+                <w:webHidden/>
+              </w:rPr>
+              <w:t>30</w:t>
+            </w:r>
+            <w:r>
+              <w:rPr>
+                <w:noProof/>
+                <w:webHidden/>
+              </w:rPr>
+              <w:fldChar w:fldCharType="end"/>
+            </w:r>
+          </w:hyperlink>
+        </w:p>
+        <w:p>
+          <w:pPr>
+            <w:pStyle w:val="TDC2"/>
+            <w:tabs>
+              <w:tab w:val="left" w:pos="880"/>
+              <w:tab w:val="right" w:leader="dot" w:pos="8828"/>
+            </w:tabs>
+            <w:rPr>
+              <w:rFonts w:asciiTheme="minorHAnsi" w:eastAsiaTheme="minorEastAsia" w:hAnsiTheme="minorHAnsi"/>
+              <w:noProof/>
+              <w:sz w:val="22"/>
+              <w:lang w:eastAsia="es-CO"/>
+            </w:rPr>
+          </w:pPr>
+          <w:hyperlink w:anchor="_Toc226816381" w:history="1">
+            <w:r>
+              <w:rPr>
+                <w:rStyle w:val="Hipervnculo"/>
+                <w:noProof/>
+              </w:rPr>
+              <w:t>7.2.</w:t>
+            </w:r>
+            <w:r>
+              <w:rPr>
+                <w:rFonts w:asciiTheme="minorHAnsi" w:eastAsiaTheme="minorEastAsia" w:hAnsiTheme="minorHAnsi"/>
+                <w:noProof/>
+                <w:sz w:val="22"/>
+                <w:lang w:eastAsia="es-CO"/>
+              </w:rPr>
+              <w:tab/>
+            </w:r>
+            <w:r>
+              <w:rPr>
+                <w:rStyle w:val="Hipervnculo"/>
+                <w:noProof/>
+              </w:rPr>
+              <w:t>PRUEBAS</w:t>
+            </w:r>
+            <w:r>
+              <w:rPr>
+                <w:noProof/>
+                <w:webHidden/>
+              </w:rPr>
+              <w:tab/>
+            </w:r>
+            <w:r>
+              <w:rPr>
+                <w:noProof/>
+                <w:webHidden/>
+              </w:rPr>
+              <w:fldChar w:fldCharType="begin"/>
+            </w:r>
+            <w:r>
+              <w:rPr>
+                <w:noProof/>
+                <w:webHidden/>
+              </w:rPr>
+              <w:instrText xml:space="preserve"> PAGEREF _Toc226816381 \h </w:instrText>
+            </w:r>
+            <w:r>
+              <w:rPr>
+                <w:noProof/>
+                <w:webHidden/>
+              </w:rPr>
+            </w:r>
+            <w:r>
+              <w:rPr>
+                <w:noProof/>
+                <w:webHidden/>
+              </w:rPr>
+              <w:fldChar w:fldCharType="separate"/>
+            </w:r>
+            <w:r>
+              <w:rPr>
+                <w:noProof/>
+                <w:webHidden/>
+              </w:rPr>
+              <w:t>33</w:t>
+            </w:r>
+            <w:r>
+              <w:rPr>
+                <w:noProof/>
+                <w:webHidden/>
+              </w:rPr>
+              <w:fldChar w:fldCharType="end"/>
+            </w:r>
+          </w:hyperlink>
+        </w:p>
+        <w:p>
+          <w:pPr>
+            <w:pStyle w:val="TDC2"/>
+            <w:tabs>
+              <w:tab w:val="left" w:pos="880"/>
+              <w:tab w:val="right" w:leader="dot" w:pos="8828"/>
+            </w:tabs>
+            <w:rPr>
+              <w:rFonts w:asciiTheme="minorHAnsi" w:eastAsiaTheme="minorEastAsia" w:hAnsiTheme="minorHAnsi"/>
+              <w:noProof/>
+              <w:sz w:val="22"/>
+              <w:lang w:eastAsia="es-CO"/>
+            </w:rPr>
+          </w:pPr>
+          <w:hyperlink w:anchor="_Toc226816382" w:history="1">
+            <w:r>
+              <w:rPr>
+                <w:rStyle w:val="Hipervnculo"/>
+                <w:noProof/>
+              </w:rPr>
+              <w:t>7.3.</w:t>
+            </w:r>
+            <w:r>
+              <w:rPr>
+                <w:rFonts w:asciiTheme="minorHAnsi" w:eastAsiaTheme="minorEastAsia" w:hAnsiTheme="minorHAnsi"/>
+                <w:noProof/>
+                <w:sz w:val="22"/>
+                <w:lang w:eastAsia="es-CO"/>
+              </w:rPr>
+              <w:tab/>
+            </w:r>
+            <w:r>
+              <w:rPr>
+                <w:rStyle w:val="Hipervnculo"/>
+                <w:noProof/>
+              </w:rPr>
+              <w:t>DIAGRAMA UML</w:t>
+            </w:r>
+            <w:r>
+              <w:rPr>
+                <w:noProof/>
+                <w:webHidden/>
+              </w:rPr>
+              <w:tab/>
+            </w:r>
+            <w:r>
+              <w:rPr>
+                <w:noProof/>
+                <w:webHidden/>
+              </w:rPr>
+              <w:fldChar w:fldCharType="begin"/>
+            </w:r>
+            <w:r>
+              <w:rPr>
+                <w:noProof/>
+                <w:webHidden/>
+              </w:rPr>
+              <w:instrText xml:space="preserve"> PAGEREF _Toc226816382 \h </w:instrText>
+            </w:r>
+            <w:r>
+              <w:rPr>
+                <w:noProof/>
+                <w:webHidden/>
+              </w:rPr>
+            </w:r>
+            <w:r>
+              <w:rPr>
+                <w:noProof/>
+                <w:webHidden/>
+              </w:rPr>
+              <w:fldChar w:fldCharType="separate"/>
+            </w:r>
+            <w:r>
+              <w:rPr>
+                <w:noProof/>
+                <w:webHidden/>
+              </w:rPr>
+              <w:t>34</w:t>
+            </w:r>
+            <w:r>
+              <w:rPr>
+                <w:noProof/>
+                <w:webHidden/>
+              </w:rPr>
+              <w:fldChar w:fldCharType="end"/>
+            </w:r>
+          </w:hyperlink>
+        </w:p>
+        <w:p>
+          <w:pPr>
+            <w:pStyle w:val="TDC1"/>
+            <w:tabs>
+              <w:tab w:val="left" w:pos="440"/>
+            </w:tabs>
+            <w:rPr>
+              <w:rFonts w:asciiTheme="minorHAnsi" w:eastAsiaTheme="minorEastAsia" w:hAnsiTheme="minorHAnsi"/>
+              <w:noProof/>
+              <w:sz w:val="22"/>
+              <w:lang w:eastAsia="es-CO"/>
+            </w:rPr>
+          </w:pPr>
+          <w:hyperlink w:anchor="_Toc226816383" w:history="1">
+            <w:r>
+              <w:rPr>
+                <w:rStyle w:val="Hipervnculo"/>
+                <w:b/>
+                <w:bCs/>
+                <w:noProof/>
+              </w:rPr>
+              <w:t>8.</w:t>
+            </w:r>
+            <w:r>
+              <w:rPr>
+                <w:rFonts w:asciiTheme="minorHAnsi" w:eastAsiaTheme="minorEastAsia" w:hAnsiTheme="minorHAnsi"/>
+                <w:noProof/>
+                <w:sz w:val="22"/>
+                <w:lang w:eastAsia="es-CO"/>
+              </w:rPr>
+              <w:tab/>
+            </w:r>
+            <w:r>
+              <w:rPr>
+                <w:rStyle w:val="Hipervnculo"/>
+                <w:b/>
+                <w:bCs/>
+                <w:noProof/>
+              </w:rPr>
+              <w:t>PATRON DECORATOR</w:t>
+            </w:r>
+            <w:r>
+              <w:rPr>
+                <w:noProof/>
+                <w:webHidden/>
+              </w:rPr>
+              <w:tab/>
+            </w:r>
+            <w:r>
+              <w:rPr>
+                <w:noProof/>
+                <w:webHidden/>
+              </w:rPr>
+              <w:fldChar w:fldCharType="begin"/>
+            </w:r>
+            <w:r>
+              <w:rPr>
+                <w:noProof/>
+                <w:webHidden/>
+              </w:rPr>
+              <w:instrText xml:space="preserve"> PAGEREF _Toc226816383 \h </w:instrText>
+            </w:r>
+            <w:r>
+              <w:rPr>
+                <w:noProof/>
+                <w:webHidden/>
+              </w:rPr>
+            </w:r>
+            <w:r>
+              <w:rPr>
+                <w:noProof/>
+                <w:webHidden/>
+              </w:rPr>
+              <w:fldChar w:fldCharType="separate"/>
+            </w:r>
+            <w:r>
+              <w:rPr>
+                <w:noProof/>
+                <w:webHidden/>
+              </w:rPr>
+              <w:t>36</w:t>
+            </w:r>
+            <w:r>
+              <w:rPr>
+                <w:noProof/>
+                <w:webHidden/>
+              </w:rPr>
+              <w:fldChar w:fldCharType="end"/>
+            </w:r>
+          </w:hyperlink>
+        </w:p>
+        <w:p>
+          <w:pPr>
+            <w:pStyle w:val="TDC2"/>
+            <w:tabs>
+              <w:tab w:val="left" w:pos="880"/>
+              <w:tab w:val="right" w:leader="dot" w:pos="8828"/>
+            </w:tabs>
+            <w:rPr>
+              <w:rFonts w:asciiTheme="minorHAnsi" w:eastAsiaTheme="minorEastAsia" w:hAnsiTheme="minorHAnsi"/>
+              <w:noProof/>
+              <w:sz w:val="22"/>
+              <w:lang w:eastAsia="es-CO"/>
+            </w:rPr>
+          </w:pPr>
+          <w:hyperlink w:anchor="_Toc226816384" w:history="1">
+            <w:r>
+              <w:rPr>
+                <w:rStyle w:val="Hipervnculo"/>
+                <w:noProof/>
+              </w:rPr>
+              <w:t>8.1.</w:t>
+            </w:r>
+            <w:r>
+              <w:rPr>
+                <w:rFonts w:asciiTheme="minorHAnsi" w:eastAsiaTheme="minorEastAsia" w:hAnsiTheme="minorHAnsi"/>
+                <w:noProof/>
+                <w:sz w:val="22"/>
+                <w:lang w:eastAsia="es-CO"/>
+              </w:rPr>
+              <w:tab/>
+            </w:r>
+            <w:r>
+              <w:rPr>
+                <w:rStyle w:val="Hipervnculo"/>
+                <w:noProof/>
+              </w:rPr>
+              <w:t>IMPLEMENTACION EN EL CODIGO</w:t>
+            </w:r>
+            <w:r>
+              <w:rPr>
+                <w:noProof/>
+                <w:webHidden/>
+              </w:rPr>
+              <w:tab/>
+            </w:r>
+            <w:r>
+              <w:rPr>
+                <w:noProof/>
+                <w:webHidden/>
+              </w:rPr>
+              <w:fldChar w:fldCharType="begin"/>
+            </w:r>
+            <w:r>
+              <w:rPr>
+                <w:noProof/>
+                <w:webHidden/>
+              </w:rPr>
+              <w:instrText xml:space="preserve"> PAGEREF _Toc226816384 \h </w:instrText>
+            </w:r>
+            <w:r>
+              <w:rPr>
+                <w:noProof/>
+                <w:webHidden/>
+              </w:rPr>
+            </w:r>
+            <w:r>
+              <w:rPr>
+                <w:noProof/>
+                <w:webHidden/>
+              </w:rPr>
+              <w:fldChar w:fldCharType="separate"/>
+            </w:r>
+            <w:r>
+              <w:rPr>
+                <w:noProof/>
+                <w:webHidden/>
+              </w:rPr>
+              <w:t>36</w:t>
+            </w:r>
+            <w:r>
+              <w:rPr>
+                <w:noProof/>
+                <w:webHidden/>
+              </w:rPr>
+              <w:fldChar w:fldCharType="end"/>
+            </w:r>
+          </w:hyperlink>
+        </w:p>
+        <w:p>
+          <w:pPr>
+            <w:pStyle w:val="TDC2"/>
+            <w:tabs>
+              <w:tab w:val="left" w:pos="880"/>
+              <w:tab w:val="right" w:leader="dot" w:pos="8828"/>
+            </w:tabs>
+            <w:rPr>
+              <w:rFonts w:asciiTheme="minorHAnsi" w:eastAsiaTheme="minorEastAsia" w:hAnsiTheme="minorHAnsi"/>
+              <w:noProof/>
+              <w:sz w:val="22"/>
+              <w:lang w:eastAsia="es-CO"/>
+            </w:rPr>
+          </w:pPr>
+          <w:hyperlink w:anchor="_Toc226816385" w:history="1">
+            <w:r>
+              <w:rPr>
+                <w:rStyle w:val="Hipervnculo"/>
+                <w:noProof/>
+              </w:rPr>
+              <w:t>8.2.</w:t>
+            </w:r>
+            <w:r>
+              <w:rPr>
+                <w:rFonts w:asciiTheme="minorHAnsi" w:eastAsiaTheme="minorEastAsia" w:hAnsiTheme="minorHAnsi"/>
+                <w:noProof/>
+                <w:sz w:val="22"/>
+                <w:lang w:eastAsia="es-CO"/>
+              </w:rPr>
+              <w:tab/>
+            </w:r>
+            <w:r>
+              <w:rPr>
+                <w:rStyle w:val="Hipervnculo"/>
+                <w:noProof/>
+              </w:rPr>
+              <w:t>PRUEBAS</w:t>
+            </w:r>
+            <w:r>
+              <w:rPr>
+                <w:noProof/>
+                <w:webHidden/>
+              </w:rPr>
+              <w:tab/>
+            </w:r>
+            <w:r>
+              <w:rPr>
+                <w:noProof/>
+                <w:webHidden/>
+              </w:rPr>
+              <w:fldChar w:fldCharType="begin"/>
+            </w:r>
+            <w:r>
+              <w:rPr>
+                <w:noProof/>
+                <w:webHidden/>
+              </w:rPr>
+              <w:instrText xml:space="preserve"> PAGEREF _Toc226816385 \h </w:instrText>
+            </w:r>
+            <w:r>
+              <w:rPr>
+                <w:noProof/>
+                <w:webHidden/>
+              </w:rPr>
+            </w:r>
+            <w:r>
+              <w:rPr>
+                <w:noProof/>
+                <w:webHidden/>
+              </w:rPr>
+              <w:fldChar w:fldCharType="separate"/>
+            </w:r>
+            <w:r>
+              <w:rPr>
+                <w:noProof/>
+                <w:webHidden/>
+              </w:rPr>
+              <w:t>40</w:t>
+            </w:r>
+            <w:r>
+              <w:rPr>
+                <w:noProof/>
+                <w:webHidden/>
+              </w:rPr>
+              <w:fldChar w:fldCharType="end"/>
+            </w:r>
+          </w:hyperlink>
+        </w:p>
+        <w:p>
+          <w:pPr>
+            <w:pStyle w:val="TDC2"/>
+            <w:tabs>
+              <w:tab w:val="left" w:pos="880"/>
+              <w:tab w:val="right" w:leader="dot" w:pos="8828"/>
+            </w:tabs>
+            <w:rPr>
+              <w:rFonts w:asciiTheme="minorHAnsi" w:eastAsiaTheme="minorEastAsia" w:hAnsiTheme="minorHAnsi"/>
+              <w:noProof/>
+              <w:sz w:val="22"/>
+              <w:lang w:eastAsia="es-CO"/>
+            </w:rPr>
+          </w:pPr>
+          <w:hyperlink w:anchor="_Toc226816386" w:history="1">
+            <w:r>
+              <w:rPr>
+                <w:rStyle w:val="Hipervnculo"/>
+                <w:noProof/>
+              </w:rPr>
+              <w:t>8.3.</w:t>
+            </w:r>
+            <w:r>
+              <w:rPr>
+                <w:rFonts w:asciiTheme="minorHAnsi" w:eastAsiaTheme="minorEastAsia" w:hAnsiTheme="minorHAnsi"/>
+                <w:noProof/>
+                <w:sz w:val="22"/>
+                <w:lang w:eastAsia="es-CO"/>
+              </w:rPr>
+              <w:tab/>
+            </w:r>
+            <w:r>
+              <w:rPr>
+                <w:rStyle w:val="Hipervnculo"/>
+                <w:noProof/>
+              </w:rPr>
+              <w:t>DIAGRAMA UML</w:t>
+            </w:r>
+            <w:r>
+              <w:rPr>
+                <w:noProof/>
+                <w:webHidden/>
+              </w:rPr>
+              <w:tab/>
+            </w:r>
+            <w:r>
+              <w:rPr>
+                <w:noProof/>
+                <w:webHidden/>
+              </w:rPr>
+              <w:fldChar w:fldCharType="begin"/>
+            </w:r>
+            <w:r>
+              <w:rPr>
+                <w:noProof/>
+                <w:webHidden/>
+              </w:rPr>
+              <w:instrText xml:space="preserve"> PAGEREF _Toc226816386 \h </w:instrText>
+            </w:r>
+            <w:r>
+              <w:rPr>
+                <w:noProof/>
+                <w:webHidden/>
+              </w:rPr>
+            </w:r>
+            <w:r>
+              <w:rPr>
+                <w:noProof/>
+                <w:webHidden/>
+              </w:rPr>
+              <w:fldChar w:fldCharType="separate"/>
+            </w:r>
+            <w:r>
+              <w:rPr>
+                <w:noProof/>
+                <w:webHidden/>
+              </w:rPr>
+              <w:t>41</w:t>
             </w:r>
             <w:r>
               <w:rPr>
@@ -2601,6 +3311,76 @@
     </w:p>
     <w:p>
       <w:pPr>
+        <w:rPr>
+          <w:color w:val="FF0000"/>
+        </w:rPr>
+      </w:pPr>
+    </w:p>
+    <w:p>
+      <w:pPr>
+        <w:rPr>
+          <w:color w:val="FF0000"/>
+        </w:rPr>
+      </w:pPr>
+    </w:p>
+    <w:p>
+      <w:pPr>
+        <w:rPr>
+          <w:color w:val="FF0000"/>
+        </w:rPr>
+      </w:pPr>
+    </w:p>
+    <w:p>
+      <w:pPr>
+        <w:rPr>
+          <w:color w:val="FF0000"/>
+        </w:rPr>
+      </w:pPr>
+    </w:p>
+    <w:p>
+      <w:pPr>
+        <w:rPr>
+          <w:color w:val="FF0000"/>
+        </w:rPr>
+      </w:pPr>
+    </w:p>
+    <w:p>
+      <w:pPr>
+        <w:rPr>
+          <w:color w:val="FF0000"/>
+        </w:rPr>
+      </w:pPr>
+    </w:p>
+    <w:p>
+      <w:pPr>
+        <w:rPr>
+          <w:color w:val="FF0000"/>
+        </w:rPr>
+      </w:pPr>
+    </w:p>
+    <w:p>
+      <w:pPr>
+        <w:rPr>
+          <w:color w:val="FF0000"/>
+        </w:rPr>
+      </w:pPr>
+    </w:p>
+    <w:p>
+      <w:pPr>
+        <w:rPr>
+          <w:color w:val="FF0000"/>
+        </w:rPr>
+      </w:pPr>
+    </w:p>
+    <w:p>
+      <w:pPr>
+        <w:rPr>
+          <w:color w:val="FF0000"/>
+        </w:rPr>
+      </w:pPr>
+    </w:p>
+    <w:p>
+      <w:pPr>
         <w:pStyle w:val="Ttulo1"/>
         <w:spacing w:line="360" w:lineRule="auto"/>
         <w:ind w:firstLine="709"/>
@@ -2610,12 +3390,13 @@
           <w:bCs/>
         </w:rPr>
       </w:pPr>
-      <w:bookmarkStart w:id="0" w:name="_Toc226399078"/>
+      <w:bookmarkStart w:id="0" w:name="_Toc226816353"/>
       <w:r>
         <w:rPr>
           <w:b/>
           <w:bCs/>
         </w:rPr>
+        <w:lastRenderedPageBreak/>
         <w:t>VISIÓN GENERAL DEL PROYECTO</w:t>
       </w:r>
       <w:bookmarkEnd w:id="0"/>
@@ -2793,13 +3574,12 @@
           <w:bCs/>
         </w:rPr>
       </w:pPr>
-      <w:bookmarkStart w:id="1" w:name="_Toc226399079"/>
+      <w:bookmarkStart w:id="1" w:name="_Toc226816354"/>
       <w:r>
         <w:rPr>
           <w:b/>
           <w:bCs/>
         </w:rPr>
-        <w:lastRenderedPageBreak/>
         <w:t>PATRON SINGLETON</w:t>
       </w:r>
       <w:bookmarkEnd w:id="1"/>
@@ -2834,7 +3614,7 @@
         <w:ind w:firstLine="709"/>
         <w:jc w:val="both"/>
       </w:pPr>
-      <w:bookmarkStart w:id="2" w:name="_Toc226399080"/>
+      <w:bookmarkStart w:id="2" w:name="_Toc226816355"/>
       <w:r>
         <w:t>ANALISIS PARA LA APLICACIÓN</w:t>
       </w:r>
@@ -2907,6 +3687,7 @@
         <w:jc w:val="both"/>
       </w:pPr>
       <w:r>
+        <w:lastRenderedPageBreak/>
         <w:t>Coordina</w:t>
       </w:r>
       <w:r>
@@ -2968,7 +3749,7 @@
         <w:ind w:firstLine="709"/>
         <w:jc w:val="both"/>
       </w:pPr>
-      <w:bookmarkStart w:id="3" w:name="_Toc226399081"/>
+      <w:bookmarkStart w:id="3" w:name="_Toc226816356"/>
       <w:r>
         <w:t>APLICACIÓN DEL PATRON</w:t>
       </w:r>
@@ -3108,7 +3889,6 @@
         <w:jc w:val="both"/>
       </w:pPr>
       <w:r>
-        <w:lastRenderedPageBreak/>
         <w:t>Todas las solicitudes HTTP reutilizan esa misma instancia.</w:t>
       </w:r>
     </w:p>
@@ -3148,7 +3928,7 @@
         <w:ind w:firstLine="709"/>
         <w:jc w:val="both"/>
       </w:pPr>
-      <w:bookmarkStart w:id="4" w:name="_Toc226399082"/>
+      <w:bookmarkStart w:id="4" w:name="_Toc226816357"/>
       <w:r>
         <w:t>IMPACTO DEL PATRON EN EL PROYECTO</w:t>
       </w:r>
@@ -3171,6 +3951,7 @@
         <w:jc w:val="both"/>
       </w:pPr>
       <w:r>
+        <w:lastRenderedPageBreak/>
         <w:t xml:space="preserve">Al aplicar el patrón </w:t>
       </w:r>
       <w:r>
@@ -3267,7 +4048,7 @@
         <w:ind w:firstLine="709"/>
         <w:jc w:val="both"/>
       </w:pPr>
-      <w:bookmarkStart w:id="5" w:name="_Toc226399083"/>
+      <w:bookmarkStart w:id="5" w:name="_Toc226816358"/>
       <w:r>
         <w:t>DIAGRAMA UML</w:t>
       </w:r>
@@ -3327,11 +4108,7 @@
         <w:jc w:val="both"/>
       </w:pPr>
       <w:r>
-        <w:t xml:space="preserve">El diagrama UML representa la aplicación del patrón Singleton dentro de la arquitectura del proyecto de telemedicina, mostrando que ConsultaService está marcado con el estereotipo &lt;&lt;Singleton&gt;&gt;, lo que indica que solo existe una instancia de esta clase durante todo el ciclo de vida de la aplicación. La relación de </w:t>
-      </w:r>
-      <w:r>
-        <w:lastRenderedPageBreak/>
-        <w:t>dependencia desde ConsultaController hacia ConsultaService refleja que el controlador no crea el servicio manualmente, sino que utiliza la única instancia gestionada por el contenedor de Spring Boot mediante la anotación @Service.</w:t>
+        <w:t>El diagrama UML representa la aplicación del patrón Singleton dentro de la arquitectura del proyecto de telemedicina, mostrando que ConsultaService está marcado con el estereotipo &lt;&lt;Singleton&gt;&gt;, lo que indica que solo existe una instancia de esta clase durante todo el ciclo de vida de la aplicación. La relación de dependencia desde ConsultaController hacia ConsultaService refleja que el controlador no crea el servicio manualmente, sino que utiliza la única instancia gestionada por el contenedor de Spring Boot mediante la anotación @Service.</w:t>
       </w:r>
     </w:p>
     <w:p>
@@ -3429,13 +4206,12 @@
           <w:bCs/>
         </w:rPr>
       </w:pPr>
-      <w:bookmarkStart w:id="6" w:name="_Toc226399084"/>
+      <w:bookmarkStart w:id="6" w:name="_Toc226816359"/>
       <w:r>
         <w:rPr>
           <w:b/>
           <w:bCs/>
         </w:rPr>
-        <w:lastRenderedPageBreak/>
         <w:t xml:space="preserve">PATRON </w:t>
       </w:r>
       <w:r>
@@ -3478,7 +4254,7 @@
         <w:ind w:firstLine="709"/>
         <w:jc w:val="both"/>
       </w:pPr>
-      <w:bookmarkStart w:id="7" w:name="_Toc226399085"/>
+      <w:bookmarkStart w:id="7" w:name="_Toc226816360"/>
       <w:r>
         <w:t>ANALISIS PARA LA APLICACIÓN</w:t>
       </w:r>
@@ -3519,6 +4295,7 @@
         <w:jc w:val="both"/>
       </w:pPr>
       <w:r>
+        <w:lastRenderedPageBreak/>
         <w:t>Verificar que el médico exista.</w:t>
       </w:r>
     </w:p>
@@ -3633,38 +4410,38 @@
         <w:ind w:firstLine="709"/>
         <w:jc w:val="both"/>
       </w:pPr>
-      <w:bookmarkStart w:id="8" w:name="_Toc226399086"/>
-      <w:r>
+      <w:bookmarkStart w:id="8" w:name="_Toc226816361"/>
+      <w:r>
+        <w:t>APLICACIÓN DEL PATRON</w:t>
+      </w:r>
+      <w:bookmarkEnd w:id="8"/>
+    </w:p>
+    <w:p>
+      <w:pPr>
+        <w:spacing w:line="360" w:lineRule="auto"/>
+        <w:ind w:firstLine="709"/>
+        <w:jc w:val="both"/>
+        <w:rPr>
+          <w:noProof/>
+        </w:rPr>
+      </w:pPr>
+      <w:r>
+        <w:t xml:space="preserve">En este proyecto, el patrón Singleton se implementa mediante </w:t>
+      </w:r>
+      <w:r>
+        <w:t>el método crearConsulta de la siguiente manera</w:t>
+      </w:r>
+    </w:p>
+    <w:p>
+      <w:pPr>
+        <w:spacing w:line="360" w:lineRule="auto"/>
+        <w:ind w:firstLine="709"/>
+      </w:pPr>
+      <w:r>
+        <w:rPr>
+          <w:noProof/>
+        </w:rPr>
         <w:lastRenderedPageBreak/>
-        <w:t>APLICACIÓN DEL PATRON</w:t>
-      </w:r>
-      <w:bookmarkEnd w:id="8"/>
-    </w:p>
-    <w:p>
-      <w:pPr>
-        <w:spacing w:line="360" w:lineRule="auto"/>
-        <w:ind w:firstLine="709"/>
-        <w:jc w:val="both"/>
-        <w:rPr>
-          <w:noProof/>
-        </w:rPr>
-      </w:pPr>
-      <w:r>
-        <w:t xml:space="preserve">En este proyecto, el patrón Singleton se implementa mediante </w:t>
-      </w:r>
-      <w:r>
-        <w:t>el método crearConsulta de la siguiente manera</w:t>
-      </w:r>
-    </w:p>
-    <w:p>
-      <w:pPr>
-        <w:spacing w:line="360" w:lineRule="auto"/>
-        <w:ind w:firstLine="709"/>
-      </w:pPr>
-      <w:r>
-        <w:rPr>
-          <w:noProof/>
-        </w:rPr>
         <w:drawing>
           <wp:anchor distT="0" distB="0" distL="114300" distR="114300" simplePos="0" relativeHeight="251658240" behindDoc="1" locked="0" layoutInCell="1" allowOverlap="1" wp14:anchorId="797ECC55" wp14:editId="1AE3A1CF">
             <wp:simplePos x="0" y="0"/>
@@ -3838,9 +4615,8 @@
         <w:ind w:firstLine="709"/>
         <w:jc w:val="both"/>
       </w:pPr>
-      <w:bookmarkStart w:id="9" w:name="_Toc226399087"/>
-      <w:r>
-        <w:lastRenderedPageBreak/>
+      <w:bookmarkStart w:id="9" w:name="_Toc226816362"/>
+      <w:r>
         <w:t>IMPACTO DEL PATRON EN EL PROYECTO</w:t>
       </w:r>
       <w:bookmarkEnd w:id="9"/>
@@ -3894,6 +4670,7 @@
         <w:jc w:val="both"/>
       </w:pPr>
       <w:r>
+        <w:lastRenderedPageBreak/>
         <w:t>Permite modificar la forma de crear consultas sin afectar al controlador.</w:t>
       </w:r>
     </w:p>
@@ -3946,7 +4723,7 @@
         <w:ind w:firstLine="709"/>
         <w:jc w:val="both"/>
       </w:pPr>
-      <w:bookmarkStart w:id="10" w:name="_Toc226399088"/>
+      <w:bookmarkStart w:id="10" w:name="_Toc226816363"/>
       <w:r>
         <w:t>DIAGRAMA UML</w:t>
       </w:r>
@@ -4006,11 +4783,14 @@
         <w:jc w:val="both"/>
       </w:pPr>
       <w:r>
+        <w:t>E</w:t>
+      </w:r>
+      <w:r>
+        <w:t xml:space="preserve">l diagrama muestra cómo el controlador delega la creación de la entidad Consulta al servicio, representando la aplicación del patrón Factory Method dentro del proyecto. La flecha desde ConsultaService hacia Consulta indica que el servicio </w:t>
+      </w:r>
+      <w:r>
         <w:lastRenderedPageBreak/>
-        <w:t>E</w:t>
-      </w:r>
-      <w:r>
-        <w:t>l diagrama muestra cómo el controlador delega la creación de la entidad Consulta al servicio, representando la aplicación del patrón Factory Method dentro del proyecto. La flecha desde ConsultaService hacia Consulta indica que el servicio es el responsable de instanciar y configurar el objeto, encapsulando su proceso de construcción.</w:t>
+        <w:t>es el responsable de instanciar y configurar el objeto, encapsulando su proceso de construcción.</w:t>
       </w:r>
     </w:p>
     <w:p>
@@ -4140,13 +4920,12 @@
           <w:bCs/>
         </w:rPr>
       </w:pPr>
-      <w:bookmarkStart w:id="11" w:name="_Toc226399089"/>
+      <w:bookmarkStart w:id="11" w:name="_Toc226816364"/>
       <w:r>
         <w:rPr>
           <w:b/>
           <w:bCs/>
         </w:rPr>
-        <w:lastRenderedPageBreak/>
         <w:t xml:space="preserve">PATRON </w:t>
       </w:r>
       <w:r>
@@ -4175,6 +4954,7 @@
         <w:jc w:val="both"/>
       </w:pPr>
       <w:r>
+        <w:lastRenderedPageBreak/>
         <w:t>Este patrón permite crear familias de objetos relacionados sin especificar sus clases concretas, delegando la responsabilidad de creación a una fábrica abstracta.</w:t>
       </w:r>
     </w:p>
@@ -4189,7 +4969,7 @@
         <w:ind w:firstLine="709"/>
         <w:jc w:val="both"/>
       </w:pPr>
-      <w:bookmarkStart w:id="12" w:name="_Toc226399090"/>
+      <w:bookmarkStart w:id="12" w:name="_Toc226816365"/>
       <w:r>
         <w:t>ANALISIS PARA LA APLICACIÓN</w:t>
       </w:r>
@@ -4384,45 +5164,45 @@
         <w:ind w:firstLine="709"/>
         <w:jc w:val="both"/>
       </w:pPr>
-      <w:bookmarkStart w:id="13" w:name="_Toc226399091"/>
-      <w:r>
+      <w:bookmarkStart w:id="13" w:name="_Toc226816366"/>
+      <w:r>
+        <w:t>APLICACIÓN DEL PATRON</w:t>
+      </w:r>
+      <w:bookmarkEnd w:id="13"/>
+    </w:p>
+    <w:p>
+      <w:pPr>
+        <w:spacing w:line="360" w:lineRule="auto"/>
+        <w:ind w:firstLine="709"/>
+        <w:jc w:val="both"/>
+        <w:rPr>
+          <w:noProof/>
+        </w:rPr>
+      </w:pPr>
+      <w:r>
+        <w:t xml:space="preserve">En este proyecto, </w:t>
+      </w:r>
+      <w:r>
+        <w:t>se crea una clase abstracta llamada “</w:t>
+      </w:r>
+      <w:r>
+        <w:t>AbstractMedicalFactory</w:t>
+      </w:r>
+      <w:r>
+        <w:t xml:space="preserve">.java”. </w:t>
+      </w:r>
+    </w:p>
+    <w:p>
+      <w:pPr>
+        <w:spacing w:line="360" w:lineRule="auto"/>
+        <w:ind w:firstLine="709"/>
+        <w:jc w:val="center"/>
+      </w:pPr>
+      <w:r>
+        <w:rPr>
+          <w:noProof/>
+        </w:rPr>
         <w:lastRenderedPageBreak/>
-        <w:t>APLICACIÓN DEL PATRON</w:t>
-      </w:r>
-      <w:bookmarkEnd w:id="13"/>
-    </w:p>
-    <w:p>
-      <w:pPr>
-        <w:spacing w:line="360" w:lineRule="auto"/>
-        <w:ind w:firstLine="709"/>
-        <w:jc w:val="both"/>
-        <w:rPr>
-          <w:noProof/>
-        </w:rPr>
-      </w:pPr>
-      <w:r>
-        <w:t xml:space="preserve">En este proyecto, </w:t>
-      </w:r>
-      <w:r>
-        <w:t>se crea una clase abstracta llamada “</w:t>
-      </w:r>
-      <w:r>
-        <w:t>AbstractMedicalFactory</w:t>
-      </w:r>
-      <w:r>
-        <w:t xml:space="preserve">.java”. </w:t>
-      </w:r>
-    </w:p>
-    <w:p>
-      <w:pPr>
-        <w:spacing w:line="360" w:lineRule="auto"/>
-        <w:ind w:firstLine="709"/>
-        <w:jc w:val="center"/>
-      </w:pPr>
-      <w:r>
-        <w:rPr>
-          <w:noProof/>
-        </w:rPr>
         <w:drawing>
           <wp:inline distT="0" distB="0" distL="0" distR="0" wp14:anchorId="6221B6C1" wp14:editId="5AA9937E">
             <wp:extent cx="5612130" cy="1724025"/>
@@ -4586,20 +5366,20 @@
         <w:jc w:val="both"/>
       </w:pPr>
       <w:r>
+        <w:t>Dentro del servicio de consultas (ConsultaService), se solicita la fábrica correspondiente y se crean los objetos médicos sin depender directamente de sus implementaciones concretas.</w:t>
+      </w:r>
+    </w:p>
+    <w:p>
+      <w:pPr>
+        <w:spacing w:line="360" w:lineRule="auto"/>
+        <w:ind w:firstLine="709"/>
+        <w:jc w:val="both"/>
+      </w:pPr>
+      <w:r>
+        <w:rPr>
+          <w:noProof/>
+        </w:rPr>
         <w:lastRenderedPageBreak/>
-        <w:t>Dentro del servicio de consultas (ConsultaService), se solicita la fábrica correspondiente y se crean los objetos médicos sin depender directamente de sus implementaciones concretas.</w:t>
-      </w:r>
-    </w:p>
-    <w:p>
-      <w:pPr>
-        <w:spacing w:line="360" w:lineRule="auto"/>
-        <w:ind w:firstLine="709"/>
-        <w:jc w:val="both"/>
-      </w:pPr>
-      <w:r>
-        <w:rPr>
-          <w:noProof/>
-        </w:rPr>
         <w:drawing>
           <wp:inline distT="0" distB="0" distL="0" distR="0" wp14:anchorId="046907B5" wp14:editId="14CB62AA">
             <wp:extent cx="5612130" cy="4253230"/>
@@ -4665,7 +5445,7 @@
         <w:ind w:firstLine="709"/>
         <w:jc w:val="both"/>
       </w:pPr>
-      <w:bookmarkStart w:id="14" w:name="_Toc226399092"/>
+      <w:bookmarkStart w:id="14" w:name="_Toc226816367"/>
       <w:r>
         <w:t>IMPACTO DEL PATRON EN EL PROYECTO</w:t>
       </w:r>
@@ -4712,7 +5492,6 @@
         <w:jc w:val="both"/>
       </w:pPr>
       <w:r>
-        <w:lastRenderedPageBreak/>
         <w:t>Centraliza la lógica de creación de los objetos médicos dentro de una estructura de fábricas especializadas.</w:t>
       </w:r>
     </w:p>
@@ -4741,6 +5520,7 @@
         <w:jc w:val="both"/>
       </w:pPr>
       <w:r>
+        <w:lastRenderedPageBreak/>
         <w:t>Mantiene una clara separación entre la lógica de negocio y la lógica de construcción de objetos.</w:t>
       </w:r>
     </w:p>
@@ -4803,9 +5583,8 @@
         <w:ind w:firstLine="709"/>
         <w:jc w:val="both"/>
       </w:pPr>
-      <w:bookmarkStart w:id="15" w:name="_Toc226399093"/>
-      <w:r>
-        <w:lastRenderedPageBreak/>
+      <w:bookmarkStart w:id="15" w:name="_Toc226816368"/>
+      <w:r>
         <w:t>DIAGRAMA UML</w:t>
       </w:r>
       <w:bookmarkEnd w:id="15"/>
@@ -4864,6 +5643,7 @@
         <w:jc w:val="both"/>
       </w:pPr>
       <w:r>
+        <w:lastRenderedPageBreak/>
         <w:t>El diagrama UML representa la implementación del patrón Abstract Factory dentro del sistema de telemedicina.</w:t>
       </w:r>
     </w:p>
@@ -4894,7 +5674,6 @@
         <w:jc w:val="both"/>
       </w:pPr>
       <w:r>
-        <w:lastRenderedPageBreak/>
         <w:t>Finalmente, las clases Prescripcion y OrdenMedica representan los productos concretos que son creados por la fábrica. Este diseño permite desacoplar la lógica de creación de objetos del resto del sistema, facilitando la extensión futura del software y mejorando la organización de la arquitectura.</w:t>
       </w:r>
     </w:p>
@@ -5018,13 +5797,12 @@
         </w:rPr>
       </w:pPr>
       <w:bookmarkStart w:id="16" w:name="_Toc224381838"/>
-      <w:bookmarkStart w:id="17" w:name="_Toc226399094"/>
+      <w:bookmarkStart w:id="17" w:name="_Toc226816369"/>
       <w:r>
         <w:rPr>
           <w:b/>
           <w:bCs/>
         </w:rPr>
-        <w:lastRenderedPageBreak/>
         <w:t xml:space="preserve">PATRON </w:t>
       </w:r>
       <w:r>
@@ -5053,7 +5831,7 @@
         <w:jc w:val="both"/>
       </w:pPr>
       <w:bookmarkStart w:id="18" w:name="_Toc224381839"/>
-      <w:bookmarkStart w:id="19" w:name="_Toc226399095"/>
+      <w:bookmarkStart w:id="19" w:name="_Toc226816370"/>
       <w:r>
         <w:t>IMPLEMENTACION EN EL CODIGO</w:t>
       </w:r>
@@ -5081,6 +5859,7 @@
           <w:bCs/>
           <w:noProof/>
         </w:rPr>
+        <w:lastRenderedPageBreak/>
         <w:drawing>
           <wp:anchor distT="0" distB="0" distL="114300" distR="114300" simplePos="0" relativeHeight="251660288" behindDoc="0" locked="0" layoutInCell="1" allowOverlap="1" wp14:anchorId="7CD114A8" wp14:editId="7C126132">
             <wp:simplePos x="0" y="0"/>
@@ -5206,7 +5985,6 @@
           <w:b/>
           <w:bCs/>
         </w:rPr>
-        <w:lastRenderedPageBreak/>
         <w:t>MedicoMedicalFactory.java</w:t>
       </w:r>
     </w:p>
@@ -5224,6 +6002,7 @@
           <w:bCs/>
           <w:noProof/>
         </w:rPr>
+        <w:lastRenderedPageBreak/>
         <w:drawing>
           <wp:inline distT="0" distB="0" distL="0" distR="0" wp14:anchorId="7BF29023" wp14:editId="239095D0">
             <wp:extent cx="5243014" cy="1867062"/>
@@ -5355,7 +6134,7 @@
         <w:jc w:val="both"/>
       </w:pPr>
       <w:bookmarkStart w:id="20" w:name="_Toc224381840"/>
-      <w:bookmarkStart w:id="21" w:name="_Toc226399096"/>
+      <w:bookmarkStart w:id="21" w:name="_Toc226816371"/>
       <w:r>
         <w:lastRenderedPageBreak/>
         <w:t>PRUEBAS DE FUNCIONALIDAD</w:t>
@@ -5542,7 +6321,7 @@
         <w:jc w:val="both"/>
       </w:pPr>
       <w:bookmarkStart w:id="22" w:name="_Toc224381841"/>
-      <w:bookmarkStart w:id="23" w:name="_Toc226399097"/>
+      <w:bookmarkStart w:id="23" w:name="_Toc226816372"/>
       <w:r>
         <w:t>DIAGRAMA UML</w:t>
       </w:r>
@@ -5689,7 +6468,7 @@
           <w:bCs/>
         </w:rPr>
       </w:pPr>
-      <w:bookmarkStart w:id="24" w:name="_Toc226399098"/>
+      <w:bookmarkStart w:id="24" w:name="_Toc226816373"/>
       <w:r>
         <w:rPr>
           <w:b/>
@@ -5731,7 +6510,7 @@
         <w:ind w:left="0" w:firstLine="709"/>
         <w:jc w:val="both"/>
       </w:pPr>
-      <w:bookmarkStart w:id="25" w:name="_Toc226399099"/>
+      <w:bookmarkStart w:id="25" w:name="_Toc226816374"/>
       <w:r>
         <w:t>IMPLEMENTACION EN EL CODIGO</w:t>
       </w:r>
@@ -6051,7 +6830,7 @@
         <w:ind w:left="0" w:firstLine="709"/>
         <w:jc w:val="both"/>
       </w:pPr>
-      <w:bookmarkStart w:id="26" w:name="_Toc226399100"/>
+      <w:bookmarkStart w:id="26" w:name="_Toc226816375"/>
       <w:r>
         <w:lastRenderedPageBreak/>
         <w:t>DIAGRAMA UML</w:t>
@@ -6153,7 +6932,7 @@
           <w:bCs/>
         </w:rPr>
       </w:pPr>
-      <w:bookmarkStart w:id="27" w:name="_Toc226399101"/>
+      <w:bookmarkStart w:id="27" w:name="_Toc226816376"/>
       <w:r>
         <w:rPr>
           <w:b/>
@@ -6191,7 +6970,7 @@
         <w:spacing w:line="360" w:lineRule="auto"/>
         <w:jc w:val="both"/>
       </w:pPr>
-      <w:bookmarkStart w:id="28" w:name="_Toc226399102"/>
+      <w:bookmarkStart w:id="28" w:name="_Toc226816377"/>
       <w:r>
         <w:t>IMPLEMENTACION EN EL CODIGO</w:t>
       </w:r>
@@ -6819,7 +7598,7 @@
         <w:ind w:left="0" w:firstLine="709"/>
         <w:jc w:val="both"/>
       </w:pPr>
-      <w:bookmarkStart w:id="29" w:name="_Toc226399103"/>
+      <w:bookmarkStart w:id="29" w:name="_Toc226816378"/>
       <w:r>
         <w:t>DIAGRAMA UML</w:t>
       </w:r>
@@ -6987,6 +7766,7 @@
           <w:bCs/>
         </w:rPr>
       </w:pPr>
+      <w:bookmarkStart w:id="30" w:name="_Toc226816379"/>
       <w:r>
         <w:rPr>
           <w:b/>
@@ -7009,6 +7789,7 @@
         </w:rPr>
         <w:t>BRIDGE</w:t>
       </w:r>
+      <w:bookmarkEnd w:id="30"/>
     </w:p>
     <w:p>
       <w:pPr>
@@ -7033,9 +7814,11 @@
         <w:spacing w:line="360" w:lineRule="auto"/>
         <w:jc w:val="both"/>
       </w:pPr>
+      <w:bookmarkStart w:id="31" w:name="_Toc226816380"/>
       <w:r>
         <w:t>IMPLEMENTACION EN EL CODIGO</w:t>
       </w:r>
+      <w:bookmarkEnd w:id="31"/>
     </w:p>
     <w:p>
       <w:pPr>
@@ -7534,9 +8317,11 @@
         <w:ind w:left="0" w:firstLine="709"/>
         <w:jc w:val="both"/>
       </w:pPr>
+      <w:bookmarkStart w:id="32" w:name="_Toc226816381"/>
       <w:r>
         <w:t>PRUEBAS</w:t>
       </w:r>
+      <w:bookmarkEnd w:id="32"/>
     </w:p>
     <w:p>
       <w:pPr>
@@ -7641,9 +8426,11 @@
         <w:ind w:left="0" w:firstLine="709"/>
         <w:jc w:val="both"/>
       </w:pPr>
+      <w:bookmarkStart w:id="33" w:name="_Toc226816382"/>
       <w:r>
         <w:t>DIAGRAMA UML</w:t>
       </w:r>
+      <w:bookmarkEnd w:id="33"/>
     </w:p>
     <w:p/>
     <w:p>
@@ -7756,6 +8543,7 @@
           <w:bCs/>
         </w:rPr>
       </w:pPr>
+      <w:bookmarkStart w:id="34" w:name="_Toc226816383"/>
       <w:r>
         <w:rPr>
           <w:b/>
@@ -7769,15 +8557,9 @@
           <w:b/>
           <w:bCs/>
         </w:rPr>
-        <w:t xml:space="preserve"> </w:t>
-      </w:r>
-      <w:r>
-        <w:rPr>
-          <w:b/>
-          <w:bCs/>
-        </w:rPr>
-        <w:t>DECORATOR</w:t>
-      </w:r>
+        <w:t xml:space="preserve"> DECORATOR</w:t>
+      </w:r>
+      <w:bookmarkEnd w:id="34"/>
     </w:p>
     <w:p>
       <w:pPr>
@@ -7799,9 +8581,11 @@
         <w:spacing w:line="360" w:lineRule="auto"/>
         <w:jc w:val="both"/>
       </w:pPr>
+      <w:bookmarkStart w:id="35" w:name="_Toc226816384"/>
       <w:r>
         <w:t>IMPLEMENTACION EN EL CODIGO</w:t>
       </w:r>
+      <w:bookmarkEnd w:id="35"/>
     </w:p>
     <w:p>
       <w:pPr>
@@ -7849,21 +8633,7 @@
           <w:b/>
           <w:bCs/>
         </w:rPr>
-        <w:t>Consulta</w:t>
-      </w:r>
-      <w:r>
-        <w:rPr>
-          <w:b/>
-          <w:bCs/>
-        </w:rPr>
-        <w:t>Decorator</w:t>
-      </w:r>
-      <w:r>
-        <w:rPr>
-          <w:b/>
-          <w:bCs/>
-        </w:rPr>
-        <w:t>.java</w:t>
+        <w:t>ConsultaDecorator.java</w:t>
       </w:r>
     </w:p>
     <w:p>
@@ -7872,6 +8642,9 @@
         <w:jc w:val="center"/>
       </w:pPr>
       <w:r>
+        <w:rPr>
+          <w:noProof/>
+        </w:rPr>
         <w:drawing>
           <wp:inline distT="0" distB="0" distL="0" distR="0" wp14:anchorId="5FCD518F" wp14:editId="62BEB370">
             <wp:extent cx="5540220" cy="2743438"/>
@@ -7946,28 +8719,22 @@
           <w:bCs/>
         </w:rPr>
         <w:lastRenderedPageBreak/>
-        <w:t>HistorialDecorator</w:t>
-      </w:r>
-      <w:r>
+        <w:t>HistorialDecorator.java</w:t>
+      </w:r>
+    </w:p>
+    <w:p>
+      <w:pPr>
+        <w:jc w:val="center"/>
         <w:rPr>
           <w:b/>
           <w:bCs/>
         </w:rPr>
-        <w:t>.java</w:t>
-      </w:r>
-    </w:p>
-    <w:p>
-      <w:pPr>
-        <w:jc w:val="center"/>
+      </w:pPr>
+      <w:r>
         <w:rPr>
           <w:b/>
           <w:bCs/>
-        </w:rPr>
-      </w:pPr>
-      <w:r>
-        <w:rPr>
-          <w:b/>
-          <w:bCs/>
+          <w:noProof/>
         </w:rPr>
         <w:drawing>
           <wp:inline distT="0" distB="0" distL="0" distR="0" wp14:anchorId="592440A3" wp14:editId="5ED09224">
@@ -8028,28 +8795,22 @@
           <w:b/>
           <w:bCs/>
         </w:rPr>
-        <w:t>NotificacionDecorator</w:t>
-      </w:r>
-      <w:r>
+        <w:t>NotificacionDecorator.java</w:t>
+      </w:r>
+    </w:p>
+    <w:p>
+      <w:pPr>
+        <w:jc w:val="center"/>
         <w:rPr>
           <w:b/>
           <w:bCs/>
         </w:rPr>
-        <w:t>.java</w:t>
-      </w:r>
-    </w:p>
-    <w:p>
-      <w:pPr>
-        <w:jc w:val="center"/>
+      </w:pPr>
+      <w:r>
         <w:rPr>
           <w:b/>
           <w:bCs/>
-        </w:rPr>
-      </w:pPr>
-      <w:r>
-        <w:rPr>
-          <w:b/>
-          <w:bCs/>
+          <w:noProof/>
         </w:rPr>
         <w:drawing>
           <wp:inline distT="0" distB="0" distL="0" distR="0" wp14:anchorId="5D872DE3" wp14:editId="25F84312">
@@ -8156,35 +8917,22 @@
           <w:bCs/>
         </w:rPr>
         <w:lastRenderedPageBreak/>
-        <w:t>Consulta</w:t>
-      </w:r>
-      <w:r>
+        <w:t>ConsultaBase.java</w:t>
+      </w:r>
+    </w:p>
+    <w:p>
+      <w:pPr>
+        <w:jc w:val="center"/>
         <w:rPr>
           <w:b/>
           <w:bCs/>
         </w:rPr>
-        <w:t>Base</w:t>
-      </w:r>
+      </w:pPr>
       <w:r>
         <w:rPr>
           <w:b/>
           <w:bCs/>
-        </w:rPr>
-        <w:t>.java</w:t>
-      </w:r>
-    </w:p>
-    <w:p>
-      <w:pPr>
-        <w:jc w:val="center"/>
-        <w:rPr>
-          <w:b/>
-          <w:bCs/>
-        </w:rPr>
-      </w:pPr>
-      <w:r>
-        <w:rPr>
-          <w:b/>
-          <w:bCs/>
+          <w:noProof/>
         </w:rPr>
         <w:drawing>
           <wp:inline distT="0" distB="0" distL="0" distR="0" wp14:anchorId="4B4DF829" wp14:editId="09361B15">
@@ -8263,21 +9011,7 @@
           <w:b/>
           <w:bCs/>
         </w:rPr>
-        <w:t>Consulta</w:t>
-      </w:r>
-      <w:r>
-        <w:rPr>
-          <w:b/>
-          <w:bCs/>
-        </w:rPr>
-        <w:t>Service</w:t>
-      </w:r>
-      <w:r>
-        <w:rPr>
-          <w:b/>
-          <w:bCs/>
-        </w:rPr>
-        <w:t>.java</w:t>
+        <w:t>ConsultaService.java</w:t>
       </w:r>
     </w:p>
     <w:p>
@@ -8286,6 +9020,9 @@
         <w:jc w:val="center"/>
       </w:pPr>
       <w:r>
+        <w:rPr>
+          <w:noProof/>
+        </w:rPr>
         <w:drawing>
           <wp:inline distT="0" distB="0" distL="0" distR="0" wp14:anchorId="2D4995E6" wp14:editId="14ACAAAC">
             <wp:extent cx="5612130" cy="1724660"/>
@@ -8402,10 +9139,12 @@
         <w:ind w:left="0" w:firstLine="709"/>
         <w:jc w:val="both"/>
       </w:pPr>
+      <w:bookmarkStart w:id="36" w:name="_Toc226816385"/>
       <w:r>
         <w:lastRenderedPageBreak/>
         <w:t>PRUEBAS</w:t>
       </w:r>
+      <w:bookmarkEnd w:id="36"/>
     </w:p>
     <w:p>
       <w:pPr>
@@ -8414,6 +9153,9 @@
         <w:jc w:val="center"/>
       </w:pPr>
       <w:r>
+        <w:rPr>
+          <w:noProof/>
+        </w:rPr>
         <w:drawing>
           <wp:inline distT="0" distB="0" distL="0" distR="0" wp14:anchorId="2F4A9DA6" wp14:editId="0864A0A3">
             <wp:extent cx="5612130" cy="2436495"/>
@@ -8458,6 +9200,9 @@
         <w:jc w:val="center"/>
       </w:pPr>
       <w:r>
+        <w:rPr>
+          <w:noProof/>
+        </w:rPr>
         <w:drawing>
           <wp:inline distT="0" distB="0" distL="0" distR="0" wp14:anchorId="12803577" wp14:editId="6CF2FF1F">
             <wp:extent cx="5612130" cy="730250"/>
@@ -8553,10 +9298,12 @@
         <w:ind w:left="0" w:firstLine="709"/>
         <w:jc w:val="both"/>
       </w:pPr>
+      <w:bookmarkStart w:id="37" w:name="_Toc226816386"/>
       <w:r>
         <w:lastRenderedPageBreak/>
         <w:t>DIAGRAMA UML</w:t>
       </w:r>
+      <w:bookmarkEnd w:id="37"/>
     </w:p>
     <w:p/>
     <w:p>
@@ -8566,6 +9313,9 @@
         <w:jc w:val="center"/>
       </w:pPr>
       <w:r>
+        <w:rPr>
+          <w:noProof/>
+        </w:rPr>
         <w:drawing>
           <wp:inline distT="0" distB="0" distL="0" distR="0" wp14:anchorId="187C8D0D" wp14:editId="7D3BE484">
             <wp:extent cx="4625741" cy="3215919"/>
@@ -8610,13 +9360,7 @@
         <w:jc w:val="both"/>
       </w:pPr>
       <w:r>
-        <w:t>El diagrama UML muestra la estructura del patrón Decorator, donde la interfaz ConsultaComponent define el comportamiento base que deben implementar todos los componentes. La clase ConsultaBase representa la implementación principal de la consulta, es decir, el comportamiento original sin modificacione</w:t>
-      </w:r>
-      <w:r>
-        <w:t>s</w:t>
-      </w:r>
-      <w:r>
-        <w:t>.</w:t>
+        <w:t>El diagrama UML muestra la estructura del patrón Decorator, donde la interfaz ConsultaComponent define el comportamiento base que deben implementar todos los componentes. La clase ConsultaBase representa la implementación principal de la consulta, es decir, el comportamiento original sin modificaciones.</w:t>
       </w:r>
     </w:p>
     <w:p>

--- a/IMPLEMENTACION GENERAL DE LOS PATRONES.docx
+++ b/IMPLEMENTACION GENERAL DE LOS PATRONES.docx
@@ -8262,41 +8262,40 @@
         <w:jc w:val="both"/>
       </w:pPr>
       <w:r>
-        <w:t>La implementación del patrón Bridge en el proyecto requirió la creación y modificación de varios archivos con el fin de separar la lógica de la consulta médica de su forma de ejecución. En primer lugar, se creó la interfaz TipoConsultaImplementor dentro del paquete bridge, la cual define el método ejecutarTipoConsulta(). Esta interfaz actúa como el contrato que deben cumplir todas las implementaciones del comportamiento de la consulta, permitiendo que puedan existir diferentes formas de ejecución sin afectar la estructura principal del sistema.</w:t>
-      </w:r>
-    </w:p>
-    <w:p>
-      <w:pPr>
-        <w:spacing w:line="360" w:lineRule="auto"/>
-        <w:ind w:firstLine="709"/>
-        <w:jc w:val="both"/>
-      </w:pPr>
-      <w:r>
-        <w:t>Posteriormente, se crearon las clases ConsultaVirtual y ConsultaPresencial, también ubicadas en el paquete bridge, las cuales implementan la interfaz TipoConsultaImplementor. Estas clases representan las implementaciones concretas del patrón, definiendo el comportamiento específico para cada tipo de consulta. Por ejemplo, ConsultaVirtual simula la ejecución de una consulta mediante videollamada, mientras que ConsultaPresencial representa una atención física tradicional. De esta manera, se encapsulan las variaciones del comportamiento en clases independientes.</w:t>
-      </w:r>
-    </w:p>
-    <w:p>
-      <w:pPr>
-        <w:spacing w:line="360" w:lineRule="auto"/>
-        <w:ind w:firstLine="709"/>
-        <w:jc w:val="both"/>
-      </w:pPr>
-      <w:r>
-        <w:t xml:space="preserve">Adicionalmente, fue necesario modificar la clase Consulta en el paquete model, incorporando un atributo de tipo TipoConsultaImplementor. Este atributo fue anotado con @Transient y @JsonIgnore, con el fin de evitar su persistencia en la base de datos y su serialización en las respuestas JSON, ya que representa comportamiento y no estado del sistema. También se añadió el método </w:t>
-      </w:r>
-      <w:r>
-        <w:lastRenderedPageBreak/>
-        <w:t>ejecutarConsulta(), el cual delega la ejecución del comportamiento a la implementación correspondiente, completando así la abstracción del patrón Bridge.</w:t>
-      </w:r>
-    </w:p>
-    <w:p>
-      <w:pPr>
-        <w:spacing w:line="360" w:lineRule="auto"/>
-        <w:ind w:firstLine="709"/>
-        <w:jc w:val="both"/>
-      </w:pPr>
-      <w:r>
-        <w:t>Finalmente, se modificó la clase ConsultaService en el paquete service, específicamente en el método crearConsulta, donde se implementa la lógica de selección dinámica del tipo de consulta. En este punto, se evalúa el parámetro tipo recibido desde el cliente, y con base en este se instancia la implementación correspondiente (ConsultaVirtual o ConsultaPresencial). Esta implementación es asignada a la entidad Consulta, permitiendo ejecutar el comportamiento desacoplado antes de persistir el objeto. De igual forma, se ajustó el ConsultaController y el ConsultaRequest para incluir el nuevo parámetro tipo, permitiendo que el cliente defina la forma de ejecución de la consulta desde la solicitud.</w:t>
+        <w:t>La implementación del patrón Bridge en el proyecto permite separar la lógica principal de la consulta médica de su forma de ejecución, logrando que ambas puedan evolucionar de manera independiente. En este caso, la clase Consulta actúa como la abstracción, mientras que la interfaz TipoConsultaImplementor define el contrato que deben cumplir las diferentes formas de ejecución.</w:t>
+      </w:r>
+    </w:p>
+    <w:p>
+      <w:pPr>
+        <w:spacing w:line="360" w:lineRule="auto"/>
+        <w:ind w:firstLine="709"/>
+        <w:jc w:val="both"/>
+      </w:pPr>
+      <w:r>
+        <w:t>Las clases ConsultaVirtual y ConsultaPresencial implementan dicha interfaz, representando las implementaciones concretas del patrón. Cada una define un comportamiento específico para ejecutar la consulta, permitiendo que el sistema soporte diferentes tipos sin modificar la estructura principal.</w:t>
+      </w:r>
+    </w:p>
+    <w:p>
+      <w:pPr>
+        <w:spacing w:line="360" w:lineRule="auto"/>
+        <w:ind w:firstLine="709"/>
+        <w:jc w:val="both"/>
+      </w:pPr>
+      <w:r>
+        <w:t>Para mejorar la aplicación del patrón, se creó la clase TipoConsultaProvider, la cual se encarga de proporcionar la implementación adecuada según el tipo de consulta. De esta manera, se elimina la lógica condicional directa del servicio y se delega la responsabilidad de selección a un componente especializado.</w:t>
+      </w:r>
+    </w:p>
+    <w:p>
+      <w:pPr>
+        <w:spacing w:line="360" w:lineRule="auto"/>
+        <w:ind w:firstLine="709"/>
+        <w:jc w:val="both"/>
+      </w:pPr>
+      <w:r>
+        <w:t>Finalmente, en ConsultaService, el servicio obtiene la implementación a través del provider y la asigna a la consulta, la cual ejecuta el comportamiento mediante delegación. Esto permite cumplir correctamente con el objetivo del patrón Bridge, utilizando polimorfismo en lugar de condicionales y garantizando una arquitectura más flexible, desacoplada y fácil de mantener</w:t>
+      </w:r>
+      <w:r>
+        <w:t>.</w:t>
       </w:r>
     </w:p>
     <w:p>
@@ -8319,6 +8318,7 @@
       </w:pPr>
       <w:bookmarkStart w:id="32" w:name="_Toc226816381"/>
       <w:r>
+        <w:lastRenderedPageBreak/>
         <w:t>PRUEBAS</w:t>
       </w:r>
       <w:bookmarkEnd w:id="32"/>
@@ -8384,7 +8384,6 @@
         <w:jc w:val="both"/>
       </w:pPr>
       <w:r>
-        <w:lastRenderedPageBreak/>
         <w:t>Al recibir la solicitud, el sistema procesa los datos y delega la lógica de creación al ConsultaService. En este punto, se evalúa el atributo tipo, el cual permite seleccionar dinámicamente la implementación correspondiente (ConsultaVirtual o ConsultaPresencial).</w:t>
       </w:r>
     </w:p>
@@ -8443,6 +8442,7 @@
         <w:rPr>
           <w:noProof/>
         </w:rPr>
+        <w:lastRenderedPageBreak/>
         <w:drawing>
           <wp:inline distT="0" distB="0" distL="0" distR="0" wp14:anchorId="3872C8E0" wp14:editId="26911ADC">
             <wp:extent cx="3299746" cy="2918713"/>
@@ -8497,27 +8497,9 @@
         <w:jc w:val="both"/>
       </w:pPr>
       <w:r>
-        <w:lastRenderedPageBreak/>
         <w:t>Las clases ConsultaVirtual y ConsultaPresencial implementan esta interfaz, representando las distintas formas en que puede ejecutarse una consulta médica. De esta manera, el sistema puede seleccionar dinámicamente el comportamiento en tiempo de ejecución, logrando una arquitectura flexible, extensible y alineada con los principios de diseño orientado a objetos.</w:t>
       </w:r>
     </w:p>
-    <w:p/>
-    <w:p/>
-    <w:p/>
-    <w:p/>
-    <w:p/>
-    <w:p/>
-    <w:p/>
-    <w:p/>
-    <w:p/>
-    <w:p/>
-    <w:p/>
-    <w:p/>
-    <w:p/>
-    <w:p/>
-    <w:p/>
-    <w:p/>
-    <w:p/>
     <w:p/>
     <w:p/>
     <w:p/>
@@ -9379,6 +9361,892 @@
     <w:p/>
     <w:p/>
     <w:p/>
+    <w:p/>
+    <w:p/>
+    <w:p>
+      <w:pPr>
+        <w:pStyle w:val="Ttulo1"/>
+        <w:numPr>
+          <w:ilvl w:val="0"/>
+          <w:numId w:val="8"/>
+        </w:numPr>
+        <w:tabs>
+          <w:tab w:val="num" w:pos="360"/>
+          <w:tab w:val="num" w:pos="720"/>
+        </w:tabs>
+        <w:spacing w:line="360" w:lineRule="auto"/>
+        <w:ind w:left="720" w:firstLine="709"/>
+        <w:jc w:val="both"/>
+        <w:rPr>
+          <w:b/>
+          <w:bCs/>
+        </w:rPr>
+      </w:pPr>
+      <w:r>
+        <w:rPr>
+          <w:b/>
+          <w:bCs/>
+        </w:rPr>
+        <w:lastRenderedPageBreak/>
+        <w:t>PATRON</w:t>
+      </w:r>
+      <w:r>
+        <w:rPr>
+          <w:b/>
+          <w:bCs/>
+        </w:rPr>
+        <w:t xml:space="preserve"> DECORATOR</w:t>
+      </w:r>
+    </w:p>
+    <w:p>
+      <w:pPr>
+        <w:spacing w:line="360" w:lineRule="auto"/>
+        <w:ind w:firstLine="709"/>
+        <w:jc w:val="both"/>
+      </w:pPr>
+      <w:r>
+        <w:t>El patrón Composite permite organizar objetos en estructuras jerárquicas tipo árbol, de manera que tanto los elementos individuales como los conjuntos de elementos puedan ser tratados de forma uniforme</w:t>
+      </w:r>
+      <w:r>
+        <w:t>.</w:t>
+      </w:r>
+    </w:p>
+    <w:p>
+      <w:pPr>
+        <w:pStyle w:val="Ttulo2"/>
+        <w:numPr>
+          <w:ilvl w:val="1"/>
+          <w:numId w:val="8"/>
+        </w:numPr>
+        <w:spacing w:line="360" w:lineRule="auto"/>
+        <w:jc w:val="both"/>
+      </w:pPr>
+      <w:r>
+        <w:t>IMPLEMENTACION EN EL CODIGO</w:t>
+      </w:r>
+    </w:p>
+    <w:p>
+      <w:pPr>
+        <w:spacing w:line="360" w:lineRule="auto"/>
+        <w:ind w:firstLine="709"/>
+        <w:jc w:val="both"/>
+      </w:pPr>
+      <w:r>
+        <w:t>En el sistema de telemedicina, una consulta médica puede generar múltiples elementos como prescripciones y órdenes médicas. Sin embargo, en escenarios reales, estos elementos no solo se manejan de forma individual, sino que pueden agruparse en estructuras más complejas como planes de atención médica, los cuales pueden contener otros subplanes.</w:t>
+      </w:r>
+    </w:p>
+    <w:p>
+      <w:pPr>
+        <w:spacing w:line="360" w:lineRule="auto"/>
+        <w:ind w:firstLine="709"/>
+        <w:jc w:val="both"/>
+      </w:pPr>
+      <w:r>
+        <w:t>Para modelar esta situación de manera adecuada, se implementó el patrón Composite, permitiendo representar un plan de atención como una estructura jerárquica que puede contener tanto elementos simples como composiciones de estos. Esto facilita la organización de la información médica y permite tratar todos los elementos de forma uniforme</w:t>
+      </w:r>
+      <w:r>
+        <w:t>.</w:t>
+      </w:r>
+    </w:p>
+    <w:p>
+      <w:pPr>
+        <w:spacing w:line="360" w:lineRule="auto"/>
+        <w:ind w:firstLine="709"/>
+        <w:jc w:val="both"/>
+      </w:pPr>
+      <w:r>
+        <w:t>.</w:t>
+      </w:r>
+    </w:p>
+    <w:p>
+      <w:pPr>
+        <w:jc w:val="center"/>
+        <w:rPr>
+          <w:b/>
+          <w:bCs/>
+        </w:rPr>
+      </w:pPr>
+      <w:r>
+        <w:rPr>
+          <w:b/>
+          <w:bCs/>
+        </w:rPr>
+        <w:t>PlanAtencion</w:t>
+      </w:r>
+      <w:r>
+        <w:rPr>
+          <w:b/>
+          <w:bCs/>
+        </w:rPr>
+        <w:t>.java</w:t>
+      </w:r>
+    </w:p>
+    <w:p>
+      <w:pPr>
+        <w:spacing w:line="360" w:lineRule="auto"/>
+        <w:jc w:val="center"/>
+      </w:pPr>
+      <w:r>
+        <w:drawing>
+          <wp:inline distT="0" distB="0" distL="0" distR="0" wp14:anchorId="0A75EF3A" wp14:editId="69674960">
+            <wp:extent cx="4206605" cy="1219306"/>
+            <wp:effectExtent l="0" t="0" r="3810" b="0"/>
+            <wp:docPr id="48" name="Imagen 48"/>
+            <wp:cNvGraphicFramePr>
+              <a:graphicFrameLocks xmlns:a="http://schemas.openxmlformats.org/drawingml/2006/main" noChangeAspect="1"/>
+            </wp:cNvGraphicFramePr>
+            <a:graphic xmlns:a="http://schemas.openxmlformats.org/drawingml/2006/main">
+              <a:graphicData uri="http://schemas.openxmlformats.org/drawingml/2006/picture">
+                <pic:pic xmlns:pic="http://schemas.openxmlformats.org/drawingml/2006/picture">
+                  <pic:nvPicPr>
+                    <pic:cNvPr id="1" name=""/>
+                    <pic:cNvPicPr/>
+                  </pic:nvPicPr>
+                  <pic:blipFill>
+                    <a:blip r:embed="rId47"/>
+                    <a:stretch>
+                      <a:fillRect/>
+                    </a:stretch>
+                  </pic:blipFill>
+                  <pic:spPr>
+                    <a:xfrm>
+                      <a:off x="0" y="0"/>
+                      <a:ext cx="4206605" cy="1219306"/>
+                    </a:xfrm>
+                    <a:prstGeom prst="rect">
+                      <a:avLst/>
+                    </a:prstGeom>
+                  </pic:spPr>
+                </pic:pic>
+              </a:graphicData>
+            </a:graphic>
+          </wp:inline>
+        </w:drawing>
+      </w:r>
+    </w:p>
+    <w:p>
+      <w:pPr>
+        <w:spacing w:line="360" w:lineRule="auto"/>
+      </w:pPr>
+    </w:p>
+    <w:p>
+      <w:pPr>
+        <w:spacing w:line="360" w:lineRule="auto"/>
+      </w:pPr>
+    </w:p>
+    <w:p>
+      <w:pPr>
+        <w:spacing w:line="360" w:lineRule="auto"/>
+      </w:pPr>
+    </w:p>
+    <w:p>
+      <w:pPr>
+        <w:spacing w:line="360" w:lineRule="auto"/>
+      </w:pPr>
+    </w:p>
+    <w:p>
+      <w:pPr>
+        <w:spacing w:line="360" w:lineRule="auto"/>
+      </w:pPr>
+    </w:p>
+    <w:p>
+      <w:pPr>
+        <w:jc w:val="center"/>
+        <w:rPr>
+          <w:b/>
+          <w:bCs/>
+        </w:rPr>
+      </w:pPr>
+      <w:r>
+        <w:rPr>
+          <w:b/>
+          <w:bCs/>
+        </w:rPr>
+        <w:lastRenderedPageBreak/>
+        <w:t>OrdenMedicaLeaf</w:t>
+      </w:r>
+      <w:r>
+        <w:rPr>
+          <w:b/>
+          <w:bCs/>
+        </w:rPr>
+        <w:t>.java</w:t>
+      </w:r>
+    </w:p>
+    <w:p>
+      <w:pPr>
+        <w:jc w:val="center"/>
+        <w:rPr>
+          <w:b/>
+          <w:bCs/>
+        </w:rPr>
+      </w:pPr>
+      <w:r>
+        <w:rPr>
+          <w:b/>
+          <w:bCs/>
+        </w:rPr>
+        <w:drawing>
+          <wp:inline distT="0" distB="0" distL="0" distR="0" wp14:anchorId="14490A5E" wp14:editId="3F1639CB">
+            <wp:extent cx="4651831" cy="3535679"/>
+            <wp:effectExtent l="0" t="0" r="0" b="8255"/>
+            <wp:docPr id="49" name="Imagen 49"/>
+            <wp:cNvGraphicFramePr>
+              <a:graphicFrameLocks xmlns:a="http://schemas.openxmlformats.org/drawingml/2006/main" noChangeAspect="1"/>
+            </wp:cNvGraphicFramePr>
+            <a:graphic xmlns:a="http://schemas.openxmlformats.org/drawingml/2006/main">
+              <a:graphicData uri="http://schemas.openxmlformats.org/drawingml/2006/picture">
+                <pic:pic xmlns:pic="http://schemas.openxmlformats.org/drawingml/2006/picture">
+                  <pic:nvPicPr>
+                    <pic:cNvPr id="1" name=""/>
+                    <pic:cNvPicPr/>
+                  </pic:nvPicPr>
+                  <pic:blipFill>
+                    <a:blip r:embed="rId48"/>
+                    <a:stretch>
+                      <a:fillRect/>
+                    </a:stretch>
+                  </pic:blipFill>
+                  <pic:spPr>
+                    <a:xfrm>
+                      <a:off x="0" y="0"/>
+                      <a:ext cx="4658153" cy="3540484"/>
+                    </a:xfrm>
+                    <a:prstGeom prst="rect">
+                      <a:avLst/>
+                    </a:prstGeom>
+                  </pic:spPr>
+                </pic:pic>
+              </a:graphicData>
+            </a:graphic>
+          </wp:inline>
+        </w:drawing>
+      </w:r>
+    </w:p>
+    <w:p>
+      <w:pPr>
+        <w:jc w:val="center"/>
+        <w:rPr>
+          <w:b/>
+          <w:bCs/>
+        </w:rPr>
+      </w:pPr>
+    </w:p>
+    <w:p>
+      <w:pPr>
+        <w:jc w:val="center"/>
+        <w:rPr>
+          <w:b/>
+          <w:bCs/>
+        </w:rPr>
+      </w:pPr>
+      <w:r>
+        <w:rPr>
+          <w:b/>
+          <w:bCs/>
+        </w:rPr>
+        <w:t>PrescripcionLeaf</w:t>
+      </w:r>
+      <w:r>
+        <w:rPr>
+          <w:b/>
+          <w:bCs/>
+        </w:rPr>
+        <w:t>.java</w:t>
+      </w:r>
+    </w:p>
+    <w:p>
+      <w:pPr>
+        <w:jc w:val="center"/>
+        <w:rPr>
+          <w:b/>
+          <w:bCs/>
+        </w:rPr>
+      </w:pPr>
+      <w:r>
+        <w:rPr>
+          <w:b/>
+          <w:bCs/>
+        </w:rPr>
+        <w:drawing>
+          <wp:inline distT="0" distB="0" distL="0" distR="0" wp14:anchorId="2FC6EC8D" wp14:editId="2C2F8766">
+            <wp:extent cx="4922520" cy="3531373"/>
+            <wp:effectExtent l="0" t="0" r="0" b="0"/>
+            <wp:docPr id="50" name="Imagen 50"/>
+            <wp:cNvGraphicFramePr>
+              <a:graphicFrameLocks xmlns:a="http://schemas.openxmlformats.org/drawingml/2006/main" noChangeAspect="1"/>
+            </wp:cNvGraphicFramePr>
+            <a:graphic xmlns:a="http://schemas.openxmlformats.org/drawingml/2006/main">
+              <a:graphicData uri="http://schemas.openxmlformats.org/drawingml/2006/picture">
+                <pic:pic xmlns:pic="http://schemas.openxmlformats.org/drawingml/2006/picture">
+                  <pic:nvPicPr>
+                    <pic:cNvPr id="1" name=""/>
+                    <pic:cNvPicPr/>
+                  </pic:nvPicPr>
+                  <pic:blipFill>
+                    <a:blip r:embed="rId49"/>
+                    <a:stretch>
+                      <a:fillRect/>
+                    </a:stretch>
+                  </pic:blipFill>
+                  <pic:spPr>
+                    <a:xfrm>
+                      <a:off x="0" y="0"/>
+                      <a:ext cx="4927848" cy="3535195"/>
+                    </a:xfrm>
+                    <a:prstGeom prst="rect">
+                      <a:avLst/>
+                    </a:prstGeom>
+                  </pic:spPr>
+                </pic:pic>
+              </a:graphicData>
+            </a:graphic>
+          </wp:inline>
+        </w:drawing>
+      </w:r>
+    </w:p>
+    <w:p>
+      <w:pPr>
+        <w:jc w:val="center"/>
+        <w:rPr>
+          <w:b/>
+          <w:bCs/>
+        </w:rPr>
+      </w:pPr>
+      <w:r>
+        <w:rPr>
+          <w:b/>
+          <w:bCs/>
+        </w:rPr>
+        <w:lastRenderedPageBreak/>
+        <w:t>PlanCompuesto</w:t>
+      </w:r>
+      <w:r>
+        <w:rPr>
+          <w:b/>
+          <w:bCs/>
+        </w:rPr>
+        <w:t>.java</w:t>
+      </w:r>
+    </w:p>
+    <w:p>
+      <w:pPr>
+        <w:jc w:val="center"/>
+        <w:rPr>
+          <w:b/>
+          <w:bCs/>
+        </w:rPr>
+      </w:pPr>
+      <w:r>
+        <w:rPr>
+          <w:b/>
+          <w:bCs/>
+        </w:rPr>
+        <w:drawing>
+          <wp:inline distT="0" distB="0" distL="0" distR="0" wp14:anchorId="7B0C0DF0" wp14:editId="187FAA53">
+            <wp:extent cx="5311600" cy="5281118"/>
+            <wp:effectExtent l="0" t="0" r="3810" b="0"/>
+            <wp:docPr id="51" name="Imagen 51"/>
+            <wp:cNvGraphicFramePr>
+              <a:graphicFrameLocks xmlns:a="http://schemas.openxmlformats.org/drawingml/2006/main" noChangeAspect="1"/>
+            </wp:cNvGraphicFramePr>
+            <a:graphic xmlns:a="http://schemas.openxmlformats.org/drawingml/2006/main">
+              <a:graphicData uri="http://schemas.openxmlformats.org/drawingml/2006/picture">
+                <pic:pic xmlns:pic="http://schemas.openxmlformats.org/drawingml/2006/picture">
+                  <pic:nvPicPr>
+                    <pic:cNvPr id="1" name=""/>
+                    <pic:cNvPicPr/>
+                  </pic:nvPicPr>
+                  <pic:blipFill>
+                    <a:blip r:embed="rId50"/>
+                    <a:stretch>
+                      <a:fillRect/>
+                    </a:stretch>
+                  </pic:blipFill>
+                  <pic:spPr>
+                    <a:xfrm>
+                      <a:off x="0" y="0"/>
+                      <a:ext cx="5311600" cy="5281118"/>
+                    </a:xfrm>
+                    <a:prstGeom prst="rect">
+                      <a:avLst/>
+                    </a:prstGeom>
+                  </pic:spPr>
+                </pic:pic>
+              </a:graphicData>
+            </a:graphic>
+          </wp:inline>
+        </w:drawing>
+      </w:r>
+    </w:p>
+    <w:p>
+      <w:pPr>
+        <w:jc w:val="center"/>
+        <w:rPr>
+          <w:b/>
+          <w:bCs/>
+        </w:rPr>
+      </w:pPr>
+    </w:p>
+    <w:p>
+      <w:pPr>
+        <w:jc w:val="center"/>
+        <w:rPr>
+          <w:b/>
+          <w:bCs/>
+        </w:rPr>
+      </w:pPr>
+      <w:r>
+        <w:rPr>
+          <w:b/>
+          <w:bCs/>
+        </w:rPr>
+        <w:t>Consulta</w:t>
+      </w:r>
+      <w:r>
+        <w:rPr>
+          <w:b/>
+          <w:bCs/>
+        </w:rPr>
+        <w:t>Controller</w:t>
+      </w:r>
+      <w:r>
+        <w:rPr>
+          <w:b/>
+          <w:bCs/>
+        </w:rPr>
+        <w:t>.java</w:t>
+      </w:r>
+    </w:p>
+    <w:p>
+      <w:pPr>
+        <w:spacing w:line="360" w:lineRule="auto"/>
+        <w:jc w:val="center"/>
+      </w:pPr>
+      <w:r>
+        <w:drawing>
+          <wp:inline distT="0" distB="0" distL="0" distR="0" wp14:anchorId="22802324" wp14:editId="28D0DE64">
+            <wp:extent cx="4648603" cy="1265030"/>
+            <wp:effectExtent l="0" t="0" r="0" b="0"/>
+            <wp:docPr id="52" name="Imagen 52"/>
+            <wp:cNvGraphicFramePr>
+              <a:graphicFrameLocks xmlns:a="http://schemas.openxmlformats.org/drawingml/2006/main" noChangeAspect="1"/>
+            </wp:cNvGraphicFramePr>
+            <a:graphic xmlns:a="http://schemas.openxmlformats.org/drawingml/2006/main">
+              <a:graphicData uri="http://schemas.openxmlformats.org/drawingml/2006/picture">
+                <pic:pic xmlns:pic="http://schemas.openxmlformats.org/drawingml/2006/picture">
+                  <pic:nvPicPr>
+                    <pic:cNvPr id="1" name=""/>
+                    <pic:cNvPicPr/>
+                  </pic:nvPicPr>
+                  <pic:blipFill>
+                    <a:blip r:embed="rId51"/>
+                    <a:stretch>
+                      <a:fillRect/>
+                    </a:stretch>
+                  </pic:blipFill>
+                  <pic:spPr>
+                    <a:xfrm>
+                      <a:off x="0" y="0"/>
+                      <a:ext cx="4648603" cy="1265030"/>
+                    </a:xfrm>
+                    <a:prstGeom prst="rect">
+                      <a:avLst/>
+                    </a:prstGeom>
+                  </pic:spPr>
+                </pic:pic>
+              </a:graphicData>
+            </a:graphic>
+          </wp:inline>
+        </w:drawing>
+      </w:r>
+    </w:p>
+    <w:p>
+      <w:pPr>
+        <w:spacing w:line="360" w:lineRule="auto"/>
+        <w:jc w:val="center"/>
+      </w:pPr>
+    </w:p>
+    <w:p>
+      <w:pPr>
+        <w:jc w:val="center"/>
+        <w:rPr>
+          <w:b/>
+          <w:bCs/>
+        </w:rPr>
+      </w:pPr>
+      <w:r>
+        <w:rPr>
+          <w:b/>
+          <w:bCs/>
+        </w:rPr>
+        <w:lastRenderedPageBreak/>
+        <w:t>Consulta</w:t>
+      </w:r>
+      <w:r>
+        <w:rPr>
+          <w:b/>
+          <w:bCs/>
+        </w:rPr>
+        <w:t>Service</w:t>
+      </w:r>
+      <w:r>
+        <w:rPr>
+          <w:b/>
+          <w:bCs/>
+        </w:rPr>
+        <w:t>.java</w:t>
+      </w:r>
+    </w:p>
+    <w:p>
+      <w:pPr>
+        <w:spacing w:line="360" w:lineRule="auto"/>
+        <w:jc w:val="center"/>
+      </w:pPr>
+      <w:r>
+        <w:drawing>
+          <wp:inline distT="0" distB="0" distL="0" distR="0" wp14:anchorId="613CD4FD" wp14:editId="75ABC612">
+            <wp:extent cx="5612130" cy="2435225"/>
+            <wp:effectExtent l="0" t="0" r="7620" b="3175"/>
+            <wp:docPr id="53" name="Imagen 53"/>
+            <wp:cNvGraphicFramePr>
+              <a:graphicFrameLocks xmlns:a="http://schemas.openxmlformats.org/drawingml/2006/main" noChangeAspect="1"/>
+            </wp:cNvGraphicFramePr>
+            <a:graphic xmlns:a="http://schemas.openxmlformats.org/drawingml/2006/main">
+              <a:graphicData uri="http://schemas.openxmlformats.org/drawingml/2006/picture">
+                <pic:pic xmlns:pic="http://schemas.openxmlformats.org/drawingml/2006/picture">
+                  <pic:nvPicPr>
+                    <pic:cNvPr id="1" name=""/>
+                    <pic:cNvPicPr/>
+                  </pic:nvPicPr>
+                  <pic:blipFill>
+                    <a:blip r:embed="rId52"/>
+                    <a:stretch>
+                      <a:fillRect/>
+                    </a:stretch>
+                  </pic:blipFill>
+                  <pic:spPr>
+                    <a:xfrm>
+                      <a:off x="0" y="0"/>
+                      <a:ext cx="5612130" cy="2435225"/>
+                    </a:xfrm>
+                    <a:prstGeom prst="rect">
+                      <a:avLst/>
+                    </a:prstGeom>
+                  </pic:spPr>
+                </pic:pic>
+              </a:graphicData>
+            </a:graphic>
+          </wp:inline>
+        </w:drawing>
+      </w:r>
+    </w:p>
+    <w:p>
+      <w:pPr>
+        <w:spacing w:line="360" w:lineRule="auto"/>
+        <w:ind w:firstLine="709"/>
+        <w:jc w:val="both"/>
+      </w:pPr>
+      <w:r>
+        <w:t>El patrón Composite se implementa mediante la interfaz PlanAtencion, la cual define el comportamiento común para todos los elementos del sistema. A partir de esta interfaz se construyen dos tipos de componentes: los elementos simples (Leaf) y los elementos compuestos (Composite).</w:t>
+      </w:r>
+    </w:p>
+    <w:p>
+      <w:pPr>
+        <w:spacing w:line="360" w:lineRule="auto"/>
+        <w:ind w:firstLine="709"/>
+        <w:jc w:val="both"/>
+      </w:pPr>
+      <w:r>
+        <w:t>Las clases PrescripcionLeaf y OrdenMedicaLeaf actúan como hojas del sistema, ya que representan elementos individuales. Estas clases encapsulan las entidades existentes (Prescripcion y OrdenMedica) sin modificarlas, respetando la separación de responsabilidades y evitando afectar la persistencia de datos.</w:t>
+      </w:r>
+    </w:p>
+    <w:p>
+      <w:pPr>
+        <w:spacing w:line="360" w:lineRule="auto"/>
+        <w:ind w:firstLine="709"/>
+        <w:jc w:val="both"/>
+      </w:pPr>
+      <w:r>
+        <w:t>Por otro lado, la clase PlanCompuesto representa el componente compuesto, el cual puede contener múltiples elementos del mismo tipo PlanAtencion, incluyendo otros objetos compuestos. Esto permite construir estructuras jerárquicas donde un plan puede contener subplanes y estos a su vez múltiples elementos, formando una estructura tipo árbol.</w:t>
+      </w:r>
+    </w:p>
+    <w:p>
+      <w:pPr>
+        <w:spacing w:line="360" w:lineRule="auto"/>
+        <w:ind w:firstLine="709"/>
+        <w:jc w:val="both"/>
+      </w:pPr>
+      <w:r>
+        <w:t>Finalmente, en la clase ConsultaService se construye dinámicamente esta estructura, agrupando prescripciones y órdenes dentro de un subplan, el cual es agregado a un plan principal. La ejecución del método mostrar() permite recorrer toda la estructura de forma uniforme, demostrando el comportamiento recursivo del patrón Composite</w:t>
+      </w:r>
+      <w:r>
+        <w:t>.</w:t>
+      </w:r>
+    </w:p>
+    <w:p>
+      <w:pPr>
+        <w:spacing w:line="360" w:lineRule="auto"/>
+        <w:ind w:firstLine="709"/>
+        <w:jc w:val="both"/>
+      </w:pPr>
+    </w:p>
+    <w:p>
+      <w:pPr>
+        <w:pStyle w:val="Ttulo2"/>
+        <w:numPr>
+          <w:ilvl w:val="1"/>
+          <w:numId w:val="8"/>
+        </w:numPr>
+        <w:spacing w:line="360" w:lineRule="auto"/>
+        <w:jc w:val="both"/>
+      </w:pPr>
+      <w:r>
+        <w:lastRenderedPageBreak/>
+        <w:t>PRUEBAS</w:t>
+      </w:r>
+    </w:p>
+    <w:p>
+      <w:pPr>
+        <w:spacing w:line="360" w:lineRule="auto"/>
+        <w:ind w:firstLine="709"/>
+        <w:jc w:val="center"/>
+      </w:pPr>
+      <w:r>
+        <w:drawing>
+          <wp:inline distT="0" distB="0" distL="0" distR="0" wp14:anchorId="12929C1A" wp14:editId="1D7B4E5D">
+            <wp:extent cx="4016088" cy="3939881"/>
+            <wp:effectExtent l="0" t="0" r="3810" b="3810"/>
+            <wp:docPr id="54" name="Imagen 54"/>
+            <wp:cNvGraphicFramePr>
+              <a:graphicFrameLocks xmlns:a="http://schemas.openxmlformats.org/drawingml/2006/main" noChangeAspect="1"/>
+            </wp:cNvGraphicFramePr>
+            <a:graphic xmlns:a="http://schemas.openxmlformats.org/drawingml/2006/main">
+              <a:graphicData uri="http://schemas.openxmlformats.org/drawingml/2006/picture">
+                <pic:pic xmlns:pic="http://schemas.openxmlformats.org/drawingml/2006/picture">
+                  <pic:nvPicPr>
+                    <pic:cNvPr id="1" name=""/>
+                    <pic:cNvPicPr/>
+                  </pic:nvPicPr>
+                  <pic:blipFill>
+                    <a:blip r:embed="rId53"/>
+                    <a:stretch>
+                      <a:fillRect/>
+                    </a:stretch>
+                  </pic:blipFill>
+                  <pic:spPr>
+                    <a:xfrm>
+                      <a:off x="0" y="0"/>
+                      <a:ext cx="4016088" cy="3939881"/>
+                    </a:xfrm>
+                    <a:prstGeom prst="rect">
+                      <a:avLst/>
+                    </a:prstGeom>
+                  </pic:spPr>
+                </pic:pic>
+              </a:graphicData>
+            </a:graphic>
+          </wp:inline>
+        </w:drawing>
+      </w:r>
+    </w:p>
+    <w:p>
+      <w:pPr>
+        <w:spacing w:line="360" w:lineRule="auto"/>
+        <w:ind w:firstLine="709"/>
+      </w:pPr>
+      <w:r>
+        <w:drawing>
+          <wp:inline distT="0" distB="0" distL="0" distR="0" wp14:anchorId="60B25DBA" wp14:editId="2CB9CE2D">
+            <wp:extent cx="4582116" cy="906780"/>
+            <wp:effectExtent l="0" t="0" r="9525" b="7620"/>
+            <wp:docPr id="55" name="Imagen 55"/>
+            <wp:cNvGraphicFramePr>
+              <a:graphicFrameLocks xmlns:a="http://schemas.openxmlformats.org/drawingml/2006/main" noChangeAspect="1"/>
+            </wp:cNvGraphicFramePr>
+            <a:graphic xmlns:a="http://schemas.openxmlformats.org/drawingml/2006/main">
+              <a:graphicData uri="http://schemas.openxmlformats.org/drawingml/2006/picture">
+                <pic:pic xmlns:pic="http://schemas.openxmlformats.org/drawingml/2006/picture">
+                  <pic:nvPicPr>
+                    <pic:cNvPr id="1" name=""/>
+                    <pic:cNvPicPr/>
+                  </pic:nvPicPr>
+                  <pic:blipFill>
+                    <a:blip r:embed="rId54"/>
+                    <a:stretch>
+                      <a:fillRect/>
+                    </a:stretch>
+                  </pic:blipFill>
+                  <pic:spPr>
+                    <a:xfrm>
+                      <a:off x="0" y="0"/>
+                      <a:ext cx="4686496" cy="927436"/>
+                    </a:xfrm>
+                    <a:prstGeom prst="rect">
+                      <a:avLst/>
+                    </a:prstGeom>
+                  </pic:spPr>
+                </pic:pic>
+              </a:graphicData>
+            </a:graphic>
+          </wp:inline>
+        </w:drawing>
+      </w:r>
+    </w:p>
+    <w:p>
+      <w:pPr>
+        <w:spacing w:line="360" w:lineRule="auto"/>
+        <w:ind w:firstLine="709"/>
+        <w:jc w:val="center"/>
+      </w:pPr>
+    </w:p>
+    <w:p>
+      <w:pPr>
+        <w:spacing w:line="360" w:lineRule="auto"/>
+        <w:ind w:firstLine="709"/>
+        <w:jc w:val="both"/>
+      </w:pPr>
+      <w:r>
+        <w:t>Al ejecutar la solicitud desde Postman, el sistema invoca el método mostrarPlanAtencion del servicio, donde se construye una estructura jerárquica compuesta por un plan principal, un subplan y múltiples elementos individuales.</w:t>
+      </w:r>
+    </w:p>
+    <w:p>
+      <w:pPr>
+        <w:spacing w:line="360" w:lineRule="auto"/>
+        <w:ind w:firstLine="709"/>
+        <w:jc w:val="both"/>
+      </w:pPr>
+      <w:r>
+        <w:t>La evidencia del funcionamiento del patrón se observa en la consola del sistema, donde se imprime la estructura completa del plan de atención. En esta salida se puede identificar claramente la jerarquía, mostrando primero el plan principal, luego el subplan y finalmente los elementos individuales como prescripciones y órdenes médicas.</w:t>
+      </w:r>
+    </w:p>
+    <w:p>
+      <w:pPr>
+        <w:spacing w:line="360" w:lineRule="auto"/>
+        <w:ind w:firstLine="709"/>
+        <w:jc w:val="both"/>
+      </w:pPr>
+      <w:r>
+        <w:lastRenderedPageBreak/>
+        <w:t>La respuesta en Postman confirma que la operación se ejecutó correctamente, mientras que la consola demuestra que el sistema trata de manera uniforme tanto a los elementos simples como a los compuestos, cumpliendo con el objetivo del patrón Composite</w:t>
+      </w:r>
+      <w:r>
+        <w:t>.</w:t>
+      </w:r>
+    </w:p>
+    <w:p>
+      <w:pPr>
+        <w:spacing w:line="360" w:lineRule="auto"/>
+        <w:ind w:firstLine="709"/>
+        <w:jc w:val="center"/>
+      </w:pPr>
+    </w:p>
+    <w:p>
+      <w:pPr>
+        <w:pStyle w:val="Ttulo2"/>
+        <w:numPr>
+          <w:ilvl w:val="1"/>
+          <w:numId w:val="8"/>
+        </w:numPr>
+        <w:spacing w:line="360" w:lineRule="auto"/>
+        <w:jc w:val="both"/>
+      </w:pPr>
+      <w:r>
+        <w:t>DIAGRAMA UML</w:t>
+      </w:r>
+    </w:p>
+    <w:p/>
+    <w:p>
+      <w:pPr>
+        <w:spacing w:line="360" w:lineRule="auto"/>
+        <w:ind w:firstLine="709"/>
+      </w:pPr>
+      <w:r>
+        <w:drawing>
+          <wp:inline distT="0" distB="0" distL="0" distR="0" wp14:anchorId="6C19C2DD" wp14:editId="41F5E5CD">
+            <wp:extent cx="4995063" cy="2385060"/>
+            <wp:effectExtent l="0" t="0" r="0" b="0"/>
+            <wp:docPr id="56" name="Imagen 56"/>
+            <wp:cNvGraphicFramePr>
+              <a:graphicFrameLocks xmlns:a="http://schemas.openxmlformats.org/drawingml/2006/main" noChangeAspect="1"/>
+            </wp:cNvGraphicFramePr>
+            <a:graphic xmlns:a="http://schemas.openxmlformats.org/drawingml/2006/main">
+              <a:graphicData uri="http://schemas.openxmlformats.org/drawingml/2006/picture">
+                <pic:pic xmlns:pic="http://schemas.openxmlformats.org/drawingml/2006/picture">
+                  <pic:nvPicPr>
+                    <pic:cNvPr id="1" name=""/>
+                    <pic:cNvPicPr/>
+                  </pic:nvPicPr>
+                  <pic:blipFill>
+                    <a:blip r:embed="rId55"/>
+                    <a:stretch>
+                      <a:fillRect/>
+                    </a:stretch>
+                  </pic:blipFill>
+                  <pic:spPr>
+                    <a:xfrm>
+                      <a:off x="0" y="0"/>
+                      <a:ext cx="5002322" cy="2388526"/>
+                    </a:xfrm>
+                    <a:prstGeom prst="rect">
+                      <a:avLst/>
+                    </a:prstGeom>
+                  </pic:spPr>
+                </pic:pic>
+              </a:graphicData>
+            </a:graphic>
+          </wp:inline>
+        </w:drawing>
+      </w:r>
+    </w:p>
+    <w:p>
+      <w:pPr>
+        <w:spacing w:line="360" w:lineRule="auto"/>
+        <w:ind w:firstLine="709"/>
+        <w:jc w:val="both"/>
+      </w:pPr>
+      <w:r>
+        <w:t>El diagrama UML representa la implementación del patrón Composite a través de la interfaz PlanAtencion, la cual define el comportamiento común que deben tener todos los elementos del sistema. Esto permite que tanto los objetos individuales como los conjuntos de objetos puedan ser tratados de la misma manera.</w:t>
+      </w:r>
+    </w:p>
+    <w:p>
+      <w:pPr>
+        <w:spacing w:line="360" w:lineRule="auto"/>
+        <w:ind w:firstLine="709"/>
+        <w:jc w:val="both"/>
+      </w:pPr>
+      <w:r>
+        <w:t>Las clases PrescripcionLeaf y OrdenMedicaLeaf representan los elementos simples del sistema, ya que contienen la información individual de cada prescripción y orden médica. Estas clases implementan la interfaz sin contener otros elementos, por lo que actúan como hojas dentro de la estructura.</w:t>
+      </w:r>
+    </w:p>
+    <w:p>
+      <w:pPr>
+        <w:spacing w:line="360" w:lineRule="auto"/>
+        <w:ind w:firstLine="709"/>
+        <w:jc w:val="both"/>
+      </w:pPr>
+      <w:r>
+        <w:t>Por otro lado, la clase PlanCompuesto representa el componente principal del patrón, ya que tiene la capacidad de almacenar múltiples elementos del mismo tipo PlanAtencion. Esto le permite contener tanto elementos simples como otros objetos compuestos, formando una estructura jerárquica tipo árbol.</w:t>
+      </w:r>
+    </w:p>
+    <w:p>
+      <w:pPr>
+        <w:spacing w:line="360" w:lineRule="auto"/>
+        <w:ind w:firstLine="709"/>
+        <w:jc w:val="both"/>
+      </w:pPr>
+      <w:r>
+        <w:lastRenderedPageBreak/>
+        <w:t>La relación de composición entre PlanCompuesto y PlanAtencion indica que un plan puede estar compuesto por varios elementos, los cuales se recorren de manera uniforme mediante el método mostrar(). De esta forma, el sistema puede manejar estructuras simples y complejas sin necesidad de cambiar la lógica, cumpliendo con el objetivo del patrón Composite</w:t>
+      </w:r>
+      <w:r>
+        <w:t>.</w:t>
+      </w:r>
+    </w:p>
+    <w:p/>
+    <w:p/>
+    <w:p/>
+    <w:p/>
     <w:sectPr>
       <w:pgSz w:w="12240" w:h="15840"/>
       <w:pgMar w:top="1417" w:right="1701" w:bottom="1417" w:left="1701" w:header="708" w:footer="708" w:gutter="0"/>
@@ -11616,6 +12484,92 @@
     </w:lvl>
   </w:abstractNum>
   <w:abstractNum w:abstractNumId="19" w15:restartNumberingAfterBreak="0">
+    <w:nsid w:val="34154437"/>
+    <w:multiLevelType w:val="multilevel"/>
+    <w:tmpl w:val="240A001F"/>
+    <w:lvl w:ilvl="0">
+      <w:start w:val="1"/>
+      <w:numFmt w:val="decimal"/>
+      <w:lvlText w:val="%1."/>
+      <w:lvlJc w:val="left"/>
+      <w:pPr>
+        <w:ind w:left="360" w:hanging="360"/>
+      </w:pPr>
+    </w:lvl>
+    <w:lvl w:ilvl="1">
+      <w:start w:val="1"/>
+      <w:numFmt w:val="decimal"/>
+      <w:lvlText w:val="%1.%2."/>
+      <w:lvlJc w:val="left"/>
+      <w:pPr>
+        <w:ind w:left="792" w:hanging="432"/>
+      </w:pPr>
+    </w:lvl>
+    <w:lvl w:ilvl="2">
+      <w:start w:val="1"/>
+      <w:numFmt w:val="decimal"/>
+      <w:lvlText w:val="%1.%2.%3."/>
+      <w:lvlJc w:val="left"/>
+      <w:pPr>
+        <w:ind w:left="1224" w:hanging="504"/>
+      </w:pPr>
+    </w:lvl>
+    <w:lvl w:ilvl="3">
+      <w:start w:val="1"/>
+      <w:numFmt w:val="decimal"/>
+      <w:lvlText w:val="%1.%2.%3.%4."/>
+      <w:lvlJc w:val="left"/>
+      <w:pPr>
+        <w:ind w:left="1728" w:hanging="648"/>
+      </w:pPr>
+    </w:lvl>
+    <w:lvl w:ilvl="4">
+      <w:start w:val="1"/>
+      <w:numFmt w:val="decimal"/>
+      <w:lvlText w:val="%1.%2.%3.%4.%5."/>
+      <w:lvlJc w:val="left"/>
+      <w:pPr>
+        <w:ind w:left="2232" w:hanging="792"/>
+      </w:pPr>
+    </w:lvl>
+    <w:lvl w:ilvl="5">
+      <w:start w:val="1"/>
+      <w:numFmt w:val="decimal"/>
+      <w:lvlText w:val="%1.%2.%3.%4.%5.%6."/>
+      <w:lvlJc w:val="left"/>
+      <w:pPr>
+        <w:ind w:left="2736" w:hanging="936"/>
+      </w:pPr>
+    </w:lvl>
+    <w:lvl w:ilvl="6">
+      <w:start w:val="1"/>
+      <w:numFmt w:val="decimal"/>
+      <w:lvlText w:val="%1.%2.%3.%4.%5.%6.%7."/>
+      <w:lvlJc w:val="left"/>
+      <w:pPr>
+        <w:ind w:left="3240" w:hanging="1080"/>
+      </w:pPr>
+    </w:lvl>
+    <w:lvl w:ilvl="7">
+      <w:start w:val="1"/>
+      <w:numFmt w:val="decimal"/>
+      <w:lvlText w:val="%1.%2.%3.%4.%5.%6.%7.%8."/>
+      <w:lvlJc w:val="left"/>
+      <w:pPr>
+        <w:ind w:left="3744" w:hanging="1224"/>
+      </w:pPr>
+    </w:lvl>
+    <w:lvl w:ilvl="8">
+      <w:start w:val="1"/>
+      <w:numFmt w:val="decimal"/>
+      <w:lvlText w:val="%1.%2.%3.%4.%5.%6.%7.%8.%9."/>
+      <w:lvlJc w:val="left"/>
+      <w:pPr>
+        <w:ind w:left="4320" w:hanging="1440"/>
+      </w:pPr>
+    </w:lvl>
+  </w:abstractNum>
+  <w:abstractNum w:abstractNumId="20" w15:restartNumberingAfterBreak="0">
     <w:nsid w:val="34CB00F3"/>
     <w:multiLevelType w:val="hybridMultilevel"/>
     <w:tmpl w:val="454A8822"/>
@@ -11728,7 +12682,7 @@
       </w:rPr>
     </w:lvl>
   </w:abstractNum>
-  <w:abstractNum w:abstractNumId="20" w15:restartNumberingAfterBreak="0">
+  <w:abstractNum w:abstractNumId="21" w15:restartNumberingAfterBreak="0">
     <w:nsid w:val="37404441"/>
     <w:multiLevelType w:val="multilevel"/>
     <w:tmpl w:val="240A001F"/>
@@ -11814,7 +12768,7 @@
       </w:pPr>
     </w:lvl>
   </w:abstractNum>
-  <w:abstractNum w:abstractNumId="21" w15:restartNumberingAfterBreak="0">
+  <w:abstractNum w:abstractNumId="22" w15:restartNumberingAfterBreak="0">
     <w:nsid w:val="402A39B4"/>
     <w:multiLevelType w:val="hybridMultilevel"/>
     <w:tmpl w:val="EFAADF98"/>
@@ -11927,7 +12881,7 @@
       </w:rPr>
     </w:lvl>
   </w:abstractNum>
-  <w:abstractNum w:abstractNumId="22" w15:restartNumberingAfterBreak="0">
+  <w:abstractNum w:abstractNumId="23" w15:restartNumberingAfterBreak="0">
     <w:nsid w:val="4B040E18"/>
     <w:multiLevelType w:val="multilevel"/>
     <w:tmpl w:val="240A001F"/>
@@ -12013,7 +12967,7 @@
       </w:pPr>
     </w:lvl>
   </w:abstractNum>
-  <w:abstractNum w:abstractNumId="23" w15:restartNumberingAfterBreak="0">
+  <w:abstractNum w:abstractNumId="24" w15:restartNumberingAfterBreak="0">
     <w:nsid w:val="51754454"/>
     <w:multiLevelType w:val="multilevel"/>
     <w:tmpl w:val="240A001F"/>
@@ -12099,7 +13053,7 @@
       </w:pPr>
     </w:lvl>
   </w:abstractNum>
-  <w:abstractNum w:abstractNumId="24" w15:restartNumberingAfterBreak="0">
+  <w:abstractNum w:abstractNumId="25" w15:restartNumberingAfterBreak="0">
     <w:nsid w:val="54E81835"/>
     <w:multiLevelType w:val="multilevel"/>
     <w:tmpl w:val="A9EAF260"/>
@@ -12248,7 +13202,7 @@
       </w:rPr>
     </w:lvl>
   </w:abstractNum>
-  <w:abstractNum w:abstractNumId="25" w15:restartNumberingAfterBreak="0">
+  <w:abstractNum w:abstractNumId="26" w15:restartNumberingAfterBreak="0">
     <w:nsid w:val="60377598"/>
     <w:multiLevelType w:val="multilevel"/>
     <w:tmpl w:val="1556CE32"/>
@@ -12397,7 +13351,7 @@
       </w:rPr>
     </w:lvl>
   </w:abstractNum>
-  <w:abstractNum w:abstractNumId="26" w15:restartNumberingAfterBreak="0">
+  <w:abstractNum w:abstractNumId="27" w15:restartNumberingAfterBreak="0">
     <w:nsid w:val="628130B6"/>
     <w:multiLevelType w:val="multilevel"/>
     <w:tmpl w:val="240A001F"/>
@@ -12483,7 +13437,7 @@
       </w:pPr>
     </w:lvl>
   </w:abstractNum>
-  <w:abstractNum w:abstractNumId="27" w15:restartNumberingAfterBreak="0">
+  <w:abstractNum w:abstractNumId="28" w15:restartNumberingAfterBreak="0">
     <w:nsid w:val="62D13D74"/>
     <w:multiLevelType w:val="multilevel"/>
     <w:tmpl w:val="B7EC88A8"/>
@@ -12632,7 +13586,7 @@
       </w:rPr>
     </w:lvl>
   </w:abstractNum>
-  <w:abstractNum w:abstractNumId="28" w15:restartNumberingAfterBreak="0">
+  <w:abstractNum w:abstractNumId="29" w15:restartNumberingAfterBreak="0">
     <w:nsid w:val="636A1689"/>
     <w:multiLevelType w:val="multilevel"/>
     <w:tmpl w:val="240A001F"/>
@@ -12718,7 +13672,7 @@
       </w:pPr>
     </w:lvl>
   </w:abstractNum>
-  <w:abstractNum w:abstractNumId="29" w15:restartNumberingAfterBreak="0">
+  <w:abstractNum w:abstractNumId="30" w15:restartNumberingAfterBreak="0">
     <w:nsid w:val="644754A0"/>
     <w:multiLevelType w:val="hybridMultilevel"/>
     <w:tmpl w:val="84542118"/>
@@ -12831,7 +13785,7 @@
       </w:rPr>
     </w:lvl>
   </w:abstractNum>
-  <w:abstractNum w:abstractNumId="30" w15:restartNumberingAfterBreak="0">
+  <w:abstractNum w:abstractNumId="31" w15:restartNumberingAfterBreak="0">
     <w:nsid w:val="68781C6A"/>
     <w:multiLevelType w:val="multilevel"/>
     <w:tmpl w:val="240A001F"/>
@@ -12917,7 +13871,7 @@
       </w:pPr>
     </w:lvl>
   </w:abstractNum>
-  <w:abstractNum w:abstractNumId="31" w15:restartNumberingAfterBreak="0">
+  <w:abstractNum w:abstractNumId="32" w15:restartNumberingAfterBreak="0">
     <w:nsid w:val="6F914F69"/>
     <w:multiLevelType w:val="multilevel"/>
     <w:tmpl w:val="240A001F"/>
@@ -13003,7 +13957,7 @@
       </w:pPr>
     </w:lvl>
   </w:abstractNum>
-  <w:abstractNum w:abstractNumId="32" w15:restartNumberingAfterBreak="0">
+  <w:abstractNum w:abstractNumId="33" w15:restartNumberingAfterBreak="0">
     <w:nsid w:val="74FE7492"/>
     <w:multiLevelType w:val="hybridMultilevel"/>
     <w:tmpl w:val="CD40BF1E"/>
@@ -13116,7 +14070,7 @@
       </w:rPr>
     </w:lvl>
   </w:abstractNum>
-  <w:abstractNum w:abstractNumId="33" w15:restartNumberingAfterBreak="0">
+  <w:abstractNum w:abstractNumId="34" w15:restartNumberingAfterBreak="0">
     <w:nsid w:val="7B42677F"/>
     <w:multiLevelType w:val="multilevel"/>
     <w:tmpl w:val="240A001F"/>
@@ -13202,7 +14156,7 @@
       </w:pPr>
     </w:lvl>
   </w:abstractNum>
-  <w:abstractNum w:abstractNumId="34" w15:restartNumberingAfterBreak="0">
+  <w:abstractNum w:abstractNumId="35" w15:restartNumberingAfterBreak="0">
     <w:nsid w:val="7BDE3DEF"/>
     <w:multiLevelType w:val="multilevel"/>
     <w:tmpl w:val="7D3E3FEA"/>
@@ -13315,7 +14269,7 @@
       </w:pPr>
     </w:lvl>
   </w:abstractNum>
-  <w:abstractNum w:abstractNumId="35" w15:restartNumberingAfterBreak="0">
+  <w:abstractNum w:abstractNumId="36" w15:restartNumberingAfterBreak="0">
     <w:nsid w:val="7BEA01E6"/>
     <w:multiLevelType w:val="multilevel"/>
     <w:tmpl w:val="240A001F"/>
@@ -13402,61 +14356,61 @@
     </w:lvl>
   </w:abstractNum>
   <w:num w:numId="1">
-    <w:abstractNumId w:val="21"/>
+    <w:abstractNumId w:val="22"/>
   </w:num>
   <w:num w:numId="2">
     <w:abstractNumId w:val="10"/>
   </w:num>
   <w:num w:numId="3">
-    <w:abstractNumId w:val="27"/>
+    <w:abstractNumId w:val="28"/>
   </w:num>
   <w:num w:numId="4">
     <w:abstractNumId w:val="1"/>
   </w:num>
   <w:num w:numId="5">
-    <w:abstractNumId w:val="34"/>
+    <w:abstractNumId w:val="35"/>
   </w:num>
   <w:num w:numId="6">
-    <w:abstractNumId w:val="26"/>
+    <w:abstractNumId w:val="27"/>
   </w:num>
   <w:num w:numId="7">
-    <w:abstractNumId w:val="23"/>
+    <w:abstractNumId w:val="24"/>
   </w:num>
   <w:num w:numId="8">
     <w:abstractNumId w:val="8"/>
   </w:num>
   <w:num w:numId="9">
-    <w:abstractNumId w:val="19"/>
+    <w:abstractNumId w:val="20"/>
   </w:num>
   <w:num w:numId="10">
-    <w:abstractNumId w:val="22"/>
+    <w:abstractNumId w:val="23"/>
   </w:num>
   <w:num w:numId="11">
     <w:abstractNumId w:val="9"/>
   </w:num>
   <w:num w:numId="12">
-    <w:abstractNumId w:val="24"/>
+    <w:abstractNumId w:val="25"/>
   </w:num>
   <w:num w:numId="13">
-    <w:abstractNumId w:val="32"/>
+    <w:abstractNumId w:val="33"/>
   </w:num>
   <w:num w:numId="14">
-    <w:abstractNumId w:val="35"/>
+    <w:abstractNumId w:val="36"/>
   </w:num>
   <w:num w:numId="15">
-    <w:abstractNumId w:val="28"/>
+    <w:abstractNumId w:val="29"/>
   </w:num>
   <w:num w:numId="16">
     <w:abstractNumId w:val="12"/>
   </w:num>
   <w:num w:numId="17">
-    <w:abstractNumId w:val="31"/>
+    <w:abstractNumId w:val="32"/>
   </w:num>
   <w:num w:numId="18">
-    <w:abstractNumId w:val="33"/>
+    <w:abstractNumId w:val="34"/>
   </w:num>
   <w:num w:numId="19">
-    <w:abstractNumId w:val="20"/>
+    <w:abstractNumId w:val="21"/>
   </w:num>
   <w:num w:numId="20">
     <w:abstractNumId w:val="14"/>
@@ -13486,7 +14440,7 @@
     <w:abstractNumId w:val="5"/>
   </w:num>
   <w:num w:numId="29">
-    <w:abstractNumId w:val="25"/>
+    <w:abstractNumId w:val="26"/>
   </w:num>
   <w:num w:numId="30">
     <w:abstractNumId w:val="3"/>
@@ -13498,16 +14452,19 @@
     <w:abstractNumId w:val="18"/>
   </w:num>
   <w:num w:numId="33">
-    <w:abstractNumId w:val="29"/>
+    <w:abstractNumId w:val="30"/>
   </w:num>
   <w:num w:numId="34">
     <w:abstractNumId w:val="4"/>
   </w:num>
   <w:num w:numId="35">
-    <w:abstractNumId w:val="30"/>
+    <w:abstractNumId w:val="31"/>
   </w:num>
   <w:num w:numId="36">
     <w:abstractNumId w:val="2"/>
+  </w:num>
+  <w:num w:numId="37">
+    <w:abstractNumId w:val="19"/>
   </w:num>
 </w:numbering>
 </file>
@@ -13960,7 +14917,6 @@
   <w:style w:type="character" w:default="1" w:styleId="Fuentedeprrafopredeter">
     <w:name w:val="Default Paragraph Font"/>
     <w:uiPriority w:val="1"/>
-    <w:semiHidden/>
     <w:unhideWhenUsed/>
   </w:style>
   <w:style w:type="table" w:default="1" w:styleId="Tablanormal">

--- a/IMPLEMENTACION GENERAL DE LOS PATRONES.docx
+++ b/IMPLEMENTACION GENERAL DE LOS PATRONES.docx
@@ -3418,7 +3418,15 @@
         <w:t>plataforma de telemedicina</w:t>
       </w:r>
       <w:r>
-        <w:t xml:space="preserve"> construida con Spring Boot bajo una arquitectura en capas.</w:t>
+        <w:t xml:space="preserve"> construida con Spring </w:t>
+      </w:r>
+      <w:proofErr w:type="spellStart"/>
+      <w:r>
+        <w:t>Boot</w:t>
+      </w:r>
+      <w:proofErr w:type="spellEnd"/>
+      <w:r>
+        <w:t xml:space="preserve"> bajo una arquitectura en capas.</w:t>
       </w:r>
     </w:p>
     <w:p>
@@ -3492,7 +3500,15 @@
         <w:jc w:val="both"/>
       </w:pPr>
       <w:r>
-        <w:t>Capa de Controladores (Controller) → Maneja las solicitudes HTTP</w:t>
+        <w:t>Capa de Controladores (</w:t>
+      </w:r>
+      <w:proofErr w:type="spellStart"/>
+      <w:r>
+        <w:t>Controller</w:t>
+      </w:r>
+      <w:proofErr w:type="spellEnd"/>
+      <w:r>
+        <w:t>) → Maneja las solicitudes HTTP</w:t>
       </w:r>
     </w:p>
     <w:p>
@@ -3506,7 +3522,15 @@
         <w:jc w:val="both"/>
       </w:pPr>
       <w:r>
-        <w:t>Capa de Servicios (Service) → Contiene la lógica de negocio</w:t>
+        <w:t>Capa de Servicios (</w:t>
+      </w:r>
+      <w:proofErr w:type="spellStart"/>
+      <w:r>
+        <w:t>Service</w:t>
+      </w:r>
+      <w:proofErr w:type="spellEnd"/>
+      <w:r>
+        <w:t>) → Contiene la lógica de negocio</w:t>
       </w:r>
     </w:p>
     <w:p>
@@ -3534,7 +3558,15 @@
         <w:jc w:val="both"/>
       </w:pPr>
       <w:r>
-        <w:t>Capa de Modelo (Entity) → Representa las entidades del dominio</w:t>
+        <w:t>Capa de Modelo (</w:t>
+      </w:r>
+      <w:proofErr w:type="spellStart"/>
+      <w:r>
+        <w:t>Entity</w:t>
+      </w:r>
+      <w:proofErr w:type="spellEnd"/>
+      <w:r>
+        <w:t>) → Representa las entidades del dominio</w:t>
       </w:r>
     </w:p>
     <w:p>
@@ -3593,12 +3625,14 @@
       <w:r>
         <w:t xml:space="preserve">El patrón </w:t>
       </w:r>
+      <w:proofErr w:type="spellStart"/>
       <w:r>
         <w:rPr>
           <w:rStyle w:val="Textoennegrita"/>
         </w:rPr>
         <w:t>Singleton</w:t>
       </w:r>
+      <w:proofErr w:type="spellEnd"/>
       <w:r>
         <w:t xml:space="preserve"> garantiza que una clase tenga una única instancia durante toda la ejecución del programa.</w:t>
       </w:r>
@@ -3627,7 +3661,15 @@
         <w:jc w:val="both"/>
       </w:pPr>
       <w:r>
-        <w:t>Al analizar la estructura y requerimientos del proyecto, se observa que la clase “ConsultaService ()” es la función central del proyecto ya que es la encargada de:</w:t>
+        <w:t>Al analizar la estructura y requerimientos del proyecto, se observa que la clase “</w:t>
+      </w:r>
+      <w:proofErr w:type="spellStart"/>
+      <w:r>
+        <w:t>ConsultaService</w:t>
+      </w:r>
+      <w:proofErr w:type="spellEnd"/>
+      <w:r>
+        <w:t xml:space="preserve"> ()” es la función central del proyecto ya que es la encargada de:</w:t>
       </w:r>
     </w:p>
     <w:p>
@@ -3735,7 +3777,15 @@
         <w:jc w:val="both"/>
       </w:pPr>
       <w:r>
-        <w:t>Por esta razón decidí aplicar el patrón Singleton en la capa de servicios.</w:t>
+        <w:t xml:space="preserve">Por esta razón decidí aplicar el patrón </w:t>
+      </w:r>
+      <w:proofErr w:type="spellStart"/>
+      <w:r>
+        <w:t>Singleton</w:t>
+      </w:r>
+      <w:proofErr w:type="spellEnd"/>
+      <w:r>
+        <w:t xml:space="preserve"> en la capa de servicios.</w:t>
       </w:r>
     </w:p>
     <w:p>
@@ -3762,13 +3812,45 @@
         <w:jc w:val="both"/>
       </w:pPr>
       <w:r>
-        <w:t>En este proyecto, el patrón Singleton se implementa mediante el uso del contenedor de inversión de control (IoC) de Spring Boot.</w:t>
+        <w:t xml:space="preserve">En este proyecto, el patrón </w:t>
+      </w:r>
+      <w:proofErr w:type="spellStart"/>
+      <w:r>
+        <w:t>Singleton</w:t>
+      </w:r>
+      <w:proofErr w:type="spellEnd"/>
+      <w:r>
+        <w:t xml:space="preserve"> se implementa mediante el uso del contenedor de inversión de control (</w:t>
+      </w:r>
+      <w:proofErr w:type="spellStart"/>
+      <w:r>
+        <w:t>IoC</w:t>
+      </w:r>
+      <w:proofErr w:type="spellEnd"/>
+      <w:r>
+        <w:t xml:space="preserve">) de Spring </w:t>
+      </w:r>
+      <w:proofErr w:type="spellStart"/>
+      <w:r>
+        <w:t>Boot</w:t>
+      </w:r>
+      <w:proofErr w:type="spellEnd"/>
+      <w:r>
+        <w:t>.</w:t>
       </w:r>
       <w:r>
         <w:t xml:space="preserve"> </w:t>
       </w:r>
       <w:r>
-        <w:t xml:space="preserve">La clase ConsultaService está </w:t>
+        <w:t xml:space="preserve">La clase </w:t>
+      </w:r>
+      <w:proofErr w:type="spellStart"/>
+      <w:r>
+        <w:t>ConsultaService</w:t>
+      </w:r>
+      <w:proofErr w:type="spellEnd"/>
+      <w:r>
+        <w:t xml:space="preserve"> está </w:t>
       </w:r>
       <w:r>
         <w:t>representada</w:t>
@@ -3831,14 +3913,27 @@
         <w:jc w:val="both"/>
       </w:pPr>
       <w:r>
-        <w:t xml:space="preserve">En Spring Boot, las clases anotadas con </w:t>
+        <w:t xml:space="preserve">En Spring </w:t>
+      </w:r>
+      <w:proofErr w:type="spellStart"/>
+      <w:r>
+        <w:t>Boot</w:t>
+      </w:r>
+      <w:proofErr w:type="spellEnd"/>
+      <w:r>
+        <w:t xml:space="preserve">, las clases anotadas con </w:t>
       </w:r>
       <w:r>
         <w:t>“</w:t>
       </w:r>
       <w:r>
-        <w:t>@Service</w:t>
-      </w:r>
+        <w:t>@</w:t>
+      </w:r>
+      <w:proofErr w:type="spellStart"/>
+      <w:r>
+        <w:t>Service</w:t>
+      </w:r>
+      <w:proofErr w:type="spellEnd"/>
       <w:r>
         <w:t>”</w:t>
       </w:r>
@@ -3846,8 +3941,17 @@
         <w:t xml:space="preserve"> tienen </w:t>
       </w:r>
       <w:r>
-        <w:t xml:space="preserve">la implementación del patron </w:t>
-      </w:r>
+        <w:t xml:space="preserve">la implementación del </w:t>
+      </w:r>
+      <w:proofErr w:type="spellStart"/>
+      <w:r>
+        <w:t>patron</w:t>
+      </w:r>
+      <w:proofErr w:type="spellEnd"/>
+      <w:r>
+        <w:t xml:space="preserve"> </w:t>
+      </w:r>
+      <w:proofErr w:type="spellStart"/>
       <w:r>
         <w:rPr>
           <w:b/>
@@ -3855,6 +3959,7 @@
         </w:rPr>
         <w:t>Singleton</w:t>
       </w:r>
+      <w:proofErr w:type="spellEnd"/>
       <w:r>
         <w:t xml:space="preserve"> por defecto, e</w:t>
       </w:r>
@@ -3914,7 +4019,23 @@
         <w:jc w:val="both"/>
       </w:pPr>
       <w:r>
-        <w:t>De esta manera, el comportamiento es equivalente al patrón Singleton clásico, pero gestionado automáticamente por el framework.</w:t>
+        <w:t xml:space="preserve">De esta manera, el comportamiento es equivalente al patrón </w:t>
+      </w:r>
+      <w:proofErr w:type="spellStart"/>
+      <w:r>
+        <w:t>Singleton</w:t>
+      </w:r>
+      <w:proofErr w:type="spellEnd"/>
+      <w:r>
+        <w:t xml:space="preserve"> clásico, pero gestionado automáticamente por el </w:t>
+      </w:r>
+      <w:proofErr w:type="spellStart"/>
+      <w:r>
+        <w:t>framework</w:t>
+      </w:r>
+      <w:proofErr w:type="spellEnd"/>
+      <w:r>
+        <w:t>.</w:t>
       </w:r>
     </w:p>
     <w:p>
@@ -3954,6 +4075,7 @@
         <w:lastRenderedPageBreak/>
         <w:t xml:space="preserve">Al aplicar el patrón </w:t>
       </w:r>
+      <w:proofErr w:type="spellStart"/>
       <w:r>
         <w:rPr>
           <w:b/>
@@ -3961,15 +4083,18 @@
         </w:rPr>
         <w:t>Singleton</w:t>
       </w:r>
+      <w:proofErr w:type="spellEnd"/>
       <w:r>
         <w:t xml:space="preserve"> en </w:t>
       </w:r>
       <w:r>
         <w:t>“</w:t>
       </w:r>
+      <w:proofErr w:type="spellStart"/>
       <w:r>
         <w:t>ConsultaService</w:t>
       </w:r>
+      <w:proofErr w:type="spellEnd"/>
       <w:r>
         <w:t xml:space="preserve"> ()”</w:t>
       </w:r>
@@ -4108,7 +4233,55 @@
         <w:jc w:val="both"/>
       </w:pPr>
       <w:r>
-        <w:t>El diagrama UML representa la aplicación del patrón Singleton dentro de la arquitectura del proyecto de telemedicina, mostrando que ConsultaService está marcado con el estereotipo &lt;&lt;Singleton&gt;&gt;, lo que indica que solo existe una instancia de esta clase durante todo el ciclo de vida de la aplicación. La relación de dependencia desde ConsultaController hacia ConsultaService refleja que el controlador no crea el servicio manualmente, sino que utiliza la única instancia gestionada por el contenedor de Spring Boot mediante la anotación @Service.</w:t>
+        <w:t xml:space="preserve">El diagrama UML representa la aplicación del patrón </w:t>
+      </w:r>
+      <w:proofErr w:type="spellStart"/>
+      <w:r>
+        <w:t>Singleton</w:t>
+      </w:r>
+      <w:proofErr w:type="spellEnd"/>
+      <w:r>
+        <w:t xml:space="preserve"> dentro de la arquitectura del proyecto de telemedicina, mostrando que </w:t>
+      </w:r>
+      <w:proofErr w:type="spellStart"/>
+      <w:r>
+        <w:t>ConsultaService</w:t>
+      </w:r>
+      <w:proofErr w:type="spellEnd"/>
+      <w:r>
+        <w:t xml:space="preserve"> está marcado con el estereotipo &lt;&lt;</w:t>
+      </w:r>
+      <w:proofErr w:type="spellStart"/>
+      <w:r>
+        <w:t>Singleton</w:t>
+      </w:r>
+      <w:proofErr w:type="spellEnd"/>
+      <w:r>
+        <w:t xml:space="preserve">&gt;&gt;, lo que indica que solo existe una instancia de esta clase durante todo el ciclo de vida de la aplicación. La relación de dependencia desde </w:t>
+      </w:r>
+      <w:proofErr w:type="spellStart"/>
+      <w:r>
+        <w:t>ConsultaController</w:t>
+      </w:r>
+      <w:proofErr w:type="spellEnd"/>
+      <w:r>
+        <w:t xml:space="preserve"> hacia </w:t>
+      </w:r>
+      <w:proofErr w:type="spellStart"/>
+      <w:r>
+        <w:t>ConsultaService</w:t>
+      </w:r>
+      <w:proofErr w:type="spellEnd"/>
+      <w:r>
+        <w:t xml:space="preserve"> refleja que el controlador no crea el servicio manualmente, sino que utiliza la única instancia gestionada por el contenedor de Spring </w:t>
+      </w:r>
+      <w:proofErr w:type="spellStart"/>
+      <w:r>
+        <w:t>Boot</w:t>
+      </w:r>
+      <w:proofErr w:type="spellEnd"/>
+      <w:r>
+        <w:t xml:space="preserve"> mediante la anotación @Service.</w:t>
       </w:r>
     </w:p>
     <w:p>
@@ -4230,7 +4403,15 @@
         <w:jc w:val="both"/>
       </w:pPr>
       <w:r>
-        <w:t>El patrón Factory Method es un patrón creacional que define una interfaz para crear objetos, pero permite que las subclases decidan qué clase concreta instanciar.</w:t>
+        <w:t xml:space="preserve">El patrón Factory </w:t>
+      </w:r>
+      <w:proofErr w:type="spellStart"/>
+      <w:r>
+        <w:t>Method</w:t>
+      </w:r>
+      <w:proofErr w:type="spellEnd"/>
+      <w:r>
+        <w:t xml:space="preserve"> es un patrón creacional que define una interfaz para crear objetos, pero permite que las subclases decidan qué clase concreta instanciar.</w:t>
       </w:r>
     </w:p>
     <w:p>
@@ -4351,8 +4532,17 @@
           <w:b/>
           <w:bCs/>
         </w:rPr>
-        <w:t>Factory Method</w:t>
-      </w:r>
+        <w:t xml:space="preserve">Factory </w:t>
+      </w:r>
+      <w:proofErr w:type="spellStart"/>
+      <w:r>
+        <w:rPr>
+          <w:b/>
+          <w:bCs/>
+        </w:rPr>
+        <w:t>Method</w:t>
+      </w:r>
+      <w:proofErr w:type="spellEnd"/>
       <w:r>
         <w:t>, delegando la responsabilidad de creación del objeto Consulta a un método especializado dentro de la capa de servicio.</w:t>
       </w:r>
@@ -4426,10 +4616,26 @@
         </w:rPr>
       </w:pPr>
       <w:r>
-        <w:t xml:space="preserve">En este proyecto, el patrón Singleton se implementa mediante </w:t>
-      </w:r>
-      <w:r>
-        <w:t>el método crearConsulta de la siguiente manera</w:t>
+        <w:t xml:space="preserve">En este proyecto, el patrón </w:t>
+      </w:r>
+      <w:proofErr w:type="spellStart"/>
+      <w:r>
+        <w:t>Singleton</w:t>
+      </w:r>
+      <w:proofErr w:type="spellEnd"/>
+      <w:r>
+        <w:t xml:space="preserve"> se implementa mediante </w:t>
+      </w:r>
+      <w:r>
+        <w:t xml:space="preserve">el método </w:t>
+      </w:r>
+      <w:proofErr w:type="spellStart"/>
+      <w:r>
+        <w:t>crearConsulta</w:t>
+      </w:r>
+      <w:proofErr w:type="spellEnd"/>
+      <w:r>
+        <w:t xml:space="preserve"> de la siguiente manera</w:t>
       </w:r>
     </w:p>
     <w:p>
@@ -4709,7 +4915,15 @@
         <w:jc w:val="both"/>
       </w:pPr>
       <w:r>
-        <w:t>Desde una perspectiva arquitectónica, el Factory Method fortalece la estructura en capas del sistema, asegurando que cada componente cumpla una responsabilidad específica.</w:t>
+        <w:t xml:space="preserve">Desde una perspectiva arquitectónica, el Factory </w:t>
+      </w:r>
+      <w:proofErr w:type="spellStart"/>
+      <w:r>
+        <w:t>Method</w:t>
+      </w:r>
+      <w:proofErr w:type="spellEnd"/>
+      <w:r>
+        <w:t xml:space="preserve"> fortalece la estructura en capas del sistema, asegurando que cada componente cumpla una responsabilidad específica.</w:t>
       </w:r>
     </w:p>
     <w:p>
@@ -4786,7 +5000,23 @@
         <w:t>E</w:t>
       </w:r>
       <w:r>
-        <w:t xml:space="preserve">l diagrama muestra cómo el controlador delega la creación de la entidad Consulta al servicio, representando la aplicación del patrón Factory Method dentro del proyecto. La flecha desde ConsultaService hacia Consulta indica que el servicio </w:t>
+        <w:t xml:space="preserve">l diagrama muestra cómo el controlador delega la creación de la entidad Consulta al servicio, representando la aplicación del patrón Factory </w:t>
+      </w:r>
+      <w:proofErr w:type="spellStart"/>
+      <w:r>
+        <w:t>Method</w:t>
+      </w:r>
+      <w:proofErr w:type="spellEnd"/>
+      <w:r>
+        <w:t xml:space="preserve"> dentro del proyecto. La flecha desde </w:t>
+      </w:r>
+      <w:proofErr w:type="spellStart"/>
+      <w:r>
+        <w:t>ConsultaService</w:t>
+      </w:r>
+      <w:proofErr w:type="spellEnd"/>
+      <w:r>
+        <w:t xml:space="preserve"> hacia Consulta indica que el servicio </w:t>
       </w:r>
       <w:r>
         <w:lastRenderedPageBreak/>
@@ -4944,7 +5174,15 @@
         <w:jc w:val="both"/>
       </w:pPr>
       <w:r>
-        <w:t>El patrón Abstract Factory pertenece a la categoría de patrones creacionales, ya que se enfoca en la forma en que se crean los objetos dentro de un sistema.</w:t>
+        <w:t xml:space="preserve">El patrón </w:t>
+      </w:r>
+      <w:proofErr w:type="spellStart"/>
+      <w:r>
+        <w:t>Abstract</w:t>
+      </w:r>
+      <w:proofErr w:type="spellEnd"/>
+      <w:r>
+        <w:t xml:space="preserve"> Factory pertenece a la categoría de patrones creacionales, ya que se enfoca en la forma en que se crean los objetos dentro de un sistema.</w:t>
       </w:r>
     </w:p>
     <w:p>
@@ -5100,12 +5338,21 @@
       <w:r>
         <w:t xml:space="preserve">El patrón </w:t>
       </w:r>
-      <w:r>
-        <w:rPr>
-          <w:b/>
-          <w:bCs/>
-        </w:rPr>
-        <w:t>Abstract Factory</w:t>
+      <w:proofErr w:type="spellStart"/>
+      <w:r>
+        <w:rPr>
+          <w:b/>
+          <w:bCs/>
+        </w:rPr>
+        <w:t>Abstract</w:t>
+      </w:r>
+      <w:proofErr w:type="spellEnd"/>
+      <w:r>
+        <w:rPr>
+          <w:b/>
+          <w:bCs/>
+        </w:rPr>
+        <w:t xml:space="preserve"> Factory</w:t>
       </w:r>
       <w:r>
         <w:t xml:space="preserve"> permite separar la lógica de creación de estos objetos, centralizándola en fábricas especializadas.</w:t>
@@ -5301,6 +5548,7 @@
       <w:r>
         <w:t xml:space="preserve">Posteriormente, el sistema utiliza una clase llamada </w:t>
       </w:r>
+      <w:proofErr w:type="spellStart"/>
       <w:r>
         <w:rPr>
           <w:b/>
@@ -5308,6 +5556,7 @@
         </w:rPr>
         <w:t>FactoryProvider</w:t>
       </w:r>
+      <w:proofErr w:type="spellEnd"/>
       <w:r>
         <w:t>, que decide qué fábrica utilizar dependiendo del contexto del sistema.</w:t>
       </w:r>
@@ -5366,7 +5615,15 @@
         <w:jc w:val="both"/>
       </w:pPr>
       <w:r>
-        <w:t>Dentro del servicio de consultas (ConsultaService), se solicita la fábrica correspondiente y se crean los objetos médicos sin depender directamente de sus implementaciones concretas.</w:t>
+        <w:t>Dentro del servicio de consultas (</w:t>
+      </w:r>
+      <w:proofErr w:type="spellStart"/>
+      <w:r>
+        <w:t>ConsultaService</w:t>
+      </w:r>
+      <w:proofErr w:type="spellEnd"/>
+      <w:r>
+        <w:t>), se solicita la fábrica correspondiente y se crean los objetos médicos sin depender directamente de sus implementaciones concretas.</w:t>
       </w:r>
     </w:p>
     <w:p>
@@ -5460,12 +5717,21 @@
       <w:r>
         <w:t xml:space="preserve">La aplicación del patrón </w:t>
       </w:r>
-      <w:r>
-        <w:rPr>
-          <w:b/>
-          <w:bCs/>
-        </w:rPr>
-        <w:t>Abstract Factory</w:t>
+      <w:proofErr w:type="spellStart"/>
+      <w:r>
+        <w:rPr>
+          <w:b/>
+          <w:bCs/>
+        </w:rPr>
+        <w:t>Abstract</w:t>
+      </w:r>
+      <w:proofErr w:type="spellEnd"/>
+      <w:r>
+        <w:rPr>
+          <w:b/>
+          <w:bCs/>
+        </w:rPr>
+        <w:t xml:space="preserve"> Factory</w:t>
       </w:r>
       <w:r>
         <w:t xml:space="preserve"> dentro del sistema de telemedicina genera diversos impactos estructurales que contribuyen a mejorar la organización y escalabilidad del software.</w:t>
@@ -5561,12 +5827,21 @@
       <w:r>
         <w:t xml:space="preserve">Desde una perspectiva arquitectónica, el patrón </w:t>
       </w:r>
-      <w:r>
-        <w:rPr>
-          <w:b/>
-          <w:bCs/>
-        </w:rPr>
-        <w:t>Abstract Factory</w:t>
+      <w:proofErr w:type="spellStart"/>
+      <w:r>
+        <w:rPr>
+          <w:b/>
+          <w:bCs/>
+        </w:rPr>
+        <w:t>Abstract</w:t>
+      </w:r>
+      <w:proofErr w:type="spellEnd"/>
+      <w:r>
+        <w:rPr>
+          <w:b/>
+          <w:bCs/>
+        </w:rPr>
+        <w:t xml:space="preserve"> Factory</w:t>
       </w:r>
       <w:r>
         <w:t xml:space="preserve"> fortalece el modularidad del sistema, permitiendo que la creación de familias de objetos relacionados se realice a través de fábricas especializadas. Esto mejora la mantenibilidad del código y facilita la evolución futura del sistema sin afectar las capas principales de la aplicación.</w:t>
@@ -5644,37 +5919,93 @@
       </w:pPr>
       <w:r>
         <w:lastRenderedPageBreak/>
-        <w:t>El diagrama UML representa la implementación del patrón Abstract Factory dentro del sistema de telemedicina.</w:t>
-      </w:r>
-    </w:p>
-    <w:p>
-      <w:pPr>
-        <w:spacing w:line="360" w:lineRule="auto"/>
-        <w:ind w:firstLine="709"/>
-        <w:jc w:val="both"/>
-      </w:pPr>
-      <w:r>
-        <w:t>En la parte superior se encuentra la clase ConsultaService, que actúa como cliente del patrón. Esta clase solicita a través de FactoryProvider la fábrica adecuada para crear los objetos médicos necesarios durante el proceso de una consulta.</w:t>
-      </w:r>
-    </w:p>
-    <w:p>
-      <w:pPr>
-        <w:spacing w:line="360" w:lineRule="auto"/>
-        <w:ind w:firstLine="709"/>
-        <w:jc w:val="both"/>
-      </w:pPr>
-      <w:r>
-        <w:t>La clase AbstractMedicalFactory define la interfaz que declara los métodos de creación de los productos del sistema, como prescripciones y órdenes médicas. Posteriormente, la clase MedicoMedicalFactory implementa esta interfaz y se encarga de generar las instancias concretas de los objetos.</w:t>
-      </w:r>
-    </w:p>
-    <w:p>
-      <w:pPr>
-        <w:spacing w:line="360" w:lineRule="auto"/>
-        <w:ind w:firstLine="709"/>
-        <w:jc w:val="both"/>
-      </w:pPr>
-      <w:r>
-        <w:t>Finalmente, las clases Prescripcion y OrdenMedica representan los productos concretos que son creados por la fábrica. Este diseño permite desacoplar la lógica de creación de objetos del resto del sistema, facilitando la extensión futura del software y mejorando la organización de la arquitectura.</w:t>
+        <w:t xml:space="preserve">El diagrama UML representa la implementación del patrón </w:t>
+      </w:r>
+      <w:proofErr w:type="spellStart"/>
+      <w:r>
+        <w:t>Abstract</w:t>
+      </w:r>
+      <w:proofErr w:type="spellEnd"/>
+      <w:r>
+        <w:t xml:space="preserve"> Factory dentro del sistema de telemedicina.</w:t>
+      </w:r>
+    </w:p>
+    <w:p>
+      <w:pPr>
+        <w:spacing w:line="360" w:lineRule="auto"/>
+        <w:ind w:firstLine="709"/>
+        <w:jc w:val="both"/>
+      </w:pPr>
+      <w:r>
+        <w:t xml:space="preserve">En la parte superior se encuentra la clase </w:t>
+      </w:r>
+      <w:proofErr w:type="spellStart"/>
+      <w:r>
+        <w:t>ConsultaService</w:t>
+      </w:r>
+      <w:proofErr w:type="spellEnd"/>
+      <w:r>
+        <w:t xml:space="preserve">, que actúa como cliente del patrón. Esta clase solicita a través de </w:t>
+      </w:r>
+      <w:proofErr w:type="spellStart"/>
+      <w:r>
+        <w:t>FactoryProvider</w:t>
+      </w:r>
+      <w:proofErr w:type="spellEnd"/>
+      <w:r>
+        <w:t xml:space="preserve"> la fábrica adecuada para crear los objetos médicos necesarios durante el proceso de una consulta.</w:t>
+      </w:r>
+    </w:p>
+    <w:p>
+      <w:pPr>
+        <w:spacing w:line="360" w:lineRule="auto"/>
+        <w:ind w:firstLine="709"/>
+        <w:jc w:val="both"/>
+      </w:pPr>
+      <w:r>
+        <w:t xml:space="preserve">La clase </w:t>
+      </w:r>
+      <w:proofErr w:type="spellStart"/>
+      <w:r>
+        <w:t>AbstractMedicalFactory</w:t>
+      </w:r>
+      <w:proofErr w:type="spellEnd"/>
+      <w:r>
+        <w:t xml:space="preserve"> define la interfaz que declara los métodos de creación de los productos del sistema, como prescripciones y órdenes médicas. Posteriormente, la clase </w:t>
+      </w:r>
+      <w:proofErr w:type="spellStart"/>
+      <w:r>
+        <w:t>MedicoMedicalFactory</w:t>
+      </w:r>
+      <w:proofErr w:type="spellEnd"/>
+      <w:r>
+        <w:t xml:space="preserve"> implementa esta interfaz y se encarga de generar las instancias concretas de los objetos.</w:t>
+      </w:r>
+    </w:p>
+    <w:p>
+      <w:pPr>
+        <w:spacing w:line="360" w:lineRule="auto"/>
+        <w:ind w:firstLine="709"/>
+        <w:jc w:val="both"/>
+      </w:pPr>
+      <w:r>
+        <w:t xml:space="preserve">Finalmente, las clases </w:t>
+      </w:r>
+      <w:proofErr w:type="spellStart"/>
+      <w:r>
+        <w:t>Prescripcion</w:t>
+      </w:r>
+      <w:proofErr w:type="spellEnd"/>
+      <w:r>
+        <w:t xml:space="preserve"> y </w:t>
+      </w:r>
+      <w:proofErr w:type="spellStart"/>
+      <w:r>
+        <w:t>OrdenMedica</w:t>
+      </w:r>
+      <w:proofErr w:type="spellEnd"/>
+      <w:r>
+        <w:t xml:space="preserve"> representan los productos concretos que son creados por la fábrica. Este diseño permite desacoplar la lógica de creación de objetos del resto del sistema, facilitando la extensión futura del software y mejorando la organización de la arquitectura.</w:t>
       </w:r>
     </w:p>
     <w:p>
@@ -5845,7 +6176,23 @@
         <w:jc w:val="both"/>
       </w:pPr>
       <w:r>
-        <w:t>Para implementar el patrón Builder en el proyecto se creó una nueva clase llamada ConsultaBuilder, la cual se encarga de construir objetos de tipo Consulta de forma gradual y controlada.</w:t>
+        <w:t xml:space="preserve">Para implementar el patrón </w:t>
+      </w:r>
+      <w:proofErr w:type="spellStart"/>
+      <w:r>
+        <w:t>Builder</w:t>
+      </w:r>
+      <w:proofErr w:type="spellEnd"/>
+      <w:r>
+        <w:t xml:space="preserve"> en el proyecto se creó una nueva clase llamada </w:t>
+      </w:r>
+      <w:proofErr w:type="spellStart"/>
+      <w:r>
+        <w:t>ConsultaBuilder</w:t>
+      </w:r>
+      <w:proofErr w:type="spellEnd"/>
+      <w:r>
+        <w:t>, la cual se encarga de construir objetos de tipo Consulta de forma gradual y controlada.</w:t>
       </w:r>
     </w:p>
     <w:p>
@@ -6047,47 +6394,132 @@
         <w:jc w:val="both"/>
       </w:pPr>
       <w:r>
-        <w:t>El patrón Builder se utiliza cuando se necesita construir objetos complejos paso a paso, separando el proceso de construcción del objeto final.</w:t>
-      </w:r>
-    </w:p>
-    <w:p>
-      <w:pPr>
-        <w:spacing w:line="360" w:lineRule="auto"/>
-        <w:ind w:firstLine="709"/>
-        <w:jc w:val="both"/>
-      </w:pPr>
-      <w:r>
-        <w:t>En este proyecto, el patrón Builder se implementa mediante la clase ConsultaBuilder, la cual permite construir objetos de tipo Consulta de forma más organizada y flexible.</w:t>
-      </w:r>
-    </w:p>
-    <w:p>
-      <w:pPr>
-        <w:spacing w:line="360" w:lineRule="auto"/>
-        <w:ind w:firstLine="709"/>
-        <w:jc w:val="both"/>
-      </w:pPr>
-      <w:r>
-        <w:t>En lugar de crear el objeto directamente utilizando múltiples métodos set, el Builder permite ir configurando cada atributo del objeto mediante métodos encadenados. Finalmente, el método build() se encarga de generar la instancia final de la consulta.</w:t>
-      </w:r>
-    </w:p>
-    <w:p>
-      <w:pPr>
-        <w:spacing w:line="360" w:lineRule="auto"/>
-        <w:ind w:firstLine="709"/>
-        <w:jc w:val="both"/>
-      </w:pPr>
-      <w:r>
-        <w:t>La implementación de este patrón se integra con el patrón Abstract Factory, ya que la clase MedicoMedicalFactory utiliza el ConsultaBuilder para construir el objeto Consulta. De esta manera, la fábrica decide qué objeto crear, mientras que el Builder define cómo se construye ese objeto.</w:t>
-      </w:r>
-    </w:p>
-    <w:p>
-      <w:pPr>
-        <w:spacing w:line="360" w:lineRule="auto"/>
-        <w:ind w:firstLine="709"/>
-        <w:jc w:val="both"/>
-      </w:pPr>
-      <w:r>
-        <w:t>Esto mejora la legibilidad del código y facilita futuras modificaciones en la estructura del objeto Consulta, ya que los cambios se centralizan en el Builder.</w:t>
+        <w:t xml:space="preserve">El patrón </w:t>
+      </w:r>
+      <w:proofErr w:type="spellStart"/>
+      <w:r>
+        <w:t>Builder</w:t>
+      </w:r>
+      <w:proofErr w:type="spellEnd"/>
+      <w:r>
+        <w:t xml:space="preserve"> se utiliza cuando se necesita construir objetos complejos paso a paso, separando el proceso de construcción del objeto final.</w:t>
+      </w:r>
+    </w:p>
+    <w:p>
+      <w:pPr>
+        <w:spacing w:line="360" w:lineRule="auto"/>
+        <w:ind w:firstLine="709"/>
+        <w:jc w:val="both"/>
+      </w:pPr>
+      <w:r>
+        <w:t xml:space="preserve">En este proyecto, el patrón </w:t>
+      </w:r>
+      <w:proofErr w:type="spellStart"/>
+      <w:r>
+        <w:t>Builder</w:t>
+      </w:r>
+      <w:proofErr w:type="spellEnd"/>
+      <w:r>
+        <w:t xml:space="preserve"> se implementa mediante la clase </w:t>
+      </w:r>
+      <w:proofErr w:type="spellStart"/>
+      <w:r>
+        <w:t>ConsultaBuilder</w:t>
+      </w:r>
+      <w:proofErr w:type="spellEnd"/>
+      <w:r>
+        <w:t>, la cual permite construir objetos de tipo Consulta de forma más organizada y flexible.</w:t>
+      </w:r>
+    </w:p>
+    <w:p>
+      <w:pPr>
+        <w:spacing w:line="360" w:lineRule="auto"/>
+        <w:ind w:firstLine="709"/>
+        <w:jc w:val="both"/>
+      </w:pPr>
+      <w:r>
+        <w:t xml:space="preserve">En lugar de crear el objeto directamente utilizando múltiples métodos set, el </w:t>
+      </w:r>
+      <w:proofErr w:type="spellStart"/>
+      <w:r>
+        <w:t>Builder</w:t>
+      </w:r>
+      <w:proofErr w:type="spellEnd"/>
+      <w:r>
+        <w:t xml:space="preserve"> permite ir configurando cada atributo del objeto mediante métodos encadenados. Finalmente, el método </w:t>
+      </w:r>
+      <w:proofErr w:type="spellStart"/>
+      <w:proofErr w:type="gramStart"/>
+      <w:r>
+        <w:t>build</w:t>
+      </w:r>
+      <w:proofErr w:type="spellEnd"/>
+      <w:r>
+        <w:t>(</w:t>
+      </w:r>
+      <w:proofErr w:type="gramEnd"/>
+      <w:r>
+        <w:t>) se encarga de generar la instancia final de la consulta.</w:t>
+      </w:r>
+    </w:p>
+    <w:p>
+      <w:pPr>
+        <w:spacing w:line="360" w:lineRule="auto"/>
+        <w:ind w:firstLine="709"/>
+        <w:jc w:val="both"/>
+      </w:pPr>
+      <w:r>
+        <w:t xml:space="preserve">La implementación de este patrón se integra con el patrón </w:t>
+      </w:r>
+      <w:proofErr w:type="spellStart"/>
+      <w:r>
+        <w:t>Abstract</w:t>
+      </w:r>
+      <w:proofErr w:type="spellEnd"/>
+      <w:r>
+        <w:t xml:space="preserve"> Factory, ya que la clase </w:t>
+      </w:r>
+      <w:proofErr w:type="spellStart"/>
+      <w:r>
+        <w:t>MedicoMedicalFactory</w:t>
+      </w:r>
+      <w:proofErr w:type="spellEnd"/>
+      <w:r>
+        <w:t xml:space="preserve"> utiliza el </w:t>
+      </w:r>
+      <w:proofErr w:type="spellStart"/>
+      <w:r>
+        <w:t>ConsultaBuilder</w:t>
+      </w:r>
+      <w:proofErr w:type="spellEnd"/>
+      <w:r>
+        <w:t xml:space="preserve"> para construir el objeto Consulta. De esta manera, la fábrica decide qué objeto crear, mientras que el </w:t>
+      </w:r>
+      <w:proofErr w:type="spellStart"/>
+      <w:r>
+        <w:t>Builder</w:t>
+      </w:r>
+      <w:proofErr w:type="spellEnd"/>
+      <w:r>
+        <w:t xml:space="preserve"> define cómo se construye ese objeto.</w:t>
+      </w:r>
+    </w:p>
+    <w:p>
+      <w:pPr>
+        <w:spacing w:line="360" w:lineRule="auto"/>
+        <w:ind w:firstLine="709"/>
+        <w:jc w:val="both"/>
+      </w:pPr>
+      <w:r>
+        <w:t xml:space="preserve">Esto mejora la legibilidad del código y facilita futuras modificaciones en la estructura del objeto Consulta, ya que los cambios se centralizan en el </w:t>
+      </w:r>
+      <w:proofErr w:type="spellStart"/>
+      <w:r>
+        <w:t>Builder</w:t>
+      </w:r>
+      <w:proofErr w:type="spellEnd"/>
+      <w:r>
+        <w:t>.</w:t>
       </w:r>
     </w:p>
     <w:p>
@@ -6271,27 +6703,75 @@
         <w:jc w:val="both"/>
       </w:pPr>
       <w:r>
-        <w:t>Cuando el endpoint recibe la solicitud, el ConsultaController envía la información al ConsultaService, el cual se encarga de gestionar la lógica del sistema.</w:t>
-      </w:r>
-    </w:p>
-    <w:p>
-      <w:pPr>
-        <w:spacing w:line="360" w:lineRule="auto"/>
-        <w:ind w:firstLine="709"/>
-        <w:jc w:val="both"/>
-      </w:pPr>
-      <w:r>
-        <w:t>Posteriormente, el servicio utiliza la Abstract Factory para crear la consulta médica. Dentro de esta fábrica se utiliza el ConsultaBuilder, el cual construye el objeto Consulta asignando el paciente, el médico, el estado de la consulta y la fecha de creación.</w:t>
-      </w:r>
-    </w:p>
-    <w:p>
-      <w:pPr>
-        <w:spacing w:line="360" w:lineRule="auto"/>
-        <w:ind w:firstLine="709"/>
-        <w:jc w:val="both"/>
-      </w:pPr>
-      <w:r>
-        <w:t>Finalmente, el objeto construido es guardado en la base de datos mediante el ConsultaRepository.</w:t>
+        <w:t xml:space="preserve">Cuando el </w:t>
+      </w:r>
+      <w:proofErr w:type="spellStart"/>
+      <w:r>
+        <w:t>endpoint</w:t>
+      </w:r>
+      <w:proofErr w:type="spellEnd"/>
+      <w:r>
+        <w:t xml:space="preserve"> recibe la solicitud, el </w:t>
+      </w:r>
+      <w:proofErr w:type="spellStart"/>
+      <w:r>
+        <w:t>ConsultaController</w:t>
+      </w:r>
+      <w:proofErr w:type="spellEnd"/>
+      <w:r>
+        <w:t xml:space="preserve"> envía la información al </w:t>
+      </w:r>
+      <w:proofErr w:type="spellStart"/>
+      <w:r>
+        <w:t>ConsultaService</w:t>
+      </w:r>
+      <w:proofErr w:type="spellEnd"/>
+      <w:r>
+        <w:t>, el cual se encarga de gestionar la lógica del sistema.</w:t>
+      </w:r>
+    </w:p>
+    <w:p>
+      <w:pPr>
+        <w:spacing w:line="360" w:lineRule="auto"/>
+        <w:ind w:firstLine="709"/>
+        <w:jc w:val="both"/>
+      </w:pPr>
+      <w:r>
+        <w:t xml:space="preserve">Posteriormente, el servicio utiliza la </w:t>
+      </w:r>
+      <w:proofErr w:type="spellStart"/>
+      <w:r>
+        <w:t>Abstract</w:t>
+      </w:r>
+      <w:proofErr w:type="spellEnd"/>
+      <w:r>
+        <w:t xml:space="preserve"> Factory para crear la consulta médica. Dentro de esta fábrica se utiliza el </w:t>
+      </w:r>
+      <w:proofErr w:type="spellStart"/>
+      <w:r>
+        <w:t>ConsultaBuilder</w:t>
+      </w:r>
+      <w:proofErr w:type="spellEnd"/>
+      <w:r>
+        <w:t>, el cual construye el objeto Consulta asignando el paciente, el médico, el estado de la consulta y la fecha de creación.</w:t>
+      </w:r>
+    </w:p>
+    <w:p>
+      <w:pPr>
+        <w:spacing w:line="360" w:lineRule="auto"/>
+        <w:ind w:firstLine="709"/>
+        <w:jc w:val="both"/>
+      </w:pPr>
+      <w:r>
+        <w:t xml:space="preserve">Finalmente, el objeto construido es guardado en la base de datos mediante el </w:t>
+      </w:r>
+      <w:proofErr w:type="spellStart"/>
+      <w:r>
+        <w:t>ConsultaRepository</w:t>
+      </w:r>
+      <w:proofErr w:type="spellEnd"/>
+      <w:r>
+        <w:t>.</w:t>
       </w:r>
     </w:p>
     <w:p>
@@ -6302,7 +6782,23 @@
       </w:pPr>
       <w:r>
         <w:lastRenderedPageBreak/>
-        <w:t>El resultado obtenido en Postman confirma que el objeto Consulta fue creado correctamente, demostrando que el patrón Builder funciona correctamente dentro de la arquitectura del sistema.</w:t>
+        <w:t xml:space="preserve">El resultado obtenido en </w:t>
+      </w:r>
+      <w:proofErr w:type="spellStart"/>
+      <w:r>
+        <w:t>Postman</w:t>
+      </w:r>
+      <w:proofErr w:type="spellEnd"/>
+      <w:r>
+        <w:t xml:space="preserve"> confirma que el objeto Consulta fue creado correctamente, demostrando que el patrón </w:t>
+      </w:r>
+      <w:proofErr w:type="spellStart"/>
+      <w:r>
+        <w:t>Builder</w:t>
+      </w:r>
+      <w:proofErr w:type="spellEnd"/>
+      <w:r>
+        <w:t xml:space="preserve"> funciona correctamente dentro de la arquitectura del sistema.</w:t>
       </w:r>
     </w:p>
     <w:p>
@@ -6382,17 +6878,49 @@
         <w:jc w:val="both"/>
       </w:pPr>
       <w:r>
-        <w:t>En el diagrama se puede observar cómo la clase ConsultaBuilder se encarga de construir el objeto Consulta. Esta clase contiene diferentes métodos que permiten configurar los atributos necesarios para crear la consulta médica.</w:t>
-      </w:r>
-    </w:p>
-    <w:p>
-      <w:pPr>
-        <w:spacing w:line="360" w:lineRule="auto"/>
-        <w:ind w:firstLine="709"/>
-        <w:jc w:val="both"/>
-      </w:pPr>
-      <w:r>
-        <w:t>La clase MedicoMedicalFactory utiliza el ConsultaBuilder para construir el objeto de forma controlada, integrando así el patrón Builder dentro de la estructura de fábricas del sistema.</w:t>
+        <w:t xml:space="preserve">En el diagrama se puede observar cómo la clase </w:t>
+      </w:r>
+      <w:proofErr w:type="spellStart"/>
+      <w:r>
+        <w:t>ConsultaBuilder</w:t>
+      </w:r>
+      <w:proofErr w:type="spellEnd"/>
+      <w:r>
+        <w:t xml:space="preserve"> se encarga de construir el objeto Consulta. Esta clase contiene diferentes métodos que permiten configurar los atributos necesarios para crear la consulta médica.</w:t>
+      </w:r>
+    </w:p>
+    <w:p>
+      <w:pPr>
+        <w:spacing w:line="360" w:lineRule="auto"/>
+        <w:ind w:firstLine="709"/>
+        <w:jc w:val="both"/>
+      </w:pPr>
+      <w:r>
+        <w:t xml:space="preserve">La clase </w:t>
+      </w:r>
+      <w:proofErr w:type="spellStart"/>
+      <w:r>
+        <w:t>MedicoMedicalFactory</w:t>
+      </w:r>
+      <w:proofErr w:type="spellEnd"/>
+      <w:r>
+        <w:t xml:space="preserve"> utiliza el </w:t>
+      </w:r>
+      <w:proofErr w:type="spellStart"/>
+      <w:r>
+        <w:t>ConsultaBuilder</w:t>
+      </w:r>
+      <w:proofErr w:type="spellEnd"/>
+      <w:r>
+        <w:t xml:space="preserve"> para construir el objeto de forma controlada, integrando así el patrón </w:t>
+      </w:r>
+      <w:proofErr w:type="spellStart"/>
+      <w:r>
+        <w:t>Builder</w:t>
+      </w:r>
+      <w:proofErr w:type="spellEnd"/>
+      <w:r>
+        <w:t xml:space="preserve"> dentro de la estructura de fábricas del sistema.</w:t>
       </w:r>
     </w:p>
     <w:p>
@@ -6431,7 +6959,15 @@
         <w:jc w:val="both"/>
       </w:pPr>
       <w:r>
-        <w:t>El Builder define cómo se construye el objeto paso a paso.</w:t>
+        <w:t xml:space="preserve">El </w:t>
+      </w:r>
+      <w:proofErr w:type="spellStart"/>
+      <w:r>
+        <w:t>Builder</w:t>
+      </w:r>
+      <w:proofErr w:type="spellEnd"/>
+      <w:r>
+        <w:t xml:space="preserve"> define cómo se construye el objeto paso a paso.</w:t>
       </w:r>
     </w:p>
     <w:p>
@@ -6492,7 +7028,15 @@
         <w:jc w:val="both"/>
       </w:pPr>
       <w:r>
-        <w:t>El patrón Prototype tiene como objetivo crear nuevos objetos a partir de la copia de una instancia existente, evitando la creación directa mediante constructores.</w:t>
+        <w:t xml:space="preserve">El patrón </w:t>
+      </w:r>
+      <w:proofErr w:type="spellStart"/>
+      <w:r>
+        <w:t>Prototype</w:t>
+      </w:r>
+      <w:proofErr w:type="spellEnd"/>
+      <w:r>
+        <w:t xml:space="preserve"> tiene como objetivo crear nuevos objetos a partir de la copia de una instancia existente, evitando la creación directa mediante constructores.</w:t>
       </w:r>
     </w:p>
     <w:p>
@@ -6523,17 +7067,33 @@
         <w:jc w:val="both"/>
       </w:pPr>
       <w:r>
-        <w:t>En el sistema de telemedicina, es común necesitar duplicar una consulta médica ya existente, por ejemplo para reagendar una cita o reutilizar información previa.</w:t>
-      </w:r>
-    </w:p>
-    <w:p>
-      <w:pPr>
-        <w:spacing w:line="360" w:lineRule="auto"/>
-        <w:ind w:firstLine="709"/>
-        <w:jc w:val="both"/>
-      </w:pPr>
-      <w:r>
-        <w:t>El uso del patrón Prototype permite realizar esta operación de manera eficiente, reutilizando los datos de la consulta original sin necesidad de reconstruir el objeto desde cero.</w:t>
+        <w:t xml:space="preserve">En el sistema de telemedicina, es común necesitar duplicar una consulta médica ya existente, por </w:t>
+      </w:r>
+      <w:proofErr w:type="gramStart"/>
+      <w:r>
+        <w:t>ejemplo</w:t>
+      </w:r>
+      <w:proofErr w:type="gramEnd"/>
+      <w:r>
+        <w:t xml:space="preserve"> para reagendar una cita o reutilizar información previa.</w:t>
+      </w:r>
+    </w:p>
+    <w:p>
+      <w:pPr>
+        <w:spacing w:line="360" w:lineRule="auto"/>
+        <w:ind w:firstLine="709"/>
+        <w:jc w:val="both"/>
+      </w:pPr>
+      <w:r>
+        <w:t xml:space="preserve">El uso del patrón </w:t>
+      </w:r>
+      <w:proofErr w:type="spellStart"/>
+      <w:r>
+        <w:t>Prototype</w:t>
+      </w:r>
+      <w:proofErr w:type="spellEnd"/>
+      <w:r>
+        <w:t xml:space="preserve"> permite realizar esta operación de manera eficiente, reutilizando los datos de la consulta original sin necesidad de reconstruir el objeto desde cero.</w:t>
       </w:r>
     </w:p>
     <w:p>
@@ -6763,7 +7323,23 @@
         <w:jc w:val="both"/>
       </w:pPr>
       <w:r>
-        <w:t>El patrón Prototype se implementa en la clase Consulta, la cual permite generar copias de sí misma mediante el método clone().</w:t>
+        <w:t xml:space="preserve">El patrón </w:t>
+      </w:r>
+      <w:proofErr w:type="spellStart"/>
+      <w:r>
+        <w:t>Prototype</w:t>
+      </w:r>
+      <w:proofErr w:type="spellEnd"/>
+      <w:r>
+        <w:t xml:space="preserve"> se implementa en la clase Consulta, la cual permite generar copias de sí misma mediante el método </w:t>
+      </w:r>
+      <w:proofErr w:type="gramStart"/>
+      <w:r>
+        <w:t>clone(</w:t>
+      </w:r>
+      <w:proofErr w:type="gramEnd"/>
+      <w:r>
+        <w:t>).</w:t>
       </w:r>
     </w:p>
     <w:p>
@@ -6891,17 +7467,73 @@
         <w:jc w:val="both"/>
       </w:pPr>
       <w:r>
-        <w:t>El diagrama UML representa la implementación del patrón Prototype dentro del proyecto de telemedicina. La clase Consulta es el elemento principal del patrón, ya que contiene el método clone(), el cual permite generar una copia de sí misma sin necesidad de crear un nuevo objeto desde cero. Esta capacidad es fundamental para la aplicación del patrón, ya que define el comportamiento de clonación del objeto.</w:t>
-      </w:r>
-    </w:p>
-    <w:p>
-      <w:pPr>
-        <w:spacing w:line="360" w:lineRule="auto"/>
-        <w:ind w:firstLine="709"/>
-        <w:jc w:val="both"/>
-      </w:pPr>
-      <w:r>
-        <w:t>Por otro lado, la clase ConsultaService es la encargada de utilizar este mecanismo de clonación. A través del método clonarConsulta, el servicio obtiene una instancia existente desde el ConsultaRepository, invoca el método clone() sobre dicha instancia y posteriormente guarda la nueva copia en la base de datos. De esta manera, el diagrama evidencia cómo el sistema reutiliza objetos existentes para generar nuevos, manteniendo una correcta separación de responsabilidades y aplicando adecuadamente el patrón Prototype.</w:t>
+        <w:t xml:space="preserve">El diagrama UML representa la implementación del patrón </w:t>
+      </w:r>
+      <w:proofErr w:type="spellStart"/>
+      <w:r>
+        <w:t>Prototype</w:t>
+      </w:r>
+      <w:proofErr w:type="spellEnd"/>
+      <w:r>
+        <w:t xml:space="preserve"> dentro del proyecto de telemedicina. La clase Consulta es el elemento principal del patrón, ya que contiene el método </w:t>
+      </w:r>
+      <w:proofErr w:type="gramStart"/>
+      <w:r>
+        <w:t>clone(</w:t>
+      </w:r>
+      <w:proofErr w:type="gramEnd"/>
+      <w:r>
+        <w:t>), el cual permite generar una copia de sí misma sin necesidad de crear un nuevo objeto desde cero. Esta capacidad es fundamental para la aplicación del patrón, ya que define el comportamiento de clonación del objeto.</w:t>
+      </w:r>
+    </w:p>
+    <w:p>
+      <w:pPr>
+        <w:spacing w:line="360" w:lineRule="auto"/>
+        <w:ind w:firstLine="709"/>
+        <w:jc w:val="both"/>
+      </w:pPr>
+      <w:r>
+        <w:t xml:space="preserve">Por otro lado, la clase </w:t>
+      </w:r>
+      <w:proofErr w:type="spellStart"/>
+      <w:r>
+        <w:t>ConsultaService</w:t>
+      </w:r>
+      <w:proofErr w:type="spellEnd"/>
+      <w:r>
+        <w:t xml:space="preserve"> es la encargada de utilizar este mecanismo de clonación. A través del método </w:t>
+      </w:r>
+      <w:proofErr w:type="spellStart"/>
+      <w:r>
+        <w:t>clonarConsulta</w:t>
+      </w:r>
+      <w:proofErr w:type="spellEnd"/>
+      <w:r>
+        <w:t xml:space="preserve">, el servicio obtiene una instancia existente desde el </w:t>
+      </w:r>
+      <w:proofErr w:type="spellStart"/>
+      <w:r>
+        <w:t>ConsultaRepository</w:t>
+      </w:r>
+      <w:proofErr w:type="spellEnd"/>
+      <w:r>
+        <w:t xml:space="preserve">, invoca el método </w:t>
+      </w:r>
+      <w:proofErr w:type="gramStart"/>
+      <w:r>
+        <w:t>clone(</w:t>
+      </w:r>
+      <w:proofErr w:type="gramEnd"/>
+      <w:r>
+        <w:t xml:space="preserve">) sobre dicha instancia y posteriormente guarda la nueva copia en la base de datos. De esta manera, el diagrama evidencia cómo el sistema reutiliza objetos existentes para generar nuevos, manteniendo una correcta separación de responsabilidades y aplicando adecuadamente el patrón </w:t>
+      </w:r>
+      <w:proofErr w:type="spellStart"/>
+      <w:r>
+        <w:t>Prototype</w:t>
+      </w:r>
+      <w:proofErr w:type="spellEnd"/>
+      <w:r>
+        <w:t>.</w:t>
       </w:r>
     </w:p>
     <w:p/>
@@ -6957,7 +7589,15 @@
         <w:jc w:val="both"/>
       </w:pPr>
       <w:r>
-        <w:t>El patrón Adapter tiene como objetivo permitir que clases con interfaces incompatibles puedan trabajar juntas, actuando como un intermediario que traduce una interfaz en otra esperada por el sistema.</w:t>
+        <w:t xml:space="preserve">El patrón </w:t>
+      </w:r>
+      <w:proofErr w:type="spellStart"/>
+      <w:r>
+        <w:t>Adapter</w:t>
+      </w:r>
+      <w:proofErr w:type="spellEnd"/>
+      <w:r>
+        <w:t xml:space="preserve"> tiene como objetivo permitir que clases con interfaces incompatibles puedan trabajar juntas, actuando como un intermediario que traduce una interfaz en otra esperada por el sistema.</w:t>
       </w:r>
     </w:p>
     <w:p>
@@ -6985,9 +7625,11 @@
       <w:r>
         <w:t xml:space="preserve">En el sistema de telemedicina, se presenta la necesidad de integrar datos provenientes de fuentes externas que manejan estructuras diferentes a las utilizadas internamente. En este caso, un usuario externo contiene atributos como </w:t>
       </w:r>
+      <w:proofErr w:type="spellStart"/>
       <w:r>
         <w:t>nombreCompleto</w:t>
       </w:r>
+      <w:proofErr w:type="spellEnd"/>
       <w:r>
         <w:t xml:space="preserve"> y </w:t>
       </w:r>
@@ -7017,7 +7659,15 @@
         <w:jc w:val="both"/>
       </w:pPr>
       <w:r>
-        <w:t>El uso del patrón Adapter permite transformar estos datos externos en objetos compatibles con el sistema, evitando modificar las clases existentes y manteniendo la integridad de la arquitectura.</w:t>
+        <w:t xml:space="preserve">El uso del patrón </w:t>
+      </w:r>
+      <w:proofErr w:type="spellStart"/>
+      <w:r>
+        <w:t>Adapter</w:t>
+      </w:r>
+      <w:proofErr w:type="spellEnd"/>
+      <w:r>
+        <w:t xml:space="preserve"> permite transformar estos datos externos en objetos compatibles con el sistema, evitando modificar las clases existentes y manteniendo la integridad de la arquitectura.</w:t>
       </w:r>
     </w:p>
     <w:p>
@@ -7419,17 +8069,29 @@
         <w:jc w:val="both"/>
       </w:pPr>
       <w:r>
-        <w:t xml:space="preserve">El patrón Adapter en el proyecto se implementa mediante la interacción de varias clases que permiten adaptar un objeto externo a la estructura interna del sistema. En primer lugar, se encuentra la clase </w:t>
-      </w:r>
+        <w:t xml:space="preserve">El patrón </w:t>
+      </w:r>
+      <w:proofErr w:type="spellStart"/>
+      <w:r>
+        <w:t>Adapter</w:t>
+      </w:r>
+      <w:proofErr w:type="spellEnd"/>
+      <w:r>
+        <w:t xml:space="preserve"> en el proyecto se implementa mediante la interacción de varias clases que permiten adaptar un objeto externo a la estructura interna del sistema. En primer lugar, se encuentra la clase </w:t>
+      </w:r>
+      <w:proofErr w:type="spellStart"/>
       <w:r>
         <w:t>UsuarioExterno</w:t>
       </w:r>
+      <w:proofErr w:type="spellEnd"/>
       <w:r>
         <w:t xml:space="preserve">, la cual representa la fuente de datos externa y contiene atributos como </w:t>
       </w:r>
+      <w:proofErr w:type="spellStart"/>
       <w:r>
         <w:t>nombreCompleto</w:t>
       </w:r>
+      <w:proofErr w:type="spellEnd"/>
       <w:r>
         <w:t xml:space="preserve"> y </w:t>
       </w:r>
@@ -7467,32 +8129,48 @@
       <w:r>
         <w:t xml:space="preserve">Para resolver esta incompatibilidad, se define la interfaz </w:t>
       </w:r>
+      <w:proofErr w:type="spellStart"/>
       <w:r>
         <w:t>UsuarioAdapter</w:t>
       </w:r>
+      <w:proofErr w:type="spellEnd"/>
       <w:r>
         <w:t xml:space="preserve">, la cual establece un contrato común mediante el método </w:t>
       </w:r>
-      <w:r>
-        <w:t>adaptar()</w:t>
+      <w:proofErr w:type="gramStart"/>
+      <w:r>
+        <w:t>adaptar(</w:t>
+      </w:r>
+      <w:proofErr w:type="gramEnd"/>
+      <w:r>
+        <w:t>)</w:t>
       </w:r>
       <w:r>
         <w:t xml:space="preserve">. Esta interfaz garantiza que cualquier clase adaptadora implemente un mecanismo para transformar un objeto externo en un objeto interno del sistema. A partir de esta interfaz, se implementa la clase </w:t>
       </w:r>
+      <w:proofErr w:type="spellStart"/>
       <w:r>
         <w:t>UsuarioExternoAdapter</w:t>
       </w:r>
+      <w:proofErr w:type="spellEnd"/>
       <w:r>
         <w:t xml:space="preserve">, que actúa como el adaptador concreto. Esta clase recibe una instancia de </w:t>
       </w:r>
+      <w:proofErr w:type="spellStart"/>
       <w:r>
         <w:t>UsuarioExterno</w:t>
       </w:r>
+      <w:proofErr w:type="spellEnd"/>
       <w:r>
         <w:t xml:space="preserve"> y, dentro del método </w:t>
       </w:r>
-      <w:r>
-        <w:t>adaptar()</w:t>
+      <w:proofErr w:type="gramStart"/>
+      <w:r>
+        <w:t>adaptar(</w:t>
+      </w:r>
+      <w:proofErr w:type="gramEnd"/>
+      <w:r>
+        <w:t>)</w:t>
       </w:r>
       <w:r>
         <w:t xml:space="preserve">, realiza la conversión de sus atributos hacia un objeto de tipo </w:t>
@@ -7503,9 +8181,11 @@
       <w:r>
         <w:t xml:space="preserve">, asignando el </w:t>
       </w:r>
+      <w:proofErr w:type="spellStart"/>
       <w:r>
         <w:t>nombreCompleto</w:t>
       </w:r>
+      <w:proofErr w:type="spellEnd"/>
       <w:r>
         <w:t xml:space="preserve"> al atributo </w:t>
       </w:r>
@@ -7537,45 +8217,68 @@
       <w:r>
         <w:t xml:space="preserve">Finalmente, la clase </w:t>
       </w:r>
+      <w:proofErr w:type="spellStart"/>
       <w:r>
         <w:t>UsuarioService</w:t>
       </w:r>
+      <w:proofErr w:type="spellEnd"/>
       <w:r>
         <w:t xml:space="preserve"> utiliza este adaptador dentro del método </w:t>
       </w:r>
+      <w:proofErr w:type="spellStart"/>
       <w:r>
         <w:t>crearUsuarioDesdeExterno</w:t>
       </w:r>
+      <w:proofErr w:type="spellEnd"/>
       <w:r>
         <w:t xml:space="preserve">. En este proceso, se crea un objeto </w:t>
       </w:r>
+      <w:proofErr w:type="spellStart"/>
       <w:r>
         <w:t>UsuarioExterno</w:t>
       </w:r>
+      <w:proofErr w:type="spellEnd"/>
       <w:r>
         <w:t xml:space="preserve">, se envuelve dentro del </w:t>
       </w:r>
+      <w:proofErr w:type="spellStart"/>
       <w:r>
         <w:t>UsuarioExternoAdapter</w:t>
       </w:r>
+      <w:proofErr w:type="spellEnd"/>
       <w:r>
         <w:t xml:space="preserve"> y se invoca el método </w:t>
       </w:r>
-      <w:r>
-        <w:t>adaptar()</w:t>
+      <w:proofErr w:type="gramStart"/>
+      <w:r>
+        <w:t>adaptar(</w:t>
+      </w:r>
+      <w:proofErr w:type="gramEnd"/>
+      <w:r>
+        <w:t>)</w:t>
       </w:r>
       <w:r>
         <w:t xml:space="preserve"> para obtener un objeto compatible con el sistema. Posteriormente, este objeto es persistido mediante el </w:t>
       </w:r>
+      <w:proofErr w:type="spellStart"/>
       <w:r>
         <w:t>PacienteRepository</w:t>
       </w:r>
+      <w:proofErr w:type="spellEnd"/>
       <w:r>
         <w:t xml:space="preserve">. De esta manera, se logra integrar datos </w:t>
       </w:r>
       <w:r>
         <w:lastRenderedPageBreak/>
-        <w:t>externos sin modificar las clases existentes, manteniendo la coherencia de la arquitectura y aplicando correctamente el patrón Adapter.</w:t>
+        <w:t xml:space="preserve">externos sin modificar las clases existentes, manteniendo la coherencia de la arquitectura y aplicando correctamente el patrón </w:t>
+      </w:r>
+      <w:proofErr w:type="spellStart"/>
+      <w:r>
+        <w:t>Adapter</w:t>
+      </w:r>
+      <w:proofErr w:type="spellEnd"/>
+      <w:r>
+        <w:t>.</w:t>
       </w:r>
     </w:p>
     <w:p>
@@ -7658,11 +8361,21 @@
         <w:jc w:val="both"/>
       </w:pPr>
       <w:r>
-        <w:t xml:space="preserve">El diagrama UML representa la estructura del patrón Adapter dentro del proyecto, mostrando cómo se integran los diferentes componentes para permitir la compatibilidad entre sistemas. En primer lugar, se observa la clase </w:t>
-      </w:r>
+        <w:t xml:space="preserve">El diagrama UML representa la estructura del patrón </w:t>
+      </w:r>
+      <w:proofErr w:type="spellStart"/>
+      <w:r>
+        <w:t>Adapter</w:t>
+      </w:r>
+      <w:proofErr w:type="spellEnd"/>
+      <w:r>
+        <w:t xml:space="preserve"> dentro del proyecto, mostrando cómo se integran los diferentes componentes para permitir la compatibilidad entre sistemas. En primer lugar, se observa la clase </w:t>
+      </w:r>
+      <w:proofErr w:type="spellStart"/>
       <w:r>
         <w:t>UsuarioExterno</w:t>
       </w:r>
+      <w:proofErr w:type="spellEnd"/>
       <w:r>
         <w:t>, que representa la fuente de datos externa con una estructura diferente a la utilizada internamente. Esta clase no tiene relación directa con el modelo del sistema, lo que justifica la necesidad del patrón.</w:t>
       </w:r>
@@ -7676,27 +8389,38 @@
       <w:r>
         <w:t xml:space="preserve">A continuación, se identifica la interfaz </w:t>
       </w:r>
+      <w:proofErr w:type="spellStart"/>
       <w:r>
         <w:t>UsuarioAdapter</w:t>
       </w:r>
+      <w:proofErr w:type="spellEnd"/>
       <w:r>
         <w:t xml:space="preserve">, la cual define el método </w:t>
       </w:r>
-      <w:r>
-        <w:t>adaptar()</w:t>
+      <w:proofErr w:type="gramStart"/>
+      <w:r>
+        <w:t>adaptar(</w:t>
+      </w:r>
+      <w:proofErr w:type="gramEnd"/>
+      <w:r>
+        <w:t>)</w:t>
       </w:r>
       <w:r>
         <w:t xml:space="preserve">. Esta interfaz establece el contrato que deben cumplir los adaptadores, asegurando que cualquier implementación proporcione un mecanismo de transformación hacia el modelo interno. La clase </w:t>
       </w:r>
+      <w:proofErr w:type="spellStart"/>
       <w:r>
         <w:t>UsuarioExternoAdapter</w:t>
       </w:r>
+      <w:proofErr w:type="spellEnd"/>
       <w:r>
         <w:t xml:space="preserve"> implementa esta interfaz y se encarga de recibir un objeto de tipo </w:t>
       </w:r>
+      <w:proofErr w:type="spellStart"/>
       <w:r>
         <w:t>UsuarioExterno</w:t>
       </w:r>
+      <w:proofErr w:type="spellEnd"/>
       <w:r>
         <w:t xml:space="preserve">, transformando sus datos en un objeto del tipo </w:t>
       </w:r>
@@ -7721,7 +8445,15 @@
       </w:pPr>
       <w:r>
         <w:lastRenderedPageBreak/>
-        <w:t>Finalmente, el diagrama muestra cómo el adaptador actúa como intermediario entre el sistema externo y el sistema interno, permitiendo que las clases existentes trabajen con datos externos sin necesidad de ser modificadas. Esto evidencia una correcta aplicación del patrón Adapter, ya que se logra desacoplar ambas estructuras y mantener la flexibilidad del sistema.</w:t>
+        <w:t xml:space="preserve">Finalmente, el diagrama muestra cómo el adaptador actúa como intermediario entre el sistema externo y el sistema interno, permitiendo que las clases existentes trabajen con datos externos sin necesidad de ser modificadas. Esto evidencia una correcta aplicación del patrón </w:t>
+      </w:r>
+      <w:proofErr w:type="spellStart"/>
+      <w:r>
+        <w:t>Adapter</w:t>
+      </w:r>
+      <w:proofErr w:type="spellEnd"/>
+      <w:r>
+        <w:t>, ya que se logra desacoplar ambas estructuras y mantener la flexibilidad del sistema.</w:t>
       </w:r>
     </w:p>
     <w:p/>
@@ -8262,37 +8994,85 @@
         <w:jc w:val="both"/>
       </w:pPr>
       <w:r>
-        <w:t>La implementación del patrón Bridge en el proyecto permite separar la lógica principal de la consulta médica de su forma de ejecución, logrando que ambas puedan evolucionar de manera independiente. En este caso, la clase Consulta actúa como la abstracción, mientras que la interfaz TipoConsultaImplementor define el contrato que deben cumplir las diferentes formas de ejecución.</w:t>
-      </w:r>
-    </w:p>
-    <w:p>
-      <w:pPr>
-        <w:spacing w:line="360" w:lineRule="auto"/>
-        <w:ind w:firstLine="709"/>
-        <w:jc w:val="both"/>
-      </w:pPr>
-      <w:r>
-        <w:t>Las clases ConsultaVirtual y ConsultaPresencial implementan dicha interfaz, representando las implementaciones concretas del patrón. Cada una define un comportamiento específico para ejecutar la consulta, permitiendo que el sistema soporte diferentes tipos sin modificar la estructura principal.</w:t>
-      </w:r>
-    </w:p>
-    <w:p>
-      <w:pPr>
-        <w:spacing w:line="360" w:lineRule="auto"/>
-        <w:ind w:firstLine="709"/>
-        <w:jc w:val="both"/>
-      </w:pPr>
-      <w:r>
-        <w:t>Para mejorar la aplicación del patrón, se creó la clase TipoConsultaProvider, la cual se encarga de proporcionar la implementación adecuada según el tipo de consulta. De esta manera, se elimina la lógica condicional directa del servicio y se delega la responsabilidad de selección a un componente especializado.</w:t>
-      </w:r>
-    </w:p>
-    <w:p>
-      <w:pPr>
-        <w:spacing w:line="360" w:lineRule="auto"/>
-        <w:ind w:firstLine="709"/>
-        <w:jc w:val="both"/>
-      </w:pPr>
-      <w:r>
-        <w:t>Finalmente, en ConsultaService, el servicio obtiene la implementación a través del provider y la asigna a la consulta, la cual ejecuta el comportamiento mediante delegación. Esto permite cumplir correctamente con el objetivo del patrón Bridge, utilizando polimorfismo en lugar de condicionales y garantizando una arquitectura más flexible, desacoplada y fácil de mantener</w:t>
+        <w:t xml:space="preserve">La implementación del patrón Bridge en el proyecto permite separar la lógica principal de la consulta médica de su forma de ejecución, logrando que ambas puedan evolucionar de manera independiente. En este caso, la clase Consulta actúa como la abstracción, mientras que la interfaz </w:t>
+      </w:r>
+      <w:proofErr w:type="spellStart"/>
+      <w:r>
+        <w:t>TipoConsultaImplementor</w:t>
+      </w:r>
+      <w:proofErr w:type="spellEnd"/>
+      <w:r>
+        <w:t xml:space="preserve"> define el contrato que deben cumplir las diferentes formas de ejecución.</w:t>
+      </w:r>
+    </w:p>
+    <w:p>
+      <w:pPr>
+        <w:spacing w:line="360" w:lineRule="auto"/>
+        <w:ind w:firstLine="709"/>
+        <w:jc w:val="both"/>
+      </w:pPr>
+      <w:r>
+        <w:t xml:space="preserve">Las clases </w:t>
+      </w:r>
+      <w:proofErr w:type="spellStart"/>
+      <w:r>
+        <w:t>ConsultaVirtual</w:t>
+      </w:r>
+      <w:proofErr w:type="spellEnd"/>
+      <w:r>
+        <w:t xml:space="preserve"> y </w:t>
+      </w:r>
+      <w:proofErr w:type="spellStart"/>
+      <w:r>
+        <w:t>ConsultaPresencial</w:t>
+      </w:r>
+      <w:proofErr w:type="spellEnd"/>
+      <w:r>
+        <w:t xml:space="preserve"> implementan dicha interfaz, representando las implementaciones concretas del patrón. Cada una define un comportamiento específico para ejecutar la consulta, permitiendo que el sistema soporte diferentes tipos sin modificar la estructura principal.</w:t>
+      </w:r>
+    </w:p>
+    <w:p>
+      <w:pPr>
+        <w:spacing w:line="360" w:lineRule="auto"/>
+        <w:ind w:firstLine="709"/>
+        <w:jc w:val="both"/>
+      </w:pPr>
+      <w:r>
+        <w:t xml:space="preserve">Para mejorar la aplicación del patrón, se creó la clase </w:t>
+      </w:r>
+      <w:proofErr w:type="spellStart"/>
+      <w:r>
+        <w:t>TipoConsultaProvider</w:t>
+      </w:r>
+      <w:proofErr w:type="spellEnd"/>
+      <w:r>
+        <w:t>, la cual se encarga de proporcionar la implementación adecuada según el tipo de consulta. De esta manera, se elimina la lógica condicional directa del servicio y se delega la responsabilidad de selección a un componente especializado.</w:t>
+      </w:r>
+    </w:p>
+    <w:p>
+      <w:pPr>
+        <w:spacing w:line="360" w:lineRule="auto"/>
+        <w:ind w:firstLine="709"/>
+        <w:jc w:val="both"/>
+      </w:pPr>
+      <w:r>
+        <w:t xml:space="preserve">Finalmente, en </w:t>
+      </w:r>
+      <w:proofErr w:type="spellStart"/>
+      <w:r>
+        <w:t>ConsultaService</w:t>
+      </w:r>
+      <w:proofErr w:type="spellEnd"/>
+      <w:r>
+        <w:t xml:space="preserve">, el servicio obtiene la implementación a través del </w:t>
+      </w:r>
+      <w:proofErr w:type="spellStart"/>
+      <w:r>
+        <w:t>provider</w:t>
+      </w:r>
+      <w:proofErr w:type="spellEnd"/>
+      <w:r>
+        <w:t xml:space="preserve"> y la asigna a la consulta, la cual ejecuta el comportamiento mediante delegación. Esto permite cumplir correctamente con el objetivo del patrón Bridge, utilizando polimorfismo en lugar de condicionales y garantizando una arquitectura más flexible, desacoplada y fácil de mantener</w:t>
       </w:r>
       <w:r>
         <w:t>.</w:t>
@@ -8384,17 +9164,54 @@
         <w:jc w:val="both"/>
       </w:pPr>
       <w:r>
-        <w:t>Al recibir la solicitud, el sistema procesa los datos y delega la lógica de creación al ConsultaService. En este punto, se evalúa el atributo tipo, el cual permite seleccionar dinámicamente la implementación correspondiente (ConsultaVirtual o ConsultaPresencial).</w:t>
-      </w:r>
-    </w:p>
-    <w:p>
-      <w:pPr>
-        <w:spacing w:line="360" w:lineRule="auto"/>
-        <w:ind w:firstLine="709"/>
-        <w:jc w:val="both"/>
-      </w:pPr>
-      <w:r>
-        <w:t>Posteriormente, esta implementación es asociada a la entidad Consulta y se ejecuta su comportamiento mediante el método ejecutarConsulta(). Finalmente, la consulta es almacenada en la base de datos y retornada como respuesta al cliente.</w:t>
+        <w:t xml:space="preserve">Al recibir la solicitud, el sistema procesa los datos y delega la lógica de creación al </w:t>
+      </w:r>
+      <w:proofErr w:type="spellStart"/>
+      <w:r>
+        <w:t>ConsultaService</w:t>
+      </w:r>
+      <w:proofErr w:type="spellEnd"/>
+      <w:r>
+        <w:t>. En este punto, se evalúa el atributo tipo, el cual permite seleccionar dinámicamente la implementación correspondiente (</w:t>
+      </w:r>
+      <w:proofErr w:type="spellStart"/>
+      <w:r>
+        <w:t>ConsultaVirtual</w:t>
+      </w:r>
+      <w:proofErr w:type="spellEnd"/>
+      <w:r>
+        <w:t xml:space="preserve"> o </w:t>
+      </w:r>
+      <w:proofErr w:type="spellStart"/>
+      <w:r>
+        <w:t>ConsultaPresencial</w:t>
+      </w:r>
+      <w:proofErr w:type="spellEnd"/>
+      <w:r>
+        <w:t>).</w:t>
+      </w:r>
+    </w:p>
+    <w:p>
+      <w:pPr>
+        <w:spacing w:line="360" w:lineRule="auto"/>
+        <w:ind w:firstLine="709"/>
+        <w:jc w:val="both"/>
+      </w:pPr>
+      <w:r>
+        <w:t xml:space="preserve">Posteriormente, esta implementación es asociada a la entidad Consulta y se ejecuta su comportamiento mediante el método </w:t>
+      </w:r>
+      <w:proofErr w:type="spellStart"/>
+      <w:proofErr w:type="gramStart"/>
+      <w:r>
+        <w:t>ejecutarConsulta</w:t>
+      </w:r>
+      <w:proofErr w:type="spellEnd"/>
+      <w:r>
+        <w:t>(</w:t>
+      </w:r>
+      <w:proofErr w:type="gramEnd"/>
+      <w:r>
+        <w:t>). Finalmente, la consulta es almacenada en la base de datos y retornada como respuesta al cliente.</w:t>
       </w:r>
     </w:p>
     <w:p>
@@ -8487,17 +9304,41 @@
         <w:jc w:val="both"/>
       </w:pPr>
       <w:r>
-        <w:t>El diagrama UML muestra cómo la clase Consulta se desacopla del comportamiento específico mediante el uso de la interfaz TipoConsultaImplementor. Esta interfaz define el contrato que deben cumplir las diferentes implementaciones, permitiendo que el comportamiento de la consulta pueda variar sin afectar su estructura principal.</w:t>
-      </w:r>
-    </w:p>
-    <w:p>
-      <w:pPr>
-        <w:spacing w:line="360" w:lineRule="auto"/>
-        <w:ind w:firstLine="709"/>
-        <w:jc w:val="both"/>
-      </w:pPr>
-      <w:r>
-        <w:t>Las clases ConsultaVirtual y ConsultaPresencial implementan esta interfaz, representando las distintas formas en que puede ejecutarse una consulta médica. De esta manera, el sistema puede seleccionar dinámicamente el comportamiento en tiempo de ejecución, logrando una arquitectura flexible, extensible y alineada con los principios de diseño orientado a objetos.</w:t>
+        <w:t xml:space="preserve">El diagrama UML muestra cómo la clase Consulta se desacopla del comportamiento específico mediante el uso de la interfaz </w:t>
+      </w:r>
+      <w:proofErr w:type="spellStart"/>
+      <w:r>
+        <w:t>TipoConsultaImplementor</w:t>
+      </w:r>
+      <w:proofErr w:type="spellEnd"/>
+      <w:r>
+        <w:t>. Esta interfaz define el contrato que deben cumplir las diferentes implementaciones, permitiendo que el comportamiento de la consulta pueda variar sin afectar su estructura principal.</w:t>
+      </w:r>
+    </w:p>
+    <w:p>
+      <w:pPr>
+        <w:spacing w:line="360" w:lineRule="auto"/>
+        <w:ind w:firstLine="709"/>
+        <w:jc w:val="both"/>
+      </w:pPr>
+      <w:r>
+        <w:t xml:space="preserve">Las clases </w:t>
+      </w:r>
+      <w:proofErr w:type="spellStart"/>
+      <w:r>
+        <w:t>ConsultaVirtual</w:t>
+      </w:r>
+      <w:proofErr w:type="spellEnd"/>
+      <w:r>
+        <w:t xml:space="preserve"> y </w:t>
+      </w:r>
+      <w:proofErr w:type="spellStart"/>
+      <w:r>
+        <w:t>ConsultaPresencial</w:t>
+      </w:r>
+      <w:proofErr w:type="spellEnd"/>
+      <w:r>
+        <w:t xml:space="preserve"> implementan esta interfaz, representando las distintas formas en que puede ejecutarse una consulta médica. De esta manera, el sistema puede seleccionar dinámicamente el comportamiento en tiempo de ejecución, logrando una arquitectura flexible, extensible y alineada con los principios de diseño orientado a objetos.</w:t>
       </w:r>
     </w:p>
     <w:p/>
@@ -8550,7 +9391,15 @@
         <w:jc w:val="both"/>
       </w:pPr>
       <w:r>
-        <w:t>El patrón Decorator tiene como objetivo agregar funcionalidades adicionales a un objeto de manera dinámica, sin modificar su estructura original.</w:t>
+        <w:t xml:space="preserve">El patrón </w:t>
+      </w:r>
+      <w:proofErr w:type="spellStart"/>
+      <w:r>
+        <w:t>Decorator</w:t>
+      </w:r>
+      <w:proofErr w:type="spellEnd"/>
+      <w:r>
+        <w:t xml:space="preserve"> tiene como objetivo agregar funcionalidades adicionales a un objeto de manera dinámica, sin modificar su estructura original.</w:t>
       </w:r>
     </w:p>
     <w:p>
@@ -8586,7 +9435,15 @@
         <w:jc w:val="both"/>
       </w:pPr>
       <w:r>
-        <w:t>El uso del patrón Decorator permite extender el comportamiento de la consulta de forma flexible, agregando nuevas responsabilidades sin modificar las clases existentes</w:t>
+        <w:t xml:space="preserve">El uso del patrón </w:t>
+      </w:r>
+      <w:proofErr w:type="spellStart"/>
+      <w:r>
+        <w:t>Decorator</w:t>
+      </w:r>
+      <w:proofErr w:type="spellEnd"/>
+      <w:r>
+        <w:t xml:space="preserve"> permite extender el comportamiento de la consulta de forma flexible, agregando nuevas responsabilidades sin modificar las clases existentes</w:t>
       </w:r>
       <w:r>
         <w:t>.</w:t>
@@ -9049,7 +9906,31 @@
         <w:jc w:val="both"/>
       </w:pPr>
       <w:r>
-        <w:t>La implementación del patrón Decorator en el proyecto requirió la creación de un conjunto de clases dentro de un nuevo paquete denominado decorator, así como una pequeña modificación en la clase ConsultaService, con el objetivo de agregar funcionalidades adicionales a la consulta médica sin alterar su estructura principal.</w:t>
+        <w:t xml:space="preserve">La implementación del patrón </w:t>
+      </w:r>
+      <w:proofErr w:type="spellStart"/>
+      <w:r>
+        <w:t>Decorator</w:t>
+      </w:r>
+      <w:proofErr w:type="spellEnd"/>
+      <w:r>
+        <w:t xml:space="preserve"> en el proyecto requirió la creación de un conjunto de clases dentro de un nuevo paquete denominado </w:t>
+      </w:r>
+      <w:proofErr w:type="spellStart"/>
+      <w:r>
+        <w:t>decorator</w:t>
+      </w:r>
+      <w:proofErr w:type="spellEnd"/>
+      <w:r>
+        <w:t xml:space="preserve">, así como una pequeña modificación en la clase </w:t>
+      </w:r>
+      <w:proofErr w:type="spellStart"/>
+      <w:r>
+        <w:t>ConsultaService</w:t>
+      </w:r>
+      <w:proofErr w:type="spellEnd"/>
+      <w:r>
+        <w:t>, con el objetivo de agregar funcionalidades adicionales a la consulta médica sin alterar su estructura principal.</w:t>
       </w:r>
     </w:p>
     <w:p>
@@ -9060,47 +9941,199 @@
       </w:pPr>
       <w:r>
         <w:lastRenderedPageBreak/>
-        <w:t>En primer lugar, se creó la interfaz ConsultaComponent, la cual define el método ejecutar(). Esta interfaz representa el contrato base del patrón y permite que tanto la implementación principal como los decoradores compartan el mismo comportamiento. Gracias a esto, es posible tratar todos los objetos de manera uniforme, independientemente de si tienen funcionalidades adicionales o no.</w:t>
-      </w:r>
-    </w:p>
-    <w:p>
-      <w:pPr>
-        <w:spacing w:line="360" w:lineRule="auto"/>
-        <w:ind w:firstLine="709"/>
-        <w:jc w:val="both"/>
-      </w:pPr>
-      <w:r>
-        <w:t>Posteriormente, se creó la clase ConsultaBase, que implementa la interfaz ConsultaComponent. Esta clase representa la funcionalidad básica de una consulta médica, es decir, el comportamiento original antes de agregar cualquier responsabilidad adicional. En este caso, simplemente ejecuta la lógica base de la consulta, sirviendo como punto de partida para aplicar los decoradores.</w:t>
-      </w:r>
-    </w:p>
-    <w:p>
-      <w:pPr>
-        <w:spacing w:line="360" w:lineRule="auto"/>
-        <w:ind w:firstLine="709"/>
-        <w:jc w:val="both"/>
-      </w:pPr>
-      <w:r>
-        <w:t>A continuación, se creó la clase abstracta ConsultaDecorator, la cual también implementa la interfaz ConsultaComponent y contiene una referencia a otro objeto del mismo tipo. Esta clase es fundamental dentro del patrón, ya que permite envolver el componente base y delegar la ejecución del método ejecutar(), facilitando la extensión del comportamiento sin modificar las clases existentes.</w:t>
-      </w:r>
-    </w:p>
-    <w:p>
-      <w:pPr>
-        <w:spacing w:line="360" w:lineRule="auto"/>
-        <w:ind w:firstLine="709"/>
-        <w:jc w:val="both"/>
-      </w:pPr>
-      <w:r>
-        <w:t>Luego, se desarrollaron los decoradores concretos NotificacionDecorator y HistorialDecorator. Estas clases extienden ConsultaDecorator y sobrescriben el método ejecutar(), agregando funcionalidades específicas después de invocar el comportamiento base. En el caso de NotificacionDecorator, se simula el envío de una notificación al paciente, mientras que HistorialDecorator registra la consulta en el historial clínico. Estos decoradores pueden combinarse dinámicamente, permitiendo agregar múltiples responsabilidades a una misma consulta.</w:t>
-      </w:r>
-    </w:p>
-    <w:p>
-      <w:pPr>
-        <w:spacing w:line="360" w:lineRule="auto"/>
-        <w:ind w:firstLine="709"/>
-        <w:jc w:val="both"/>
-      </w:pPr>
-      <w:r>
-        <w:t>Finalmente, se modificó la clase ConsultaService, específicamente en el método crearConsulta, donde se integra el uso del patrón Decorator. En este punto, se crea un objeto ConsultaBase y posteriormente se envuelve con los decoradores NotificacionDecorator y HistorialDecorator. Esta composición dinámica permite ejecutar múltiples comportamientos adicionales antes de guardar la consulta en la base de datos, sin alterar la lógica principal de creación.</w:t>
+        <w:t xml:space="preserve">En primer lugar, se creó la interfaz </w:t>
+      </w:r>
+      <w:proofErr w:type="spellStart"/>
+      <w:r>
+        <w:t>ConsultaComponent</w:t>
+      </w:r>
+      <w:proofErr w:type="spellEnd"/>
+      <w:r>
+        <w:t xml:space="preserve">, la cual define el método </w:t>
+      </w:r>
+      <w:proofErr w:type="gramStart"/>
+      <w:r>
+        <w:t>ejecutar(</w:t>
+      </w:r>
+      <w:proofErr w:type="gramEnd"/>
+      <w:r>
+        <w:t>). Esta interfaz representa el contrato base del patrón y permite que tanto la implementación principal como los decoradores compartan el mismo comportamiento. Gracias a esto, es posible tratar todos los objetos de manera uniforme, independientemente de si tienen funcionalidades adicionales o no.</w:t>
+      </w:r>
+    </w:p>
+    <w:p>
+      <w:pPr>
+        <w:spacing w:line="360" w:lineRule="auto"/>
+        <w:ind w:firstLine="709"/>
+        <w:jc w:val="both"/>
+      </w:pPr>
+      <w:r>
+        <w:t xml:space="preserve">Posteriormente, se creó la clase </w:t>
+      </w:r>
+      <w:proofErr w:type="spellStart"/>
+      <w:r>
+        <w:t>ConsultaBase</w:t>
+      </w:r>
+      <w:proofErr w:type="spellEnd"/>
+      <w:r>
+        <w:t xml:space="preserve">, que implementa la interfaz </w:t>
+      </w:r>
+      <w:proofErr w:type="spellStart"/>
+      <w:r>
+        <w:t>ConsultaComponent</w:t>
+      </w:r>
+      <w:proofErr w:type="spellEnd"/>
+      <w:r>
+        <w:t>. Esta clase representa la funcionalidad básica de una consulta médica, es decir, el comportamiento original antes de agregar cualquier responsabilidad adicional. En este caso, simplemente ejecuta la lógica base de la consulta, sirviendo como punto de partida para aplicar los decoradores.</w:t>
+      </w:r>
+    </w:p>
+    <w:p>
+      <w:pPr>
+        <w:spacing w:line="360" w:lineRule="auto"/>
+        <w:ind w:firstLine="709"/>
+        <w:jc w:val="both"/>
+      </w:pPr>
+      <w:r>
+        <w:t xml:space="preserve">A continuación, se creó la clase abstracta </w:t>
+      </w:r>
+      <w:proofErr w:type="spellStart"/>
+      <w:r>
+        <w:t>ConsultaDecorator</w:t>
+      </w:r>
+      <w:proofErr w:type="spellEnd"/>
+      <w:r>
+        <w:t xml:space="preserve">, la cual también implementa la interfaz </w:t>
+      </w:r>
+      <w:proofErr w:type="spellStart"/>
+      <w:r>
+        <w:t>ConsultaComponent</w:t>
+      </w:r>
+      <w:proofErr w:type="spellEnd"/>
+      <w:r>
+        <w:t xml:space="preserve"> y contiene una referencia a otro objeto del mismo tipo. Esta clase es fundamental dentro del patrón, ya que permite envolver el componente base y delegar la ejecución del método </w:t>
+      </w:r>
+      <w:proofErr w:type="gramStart"/>
+      <w:r>
+        <w:t>ejecutar(</w:t>
+      </w:r>
+      <w:proofErr w:type="gramEnd"/>
+      <w:r>
+        <w:t>), facilitando la extensión del comportamiento sin modificar las clases existentes.</w:t>
+      </w:r>
+    </w:p>
+    <w:p>
+      <w:pPr>
+        <w:spacing w:line="360" w:lineRule="auto"/>
+        <w:ind w:firstLine="709"/>
+        <w:jc w:val="both"/>
+      </w:pPr>
+      <w:r>
+        <w:t xml:space="preserve">Luego, se desarrollaron los decoradores concretos </w:t>
+      </w:r>
+      <w:proofErr w:type="spellStart"/>
+      <w:r>
+        <w:t>NotificacionDecorator</w:t>
+      </w:r>
+      <w:proofErr w:type="spellEnd"/>
+      <w:r>
+        <w:t xml:space="preserve"> y </w:t>
+      </w:r>
+      <w:proofErr w:type="spellStart"/>
+      <w:r>
+        <w:t>HistorialDecorator</w:t>
+      </w:r>
+      <w:proofErr w:type="spellEnd"/>
+      <w:r>
+        <w:t xml:space="preserve">. Estas clases extienden </w:t>
+      </w:r>
+      <w:proofErr w:type="spellStart"/>
+      <w:r>
+        <w:t>ConsultaDecorator</w:t>
+      </w:r>
+      <w:proofErr w:type="spellEnd"/>
+      <w:r>
+        <w:t xml:space="preserve"> y sobrescriben el método </w:t>
+      </w:r>
+      <w:proofErr w:type="gramStart"/>
+      <w:r>
+        <w:t>ejecutar(</w:t>
+      </w:r>
+      <w:proofErr w:type="gramEnd"/>
+      <w:r>
+        <w:t xml:space="preserve">), agregando funcionalidades específicas después de invocar el comportamiento base. En el caso de </w:t>
+      </w:r>
+      <w:proofErr w:type="spellStart"/>
+      <w:r>
+        <w:t>NotificacionDecorator</w:t>
+      </w:r>
+      <w:proofErr w:type="spellEnd"/>
+      <w:r>
+        <w:t xml:space="preserve">, se simula el envío de una notificación al paciente, mientras que </w:t>
+      </w:r>
+      <w:proofErr w:type="spellStart"/>
+      <w:r>
+        <w:t>HistorialDecorator</w:t>
+      </w:r>
+      <w:proofErr w:type="spellEnd"/>
+      <w:r>
+        <w:t xml:space="preserve"> registra la consulta en el historial clínico. Estos decoradores pueden combinarse dinámicamente, permitiendo agregar múltiples responsabilidades a una misma consulta.</w:t>
+      </w:r>
+    </w:p>
+    <w:p>
+      <w:pPr>
+        <w:spacing w:line="360" w:lineRule="auto"/>
+        <w:ind w:firstLine="709"/>
+        <w:jc w:val="both"/>
+      </w:pPr>
+      <w:r>
+        <w:t xml:space="preserve">Finalmente, se modificó la clase </w:t>
+      </w:r>
+      <w:proofErr w:type="spellStart"/>
+      <w:r>
+        <w:t>ConsultaService</w:t>
+      </w:r>
+      <w:proofErr w:type="spellEnd"/>
+      <w:r>
+        <w:t xml:space="preserve">, específicamente en el método </w:t>
+      </w:r>
+      <w:proofErr w:type="spellStart"/>
+      <w:r>
+        <w:t>crearConsulta</w:t>
+      </w:r>
+      <w:proofErr w:type="spellEnd"/>
+      <w:r>
+        <w:t xml:space="preserve">, donde se integra el uso del patrón </w:t>
+      </w:r>
+      <w:proofErr w:type="spellStart"/>
+      <w:r>
+        <w:t>Decorator</w:t>
+      </w:r>
+      <w:proofErr w:type="spellEnd"/>
+      <w:r>
+        <w:t xml:space="preserve">. En este punto, se crea un objeto </w:t>
+      </w:r>
+      <w:proofErr w:type="spellStart"/>
+      <w:r>
+        <w:t>ConsultaBase</w:t>
+      </w:r>
+      <w:proofErr w:type="spellEnd"/>
+      <w:r>
+        <w:t xml:space="preserve"> y posteriormente se envuelve con los decoradores </w:t>
+      </w:r>
+      <w:proofErr w:type="spellStart"/>
+      <w:r>
+        <w:t>NotificacionDecorator</w:t>
+      </w:r>
+      <w:proofErr w:type="spellEnd"/>
+      <w:r>
+        <w:t xml:space="preserve"> y </w:t>
+      </w:r>
+      <w:proofErr w:type="spellStart"/>
+      <w:r>
+        <w:t>HistorialDecorator</w:t>
+      </w:r>
+      <w:proofErr w:type="spellEnd"/>
+      <w:r>
+        <w:t>. Esta composición dinámica permite ejecutar múltiples comportamientos adicionales antes de guardar la consulta en la base de datos, sin alterar la lógica principal de creación.</w:t>
       </w:r>
     </w:p>
     <w:p>
@@ -9236,7 +10269,31 @@
         <w:jc w:val="both"/>
       </w:pPr>
       <w:r>
-        <w:t>Para validar la implementación del patrón Decorator, se realizó una petición POST desde Postman enviando los datos de la consulta médica. Esta solicitud activa la lógica del ConsultaService, donde se crea la consulta base y se aplican dinámicamente los decoradores definidos.</w:t>
+        <w:t xml:space="preserve">Para validar la implementación del patrón </w:t>
+      </w:r>
+      <w:proofErr w:type="spellStart"/>
+      <w:r>
+        <w:t>Decorator</w:t>
+      </w:r>
+      <w:proofErr w:type="spellEnd"/>
+      <w:r>
+        <w:t xml:space="preserve">, se realizó una petición POST desde </w:t>
+      </w:r>
+      <w:proofErr w:type="spellStart"/>
+      <w:r>
+        <w:t>Postman</w:t>
+      </w:r>
+      <w:proofErr w:type="spellEnd"/>
+      <w:r>
+        <w:t xml:space="preserve"> enviando los datos de la consulta médica. Esta solicitud activa la lógica del </w:t>
+      </w:r>
+      <w:proofErr w:type="spellStart"/>
+      <w:r>
+        <w:t>ConsultaService</w:t>
+      </w:r>
+      <w:proofErr w:type="spellEnd"/>
+      <w:r>
+        <w:t>, donde se crea la consulta base y se aplican dinámicamente los decoradores definidos.</w:t>
       </w:r>
     </w:p>
     <w:p>
@@ -9256,7 +10313,23 @@
         <w:jc w:val="both"/>
       </w:pPr>
       <w:r>
-        <w:t>Por otra parte, en Postman se obtiene una respuesta correcta con la consulta creada, lo que confirma que el patrón Decorator no afecta la persistencia de los datos, sino que únicamente agrega funcionalidades adicionales de forma transparente</w:t>
+        <w:t xml:space="preserve">Por otra parte, en </w:t>
+      </w:r>
+      <w:proofErr w:type="spellStart"/>
+      <w:r>
+        <w:t>Postman</w:t>
+      </w:r>
+      <w:proofErr w:type="spellEnd"/>
+      <w:r>
+        <w:t xml:space="preserve"> se obtiene una respuesta correcta con la consulta creada, lo que confirma que el patrón </w:t>
+      </w:r>
+      <w:proofErr w:type="spellStart"/>
+      <w:r>
+        <w:t>Decorator</w:t>
+      </w:r>
+      <w:proofErr w:type="spellEnd"/>
+      <w:r>
+        <w:t xml:space="preserve"> no afecta la persistencia de los datos, sino que únicamente agrega funcionalidades adicionales de forma transparente</w:t>
       </w:r>
       <w:r>
         <w:t>.</w:t>
@@ -9342,17 +10415,65 @@
         <w:jc w:val="both"/>
       </w:pPr>
       <w:r>
-        <w:t>El diagrama UML muestra la estructura del patrón Decorator, donde la interfaz ConsultaComponent define el comportamiento base que deben implementar todos los componentes. La clase ConsultaBase representa la implementación principal de la consulta, es decir, el comportamiento original sin modificaciones.</w:t>
-      </w:r>
-    </w:p>
-    <w:p>
-      <w:pPr>
-        <w:spacing w:line="360" w:lineRule="auto"/>
-        <w:ind w:firstLine="709"/>
-        <w:jc w:val="both"/>
-      </w:pPr>
-      <w:r>
-        <w:t>La clase ConsultaDecorator actúa como un envoltorio que mantiene una referencia a otro objeto del mismo tipo, permitiendo extender su comportamiento sin modificarlo. A partir de esta clase se derivan los decoradores concretos NotificacionDecorator y HistorialDecorator, los cuales agregan funcionalidades adicionales a la ejecución de la consulta</w:t>
+        <w:t xml:space="preserve">El diagrama UML muestra la estructura del patrón </w:t>
+      </w:r>
+      <w:proofErr w:type="spellStart"/>
+      <w:r>
+        <w:t>Decorator</w:t>
+      </w:r>
+      <w:proofErr w:type="spellEnd"/>
+      <w:r>
+        <w:t xml:space="preserve">, donde la interfaz </w:t>
+      </w:r>
+      <w:proofErr w:type="spellStart"/>
+      <w:r>
+        <w:t>ConsultaComponent</w:t>
+      </w:r>
+      <w:proofErr w:type="spellEnd"/>
+      <w:r>
+        <w:t xml:space="preserve"> define el comportamiento base que deben implementar todos los componentes. La clase </w:t>
+      </w:r>
+      <w:proofErr w:type="spellStart"/>
+      <w:r>
+        <w:t>ConsultaBase</w:t>
+      </w:r>
+      <w:proofErr w:type="spellEnd"/>
+      <w:r>
+        <w:t xml:space="preserve"> representa la implementación principal de la consulta, es decir, el comportamiento original sin modificaciones.</w:t>
+      </w:r>
+    </w:p>
+    <w:p>
+      <w:pPr>
+        <w:spacing w:line="360" w:lineRule="auto"/>
+        <w:ind w:firstLine="709"/>
+        <w:jc w:val="both"/>
+      </w:pPr>
+      <w:r>
+        <w:t xml:space="preserve">La clase </w:t>
+      </w:r>
+      <w:proofErr w:type="spellStart"/>
+      <w:r>
+        <w:t>ConsultaDecorator</w:t>
+      </w:r>
+      <w:proofErr w:type="spellEnd"/>
+      <w:r>
+        <w:t xml:space="preserve"> actúa como un envoltorio que mantiene una referencia a otro objeto del mismo tipo, permitiendo extender su comportamiento sin modificarlo. A partir de esta clase se derivan los decoradores concretos </w:t>
+      </w:r>
+      <w:proofErr w:type="spellStart"/>
+      <w:r>
+        <w:t>NotificacionDecorator</w:t>
+      </w:r>
+      <w:proofErr w:type="spellEnd"/>
+      <w:r>
+        <w:t xml:space="preserve"> y </w:t>
+      </w:r>
+      <w:proofErr w:type="spellStart"/>
+      <w:r>
+        <w:t>HistorialDecorator</w:t>
+      </w:r>
+      <w:proofErr w:type="spellEnd"/>
+      <w:r>
+        <w:t>, los cuales agregan funcionalidades adicionales a la ejecución de la consulta</w:t>
       </w:r>
       <w:r>
         <w:t>.</w:t>
@@ -9395,7 +10516,14 @@
           <w:b/>
           <w:bCs/>
         </w:rPr>
-        <w:t xml:space="preserve"> DECORATOR</w:t>
+        <w:t xml:space="preserve"> </w:t>
+      </w:r>
+      <w:r>
+        <w:rPr>
+          <w:b/>
+          <w:bCs/>
+        </w:rPr>
+        <w:t>COMPOSITE</w:t>
       </w:r>
     </w:p>
     <w:p>
@@ -9948,37 +11076,125 @@
         <w:jc w:val="both"/>
       </w:pPr>
       <w:r>
-        <w:t>El patrón Composite se implementa mediante la interfaz PlanAtencion, la cual define el comportamiento común para todos los elementos del sistema. A partir de esta interfaz se construyen dos tipos de componentes: los elementos simples (Leaf) y los elementos compuestos (Composite).</w:t>
-      </w:r>
-    </w:p>
-    <w:p>
-      <w:pPr>
-        <w:spacing w:line="360" w:lineRule="auto"/>
-        <w:ind w:firstLine="709"/>
-        <w:jc w:val="both"/>
-      </w:pPr>
-      <w:r>
-        <w:t>Las clases PrescripcionLeaf y OrdenMedicaLeaf actúan como hojas del sistema, ya que representan elementos individuales. Estas clases encapsulan las entidades existentes (Prescripcion y OrdenMedica) sin modificarlas, respetando la separación de responsabilidades y evitando afectar la persistencia de datos.</w:t>
-      </w:r>
-    </w:p>
-    <w:p>
-      <w:pPr>
-        <w:spacing w:line="360" w:lineRule="auto"/>
-        <w:ind w:firstLine="709"/>
-        <w:jc w:val="both"/>
-      </w:pPr>
-      <w:r>
-        <w:t>Por otro lado, la clase PlanCompuesto representa el componente compuesto, el cual puede contener múltiples elementos del mismo tipo PlanAtencion, incluyendo otros objetos compuestos. Esto permite construir estructuras jerárquicas donde un plan puede contener subplanes y estos a su vez múltiples elementos, formando una estructura tipo árbol.</w:t>
-      </w:r>
-    </w:p>
-    <w:p>
-      <w:pPr>
-        <w:spacing w:line="360" w:lineRule="auto"/>
-        <w:ind w:firstLine="709"/>
-        <w:jc w:val="both"/>
-      </w:pPr>
-      <w:r>
-        <w:t>Finalmente, en la clase ConsultaService se construye dinámicamente esta estructura, agrupando prescripciones y órdenes dentro de un subplan, el cual es agregado a un plan principal. La ejecución del método mostrar() permite recorrer toda la estructura de forma uniforme, demostrando el comportamiento recursivo del patrón Composite</w:t>
+        <w:t xml:space="preserve">El patrón Composite se implementa mediante la interfaz </w:t>
+      </w:r>
+      <w:proofErr w:type="spellStart"/>
+      <w:r>
+        <w:t>PlanAtencion</w:t>
+      </w:r>
+      <w:proofErr w:type="spellEnd"/>
+      <w:r>
+        <w:t>, la cual define el comportamiento común para todos los elementos del sistema. A partir de esta interfaz se construyen dos tipos de componentes: los elementos simples (</w:t>
+      </w:r>
+      <w:proofErr w:type="spellStart"/>
+      <w:r>
+        <w:t>Leaf</w:t>
+      </w:r>
+      <w:proofErr w:type="spellEnd"/>
+      <w:r>
+        <w:t>) y los elementos compuestos (Composite).</w:t>
+      </w:r>
+    </w:p>
+    <w:p>
+      <w:pPr>
+        <w:spacing w:line="360" w:lineRule="auto"/>
+        <w:ind w:firstLine="709"/>
+        <w:jc w:val="both"/>
+      </w:pPr>
+      <w:r>
+        <w:t xml:space="preserve">Las clases </w:t>
+      </w:r>
+      <w:proofErr w:type="spellStart"/>
+      <w:r>
+        <w:t>PrescripcionLeaf</w:t>
+      </w:r>
+      <w:proofErr w:type="spellEnd"/>
+      <w:r>
+        <w:t xml:space="preserve"> y </w:t>
+      </w:r>
+      <w:proofErr w:type="spellStart"/>
+      <w:r>
+        <w:t>OrdenMedicaLeaf</w:t>
+      </w:r>
+      <w:proofErr w:type="spellEnd"/>
+      <w:r>
+        <w:t xml:space="preserve"> actúan como hojas del sistema, ya que representan elementos individuales. Estas clases encapsulan las entidades existentes (</w:t>
+      </w:r>
+      <w:proofErr w:type="spellStart"/>
+      <w:r>
+        <w:t>Prescripcion</w:t>
+      </w:r>
+      <w:proofErr w:type="spellEnd"/>
+      <w:r>
+        <w:t xml:space="preserve"> y </w:t>
+      </w:r>
+      <w:proofErr w:type="spellStart"/>
+      <w:r>
+        <w:t>OrdenMedica</w:t>
+      </w:r>
+      <w:proofErr w:type="spellEnd"/>
+      <w:r>
+        <w:t>) sin modificarlas, respetando la separación de responsabilidades y evitando afectar la persistencia de datos.</w:t>
+      </w:r>
+    </w:p>
+    <w:p>
+      <w:pPr>
+        <w:spacing w:line="360" w:lineRule="auto"/>
+        <w:ind w:firstLine="709"/>
+        <w:jc w:val="both"/>
+      </w:pPr>
+      <w:r>
+        <w:t xml:space="preserve">Por otro lado, la clase </w:t>
+      </w:r>
+      <w:proofErr w:type="spellStart"/>
+      <w:r>
+        <w:t>PlanCompuesto</w:t>
+      </w:r>
+      <w:proofErr w:type="spellEnd"/>
+      <w:r>
+        <w:t xml:space="preserve"> representa el componente compuesto, el cual puede contener múltiples elementos del mismo tipo </w:t>
+      </w:r>
+      <w:proofErr w:type="spellStart"/>
+      <w:r>
+        <w:t>PlanAtencion</w:t>
+      </w:r>
+      <w:proofErr w:type="spellEnd"/>
+      <w:r>
+        <w:t>, incluyendo otros objetos compuestos. Esto permite construir estructuras jerárquicas donde un plan puede contener subplanes y estos a su vez múltiples elementos, formando una estructura tipo árbol.</w:t>
+      </w:r>
+    </w:p>
+    <w:p>
+      <w:pPr>
+        <w:spacing w:line="360" w:lineRule="auto"/>
+        <w:ind w:firstLine="709"/>
+        <w:jc w:val="both"/>
+      </w:pPr>
+      <w:r>
+        <w:t xml:space="preserve">Finalmente, en la clase </w:t>
+      </w:r>
+      <w:proofErr w:type="spellStart"/>
+      <w:r>
+        <w:t>ConsultaService</w:t>
+      </w:r>
+      <w:proofErr w:type="spellEnd"/>
+      <w:r>
+        <w:t xml:space="preserve"> se construye dinámicamente esta estructura, agrupando prescripciones y órdenes dentro de un </w:t>
+      </w:r>
+      <w:proofErr w:type="spellStart"/>
+      <w:r>
+        <w:t>subplan</w:t>
+      </w:r>
+      <w:proofErr w:type="spellEnd"/>
+      <w:r>
+        <w:t xml:space="preserve">, el cual es agregado a un plan principal. La ejecución del método </w:t>
+      </w:r>
+      <w:proofErr w:type="gramStart"/>
+      <w:r>
+        <w:t>mostrar(</w:t>
+      </w:r>
+      <w:proofErr w:type="gramEnd"/>
+      <w:r>
+        <w:t>) permite recorrer toda la estructura de forma uniforme, demostrando el comportamiento recursivo del patrón Composite</w:t>
       </w:r>
       <w:r>
         <w:t>.</w:t>
@@ -10107,17 +11323,49 @@
         <w:jc w:val="both"/>
       </w:pPr>
       <w:r>
-        <w:t>Al ejecutar la solicitud desde Postman, el sistema invoca el método mostrarPlanAtencion del servicio, donde se construye una estructura jerárquica compuesta por un plan principal, un subplan y múltiples elementos individuales.</w:t>
-      </w:r>
-    </w:p>
-    <w:p>
-      <w:pPr>
-        <w:spacing w:line="360" w:lineRule="auto"/>
-        <w:ind w:firstLine="709"/>
-        <w:jc w:val="both"/>
-      </w:pPr>
-      <w:r>
-        <w:t>La evidencia del funcionamiento del patrón se observa en la consola del sistema, donde se imprime la estructura completa del plan de atención. En esta salida se puede identificar claramente la jerarquía, mostrando primero el plan principal, luego el subplan y finalmente los elementos individuales como prescripciones y órdenes médicas.</w:t>
+        <w:t xml:space="preserve">Al ejecutar la solicitud desde </w:t>
+      </w:r>
+      <w:proofErr w:type="spellStart"/>
+      <w:r>
+        <w:t>Postman</w:t>
+      </w:r>
+      <w:proofErr w:type="spellEnd"/>
+      <w:r>
+        <w:t xml:space="preserve">, el sistema invoca el método </w:t>
+      </w:r>
+      <w:proofErr w:type="spellStart"/>
+      <w:r>
+        <w:t>mostrarPlanAtencion</w:t>
+      </w:r>
+      <w:proofErr w:type="spellEnd"/>
+      <w:r>
+        <w:t xml:space="preserve"> del servicio, donde se construye una estructura jerárquica compuesta por un plan principal, un </w:t>
+      </w:r>
+      <w:proofErr w:type="spellStart"/>
+      <w:r>
+        <w:t>subplan</w:t>
+      </w:r>
+      <w:proofErr w:type="spellEnd"/>
+      <w:r>
+        <w:t xml:space="preserve"> y múltiples elementos individuales.</w:t>
+      </w:r>
+    </w:p>
+    <w:p>
+      <w:pPr>
+        <w:spacing w:line="360" w:lineRule="auto"/>
+        <w:ind w:firstLine="709"/>
+        <w:jc w:val="both"/>
+      </w:pPr>
+      <w:r>
+        <w:t xml:space="preserve">La evidencia del funcionamiento del patrón se observa en la consola del sistema, donde se imprime la estructura completa del plan de atención. En esta salida se puede identificar claramente la jerarquía, mostrando primero el plan principal, luego el </w:t>
+      </w:r>
+      <w:proofErr w:type="spellStart"/>
+      <w:r>
+        <w:t>subplan</w:t>
+      </w:r>
+      <w:proofErr w:type="spellEnd"/>
+      <w:r>
+        <w:t xml:space="preserve"> y finalmente los elementos individuales como prescripciones y órdenes médicas.</w:t>
       </w:r>
     </w:p>
     <w:p>
@@ -10128,7 +11376,15 @@
       </w:pPr>
       <w:r>
         <w:lastRenderedPageBreak/>
-        <w:t>La respuesta en Postman confirma que la operación se ejecutó correctamente, mientras que la consola demuestra que el sistema trata de manera uniforme tanto a los elementos simples como a los compuestos, cumpliendo con el objetivo del patrón Composite</w:t>
+        <w:t xml:space="preserve">La respuesta en </w:t>
+      </w:r>
+      <w:proofErr w:type="spellStart"/>
+      <w:r>
+        <w:t>Postman</w:t>
+      </w:r>
+      <w:proofErr w:type="spellEnd"/>
+      <w:r>
+        <w:t xml:space="preserve"> confirma que la operación se ejecutó correctamente, mientras que la consola demuestra que el sistema trata de manera uniforme tanto a los elementos simples como a los compuestos, cumpliendo con el objetivo del patrón Composite</w:t>
       </w:r>
       <w:r>
         <w:t>.</w:t>
@@ -10206,27 +11462,67 @@
         <w:jc w:val="both"/>
       </w:pPr>
       <w:r>
-        <w:t>El diagrama UML representa la implementación del patrón Composite a través de la interfaz PlanAtencion, la cual define el comportamiento común que deben tener todos los elementos del sistema. Esto permite que tanto los objetos individuales como los conjuntos de objetos puedan ser tratados de la misma manera.</w:t>
-      </w:r>
-    </w:p>
-    <w:p>
-      <w:pPr>
-        <w:spacing w:line="360" w:lineRule="auto"/>
-        <w:ind w:firstLine="709"/>
-        <w:jc w:val="both"/>
-      </w:pPr>
-      <w:r>
-        <w:t>Las clases PrescripcionLeaf y OrdenMedicaLeaf representan los elementos simples del sistema, ya que contienen la información individual de cada prescripción y orden médica. Estas clases implementan la interfaz sin contener otros elementos, por lo que actúan como hojas dentro de la estructura.</w:t>
-      </w:r>
-    </w:p>
-    <w:p>
-      <w:pPr>
-        <w:spacing w:line="360" w:lineRule="auto"/>
-        <w:ind w:firstLine="709"/>
-        <w:jc w:val="both"/>
-      </w:pPr>
-      <w:r>
-        <w:t>Por otro lado, la clase PlanCompuesto representa el componente principal del patrón, ya que tiene la capacidad de almacenar múltiples elementos del mismo tipo PlanAtencion. Esto le permite contener tanto elementos simples como otros objetos compuestos, formando una estructura jerárquica tipo árbol.</w:t>
+        <w:t xml:space="preserve">El diagrama UML representa la implementación del patrón Composite a través de la interfaz </w:t>
+      </w:r>
+      <w:proofErr w:type="spellStart"/>
+      <w:r>
+        <w:t>PlanAtencion</w:t>
+      </w:r>
+      <w:proofErr w:type="spellEnd"/>
+      <w:r>
+        <w:t>, la cual define el comportamiento común que deben tener todos los elementos del sistema. Esto permite que tanto los objetos individuales como los conjuntos de objetos puedan ser tratados de la misma manera.</w:t>
+      </w:r>
+    </w:p>
+    <w:p>
+      <w:pPr>
+        <w:spacing w:line="360" w:lineRule="auto"/>
+        <w:ind w:firstLine="709"/>
+        <w:jc w:val="both"/>
+      </w:pPr>
+      <w:r>
+        <w:t xml:space="preserve">Las clases </w:t>
+      </w:r>
+      <w:proofErr w:type="spellStart"/>
+      <w:r>
+        <w:t>PrescripcionLeaf</w:t>
+      </w:r>
+      <w:proofErr w:type="spellEnd"/>
+      <w:r>
+        <w:t xml:space="preserve"> y </w:t>
+      </w:r>
+      <w:proofErr w:type="spellStart"/>
+      <w:r>
+        <w:t>OrdenMedicaLeaf</w:t>
+      </w:r>
+      <w:proofErr w:type="spellEnd"/>
+      <w:r>
+        <w:t xml:space="preserve"> representan los elementos simples del sistema, ya que contienen la información individual de cada prescripción y orden médica. Estas clases implementan la interfaz sin contener otros elementos, por lo que actúan como hojas dentro de la estructura.</w:t>
+      </w:r>
+    </w:p>
+    <w:p>
+      <w:pPr>
+        <w:spacing w:line="360" w:lineRule="auto"/>
+        <w:ind w:firstLine="709"/>
+        <w:jc w:val="both"/>
+      </w:pPr>
+      <w:r>
+        <w:t xml:space="preserve">Por otro lado, la clase </w:t>
+      </w:r>
+      <w:proofErr w:type="spellStart"/>
+      <w:r>
+        <w:t>PlanCompuesto</w:t>
+      </w:r>
+      <w:proofErr w:type="spellEnd"/>
+      <w:r>
+        <w:t xml:space="preserve"> representa el componente principal del patrón, ya que tiene la capacidad de almacenar múltiples elementos del mismo tipo </w:t>
+      </w:r>
+      <w:proofErr w:type="spellStart"/>
+      <w:r>
+        <w:t>PlanAtencion</w:t>
+      </w:r>
+      <w:proofErr w:type="spellEnd"/>
+      <w:r>
+        <w:t>. Esto le permite contener tanto elementos simples como otros objetos compuestos, formando una estructura jerárquica tipo árbol.</w:t>
       </w:r>
     </w:p>
     <w:p>
@@ -10237,7 +11533,31 @@
       </w:pPr>
       <w:r>
         <w:lastRenderedPageBreak/>
-        <w:t>La relación de composición entre PlanCompuesto y PlanAtencion indica que un plan puede estar compuesto por varios elementos, los cuales se recorren de manera uniforme mediante el método mostrar(). De esta forma, el sistema puede manejar estructuras simples y complejas sin necesidad de cambiar la lógica, cumpliendo con el objetivo del patrón Composite</w:t>
+        <w:t xml:space="preserve">La relación de composición entre </w:t>
+      </w:r>
+      <w:proofErr w:type="spellStart"/>
+      <w:r>
+        <w:t>PlanCompuesto</w:t>
+      </w:r>
+      <w:proofErr w:type="spellEnd"/>
+      <w:r>
+        <w:t xml:space="preserve"> y </w:t>
+      </w:r>
+      <w:proofErr w:type="spellStart"/>
+      <w:r>
+        <w:t>PlanAtencion</w:t>
+      </w:r>
+      <w:proofErr w:type="spellEnd"/>
+      <w:r>
+        <w:t xml:space="preserve"> indica que un plan puede estar compuesto por varios elementos, los cuales se recorren de manera uniforme mediante el método </w:t>
+      </w:r>
+      <w:proofErr w:type="gramStart"/>
+      <w:r>
+        <w:t>mostrar(</w:t>
+      </w:r>
+      <w:proofErr w:type="gramEnd"/>
+      <w:r>
+        <w:t>). De esta forma, el sistema puede manejar estructuras simples y complejas sin necesidad de cambiar la lógica, cumpliendo con el objetivo del patrón Composite</w:t>
       </w:r>
       <w:r>
         <w:t>.</w:t>
@@ -10246,6 +11566,825 @@
     <w:p/>
     <w:p/>
     <w:p/>
+    <w:p/>
+    <w:p/>
+    <w:p/>
+    <w:p/>
+    <w:p/>
+    <w:p/>
+    <w:p/>
+    <w:p/>
+    <w:p/>
+    <w:p/>
+    <w:p/>
+    <w:p/>
+    <w:p/>
+    <w:p/>
+    <w:p/>
+    <w:p/>
+    <w:p/>
+    <w:p/>
+    <w:p/>
+    <w:p/>
+    <w:p>
+      <w:pPr>
+        <w:pStyle w:val="Ttulo1"/>
+        <w:numPr>
+          <w:ilvl w:val="0"/>
+          <w:numId w:val="8"/>
+        </w:numPr>
+        <w:tabs>
+          <w:tab w:val="num" w:pos="360"/>
+          <w:tab w:val="num" w:pos="720"/>
+        </w:tabs>
+        <w:spacing w:line="360" w:lineRule="auto"/>
+        <w:ind w:left="720" w:firstLine="709"/>
+        <w:jc w:val="both"/>
+        <w:rPr>
+          <w:b/>
+          <w:bCs/>
+        </w:rPr>
+      </w:pPr>
+      <w:r>
+        <w:rPr>
+          <w:b/>
+          <w:bCs/>
+        </w:rPr>
+        <w:lastRenderedPageBreak/>
+        <w:t>PATRON</w:t>
+      </w:r>
+      <w:r>
+        <w:rPr>
+          <w:b/>
+          <w:bCs/>
+        </w:rPr>
+        <w:t xml:space="preserve"> </w:t>
+      </w:r>
+      <w:r>
+        <w:rPr>
+          <w:b/>
+          <w:bCs/>
+        </w:rPr>
+        <w:t>FACADE</w:t>
+      </w:r>
+    </w:p>
+    <w:p>
+      <w:pPr>
+        <w:spacing w:line="360" w:lineRule="auto"/>
+        <w:ind w:firstLine="709"/>
+        <w:jc w:val="both"/>
+      </w:pPr>
+      <w:r>
+        <w:t xml:space="preserve">El patrón </w:t>
+      </w:r>
+      <w:proofErr w:type="spellStart"/>
+      <w:r>
+        <w:t>Facade</w:t>
+      </w:r>
+      <w:proofErr w:type="spellEnd"/>
+      <w:r>
+        <w:t xml:space="preserve"> proporciona una interfaz simplificada para interactuar con un conjunto de subsistemas complejos, ocultando su lógica interna y facilitando su uso desde otros componentes del sistema</w:t>
+      </w:r>
+      <w:r>
+        <w:t>.</w:t>
+      </w:r>
+    </w:p>
+    <w:p>
+      <w:pPr>
+        <w:pStyle w:val="Ttulo2"/>
+        <w:numPr>
+          <w:ilvl w:val="1"/>
+          <w:numId w:val="8"/>
+        </w:numPr>
+        <w:spacing w:line="360" w:lineRule="auto"/>
+        <w:jc w:val="both"/>
+      </w:pPr>
+      <w:r>
+        <w:t>IMPLEMENTACION EN EL CODIGO</w:t>
+      </w:r>
+    </w:p>
+    <w:p>
+      <w:pPr>
+        <w:spacing w:line="360" w:lineRule="auto"/>
+        <w:ind w:firstLine="709"/>
+        <w:jc w:val="both"/>
+      </w:pPr>
+      <w:r>
+        <w:t>En el sistema de telemedicina, la atención médica completa no depende de una sola operación, sino de varias acciones como la creación de la consulta, la generación de prescripciones, la creación de órdenes médicas y la construcción del plan de atención.</w:t>
+      </w:r>
+    </w:p>
+    <w:p>
+      <w:pPr>
+        <w:spacing w:line="360" w:lineRule="auto"/>
+        <w:ind w:firstLine="709"/>
+        <w:jc w:val="both"/>
+      </w:pPr>
+      <w:r>
+        <w:t>Inicialmente, estas operaciones se realizaban de forma independiente, lo que implicaba que el controlador debía interactuar con múltiples métodos del servicio, aumentando la complejidad y el acoplamiento.</w:t>
+      </w:r>
+    </w:p>
+    <w:p>
+      <w:pPr>
+        <w:spacing w:line="360" w:lineRule="auto"/>
+        <w:ind w:firstLine="709"/>
+        <w:jc w:val="both"/>
+      </w:pPr>
+      <w:r>
+        <w:t xml:space="preserve">Para solucionar esto, se implementó el patrón </w:t>
+      </w:r>
+      <w:proofErr w:type="spellStart"/>
+      <w:r>
+        <w:t>Facade</w:t>
+      </w:r>
+      <w:proofErr w:type="spellEnd"/>
+      <w:r>
+        <w:t>, permitiendo centralizar todo el flujo de atención médica en una única clase, simplificando el acceso a las funcionalidades del sistema y mejorando la organización del código.</w:t>
+      </w:r>
+    </w:p>
+    <w:p>
+      <w:pPr>
+        <w:spacing w:line="360" w:lineRule="auto"/>
+        <w:ind w:firstLine="709"/>
+        <w:jc w:val="both"/>
+      </w:pPr>
+      <w:r>
+        <w:t>.</w:t>
+      </w:r>
+    </w:p>
+    <w:p>
+      <w:pPr>
+        <w:spacing w:line="360" w:lineRule="auto"/>
+        <w:ind w:firstLine="709"/>
+        <w:jc w:val="both"/>
+      </w:pPr>
+    </w:p>
+    <w:p>
+      <w:pPr>
+        <w:spacing w:line="360" w:lineRule="auto"/>
+        <w:ind w:firstLine="709"/>
+        <w:jc w:val="both"/>
+      </w:pPr>
+    </w:p>
+    <w:p>
+      <w:pPr>
+        <w:spacing w:line="360" w:lineRule="auto"/>
+        <w:ind w:firstLine="709"/>
+        <w:jc w:val="both"/>
+      </w:pPr>
+    </w:p>
+    <w:p>
+      <w:pPr>
+        <w:spacing w:line="360" w:lineRule="auto"/>
+        <w:ind w:firstLine="709"/>
+        <w:jc w:val="both"/>
+      </w:pPr>
+    </w:p>
+    <w:p>
+      <w:pPr>
+        <w:spacing w:line="360" w:lineRule="auto"/>
+        <w:ind w:firstLine="709"/>
+        <w:jc w:val="both"/>
+      </w:pPr>
+    </w:p>
+    <w:p>
+      <w:pPr>
+        <w:spacing w:line="360" w:lineRule="auto"/>
+        <w:ind w:firstLine="709"/>
+        <w:jc w:val="both"/>
+      </w:pPr>
+    </w:p>
+    <w:p>
+      <w:pPr>
+        <w:spacing w:line="360" w:lineRule="auto"/>
+        <w:ind w:firstLine="709"/>
+        <w:jc w:val="both"/>
+      </w:pPr>
+    </w:p>
+    <w:p>
+      <w:pPr>
+        <w:spacing w:line="360" w:lineRule="auto"/>
+        <w:ind w:firstLine="709"/>
+        <w:jc w:val="both"/>
+      </w:pPr>
+    </w:p>
+    <w:p>
+      <w:pPr>
+        <w:spacing w:line="360" w:lineRule="auto"/>
+        <w:ind w:firstLine="709"/>
+        <w:jc w:val="both"/>
+      </w:pPr>
+    </w:p>
+    <w:p>
+      <w:pPr>
+        <w:spacing w:line="360" w:lineRule="auto"/>
+        <w:ind w:firstLine="709"/>
+        <w:jc w:val="both"/>
+      </w:pPr>
+    </w:p>
+    <w:p>
+      <w:pPr>
+        <w:jc w:val="center"/>
+        <w:rPr>
+          <w:b/>
+          <w:bCs/>
+        </w:rPr>
+      </w:pPr>
+      <w:r>
+        <w:rPr>
+          <w:b/>
+          <w:bCs/>
+        </w:rPr>
+        <w:lastRenderedPageBreak/>
+        <w:t>AtencionMedicaFacade</w:t>
+      </w:r>
+      <w:r>
+        <w:rPr>
+          <w:b/>
+          <w:bCs/>
+        </w:rPr>
+        <w:t>.java</w:t>
+      </w:r>
+    </w:p>
+    <w:p>
+      <w:pPr>
+        <w:spacing w:line="360" w:lineRule="auto"/>
+        <w:jc w:val="center"/>
+      </w:pPr>
+      <w:r>
+        <w:drawing>
+          <wp:inline distT="0" distB="0" distL="0" distR="0" wp14:anchorId="05543B84" wp14:editId="53A7A035">
+            <wp:extent cx="5612130" cy="5871845"/>
+            <wp:effectExtent l="0" t="0" r="7620" b="0"/>
+            <wp:docPr id="75" name="Imagen 75"/>
+            <wp:cNvGraphicFramePr>
+              <a:graphicFrameLocks xmlns:a="http://schemas.openxmlformats.org/drawingml/2006/main" noChangeAspect="1"/>
+            </wp:cNvGraphicFramePr>
+            <a:graphic xmlns:a="http://schemas.openxmlformats.org/drawingml/2006/main">
+              <a:graphicData uri="http://schemas.openxmlformats.org/drawingml/2006/picture">
+                <pic:pic xmlns:pic="http://schemas.openxmlformats.org/drawingml/2006/picture">
+                  <pic:nvPicPr>
+                    <pic:cNvPr id="1" name=""/>
+                    <pic:cNvPicPr/>
+                  </pic:nvPicPr>
+                  <pic:blipFill>
+                    <a:blip r:embed="rId56"/>
+                    <a:stretch>
+                      <a:fillRect/>
+                    </a:stretch>
+                  </pic:blipFill>
+                  <pic:spPr>
+                    <a:xfrm>
+                      <a:off x="0" y="0"/>
+                      <a:ext cx="5612130" cy="5871845"/>
+                    </a:xfrm>
+                    <a:prstGeom prst="rect">
+                      <a:avLst/>
+                    </a:prstGeom>
+                  </pic:spPr>
+                </pic:pic>
+              </a:graphicData>
+            </a:graphic>
+          </wp:inline>
+        </w:drawing>
+      </w:r>
+    </w:p>
+    <w:p>
+      <w:pPr>
+        <w:spacing w:line="360" w:lineRule="auto"/>
+      </w:pPr>
+    </w:p>
+    <w:p>
+      <w:pPr>
+        <w:spacing w:line="360" w:lineRule="auto"/>
+      </w:pPr>
+    </w:p>
+    <w:p>
+      <w:pPr>
+        <w:spacing w:line="360" w:lineRule="auto"/>
+      </w:pPr>
+    </w:p>
+    <w:p>
+      <w:pPr>
+        <w:spacing w:line="360" w:lineRule="auto"/>
+      </w:pPr>
+    </w:p>
+    <w:p>
+      <w:pPr>
+        <w:spacing w:line="360" w:lineRule="auto"/>
+      </w:pPr>
+    </w:p>
+    <w:p>
+      <w:pPr>
+        <w:jc w:val="center"/>
+        <w:rPr>
+          <w:b/>
+          <w:bCs/>
+        </w:rPr>
+      </w:pPr>
+      <w:r>
+        <w:rPr>
+          <w:b/>
+          <w:bCs/>
+        </w:rPr>
+        <w:lastRenderedPageBreak/>
+        <w:t>AtencionRequest</w:t>
+      </w:r>
+      <w:r>
+        <w:rPr>
+          <w:b/>
+          <w:bCs/>
+        </w:rPr>
+        <w:t>.java</w:t>
+      </w:r>
+    </w:p>
+    <w:p>
+      <w:pPr>
+        <w:jc w:val="center"/>
+        <w:rPr>
+          <w:b/>
+          <w:bCs/>
+        </w:rPr>
+      </w:pPr>
+      <w:r>
+        <w:rPr>
+          <w:b/>
+          <w:bCs/>
+        </w:rPr>
+        <w:drawing>
+          <wp:inline distT="0" distB="0" distL="0" distR="0" wp14:anchorId="6252E4F9" wp14:editId="21270A23">
+            <wp:extent cx="3619814" cy="3558848"/>
+            <wp:effectExtent l="0" t="0" r="0" b="3810"/>
+            <wp:docPr id="76" name="Imagen 76"/>
+            <wp:cNvGraphicFramePr>
+              <a:graphicFrameLocks xmlns:a="http://schemas.openxmlformats.org/drawingml/2006/main" noChangeAspect="1"/>
+            </wp:cNvGraphicFramePr>
+            <a:graphic xmlns:a="http://schemas.openxmlformats.org/drawingml/2006/main">
+              <a:graphicData uri="http://schemas.openxmlformats.org/drawingml/2006/picture">
+                <pic:pic xmlns:pic="http://schemas.openxmlformats.org/drawingml/2006/picture">
+                  <pic:nvPicPr>
+                    <pic:cNvPr id="1" name=""/>
+                    <pic:cNvPicPr/>
+                  </pic:nvPicPr>
+                  <pic:blipFill>
+                    <a:blip r:embed="rId57"/>
+                    <a:stretch>
+                      <a:fillRect/>
+                    </a:stretch>
+                  </pic:blipFill>
+                  <pic:spPr>
+                    <a:xfrm>
+                      <a:off x="0" y="0"/>
+                      <a:ext cx="3619814" cy="3558848"/>
+                    </a:xfrm>
+                    <a:prstGeom prst="rect">
+                      <a:avLst/>
+                    </a:prstGeom>
+                  </pic:spPr>
+                </pic:pic>
+              </a:graphicData>
+            </a:graphic>
+          </wp:inline>
+        </w:drawing>
+      </w:r>
+    </w:p>
+    <w:p>
+      <w:pPr>
+        <w:jc w:val="center"/>
+        <w:rPr>
+          <w:b/>
+          <w:bCs/>
+        </w:rPr>
+      </w:pPr>
+    </w:p>
+    <w:p>
+      <w:pPr>
+        <w:jc w:val="center"/>
+        <w:rPr>
+          <w:b/>
+          <w:bCs/>
+        </w:rPr>
+      </w:pPr>
+      <w:r>
+        <w:rPr>
+          <w:b/>
+          <w:bCs/>
+        </w:rPr>
+        <w:t>ConsultaController</w:t>
+      </w:r>
+      <w:r>
+        <w:rPr>
+          <w:b/>
+          <w:bCs/>
+        </w:rPr>
+        <w:t>.java</w:t>
+      </w:r>
+    </w:p>
+    <w:p>
+      <w:pPr>
+        <w:jc w:val="center"/>
+        <w:rPr>
+          <w:b/>
+          <w:bCs/>
+        </w:rPr>
+      </w:pPr>
+      <w:r>
+        <w:rPr>
+          <w:b/>
+          <w:bCs/>
+        </w:rPr>
+        <w:drawing>
+          <wp:inline distT="0" distB="0" distL="0" distR="0" wp14:anchorId="2741F201" wp14:editId="7C968058">
+            <wp:extent cx="5612130" cy="2644140"/>
+            <wp:effectExtent l="0" t="0" r="7620" b="3810"/>
+            <wp:docPr id="77" name="Imagen 77"/>
+            <wp:cNvGraphicFramePr>
+              <a:graphicFrameLocks xmlns:a="http://schemas.openxmlformats.org/drawingml/2006/main" noChangeAspect="1"/>
+            </wp:cNvGraphicFramePr>
+            <a:graphic xmlns:a="http://schemas.openxmlformats.org/drawingml/2006/main">
+              <a:graphicData uri="http://schemas.openxmlformats.org/drawingml/2006/picture">
+                <pic:pic xmlns:pic="http://schemas.openxmlformats.org/drawingml/2006/picture">
+                  <pic:nvPicPr>
+                    <pic:cNvPr id="1" name=""/>
+                    <pic:cNvPicPr/>
+                  </pic:nvPicPr>
+                  <pic:blipFill>
+                    <a:blip r:embed="rId58"/>
+                    <a:stretch>
+                      <a:fillRect/>
+                    </a:stretch>
+                  </pic:blipFill>
+                  <pic:spPr>
+                    <a:xfrm>
+                      <a:off x="0" y="0"/>
+                      <a:ext cx="5612130" cy="2644140"/>
+                    </a:xfrm>
+                    <a:prstGeom prst="rect">
+                      <a:avLst/>
+                    </a:prstGeom>
+                  </pic:spPr>
+                </pic:pic>
+              </a:graphicData>
+            </a:graphic>
+          </wp:inline>
+        </w:drawing>
+      </w:r>
+    </w:p>
+    <w:p>
+      <w:pPr>
+        <w:jc w:val="center"/>
+        <w:rPr>
+          <w:b/>
+          <w:bCs/>
+        </w:rPr>
+      </w:pPr>
+    </w:p>
+    <w:p>
+      <w:pPr>
+        <w:spacing w:line="360" w:lineRule="auto"/>
+        <w:ind w:firstLine="709"/>
+        <w:jc w:val="both"/>
+      </w:pPr>
+      <w:r>
+        <w:t xml:space="preserve">El patrón </w:t>
+      </w:r>
+      <w:proofErr w:type="spellStart"/>
+      <w:r>
+        <w:t>Facade</w:t>
+      </w:r>
+      <w:proofErr w:type="spellEnd"/>
+      <w:r>
+        <w:t xml:space="preserve"> se implementa mediante la clase </w:t>
+      </w:r>
+      <w:proofErr w:type="spellStart"/>
+      <w:r>
+        <w:t>AtencionMedicaFacade</w:t>
+      </w:r>
+      <w:proofErr w:type="spellEnd"/>
+      <w:r>
+        <w:t xml:space="preserve">, la cual actúa como un punto de acceso único para ejecutar el proceso completo de </w:t>
+      </w:r>
+      <w:r>
+        <w:lastRenderedPageBreak/>
+        <w:t>atención médica. Esta clase encapsula múltiples operaciones que anteriormente se realizaban de forma separada, integrando la lógica en un solo método.</w:t>
+      </w:r>
+    </w:p>
+    <w:p>
+      <w:pPr>
+        <w:spacing w:line="360" w:lineRule="auto"/>
+        <w:ind w:firstLine="709"/>
+        <w:jc w:val="both"/>
+      </w:pPr>
+      <w:r>
+        <w:t xml:space="preserve">La fachada utiliza el </w:t>
+      </w:r>
+      <w:proofErr w:type="spellStart"/>
+      <w:r>
+        <w:t>ConsultaService</w:t>
+      </w:r>
+      <w:proofErr w:type="spellEnd"/>
+      <w:r>
+        <w:t xml:space="preserve"> para delegar las operaciones necesarias, incluyendo la creación de la consulta, la generación de la prescripción, la creación de la orden médica y la construcción del plan de atención. De esta manera, no reemplaza la lógica existente, sino que la organiza y la expone de forma más sencilla.</w:t>
+      </w:r>
+    </w:p>
+    <w:p>
+      <w:pPr>
+        <w:spacing w:line="360" w:lineRule="auto"/>
+        <w:ind w:firstLine="709"/>
+        <w:jc w:val="both"/>
+      </w:pPr>
+      <w:r>
+        <w:t>En el controlador, en lugar de invocar múltiples métodos del servicio, se realiza una única llamada a la fachada, lo que reduce el acoplamiento y simplifica la interacción con el sistema. Esto permite que el controlador tenga una responsabilidad más clara, enfocándose únicamente en recibir la solicitud y delegar el procesamiento.</w:t>
+      </w:r>
+    </w:p>
+    <w:p>
+      <w:pPr>
+        <w:spacing w:line="360" w:lineRule="auto"/>
+        <w:ind w:firstLine="709"/>
+        <w:jc w:val="both"/>
+      </w:pPr>
+      <w:r>
+        <w:t xml:space="preserve">Además, la fachada integra el funcionamiento de otros patrones previamente implementados en el sistema, como Factory, </w:t>
+      </w:r>
+      <w:proofErr w:type="spellStart"/>
+      <w:r>
+        <w:t>Builder</w:t>
+      </w:r>
+      <w:proofErr w:type="spellEnd"/>
+      <w:r>
+        <w:t>, Composite y Bridge, lo que demuestra su utilidad como punto de coordinación entre diferentes componentes</w:t>
+      </w:r>
+      <w:r>
+        <w:t>.</w:t>
+      </w:r>
+    </w:p>
+    <w:p>
+      <w:pPr>
+        <w:pStyle w:val="Ttulo2"/>
+        <w:numPr>
+          <w:ilvl w:val="1"/>
+          <w:numId w:val="8"/>
+        </w:numPr>
+        <w:spacing w:line="360" w:lineRule="auto"/>
+        <w:jc w:val="both"/>
+      </w:pPr>
+      <w:r>
+        <w:lastRenderedPageBreak/>
+        <w:t>PRUEBAS</w:t>
+      </w:r>
+    </w:p>
+    <w:p>
+      <w:pPr>
+        <w:spacing w:line="360" w:lineRule="auto"/>
+        <w:ind w:firstLine="709"/>
+        <w:jc w:val="center"/>
+      </w:pPr>
+      <w:r>
+        <w:drawing>
+          <wp:inline distT="0" distB="0" distL="0" distR="0" wp14:anchorId="0843B2B0" wp14:editId="282AC7D4">
+            <wp:extent cx="5265876" cy="6645216"/>
+            <wp:effectExtent l="0" t="0" r="0" b="3810"/>
+            <wp:docPr id="78" name="Imagen 78"/>
+            <wp:cNvGraphicFramePr>
+              <a:graphicFrameLocks xmlns:a="http://schemas.openxmlformats.org/drawingml/2006/main" noChangeAspect="1"/>
+            </wp:cNvGraphicFramePr>
+            <a:graphic xmlns:a="http://schemas.openxmlformats.org/drawingml/2006/main">
+              <a:graphicData uri="http://schemas.openxmlformats.org/drawingml/2006/picture">
+                <pic:pic xmlns:pic="http://schemas.openxmlformats.org/drawingml/2006/picture">
+                  <pic:nvPicPr>
+                    <pic:cNvPr id="1" name=""/>
+                    <pic:cNvPicPr/>
+                  </pic:nvPicPr>
+                  <pic:blipFill>
+                    <a:blip r:embed="rId59"/>
+                    <a:stretch>
+                      <a:fillRect/>
+                    </a:stretch>
+                  </pic:blipFill>
+                  <pic:spPr>
+                    <a:xfrm>
+                      <a:off x="0" y="0"/>
+                      <a:ext cx="5265876" cy="6645216"/>
+                    </a:xfrm>
+                    <a:prstGeom prst="rect">
+                      <a:avLst/>
+                    </a:prstGeom>
+                  </pic:spPr>
+                </pic:pic>
+              </a:graphicData>
+            </a:graphic>
+          </wp:inline>
+        </w:drawing>
+      </w:r>
+    </w:p>
+    <w:p>
+      <w:pPr>
+        <w:spacing w:line="360" w:lineRule="auto"/>
+        <w:ind w:firstLine="709"/>
+        <w:jc w:val="both"/>
+      </w:pPr>
+      <w:r>
+        <w:t xml:space="preserve">Al ejecutar la solicitud desde </w:t>
+      </w:r>
+      <w:proofErr w:type="spellStart"/>
+      <w:r>
+        <w:t>Postman</w:t>
+      </w:r>
+      <w:proofErr w:type="spellEnd"/>
+      <w:r>
+        <w:t xml:space="preserve">, el sistema invoca la clase </w:t>
+      </w:r>
+      <w:proofErr w:type="spellStart"/>
+      <w:r>
+        <w:t>AtencionMedicaFacade</w:t>
+      </w:r>
+      <w:proofErr w:type="spellEnd"/>
+      <w:r>
+        <w:t xml:space="preserve">, la cual coordina todas las operaciones necesarias para procesar una atención médica completa. Esto incluye la creación de la consulta, la </w:t>
+      </w:r>
+      <w:r>
+        <w:lastRenderedPageBreak/>
+        <w:t>generación de la prescripción, la creación de la orden médica y la ejecución del plan de atención.</w:t>
+      </w:r>
+    </w:p>
+    <w:p>
+      <w:pPr>
+        <w:spacing w:line="360" w:lineRule="auto"/>
+        <w:ind w:firstLine="709"/>
+        <w:jc w:val="both"/>
+      </w:pPr>
+      <w:r>
+        <w:t xml:space="preserve">La respuesta obtenida en </w:t>
+      </w:r>
+      <w:proofErr w:type="spellStart"/>
+      <w:r>
+        <w:t>Postman</w:t>
+      </w:r>
+      <w:proofErr w:type="spellEnd"/>
+      <w:r>
+        <w:t xml:space="preserve"> confirma que la consulta fue creada correctamente, mientras que en la consola del sistema se pueden observar los mensajes correspondientes a cada una de las operaciones realizadas. Esto demuestra que múltiples procesos fueron ejecutados mediante una única llamada.</w:t>
+      </w:r>
+    </w:p>
+    <w:p>
+      <w:pPr>
+        <w:spacing w:line="360" w:lineRule="auto"/>
+        <w:ind w:firstLine="709"/>
+        <w:jc w:val="both"/>
+      </w:pPr>
+      <w:r>
+        <w:t xml:space="preserve">Esta prueba evidencia que el patrón </w:t>
+      </w:r>
+      <w:proofErr w:type="spellStart"/>
+      <w:r>
+        <w:t>Facade</w:t>
+      </w:r>
+      <w:proofErr w:type="spellEnd"/>
+      <w:r>
+        <w:t xml:space="preserve"> cumple su objetivo, ya que permite simplificar la interacción con el sistema, ocultando la complejidad interna y proporcionando una interfaz más clara y fácil de usar</w:t>
+      </w:r>
+      <w:r>
+        <w:t>.</w:t>
+      </w:r>
+    </w:p>
+    <w:p>
+      <w:pPr>
+        <w:spacing w:line="360" w:lineRule="auto"/>
+        <w:ind w:firstLine="709"/>
+        <w:jc w:val="center"/>
+      </w:pPr>
+    </w:p>
+    <w:p>
+      <w:pPr>
+        <w:pStyle w:val="Ttulo2"/>
+        <w:numPr>
+          <w:ilvl w:val="1"/>
+          <w:numId w:val="8"/>
+        </w:numPr>
+        <w:spacing w:line="360" w:lineRule="auto"/>
+        <w:jc w:val="both"/>
+      </w:pPr>
+      <w:r>
+        <w:t>DIAGRAMA UML</w:t>
+      </w:r>
+    </w:p>
+    <w:p/>
+    <w:p>
+      <w:pPr>
+        <w:spacing w:line="360" w:lineRule="auto"/>
+        <w:ind w:firstLine="709"/>
+        <w:jc w:val="center"/>
+      </w:pPr>
+      <w:r>
+        <w:drawing>
+          <wp:inline distT="0" distB="0" distL="0" distR="0" wp14:anchorId="2BE80CA1" wp14:editId="003953B6">
+            <wp:extent cx="2530059" cy="4313294"/>
+            <wp:effectExtent l="0" t="0" r="3810" b="0"/>
+            <wp:docPr id="79" name="Imagen 79"/>
+            <wp:cNvGraphicFramePr>
+              <a:graphicFrameLocks xmlns:a="http://schemas.openxmlformats.org/drawingml/2006/main" noChangeAspect="1"/>
+            </wp:cNvGraphicFramePr>
+            <a:graphic xmlns:a="http://schemas.openxmlformats.org/drawingml/2006/main">
+              <a:graphicData uri="http://schemas.openxmlformats.org/drawingml/2006/picture">
+                <pic:pic xmlns:pic="http://schemas.openxmlformats.org/drawingml/2006/picture">
+                  <pic:nvPicPr>
+                    <pic:cNvPr id="1" name=""/>
+                    <pic:cNvPicPr/>
+                  </pic:nvPicPr>
+                  <pic:blipFill>
+                    <a:blip r:embed="rId60"/>
+                    <a:stretch>
+                      <a:fillRect/>
+                    </a:stretch>
+                  </pic:blipFill>
+                  <pic:spPr>
+                    <a:xfrm>
+                      <a:off x="0" y="0"/>
+                      <a:ext cx="2530059" cy="4313294"/>
+                    </a:xfrm>
+                    <a:prstGeom prst="rect">
+                      <a:avLst/>
+                    </a:prstGeom>
+                  </pic:spPr>
+                </pic:pic>
+              </a:graphicData>
+            </a:graphic>
+          </wp:inline>
+        </w:drawing>
+      </w:r>
+    </w:p>
+    <w:p>
+      <w:pPr>
+        <w:spacing w:line="360" w:lineRule="auto"/>
+        <w:ind w:firstLine="709"/>
+        <w:jc w:val="both"/>
+      </w:pPr>
+      <w:r>
+        <w:lastRenderedPageBreak/>
+        <w:t xml:space="preserve">El diagrama UML muestra cómo el controlador </w:t>
+      </w:r>
+      <w:proofErr w:type="spellStart"/>
+      <w:r>
+        <w:t>ConsultaController</w:t>
+      </w:r>
+      <w:proofErr w:type="spellEnd"/>
+      <w:r>
+        <w:t xml:space="preserve"> interactúa únicamente con la clase </w:t>
+      </w:r>
+      <w:proofErr w:type="spellStart"/>
+      <w:r>
+        <w:t>AtencionMedicaFacade</w:t>
+      </w:r>
+      <w:proofErr w:type="spellEnd"/>
+      <w:r>
+        <w:t>, evitando el acceso directo a los servicios internos del sistema. Esto reduce el acoplamiento y simplifica la estructura de la aplicación.</w:t>
+      </w:r>
+    </w:p>
+    <w:p>
+      <w:pPr>
+        <w:spacing w:line="360" w:lineRule="auto"/>
+        <w:ind w:firstLine="709"/>
+        <w:jc w:val="both"/>
+      </w:pPr>
+      <w:r>
+        <w:t xml:space="preserve">La clase </w:t>
+      </w:r>
+      <w:proofErr w:type="spellStart"/>
+      <w:r>
+        <w:t>AtencionMedicaFacade</w:t>
+      </w:r>
+      <w:proofErr w:type="spellEnd"/>
+      <w:r>
+        <w:t xml:space="preserve"> actúa como intermediaria, centralizando la lógica necesaria para procesar una atención médica completa. Esta clase delega las operaciones al </w:t>
+      </w:r>
+      <w:proofErr w:type="spellStart"/>
+      <w:r>
+        <w:t>ConsultaService</w:t>
+      </w:r>
+      <w:proofErr w:type="spellEnd"/>
+      <w:r>
+        <w:t>, el cual contiene la lógica de negocio ya implementada.</w:t>
+      </w:r>
+    </w:p>
+    <w:p>
+      <w:pPr>
+        <w:spacing w:line="360" w:lineRule="auto"/>
+        <w:ind w:firstLine="709"/>
+        <w:jc w:val="both"/>
+      </w:pPr>
+      <w:r>
+        <w:t xml:space="preserve">De esta manera, el patrón </w:t>
+      </w:r>
+      <w:proofErr w:type="spellStart"/>
+      <w:r>
+        <w:t>Facade</w:t>
+      </w:r>
+      <w:proofErr w:type="spellEnd"/>
+      <w:r>
+        <w:t xml:space="preserve"> permite ocultar la complejidad del sistema, proporcionando una interfaz más simple y organizada, donde el controlador solo necesita realizar una única llamada para ejecutar múltiples procesos</w:t>
+      </w:r>
+      <w:r>
+        <w:t>.</w:t>
+      </w:r>
+    </w:p>
     <w:p/>
     <w:sectPr>
       <w:pgSz w:w="12240" w:h="15840"/>
@@ -12769,6 +14908,92 @@
     </w:lvl>
   </w:abstractNum>
   <w:abstractNum w:abstractNumId="22" w15:restartNumberingAfterBreak="0">
+    <w:nsid w:val="3BD46494"/>
+    <w:multiLevelType w:val="multilevel"/>
+    <w:tmpl w:val="240A001F"/>
+    <w:lvl w:ilvl="0">
+      <w:start w:val="1"/>
+      <w:numFmt w:val="decimal"/>
+      <w:lvlText w:val="%1."/>
+      <w:lvlJc w:val="left"/>
+      <w:pPr>
+        <w:ind w:left="360" w:hanging="360"/>
+      </w:pPr>
+    </w:lvl>
+    <w:lvl w:ilvl="1">
+      <w:start w:val="1"/>
+      <w:numFmt w:val="decimal"/>
+      <w:lvlText w:val="%1.%2."/>
+      <w:lvlJc w:val="left"/>
+      <w:pPr>
+        <w:ind w:left="792" w:hanging="432"/>
+      </w:pPr>
+    </w:lvl>
+    <w:lvl w:ilvl="2">
+      <w:start w:val="1"/>
+      <w:numFmt w:val="decimal"/>
+      <w:lvlText w:val="%1.%2.%3."/>
+      <w:lvlJc w:val="left"/>
+      <w:pPr>
+        <w:ind w:left="1224" w:hanging="504"/>
+      </w:pPr>
+    </w:lvl>
+    <w:lvl w:ilvl="3">
+      <w:start w:val="1"/>
+      <w:numFmt w:val="decimal"/>
+      <w:lvlText w:val="%1.%2.%3.%4."/>
+      <w:lvlJc w:val="left"/>
+      <w:pPr>
+        <w:ind w:left="1728" w:hanging="648"/>
+      </w:pPr>
+    </w:lvl>
+    <w:lvl w:ilvl="4">
+      <w:start w:val="1"/>
+      <w:numFmt w:val="decimal"/>
+      <w:lvlText w:val="%1.%2.%3.%4.%5."/>
+      <w:lvlJc w:val="left"/>
+      <w:pPr>
+        <w:ind w:left="2232" w:hanging="792"/>
+      </w:pPr>
+    </w:lvl>
+    <w:lvl w:ilvl="5">
+      <w:start w:val="1"/>
+      <w:numFmt w:val="decimal"/>
+      <w:lvlText w:val="%1.%2.%3.%4.%5.%6."/>
+      <w:lvlJc w:val="left"/>
+      <w:pPr>
+        <w:ind w:left="2736" w:hanging="936"/>
+      </w:pPr>
+    </w:lvl>
+    <w:lvl w:ilvl="6">
+      <w:start w:val="1"/>
+      <w:numFmt w:val="decimal"/>
+      <w:lvlText w:val="%1.%2.%3.%4.%5.%6.%7."/>
+      <w:lvlJc w:val="left"/>
+      <w:pPr>
+        <w:ind w:left="3240" w:hanging="1080"/>
+      </w:pPr>
+    </w:lvl>
+    <w:lvl w:ilvl="7">
+      <w:start w:val="1"/>
+      <w:numFmt w:val="decimal"/>
+      <w:lvlText w:val="%1.%2.%3.%4.%5.%6.%7.%8."/>
+      <w:lvlJc w:val="left"/>
+      <w:pPr>
+        <w:ind w:left="3744" w:hanging="1224"/>
+      </w:pPr>
+    </w:lvl>
+    <w:lvl w:ilvl="8">
+      <w:start w:val="1"/>
+      <w:numFmt w:val="decimal"/>
+      <w:lvlText w:val="%1.%2.%3.%4.%5.%6.%7.%8.%9."/>
+      <w:lvlJc w:val="left"/>
+      <w:pPr>
+        <w:ind w:left="4320" w:hanging="1440"/>
+      </w:pPr>
+    </w:lvl>
+  </w:abstractNum>
+  <w:abstractNum w:abstractNumId="23" w15:restartNumberingAfterBreak="0">
     <w:nsid w:val="402A39B4"/>
     <w:multiLevelType w:val="hybridMultilevel"/>
     <w:tmpl w:val="EFAADF98"/>
@@ -12881,7 +15106,7 @@
       </w:rPr>
     </w:lvl>
   </w:abstractNum>
-  <w:abstractNum w:abstractNumId="23" w15:restartNumberingAfterBreak="0">
+  <w:abstractNum w:abstractNumId="24" w15:restartNumberingAfterBreak="0">
     <w:nsid w:val="4B040E18"/>
     <w:multiLevelType w:val="multilevel"/>
     <w:tmpl w:val="240A001F"/>
@@ -12967,7 +15192,7 @@
       </w:pPr>
     </w:lvl>
   </w:abstractNum>
-  <w:abstractNum w:abstractNumId="24" w15:restartNumberingAfterBreak="0">
+  <w:abstractNum w:abstractNumId="25" w15:restartNumberingAfterBreak="0">
     <w:nsid w:val="51754454"/>
     <w:multiLevelType w:val="multilevel"/>
     <w:tmpl w:val="240A001F"/>
@@ -13053,7 +15278,7 @@
       </w:pPr>
     </w:lvl>
   </w:abstractNum>
-  <w:abstractNum w:abstractNumId="25" w15:restartNumberingAfterBreak="0">
+  <w:abstractNum w:abstractNumId="26" w15:restartNumberingAfterBreak="0">
     <w:nsid w:val="54E81835"/>
     <w:multiLevelType w:val="multilevel"/>
     <w:tmpl w:val="A9EAF260"/>
@@ -13202,7 +15427,7 @@
       </w:rPr>
     </w:lvl>
   </w:abstractNum>
-  <w:abstractNum w:abstractNumId="26" w15:restartNumberingAfterBreak="0">
+  <w:abstractNum w:abstractNumId="27" w15:restartNumberingAfterBreak="0">
     <w:nsid w:val="60377598"/>
     <w:multiLevelType w:val="multilevel"/>
     <w:tmpl w:val="1556CE32"/>
@@ -13351,7 +15576,7 @@
       </w:rPr>
     </w:lvl>
   </w:abstractNum>
-  <w:abstractNum w:abstractNumId="27" w15:restartNumberingAfterBreak="0">
+  <w:abstractNum w:abstractNumId="28" w15:restartNumberingAfterBreak="0">
     <w:nsid w:val="628130B6"/>
     <w:multiLevelType w:val="multilevel"/>
     <w:tmpl w:val="240A001F"/>
@@ -13437,7 +15662,7 @@
       </w:pPr>
     </w:lvl>
   </w:abstractNum>
-  <w:abstractNum w:abstractNumId="28" w15:restartNumberingAfterBreak="0">
+  <w:abstractNum w:abstractNumId="29" w15:restartNumberingAfterBreak="0">
     <w:nsid w:val="62D13D74"/>
     <w:multiLevelType w:val="multilevel"/>
     <w:tmpl w:val="B7EC88A8"/>
@@ -13586,7 +15811,7 @@
       </w:rPr>
     </w:lvl>
   </w:abstractNum>
-  <w:abstractNum w:abstractNumId="29" w15:restartNumberingAfterBreak="0">
+  <w:abstractNum w:abstractNumId="30" w15:restartNumberingAfterBreak="0">
     <w:nsid w:val="636A1689"/>
     <w:multiLevelType w:val="multilevel"/>
     <w:tmpl w:val="240A001F"/>
@@ -13672,7 +15897,7 @@
       </w:pPr>
     </w:lvl>
   </w:abstractNum>
-  <w:abstractNum w:abstractNumId="30" w15:restartNumberingAfterBreak="0">
+  <w:abstractNum w:abstractNumId="31" w15:restartNumberingAfterBreak="0">
     <w:nsid w:val="644754A0"/>
     <w:multiLevelType w:val="hybridMultilevel"/>
     <w:tmpl w:val="84542118"/>
@@ -13785,7 +16010,7 @@
       </w:rPr>
     </w:lvl>
   </w:abstractNum>
-  <w:abstractNum w:abstractNumId="31" w15:restartNumberingAfterBreak="0">
+  <w:abstractNum w:abstractNumId="32" w15:restartNumberingAfterBreak="0">
     <w:nsid w:val="68781C6A"/>
     <w:multiLevelType w:val="multilevel"/>
     <w:tmpl w:val="240A001F"/>
@@ -13871,7 +16096,7 @@
       </w:pPr>
     </w:lvl>
   </w:abstractNum>
-  <w:abstractNum w:abstractNumId="32" w15:restartNumberingAfterBreak="0">
+  <w:abstractNum w:abstractNumId="33" w15:restartNumberingAfterBreak="0">
     <w:nsid w:val="6F914F69"/>
     <w:multiLevelType w:val="multilevel"/>
     <w:tmpl w:val="240A001F"/>
@@ -13957,7 +16182,7 @@
       </w:pPr>
     </w:lvl>
   </w:abstractNum>
-  <w:abstractNum w:abstractNumId="33" w15:restartNumberingAfterBreak="0">
+  <w:abstractNum w:abstractNumId="34" w15:restartNumberingAfterBreak="0">
     <w:nsid w:val="74FE7492"/>
     <w:multiLevelType w:val="hybridMultilevel"/>
     <w:tmpl w:val="CD40BF1E"/>
@@ -14070,7 +16295,7 @@
       </w:rPr>
     </w:lvl>
   </w:abstractNum>
-  <w:abstractNum w:abstractNumId="34" w15:restartNumberingAfterBreak="0">
+  <w:abstractNum w:abstractNumId="35" w15:restartNumberingAfterBreak="0">
     <w:nsid w:val="7B42677F"/>
     <w:multiLevelType w:val="multilevel"/>
     <w:tmpl w:val="240A001F"/>
@@ -14156,7 +16381,7 @@
       </w:pPr>
     </w:lvl>
   </w:abstractNum>
-  <w:abstractNum w:abstractNumId="35" w15:restartNumberingAfterBreak="0">
+  <w:abstractNum w:abstractNumId="36" w15:restartNumberingAfterBreak="0">
     <w:nsid w:val="7BDE3DEF"/>
     <w:multiLevelType w:val="multilevel"/>
     <w:tmpl w:val="7D3E3FEA"/>
@@ -14269,7 +16494,7 @@
       </w:pPr>
     </w:lvl>
   </w:abstractNum>
-  <w:abstractNum w:abstractNumId="36" w15:restartNumberingAfterBreak="0">
+  <w:abstractNum w:abstractNumId="37" w15:restartNumberingAfterBreak="0">
     <w:nsid w:val="7BEA01E6"/>
     <w:multiLevelType w:val="multilevel"/>
     <w:tmpl w:val="240A001F"/>
@@ -14356,25 +16581,25 @@
     </w:lvl>
   </w:abstractNum>
   <w:num w:numId="1">
-    <w:abstractNumId w:val="22"/>
+    <w:abstractNumId w:val="23"/>
   </w:num>
   <w:num w:numId="2">
     <w:abstractNumId w:val="10"/>
   </w:num>
   <w:num w:numId="3">
-    <w:abstractNumId w:val="28"/>
+    <w:abstractNumId w:val="29"/>
   </w:num>
   <w:num w:numId="4">
     <w:abstractNumId w:val="1"/>
   </w:num>
   <w:num w:numId="5">
-    <w:abstractNumId w:val="35"/>
+    <w:abstractNumId w:val="36"/>
   </w:num>
   <w:num w:numId="6">
-    <w:abstractNumId w:val="27"/>
+    <w:abstractNumId w:val="28"/>
   </w:num>
   <w:num w:numId="7">
-    <w:abstractNumId w:val="24"/>
+    <w:abstractNumId w:val="25"/>
   </w:num>
   <w:num w:numId="8">
     <w:abstractNumId w:val="8"/>
@@ -14383,31 +16608,31 @@
     <w:abstractNumId w:val="20"/>
   </w:num>
   <w:num w:numId="10">
-    <w:abstractNumId w:val="23"/>
+    <w:abstractNumId w:val="24"/>
   </w:num>
   <w:num w:numId="11">
     <w:abstractNumId w:val="9"/>
   </w:num>
   <w:num w:numId="12">
-    <w:abstractNumId w:val="25"/>
+    <w:abstractNumId w:val="26"/>
   </w:num>
   <w:num w:numId="13">
-    <w:abstractNumId w:val="33"/>
+    <w:abstractNumId w:val="34"/>
   </w:num>
   <w:num w:numId="14">
-    <w:abstractNumId w:val="36"/>
+    <w:abstractNumId w:val="37"/>
   </w:num>
   <w:num w:numId="15">
-    <w:abstractNumId w:val="29"/>
+    <w:abstractNumId w:val="30"/>
   </w:num>
   <w:num w:numId="16">
     <w:abstractNumId w:val="12"/>
   </w:num>
   <w:num w:numId="17">
-    <w:abstractNumId w:val="32"/>
+    <w:abstractNumId w:val="33"/>
   </w:num>
   <w:num w:numId="18">
-    <w:abstractNumId w:val="34"/>
+    <w:abstractNumId w:val="35"/>
   </w:num>
   <w:num w:numId="19">
     <w:abstractNumId w:val="21"/>
@@ -14440,7 +16665,7 @@
     <w:abstractNumId w:val="5"/>
   </w:num>
   <w:num w:numId="29">
-    <w:abstractNumId w:val="26"/>
+    <w:abstractNumId w:val="27"/>
   </w:num>
   <w:num w:numId="30">
     <w:abstractNumId w:val="3"/>
@@ -14452,19 +16677,22 @@
     <w:abstractNumId w:val="18"/>
   </w:num>
   <w:num w:numId="33">
-    <w:abstractNumId w:val="30"/>
+    <w:abstractNumId w:val="31"/>
   </w:num>
   <w:num w:numId="34">
     <w:abstractNumId w:val="4"/>
   </w:num>
   <w:num w:numId="35">
-    <w:abstractNumId w:val="31"/>
+    <w:abstractNumId w:val="32"/>
   </w:num>
   <w:num w:numId="36">
     <w:abstractNumId w:val="2"/>
   </w:num>
   <w:num w:numId="37">
     <w:abstractNumId w:val="19"/>
+  </w:num>
+  <w:num w:numId="38">
+    <w:abstractNumId w:val="22"/>
   </w:num>
 </w:numbering>
 </file>

--- a/IMPLEMENTACION GENERAL DE LOS PATRONES.docx
+++ b/IMPLEMENTACION GENERAL DE LOS PATRONES.docx
@@ -225,7 +225,7 @@
           <w:r>
             <w:fldChar w:fldCharType="separate"/>
           </w:r>
-          <w:hyperlink w:anchor="_Toc226816353" w:history="1">
+          <w:hyperlink w:anchor="_Toc227599523" w:history="1">
             <w:r>
               <w:rPr>
                 <w:rStyle w:val="Hipervnculo"/>
@@ -254,7 +254,7 @@
                 <w:noProof/>
                 <w:webHidden/>
               </w:rPr>
-              <w:instrText xml:space="preserve"> PAGEREF _Toc226816353 \h </w:instrText>
+              <w:instrText xml:space="preserve"> PAGEREF _Toc227599523 \h </w:instrText>
             </w:r>
             <w:r>
               <w:rPr>
@@ -274,7 +274,7 @@
                 <w:noProof/>
                 <w:webHidden/>
               </w:rPr>
-              <w:t>3</w:t>
+              <w:t>4</w:t>
             </w:r>
             <w:r>
               <w:rPr>
@@ -298,7 +298,7 @@
               <w:lang w:eastAsia="es-CO"/>
             </w:rPr>
           </w:pPr>
-          <w:hyperlink w:anchor="_Toc226816354" w:history="1">
+          <w:hyperlink w:anchor="_Toc227599524" w:history="1">
             <w:r>
               <w:rPr>
                 <w:rStyle w:val="Hipervnculo"/>
@@ -345,7 +345,7 @@
                 <w:noProof/>
                 <w:webHidden/>
               </w:rPr>
-              <w:instrText xml:space="preserve"> PAGEREF _Toc226816354 \h </w:instrText>
+              <w:instrText xml:space="preserve"> PAGEREF _Toc227599524 \h </w:instrText>
             </w:r>
             <w:r>
               <w:rPr>
@@ -390,7 +390,7 @@
               <w:lang w:eastAsia="es-CO"/>
             </w:rPr>
           </w:pPr>
-          <w:hyperlink w:anchor="_Toc226816355" w:history="1">
+          <w:hyperlink w:anchor="_Toc227599525" w:history="1">
             <w:r>
               <w:rPr>
                 <w:rStyle w:val="Hipervnculo"/>
@@ -433,7 +433,7 @@
                 <w:noProof/>
                 <w:webHidden/>
               </w:rPr>
-              <w:instrText xml:space="preserve"> PAGEREF _Toc226816355 \h </w:instrText>
+              <w:instrText xml:space="preserve"> PAGEREF _Toc227599525 \h </w:instrText>
             </w:r>
             <w:r>
               <w:rPr>
@@ -453,7 +453,7 @@
                 <w:noProof/>
                 <w:webHidden/>
               </w:rPr>
-              <w:t>4</w:t>
+              <w:t>5</w:t>
             </w:r>
             <w:r>
               <w:rPr>
@@ -478,7 +478,7 @@
               <w:lang w:eastAsia="es-CO"/>
             </w:rPr>
           </w:pPr>
-          <w:hyperlink w:anchor="_Toc226816356" w:history="1">
+          <w:hyperlink w:anchor="_Toc227599526" w:history="1">
             <w:r>
               <w:rPr>
                 <w:rStyle w:val="Hipervnculo"/>
@@ -521,7 +521,7 @@
                 <w:noProof/>
                 <w:webHidden/>
               </w:rPr>
-              <w:instrText xml:space="preserve"> PAGEREF _Toc226816356 \h </w:instrText>
+              <w:instrText xml:space="preserve"> PAGEREF _Toc227599526 \h </w:instrText>
             </w:r>
             <w:r>
               <w:rPr>
@@ -541,7 +541,7 @@
                 <w:noProof/>
                 <w:webHidden/>
               </w:rPr>
-              <w:t>4</w:t>
+              <w:t>5</w:t>
             </w:r>
             <w:r>
               <w:rPr>
@@ -566,7 +566,7 @@
               <w:lang w:eastAsia="es-CO"/>
             </w:rPr>
           </w:pPr>
-          <w:hyperlink w:anchor="_Toc226816357" w:history="1">
+          <w:hyperlink w:anchor="_Toc227599527" w:history="1">
             <w:r>
               <w:rPr>
                 <w:rStyle w:val="Hipervnculo"/>
@@ -609,7 +609,7 @@
                 <w:noProof/>
                 <w:webHidden/>
               </w:rPr>
-              <w:instrText xml:space="preserve"> PAGEREF _Toc226816357 \h </w:instrText>
+              <w:instrText xml:space="preserve"> PAGEREF _Toc227599527 \h </w:instrText>
             </w:r>
             <w:r>
               <w:rPr>
@@ -629,7 +629,7 @@
                 <w:noProof/>
                 <w:webHidden/>
               </w:rPr>
-              <w:t>5</w:t>
+              <w:t>6</w:t>
             </w:r>
             <w:r>
               <w:rPr>
@@ -654,7 +654,7 @@
               <w:lang w:eastAsia="es-CO"/>
             </w:rPr>
           </w:pPr>
-          <w:hyperlink w:anchor="_Toc226816358" w:history="1">
+          <w:hyperlink w:anchor="_Toc227599528" w:history="1">
             <w:r>
               <w:rPr>
                 <w:rStyle w:val="Hipervnculo"/>
@@ -697,7 +697,7 @@
                 <w:noProof/>
                 <w:webHidden/>
               </w:rPr>
-              <w:instrText xml:space="preserve"> PAGEREF _Toc226816358 \h </w:instrText>
+              <w:instrText xml:space="preserve"> PAGEREF _Toc227599528 \h </w:instrText>
             </w:r>
             <w:r>
               <w:rPr>
@@ -741,7 +741,7 @@
               <w:lang w:eastAsia="es-CO"/>
             </w:rPr>
           </w:pPr>
-          <w:hyperlink w:anchor="_Toc226816359" w:history="1">
+          <w:hyperlink w:anchor="_Toc227599529" w:history="1">
             <w:r>
               <w:rPr>
                 <w:rStyle w:val="Hipervnculo"/>
@@ -788,7 +788,7 @@
                 <w:noProof/>
                 <w:webHidden/>
               </w:rPr>
-              <w:instrText xml:space="preserve"> PAGEREF _Toc226816359 \h </w:instrText>
+              <w:instrText xml:space="preserve"> PAGEREF _Toc227599529 \h </w:instrText>
             </w:r>
             <w:r>
               <w:rPr>
@@ -833,7 +833,7 @@
               <w:lang w:eastAsia="es-CO"/>
             </w:rPr>
           </w:pPr>
-          <w:hyperlink w:anchor="_Toc226816360" w:history="1">
+          <w:hyperlink w:anchor="_Toc227599530" w:history="1">
             <w:r>
               <w:rPr>
                 <w:rStyle w:val="Hipervnculo"/>
@@ -876,7 +876,7 @@
                 <w:noProof/>
                 <w:webHidden/>
               </w:rPr>
-              <w:instrText xml:space="preserve"> PAGEREF _Toc226816360 \h </w:instrText>
+              <w:instrText xml:space="preserve"> PAGEREF _Toc227599530 \h </w:instrText>
             </w:r>
             <w:r>
               <w:rPr>
@@ -896,7 +896,7 @@
                 <w:noProof/>
                 <w:webHidden/>
               </w:rPr>
-              <w:t>7</w:t>
+              <w:t>8</w:t>
             </w:r>
             <w:r>
               <w:rPr>
@@ -921,7 +921,7 @@
               <w:lang w:eastAsia="es-CO"/>
             </w:rPr>
           </w:pPr>
-          <w:hyperlink w:anchor="_Toc226816361" w:history="1">
+          <w:hyperlink w:anchor="_Toc227599531" w:history="1">
             <w:r>
               <w:rPr>
                 <w:rStyle w:val="Hipervnculo"/>
@@ -964,7 +964,7 @@
                 <w:noProof/>
                 <w:webHidden/>
               </w:rPr>
-              <w:instrText xml:space="preserve"> PAGEREF _Toc226816361 \h </w:instrText>
+              <w:instrText xml:space="preserve"> PAGEREF _Toc227599531 \h </w:instrText>
             </w:r>
             <w:r>
               <w:rPr>
@@ -1009,7 +1009,7 @@
               <w:lang w:eastAsia="es-CO"/>
             </w:rPr>
           </w:pPr>
-          <w:hyperlink w:anchor="_Toc226816362" w:history="1">
+          <w:hyperlink w:anchor="_Toc227599532" w:history="1">
             <w:r>
               <w:rPr>
                 <w:rStyle w:val="Hipervnculo"/>
@@ -1052,7 +1052,7 @@
                 <w:noProof/>
                 <w:webHidden/>
               </w:rPr>
-              <w:instrText xml:space="preserve"> PAGEREF _Toc226816362 \h </w:instrText>
+              <w:instrText xml:space="preserve"> PAGEREF _Toc227599532 \h </w:instrText>
             </w:r>
             <w:r>
               <w:rPr>
@@ -1097,7 +1097,7 @@
               <w:lang w:eastAsia="es-CO"/>
             </w:rPr>
           </w:pPr>
-          <w:hyperlink w:anchor="_Toc226816363" w:history="1">
+          <w:hyperlink w:anchor="_Toc227599533" w:history="1">
             <w:r>
               <w:rPr>
                 <w:rStyle w:val="Hipervnculo"/>
@@ -1140,7 +1140,7 @@
                 <w:noProof/>
                 <w:webHidden/>
               </w:rPr>
-              <w:instrText xml:space="preserve"> PAGEREF _Toc226816363 \h </w:instrText>
+              <w:instrText xml:space="preserve"> PAGEREF _Toc227599533 \h </w:instrText>
             </w:r>
             <w:r>
               <w:rPr>
@@ -1184,7 +1184,7 @@
               <w:lang w:eastAsia="es-CO"/>
             </w:rPr>
           </w:pPr>
-          <w:hyperlink w:anchor="_Toc226816364" w:history="1">
+          <w:hyperlink w:anchor="_Toc227599534" w:history="1">
             <w:r>
               <w:rPr>
                 <w:rStyle w:val="Hipervnculo"/>
@@ -1231,7 +1231,7 @@
                 <w:noProof/>
                 <w:webHidden/>
               </w:rPr>
-              <w:instrText xml:space="preserve"> PAGEREF _Toc226816364 \h </w:instrText>
+              <w:instrText xml:space="preserve"> PAGEREF _Toc227599534 \h </w:instrText>
             </w:r>
             <w:r>
               <w:rPr>
@@ -1276,7 +1276,7 @@
               <w:lang w:eastAsia="es-CO"/>
             </w:rPr>
           </w:pPr>
-          <w:hyperlink w:anchor="_Toc226816365" w:history="1">
+          <w:hyperlink w:anchor="_Toc227599535" w:history="1">
             <w:r>
               <w:rPr>
                 <w:rStyle w:val="Hipervnculo"/>
@@ -1319,7 +1319,7 @@
                 <w:noProof/>
                 <w:webHidden/>
               </w:rPr>
-              <w:instrText xml:space="preserve"> PAGEREF _Toc226816365 \h </w:instrText>
+              <w:instrText xml:space="preserve"> PAGEREF _Toc227599535 \h </w:instrText>
             </w:r>
             <w:r>
               <w:rPr>
@@ -1339,7 +1339,7 @@
                 <w:noProof/>
                 <w:webHidden/>
               </w:rPr>
-              <w:t>11</w:t>
+              <w:t>12</w:t>
             </w:r>
             <w:r>
               <w:rPr>
@@ -1364,7 +1364,7 @@
               <w:lang w:eastAsia="es-CO"/>
             </w:rPr>
           </w:pPr>
-          <w:hyperlink w:anchor="_Toc226816366" w:history="1">
+          <w:hyperlink w:anchor="_Toc227599536" w:history="1">
             <w:r>
               <w:rPr>
                 <w:rStyle w:val="Hipervnculo"/>
@@ -1407,7 +1407,7 @@
                 <w:noProof/>
                 <w:webHidden/>
               </w:rPr>
-              <w:instrText xml:space="preserve"> PAGEREF _Toc226816366 \h </w:instrText>
+              <w:instrText xml:space="preserve"> PAGEREF _Toc227599536 \h </w:instrText>
             </w:r>
             <w:r>
               <w:rPr>
@@ -1452,7 +1452,7 @@
               <w:lang w:eastAsia="es-CO"/>
             </w:rPr>
           </w:pPr>
-          <w:hyperlink w:anchor="_Toc226816367" w:history="1">
+          <w:hyperlink w:anchor="_Toc227599537" w:history="1">
             <w:r>
               <w:rPr>
                 <w:rStyle w:val="Hipervnculo"/>
@@ -1495,7 +1495,7 @@
                 <w:noProof/>
                 <w:webHidden/>
               </w:rPr>
-              <w:instrText xml:space="preserve"> PAGEREF _Toc226816367 \h </w:instrText>
+              <w:instrText xml:space="preserve"> PAGEREF _Toc227599537 \h </w:instrText>
             </w:r>
             <w:r>
               <w:rPr>
@@ -1540,7 +1540,7 @@
               <w:lang w:eastAsia="es-CO"/>
             </w:rPr>
           </w:pPr>
-          <w:hyperlink w:anchor="_Toc226816368" w:history="1">
+          <w:hyperlink w:anchor="_Toc227599538" w:history="1">
             <w:r>
               <w:rPr>
                 <w:rStyle w:val="Hipervnculo"/>
@@ -1583,7 +1583,7 @@
                 <w:noProof/>
                 <w:webHidden/>
               </w:rPr>
-              <w:instrText xml:space="preserve"> PAGEREF _Toc226816368 \h </w:instrText>
+              <w:instrText xml:space="preserve"> PAGEREF _Toc227599538 \h </w:instrText>
             </w:r>
             <w:r>
               <w:rPr>
@@ -1627,7 +1627,7 @@
               <w:lang w:eastAsia="es-CO"/>
             </w:rPr>
           </w:pPr>
-          <w:hyperlink w:anchor="_Toc226816369" w:history="1">
+          <w:hyperlink w:anchor="_Toc227599539" w:history="1">
             <w:r>
               <w:rPr>
                 <w:rStyle w:val="Hipervnculo"/>
@@ -1674,7 +1674,7 @@
                 <w:noProof/>
                 <w:webHidden/>
               </w:rPr>
-              <w:instrText xml:space="preserve"> PAGEREF _Toc226816369 \h </w:instrText>
+              <w:instrText xml:space="preserve"> PAGEREF _Toc227599539 \h </w:instrText>
             </w:r>
             <w:r>
               <w:rPr>
@@ -1719,7 +1719,7 @@
               <w:lang w:eastAsia="es-CO"/>
             </w:rPr>
           </w:pPr>
-          <w:hyperlink w:anchor="_Toc226816370" w:history="1">
+          <w:hyperlink w:anchor="_Toc227599540" w:history="1">
             <w:r>
               <w:rPr>
                 <w:rStyle w:val="Hipervnculo"/>
@@ -1762,7 +1762,7 @@
                 <w:noProof/>
                 <w:webHidden/>
               </w:rPr>
-              <w:instrText xml:space="preserve"> PAGEREF _Toc226816370 \h </w:instrText>
+              <w:instrText xml:space="preserve"> PAGEREF _Toc227599540 \h </w:instrText>
             </w:r>
             <w:r>
               <w:rPr>
@@ -1807,7 +1807,7 @@
               <w:lang w:eastAsia="es-CO"/>
             </w:rPr>
           </w:pPr>
-          <w:hyperlink w:anchor="_Toc226816371" w:history="1">
+          <w:hyperlink w:anchor="_Toc227599541" w:history="1">
             <w:r>
               <w:rPr>
                 <w:rStyle w:val="Hipervnculo"/>
@@ -1850,7 +1850,7 @@
                 <w:noProof/>
                 <w:webHidden/>
               </w:rPr>
-              <w:instrText xml:space="preserve"> PAGEREF _Toc226816371 \h </w:instrText>
+              <w:instrText xml:space="preserve"> PAGEREF _Toc227599541 \h </w:instrText>
             </w:r>
             <w:r>
               <w:rPr>
@@ -1895,7 +1895,7 @@
               <w:lang w:eastAsia="es-CO"/>
             </w:rPr>
           </w:pPr>
-          <w:hyperlink w:anchor="_Toc226816372" w:history="1">
+          <w:hyperlink w:anchor="_Toc227599542" w:history="1">
             <w:r>
               <w:rPr>
                 <w:rStyle w:val="Hipervnculo"/>
@@ -1938,7 +1938,7 @@
                 <w:noProof/>
                 <w:webHidden/>
               </w:rPr>
-              <w:instrText xml:space="preserve"> PAGEREF _Toc226816372 \h </w:instrText>
+              <w:instrText xml:space="preserve"> PAGEREF _Toc227599542 \h </w:instrText>
             </w:r>
             <w:r>
               <w:rPr>
@@ -1982,7 +1982,7 @@
               <w:lang w:eastAsia="es-CO"/>
             </w:rPr>
           </w:pPr>
-          <w:hyperlink w:anchor="_Toc226816373" w:history="1">
+          <w:hyperlink w:anchor="_Toc227599543" w:history="1">
             <w:r>
               <w:rPr>
                 <w:rStyle w:val="Hipervnculo"/>
@@ -2029,7 +2029,7 @@
                 <w:noProof/>
                 <w:webHidden/>
               </w:rPr>
-              <w:instrText xml:space="preserve"> PAGEREF _Toc226816373 \h </w:instrText>
+              <w:instrText xml:space="preserve"> PAGEREF _Toc227599543 \h </w:instrText>
             </w:r>
             <w:r>
               <w:rPr>
@@ -2074,7 +2074,7 @@
               <w:lang w:eastAsia="es-CO"/>
             </w:rPr>
           </w:pPr>
-          <w:hyperlink w:anchor="_Toc226816374" w:history="1">
+          <w:hyperlink w:anchor="_Toc227599544" w:history="1">
             <w:r>
               <w:rPr>
                 <w:rStyle w:val="Hipervnculo"/>
@@ -2117,7 +2117,7 @@
                 <w:noProof/>
                 <w:webHidden/>
               </w:rPr>
-              <w:instrText xml:space="preserve"> PAGEREF _Toc226816374 \h </w:instrText>
+              <w:instrText xml:space="preserve"> PAGEREF _Toc227599544 \h </w:instrText>
             </w:r>
             <w:r>
               <w:rPr>
@@ -2162,7 +2162,7 @@
               <w:lang w:eastAsia="es-CO"/>
             </w:rPr>
           </w:pPr>
-          <w:hyperlink w:anchor="_Toc226816375" w:history="1">
+          <w:hyperlink w:anchor="_Toc227599545" w:history="1">
             <w:r>
               <w:rPr>
                 <w:rStyle w:val="Hipervnculo"/>
@@ -2205,7 +2205,7 @@
                 <w:noProof/>
                 <w:webHidden/>
               </w:rPr>
-              <w:instrText xml:space="preserve"> PAGEREF _Toc226816375 \h </w:instrText>
+              <w:instrText xml:space="preserve"> PAGEREF _Toc227599545 \h </w:instrText>
             </w:r>
             <w:r>
               <w:rPr>
@@ -2249,7 +2249,7 @@
               <w:lang w:eastAsia="es-CO"/>
             </w:rPr>
           </w:pPr>
-          <w:hyperlink w:anchor="_Toc226816376" w:history="1">
+          <w:hyperlink w:anchor="_Toc227599546" w:history="1">
             <w:r>
               <w:rPr>
                 <w:rStyle w:val="Hipervnculo"/>
@@ -2296,7 +2296,7 @@
                 <w:noProof/>
                 <w:webHidden/>
               </w:rPr>
-              <w:instrText xml:space="preserve"> PAGEREF _Toc226816376 \h </w:instrText>
+              <w:instrText xml:space="preserve"> PAGEREF _Toc227599546 \h </w:instrText>
             </w:r>
             <w:r>
               <w:rPr>
@@ -2341,7 +2341,7 @@
               <w:lang w:eastAsia="es-CO"/>
             </w:rPr>
           </w:pPr>
-          <w:hyperlink w:anchor="_Toc226816377" w:history="1">
+          <w:hyperlink w:anchor="_Toc227599547" w:history="1">
             <w:r>
               <w:rPr>
                 <w:rStyle w:val="Hipervnculo"/>
@@ -2384,7 +2384,7 @@
                 <w:noProof/>
                 <w:webHidden/>
               </w:rPr>
-              <w:instrText xml:space="preserve"> PAGEREF _Toc226816377 \h </w:instrText>
+              <w:instrText xml:space="preserve"> PAGEREF _Toc227599547 \h </w:instrText>
             </w:r>
             <w:r>
               <w:rPr>
@@ -2429,7 +2429,7 @@
               <w:lang w:eastAsia="es-CO"/>
             </w:rPr>
           </w:pPr>
-          <w:hyperlink w:anchor="_Toc226816378" w:history="1">
+          <w:hyperlink w:anchor="_Toc227599548" w:history="1">
             <w:r>
               <w:rPr>
                 <w:rStyle w:val="Hipervnculo"/>
@@ -2472,7 +2472,7 @@
                 <w:noProof/>
                 <w:webHidden/>
               </w:rPr>
-              <w:instrText xml:space="preserve"> PAGEREF _Toc226816378 \h </w:instrText>
+              <w:instrText xml:space="preserve"> PAGEREF _Toc227599548 \h </w:instrText>
             </w:r>
             <w:r>
               <w:rPr>
@@ -2516,7 +2516,7 @@
               <w:lang w:eastAsia="es-CO"/>
             </w:rPr>
           </w:pPr>
-          <w:hyperlink w:anchor="_Toc226816379" w:history="1">
+          <w:hyperlink w:anchor="_Toc227599549" w:history="1">
             <w:r>
               <w:rPr>
                 <w:rStyle w:val="Hipervnculo"/>
@@ -2563,7 +2563,7 @@
                 <w:noProof/>
                 <w:webHidden/>
               </w:rPr>
-              <w:instrText xml:space="preserve"> PAGEREF _Toc226816379 \h </w:instrText>
+              <w:instrText xml:space="preserve"> PAGEREF _Toc227599549 \h </w:instrText>
             </w:r>
             <w:r>
               <w:rPr>
@@ -2608,7 +2608,7 @@
               <w:lang w:eastAsia="es-CO"/>
             </w:rPr>
           </w:pPr>
-          <w:hyperlink w:anchor="_Toc226816380" w:history="1">
+          <w:hyperlink w:anchor="_Toc227599550" w:history="1">
             <w:r>
               <w:rPr>
                 <w:rStyle w:val="Hipervnculo"/>
@@ -2651,7 +2651,7 @@
                 <w:noProof/>
                 <w:webHidden/>
               </w:rPr>
-              <w:instrText xml:space="preserve"> PAGEREF _Toc226816380 \h </w:instrText>
+              <w:instrText xml:space="preserve"> PAGEREF _Toc227599550 \h </w:instrText>
             </w:r>
             <w:r>
               <w:rPr>
@@ -2696,7 +2696,7 @@
               <w:lang w:eastAsia="es-CO"/>
             </w:rPr>
           </w:pPr>
-          <w:hyperlink w:anchor="_Toc226816381" w:history="1">
+          <w:hyperlink w:anchor="_Toc227599551" w:history="1">
             <w:r>
               <w:rPr>
                 <w:rStyle w:val="Hipervnculo"/>
@@ -2739,7 +2739,7 @@
                 <w:noProof/>
                 <w:webHidden/>
               </w:rPr>
-              <w:instrText xml:space="preserve"> PAGEREF _Toc226816381 \h </w:instrText>
+              <w:instrText xml:space="preserve"> PAGEREF _Toc227599551 \h </w:instrText>
             </w:r>
             <w:r>
               <w:rPr>
@@ -2784,7 +2784,7 @@
               <w:lang w:eastAsia="es-CO"/>
             </w:rPr>
           </w:pPr>
-          <w:hyperlink w:anchor="_Toc226816382" w:history="1">
+          <w:hyperlink w:anchor="_Toc227599552" w:history="1">
             <w:r>
               <w:rPr>
                 <w:rStyle w:val="Hipervnculo"/>
@@ -2827,7 +2827,7 @@
                 <w:noProof/>
                 <w:webHidden/>
               </w:rPr>
-              <w:instrText xml:space="preserve"> PAGEREF _Toc226816382 \h </w:instrText>
+              <w:instrText xml:space="preserve"> PAGEREF _Toc227599552 \h </w:instrText>
             </w:r>
             <w:r>
               <w:rPr>
@@ -2847,7 +2847,7 @@
                 <w:noProof/>
                 <w:webHidden/>
               </w:rPr>
-              <w:t>34</w:t>
+              <w:t>33</w:t>
             </w:r>
             <w:r>
               <w:rPr>
@@ -2871,7 +2871,7 @@
               <w:lang w:eastAsia="es-CO"/>
             </w:rPr>
           </w:pPr>
-          <w:hyperlink w:anchor="_Toc226816383" w:history="1">
+          <w:hyperlink w:anchor="_Toc227599553" w:history="1">
             <w:r>
               <w:rPr>
                 <w:rStyle w:val="Hipervnculo"/>
@@ -2918,7 +2918,7 @@
                 <w:noProof/>
                 <w:webHidden/>
               </w:rPr>
-              <w:instrText xml:space="preserve"> PAGEREF _Toc226816383 \h </w:instrText>
+              <w:instrText xml:space="preserve"> PAGEREF _Toc227599553 \h </w:instrText>
             </w:r>
             <w:r>
               <w:rPr>
@@ -2938,7 +2938,7 @@
                 <w:noProof/>
                 <w:webHidden/>
               </w:rPr>
-              <w:t>36</w:t>
+              <w:t>35</w:t>
             </w:r>
             <w:r>
               <w:rPr>
@@ -2963,7 +2963,7 @@
               <w:lang w:eastAsia="es-CO"/>
             </w:rPr>
           </w:pPr>
-          <w:hyperlink w:anchor="_Toc226816384" w:history="1">
+          <w:hyperlink w:anchor="_Toc227599554" w:history="1">
             <w:r>
               <w:rPr>
                 <w:rStyle w:val="Hipervnculo"/>
@@ -3006,7 +3006,7 @@
                 <w:noProof/>
                 <w:webHidden/>
               </w:rPr>
-              <w:instrText xml:space="preserve"> PAGEREF _Toc226816384 \h </w:instrText>
+              <w:instrText xml:space="preserve"> PAGEREF _Toc227599554 \h </w:instrText>
             </w:r>
             <w:r>
               <w:rPr>
@@ -3026,7 +3026,7 @@
                 <w:noProof/>
                 <w:webHidden/>
               </w:rPr>
-              <w:t>36</w:t>
+              <w:t>35</w:t>
             </w:r>
             <w:r>
               <w:rPr>
@@ -3051,7 +3051,7 @@
               <w:lang w:eastAsia="es-CO"/>
             </w:rPr>
           </w:pPr>
-          <w:hyperlink w:anchor="_Toc226816385" w:history="1">
+          <w:hyperlink w:anchor="_Toc227599555" w:history="1">
             <w:r>
               <w:rPr>
                 <w:rStyle w:val="Hipervnculo"/>
@@ -3094,7 +3094,7 @@
                 <w:noProof/>
                 <w:webHidden/>
               </w:rPr>
-              <w:instrText xml:space="preserve"> PAGEREF _Toc226816385 \h </w:instrText>
+              <w:instrText xml:space="preserve"> PAGEREF _Toc227599555 \h </w:instrText>
             </w:r>
             <w:r>
               <w:rPr>
@@ -3114,7 +3114,7 @@
                 <w:noProof/>
                 <w:webHidden/>
               </w:rPr>
-              <w:t>40</w:t>
+              <w:t>39</w:t>
             </w:r>
             <w:r>
               <w:rPr>
@@ -3139,7 +3139,7 @@
               <w:lang w:eastAsia="es-CO"/>
             </w:rPr>
           </w:pPr>
-          <w:hyperlink w:anchor="_Toc226816386" w:history="1">
+          <w:hyperlink w:anchor="_Toc227599556" w:history="1">
             <w:r>
               <w:rPr>
                 <w:rStyle w:val="Hipervnculo"/>
@@ -3182,7 +3182,7 @@
                 <w:noProof/>
                 <w:webHidden/>
               </w:rPr>
-              <w:instrText xml:space="preserve"> PAGEREF _Toc226816386 \h </w:instrText>
+              <w:instrText xml:space="preserve"> PAGEREF _Toc227599556 \h </w:instrText>
             </w:r>
             <w:r>
               <w:rPr>
@@ -3202,7 +3202,717 @@
                 <w:noProof/>
                 <w:webHidden/>
               </w:rPr>
+              <w:t>40</w:t>
+            </w:r>
+            <w:r>
+              <w:rPr>
+                <w:noProof/>
+                <w:webHidden/>
+              </w:rPr>
+              <w:fldChar w:fldCharType="end"/>
+            </w:r>
+          </w:hyperlink>
+        </w:p>
+        <w:p>
+          <w:pPr>
+            <w:pStyle w:val="TDC1"/>
+            <w:tabs>
+              <w:tab w:val="left" w:pos="440"/>
+            </w:tabs>
+            <w:rPr>
+              <w:rFonts w:asciiTheme="minorHAnsi" w:eastAsiaTheme="minorEastAsia" w:hAnsiTheme="minorHAnsi"/>
+              <w:noProof/>
+              <w:sz w:val="22"/>
+              <w:lang w:eastAsia="es-CO"/>
+            </w:rPr>
+          </w:pPr>
+          <w:hyperlink w:anchor="_Toc227599557" w:history="1">
+            <w:r>
+              <w:rPr>
+                <w:rStyle w:val="Hipervnculo"/>
+                <w:b/>
+                <w:bCs/>
+                <w:noProof/>
+              </w:rPr>
+              <w:t>9.</w:t>
+            </w:r>
+            <w:r>
+              <w:rPr>
+                <w:rFonts w:asciiTheme="minorHAnsi" w:eastAsiaTheme="minorEastAsia" w:hAnsiTheme="minorHAnsi"/>
+                <w:noProof/>
+                <w:sz w:val="22"/>
+                <w:lang w:eastAsia="es-CO"/>
+              </w:rPr>
+              <w:tab/>
+            </w:r>
+            <w:r>
+              <w:rPr>
+                <w:rStyle w:val="Hipervnculo"/>
+                <w:b/>
+                <w:bCs/>
+                <w:noProof/>
+              </w:rPr>
+              <w:t>PATRON COMPOSITE</w:t>
+            </w:r>
+            <w:r>
+              <w:rPr>
+                <w:noProof/>
+                <w:webHidden/>
+              </w:rPr>
+              <w:tab/>
+            </w:r>
+            <w:r>
+              <w:rPr>
+                <w:noProof/>
+                <w:webHidden/>
+              </w:rPr>
+              <w:fldChar w:fldCharType="begin"/>
+            </w:r>
+            <w:r>
+              <w:rPr>
+                <w:noProof/>
+                <w:webHidden/>
+              </w:rPr>
+              <w:instrText xml:space="preserve"> PAGEREF _Toc227599557 \h </w:instrText>
+            </w:r>
+            <w:r>
+              <w:rPr>
+                <w:noProof/>
+                <w:webHidden/>
+              </w:rPr>
+            </w:r>
+            <w:r>
+              <w:rPr>
+                <w:noProof/>
+                <w:webHidden/>
+              </w:rPr>
+              <w:fldChar w:fldCharType="separate"/>
+            </w:r>
+            <w:r>
+              <w:rPr>
+                <w:noProof/>
+                <w:webHidden/>
+              </w:rPr>
               <w:t>41</w:t>
+            </w:r>
+            <w:r>
+              <w:rPr>
+                <w:noProof/>
+                <w:webHidden/>
+              </w:rPr>
+              <w:fldChar w:fldCharType="end"/>
+            </w:r>
+          </w:hyperlink>
+        </w:p>
+        <w:p>
+          <w:pPr>
+            <w:pStyle w:val="TDC2"/>
+            <w:tabs>
+              <w:tab w:val="left" w:pos="880"/>
+              <w:tab w:val="right" w:leader="dot" w:pos="8828"/>
+            </w:tabs>
+            <w:rPr>
+              <w:rFonts w:asciiTheme="minorHAnsi" w:eastAsiaTheme="minorEastAsia" w:hAnsiTheme="minorHAnsi"/>
+              <w:noProof/>
+              <w:sz w:val="22"/>
+              <w:lang w:eastAsia="es-CO"/>
+            </w:rPr>
+          </w:pPr>
+          <w:hyperlink w:anchor="_Toc227599558" w:history="1">
+            <w:r>
+              <w:rPr>
+                <w:rStyle w:val="Hipervnculo"/>
+                <w:noProof/>
+              </w:rPr>
+              <w:t>9.1.</w:t>
+            </w:r>
+            <w:r>
+              <w:rPr>
+                <w:rFonts w:asciiTheme="minorHAnsi" w:eastAsiaTheme="minorEastAsia" w:hAnsiTheme="minorHAnsi"/>
+                <w:noProof/>
+                <w:sz w:val="22"/>
+                <w:lang w:eastAsia="es-CO"/>
+              </w:rPr>
+              <w:tab/>
+            </w:r>
+            <w:r>
+              <w:rPr>
+                <w:rStyle w:val="Hipervnculo"/>
+                <w:noProof/>
+              </w:rPr>
+              <w:t>IMPLEMENTACION EN EL CODIGO</w:t>
+            </w:r>
+            <w:r>
+              <w:rPr>
+                <w:noProof/>
+                <w:webHidden/>
+              </w:rPr>
+              <w:tab/>
+            </w:r>
+            <w:r>
+              <w:rPr>
+                <w:noProof/>
+                <w:webHidden/>
+              </w:rPr>
+              <w:fldChar w:fldCharType="begin"/>
+            </w:r>
+            <w:r>
+              <w:rPr>
+                <w:noProof/>
+                <w:webHidden/>
+              </w:rPr>
+              <w:instrText xml:space="preserve"> PAGEREF _Toc227599558 \h </w:instrText>
+            </w:r>
+            <w:r>
+              <w:rPr>
+                <w:noProof/>
+                <w:webHidden/>
+              </w:rPr>
+            </w:r>
+            <w:r>
+              <w:rPr>
+                <w:noProof/>
+                <w:webHidden/>
+              </w:rPr>
+              <w:fldChar w:fldCharType="separate"/>
+            </w:r>
+            <w:r>
+              <w:rPr>
+                <w:noProof/>
+                <w:webHidden/>
+              </w:rPr>
+              <w:t>41</w:t>
+            </w:r>
+            <w:r>
+              <w:rPr>
+                <w:noProof/>
+                <w:webHidden/>
+              </w:rPr>
+              <w:fldChar w:fldCharType="end"/>
+            </w:r>
+          </w:hyperlink>
+        </w:p>
+        <w:p>
+          <w:pPr>
+            <w:pStyle w:val="TDC2"/>
+            <w:tabs>
+              <w:tab w:val="left" w:pos="880"/>
+              <w:tab w:val="right" w:leader="dot" w:pos="8828"/>
+            </w:tabs>
+            <w:rPr>
+              <w:rFonts w:asciiTheme="minorHAnsi" w:eastAsiaTheme="minorEastAsia" w:hAnsiTheme="minorHAnsi"/>
+              <w:noProof/>
+              <w:sz w:val="22"/>
+              <w:lang w:eastAsia="es-CO"/>
+            </w:rPr>
+          </w:pPr>
+          <w:hyperlink w:anchor="_Toc227599559" w:history="1">
+            <w:r>
+              <w:rPr>
+                <w:rStyle w:val="Hipervnculo"/>
+                <w:noProof/>
+              </w:rPr>
+              <w:t>9.2.</w:t>
+            </w:r>
+            <w:r>
+              <w:rPr>
+                <w:rFonts w:asciiTheme="minorHAnsi" w:eastAsiaTheme="minorEastAsia" w:hAnsiTheme="minorHAnsi"/>
+                <w:noProof/>
+                <w:sz w:val="22"/>
+                <w:lang w:eastAsia="es-CO"/>
+              </w:rPr>
+              <w:tab/>
+            </w:r>
+            <w:r>
+              <w:rPr>
+                <w:rStyle w:val="Hipervnculo"/>
+                <w:noProof/>
+              </w:rPr>
+              <w:t>PRUEBAS</w:t>
+            </w:r>
+            <w:r>
+              <w:rPr>
+                <w:noProof/>
+                <w:webHidden/>
+              </w:rPr>
+              <w:tab/>
+            </w:r>
+            <w:r>
+              <w:rPr>
+                <w:noProof/>
+                <w:webHidden/>
+              </w:rPr>
+              <w:fldChar w:fldCharType="begin"/>
+            </w:r>
+            <w:r>
+              <w:rPr>
+                <w:noProof/>
+                <w:webHidden/>
+              </w:rPr>
+              <w:instrText xml:space="preserve"> PAGEREF _Toc227599559 \h </w:instrText>
+            </w:r>
+            <w:r>
+              <w:rPr>
+                <w:noProof/>
+                <w:webHidden/>
+              </w:rPr>
+            </w:r>
+            <w:r>
+              <w:rPr>
+                <w:noProof/>
+                <w:webHidden/>
+              </w:rPr>
+              <w:fldChar w:fldCharType="separate"/>
+            </w:r>
+            <w:r>
+              <w:rPr>
+                <w:noProof/>
+                <w:webHidden/>
+              </w:rPr>
+              <w:t>45</w:t>
+            </w:r>
+            <w:r>
+              <w:rPr>
+                <w:noProof/>
+                <w:webHidden/>
+              </w:rPr>
+              <w:fldChar w:fldCharType="end"/>
+            </w:r>
+          </w:hyperlink>
+        </w:p>
+        <w:p>
+          <w:pPr>
+            <w:pStyle w:val="TDC2"/>
+            <w:tabs>
+              <w:tab w:val="left" w:pos="880"/>
+              <w:tab w:val="right" w:leader="dot" w:pos="8828"/>
+            </w:tabs>
+            <w:rPr>
+              <w:rFonts w:asciiTheme="minorHAnsi" w:eastAsiaTheme="minorEastAsia" w:hAnsiTheme="minorHAnsi"/>
+              <w:noProof/>
+              <w:sz w:val="22"/>
+              <w:lang w:eastAsia="es-CO"/>
+            </w:rPr>
+          </w:pPr>
+          <w:hyperlink w:anchor="_Toc227599560" w:history="1">
+            <w:r>
+              <w:rPr>
+                <w:rStyle w:val="Hipervnculo"/>
+                <w:noProof/>
+              </w:rPr>
+              <w:t>9.3.</w:t>
+            </w:r>
+            <w:r>
+              <w:rPr>
+                <w:rFonts w:asciiTheme="minorHAnsi" w:eastAsiaTheme="minorEastAsia" w:hAnsiTheme="minorHAnsi"/>
+                <w:noProof/>
+                <w:sz w:val="22"/>
+                <w:lang w:eastAsia="es-CO"/>
+              </w:rPr>
+              <w:tab/>
+            </w:r>
+            <w:r>
+              <w:rPr>
+                <w:rStyle w:val="Hipervnculo"/>
+                <w:noProof/>
+              </w:rPr>
+              <w:t>DIAGRAMA UML</w:t>
+            </w:r>
+            <w:r>
+              <w:rPr>
+                <w:noProof/>
+                <w:webHidden/>
+              </w:rPr>
+              <w:tab/>
+            </w:r>
+            <w:r>
+              <w:rPr>
+                <w:noProof/>
+                <w:webHidden/>
+              </w:rPr>
+              <w:fldChar w:fldCharType="begin"/>
+            </w:r>
+            <w:r>
+              <w:rPr>
+                <w:noProof/>
+                <w:webHidden/>
+              </w:rPr>
+              <w:instrText xml:space="preserve"> PAGEREF _Toc227599560 \h </w:instrText>
+            </w:r>
+            <w:r>
+              <w:rPr>
+                <w:noProof/>
+                <w:webHidden/>
+              </w:rPr>
+            </w:r>
+            <w:r>
+              <w:rPr>
+                <w:noProof/>
+                <w:webHidden/>
+              </w:rPr>
+              <w:fldChar w:fldCharType="separate"/>
+            </w:r>
+            <w:r>
+              <w:rPr>
+                <w:noProof/>
+                <w:webHidden/>
+              </w:rPr>
+              <w:t>46</w:t>
+            </w:r>
+            <w:r>
+              <w:rPr>
+                <w:noProof/>
+                <w:webHidden/>
+              </w:rPr>
+              <w:fldChar w:fldCharType="end"/>
+            </w:r>
+          </w:hyperlink>
+        </w:p>
+        <w:p>
+          <w:pPr>
+            <w:pStyle w:val="TDC1"/>
+            <w:tabs>
+              <w:tab w:val="left" w:pos="660"/>
+            </w:tabs>
+            <w:rPr>
+              <w:rFonts w:asciiTheme="minorHAnsi" w:eastAsiaTheme="minorEastAsia" w:hAnsiTheme="minorHAnsi"/>
+              <w:noProof/>
+              <w:sz w:val="22"/>
+              <w:lang w:eastAsia="es-CO"/>
+            </w:rPr>
+          </w:pPr>
+          <w:hyperlink w:anchor="_Toc227599561" w:history="1">
+            <w:r>
+              <w:rPr>
+                <w:rStyle w:val="Hipervnculo"/>
+                <w:b/>
+                <w:bCs/>
+                <w:noProof/>
+              </w:rPr>
+              <w:t>10.</w:t>
+            </w:r>
+            <w:r>
+              <w:rPr>
+                <w:rFonts w:asciiTheme="minorHAnsi" w:eastAsiaTheme="minorEastAsia" w:hAnsiTheme="minorHAnsi"/>
+                <w:noProof/>
+                <w:sz w:val="22"/>
+                <w:lang w:eastAsia="es-CO"/>
+              </w:rPr>
+              <w:tab/>
+            </w:r>
+            <w:r>
+              <w:rPr>
+                <w:rStyle w:val="Hipervnculo"/>
+                <w:b/>
+                <w:bCs/>
+                <w:noProof/>
+              </w:rPr>
+              <w:t>PATRON FACADE</w:t>
+            </w:r>
+            <w:r>
+              <w:rPr>
+                <w:noProof/>
+                <w:webHidden/>
+              </w:rPr>
+              <w:tab/>
+            </w:r>
+            <w:r>
+              <w:rPr>
+                <w:noProof/>
+                <w:webHidden/>
+              </w:rPr>
+              <w:fldChar w:fldCharType="begin"/>
+            </w:r>
+            <w:r>
+              <w:rPr>
+                <w:noProof/>
+                <w:webHidden/>
+              </w:rPr>
+              <w:instrText xml:space="preserve"> PAGEREF _Toc227599561 \h </w:instrText>
+            </w:r>
+            <w:r>
+              <w:rPr>
+                <w:noProof/>
+                <w:webHidden/>
+              </w:rPr>
+            </w:r>
+            <w:r>
+              <w:rPr>
+                <w:noProof/>
+                <w:webHidden/>
+              </w:rPr>
+              <w:fldChar w:fldCharType="separate"/>
+            </w:r>
+            <w:r>
+              <w:rPr>
+                <w:noProof/>
+                <w:webHidden/>
+              </w:rPr>
+              <w:t>48</w:t>
+            </w:r>
+            <w:r>
+              <w:rPr>
+                <w:noProof/>
+                <w:webHidden/>
+              </w:rPr>
+              <w:fldChar w:fldCharType="end"/>
+            </w:r>
+          </w:hyperlink>
+        </w:p>
+        <w:p>
+          <w:pPr>
+            <w:pStyle w:val="TDC2"/>
+            <w:tabs>
+              <w:tab w:val="left" w:pos="1100"/>
+              <w:tab w:val="right" w:leader="dot" w:pos="8828"/>
+            </w:tabs>
+            <w:rPr>
+              <w:rFonts w:asciiTheme="minorHAnsi" w:eastAsiaTheme="minorEastAsia" w:hAnsiTheme="minorHAnsi"/>
+              <w:noProof/>
+              <w:sz w:val="22"/>
+              <w:lang w:eastAsia="es-CO"/>
+            </w:rPr>
+          </w:pPr>
+          <w:hyperlink w:anchor="_Toc227599562" w:history="1">
+            <w:r>
+              <w:rPr>
+                <w:rStyle w:val="Hipervnculo"/>
+                <w:noProof/>
+              </w:rPr>
+              <w:t>10.1.</w:t>
+            </w:r>
+            <w:r>
+              <w:rPr>
+                <w:rFonts w:asciiTheme="minorHAnsi" w:eastAsiaTheme="minorEastAsia" w:hAnsiTheme="minorHAnsi"/>
+                <w:noProof/>
+                <w:sz w:val="22"/>
+                <w:lang w:eastAsia="es-CO"/>
+              </w:rPr>
+              <w:tab/>
+            </w:r>
+            <w:r>
+              <w:rPr>
+                <w:rStyle w:val="Hipervnculo"/>
+                <w:noProof/>
+              </w:rPr>
+              <w:t>IMPLEMENTACION EN EL CODIGO</w:t>
+            </w:r>
+            <w:r>
+              <w:rPr>
+                <w:noProof/>
+                <w:webHidden/>
+              </w:rPr>
+              <w:tab/>
+            </w:r>
+            <w:r>
+              <w:rPr>
+                <w:noProof/>
+                <w:webHidden/>
+              </w:rPr>
+              <w:fldChar w:fldCharType="begin"/>
+            </w:r>
+            <w:r>
+              <w:rPr>
+                <w:noProof/>
+                <w:webHidden/>
+              </w:rPr>
+              <w:instrText xml:space="preserve"> PAGEREF _Toc227599562 \h </w:instrText>
+            </w:r>
+            <w:r>
+              <w:rPr>
+                <w:noProof/>
+                <w:webHidden/>
+              </w:rPr>
+            </w:r>
+            <w:r>
+              <w:rPr>
+                <w:noProof/>
+                <w:webHidden/>
+              </w:rPr>
+              <w:fldChar w:fldCharType="separate"/>
+            </w:r>
+            <w:r>
+              <w:rPr>
+                <w:noProof/>
+                <w:webHidden/>
+              </w:rPr>
+              <w:t>48</w:t>
+            </w:r>
+            <w:r>
+              <w:rPr>
+                <w:noProof/>
+                <w:webHidden/>
+              </w:rPr>
+              <w:fldChar w:fldCharType="end"/>
+            </w:r>
+          </w:hyperlink>
+        </w:p>
+        <w:p>
+          <w:pPr>
+            <w:pStyle w:val="TDC2"/>
+            <w:tabs>
+              <w:tab w:val="left" w:pos="1100"/>
+              <w:tab w:val="right" w:leader="dot" w:pos="8828"/>
+            </w:tabs>
+            <w:rPr>
+              <w:rFonts w:asciiTheme="minorHAnsi" w:eastAsiaTheme="minorEastAsia" w:hAnsiTheme="minorHAnsi"/>
+              <w:noProof/>
+              <w:sz w:val="22"/>
+              <w:lang w:eastAsia="es-CO"/>
+            </w:rPr>
+          </w:pPr>
+          <w:hyperlink w:anchor="_Toc227599563" w:history="1">
+            <w:r>
+              <w:rPr>
+                <w:rStyle w:val="Hipervnculo"/>
+                <w:noProof/>
+              </w:rPr>
+              <w:t>10.2.</w:t>
+            </w:r>
+            <w:r>
+              <w:rPr>
+                <w:rFonts w:asciiTheme="minorHAnsi" w:eastAsiaTheme="minorEastAsia" w:hAnsiTheme="minorHAnsi"/>
+                <w:noProof/>
+                <w:sz w:val="22"/>
+                <w:lang w:eastAsia="es-CO"/>
+              </w:rPr>
+              <w:tab/>
+            </w:r>
+            <w:r>
+              <w:rPr>
+                <w:rStyle w:val="Hipervnculo"/>
+                <w:noProof/>
+              </w:rPr>
+              <w:t>PRUEBAS</w:t>
+            </w:r>
+            <w:r>
+              <w:rPr>
+                <w:noProof/>
+                <w:webHidden/>
+              </w:rPr>
+              <w:tab/>
+            </w:r>
+            <w:r>
+              <w:rPr>
+                <w:noProof/>
+                <w:webHidden/>
+              </w:rPr>
+              <w:fldChar w:fldCharType="begin"/>
+            </w:r>
+            <w:r>
+              <w:rPr>
+                <w:noProof/>
+                <w:webHidden/>
+              </w:rPr>
+              <w:instrText xml:space="preserve"> PAGEREF _Toc227599563 \h </w:instrText>
+            </w:r>
+            <w:r>
+              <w:rPr>
+                <w:noProof/>
+                <w:webHidden/>
+              </w:rPr>
+            </w:r>
+            <w:r>
+              <w:rPr>
+                <w:noProof/>
+                <w:webHidden/>
+              </w:rPr>
+              <w:fldChar w:fldCharType="separate"/>
+            </w:r>
+            <w:r>
+              <w:rPr>
+                <w:noProof/>
+                <w:webHidden/>
+              </w:rPr>
+              <w:t>52</w:t>
+            </w:r>
+            <w:r>
+              <w:rPr>
+                <w:noProof/>
+                <w:webHidden/>
+              </w:rPr>
+              <w:fldChar w:fldCharType="end"/>
+            </w:r>
+          </w:hyperlink>
+        </w:p>
+        <w:p>
+          <w:pPr>
+            <w:pStyle w:val="TDC2"/>
+            <w:tabs>
+              <w:tab w:val="left" w:pos="1100"/>
+              <w:tab w:val="right" w:leader="dot" w:pos="8828"/>
+            </w:tabs>
+            <w:rPr>
+              <w:rFonts w:asciiTheme="minorHAnsi" w:eastAsiaTheme="minorEastAsia" w:hAnsiTheme="minorHAnsi"/>
+              <w:noProof/>
+              <w:sz w:val="22"/>
+              <w:lang w:eastAsia="es-CO"/>
+            </w:rPr>
+          </w:pPr>
+          <w:hyperlink w:anchor="_Toc227599564" w:history="1">
+            <w:r>
+              <w:rPr>
+                <w:rStyle w:val="Hipervnculo"/>
+                <w:noProof/>
+              </w:rPr>
+              <w:t>10.3.</w:t>
+            </w:r>
+            <w:r>
+              <w:rPr>
+                <w:rFonts w:asciiTheme="minorHAnsi" w:eastAsiaTheme="minorEastAsia" w:hAnsiTheme="minorHAnsi"/>
+                <w:noProof/>
+                <w:sz w:val="22"/>
+                <w:lang w:eastAsia="es-CO"/>
+              </w:rPr>
+              <w:tab/>
+            </w:r>
+            <w:r>
+              <w:rPr>
+                <w:rStyle w:val="Hipervnculo"/>
+                <w:noProof/>
+              </w:rPr>
+              <w:t>DIAGRAMA UML</w:t>
+            </w:r>
+            <w:r>
+              <w:rPr>
+                <w:noProof/>
+                <w:webHidden/>
+              </w:rPr>
+              <w:tab/>
+            </w:r>
+            <w:r>
+              <w:rPr>
+                <w:noProof/>
+                <w:webHidden/>
+              </w:rPr>
+              <w:fldChar w:fldCharType="begin"/>
+            </w:r>
+            <w:r>
+              <w:rPr>
+                <w:noProof/>
+                <w:webHidden/>
+              </w:rPr>
+              <w:instrText xml:space="preserve"> PAGEREF _Toc227599564 \h </w:instrText>
+            </w:r>
+            <w:r>
+              <w:rPr>
+                <w:noProof/>
+                <w:webHidden/>
+              </w:rPr>
+            </w:r>
+            <w:r>
+              <w:rPr>
+                <w:noProof/>
+                <w:webHidden/>
+              </w:rPr>
+              <w:fldChar w:fldCharType="separate"/>
+            </w:r>
+            <w:r>
+              <w:rPr>
+                <w:noProof/>
+                <w:webHidden/>
+              </w:rPr>
+              <w:t>53</w:t>
             </w:r>
             <w:r>
               <w:rPr>
@@ -3390,13 +4100,12 @@
           <w:bCs/>
         </w:rPr>
       </w:pPr>
-      <w:bookmarkStart w:id="0" w:name="_Toc226816353"/>
+      <w:bookmarkStart w:id="0" w:name="_Toc227599523"/>
       <w:r>
         <w:rPr>
           <w:b/>
           <w:bCs/>
         </w:rPr>
-        <w:lastRenderedPageBreak/>
         <w:t>VISIÓN GENERAL DEL PROYECTO</w:t>
       </w:r>
       <w:bookmarkEnd w:id="0"/>
@@ -3606,7 +4315,7 @@
           <w:bCs/>
         </w:rPr>
       </w:pPr>
-      <w:bookmarkStart w:id="1" w:name="_Toc226816354"/>
+      <w:bookmarkStart w:id="1" w:name="_Toc227599524"/>
       <w:r>
         <w:rPr>
           <w:b/>
@@ -3648,8 +4357,9 @@
         <w:ind w:firstLine="709"/>
         <w:jc w:val="both"/>
       </w:pPr>
-      <w:bookmarkStart w:id="2" w:name="_Toc226816355"/>
-      <w:r>
+      <w:bookmarkStart w:id="2" w:name="_Toc227599525"/>
+      <w:r>
+        <w:lastRenderedPageBreak/>
         <w:t>ANALISIS PARA LA APLICACIÓN</w:t>
       </w:r>
       <w:bookmarkEnd w:id="2"/>
@@ -3729,7 +4439,6 @@
         <w:jc w:val="both"/>
       </w:pPr>
       <w:r>
-        <w:lastRenderedPageBreak/>
         <w:t>Coordina</w:t>
       </w:r>
       <w:r>
@@ -3799,7 +4508,7 @@
         <w:ind w:firstLine="709"/>
         <w:jc w:val="both"/>
       </w:pPr>
-      <w:bookmarkStart w:id="3" w:name="_Toc226816356"/>
+      <w:bookmarkStart w:id="3" w:name="_Toc227599526"/>
       <w:r>
         <w:t>APLICACIÓN DEL PATRON</w:t>
       </w:r>
@@ -4019,6 +4728,7 @@
         <w:jc w:val="both"/>
       </w:pPr>
       <w:r>
+        <w:lastRenderedPageBreak/>
         <w:t xml:space="preserve">De esta manera, el comportamiento es equivalente al patrón </w:t>
       </w:r>
       <w:proofErr w:type="spellStart"/>
@@ -4049,7 +4759,7 @@
         <w:ind w:firstLine="709"/>
         <w:jc w:val="both"/>
       </w:pPr>
-      <w:bookmarkStart w:id="4" w:name="_Toc226816357"/>
+      <w:bookmarkStart w:id="4" w:name="_Toc227599527"/>
       <w:r>
         <w:t>IMPACTO DEL PATRON EN EL PROYECTO</w:t>
       </w:r>
@@ -4072,7 +4782,6 @@
         <w:jc w:val="both"/>
       </w:pPr>
       <w:r>
-        <w:lastRenderedPageBreak/>
         <w:t xml:space="preserve">Al aplicar el patrón </w:t>
       </w:r>
       <w:proofErr w:type="spellStart"/>
@@ -4173,7 +4882,7 @@
         <w:ind w:firstLine="709"/>
         <w:jc w:val="both"/>
       </w:pPr>
-      <w:bookmarkStart w:id="5" w:name="_Toc226816358"/>
+      <w:bookmarkStart w:id="5" w:name="_Toc227599528"/>
       <w:r>
         <w:t>DIAGRAMA UML</w:t>
       </w:r>
@@ -4273,7 +4982,11 @@
       </w:r>
       <w:proofErr w:type="spellEnd"/>
       <w:r>
-        <w:t xml:space="preserve"> refleja que el controlador no crea el servicio manualmente, sino que utiliza la única instancia gestionada por el contenedor de Spring </w:t>
+        <w:t xml:space="preserve"> refleja que el </w:t>
+      </w:r>
+      <w:r>
+        <w:lastRenderedPageBreak/>
+        <w:t xml:space="preserve">controlador no crea el servicio manualmente, sino que utiliza la única instancia gestionada por el contenedor de Spring </w:t>
       </w:r>
       <w:proofErr w:type="spellStart"/>
       <w:r>
@@ -4379,7 +5092,7 @@
           <w:bCs/>
         </w:rPr>
       </w:pPr>
-      <w:bookmarkStart w:id="6" w:name="_Toc226816359"/>
+      <w:bookmarkStart w:id="6" w:name="_Toc227599529"/>
       <w:r>
         <w:rPr>
           <w:b/>
@@ -4421,6 +5134,7 @@
         <w:jc w:val="both"/>
       </w:pPr>
       <w:r>
+        <w:lastRenderedPageBreak/>
         <w:t>En lugar de usar directamente new, se delega la creación del objeto a un método especializado.</w:t>
       </w:r>
     </w:p>
@@ -4435,7 +5149,7 @@
         <w:ind w:firstLine="709"/>
         <w:jc w:val="both"/>
       </w:pPr>
-      <w:bookmarkStart w:id="7" w:name="_Toc226816360"/>
+      <w:bookmarkStart w:id="7" w:name="_Toc227599530"/>
       <w:r>
         <w:t>ANALISIS PARA LA APLICACIÓN</w:t>
       </w:r>
@@ -4476,7 +5190,6 @@
         <w:jc w:val="both"/>
       </w:pPr>
       <w:r>
-        <w:lastRenderedPageBreak/>
         <w:t>Verificar que el médico exista.</w:t>
       </w:r>
     </w:p>
@@ -4600,7 +5313,7 @@
         <w:ind w:firstLine="709"/>
         <w:jc w:val="both"/>
       </w:pPr>
-      <w:bookmarkStart w:id="8" w:name="_Toc226816361"/>
+      <w:bookmarkStart w:id="8" w:name="_Toc227599531"/>
       <w:r>
         <w:t>APLICACIÓN DEL PATRON</w:t>
       </w:r>
@@ -4821,7 +5534,7 @@
         <w:ind w:firstLine="709"/>
         <w:jc w:val="both"/>
       </w:pPr>
-      <w:bookmarkStart w:id="9" w:name="_Toc226816362"/>
+      <w:bookmarkStart w:id="9" w:name="_Toc227599532"/>
       <w:r>
         <w:t>IMPACTO DEL PATRON EN EL PROYECTO</w:t>
       </w:r>
@@ -4937,7 +5650,7 @@
         <w:ind w:firstLine="709"/>
         <w:jc w:val="both"/>
       </w:pPr>
-      <w:bookmarkStart w:id="10" w:name="_Toc226816363"/>
+      <w:bookmarkStart w:id="10" w:name="_Toc227599533"/>
       <w:r>
         <w:t>DIAGRAMA UML</w:t>
       </w:r>
@@ -5150,7 +5863,7 @@
           <w:bCs/>
         </w:rPr>
       </w:pPr>
-      <w:bookmarkStart w:id="11" w:name="_Toc226816364"/>
+      <w:bookmarkStart w:id="11" w:name="_Toc227599534"/>
       <w:r>
         <w:rPr>
           <w:b/>
@@ -5207,7 +5920,7 @@
         <w:ind w:firstLine="709"/>
         <w:jc w:val="both"/>
       </w:pPr>
-      <w:bookmarkStart w:id="12" w:name="_Toc226816365"/>
+      <w:bookmarkStart w:id="12" w:name="_Toc227599535"/>
       <w:r>
         <w:t>ANALISIS PARA LA APLICACIÓN</w:t>
       </w:r>
@@ -5411,7 +6124,7 @@
         <w:ind w:firstLine="709"/>
         <w:jc w:val="both"/>
       </w:pPr>
-      <w:bookmarkStart w:id="13" w:name="_Toc226816366"/>
+      <w:bookmarkStart w:id="13" w:name="_Toc227599536"/>
       <w:r>
         <w:t>APLICACIÓN DEL PATRON</w:t>
       </w:r>
@@ -5702,7 +6415,7 @@
         <w:ind w:firstLine="709"/>
         <w:jc w:val="both"/>
       </w:pPr>
-      <w:bookmarkStart w:id="14" w:name="_Toc226816367"/>
+      <w:bookmarkStart w:id="14" w:name="_Toc227599537"/>
       <w:r>
         <w:t>IMPACTO DEL PATRON EN EL PROYECTO</w:t>
       </w:r>
@@ -5858,7 +6571,7 @@
         <w:ind w:firstLine="709"/>
         <w:jc w:val="both"/>
       </w:pPr>
-      <w:bookmarkStart w:id="15" w:name="_Toc226816368"/>
+      <w:bookmarkStart w:id="15" w:name="_Toc227599538"/>
       <w:r>
         <w:t>DIAGRAMA UML</w:t>
       </w:r>
@@ -6128,7 +6841,7 @@
         </w:rPr>
       </w:pPr>
       <w:bookmarkStart w:id="16" w:name="_Toc224381838"/>
-      <w:bookmarkStart w:id="17" w:name="_Toc226816369"/>
+      <w:bookmarkStart w:id="17" w:name="_Toc227599539"/>
       <w:r>
         <w:rPr>
           <w:b/>
@@ -6162,7 +6875,7 @@
         <w:jc w:val="both"/>
       </w:pPr>
       <w:bookmarkStart w:id="18" w:name="_Toc224381839"/>
-      <w:bookmarkStart w:id="19" w:name="_Toc226816370"/>
+      <w:bookmarkStart w:id="19" w:name="_Toc227599540"/>
       <w:r>
         <w:t>IMPLEMENTACION EN EL CODIGO</w:t>
       </w:r>
@@ -6566,7 +7279,7 @@
         <w:jc w:val="both"/>
       </w:pPr>
       <w:bookmarkStart w:id="20" w:name="_Toc224381840"/>
-      <w:bookmarkStart w:id="21" w:name="_Toc226816371"/>
+      <w:bookmarkStart w:id="21" w:name="_Toc227599541"/>
       <w:r>
         <w:lastRenderedPageBreak/>
         <w:t>PRUEBAS DE FUNCIONALIDAD</w:t>
@@ -6817,7 +7530,7 @@
         <w:jc w:val="both"/>
       </w:pPr>
       <w:bookmarkStart w:id="22" w:name="_Toc224381841"/>
-      <w:bookmarkStart w:id="23" w:name="_Toc226816372"/>
+      <w:bookmarkStart w:id="23" w:name="_Toc227599542"/>
       <w:r>
         <w:t>DIAGRAMA UML</w:t>
       </w:r>
@@ -7004,7 +7717,7 @@
           <w:bCs/>
         </w:rPr>
       </w:pPr>
-      <w:bookmarkStart w:id="24" w:name="_Toc226816373"/>
+      <w:bookmarkStart w:id="24" w:name="_Toc227599543"/>
       <w:r>
         <w:rPr>
           <w:b/>
@@ -7054,7 +7767,7 @@
         <w:ind w:left="0" w:firstLine="709"/>
         <w:jc w:val="both"/>
       </w:pPr>
-      <w:bookmarkStart w:id="25" w:name="_Toc226816374"/>
+      <w:bookmarkStart w:id="25" w:name="_Toc227599544"/>
       <w:r>
         <w:t>IMPLEMENTACION EN EL CODIGO</w:t>
       </w:r>
@@ -7406,7 +8119,7 @@
         <w:ind w:left="0" w:firstLine="709"/>
         <w:jc w:val="both"/>
       </w:pPr>
-      <w:bookmarkStart w:id="26" w:name="_Toc226816375"/>
+      <w:bookmarkStart w:id="26" w:name="_Toc227599545"/>
       <w:r>
         <w:lastRenderedPageBreak/>
         <w:t>DIAGRAMA UML</w:t>
@@ -7564,7 +8277,7 @@
           <w:bCs/>
         </w:rPr>
       </w:pPr>
-      <w:bookmarkStart w:id="27" w:name="_Toc226816376"/>
+      <w:bookmarkStart w:id="27" w:name="_Toc227599546"/>
       <w:r>
         <w:rPr>
           <w:b/>
@@ -7610,7 +8323,7 @@
         <w:spacing w:line="360" w:lineRule="auto"/>
         <w:jc w:val="both"/>
       </w:pPr>
-      <w:bookmarkStart w:id="28" w:name="_Toc226816377"/>
+      <w:bookmarkStart w:id="28" w:name="_Toc227599547"/>
       <w:r>
         <w:t>IMPLEMENTACION EN EL CODIGO</w:t>
       </w:r>
@@ -8301,7 +9014,7 @@
         <w:ind w:left="0" w:firstLine="709"/>
         <w:jc w:val="both"/>
       </w:pPr>
-      <w:bookmarkStart w:id="29" w:name="_Toc226816378"/>
+      <w:bookmarkStart w:id="29" w:name="_Toc227599548"/>
       <w:r>
         <w:t>DIAGRAMA UML</w:t>
       </w:r>
@@ -8498,7 +9211,7 @@
           <w:bCs/>
         </w:rPr>
       </w:pPr>
-      <w:bookmarkStart w:id="30" w:name="_Toc226816379"/>
+      <w:bookmarkStart w:id="30" w:name="_Toc227599549"/>
       <w:r>
         <w:rPr>
           <w:b/>
@@ -8546,7 +9259,7 @@
         <w:spacing w:line="360" w:lineRule="auto"/>
         <w:jc w:val="both"/>
       </w:pPr>
-      <w:bookmarkStart w:id="31" w:name="_Toc226816380"/>
+      <w:bookmarkStart w:id="31" w:name="_Toc227599550"/>
       <w:r>
         <w:t>IMPLEMENTACION EN EL CODIGO</w:t>
       </w:r>
@@ -9096,7 +9809,7 @@
         <w:ind w:left="0" w:firstLine="709"/>
         <w:jc w:val="both"/>
       </w:pPr>
-      <w:bookmarkStart w:id="32" w:name="_Toc226816381"/>
+      <w:bookmarkStart w:id="32" w:name="_Toc227599551"/>
       <w:r>
         <w:lastRenderedPageBreak/>
         <w:t>PRUEBAS</w:t>
@@ -9242,7 +9955,7 @@
         <w:ind w:left="0" w:firstLine="709"/>
         <w:jc w:val="both"/>
       </w:pPr>
-      <w:bookmarkStart w:id="33" w:name="_Toc226816382"/>
+      <w:bookmarkStart w:id="33" w:name="_Toc227599552"/>
       <w:r>
         <w:t>DIAGRAMA UML</w:t>
       </w:r>
@@ -9366,7 +10079,7 @@
           <w:bCs/>
         </w:rPr>
       </w:pPr>
-      <w:bookmarkStart w:id="34" w:name="_Toc226816383"/>
+      <w:bookmarkStart w:id="34" w:name="_Toc227599553"/>
       <w:r>
         <w:rPr>
           <w:b/>
@@ -9412,7 +10125,7 @@
         <w:spacing w:line="360" w:lineRule="auto"/>
         <w:jc w:val="both"/>
       </w:pPr>
-      <w:bookmarkStart w:id="35" w:name="_Toc226816384"/>
+      <w:bookmarkStart w:id="35" w:name="_Toc227599554"/>
       <w:r>
         <w:t>IMPLEMENTACION EN EL CODIGO</w:t>
       </w:r>
@@ -10154,7 +10867,7 @@
         <w:ind w:left="0" w:firstLine="709"/>
         <w:jc w:val="both"/>
       </w:pPr>
-      <w:bookmarkStart w:id="36" w:name="_Toc226816385"/>
+      <w:bookmarkStart w:id="36" w:name="_Toc227599555"/>
       <w:r>
         <w:lastRenderedPageBreak/>
         <w:t>PRUEBAS</w:t>
@@ -10353,7 +11066,7 @@
         <w:ind w:left="0" w:firstLine="709"/>
         <w:jc w:val="both"/>
       </w:pPr>
-      <w:bookmarkStart w:id="37" w:name="_Toc226816386"/>
+      <w:bookmarkStart w:id="37" w:name="_Toc227599556"/>
       <w:r>
         <w:lastRenderedPageBreak/>
         <w:t>DIAGRAMA UML</w:t>
@@ -10503,6 +11216,7 @@
           <w:bCs/>
         </w:rPr>
       </w:pPr>
+      <w:bookmarkStart w:id="38" w:name="_Toc227599557"/>
       <w:r>
         <w:rPr>
           <w:b/>
@@ -10525,6 +11239,7 @@
         </w:rPr>
         <w:t>COMPOSITE</w:t>
       </w:r>
+      <w:bookmarkEnd w:id="38"/>
     </w:p>
     <w:p>
       <w:pPr>
@@ -10549,9 +11264,11 @@
         <w:spacing w:line="360" w:lineRule="auto"/>
         <w:jc w:val="both"/>
       </w:pPr>
+      <w:bookmarkStart w:id="39" w:name="_Toc227599558"/>
       <w:r>
         <w:t>IMPLEMENTACION EN EL CODIGO</w:t>
       </w:r>
+      <w:bookmarkEnd w:id="39"/>
     </w:p>
     <w:p>
       <w:pPr>
@@ -10615,6 +11332,9 @@
         <w:jc w:val="center"/>
       </w:pPr>
       <w:r>
+        <w:rPr>
+          <w:noProof/>
+        </w:rPr>
         <w:drawing>
           <wp:inline distT="0" distB="0" distL="0" distR="0" wp14:anchorId="0A75EF3A" wp14:editId="69674960">
             <wp:extent cx="4206605" cy="1219306"/>
@@ -10713,6 +11433,7 @@
         <w:rPr>
           <w:b/>
           <w:bCs/>
+          <w:noProof/>
         </w:rPr>
         <w:drawing>
           <wp:inline distT="0" distB="0" distL="0" distR="0" wp14:anchorId="14490A5E" wp14:editId="3F1639CB">
@@ -10795,6 +11516,7 @@
         <w:rPr>
           <w:b/>
           <w:bCs/>
+          <w:noProof/>
         </w:rPr>
         <w:drawing>
           <wp:inline distT="0" distB="0" distL="0" distR="0" wp14:anchorId="2FC6EC8D" wp14:editId="2C2F8766">
@@ -10869,6 +11591,7 @@
         <w:rPr>
           <w:b/>
           <w:bCs/>
+          <w:noProof/>
         </w:rPr>
         <w:drawing>
           <wp:inline distT="0" distB="0" distL="0" distR="0" wp14:anchorId="7B0C0DF0" wp14:editId="187FAA53">
@@ -10952,6 +11675,9 @@
         <w:jc w:val="center"/>
       </w:pPr>
       <w:r>
+        <w:rPr>
+          <w:noProof/>
+        </w:rPr>
         <w:drawing>
           <wp:inline distT="0" distB="0" distL="0" distR="0" wp14:anchorId="22802324" wp14:editId="28D0DE64">
             <wp:extent cx="4648603" cy="1265030"/>
@@ -11009,21 +11735,7 @@
           <w:bCs/>
         </w:rPr>
         <w:lastRenderedPageBreak/>
-        <w:t>Consulta</w:t>
-      </w:r>
-      <w:r>
-        <w:rPr>
-          <w:b/>
-          <w:bCs/>
-        </w:rPr>
-        <w:t>Service</w:t>
-      </w:r>
-      <w:r>
-        <w:rPr>
-          <w:b/>
-          <w:bCs/>
-        </w:rPr>
-        <w:t>.java</w:t>
+        <w:t>ConsultaService.java</w:t>
       </w:r>
     </w:p>
     <w:p>
@@ -11032,6 +11744,9 @@
         <w:jc w:val="center"/>
       </w:pPr>
       <w:r>
+        <w:rPr>
+          <w:noProof/>
+        </w:rPr>
         <w:drawing>
           <wp:inline distT="0" distB="0" distL="0" distR="0" wp14:anchorId="613CD4FD" wp14:editId="75ABC612">
             <wp:extent cx="5612130" cy="2435225"/>
@@ -11217,10 +11932,12 @@
         <w:spacing w:line="360" w:lineRule="auto"/>
         <w:jc w:val="both"/>
       </w:pPr>
+      <w:bookmarkStart w:id="40" w:name="_Toc227599559"/>
       <w:r>
         <w:lastRenderedPageBreak/>
         <w:t>PRUEBAS</w:t>
       </w:r>
+      <w:bookmarkEnd w:id="40"/>
     </w:p>
     <w:p>
       <w:pPr>
@@ -11229,6 +11946,9 @@
         <w:jc w:val="center"/>
       </w:pPr>
       <w:r>
+        <w:rPr>
+          <w:noProof/>
+        </w:rPr>
         <w:drawing>
           <wp:inline distT="0" distB="0" distL="0" distR="0" wp14:anchorId="12929C1A" wp14:editId="1D7B4E5D">
             <wp:extent cx="4016088" cy="3939881"/>
@@ -11272,6 +11992,9 @@
         <w:ind w:firstLine="709"/>
       </w:pPr>
       <w:r>
+        <w:rPr>
+          <w:noProof/>
+        </w:rPr>
         <w:drawing>
           <wp:inline distT="0" distB="0" distL="0" distR="0" wp14:anchorId="60B25DBA" wp14:editId="2CB9CE2D">
             <wp:extent cx="4582116" cy="906780"/>
@@ -11407,9 +12130,11 @@
         <w:spacing w:line="360" w:lineRule="auto"/>
         <w:jc w:val="both"/>
       </w:pPr>
+      <w:bookmarkStart w:id="41" w:name="_Toc227599560"/>
       <w:r>
         <w:t>DIAGRAMA UML</w:t>
       </w:r>
+      <w:bookmarkEnd w:id="41"/>
     </w:p>
     <w:p/>
     <w:p>
@@ -11418,6 +12143,9 @@
         <w:ind w:firstLine="709"/>
       </w:pPr>
       <w:r>
+        <w:rPr>
+          <w:noProof/>
+        </w:rPr>
         <w:drawing>
           <wp:inline distT="0" distB="0" distL="0" distR="0" wp14:anchorId="6C19C2DD" wp14:editId="41F5E5CD">
             <wp:extent cx="4995063" cy="2385060"/>
@@ -11605,6 +12333,7 @@
           <w:bCs/>
         </w:rPr>
       </w:pPr>
+      <w:bookmarkStart w:id="42" w:name="_Toc227599561"/>
       <w:r>
         <w:rPr>
           <w:b/>
@@ -11627,6 +12356,7 @@
         </w:rPr>
         <w:t>FACADE</w:t>
       </w:r>
+      <w:bookmarkEnd w:id="42"/>
     </w:p>
     <w:p>
       <w:pPr>
@@ -11659,9 +12389,11 @@
         <w:spacing w:line="360" w:lineRule="auto"/>
         <w:jc w:val="both"/>
       </w:pPr>
+      <w:bookmarkStart w:id="43" w:name="_Toc227599562"/>
       <w:r>
         <w:t>IMPLEMENTACION EN EL CODIGO</w:t>
       </w:r>
+      <w:bookmarkEnd w:id="43"/>
     </w:p>
     <w:p>
       <w:pPr>
@@ -11811,6 +12543,9 @@
         <w:jc w:val="center"/>
       </w:pPr>
       <w:r>
+        <w:rPr>
+          <w:noProof/>
+        </w:rPr>
         <w:drawing>
           <wp:inline distT="0" distB="0" distL="0" distR="0" wp14:anchorId="05543B84" wp14:editId="53A7A035">
             <wp:extent cx="5612130" cy="5871845"/>
@@ -11909,6 +12644,7 @@
         <w:rPr>
           <w:b/>
           <w:bCs/>
+          <w:noProof/>
         </w:rPr>
         <w:drawing>
           <wp:inline distT="0" distB="0" distL="0" distR="0" wp14:anchorId="6252E4F9" wp14:editId="21270A23">
@@ -11991,6 +12727,7 @@
         <w:rPr>
           <w:b/>
           <w:bCs/>
+          <w:noProof/>
         </w:rPr>
         <w:drawing>
           <wp:inline distT="0" distB="0" distL="0" distR="0" wp14:anchorId="2741F201" wp14:editId="7C968058">
@@ -12127,10 +12864,12 @@
         <w:spacing w:line="360" w:lineRule="auto"/>
         <w:jc w:val="both"/>
       </w:pPr>
+      <w:bookmarkStart w:id="44" w:name="_Toc227599563"/>
       <w:r>
         <w:lastRenderedPageBreak/>
         <w:t>PRUEBAS</w:t>
       </w:r>
+      <w:bookmarkEnd w:id="44"/>
     </w:p>
     <w:p>
       <w:pPr>
@@ -12139,6 +12878,9 @@
         <w:jc w:val="center"/>
       </w:pPr>
       <w:r>
+        <w:rPr>
+          <w:noProof/>
+        </w:rPr>
         <w:drawing>
           <wp:inline distT="0" distB="0" distL="0" distR="0" wp14:anchorId="0843B2B0" wp14:editId="282AC7D4">
             <wp:extent cx="5265876" cy="6645216"/>
@@ -12262,9 +13004,11 @@
         <w:spacing w:line="360" w:lineRule="auto"/>
         <w:jc w:val="both"/>
       </w:pPr>
+      <w:bookmarkStart w:id="45" w:name="_Toc227599564"/>
       <w:r>
         <w:t>DIAGRAMA UML</w:t>
       </w:r>
+      <w:bookmarkEnd w:id="45"/>
     </w:p>
     <w:p/>
     <w:p>
@@ -12274,6 +13018,9 @@
         <w:jc w:val="center"/>
       </w:pPr>
       <w:r>
+        <w:rPr>
+          <w:noProof/>
+        </w:rPr>
         <w:drawing>
           <wp:inline distT="0" distB="0" distL="0" distR="0" wp14:anchorId="2BE80CA1" wp14:editId="003953B6">
             <wp:extent cx="2530059" cy="4313294"/>
@@ -17145,6 +17892,7 @@
   <w:style w:type="character" w:default="1" w:styleId="Fuentedeprrafopredeter">
     <w:name w:val="Default Paragraph Font"/>
     <w:uiPriority w:val="1"/>
+    <w:semiHidden/>
     <w:unhideWhenUsed/>
   </w:style>
   <w:style w:type="table" w:default="1" w:styleId="Tablanormal">

--- a/IMPLEMENTACION GENERAL DE LOS PATRONES.docx
+++ b/IMPLEMENTACION GENERAL DE LOS PATRONES.docx
@@ -225,7 +225,7 @@
           <w:r>
             <w:fldChar w:fldCharType="separate"/>
           </w:r>
-          <w:hyperlink w:anchor="_Toc227599523" w:history="1">
+          <w:hyperlink w:anchor="_Toc228001231" w:history="1">
             <w:r>
               <w:rPr>
                 <w:rStyle w:val="Hipervnculo"/>
@@ -254,7 +254,7 @@
                 <w:noProof/>
                 <w:webHidden/>
               </w:rPr>
-              <w:instrText xml:space="preserve"> PAGEREF _Toc227599523 \h </w:instrText>
+              <w:instrText xml:space="preserve"> PAGEREF _Toc228001231 \h </w:instrText>
             </w:r>
             <w:r>
               <w:rPr>
@@ -298,7 +298,7 @@
               <w:lang w:eastAsia="es-CO"/>
             </w:rPr>
           </w:pPr>
-          <w:hyperlink w:anchor="_Toc227599524" w:history="1">
+          <w:hyperlink w:anchor="_Toc228001232" w:history="1">
             <w:r>
               <w:rPr>
                 <w:rStyle w:val="Hipervnculo"/>
@@ -345,7 +345,7 @@
                 <w:noProof/>
                 <w:webHidden/>
               </w:rPr>
-              <w:instrText xml:space="preserve"> PAGEREF _Toc227599524 \h </w:instrText>
+              <w:instrText xml:space="preserve"> PAGEREF _Toc228001232 \h </w:instrText>
             </w:r>
             <w:r>
               <w:rPr>
@@ -390,7 +390,7 @@
               <w:lang w:eastAsia="es-CO"/>
             </w:rPr>
           </w:pPr>
-          <w:hyperlink w:anchor="_Toc227599525" w:history="1">
+          <w:hyperlink w:anchor="_Toc228001233" w:history="1">
             <w:r>
               <w:rPr>
                 <w:rStyle w:val="Hipervnculo"/>
@@ -433,7 +433,7 @@
                 <w:noProof/>
                 <w:webHidden/>
               </w:rPr>
-              <w:instrText xml:space="preserve"> PAGEREF _Toc227599525 \h </w:instrText>
+              <w:instrText xml:space="preserve"> PAGEREF _Toc228001233 \h </w:instrText>
             </w:r>
             <w:r>
               <w:rPr>
@@ -453,7 +453,7 @@
                 <w:noProof/>
                 <w:webHidden/>
               </w:rPr>
-              <w:t>5</w:t>
+              <w:t>4</w:t>
             </w:r>
             <w:r>
               <w:rPr>
@@ -478,7 +478,7 @@
               <w:lang w:eastAsia="es-CO"/>
             </w:rPr>
           </w:pPr>
-          <w:hyperlink w:anchor="_Toc227599526" w:history="1">
+          <w:hyperlink w:anchor="_Toc228001234" w:history="1">
             <w:r>
               <w:rPr>
                 <w:rStyle w:val="Hipervnculo"/>
@@ -521,7 +521,7 @@
                 <w:noProof/>
                 <w:webHidden/>
               </w:rPr>
-              <w:instrText xml:space="preserve"> PAGEREF _Toc227599526 \h </w:instrText>
+              <w:instrText xml:space="preserve"> PAGEREF _Toc228001234 \h </w:instrText>
             </w:r>
             <w:r>
               <w:rPr>
@@ -566,7 +566,7 @@
               <w:lang w:eastAsia="es-CO"/>
             </w:rPr>
           </w:pPr>
-          <w:hyperlink w:anchor="_Toc227599527" w:history="1">
+          <w:hyperlink w:anchor="_Toc228001235" w:history="1">
             <w:r>
               <w:rPr>
                 <w:rStyle w:val="Hipervnculo"/>
@@ -609,7 +609,7 @@
                 <w:noProof/>
                 <w:webHidden/>
               </w:rPr>
-              <w:instrText xml:space="preserve"> PAGEREF _Toc227599527 \h </w:instrText>
+              <w:instrText xml:space="preserve"> PAGEREF _Toc228001235 \h </w:instrText>
             </w:r>
             <w:r>
               <w:rPr>
@@ -629,7 +629,7 @@
                 <w:noProof/>
                 <w:webHidden/>
               </w:rPr>
-              <w:t>6</w:t>
+              <w:t>5</w:t>
             </w:r>
             <w:r>
               <w:rPr>
@@ -654,7 +654,7 @@
               <w:lang w:eastAsia="es-CO"/>
             </w:rPr>
           </w:pPr>
-          <w:hyperlink w:anchor="_Toc227599528" w:history="1">
+          <w:hyperlink w:anchor="_Toc228001236" w:history="1">
             <w:r>
               <w:rPr>
                 <w:rStyle w:val="Hipervnculo"/>
@@ -697,7 +697,7 @@
                 <w:noProof/>
                 <w:webHidden/>
               </w:rPr>
-              <w:instrText xml:space="preserve"> PAGEREF _Toc227599528 \h </w:instrText>
+              <w:instrText xml:space="preserve"> PAGEREF _Toc228001236 \h </w:instrText>
             </w:r>
             <w:r>
               <w:rPr>
@@ -741,7 +741,7 @@
               <w:lang w:eastAsia="es-CO"/>
             </w:rPr>
           </w:pPr>
-          <w:hyperlink w:anchor="_Toc227599529" w:history="1">
+          <w:hyperlink w:anchor="_Toc228001237" w:history="1">
             <w:r>
               <w:rPr>
                 <w:rStyle w:val="Hipervnculo"/>
@@ -788,7 +788,7 @@
                 <w:noProof/>
                 <w:webHidden/>
               </w:rPr>
-              <w:instrText xml:space="preserve"> PAGEREF _Toc227599529 \h </w:instrText>
+              <w:instrText xml:space="preserve"> PAGEREF _Toc228001237 \h </w:instrText>
             </w:r>
             <w:r>
               <w:rPr>
@@ -833,7 +833,7 @@
               <w:lang w:eastAsia="es-CO"/>
             </w:rPr>
           </w:pPr>
-          <w:hyperlink w:anchor="_Toc227599530" w:history="1">
+          <w:hyperlink w:anchor="_Toc228001238" w:history="1">
             <w:r>
               <w:rPr>
                 <w:rStyle w:val="Hipervnculo"/>
@@ -876,7 +876,7 @@
                 <w:noProof/>
                 <w:webHidden/>
               </w:rPr>
-              <w:instrText xml:space="preserve"> PAGEREF _Toc227599530 \h </w:instrText>
+              <w:instrText xml:space="preserve"> PAGEREF _Toc228001238 \h </w:instrText>
             </w:r>
             <w:r>
               <w:rPr>
@@ -896,7 +896,7 @@
                 <w:noProof/>
                 <w:webHidden/>
               </w:rPr>
-              <w:t>8</w:t>
+              <w:t>7</w:t>
             </w:r>
             <w:r>
               <w:rPr>
@@ -921,7 +921,7 @@
               <w:lang w:eastAsia="es-CO"/>
             </w:rPr>
           </w:pPr>
-          <w:hyperlink w:anchor="_Toc227599531" w:history="1">
+          <w:hyperlink w:anchor="_Toc228001239" w:history="1">
             <w:r>
               <w:rPr>
                 <w:rStyle w:val="Hipervnculo"/>
@@ -964,7 +964,7 @@
                 <w:noProof/>
                 <w:webHidden/>
               </w:rPr>
-              <w:instrText xml:space="preserve"> PAGEREF _Toc227599531 \h </w:instrText>
+              <w:instrText xml:space="preserve"> PAGEREF _Toc228001239 \h </w:instrText>
             </w:r>
             <w:r>
               <w:rPr>
@@ -1009,7 +1009,7 @@
               <w:lang w:eastAsia="es-CO"/>
             </w:rPr>
           </w:pPr>
-          <w:hyperlink w:anchor="_Toc227599532" w:history="1">
+          <w:hyperlink w:anchor="_Toc228001240" w:history="1">
             <w:r>
               <w:rPr>
                 <w:rStyle w:val="Hipervnculo"/>
@@ -1052,7 +1052,7 @@
                 <w:noProof/>
                 <w:webHidden/>
               </w:rPr>
-              <w:instrText xml:space="preserve"> PAGEREF _Toc227599532 \h </w:instrText>
+              <w:instrText xml:space="preserve"> PAGEREF _Toc228001240 \h </w:instrText>
             </w:r>
             <w:r>
               <w:rPr>
@@ -1097,7 +1097,7 @@
               <w:lang w:eastAsia="es-CO"/>
             </w:rPr>
           </w:pPr>
-          <w:hyperlink w:anchor="_Toc227599533" w:history="1">
+          <w:hyperlink w:anchor="_Toc228001241" w:history="1">
             <w:r>
               <w:rPr>
                 <w:rStyle w:val="Hipervnculo"/>
@@ -1140,7 +1140,7 @@
                 <w:noProof/>
                 <w:webHidden/>
               </w:rPr>
-              <w:instrText xml:space="preserve"> PAGEREF _Toc227599533 \h </w:instrText>
+              <w:instrText xml:space="preserve"> PAGEREF _Toc228001241 \h </w:instrText>
             </w:r>
             <w:r>
               <w:rPr>
@@ -1160,7 +1160,7 @@
                 <w:noProof/>
                 <w:webHidden/>
               </w:rPr>
-              <w:t>10</w:t>
+              <w:t>9</w:t>
             </w:r>
             <w:r>
               <w:rPr>
@@ -1184,7 +1184,7 @@
               <w:lang w:eastAsia="es-CO"/>
             </w:rPr>
           </w:pPr>
-          <w:hyperlink w:anchor="_Toc227599534" w:history="1">
+          <w:hyperlink w:anchor="_Toc228001242" w:history="1">
             <w:r>
               <w:rPr>
                 <w:rStyle w:val="Hipervnculo"/>
@@ -1231,7 +1231,7 @@
                 <w:noProof/>
                 <w:webHidden/>
               </w:rPr>
-              <w:instrText xml:space="preserve"> PAGEREF _Toc227599534 \h </w:instrText>
+              <w:instrText xml:space="preserve"> PAGEREF _Toc228001242 \h </w:instrText>
             </w:r>
             <w:r>
               <w:rPr>
@@ -1276,7 +1276,7 @@
               <w:lang w:eastAsia="es-CO"/>
             </w:rPr>
           </w:pPr>
-          <w:hyperlink w:anchor="_Toc227599535" w:history="1">
+          <w:hyperlink w:anchor="_Toc228001243" w:history="1">
             <w:r>
               <w:rPr>
                 <w:rStyle w:val="Hipervnculo"/>
@@ -1319,7 +1319,7 @@
                 <w:noProof/>
                 <w:webHidden/>
               </w:rPr>
-              <w:instrText xml:space="preserve"> PAGEREF _Toc227599535 \h </w:instrText>
+              <w:instrText xml:space="preserve"> PAGEREF _Toc228001243 \h </w:instrText>
             </w:r>
             <w:r>
               <w:rPr>
@@ -1339,7 +1339,7 @@
                 <w:noProof/>
                 <w:webHidden/>
               </w:rPr>
-              <w:t>12</w:t>
+              <w:t>11</w:t>
             </w:r>
             <w:r>
               <w:rPr>
@@ -1364,7 +1364,7 @@
               <w:lang w:eastAsia="es-CO"/>
             </w:rPr>
           </w:pPr>
-          <w:hyperlink w:anchor="_Toc227599536" w:history="1">
+          <w:hyperlink w:anchor="_Toc228001244" w:history="1">
             <w:r>
               <w:rPr>
                 <w:rStyle w:val="Hipervnculo"/>
@@ -1407,7 +1407,7 @@
                 <w:noProof/>
                 <w:webHidden/>
               </w:rPr>
-              <w:instrText xml:space="preserve"> PAGEREF _Toc227599536 \h </w:instrText>
+              <w:instrText xml:space="preserve"> PAGEREF _Toc228001244 \h </w:instrText>
             </w:r>
             <w:r>
               <w:rPr>
@@ -1452,7 +1452,7 @@
               <w:lang w:eastAsia="es-CO"/>
             </w:rPr>
           </w:pPr>
-          <w:hyperlink w:anchor="_Toc227599537" w:history="1">
+          <w:hyperlink w:anchor="_Toc228001245" w:history="1">
             <w:r>
               <w:rPr>
                 <w:rStyle w:val="Hipervnculo"/>
@@ -1495,7 +1495,7 @@
                 <w:noProof/>
                 <w:webHidden/>
               </w:rPr>
-              <w:instrText xml:space="preserve"> PAGEREF _Toc227599537 \h </w:instrText>
+              <w:instrText xml:space="preserve"> PAGEREF _Toc228001245 \h </w:instrText>
             </w:r>
             <w:r>
               <w:rPr>
@@ -1515,7 +1515,7 @@
                 <w:noProof/>
                 <w:webHidden/>
               </w:rPr>
-              <w:t>14</w:t>
+              <w:t>13</w:t>
             </w:r>
             <w:r>
               <w:rPr>
@@ -1540,7 +1540,7 @@
               <w:lang w:eastAsia="es-CO"/>
             </w:rPr>
           </w:pPr>
-          <w:hyperlink w:anchor="_Toc227599538" w:history="1">
+          <w:hyperlink w:anchor="_Toc228001246" w:history="1">
             <w:r>
               <w:rPr>
                 <w:rStyle w:val="Hipervnculo"/>
@@ -1583,7 +1583,7 @@
                 <w:noProof/>
                 <w:webHidden/>
               </w:rPr>
-              <w:instrText xml:space="preserve"> PAGEREF _Toc227599538 \h </w:instrText>
+              <w:instrText xml:space="preserve"> PAGEREF _Toc228001246 \h </w:instrText>
             </w:r>
             <w:r>
               <w:rPr>
@@ -1627,7 +1627,7 @@
               <w:lang w:eastAsia="es-CO"/>
             </w:rPr>
           </w:pPr>
-          <w:hyperlink w:anchor="_Toc227599539" w:history="1">
+          <w:hyperlink w:anchor="_Toc228001247" w:history="1">
             <w:r>
               <w:rPr>
                 <w:rStyle w:val="Hipervnculo"/>
@@ -1674,7 +1674,7 @@
                 <w:noProof/>
                 <w:webHidden/>
               </w:rPr>
-              <w:instrText xml:space="preserve"> PAGEREF _Toc227599539 \h </w:instrText>
+              <w:instrText xml:space="preserve"> PAGEREF _Toc228001247 \h </w:instrText>
             </w:r>
             <w:r>
               <w:rPr>
@@ -1719,7 +1719,7 @@
               <w:lang w:eastAsia="es-CO"/>
             </w:rPr>
           </w:pPr>
-          <w:hyperlink w:anchor="_Toc227599540" w:history="1">
+          <w:hyperlink w:anchor="_Toc228001248" w:history="1">
             <w:r>
               <w:rPr>
                 <w:rStyle w:val="Hipervnculo"/>
@@ -1762,7 +1762,7 @@
                 <w:noProof/>
                 <w:webHidden/>
               </w:rPr>
-              <w:instrText xml:space="preserve"> PAGEREF _Toc227599540 \h </w:instrText>
+              <w:instrText xml:space="preserve"> PAGEREF _Toc228001248 \h </w:instrText>
             </w:r>
             <w:r>
               <w:rPr>
@@ -1807,7 +1807,7 @@
               <w:lang w:eastAsia="es-CO"/>
             </w:rPr>
           </w:pPr>
-          <w:hyperlink w:anchor="_Toc227599541" w:history="1">
+          <w:hyperlink w:anchor="_Toc228001249" w:history="1">
             <w:r>
               <w:rPr>
                 <w:rStyle w:val="Hipervnculo"/>
@@ -1850,7 +1850,7 @@
                 <w:noProof/>
                 <w:webHidden/>
               </w:rPr>
-              <w:instrText xml:space="preserve"> PAGEREF _Toc227599541 \h </w:instrText>
+              <w:instrText xml:space="preserve"> PAGEREF _Toc228001249 \h </w:instrText>
             </w:r>
             <w:r>
               <w:rPr>
@@ -1870,7 +1870,7 @@
                 <w:noProof/>
                 <w:webHidden/>
               </w:rPr>
-              <w:t>20</w:t>
+              <w:t>19</w:t>
             </w:r>
             <w:r>
               <w:rPr>
@@ -1895,7 +1895,7 @@
               <w:lang w:eastAsia="es-CO"/>
             </w:rPr>
           </w:pPr>
-          <w:hyperlink w:anchor="_Toc227599542" w:history="1">
+          <w:hyperlink w:anchor="_Toc228001250" w:history="1">
             <w:r>
               <w:rPr>
                 <w:rStyle w:val="Hipervnculo"/>
@@ -1938,7 +1938,7 @@
                 <w:noProof/>
                 <w:webHidden/>
               </w:rPr>
-              <w:instrText xml:space="preserve"> PAGEREF _Toc227599542 \h </w:instrText>
+              <w:instrText xml:space="preserve"> PAGEREF _Toc228001250 \h </w:instrText>
             </w:r>
             <w:r>
               <w:rPr>
@@ -1958,7 +1958,7 @@
                 <w:noProof/>
                 <w:webHidden/>
               </w:rPr>
-              <w:t>21</w:t>
+              <w:t>20</w:t>
             </w:r>
             <w:r>
               <w:rPr>
@@ -1982,7 +1982,7 @@
               <w:lang w:eastAsia="es-CO"/>
             </w:rPr>
           </w:pPr>
-          <w:hyperlink w:anchor="_Toc227599543" w:history="1">
+          <w:hyperlink w:anchor="_Toc228001251" w:history="1">
             <w:r>
               <w:rPr>
                 <w:rStyle w:val="Hipervnculo"/>
@@ -2029,7 +2029,7 @@
                 <w:noProof/>
                 <w:webHidden/>
               </w:rPr>
-              <w:instrText xml:space="preserve"> PAGEREF _Toc227599543 \h </w:instrText>
+              <w:instrText xml:space="preserve"> PAGEREF _Toc228001251 \h </w:instrText>
             </w:r>
             <w:r>
               <w:rPr>
@@ -2074,7 +2074,7 @@
               <w:lang w:eastAsia="es-CO"/>
             </w:rPr>
           </w:pPr>
-          <w:hyperlink w:anchor="_Toc227599544" w:history="1">
+          <w:hyperlink w:anchor="_Toc228001252" w:history="1">
             <w:r>
               <w:rPr>
                 <w:rStyle w:val="Hipervnculo"/>
@@ -2117,7 +2117,7 @@
                 <w:noProof/>
                 <w:webHidden/>
               </w:rPr>
-              <w:instrText xml:space="preserve"> PAGEREF _Toc227599544 \h </w:instrText>
+              <w:instrText xml:space="preserve"> PAGEREF _Toc228001252 \h </w:instrText>
             </w:r>
             <w:r>
               <w:rPr>
@@ -2162,7 +2162,7 @@
               <w:lang w:eastAsia="es-CO"/>
             </w:rPr>
           </w:pPr>
-          <w:hyperlink w:anchor="_Toc227599545" w:history="1">
+          <w:hyperlink w:anchor="_Toc228001253" w:history="1">
             <w:r>
               <w:rPr>
                 <w:rStyle w:val="Hipervnculo"/>
@@ -2205,7 +2205,7 @@
                 <w:noProof/>
                 <w:webHidden/>
               </w:rPr>
-              <w:instrText xml:space="preserve"> PAGEREF _Toc227599545 \h </w:instrText>
+              <w:instrText xml:space="preserve"> PAGEREF _Toc228001253 \h </w:instrText>
             </w:r>
             <w:r>
               <w:rPr>
@@ -2249,7 +2249,7 @@
               <w:lang w:eastAsia="es-CO"/>
             </w:rPr>
           </w:pPr>
-          <w:hyperlink w:anchor="_Toc227599546" w:history="1">
+          <w:hyperlink w:anchor="_Toc228001254" w:history="1">
             <w:r>
               <w:rPr>
                 <w:rStyle w:val="Hipervnculo"/>
@@ -2296,7 +2296,7 @@
                 <w:noProof/>
                 <w:webHidden/>
               </w:rPr>
-              <w:instrText xml:space="preserve"> PAGEREF _Toc227599546 \h </w:instrText>
+              <w:instrText xml:space="preserve"> PAGEREF _Toc228001254 \h </w:instrText>
             </w:r>
             <w:r>
               <w:rPr>
@@ -2341,7 +2341,7 @@
               <w:lang w:eastAsia="es-CO"/>
             </w:rPr>
           </w:pPr>
-          <w:hyperlink w:anchor="_Toc227599547" w:history="1">
+          <w:hyperlink w:anchor="_Toc228001255" w:history="1">
             <w:r>
               <w:rPr>
                 <w:rStyle w:val="Hipervnculo"/>
@@ -2384,7 +2384,7 @@
                 <w:noProof/>
                 <w:webHidden/>
               </w:rPr>
-              <w:instrText xml:space="preserve"> PAGEREF _Toc227599547 \h </w:instrText>
+              <w:instrText xml:space="preserve"> PAGEREF _Toc228001255 \h </w:instrText>
             </w:r>
             <w:r>
               <w:rPr>
@@ -2429,7 +2429,7 @@
               <w:lang w:eastAsia="es-CO"/>
             </w:rPr>
           </w:pPr>
-          <w:hyperlink w:anchor="_Toc227599548" w:history="1">
+          <w:hyperlink w:anchor="_Toc228001256" w:history="1">
             <w:r>
               <w:rPr>
                 <w:rStyle w:val="Hipervnculo"/>
@@ -2472,7 +2472,7 @@
                 <w:noProof/>
                 <w:webHidden/>
               </w:rPr>
-              <w:instrText xml:space="preserve"> PAGEREF _Toc227599548 \h </w:instrText>
+              <w:instrText xml:space="preserve"> PAGEREF _Toc228001256 \h </w:instrText>
             </w:r>
             <w:r>
               <w:rPr>
@@ -2516,7 +2516,7 @@
               <w:lang w:eastAsia="es-CO"/>
             </w:rPr>
           </w:pPr>
-          <w:hyperlink w:anchor="_Toc227599549" w:history="1">
+          <w:hyperlink w:anchor="_Toc228001257" w:history="1">
             <w:r>
               <w:rPr>
                 <w:rStyle w:val="Hipervnculo"/>
@@ -2563,7 +2563,7 @@
                 <w:noProof/>
                 <w:webHidden/>
               </w:rPr>
-              <w:instrText xml:space="preserve"> PAGEREF _Toc227599549 \h </w:instrText>
+              <w:instrText xml:space="preserve"> PAGEREF _Toc228001257 \h </w:instrText>
             </w:r>
             <w:r>
               <w:rPr>
@@ -2608,7 +2608,7 @@
               <w:lang w:eastAsia="es-CO"/>
             </w:rPr>
           </w:pPr>
-          <w:hyperlink w:anchor="_Toc227599550" w:history="1">
+          <w:hyperlink w:anchor="_Toc228001258" w:history="1">
             <w:r>
               <w:rPr>
                 <w:rStyle w:val="Hipervnculo"/>
@@ -2651,7 +2651,7 @@
                 <w:noProof/>
                 <w:webHidden/>
               </w:rPr>
-              <w:instrText xml:space="preserve"> PAGEREF _Toc227599550 \h </w:instrText>
+              <w:instrText xml:space="preserve"> PAGEREF _Toc228001258 \h </w:instrText>
             </w:r>
             <w:r>
               <w:rPr>
@@ -2696,7 +2696,7 @@
               <w:lang w:eastAsia="es-CO"/>
             </w:rPr>
           </w:pPr>
-          <w:hyperlink w:anchor="_Toc227599551" w:history="1">
+          <w:hyperlink w:anchor="_Toc228001259" w:history="1">
             <w:r>
               <w:rPr>
                 <w:rStyle w:val="Hipervnculo"/>
@@ -2739,7 +2739,7 @@
                 <w:noProof/>
                 <w:webHidden/>
               </w:rPr>
-              <w:instrText xml:space="preserve"> PAGEREF _Toc227599551 \h </w:instrText>
+              <w:instrText xml:space="preserve"> PAGEREF _Toc228001259 \h </w:instrText>
             </w:r>
             <w:r>
               <w:rPr>
@@ -2784,7 +2784,7 @@
               <w:lang w:eastAsia="es-CO"/>
             </w:rPr>
           </w:pPr>
-          <w:hyperlink w:anchor="_Toc227599552" w:history="1">
+          <w:hyperlink w:anchor="_Toc228001260" w:history="1">
             <w:r>
               <w:rPr>
                 <w:rStyle w:val="Hipervnculo"/>
@@ -2827,7 +2827,7 @@
                 <w:noProof/>
                 <w:webHidden/>
               </w:rPr>
-              <w:instrText xml:space="preserve"> PAGEREF _Toc227599552 \h </w:instrText>
+              <w:instrText xml:space="preserve"> PAGEREF _Toc228001260 \h </w:instrText>
             </w:r>
             <w:r>
               <w:rPr>
@@ -2871,7 +2871,7 @@
               <w:lang w:eastAsia="es-CO"/>
             </w:rPr>
           </w:pPr>
-          <w:hyperlink w:anchor="_Toc227599553" w:history="1">
+          <w:hyperlink w:anchor="_Toc228001261" w:history="1">
             <w:r>
               <w:rPr>
                 <w:rStyle w:val="Hipervnculo"/>
@@ -2918,7 +2918,7 @@
                 <w:noProof/>
                 <w:webHidden/>
               </w:rPr>
-              <w:instrText xml:space="preserve"> PAGEREF _Toc227599553 \h </w:instrText>
+              <w:instrText xml:space="preserve"> PAGEREF _Toc228001261 \h </w:instrText>
             </w:r>
             <w:r>
               <w:rPr>
@@ -2963,7 +2963,7 @@
               <w:lang w:eastAsia="es-CO"/>
             </w:rPr>
           </w:pPr>
-          <w:hyperlink w:anchor="_Toc227599554" w:history="1">
+          <w:hyperlink w:anchor="_Toc228001262" w:history="1">
             <w:r>
               <w:rPr>
                 <w:rStyle w:val="Hipervnculo"/>
@@ -3006,7 +3006,7 @@
                 <w:noProof/>
                 <w:webHidden/>
               </w:rPr>
-              <w:instrText xml:space="preserve"> PAGEREF _Toc227599554 \h </w:instrText>
+              <w:instrText xml:space="preserve"> PAGEREF _Toc228001262 \h </w:instrText>
             </w:r>
             <w:r>
               <w:rPr>
@@ -3051,7 +3051,7 @@
               <w:lang w:eastAsia="es-CO"/>
             </w:rPr>
           </w:pPr>
-          <w:hyperlink w:anchor="_Toc227599555" w:history="1">
+          <w:hyperlink w:anchor="_Toc228001263" w:history="1">
             <w:r>
               <w:rPr>
                 <w:rStyle w:val="Hipervnculo"/>
@@ -3094,7 +3094,7 @@
                 <w:noProof/>
                 <w:webHidden/>
               </w:rPr>
-              <w:instrText xml:space="preserve"> PAGEREF _Toc227599555 \h </w:instrText>
+              <w:instrText xml:space="preserve"> PAGEREF _Toc228001263 \h </w:instrText>
             </w:r>
             <w:r>
               <w:rPr>
@@ -3139,7 +3139,7 @@
               <w:lang w:eastAsia="es-CO"/>
             </w:rPr>
           </w:pPr>
-          <w:hyperlink w:anchor="_Toc227599556" w:history="1">
+          <w:hyperlink w:anchor="_Toc228001264" w:history="1">
             <w:r>
               <w:rPr>
                 <w:rStyle w:val="Hipervnculo"/>
@@ -3182,7 +3182,7 @@
                 <w:noProof/>
                 <w:webHidden/>
               </w:rPr>
-              <w:instrText xml:space="preserve"> PAGEREF _Toc227599556 \h </w:instrText>
+              <w:instrText xml:space="preserve"> PAGEREF _Toc228001264 \h </w:instrText>
             </w:r>
             <w:r>
               <w:rPr>
@@ -3226,7 +3226,7 @@
               <w:lang w:eastAsia="es-CO"/>
             </w:rPr>
           </w:pPr>
-          <w:hyperlink w:anchor="_Toc227599557" w:history="1">
+          <w:hyperlink w:anchor="_Toc228001265" w:history="1">
             <w:r>
               <w:rPr>
                 <w:rStyle w:val="Hipervnculo"/>
@@ -3273,7 +3273,7 @@
                 <w:noProof/>
                 <w:webHidden/>
               </w:rPr>
-              <w:instrText xml:space="preserve"> PAGEREF _Toc227599557 \h </w:instrText>
+              <w:instrText xml:space="preserve"> PAGEREF _Toc228001265 \h </w:instrText>
             </w:r>
             <w:r>
               <w:rPr>
@@ -3318,7 +3318,7 @@
               <w:lang w:eastAsia="es-CO"/>
             </w:rPr>
           </w:pPr>
-          <w:hyperlink w:anchor="_Toc227599558" w:history="1">
+          <w:hyperlink w:anchor="_Toc228001266" w:history="1">
             <w:r>
               <w:rPr>
                 <w:rStyle w:val="Hipervnculo"/>
@@ -3361,7 +3361,7 @@
                 <w:noProof/>
                 <w:webHidden/>
               </w:rPr>
-              <w:instrText xml:space="preserve"> PAGEREF _Toc227599558 \h </w:instrText>
+              <w:instrText xml:space="preserve"> PAGEREF _Toc228001266 \h </w:instrText>
             </w:r>
             <w:r>
               <w:rPr>
@@ -3406,7 +3406,7 @@
               <w:lang w:eastAsia="es-CO"/>
             </w:rPr>
           </w:pPr>
-          <w:hyperlink w:anchor="_Toc227599559" w:history="1">
+          <w:hyperlink w:anchor="_Toc228001267" w:history="1">
             <w:r>
               <w:rPr>
                 <w:rStyle w:val="Hipervnculo"/>
@@ -3449,7 +3449,7 @@
                 <w:noProof/>
                 <w:webHidden/>
               </w:rPr>
-              <w:instrText xml:space="preserve"> PAGEREF _Toc227599559 \h </w:instrText>
+              <w:instrText xml:space="preserve"> PAGEREF _Toc228001267 \h </w:instrText>
             </w:r>
             <w:r>
               <w:rPr>
@@ -3494,7 +3494,7 @@
               <w:lang w:eastAsia="es-CO"/>
             </w:rPr>
           </w:pPr>
-          <w:hyperlink w:anchor="_Toc227599560" w:history="1">
+          <w:hyperlink w:anchor="_Toc228001268" w:history="1">
             <w:r>
               <w:rPr>
                 <w:rStyle w:val="Hipervnculo"/>
@@ -3537,7 +3537,7 @@
                 <w:noProof/>
                 <w:webHidden/>
               </w:rPr>
-              <w:instrText xml:space="preserve"> PAGEREF _Toc227599560 \h </w:instrText>
+              <w:instrText xml:space="preserve"> PAGEREF _Toc228001268 \h </w:instrText>
             </w:r>
             <w:r>
               <w:rPr>
@@ -3581,7 +3581,7 @@
               <w:lang w:eastAsia="es-CO"/>
             </w:rPr>
           </w:pPr>
-          <w:hyperlink w:anchor="_Toc227599561" w:history="1">
+          <w:hyperlink w:anchor="_Toc228001269" w:history="1">
             <w:r>
               <w:rPr>
                 <w:rStyle w:val="Hipervnculo"/>
@@ -3628,7 +3628,7 @@
                 <w:noProof/>
                 <w:webHidden/>
               </w:rPr>
-              <w:instrText xml:space="preserve"> PAGEREF _Toc227599561 \h </w:instrText>
+              <w:instrText xml:space="preserve"> PAGEREF _Toc228001269 \h </w:instrText>
             </w:r>
             <w:r>
               <w:rPr>
@@ -3673,7 +3673,7 @@
               <w:lang w:eastAsia="es-CO"/>
             </w:rPr>
           </w:pPr>
-          <w:hyperlink w:anchor="_Toc227599562" w:history="1">
+          <w:hyperlink w:anchor="_Toc228001270" w:history="1">
             <w:r>
               <w:rPr>
                 <w:rStyle w:val="Hipervnculo"/>
@@ -3716,7 +3716,7 @@
                 <w:noProof/>
                 <w:webHidden/>
               </w:rPr>
-              <w:instrText xml:space="preserve"> PAGEREF _Toc227599562 \h </w:instrText>
+              <w:instrText xml:space="preserve"> PAGEREF _Toc228001270 \h </w:instrText>
             </w:r>
             <w:r>
               <w:rPr>
@@ -3761,7 +3761,7 @@
               <w:lang w:eastAsia="es-CO"/>
             </w:rPr>
           </w:pPr>
-          <w:hyperlink w:anchor="_Toc227599563" w:history="1">
+          <w:hyperlink w:anchor="_Toc228001271" w:history="1">
             <w:r>
               <w:rPr>
                 <w:rStyle w:val="Hipervnculo"/>
@@ -3804,7 +3804,7 @@
                 <w:noProof/>
                 <w:webHidden/>
               </w:rPr>
-              <w:instrText xml:space="preserve"> PAGEREF _Toc227599563 \h </w:instrText>
+              <w:instrText xml:space="preserve"> PAGEREF _Toc228001271 \h </w:instrText>
             </w:r>
             <w:r>
               <w:rPr>
@@ -3849,7 +3849,7 @@
               <w:lang w:eastAsia="es-CO"/>
             </w:rPr>
           </w:pPr>
-          <w:hyperlink w:anchor="_Toc227599564" w:history="1">
+          <w:hyperlink w:anchor="_Toc228001272" w:history="1">
             <w:r>
               <w:rPr>
                 <w:rStyle w:val="Hipervnculo"/>
@@ -3892,7 +3892,7 @@
                 <w:noProof/>
                 <w:webHidden/>
               </w:rPr>
-              <w:instrText xml:space="preserve"> PAGEREF _Toc227599564 \h </w:instrText>
+              <w:instrText xml:space="preserve"> PAGEREF _Toc228001272 \h </w:instrText>
             </w:r>
             <w:r>
               <w:rPr>
@@ -3913,6 +3913,361 @@
                 <w:webHidden/>
               </w:rPr>
               <w:t>53</w:t>
+            </w:r>
+            <w:r>
+              <w:rPr>
+                <w:noProof/>
+                <w:webHidden/>
+              </w:rPr>
+              <w:fldChar w:fldCharType="end"/>
+            </w:r>
+          </w:hyperlink>
+        </w:p>
+        <w:p>
+          <w:pPr>
+            <w:pStyle w:val="TDC1"/>
+            <w:tabs>
+              <w:tab w:val="left" w:pos="660"/>
+            </w:tabs>
+            <w:rPr>
+              <w:rFonts w:asciiTheme="minorHAnsi" w:eastAsiaTheme="minorEastAsia" w:hAnsiTheme="minorHAnsi"/>
+              <w:noProof/>
+              <w:sz w:val="22"/>
+              <w:lang w:eastAsia="es-CO"/>
+            </w:rPr>
+          </w:pPr>
+          <w:hyperlink w:anchor="_Toc228001273" w:history="1">
+            <w:r>
+              <w:rPr>
+                <w:rStyle w:val="Hipervnculo"/>
+                <w:b/>
+                <w:bCs/>
+                <w:noProof/>
+              </w:rPr>
+              <w:t>11.</w:t>
+            </w:r>
+            <w:r>
+              <w:rPr>
+                <w:rFonts w:asciiTheme="minorHAnsi" w:eastAsiaTheme="minorEastAsia" w:hAnsiTheme="minorHAnsi"/>
+                <w:noProof/>
+                <w:sz w:val="22"/>
+                <w:lang w:eastAsia="es-CO"/>
+              </w:rPr>
+              <w:tab/>
+            </w:r>
+            <w:r>
+              <w:rPr>
+                <w:rStyle w:val="Hipervnculo"/>
+                <w:b/>
+                <w:bCs/>
+                <w:noProof/>
+              </w:rPr>
+              <w:t>PATRON FLYWEIGHT</w:t>
+            </w:r>
+            <w:r>
+              <w:rPr>
+                <w:noProof/>
+                <w:webHidden/>
+              </w:rPr>
+              <w:tab/>
+            </w:r>
+            <w:r>
+              <w:rPr>
+                <w:noProof/>
+                <w:webHidden/>
+              </w:rPr>
+              <w:fldChar w:fldCharType="begin"/>
+            </w:r>
+            <w:r>
+              <w:rPr>
+                <w:noProof/>
+                <w:webHidden/>
+              </w:rPr>
+              <w:instrText xml:space="preserve"> PAGEREF _Toc228001273 \h </w:instrText>
+            </w:r>
+            <w:r>
+              <w:rPr>
+                <w:noProof/>
+                <w:webHidden/>
+              </w:rPr>
+            </w:r>
+            <w:r>
+              <w:rPr>
+                <w:noProof/>
+                <w:webHidden/>
+              </w:rPr>
+              <w:fldChar w:fldCharType="separate"/>
+            </w:r>
+            <w:r>
+              <w:rPr>
+                <w:noProof/>
+                <w:webHidden/>
+              </w:rPr>
+              <w:t>55</w:t>
+            </w:r>
+            <w:r>
+              <w:rPr>
+                <w:noProof/>
+                <w:webHidden/>
+              </w:rPr>
+              <w:fldChar w:fldCharType="end"/>
+            </w:r>
+          </w:hyperlink>
+        </w:p>
+        <w:p>
+          <w:pPr>
+            <w:pStyle w:val="TDC2"/>
+            <w:tabs>
+              <w:tab w:val="left" w:pos="1100"/>
+              <w:tab w:val="right" w:leader="dot" w:pos="8828"/>
+            </w:tabs>
+            <w:rPr>
+              <w:rFonts w:asciiTheme="minorHAnsi" w:eastAsiaTheme="minorEastAsia" w:hAnsiTheme="minorHAnsi"/>
+              <w:noProof/>
+              <w:sz w:val="22"/>
+              <w:lang w:eastAsia="es-CO"/>
+            </w:rPr>
+          </w:pPr>
+          <w:hyperlink w:anchor="_Toc228001274" w:history="1">
+            <w:r>
+              <w:rPr>
+                <w:rStyle w:val="Hipervnculo"/>
+                <w:noProof/>
+              </w:rPr>
+              <w:t>11.1.</w:t>
+            </w:r>
+            <w:r>
+              <w:rPr>
+                <w:rFonts w:asciiTheme="minorHAnsi" w:eastAsiaTheme="minorEastAsia" w:hAnsiTheme="minorHAnsi"/>
+                <w:noProof/>
+                <w:sz w:val="22"/>
+                <w:lang w:eastAsia="es-CO"/>
+              </w:rPr>
+              <w:tab/>
+            </w:r>
+            <w:r>
+              <w:rPr>
+                <w:rStyle w:val="Hipervnculo"/>
+                <w:noProof/>
+              </w:rPr>
+              <w:t>IMPLEMENTACION EN EL CODIGO</w:t>
+            </w:r>
+            <w:r>
+              <w:rPr>
+                <w:noProof/>
+                <w:webHidden/>
+              </w:rPr>
+              <w:tab/>
+            </w:r>
+            <w:r>
+              <w:rPr>
+                <w:noProof/>
+                <w:webHidden/>
+              </w:rPr>
+              <w:fldChar w:fldCharType="begin"/>
+            </w:r>
+            <w:r>
+              <w:rPr>
+                <w:noProof/>
+                <w:webHidden/>
+              </w:rPr>
+              <w:instrText xml:space="preserve"> PAGEREF _Toc228001274 \h </w:instrText>
+            </w:r>
+            <w:r>
+              <w:rPr>
+                <w:noProof/>
+                <w:webHidden/>
+              </w:rPr>
+            </w:r>
+            <w:r>
+              <w:rPr>
+                <w:noProof/>
+                <w:webHidden/>
+              </w:rPr>
+              <w:fldChar w:fldCharType="separate"/>
+            </w:r>
+            <w:r>
+              <w:rPr>
+                <w:noProof/>
+                <w:webHidden/>
+              </w:rPr>
+              <w:t>55</w:t>
+            </w:r>
+            <w:r>
+              <w:rPr>
+                <w:noProof/>
+                <w:webHidden/>
+              </w:rPr>
+              <w:fldChar w:fldCharType="end"/>
+            </w:r>
+          </w:hyperlink>
+        </w:p>
+        <w:p>
+          <w:pPr>
+            <w:pStyle w:val="TDC2"/>
+            <w:tabs>
+              <w:tab w:val="left" w:pos="1100"/>
+              <w:tab w:val="right" w:leader="dot" w:pos="8828"/>
+            </w:tabs>
+            <w:rPr>
+              <w:rFonts w:asciiTheme="minorHAnsi" w:eastAsiaTheme="minorEastAsia" w:hAnsiTheme="minorHAnsi"/>
+              <w:noProof/>
+              <w:sz w:val="22"/>
+              <w:lang w:eastAsia="es-CO"/>
+            </w:rPr>
+          </w:pPr>
+          <w:hyperlink w:anchor="_Toc228001275" w:history="1">
+            <w:r>
+              <w:rPr>
+                <w:rStyle w:val="Hipervnculo"/>
+                <w:noProof/>
+              </w:rPr>
+              <w:t>11.2.</w:t>
+            </w:r>
+            <w:r>
+              <w:rPr>
+                <w:rFonts w:asciiTheme="minorHAnsi" w:eastAsiaTheme="minorEastAsia" w:hAnsiTheme="minorHAnsi"/>
+                <w:noProof/>
+                <w:sz w:val="22"/>
+                <w:lang w:eastAsia="es-CO"/>
+              </w:rPr>
+              <w:tab/>
+            </w:r>
+            <w:r>
+              <w:rPr>
+                <w:rStyle w:val="Hipervnculo"/>
+                <w:noProof/>
+              </w:rPr>
+              <w:t>PRUEBAS</w:t>
+            </w:r>
+            <w:r>
+              <w:rPr>
+                <w:noProof/>
+                <w:webHidden/>
+              </w:rPr>
+              <w:tab/>
+            </w:r>
+            <w:r>
+              <w:rPr>
+                <w:noProof/>
+                <w:webHidden/>
+              </w:rPr>
+              <w:fldChar w:fldCharType="begin"/>
+            </w:r>
+            <w:r>
+              <w:rPr>
+                <w:noProof/>
+                <w:webHidden/>
+              </w:rPr>
+              <w:instrText xml:space="preserve"> PAGEREF _Toc228001275 \h </w:instrText>
+            </w:r>
+            <w:r>
+              <w:rPr>
+                <w:noProof/>
+                <w:webHidden/>
+              </w:rPr>
+            </w:r>
+            <w:r>
+              <w:rPr>
+                <w:noProof/>
+                <w:webHidden/>
+              </w:rPr>
+              <w:fldChar w:fldCharType="separate"/>
+            </w:r>
+            <w:r>
+              <w:rPr>
+                <w:noProof/>
+                <w:webHidden/>
+              </w:rPr>
+              <w:t>57</w:t>
+            </w:r>
+            <w:r>
+              <w:rPr>
+                <w:noProof/>
+                <w:webHidden/>
+              </w:rPr>
+              <w:fldChar w:fldCharType="end"/>
+            </w:r>
+          </w:hyperlink>
+        </w:p>
+        <w:p>
+          <w:pPr>
+            <w:pStyle w:val="TDC2"/>
+            <w:tabs>
+              <w:tab w:val="left" w:pos="1100"/>
+              <w:tab w:val="right" w:leader="dot" w:pos="8828"/>
+            </w:tabs>
+            <w:rPr>
+              <w:rFonts w:asciiTheme="minorHAnsi" w:eastAsiaTheme="minorEastAsia" w:hAnsiTheme="minorHAnsi"/>
+              <w:noProof/>
+              <w:sz w:val="22"/>
+              <w:lang w:eastAsia="es-CO"/>
+            </w:rPr>
+          </w:pPr>
+          <w:hyperlink w:anchor="_Toc228001276" w:history="1">
+            <w:r>
+              <w:rPr>
+                <w:rStyle w:val="Hipervnculo"/>
+                <w:noProof/>
+              </w:rPr>
+              <w:t>11.3.</w:t>
+            </w:r>
+            <w:r>
+              <w:rPr>
+                <w:rFonts w:asciiTheme="minorHAnsi" w:eastAsiaTheme="minorEastAsia" w:hAnsiTheme="minorHAnsi"/>
+                <w:noProof/>
+                <w:sz w:val="22"/>
+                <w:lang w:eastAsia="es-CO"/>
+              </w:rPr>
+              <w:tab/>
+            </w:r>
+            <w:r>
+              <w:rPr>
+                <w:rStyle w:val="Hipervnculo"/>
+                <w:noProof/>
+              </w:rPr>
+              <w:t>DIAGRAMA UML</w:t>
+            </w:r>
+            <w:r>
+              <w:rPr>
+                <w:noProof/>
+                <w:webHidden/>
+              </w:rPr>
+              <w:tab/>
+            </w:r>
+            <w:r>
+              <w:rPr>
+                <w:noProof/>
+                <w:webHidden/>
+              </w:rPr>
+              <w:fldChar w:fldCharType="begin"/>
+            </w:r>
+            <w:r>
+              <w:rPr>
+                <w:noProof/>
+                <w:webHidden/>
+              </w:rPr>
+              <w:instrText xml:space="preserve"> PAGEREF _Toc228001276 \h </w:instrText>
+            </w:r>
+            <w:r>
+              <w:rPr>
+                <w:noProof/>
+                <w:webHidden/>
+              </w:rPr>
+            </w:r>
+            <w:r>
+              <w:rPr>
+                <w:noProof/>
+                <w:webHidden/>
+              </w:rPr>
+              <w:fldChar w:fldCharType="separate"/>
+            </w:r>
+            <w:r>
+              <w:rPr>
+                <w:noProof/>
+                <w:webHidden/>
+              </w:rPr>
+              <w:t>58</w:t>
             </w:r>
             <w:r>
               <w:rPr>
@@ -4014,83 +4369,6 @@
     </w:p>
     <w:p>
       <w:pPr>
-        <w:rPr>
-          <w:color w:val="FF0000"/>
-        </w:rPr>
-      </w:pPr>
-    </w:p>
-    <w:p>
-      <w:pPr>
-        <w:rPr>
-          <w:color w:val="FF0000"/>
-        </w:rPr>
-      </w:pPr>
-    </w:p>
-    <w:p>
-      <w:pPr>
-        <w:rPr>
-          <w:color w:val="FF0000"/>
-        </w:rPr>
-      </w:pPr>
-    </w:p>
-    <w:p>
-      <w:pPr>
-        <w:rPr>
-          <w:color w:val="FF0000"/>
-        </w:rPr>
-      </w:pPr>
-    </w:p>
-    <w:p>
-      <w:pPr>
-        <w:rPr>
-          <w:color w:val="FF0000"/>
-        </w:rPr>
-      </w:pPr>
-    </w:p>
-    <w:p>
-      <w:pPr>
-        <w:rPr>
-          <w:color w:val="FF0000"/>
-        </w:rPr>
-      </w:pPr>
-    </w:p>
-    <w:p>
-      <w:pPr>
-        <w:rPr>
-          <w:color w:val="FF0000"/>
-        </w:rPr>
-      </w:pPr>
-    </w:p>
-    <w:p>
-      <w:pPr>
-        <w:rPr>
-          <w:color w:val="FF0000"/>
-        </w:rPr>
-      </w:pPr>
-    </w:p>
-    <w:p>
-      <w:pPr>
-        <w:rPr>
-          <w:color w:val="FF0000"/>
-        </w:rPr>
-      </w:pPr>
-    </w:p>
-    <w:p>
-      <w:pPr>
-        <w:rPr>
-          <w:color w:val="FF0000"/>
-        </w:rPr>
-      </w:pPr>
-    </w:p>
-    <w:p>
-      <w:pPr>
-        <w:rPr>
-          <w:color w:val="FF0000"/>
-        </w:rPr>
-      </w:pPr>
-    </w:p>
-    <w:p>
-      <w:pPr>
         <w:pStyle w:val="Ttulo1"/>
         <w:spacing w:line="360" w:lineRule="auto"/>
         <w:ind w:firstLine="709"/>
@@ -4100,12 +4378,13 @@
           <w:bCs/>
         </w:rPr>
       </w:pPr>
-      <w:bookmarkStart w:id="0" w:name="_Toc227599523"/>
-      <w:r>
-        <w:rPr>
-          <w:b/>
-          <w:bCs/>
-        </w:rPr>
+      <w:bookmarkStart w:id="0" w:name="_Toc228001231"/>
+      <w:r>
+        <w:rPr>
+          <w:b/>
+          <w:bCs/>
+        </w:rPr>
+        <w:lastRenderedPageBreak/>
         <w:t>VISIÓN GENERAL DEL PROYECTO</w:t>
       </w:r>
       <w:bookmarkEnd w:id="0"/>
@@ -4315,7 +4594,7 @@
           <w:bCs/>
         </w:rPr>
       </w:pPr>
-      <w:bookmarkStart w:id="1" w:name="_Toc227599524"/>
+      <w:bookmarkStart w:id="1" w:name="_Toc228001232"/>
       <w:r>
         <w:rPr>
           <w:b/>
@@ -4357,9 +4636,8 @@
         <w:ind w:firstLine="709"/>
         <w:jc w:val="both"/>
       </w:pPr>
-      <w:bookmarkStart w:id="2" w:name="_Toc227599525"/>
-      <w:r>
-        <w:lastRenderedPageBreak/>
+      <w:bookmarkStart w:id="2" w:name="_Toc228001233"/>
+      <w:r>
         <w:t>ANALISIS PARA LA APLICACIÓN</w:t>
       </w:r>
       <w:bookmarkEnd w:id="2"/>
@@ -4439,6 +4717,7 @@
         <w:jc w:val="both"/>
       </w:pPr>
       <w:r>
+        <w:lastRenderedPageBreak/>
         <w:t>Coordina</w:t>
       </w:r>
       <w:r>
@@ -4508,7 +4787,7 @@
         <w:ind w:firstLine="709"/>
         <w:jc w:val="both"/>
       </w:pPr>
-      <w:bookmarkStart w:id="3" w:name="_Toc227599526"/>
+      <w:bookmarkStart w:id="3" w:name="_Toc228001234"/>
       <w:r>
         <w:t>APLICACIÓN DEL PATRON</w:t>
       </w:r>
@@ -4728,7 +5007,6 @@
         <w:jc w:val="both"/>
       </w:pPr>
       <w:r>
-        <w:lastRenderedPageBreak/>
         <w:t xml:space="preserve">De esta manera, el comportamiento es equivalente al patrón </w:t>
       </w:r>
       <w:proofErr w:type="spellStart"/>
@@ -4759,7 +5037,7 @@
         <w:ind w:firstLine="709"/>
         <w:jc w:val="both"/>
       </w:pPr>
-      <w:bookmarkStart w:id="4" w:name="_Toc227599527"/>
+      <w:bookmarkStart w:id="4" w:name="_Toc228001235"/>
       <w:r>
         <w:t>IMPACTO DEL PATRON EN EL PROYECTO</w:t>
       </w:r>
@@ -4782,6 +5060,7 @@
         <w:jc w:val="both"/>
       </w:pPr>
       <w:r>
+        <w:lastRenderedPageBreak/>
         <w:t xml:space="preserve">Al aplicar el patrón </w:t>
       </w:r>
       <w:proofErr w:type="spellStart"/>
@@ -4882,7 +5161,7 @@
         <w:ind w:firstLine="709"/>
         <w:jc w:val="both"/>
       </w:pPr>
-      <w:bookmarkStart w:id="5" w:name="_Toc227599528"/>
+      <w:bookmarkStart w:id="5" w:name="_Toc228001236"/>
       <w:r>
         <w:t>DIAGRAMA UML</w:t>
       </w:r>
@@ -4982,11 +5261,7 @@
       </w:r>
       <w:proofErr w:type="spellEnd"/>
       <w:r>
-        <w:t xml:space="preserve"> refleja que el </w:t>
-      </w:r>
-      <w:r>
-        <w:lastRenderedPageBreak/>
-        <w:t xml:space="preserve">controlador no crea el servicio manualmente, sino que utiliza la única instancia gestionada por el contenedor de Spring </w:t>
+        <w:t xml:space="preserve"> refleja que el controlador no crea el servicio manualmente, sino que utiliza la única instancia gestionada por el contenedor de Spring </w:t>
       </w:r>
       <w:proofErr w:type="spellStart"/>
       <w:r>
@@ -5004,78 +5279,11 @@
         <w:jc w:val="both"/>
       </w:pPr>
       <w:r>
-        <w:t>Desde una perspectiva arquitectónica, esto garantiza que toda la lógica de negocio relacionada con las consultas médicas se ejecute desde un único punto centralizado, manteniendo coherencia estructural, optimizando el uso de memoria y evitando la creación innecesaria de múltiples instancias del servicio. De esta manera, el diagrama no solo muestra una relación entre clases, sino una decisión de diseño que fortalece la estabilidad y organización del sistema.</w:t>
-      </w:r>
-    </w:p>
-    <w:p>
-      <w:pPr>
-        <w:spacing w:line="360" w:lineRule="auto"/>
-      </w:pPr>
-    </w:p>
-    <w:p>
-      <w:pPr>
-        <w:spacing w:line="360" w:lineRule="auto"/>
-      </w:pPr>
-    </w:p>
-    <w:p>
-      <w:pPr>
-        <w:spacing w:line="360" w:lineRule="auto"/>
-      </w:pPr>
-    </w:p>
-    <w:p>
-      <w:pPr>
-        <w:spacing w:line="360" w:lineRule="auto"/>
-      </w:pPr>
-    </w:p>
-    <w:p>
-      <w:pPr>
-        <w:spacing w:line="360" w:lineRule="auto"/>
-      </w:pPr>
-    </w:p>
-    <w:p>
-      <w:pPr>
-        <w:spacing w:line="360" w:lineRule="auto"/>
-      </w:pPr>
-    </w:p>
-    <w:p>
-      <w:pPr>
-        <w:spacing w:line="360" w:lineRule="auto"/>
-      </w:pPr>
-    </w:p>
-    <w:p>
-      <w:pPr>
-        <w:spacing w:line="360" w:lineRule="auto"/>
-      </w:pPr>
-    </w:p>
-    <w:p>
-      <w:pPr>
-        <w:spacing w:line="360" w:lineRule="auto"/>
-      </w:pPr>
-    </w:p>
-    <w:p>
-      <w:pPr>
-        <w:spacing w:line="360" w:lineRule="auto"/>
-      </w:pPr>
-    </w:p>
-    <w:p>
-      <w:pPr>
-        <w:spacing w:line="360" w:lineRule="auto"/>
-      </w:pPr>
-    </w:p>
-    <w:p>
-      <w:pPr>
-        <w:spacing w:line="360" w:lineRule="auto"/>
-      </w:pPr>
-    </w:p>
-    <w:p>
-      <w:pPr>
-        <w:spacing w:line="360" w:lineRule="auto"/>
-      </w:pPr>
-    </w:p>
-    <w:p>
-      <w:pPr>
-        <w:spacing w:line="360" w:lineRule="auto"/>
-      </w:pPr>
+        <w:t>Desde una perspectiva arquitectónica, esto garantiza que toda la lógica de negocio relacionada con las consultas médicas se ejecute desde un único punto centralizado, manteniendo coherencia estructural, optimizando el uso de memoria y evitando la creación innecesaria de múltiples instancias del servicio. De esta manera, el diagrama no solo muestra una relación entre clases, sino una decisión de diseño que fortalece la estabilidad y organización del sistema</w:t>
+      </w:r>
+      <w:r>
+        <w:t>.</w:t>
+      </w:r>
     </w:p>
     <w:p>
       <w:pPr>
@@ -5092,12 +5300,13 @@
           <w:bCs/>
         </w:rPr>
       </w:pPr>
-      <w:bookmarkStart w:id="6" w:name="_Toc227599529"/>
-      <w:r>
-        <w:rPr>
-          <w:b/>
-          <w:bCs/>
-        </w:rPr>
+      <w:bookmarkStart w:id="6" w:name="_Toc228001237"/>
+      <w:r>
+        <w:rPr>
+          <w:b/>
+          <w:bCs/>
+        </w:rPr>
+        <w:lastRenderedPageBreak/>
         <w:t xml:space="preserve">PATRON </w:t>
       </w:r>
       <w:r>
@@ -5134,7 +5343,6 @@
         <w:jc w:val="both"/>
       </w:pPr>
       <w:r>
-        <w:lastRenderedPageBreak/>
         <w:t>En lugar de usar directamente new, se delega la creación del objeto a un método especializado.</w:t>
       </w:r>
     </w:p>
@@ -5149,7 +5357,7 @@
         <w:ind w:firstLine="709"/>
         <w:jc w:val="both"/>
       </w:pPr>
-      <w:bookmarkStart w:id="7" w:name="_Toc227599530"/>
+      <w:bookmarkStart w:id="7" w:name="_Toc228001238"/>
       <w:r>
         <w:t>ANALISIS PARA LA APLICACIÓN</w:t>
       </w:r>
@@ -5313,8 +5521,9 @@
         <w:ind w:firstLine="709"/>
         <w:jc w:val="both"/>
       </w:pPr>
-      <w:bookmarkStart w:id="8" w:name="_Toc227599531"/>
-      <w:r>
+      <w:bookmarkStart w:id="8" w:name="_Toc228001239"/>
+      <w:r>
+        <w:lastRenderedPageBreak/>
         <w:t>APLICACIÓN DEL PATRON</w:t>
       </w:r>
       <w:bookmarkEnd w:id="8"/>
@@ -5360,7 +5569,6 @@
         <w:rPr>
           <w:noProof/>
         </w:rPr>
-        <w:lastRenderedPageBreak/>
         <w:drawing>
           <wp:anchor distT="0" distB="0" distL="114300" distR="114300" simplePos="0" relativeHeight="251658240" behindDoc="1" locked="0" layoutInCell="1" allowOverlap="1" wp14:anchorId="797ECC55" wp14:editId="1AE3A1CF">
             <wp:simplePos x="0" y="0"/>
@@ -5534,8 +5742,9 @@
         <w:ind w:firstLine="709"/>
         <w:jc w:val="both"/>
       </w:pPr>
-      <w:bookmarkStart w:id="9" w:name="_Toc227599532"/>
-      <w:r>
+      <w:bookmarkStart w:id="9" w:name="_Toc228001240"/>
+      <w:r>
+        <w:lastRenderedPageBreak/>
         <w:t>IMPACTO DEL PATRON EN EL PROYECTO</w:t>
       </w:r>
       <w:bookmarkEnd w:id="9"/>
@@ -5589,7 +5798,6 @@
         <w:jc w:val="both"/>
       </w:pPr>
       <w:r>
-        <w:lastRenderedPageBreak/>
         <w:t>Permite modificar la forma de crear consultas sin afectar al controlador.</w:t>
       </w:r>
     </w:p>
@@ -5650,7 +5858,7 @@
         <w:ind w:firstLine="709"/>
         <w:jc w:val="both"/>
       </w:pPr>
-      <w:bookmarkStart w:id="10" w:name="_Toc227599533"/>
+      <w:bookmarkStart w:id="10" w:name="_Toc228001241"/>
       <w:r>
         <w:t>DIAGRAMA UML</w:t>
       </w:r>
@@ -5710,6 +5918,7 @@
         <w:jc w:val="both"/>
       </w:pPr>
       <w:r>
+        <w:lastRenderedPageBreak/>
         <w:t>E</w:t>
       </w:r>
       <w:r>
@@ -5729,11 +5938,7 @@
       </w:r>
       <w:proofErr w:type="spellEnd"/>
       <w:r>
-        <w:t xml:space="preserve"> hacia Consulta indica que el servicio </w:t>
-      </w:r>
-      <w:r>
-        <w:lastRenderedPageBreak/>
-        <w:t>es el responsable de instanciar y configurar el objeto, encapsulando su proceso de construcción.</w:t>
+        <w:t xml:space="preserve"> hacia Consulta indica que el servicio es el responsable de instanciar y configurar el objeto, encapsulando su proceso de construcción.</w:t>
       </w:r>
     </w:p>
     <w:p>
@@ -5863,12 +6068,13 @@
           <w:bCs/>
         </w:rPr>
       </w:pPr>
-      <w:bookmarkStart w:id="11" w:name="_Toc227599534"/>
-      <w:r>
-        <w:rPr>
-          <w:b/>
-          <w:bCs/>
-        </w:rPr>
+      <w:bookmarkStart w:id="11" w:name="_Toc228001242"/>
+      <w:r>
+        <w:rPr>
+          <w:b/>
+          <w:bCs/>
+        </w:rPr>
+        <w:lastRenderedPageBreak/>
         <w:t xml:space="preserve">PATRON </w:t>
       </w:r>
       <w:r>
@@ -5905,7 +6111,6 @@
         <w:jc w:val="both"/>
       </w:pPr>
       <w:r>
-        <w:lastRenderedPageBreak/>
         <w:t>Este patrón permite crear familias de objetos relacionados sin especificar sus clases concretas, delegando la responsabilidad de creación a una fábrica abstracta.</w:t>
       </w:r>
     </w:p>
@@ -5920,7 +6125,7 @@
         <w:ind w:firstLine="709"/>
         <w:jc w:val="both"/>
       </w:pPr>
-      <w:bookmarkStart w:id="12" w:name="_Toc227599535"/>
+      <w:bookmarkStart w:id="12" w:name="_Toc228001243"/>
       <w:r>
         <w:t>ANALISIS PARA LA APLICACIÓN</w:t>
       </w:r>
@@ -6124,8 +6329,9 @@
         <w:ind w:firstLine="709"/>
         <w:jc w:val="both"/>
       </w:pPr>
-      <w:bookmarkStart w:id="13" w:name="_Toc227599536"/>
-      <w:r>
+      <w:bookmarkStart w:id="13" w:name="_Toc228001244"/>
+      <w:r>
+        <w:lastRenderedPageBreak/>
         <w:t>APLICACIÓN DEL PATRON</w:t>
       </w:r>
       <w:bookmarkEnd w:id="13"/>
@@ -6162,7 +6368,6 @@
         <w:rPr>
           <w:noProof/>
         </w:rPr>
-        <w:lastRenderedPageBreak/>
         <w:drawing>
           <wp:inline distT="0" distB="0" distL="0" distR="0" wp14:anchorId="6221B6C1" wp14:editId="5AA9937E">
             <wp:extent cx="5612130" cy="1724025"/>
@@ -6328,6 +6533,7 @@
         <w:jc w:val="both"/>
       </w:pPr>
       <w:r>
+        <w:lastRenderedPageBreak/>
         <w:t>Dentro del servicio de consultas (</w:t>
       </w:r>
       <w:proofErr w:type="spellStart"/>
@@ -6349,7 +6555,6 @@
         <w:rPr>
           <w:noProof/>
         </w:rPr>
-        <w:lastRenderedPageBreak/>
         <w:drawing>
           <wp:inline distT="0" distB="0" distL="0" distR="0" wp14:anchorId="046907B5" wp14:editId="14CB62AA">
             <wp:extent cx="5612130" cy="4253230"/>
@@ -6415,7 +6620,7 @@
         <w:ind w:firstLine="709"/>
         <w:jc w:val="both"/>
       </w:pPr>
-      <w:bookmarkStart w:id="14" w:name="_Toc227599537"/>
+      <w:bookmarkStart w:id="14" w:name="_Toc228001245"/>
       <w:r>
         <w:t>IMPACTO DEL PATRON EN EL PROYECTO</w:t>
       </w:r>
@@ -6471,6 +6676,7 @@
         <w:jc w:val="both"/>
       </w:pPr>
       <w:r>
+        <w:lastRenderedPageBreak/>
         <w:t>Centraliza la lógica de creación de los objetos médicos dentro de una estructura de fábricas especializadas.</w:t>
       </w:r>
     </w:p>
@@ -6499,7 +6705,6 @@
         <w:jc w:val="both"/>
       </w:pPr>
       <w:r>
-        <w:lastRenderedPageBreak/>
         <w:t>Mantiene una clara separación entre la lógica de negocio y la lógica de construcción de objetos.</w:t>
       </w:r>
     </w:p>
@@ -6571,8 +6776,9 @@
         <w:ind w:firstLine="709"/>
         <w:jc w:val="both"/>
       </w:pPr>
-      <w:bookmarkStart w:id="15" w:name="_Toc227599538"/>
-      <w:r>
+      <w:bookmarkStart w:id="15" w:name="_Toc228001246"/>
+      <w:r>
+        <w:lastRenderedPageBreak/>
         <w:t>DIAGRAMA UML</w:t>
       </w:r>
       <w:bookmarkEnd w:id="15"/>
@@ -6631,77 +6837,77 @@
         <w:jc w:val="both"/>
       </w:pPr>
       <w:r>
+        <w:t xml:space="preserve">El diagrama UML representa la implementación del patrón </w:t>
+      </w:r>
+      <w:proofErr w:type="spellStart"/>
+      <w:r>
+        <w:t>Abstract</w:t>
+      </w:r>
+      <w:proofErr w:type="spellEnd"/>
+      <w:r>
+        <w:t xml:space="preserve"> Factory dentro del sistema de telemedicina.</w:t>
+      </w:r>
+    </w:p>
+    <w:p>
+      <w:pPr>
+        <w:spacing w:line="360" w:lineRule="auto"/>
+        <w:ind w:firstLine="709"/>
+        <w:jc w:val="both"/>
+      </w:pPr>
+      <w:r>
+        <w:t xml:space="preserve">En la parte superior se encuentra la clase </w:t>
+      </w:r>
+      <w:proofErr w:type="spellStart"/>
+      <w:r>
+        <w:t>ConsultaService</w:t>
+      </w:r>
+      <w:proofErr w:type="spellEnd"/>
+      <w:r>
+        <w:t xml:space="preserve">, que actúa como cliente del patrón. Esta clase solicita a través de </w:t>
+      </w:r>
+      <w:proofErr w:type="spellStart"/>
+      <w:r>
+        <w:t>FactoryProvider</w:t>
+      </w:r>
+      <w:proofErr w:type="spellEnd"/>
+      <w:r>
+        <w:t xml:space="preserve"> la fábrica adecuada para crear los objetos médicos necesarios durante el proceso de una consulta.</w:t>
+      </w:r>
+    </w:p>
+    <w:p>
+      <w:pPr>
+        <w:spacing w:line="360" w:lineRule="auto"/>
+        <w:ind w:firstLine="709"/>
+        <w:jc w:val="both"/>
+      </w:pPr>
+      <w:r>
+        <w:t xml:space="preserve">La clase </w:t>
+      </w:r>
+      <w:proofErr w:type="spellStart"/>
+      <w:r>
+        <w:t>AbstractMedicalFactory</w:t>
+      </w:r>
+      <w:proofErr w:type="spellEnd"/>
+      <w:r>
+        <w:t xml:space="preserve"> define la interfaz que declara los métodos de creación de los productos del sistema, como prescripciones y órdenes médicas. Posteriormente, la clase </w:t>
+      </w:r>
+      <w:proofErr w:type="spellStart"/>
+      <w:r>
+        <w:t>MedicoMedicalFactory</w:t>
+      </w:r>
+      <w:proofErr w:type="spellEnd"/>
+      <w:r>
+        <w:t xml:space="preserve"> implementa esta interfaz y se encarga de generar las instancias concretas de los objetos.</w:t>
+      </w:r>
+    </w:p>
+    <w:p>
+      <w:pPr>
+        <w:spacing w:line="360" w:lineRule="auto"/>
+        <w:ind w:firstLine="709"/>
+        <w:jc w:val="both"/>
+      </w:pPr>
+      <w:r>
         <w:lastRenderedPageBreak/>
-        <w:t xml:space="preserve">El diagrama UML representa la implementación del patrón </w:t>
-      </w:r>
-      <w:proofErr w:type="spellStart"/>
-      <w:r>
-        <w:t>Abstract</w:t>
-      </w:r>
-      <w:proofErr w:type="spellEnd"/>
-      <w:r>
-        <w:t xml:space="preserve"> Factory dentro del sistema de telemedicina.</w:t>
-      </w:r>
-    </w:p>
-    <w:p>
-      <w:pPr>
-        <w:spacing w:line="360" w:lineRule="auto"/>
-        <w:ind w:firstLine="709"/>
-        <w:jc w:val="both"/>
-      </w:pPr>
-      <w:r>
-        <w:t xml:space="preserve">En la parte superior se encuentra la clase </w:t>
-      </w:r>
-      <w:proofErr w:type="spellStart"/>
-      <w:r>
-        <w:t>ConsultaService</w:t>
-      </w:r>
-      <w:proofErr w:type="spellEnd"/>
-      <w:r>
-        <w:t xml:space="preserve">, que actúa como cliente del patrón. Esta clase solicita a través de </w:t>
-      </w:r>
-      <w:proofErr w:type="spellStart"/>
-      <w:r>
-        <w:t>FactoryProvider</w:t>
-      </w:r>
-      <w:proofErr w:type="spellEnd"/>
-      <w:r>
-        <w:t xml:space="preserve"> la fábrica adecuada para crear los objetos médicos necesarios durante el proceso de una consulta.</w:t>
-      </w:r>
-    </w:p>
-    <w:p>
-      <w:pPr>
-        <w:spacing w:line="360" w:lineRule="auto"/>
-        <w:ind w:firstLine="709"/>
-        <w:jc w:val="both"/>
-      </w:pPr>
-      <w:r>
-        <w:t xml:space="preserve">La clase </w:t>
-      </w:r>
-      <w:proofErr w:type="spellStart"/>
-      <w:r>
-        <w:t>AbstractMedicalFactory</w:t>
-      </w:r>
-      <w:proofErr w:type="spellEnd"/>
-      <w:r>
-        <w:t xml:space="preserve"> define la interfaz que declara los métodos de creación de los productos del sistema, como prescripciones y órdenes médicas. Posteriormente, la clase </w:t>
-      </w:r>
-      <w:proofErr w:type="spellStart"/>
-      <w:r>
-        <w:t>MedicoMedicalFactory</w:t>
-      </w:r>
-      <w:proofErr w:type="spellEnd"/>
-      <w:r>
-        <w:t xml:space="preserve"> implementa esta interfaz y se encarga de generar las instancias concretas de los objetos.</w:t>
-      </w:r>
-    </w:p>
-    <w:p>
-      <w:pPr>
-        <w:spacing w:line="360" w:lineRule="auto"/>
-        <w:ind w:firstLine="709"/>
-        <w:jc w:val="both"/>
-      </w:pPr>
-      <w:r>
         <w:t xml:space="preserve">Finalmente, las clases </w:t>
       </w:r>
       <w:proofErr w:type="spellStart"/>
@@ -6841,12 +7047,13 @@
         </w:rPr>
       </w:pPr>
       <w:bookmarkStart w:id="16" w:name="_Toc224381838"/>
-      <w:bookmarkStart w:id="17" w:name="_Toc227599539"/>
-      <w:r>
-        <w:rPr>
-          <w:b/>
-          <w:bCs/>
-        </w:rPr>
+      <w:bookmarkStart w:id="17" w:name="_Toc228001247"/>
+      <w:r>
+        <w:rPr>
+          <w:b/>
+          <w:bCs/>
+        </w:rPr>
+        <w:lastRenderedPageBreak/>
         <w:t xml:space="preserve">PATRON </w:t>
       </w:r>
       <w:r>
@@ -6875,7 +7082,7 @@
         <w:jc w:val="both"/>
       </w:pPr>
       <w:bookmarkStart w:id="18" w:name="_Toc224381839"/>
-      <w:bookmarkStart w:id="19" w:name="_Toc227599540"/>
+      <w:bookmarkStart w:id="19" w:name="_Toc228001248"/>
       <w:r>
         <w:t>IMPLEMENTACION EN EL CODIGO</w:t>
       </w:r>
@@ -6919,7 +7126,6 @@
           <w:bCs/>
           <w:noProof/>
         </w:rPr>
-        <w:lastRenderedPageBreak/>
         <w:drawing>
           <wp:anchor distT="0" distB="0" distL="114300" distR="114300" simplePos="0" relativeHeight="251660288" behindDoc="0" locked="0" layoutInCell="1" allowOverlap="1" wp14:anchorId="7CD114A8" wp14:editId="7C126132">
             <wp:simplePos x="0" y="0"/>
@@ -7045,6 +7251,7 @@
           <w:b/>
           <w:bCs/>
         </w:rPr>
+        <w:lastRenderedPageBreak/>
         <w:t>MedicoMedicalFactory.java</w:t>
       </w:r>
     </w:p>
@@ -7062,7 +7269,6 @@
           <w:bCs/>
           <w:noProof/>
         </w:rPr>
-        <w:lastRenderedPageBreak/>
         <w:drawing>
           <wp:inline distT="0" distB="0" distL="0" distR="0" wp14:anchorId="7BF29023" wp14:editId="239095D0">
             <wp:extent cx="5243014" cy="1867062"/>
@@ -7279,7 +7485,7 @@
         <w:jc w:val="both"/>
       </w:pPr>
       <w:bookmarkStart w:id="20" w:name="_Toc224381840"/>
-      <w:bookmarkStart w:id="21" w:name="_Toc227599541"/>
+      <w:bookmarkStart w:id="21" w:name="_Toc228001249"/>
       <w:r>
         <w:lastRenderedPageBreak/>
         <w:t>PRUEBAS DE FUNCIONALIDAD</w:t>
@@ -7530,7 +7736,7 @@
         <w:jc w:val="both"/>
       </w:pPr>
       <w:bookmarkStart w:id="22" w:name="_Toc224381841"/>
-      <w:bookmarkStart w:id="23" w:name="_Toc227599542"/>
+      <w:bookmarkStart w:id="23" w:name="_Toc228001250"/>
       <w:r>
         <w:t>DIAGRAMA UML</w:t>
       </w:r>
@@ -7700,6 +7906,86 @@
     </w:p>
     <w:p>
       <w:pPr>
+        <w:spacing w:line="360" w:lineRule="auto"/>
+      </w:pPr>
+    </w:p>
+    <w:p>
+      <w:pPr>
+        <w:spacing w:line="360" w:lineRule="auto"/>
+      </w:pPr>
+    </w:p>
+    <w:p>
+      <w:pPr>
+        <w:spacing w:line="360" w:lineRule="auto"/>
+      </w:pPr>
+    </w:p>
+    <w:p>
+      <w:pPr>
+        <w:spacing w:line="360" w:lineRule="auto"/>
+      </w:pPr>
+    </w:p>
+    <w:p>
+      <w:pPr>
+        <w:spacing w:line="360" w:lineRule="auto"/>
+      </w:pPr>
+    </w:p>
+    <w:p>
+      <w:pPr>
+        <w:spacing w:line="360" w:lineRule="auto"/>
+      </w:pPr>
+    </w:p>
+    <w:p>
+      <w:pPr>
+        <w:spacing w:line="360" w:lineRule="auto"/>
+      </w:pPr>
+    </w:p>
+    <w:p>
+      <w:pPr>
+        <w:spacing w:line="360" w:lineRule="auto"/>
+      </w:pPr>
+    </w:p>
+    <w:p>
+      <w:pPr>
+        <w:spacing w:line="360" w:lineRule="auto"/>
+      </w:pPr>
+    </w:p>
+    <w:p>
+      <w:pPr>
+        <w:spacing w:line="360" w:lineRule="auto"/>
+      </w:pPr>
+    </w:p>
+    <w:p>
+      <w:pPr>
+        <w:spacing w:line="360" w:lineRule="auto"/>
+      </w:pPr>
+    </w:p>
+    <w:p>
+      <w:pPr>
+        <w:spacing w:line="360" w:lineRule="auto"/>
+      </w:pPr>
+    </w:p>
+    <w:p>
+      <w:pPr>
+        <w:spacing w:line="360" w:lineRule="auto"/>
+      </w:pPr>
+    </w:p>
+    <w:p>
+      <w:pPr>
+        <w:spacing w:line="360" w:lineRule="auto"/>
+      </w:pPr>
+    </w:p>
+    <w:p>
+      <w:pPr>
+        <w:spacing w:line="360" w:lineRule="auto"/>
+      </w:pPr>
+    </w:p>
+    <w:p>
+      <w:pPr>
+        <w:spacing w:line="360" w:lineRule="auto"/>
+      </w:pPr>
+    </w:p>
+    <w:p>
+      <w:pPr>
         <w:pStyle w:val="Ttulo1"/>
         <w:numPr>
           <w:ilvl w:val="0"/>
@@ -7717,12 +8003,13 @@
           <w:bCs/>
         </w:rPr>
       </w:pPr>
-      <w:bookmarkStart w:id="24" w:name="_Toc227599543"/>
-      <w:r>
-        <w:rPr>
-          <w:b/>
-          <w:bCs/>
-        </w:rPr>
+      <w:bookmarkStart w:id="24" w:name="_Toc228001251"/>
+      <w:r>
+        <w:rPr>
+          <w:b/>
+          <w:bCs/>
+        </w:rPr>
+        <w:lastRenderedPageBreak/>
         <w:t xml:space="preserve">PATRON </w:t>
       </w:r>
       <w:r>
@@ -7767,7 +8054,7 @@
         <w:ind w:left="0" w:firstLine="709"/>
         <w:jc w:val="both"/>
       </w:pPr>
-      <w:bookmarkStart w:id="25" w:name="_Toc227599544"/>
+      <w:bookmarkStart w:id="25" w:name="_Toc228001252"/>
       <w:r>
         <w:t>IMPLEMENTACION EN EL CODIGO</w:t>
       </w:r>
@@ -7898,24 +8185,24 @@
           <w:b/>
           <w:bCs/>
         </w:rPr>
+        <w:t>ConsultaService.java</w:t>
+      </w:r>
+    </w:p>
+    <w:p>
+      <w:pPr>
+        <w:jc w:val="center"/>
+        <w:rPr>
+          <w:b/>
+          <w:bCs/>
+        </w:rPr>
+      </w:pPr>
+      <w:r>
+        <w:rPr>
+          <w:b/>
+          <w:bCs/>
+          <w:noProof/>
+        </w:rPr>
         <w:lastRenderedPageBreak/>
-        <w:t>ConsultaService.java</w:t>
-      </w:r>
-    </w:p>
-    <w:p>
-      <w:pPr>
-        <w:jc w:val="center"/>
-        <w:rPr>
-          <w:b/>
-          <w:bCs/>
-        </w:rPr>
-      </w:pPr>
-      <w:r>
-        <w:rPr>
-          <w:b/>
-          <w:bCs/>
-          <w:noProof/>
-        </w:rPr>
         <w:drawing>
           <wp:inline distT="0" distB="0" distL="0" distR="0" wp14:anchorId="3CE47B85" wp14:editId="02D95298">
             <wp:extent cx="5612130" cy="2262505"/>
@@ -8119,7 +8406,7 @@
         <w:ind w:left="0" w:firstLine="709"/>
         <w:jc w:val="both"/>
       </w:pPr>
-      <w:bookmarkStart w:id="26" w:name="_Toc227599545"/>
+      <w:bookmarkStart w:id="26" w:name="_Toc228001253"/>
       <w:r>
         <w:lastRenderedPageBreak/>
         <w:t>DIAGRAMA UML</w:t>
@@ -8277,7 +8564,7 @@
           <w:bCs/>
         </w:rPr>
       </w:pPr>
-      <w:bookmarkStart w:id="27" w:name="_Toc227599546"/>
+      <w:bookmarkStart w:id="27" w:name="_Toc228001254"/>
       <w:r>
         <w:rPr>
           <w:b/>
@@ -8323,7 +8610,7 @@
         <w:spacing w:line="360" w:lineRule="auto"/>
         <w:jc w:val="both"/>
       </w:pPr>
-      <w:bookmarkStart w:id="28" w:name="_Toc227599547"/>
+      <w:bookmarkStart w:id="28" w:name="_Toc228001255"/>
       <w:r>
         <w:t>IMPLEMENTACION EN EL CODIGO</w:t>
       </w:r>
@@ -8453,60 +8740,23 @@
     </w:p>
     <w:p>
       <w:pPr>
-        <w:spacing w:line="360" w:lineRule="auto"/>
         <w:jc w:val="center"/>
-      </w:pPr>
-    </w:p>
-    <w:p>
-      <w:pPr>
-        <w:spacing w:line="360" w:lineRule="auto"/>
+        <w:rPr>
+          <w:b/>
+          <w:bCs/>
+        </w:rPr>
+      </w:pPr>
+      <w:r>
+        <w:rPr>
+          <w:b/>
+          <w:bCs/>
+        </w:rPr>
+        <w:t>UsuarioController.java</w:t>
+      </w:r>
+    </w:p>
+    <w:p>
+      <w:pPr>
         <w:jc w:val="center"/>
-      </w:pPr>
-    </w:p>
-    <w:p>
-      <w:pPr>
-        <w:spacing w:line="360" w:lineRule="auto"/>
-        <w:jc w:val="center"/>
-      </w:pPr>
-    </w:p>
-    <w:p>
-      <w:pPr>
-        <w:spacing w:line="360" w:lineRule="auto"/>
-        <w:jc w:val="center"/>
-      </w:pPr>
-    </w:p>
-    <w:p>
-      <w:pPr>
-        <w:spacing w:line="360" w:lineRule="auto"/>
-        <w:jc w:val="center"/>
-      </w:pPr>
-    </w:p>
-    <w:p>
-      <w:pPr>
-        <w:spacing w:line="360" w:lineRule="auto"/>
-        <w:jc w:val="center"/>
-      </w:pPr>
-    </w:p>
-    <w:p>
-      <w:pPr>
-        <w:jc w:val="center"/>
-        <w:rPr>
-          <w:b/>
-          <w:bCs/>
-        </w:rPr>
-      </w:pPr>
-      <w:r>
-        <w:rPr>
-          <w:b/>
-          <w:bCs/>
-        </w:rPr>
-        <w:lastRenderedPageBreak/>
-        <w:t>UsuarioExternoAdapter.java</w:t>
-      </w:r>
-    </w:p>
-    <w:p>
-      <w:pPr>
-        <w:jc w:val="center"/>
         <w:rPr>
           <w:b/>
           <w:bCs/>
@@ -8519,10 +8769,10 @@
           <w:noProof/>
         </w:rPr>
         <w:drawing>
-          <wp:inline distT="0" distB="0" distL="0" distR="0" wp14:anchorId="4D93B809" wp14:editId="0ED4FB0A">
-            <wp:extent cx="4648085" cy="3474720"/>
-            <wp:effectExtent l="0" t="0" r="635" b="0"/>
-            <wp:docPr id="18" name="Imagen 18"/>
+          <wp:inline distT="0" distB="0" distL="0" distR="0" wp14:anchorId="7D52569E" wp14:editId="5AD1DC64">
+            <wp:extent cx="5612130" cy="1311275"/>
+            <wp:effectExtent l="0" t="0" r="7620" b="3175"/>
+            <wp:docPr id="19" name="Imagen 19"/>
             <wp:cNvGraphicFramePr>
               <a:graphicFrameLocks xmlns:a="http://schemas.openxmlformats.org/drawingml/2006/main" noChangeAspect="1"/>
             </wp:cNvGraphicFramePr>
@@ -8542,7 +8792,7 @@
                   <pic:spPr>
                     <a:xfrm>
                       <a:off x="0" y="0"/>
-                      <a:ext cx="4653145" cy="3478502"/>
+                      <a:ext cx="5612130" cy="1311275"/>
                     </a:xfrm>
                     <a:prstGeom prst="rect">
                       <a:avLst/>
@@ -8557,12 +8807,30 @@
     </w:p>
     <w:p>
       <w:pPr>
+        <w:spacing w:line="360" w:lineRule="auto"/>
+      </w:pPr>
+    </w:p>
+    <w:p>
+      <w:pPr>
+        <w:spacing w:line="360" w:lineRule="auto"/>
+      </w:pPr>
+    </w:p>
+    <w:p>
+      <w:pPr>
         <w:jc w:val="center"/>
         <w:rPr>
           <w:b/>
           <w:bCs/>
         </w:rPr>
       </w:pPr>
+      <w:r>
+        <w:rPr>
+          <w:b/>
+          <w:bCs/>
+        </w:rPr>
+        <w:lastRenderedPageBreak/>
+        <w:t>UsuarioExternoAdapter.java</w:t>
+      </w:r>
     </w:p>
     <w:p>
       <w:pPr>
@@ -8576,29 +8844,13 @@
         <w:rPr>
           <w:b/>
           <w:bCs/>
-        </w:rPr>
-        <w:t>UsuarioController.java</w:t>
-      </w:r>
-    </w:p>
-    <w:p>
-      <w:pPr>
-        <w:jc w:val="center"/>
-        <w:rPr>
-          <w:b/>
-          <w:bCs/>
-        </w:rPr>
-      </w:pPr>
-      <w:r>
-        <w:rPr>
-          <w:b/>
-          <w:bCs/>
           <w:noProof/>
         </w:rPr>
         <w:drawing>
-          <wp:inline distT="0" distB="0" distL="0" distR="0" wp14:anchorId="3B11B973" wp14:editId="24862185">
-            <wp:extent cx="5612130" cy="1311275"/>
-            <wp:effectExtent l="0" t="0" r="7620" b="3175"/>
-            <wp:docPr id="19" name="Imagen 19"/>
+          <wp:inline distT="0" distB="0" distL="0" distR="0" wp14:anchorId="4D93B809" wp14:editId="0ED4FB0A">
+            <wp:extent cx="4648085" cy="3474720"/>
+            <wp:effectExtent l="0" t="0" r="635" b="0"/>
+            <wp:docPr id="18" name="Imagen 18"/>
             <wp:cNvGraphicFramePr>
               <a:graphicFrameLocks xmlns:a="http://schemas.openxmlformats.org/drawingml/2006/main" noChangeAspect="1"/>
             </wp:cNvGraphicFramePr>
@@ -8618,7 +8870,7 @@
                   <pic:spPr>
                     <a:xfrm>
                       <a:off x="0" y="0"/>
-                      <a:ext cx="5612130" cy="1311275"/>
+                      <a:ext cx="4653145" cy="3478502"/>
                     </a:xfrm>
                     <a:prstGeom prst="rect">
                       <a:avLst/>
@@ -8630,6 +8882,15 @@
           </wp:inline>
         </w:drawing>
       </w:r>
+    </w:p>
+    <w:p>
+      <w:pPr>
+        <w:jc w:val="center"/>
+        <w:rPr>
+          <w:b/>
+          <w:bCs/>
+        </w:rPr>
+      </w:pPr>
     </w:p>
     <w:p>
       <w:pPr>
@@ -8715,6 +8976,60 @@
           <w:bCs/>
         </w:rPr>
       </w:pPr>
+    </w:p>
+    <w:p>
+      <w:pPr>
+        <w:jc w:val="center"/>
+        <w:rPr>
+          <w:b/>
+          <w:bCs/>
+        </w:rPr>
+      </w:pPr>
+    </w:p>
+    <w:p>
+      <w:pPr>
+        <w:jc w:val="center"/>
+        <w:rPr>
+          <w:b/>
+          <w:bCs/>
+        </w:rPr>
+      </w:pPr>
+    </w:p>
+    <w:p>
+      <w:pPr>
+        <w:jc w:val="center"/>
+        <w:rPr>
+          <w:b/>
+          <w:bCs/>
+        </w:rPr>
+      </w:pPr>
+    </w:p>
+    <w:p>
+      <w:pPr>
+        <w:jc w:val="center"/>
+        <w:rPr>
+          <w:b/>
+          <w:bCs/>
+        </w:rPr>
+      </w:pPr>
+    </w:p>
+    <w:p>
+      <w:pPr>
+        <w:jc w:val="center"/>
+        <w:rPr>
+          <w:b/>
+          <w:bCs/>
+        </w:rPr>
+      </w:pPr>
+    </w:p>
+    <w:p>
+      <w:pPr>
+        <w:jc w:val="center"/>
+        <w:rPr>
+          <w:b/>
+          <w:bCs/>
+        </w:rPr>
+      </w:pPr>
       <w:r>
         <w:rPr>
           <w:b/>
@@ -9014,7 +9329,7 @@
         <w:ind w:left="0" w:firstLine="709"/>
         <w:jc w:val="both"/>
       </w:pPr>
-      <w:bookmarkStart w:id="29" w:name="_Toc227599548"/>
+      <w:bookmarkStart w:id="29" w:name="_Toc228001256"/>
       <w:r>
         <w:t>DIAGRAMA UML</w:t>
       </w:r>
@@ -9211,7 +9526,7 @@
           <w:bCs/>
         </w:rPr>
       </w:pPr>
-      <w:bookmarkStart w:id="30" w:name="_Toc227599549"/>
+      <w:bookmarkStart w:id="30" w:name="_Toc228001257"/>
       <w:r>
         <w:rPr>
           <w:b/>
@@ -9259,7 +9574,7 @@
         <w:spacing w:line="360" w:lineRule="auto"/>
         <w:jc w:val="both"/>
       </w:pPr>
-      <w:bookmarkStart w:id="31" w:name="_Toc227599550"/>
+      <w:bookmarkStart w:id="31" w:name="_Toc228001258"/>
       <w:r>
         <w:t>IMPLEMENTACION EN EL CODIGO</w:t>
       </w:r>
@@ -9809,7 +10124,7 @@
         <w:ind w:left="0" w:firstLine="709"/>
         <w:jc w:val="both"/>
       </w:pPr>
-      <w:bookmarkStart w:id="32" w:name="_Toc227599551"/>
+      <w:bookmarkStart w:id="32" w:name="_Toc228001259"/>
       <w:r>
         <w:lastRenderedPageBreak/>
         <w:t>PRUEBAS</w:t>
@@ -9955,7 +10270,7 @@
         <w:ind w:left="0" w:firstLine="709"/>
         <w:jc w:val="both"/>
       </w:pPr>
-      <w:bookmarkStart w:id="33" w:name="_Toc227599552"/>
+      <w:bookmarkStart w:id="33" w:name="_Toc228001260"/>
       <w:r>
         <w:t>DIAGRAMA UML</w:t>
       </w:r>
@@ -10079,7 +10394,7 @@
           <w:bCs/>
         </w:rPr>
       </w:pPr>
-      <w:bookmarkStart w:id="34" w:name="_Toc227599553"/>
+      <w:bookmarkStart w:id="34" w:name="_Toc228001261"/>
       <w:r>
         <w:rPr>
           <w:b/>
@@ -10125,7 +10440,7 @@
         <w:spacing w:line="360" w:lineRule="auto"/>
         <w:jc w:val="both"/>
       </w:pPr>
-      <w:bookmarkStart w:id="35" w:name="_Toc227599554"/>
+      <w:bookmarkStart w:id="35" w:name="_Toc228001262"/>
       <w:r>
         <w:t>IMPLEMENTACION EN EL CODIGO</w:t>
       </w:r>
@@ -10867,7 +11182,7 @@
         <w:ind w:left="0" w:firstLine="709"/>
         <w:jc w:val="both"/>
       </w:pPr>
-      <w:bookmarkStart w:id="36" w:name="_Toc227599555"/>
+      <w:bookmarkStart w:id="36" w:name="_Toc228001263"/>
       <w:r>
         <w:lastRenderedPageBreak/>
         <w:t>PRUEBAS</w:t>
@@ -11066,7 +11381,7 @@
         <w:ind w:left="0" w:firstLine="709"/>
         <w:jc w:val="both"/>
       </w:pPr>
-      <w:bookmarkStart w:id="37" w:name="_Toc227599556"/>
+      <w:bookmarkStart w:id="37" w:name="_Toc228001264"/>
       <w:r>
         <w:lastRenderedPageBreak/>
         <w:t>DIAGRAMA UML</w:t>
@@ -11216,7 +11531,7 @@
           <w:bCs/>
         </w:rPr>
       </w:pPr>
-      <w:bookmarkStart w:id="38" w:name="_Toc227599557"/>
+      <w:bookmarkStart w:id="38" w:name="_Toc228001265"/>
       <w:r>
         <w:rPr>
           <w:b/>
@@ -11264,7 +11579,7 @@
         <w:spacing w:line="360" w:lineRule="auto"/>
         <w:jc w:val="both"/>
       </w:pPr>
-      <w:bookmarkStart w:id="39" w:name="_Toc227599558"/>
+      <w:bookmarkStart w:id="39" w:name="_Toc228001266"/>
       <w:r>
         <w:t>IMPLEMENTACION EN EL CODIGO</w:t>
       </w:r>
@@ -11932,7 +12247,7 @@
         <w:spacing w:line="360" w:lineRule="auto"/>
         <w:jc w:val="both"/>
       </w:pPr>
-      <w:bookmarkStart w:id="40" w:name="_Toc227599559"/>
+      <w:bookmarkStart w:id="40" w:name="_Toc228001267"/>
       <w:r>
         <w:lastRenderedPageBreak/>
         <w:t>PRUEBAS</w:t>
@@ -12130,7 +12445,7 @@
         <w:spacing w:line="360" w:lineRule="auto"/>
         <w:jc w:val="both"/>
       </w:pPr>
-      <w:bookmarkStart w:id="41" w:name="_Toc227599560"/>
+      <w:bookmarkStart w:id="41" w:name="_Toc228001268"/>
       <w:r>
         <w:t>DIAGRAMA UML</w:t>
       </w:r>
@@ -12333,7 +12648,7 @@
           <w:bCs/>
         </w:rPr>
       </w:pPr>
-      <w:bookmarkStart w:id="42" w:name="_Toc227599561"/>
+      <w:bookmarkStart w:id="42" w:name="_Toc228001269"/>
       <w:r>
         <w:rPr>
           <w:b/>
@@ -12389,7 +12704,7 @@
         <w:spacing w:line="360" w:lineRule="auto"/>
         <w:jc w:val="both"/>
       </w:pPr>
-      <w:bookmarkStart w:id="43" w:name="_Toc227599562"/>
+      <w:bookmarkStart w:id="43" w:name="_Toc228001270"/>
       <w:r>
         <w:t>IMPLEMENTACION EN EL CODIGO</w:t>
       </w:r>
@@ -12864,7 +13179,7 @@
         <w:spacing w:line="360" w:lineRule="auto"/>
         <w:jc w:val="both"/>
       </w:pPr>
-      <w:bookmarkStart w:id="44" w:name="_Toc227599563"/>
+      <w:bookmarkStart w:id="44" w:name="_Toc228001271"/>
       <w:r>
         <w:lastRenderedPageBreak/>
         <w:t>PRUEBAS</w:t>
@@ -13004,7 +13319,7 @@
         <w:spacing w:line="360" w:lineRule="auto"/>
         <w:jc w:val="both"/>
       </w:pPr>
-      <w:bookmarkStart w:id="45" w:name="_Toc227599564"/>
+      <w:bookmarkStart w:id="45" w:name="_Toc228001272"/>
       <w:r>
         <w:t>DIAGRAMA UML</w:t>
       </w:r>
@@ -13133,6 +13448,863 @@
       </w:r>
     </w:p>
     <w:p/>
+    <w:p/>
+    <w:p/>
+    <w:p/>
+    <w:p/>
+    <w:p/>
+    <w:p/>
+    <w:p/>
+    <w:p/>
+    <w:p/>
+    <w:p/>
+    <w:p/>
+    <w:p/>
+    <w:p/>
+    <w:p/>
+    <w:p/>
+    <w:p/>
+    <w:p>
+      <w:pPr>
+        <w:pStyle w:val="Ttulo1"/>
+        <w:numPr>
+          <w:ilvl w:val="0"/>
+          <w:numId w:val="8"/>
+        </w:numPr>
+        <w:tabs>
+          <w:tab w:val="num" w:pos="360"/>
+          <w:tab w:val="num" w:pos="720"/>
+        </w:tabs>
+        <w:spacing w:line="360" w:lineRule="auto"/>
+        <w:ind w:left="720" w:firstLine="709"/>
+        <w:jc w:val="both"/>
+        <w:rPr>
+          <w:b/>
+          <w:bCs/>
+        </w:rPr>
+      </w:pPr>
+      <w:bookmarkStart w:id="46" w:name="_Toc228001273"/>
+      <w:r>
+        <w:rPr>
+          <w:b/>
+          <w:bCs/>
+        </w:rPr>
+        <w:lastRenderedPageBreak/>
+        <w:t>PATRON</w:t>
+      </w:r>
+      <w:r>
+        <w:rPr>
+          <w:b/>
+          <w:bCs/>
+        </w:rPr>
+        <w:t xml:space="preserve"> </w:t>
+      </w:r>
+      <w:r>
+        <w:rPr>
+          <w:b/>
+          <w:bCs/>
+        </w:rPr>
+        <w:t>FLYWEIGHT</w:t>
+      </w:r>
+      <w:bookmarkEnd w:id="46"/>
+    </w:p>
+    <w:p>
+      <w:pPr>
+        <w:spacing w:line="360" w:lineRule="auto"/>
+        <w:ind w:firstLine="709"/>
+        <w:jc w:val="both"/>
+      </w:pPr>
+      <w:r>
+        <w:t xml:space="preserve">El patrón </w:t>
+      </w:r>
+      <w:proofErr w:type="spellStart"/>
+      <w:r>
+        <w:t>Flyweight</w:t>
+      </w:r>
+      <w:proofErr w:type="spellEnd"/>
+      <w:r>
+        <w:t xml:space="preserve"> permite reducir el uso de memoria mediante la reutilización de objetos que comparten características comunes, evitando la creación innecesaria de múltiples instancias iguales</w:t>
+      </w:r>
+      <w:r>
+        <w:t>.</w:t>
+      </w:r>
+    </w:p>
+    <w:p>
+      <w:pPr>
+        <w:pStyle w:val="Ttulo2"/>
+        <w:numPr>
+          <w:ilvl w:val="1"/>
+          <w:numId w:val="8"/>
+        </w:numPr>
+        <w:spacing w:line="360" w:lineRule="auto"/>
+        <w:jc w:val="both"/>
+      </w:pPr>
+      <w:bookmarkStart w:id="47" w:name="_Toc228001274"/>
+      <w:r>
+        <w:t>IMPLEMENTACION EN EL CODIGO</w:t>
+      </w:r>
+      <w:bookmarkEnd w:id="47"/>
+    </w:p>
+    <w:p>
+      <w:pPr>
+        <w:spacing w:line="360" w:lineRule="auto"/>
+        <w:ind w:firstLine="709"/>
+        <w:jc w:val="both"/>
+      </w:pPr>
+      <w:r>
+        <w:t>En el sistema de telemedicina, existen atributos que se repiten constantemente, como el tipo de consulta (virtual o presencial). Sin la aplicación de este patrón, cada vez que se crea una consulta se generaría un nuevo objeto con el mismo valor, aumentando el consumo de memoria.</w:t>
+      </w:r>
+    </w:p>
+    <w:p>
+      <w:pPr>
+        <w:spacing w:line="360" w:lineRule="auto"/>
+        <w:ind w:firstLine="709"/>
+        <w:jc w:val="both"/>
+      </w:pPr>
+      <w:r>
+        <w:t xml:space="preserve">Para optimizar este comportamiento, se implementó el patrón </w:t>
+      </w:r>
+      <w:proofErr w:type="spellStart"/>
+      <w:r>
+        <w:t>Flyweight</w:t>
+      </w:r>
+      <w:proofErr w:type="spellEnd"/>
+      <w:r>
+        <w:t>, permitiendo reutilizar instancias existentes en lugar de crear nuevas, mejorando así la eficiencia del sistema.</w:t>
+      </w:r>
+    </w:p>
+    <w:p>
+      <w:pPr>
+        <w:spacing w:line="360" w:lineRule="auto"/>
+        <w:ind w:firstLine="709"/>
+        <w:jc w:val="both"/>
+      </w:pPr>
+    </w:p>
+    <w:p>
+      <w:pPr>
+        <w:jc w:val="center"/>
+        <w:rPr>
+          <w:b/>
+          <w:bCs/>
+        </w:rPr>
+      </w:pPr>
+      <w:r>
+        <w:rPr>
+          <w:b/>
+          <w:bCs/>
+        </w:rPr>
+        <w:t>TipoConsultaFlyweight.java</w:t>
+      </w:r>
+    </w:p>
+    <w:p>
+      <w:pPr>
+        <w:spacing w:line="360" w:lineRule="auto"/>
+        <w:jc w:val="center"/>
+      </w:pPr>
+      <w:r>
+        <w:rPr>
+          <w:noProof/>
+        </w:rPr>
+        <w:drawing>
+          <wp:inline distT="0" distB="0" distL="0" distR="0" wp14:anchorId="034E936C" wp14:editId="787A3D75">
+            <wp:extent cx="4884843" cy="3322608"/>
+            <wp:effectExtent l="0" t="0" r="0" b="0"/>
+            <wp:docPr id="14" name="Imagen 14"/>
+            <wp:cNvGraphicFramePr>
+              <a:graphicFrameLocks xmlns:a="http://schemas.openxmlformats.org/drawingml/2006/main" noChangeAspect="1"/>
+            </wp:cNvGraphicFramePr>
+            <a:graphic xmlns:a="http://schemas.openxmlformats.org/drawingml/2006/main">
+              <a:graphicData uri="http://schemas.openxmlformats.org/drawingml/2006/picture">
+                <pic:pic xmlns:pic="http://schemas.openxmlformats.org/drawingml/2006/picture">
+                  <pic:nvPicPr>
+                    <pic:cNvPr id="1" name=""/>
+                    <pic:cNvPicPr/>
+                  </pic:nvPicPr>
+                  <pic:blipFill>
+                    <a:blip r:embed="rId61"/>
+                    <a:stretch>
+                      <a:fillRect/>
+                    </a:stretch>
+                  </pic:blipFill>
+                  <pic:spPr>
+                    <a:xfrm>
+                      <a:off x="0" y="0"/>
+                      <a:ext cx="4884843" cy="3322608"/>
+                    </a:xfrm>
+                    <a:prstGeom prst="rect">
+                      <a:avLst/>
+                    </a:prstGeom>
+                  </pic:spPr>
+                </pic:pic>
+              </a:graphicData>
+            </a:graphic>
+          </wp:inline>
+        </w:drawing>
+      </w:r>
+    </w:p>
+    <w:p>
+      <w:pPr>
+        <w:spacing w:line="360" w:lineRule="auto"/>
+      </w:pPr>
+    </w:p>
+    <w:p>
+      <w:pPr>
+        <w:spacing w:line="360" w:lineRule="auto"/>
+      </w:pPr>
+    </w:p>
+    <w:p>
+      <w:pPr>
+        <w:jc w:val="center"/>
+        <w:rPr>
+          <w:b/>
+          <w:bCs/>
+        </w:rPr>
+      </w:pPr>
+      <w:r>
+        <w:rPr>
+          <w:b/>
+          <w:bCs/>
+        </w:rPr>
+        <w:lastRenderedPageBreak/>
+        <w:t>TipoConsultaFactory.java</w:t>
+      </w:r>
+    </w:p>
+    <w:p>
+      <w:pPr>
+        <w:jc w:val="center"/>
+        <w:rPr>
+          <w:b/>
+          <w:bCs/>
+        </w:rPr>
+      </w:pPr>
+      <w:r>
+        <w:rPr>
+          <w:b/>
+          <w:bCs/>
+          <w:noProof/>
+        </w:rPr>
+        <w:drawing>
+          <wp:inline distT="0" distB="0" distL="0" distR="0" wp14:anchorId="287941BD" wp14:editId="45921D4B">
+            <wp:extent cx="5612130" cy="3929380"/>
+            <wp:effectExtent l="0" t="0" r="7620" b="0"/>
+            <wp:docPr id="38" name="Imagen 38"/>
+            <wp:cNvGraphicFramePr>
+              <a:graphicFrameLocks xmlns:a="http://schemas.openxmlformats.org/drawingml/2006/main" noChangeAspect="1"/>
+            </wp:cNvGraphicFramePr>
+            <a:graphic xmlns:a="http://schemas.openxmlformats.org/drawingml/2006/main">
+              <a:graphicData uri="http://schemas.openxmlformats.org/drawingml/2006/picture">
+                <pic:pic xmlns:pic="http://schemas.openxmlformats.org/drawingml/2006/picture">
+                  <pic:nvPicPr>
+                    <pic:cNvPr id="1" name=""/>
+                    <pic:cNvPicPr/>
+                  </pic:nvPicPr>
+                  <pic:blipFill>
+                    <a:blip r:embed="rId62"/>
+                    <a:stretch>
+                      <a:fillRect/>
+                    </a:stretch>
+                  </pic:blipFill>
+                  <pic:spPr>
+                    <a:xfrm>
+                      <a:off x="0" y="0"/>
+                      <a:ext cx="5612130" cy="3929380"/>
+                    </a:xfrm>
+                    <a:prstGeom prst="rect">
+                      <a:avLst/>
+                    </a:prstGeom>
+                  </pic:spPr>
+                </pic:pic>
+              </a:graphicData>
+            </a:graphic>
+          </wp:inline>
+        </w:drawing>
+      </w:r>
+    </w:p>
+    <w:p>
+      <w:pPr>
+        <w:jc w:val="center"/>
+        <w:rPr>
+          <w:b/>
+          <w:bCs/>
+        </w:rPr>
+      </w:pPr>
+    </w:p>
+    <w:p>
+      <w:pPr>
+        <w:jc w:val="center"/>
+        <w:rPr>
+          <w:b/>
+          <w:bCs/>
+        </w:rPr>
+      </w:pPr>
+    </w:p>
+    <w:p>
+      <w:pPr>
+        <w:jc w:val="center"/>
+        <w:rPr>
+          <w:b/>
+          <w:bCs/>
+        </w:rPr>
+      </w:pPr>
+      <w:r>
+        <w:rPr>
+          <w:b/>
+          <w:bCs/>
+        </w:rPr>
+        <w:t>ConsultaService.java</w:t>
+      </w:r>
+    </w:p>
+    <w:p>
+      <w:pPr>
+        <w:jc w:val="center"/>
+        <w:rPr>
+          <w:b/>
+          <w:bCs/>
+        </w:rPr>
+      </w:pPr>
+      <w:r>
+        <w:rPr>
+          <w:b/>
+          <w:bCs/>
+          <w:noProof/>
+        </w:rPr>
+        <w:drawing>
+          <wp:inline distT="0" distB="0" distL="0" distR="0" wp14:anchorId="005F2B63" wp14:editId="1A6C8047">
+            <wp:extent cx="5612130" cy="1077595"/>
+            <wp:effectExtent l="0" t="0" r="7620" b="8255"/>
+            <wp:docPr id="47" name="Imagen 47"/>
+            <wp:cNvGraphicFramePr>
+              <a:graphicFrameLocks xmlns:a="http://schemas.openxmlformats.org/drawingml/2006/main" noChangeAspect="1"/>
+            </wp:cNvGraphicFramePr>
+            <a:graphic xmlns:a="http://schemas.openxmlformats.org/drawingml/2006/main">
+              <a:graphicData uri="http://schemas.openxmlformats.org/drawingml/2006/picture">
+                <pic:pic xmlns:pic="http://schemas.openxmlformats.org/drawingml/2006/picture">
+                  <pic:nvPicPr>
+                    <pic:cNvPr id="1" name=""/>
+                    <pic:cNvPicPr/>
+                  </pic:nvPicPr>
+                  <pic:blipFill>
+                    <a:blip r:embed="rId63"/>
+                    <a:stretch>
+                      <a:fillRect/>
+                    </a:stretch>
+                  </pic:blipFill>
+                  <pic:spPr>
+                    <a:xfrm>
+                      <a:off x="0" y="0"/>
+                      <a:ext cx="5612130" cy="1077595"/>
+                    </a:xfrm>
+                    <a:prstGeom prst="rect">
+                      <a:avLst/>
+                    </a:prstGeom>
+                  </pic:spPr>
+                </pic:pic>
+              </a:graphicData>
+            </a:graphic>
+          </wp:inline>
+        </w:drawing>
+      </w:r>
+    </w:p>
+    <w:p>
+      <w:pPr>
+        <w:jc w:val="center"/>
+        <w:rPr>
+          <w:b/>
+          <w:bCs/>
+        </w:rPr>
+      </w:pPr>
+    </w:p>
+    <w:p>
+      <w:pPr>
+        <w:spacing w:line="360" w:lineRule="auto"/>
+        <w:ind w:firstLine="709"/>
+        <w:jc w:val="both"/>
+      </w:pPr>
+      <w:r>
+        <w:t xml:space="preserve">El patrón </w:t>
+      </w:r>
+      <w:proofErr w:type="spellStart"/>
+      <w:r>
+        <w:t>Flyweight</w:t>
+      </w:r>
+      <w:proofErr w:type="spellEnd"/>
+      <w:r>
+        <w:t xml:space="preserve"> se implementa mediante la clase </w:t>
+      </w:r>
+      <w:proofErr w:type="spellStart"/>
+      <w:r>
+        <w:t>TipoConsultaFlyweight</w:t>
+      </w:r>
+      <w:proofErr w:type="spellEnd"/>
+      <w:r>
+        <w:t>, la cual representa el objeto que será compartido. Esta clase contiene el estado intrínseco, es decir, la información que puede ser reutilizada.</w:t>
+      </w:r>
+    </w:p>
+    <w:p>
+      <w:pPr>
+        <w:spacing w:line="360" w:lineRule="auto"/>
+        <w:ind w:firstLine="709"/>
+        <w:jc w:val="both"/>
+      </w:pPr>
+      <w:r>
+        <w:t xml:space="preserve">La clase </w:t>
+      </w:r>
+      <w:proofErr w:type="spellStart"/>
+      <w:r>
+        <w:t>TipoConsultaFactory</w:t>
+      </w:r>
+      <w:proofErr w:type="spellEnd"/>
+      <w:r>
+        <w:t xml:space="preserve"> actúa como una fábrica que controla la creación y reutilización de estos objetos. Cuando se solicita un tipo de consulta, la </w:t>
+      </w:r>
+      <w:r>
+        <w:lastRenderedPageBreak/>
+        <w:t>fábrica verifica si ya existe una instancia previamente creada. Si existe, la reutiliza; de lo contrario, crea una nueva y la almacena para futuros usos.</w:t>
+      </w:r>
+    </w:p>
+    <w:p>
+      <w:pPr>
+        <w:spacing w:line="360" w:lineRule="auto"/>
+        <w:ind w:firstLine="709"/>
+        <w:jc w:val="both"/>
+      </w:pPr>
+      <w:r>
+        <w:t xml:space="preserve">En el servicio </w:t>
+      </w:r>
+      <w:proofErr w:type="spellStart"/>
+      <w:r>
+        <w:t>ConsultaService</w:t>
+      </w:r>
+      <w:proofErr w:type="spellEnd"/>
+      <w:r>
+        <w:t>, se utiliza esta fábrica para obtener el tipo de consulta, asegurando que no se creen objetos duplicados innecesarios.</w:t>
+      </w:r>
+    </w:p>
+    <w:p>
+      <w:pPr>
+        <w:spacing w:line="360" w:lineRule="auto"/>
+        <w:ind w:firstLine="709"/>
+        <w:jc w:val="both"/>
+      </w:pPr>
+    </w:p>
+    <w:p>
+      <w:pPr>
+        <w:spacing w:line="360" w:lineRule="auto"/>
+        <w:ind w:firstLine="709"/>
+        <w:jc w:val="both"/>
+      </w:pPr>
+    </w:p>
+    <w:p>
+      <w:pPr>
+        <w:pStyle w:val="Ttulo2"/>
+        <w:numPr>
+          <w:ilvl w:val="1"/>
+          <w:numId w:val="8"/>
+        </w:numPr>
+        <w:spacing w:line="360" w:lineRule="auto"/>
+        <w:jc w:val="both"/>
+      </w:pPr>
+      <w:bookmarkStart w:id="48" w:name="_Toc228001275"/>
+      <w:r>
+        <w:t>PRUEBAS</w:t>
+      </w:r>
+      <w:bookmarkEnd w:id="48"/>
+    </w:p>
+    <w:p>
+      <w:pPr>
+        <w:spacing w:line="360" w:lineRule="auto"/>
+        <w:ind w:firstLine="709"/>
+        <w:jc w:val="center"/>
+      </w:pPr>
+      <w:r>
+        <w:rPr>
+          <w:noProof/>
+        </w:rPr>
+        <w:drawing>
+          <wp:inline distT="0" distB="0" distL="0" distR="0" wp14:anchorId="4BD8139F" wp14:editId="61BEB83F">
+            <wp:extent cx="5612130" cy="2279015"/>
+            <wp:effectExtent l="0" t="0" r="7620" b="6985"/>
+            <wp:docPr id="58" name="Imagen 58"/>
+            <wp:cNvGraphicFramePr>
+              <a:graphicFrameLocks xmlns:a="http://schemas.openxmlformats.org/drawingml/2006/main" noChangeAspect="1"/>
+            </wp:cNvGraphicFramePr>
+            <a:graphic xmlns:a="http://schemas.openxmlformats.org/drawingml/2006/main">
+              <a:graphicData uri="http://schemas.openxmlformats.org/drawingml/2006/picture">
+                <pic:pic xmlns:pic="http://schemas.openxmlformats.org/drawingml/2006/picture">
+                  <pic:nvPicPr>
+                    <pic:cNvPr id="1" name=""/>
+                    <pic:cNvPicPr/>
+                  </pic:nvPicPr>
+                  <pic:blipFill>
+                    <a:blip r:embed="rId64"/>
+                    <a:stretch>
+                      <a:fillRect/>
+                    </a:stretch>
+                  </pic:blipFill>
+                  <pic:spPr>
+                    <a:xfrm>
+                      <a:off x="0" y="0"/>
+                      <a:ext cx="5612130" cy="2279015"/>
+                    </a:xfrm>
+                    <a:prstGeom prst="rect">
+                      <a:avLst/>
+                    </a:prstGeom>
+                  </pic:spPr>
+                </pic:pic>
+              </a:graphicData>
+            </a:graphic>
+          </wp:inline>
+        </w:drawing>
+      </w:r>
+    </w:p>
+    <w:p>
+      <w:pPr>
+        <w:spacing w:line="360" w:lineRule="auto"/>
+        <w:ind w:firstLine="709"/>
+        <w:jc w:val="center"/>
+      </w:pPr>
+      <w:r>
+        <w:t>Creación de tipo de consulta</w:t>
+      </w:r>
+    </w:p>
+    <w:p>
+      <w:pPr>
+        <w:spacing w:line="360" w:lineRule="auto"/>
+        <w:ind w:firstLine="709"/>
+        <w:jc w:val="center"/>
+      </w:pPr>
+      <w:r>
+        <w:rPr>
+          <w:noProof/>
+        </w:rPr>
+        <w:drawing>
+          <wp:inline distT="0" distB="0" distL="0" distR="0" wp14:anchorId="2F443EA2" wp14:editId="2491035A">
+            <wp:extent cx="5612130" cy="1465580"/>
+            <wp:effectExtent l="0" t="0" r="7620" b="1270"/>
+            <wp:docPr id="59" name="Imagen 59"/>
+            <wp:cNvGraphicFramePr>
+              <a:graphicFrameLocks xmlns:a="http://schemas.openxmlformats.org/drawingml/2006/main" noChangeAspect="1"/>
+            </wp:cNvGraphicFramePr>
+            <a:graphic xmlns:a="http://schemas.openxmlformats.org/drawingml/2006/main">
+              <a:graphicData uri="http://schemas.openxmlformats.org/drawingml/2006/picture">
+                <pic:pic xmlns:pic="http://schemas.openxmlformats.org/drawingml/2006/picture">
+                  <pic:nvPicPr>
+                    <pic:cNvPr id="1" name=""/>
+                    <pic:cNvPicPr/>
+                  </pic:nvPicPr>
+                  <pic:blipFill>
+                    <a:blip r:embed="rId65"/>
+                    <a:stretch>
+                      <a:fillRect/>
+                    </a:stretch>
+                  </pic:blipFill>
+                  <pic:spPr>
+                    <a:xfrm>
+                      <a:off x="0" y="0"/>
+                      <a:ext cx="5612130" cy="1465580"/>
+                    </a:xfrm>
+                    <a:prstGeom prst="rect">
+                      <a:avLst/>
+                    </a:prstGeom>
+                  </pic:spPr>
+                </pic:pic>
+              </a:graphicData>
+            </a:graphic>
+          </wp:inline>
+        </w:drawing>
+      </w:r>
+    </w:p>
+    <w:p>
+      <w:pPr>
+        <w:spacing w:line="360" w:lineRule="auto"/>
+        <w:ind w:firstLine="709"/>
+        <w:jc w:val="center"/>
+      </w:pPr>
+      <w:r>
+        <w:t>Reutilización de tipo de consulta</w:t>
+      </w:r>
+    </w:p>
+    <w:p>
+      <w:pPr>
+        <w:spacing w:line="360" w:lineRule="auto"/>
+        <w:ind w:firstLine="709"/>
+        <w:jc w:val="center"/>
+      </w:pPr>
+      <w:r>
+        <w:rPr>
+          <w:noProof/>
+        </w:rPr>
+        <w:drawing>
+          <wp:inline distT="0" distB="0" distL="0" distR="0" wp14:anchorId="0283C7FB" wp14:editId="1DBB409D">
+            <wp:extent cx="5612130" cy="869315"/>
+            <wp:effectExtent l="0" t="0" r="7620" b="6985"/>
+            <wp:docPr id="60" name="Imagen 60"/>
+            <wp:cNvGraphicFramePr>
+              <a:graphicFrameLocks xmlns:a="http://schemas.openxmlformats.org/drawingml/2006/main" noChangeAspect="1"/>
+            </wp:cNvGraphicFramePr>
+            <a:graphic xmlns:a="http://schemas.openxmlformats.org/drawingml/2006/main">
+              <a:graphicData uri="http://schemas.openxmlformats.org/drawingml/2006/picture">
+                <pic:pic xmlns:pic="http://schemas.openxmlformats.org/drawingml/2006/picture">
+                  <pic:nvPicPr>
+                    <pic:cNvPr id="1" name=""/>
+                    <pic:cNvPicPr/>
+                  </pic:nvPicPr>
+                  <pic:blipFill>
+                    <a:blip r:embed="rId66"/>
+                    <a:stretch>
+                      <a:fillRect/>
+                    </a:stretch>
+                  </pic:blipFill>
+                  <pic:spPr>
+                    <a:xfrm>
+                      <a:off x="0" y="0"/>
+                      <a:ext cx="5612130" cy="869315"/>
+                    </a:xfrm>
+                    <a:prstGeom prst="rect">
+                      <a:avLst/>
+                    </a:prstGeom>
+                  </pic:spPr>
+                </pic:pic>
+              </a:graphicData>
+            </a:graphic>
+          </wp:inline>
+        </w:drawing>
+      </w:r>
+    </w:p>
+    <w:p>
+      <w:pPr>
+        <w:spacing w:line="360" w:lineRule="auto"/>
+        <w:ind w:firstLine="709"/>
+        <w:jc w:val="both"/>
+      </w:pPr>
+      <w:r>
+        <w:lastRenderedPageBreak/>
+        <w:t xml:space="preserve">Al ejecutar la solicitud desde </w:t>
+      </w:r>
+      <w:proofErr w:type="spellStart"/>
+      <w:r>
+        <w:t>Postman</w:t>
+      </w:r>
+      <w:proofErr w:type="spellEnd"/>
+      <w:r>
+        <w:t xml:space="preserve">, el sistema invoca la clase </w:t>
+      </w:r>
+      <w:proofErr w:type="spellStart"/>
+      <w:r>
+        <w:t>AtencionMedicaFacade</w:t>
+      </w:r>
+      <w:proofErr w:type="spellEnd"/>
+      <w:r>
+        <w:t>, la cual coordina todas las operaciones necesarias para procesar una atención médica completa. Esto incluye la creación de la consulta, la generación de la prescripción, la creación de la orden médica y la ejecución del plan de atención.</w:t>
+      </w:r>
+    </w:p>
+    <w:p>
+      <w:pPr>
+        <w:spacing w:line="360" w:lineRule="auto"/>
+        <w:ind w:firstLine="709"/>
+        <w:jc w:val="both"/>
+      </w:pPr>
+      <w:r>
+        <w:t xml:space="preserve">La respuesta obtenida en </w:t>
+      </w:r>
+      <w:proofErr w:type="spellStart"/>
+      <w:r>
+        <w:t>Postman</w:t>
+      </w:r>
+      <w:proofErr w:type="spellEnd"/>
+      <w:r>
+        <w:t xml:space="preserve"> confirma que la consulta fue creada correctamente, mientras que en la consola del sistema se pueden observar los mensajes correspondientes a cada una de las operaciones realizadas. Esto demuestra que múltiples procesos fueron ejecutados mediante una única llamada.</w:t>
+      </w:r>
+    </w:p>
+    <w:p>
+      <w:pPr>
+        <w:spacing w:line="360" w:lineRule="auto"/>
+        <w:ind w:firstLine="709"/>
+        <w:jc w:val="both"/>
+      </w:pPr>
+      <w:r>
+        <w:t xml:space="preserve">Esta prueba evidencia que el patrón </w:t>
+      </w:r>
+      <w:proofErr w:type="spellStart"/>
+      <w:r>
+        <w:t>Facade</w:t>
+      </w:r>
+      <w:proofErr w:type="spellEnd"/>
+      <w:r>
+        <w:t xml:space="preserve"> cumple su objetivo, ya que permite simplificar la interacción con el sistema, ocultando la complejidad interna y proporcionando una interfaz más clara y fácil de usar</w:t>
+      </w:r>
+      <w:r>
+        <w:t>.</w:t>
+      </w:r>
+    </w:p>
+    <w:p>
+      <w:pPr>
+        <w:spacing w:line="360" w:lineRule="auto"/>
+        <w:ind w:firstLine="709"/>
+        <w:jc w:val="center"/>
+      </w:pPr>
+    </w:p>
+    <w:p>
+      <w:pPr>
+        <w:pStyle w:val="Ttulo2"/>
+        <w:numPr>
+          <w:ilvl w:val="1"/>
+          <w:numId w:val="8"/>
+        </w:numPr>
+        <w:spacing w:line="360" w:lineRule="auto"/>
+        <w:jc w:val="both"/>
+      </w:pPr>
+      <w:bookmarkStart w:id="49" w:name="_Toc228001276"/>
+      <w:r>
+        <w:t>DIAGRAMA UML</w:t>
+      </w:r>
+      <w:bookmarkEnd w:id="49"/>
+    </w:p>
+    <w:p/>
+    <w:p>
+      <w:pPr>
+        <w:spacing w:line="360" w:lineRule="auto"/>
+        <w:ind w:firstLine="709"/>
+        <w:jc w:val="center"/>
+      </w:pPr>
+      <w:r>
+        <w:rPr>
+          <w:noProof/>
+        </w:rPr>
+        <w:drawing>
+          <wp:inline distT="0" distB="0" distL="0" distR="0" wp14:anchorId="45A50328" wp14:editId="09486897">
+            <wp:extent cx="5612130" cy="3103245"/>
+            <wp:effectExtent l="0" t="0" r="7620" b="1905"/>
+            <wp:docPr id="57" name="Imagen 57"/>
+            <wp:cNvGraphicFramePr>
+              <a:graphicFrameLocks xmlns:a="http://schemas.openxmlformats.org/drawingml/2006/main" noChangeAspect="1"/>
+            </wp:cNvGraphicFramePr>
+            <a:graphic xmlns:a="http://schemas.openxmlformats.org/drawingml/2006/main">
+              <a:graphicData uri="http://schemas.openxmlformats.org/drawingml/2006/picture">
+                <pic:pic xmlns:pic="http://schemas.openxmlformats.org/drawingml/2006/picture">
+                  <pic:nvPicPr>
+                    <pic:cNvPr id="1" name=""/>
+                    <pic:cNvPicPr/>
+                  </pic:nvPicPr>
+                  <pic:blipFill>
+                    <a:blip r:embed="rId67"/>
+                    <a:stretch>
+                      <a:fillRect/>
+                    </a:stretch>
+                  </pic:blipFill>
+                  <pic:spPr>
+                    <a:xfrm>
+                      <a:off x="0" y="0"/>
+                      <a:ext cx="5612130" cy="3103245"/>
+                    </a:xfrm>
+                    <a:prstGeom prst="rect">
+                      <a:avLst/>
+                    </a:prstGeom>
+                  </pic:spPr>
+                </pic:pic>
+              </a:graphicData>
+            </a:graphic>
+          </wp:inline>
+        </w:drawing>
+      </w:r>
+    </w:p>
+    <w:p>
+      <w:pPr>
+        <w:spacing w:line="360" w:lineRule="auto"/>
+        <w:ind w:firstLine="709"/>
+        <w:jc w:val="both"/>
+      </w:pPr>
+      <w:r>
+        <w:t xml:space="preserve">El diagrama UML representa la implementación del patrón </w:t>
+      </w:r>
+      <w:proofErr w:type="spellStart"/>
+      <w:r>
+        <w:t>Flyweight</w:t>
+      </w:r>
+      <w:proofErr w:type="spellEnd"/>
+      <w:r>
+        <w:t xml:space="preserve"> mediante la clase </w:t>
+      </w:r>
+      <w:proofErr w:type="spellStart"/>
+      <w:r>
+        <w:t>TipoConsultaFlyweight</w:t>
+      </w:r>
+      <w:proofErr w:type="spellEnd"/>
+      <w:r>
+        <w:t xml:space="preserve">, la cual encapsula el tipo de consulta como </w:t>
+      </w:r>
+      <w:r>
+        <w:lastRenderedPageBreak/>
+        <w:t>un estado compartido. Este objeto es reutilizado en lugar de ser creado múltiples veces, optimizando el uso de memoria.</w:t>
+      </w:r>
+    </w:p>
+    <w:p>
+      <w:pPr>
+        <w:spacing w:line="360" w:lineRule="auto"/>
+        <w:ind w:firstLine="709"/>
+        <w:jc w:val="both"/>
+      </w:pPr>
+      <w:r>
+        <w:t xml:space="preserve">La clase </w:t>
+      </w:r>
+      <w:proofErr w:type="spellStart"/>
+      <w:r>
+        <w:t>TipoConsultaFactory</w:t>
+      </w:r>
+      <w:proofErr w:type="spellEnd"/>
+      <w:r>
+        <w:t xml:space="preserve"> es la encargada de gestionar estas instancias, almacenándolas en una estructura tipo mapa. Cuando se solicita un tipo de consulta, la fábrica verifica si ya existe una instancia; si es así, la reutiliza, y en caso contrario, crea una nueva y la almacena para futuros usos.</w:t>
+      </w:r>
+    </w:p>
+    <w:p>
+      <w:pPr>
+        <w:spacing w:line="360" w:lineRule="auto"/>
+        <w:ind w:firstLine="709"/>
+        <w:jc w:val="both"/>
+      </w:pPr>
+      <w:r>
+        <w:t xml:space="preserve">El </w:t>
+      </w:r>
+      <w:proofErr w:type="spellStart"/>
+      <w:r>
+        <w:t>ConsultaService</w:t>
+      </w:r>
+      <w:proofErr w:type="spellEnd"/>
+      <w:r>
+        <w:t xml:space="preserve"> utiliza esta fábrica para obtener el tipo de consulta, evitando la creación de objetos duplicados. Posteriormente, este tipo es utilizado por el patrón Bridge a través de la interfaz </w:t>
+      </w:r>
+      <w:proofErr w:type="spellStart"/>
+      <w:r>
+        <w:t>TipoConsultaImplementor</w:t>
+      </w:r>
+      <w:proofErr w:type="spellEnd"/>
+      <w:r>
+        <w:t>, que define el comportamiento específico de la consulta (por ejemplo, virtual o presencial).</w:t>
+      </w:r>
+    </w:p>
+    <w:p>
+      <w:pPr>
+        <w:spacing w:line="360" w:lineRule="auto"/>
+        <w:ind w:firstLine="709"/>
+        <w:jc w:val="both"/>
+      </w:pPr>
+      <w:r>
+        <w:t xml:space="preserve">La clase Consulta mantiene una referencia al implementador del Bridge, permitiendo ejecutar la lógica correspondiente según el tipo de consulta. De esta manera, el sistema combina el patrón </w:t>
+      </w:r>
+      <w:proofErr w:type="spellStart"/>
+      <w:r>
+        <w:t>Flyweight</w:t>
+      </w:r>
+      <w:proofErr w:type="spellEnd"/>
+      <w:r>
+        <w:t xml:space="preserve"> para optimizar recursos y el patrón Bridge para definir comportamientos, logrando una solución eficiente y flexible</w:t>
+      </w:r>
+      <w:r>
+        <w:t>.</w:t>
+      </w:r>
+    </w:p>
+    <w:p/>
+    <w:p/>
     <w:sectPr>
       <w:pgSz w:w="12240" w:h="15840"/>
       <w:pgMar w:top="1417" w:right="1701" w:bottom="1417" w:left="1701" w:header="708" w:footer="708" w:gutter="0"/>
@@ -15940,6 +17112,92 @@
     </w:lvl>
   </w:abstractNum>
   <w:abstractNum w:abstractNumId="25" w15:restartNumberingAfterBreak="0">
+    <w:nsid w:val="4B1244BD"/>
+    <w:multiLevelType w:val="multilevel"/>
+    <w:tmpl w:val="240A001F"/>
+    <w:lvl w:ilvl="0">
+      <w:start w:val="1"/>
+      <w:numFmt w:val="decimal"/>
+      <w:lvlText w:val="%1."/>
+      <w:lvlJc w:val="left"/>
+      <w:pPr>
+        <w:ind w:left="360" w:hanging="360"/>
+      </w:pPr>
+    </w:lvl>
+    <w:lvl w:ilvl="1">
+      <w:start w:val="1"/>
+      <w:numFmt w:val="decimal"/>
+      <w:lvlText w:val="%1.%2."/>
+      <w:lvlJc w:val="left"/>
+      <w:pPr>
+        <w:ind w:left="792" w:hanging="432"/>
+      </w:pPr>
+    </w:lvl>
+    <w:lvl w:ilvl="2">
+      <w:start w:val="1"/>
+      <w:numFmt w:val="decimal"/>
+      <w:lvlText w:val="%1.%2.%3."/>
+      <w:lvlJc w:val="left"/>
+      <w:pPr>
+        <w:ind w:left="1224" w:hanging="504"/>
+      </w:pPr>
+    </w:lvl>
+    <w:lvl w:ilvl="3">
+      <w:start w:val="1"/>
+      <w:numFmt w:val="decimal"/>
+      <w:lvlText w:val="%1.%2.%3.%4."/>
+      <w:lvlJc w:val="left"/>
+      <w:pPr>
+        <w:ind w:left="1728" w:hanging="648"/>
+      </w:pPr>
+    </w:lvl>
+    <w:lvl w:ilvl="4">
+      <w:start w:val="1"/>
+      <w:numFmt w:val="decimal"/>
+      <w:lvlText w:val="%1.%2.%3.%4.%5."/>
+      <w:lvlJc w:val="left"/>
+      <w:pPr>
+        <w:ind w:left="2232" w:hanging="792"/>
+      </w:pPr>
+    </w:lvl>
+    <w:lvl w:ilvl="5">
+      <w:start w:val="1"/>
+      <w:numFmt w:val="decimal"/>
+      <w:lvlText w:val="%1.%2.%3.%4.%5.%6."/>
+      <w:lvlJc w:val="left"/>
+      <w:pPr>
+        <w:ind w:left="2736" w:hanging="936"/>
+      </w:pPr>
+    </w:lvl>
+    <w:lvl w:ilvl="6">
+      <w:start w:val="1"/>
+      <w:numFmt w:val="decimal"/>
+      <w:lvlText w:val="%1.%2.%3.%4.%5.%6.%7."/>
+      <w:lvlJc w:val="left"/>
+      <w:pPr>
+        <w:ind w:left="3240" w:hanging="1080"/>
+      </w:pPr>
+    </w:lvl>
+    <w:lvl w:ilvl="7">
+      <w:start w:val="1"/>
+      <w:numFmt w:val="decimal"/>
+      <w:lvlText w:val="%1.%2.%3.%4.%5.%6.%7.%8."/>
+      <w:lvlJc w:val="left"/>
+      <w:pPr>
+        <w:ind w:left="3744" w:hanging="1224"/>
+      </w:pPr>
+    </w:lvl>
+    <w:lvl w:ilvl="8">
+      <w:start w:val="1"/>
+      <w:numFmt w:val="decimal"/>
+      <w:lvlText w:val="%1.%2.%3.%4.%5.%6.%7.%8.%9."/>
+      <w:lvlJc w:val="left"/>
+      <w:pPr>
+        <w:ind w:left="4320" w:hanging="1440"/>
+      </w:pPr>
+    </w:lvl>
+  </w:abstractNum>
+  <w:abstractNum w:abstractNumId="26" w15:restartNumberingAfterBreak="0">
     <w:nsid w:val="51754454"/>
     <w:multiLevelType w:val="multilevel"/>
     <w:tmpl w:val="240A001F"/>
@@ -16025,7 +17283,7 @@
       </w:pPr>
     </w:lvl>
   </w:abstractNum>
-  <w:abstractNum w:abstractNumId="26" w15:restartNumberingAfterBreak="0">
+  <w:abstractNum w:abstractNumId="27" w15:restartNumberingAfterBreak="0">
     <w:nsid w:val="54E81835"/>
     <w:multiLevelType w:val="multilevel"/>
     <w:tmpl w:val="A9EAF260"/>
@@ -16174,7 +17432,7 @@
       </w:rPr>
     </w:lvl>
   </w:abstractNum>
-  <w:abstractNum w:abstractNumId="27" w15:restartNumberingAfterBreak="0">
+  <w:abstractNum w:abstractNumId="28" w15:restartNumberingAfterBreak="0">
     <w:nsid w:val="60377598"/>
     <w:multiLevelType w:val="multilevel"/>
     <w:tmpl w:val="1556CE32"/>
@@ -16323,7 +17581,7 @@
       </w:rPr>
     </w:lvl>
   </w:abstractNum>
-  <w:abstractNum w:abstractNumId="28" w15:restartNumberingAfterBreak="0">
+  <w:abstractNum w:abstractNumId="29" w15:restartNumberingAfterBreak="0">
     <w:nsid w:val="628130B6"/>
     <w:multiLevelType w:val="multilevel"/>
     <w:tmpl w:val="240A001F"/>
@@ -16409,7 +17667,7 @@
       </w:pPr>
     </w:lvl>
   </w:abstractNum>
-  <w:abstractNum w:abstractNumId="29" w15:restartNumberingAfterBreak="0">
+  <w:abstractNum w:abstractNumId="30" w15:restartNumberingAfterBreak="0">
     <w:nsid w:val="62D13D74"/>
     <w:multiLevelType w:val="multilevel"/>
     <w:tmpl w:val="B7EC88A8"/>
@@ -16558,7 +17816,7 @@
       </w:rPr>
     </w:lvl>
   </w:abstractNum>
-  <w:abstractNum w:abstractNumId="30" w15:restartNumberingAfterBreak="0">
+  <w:abstractNum w:abstractNumId="31" w15:restartNumberingAfterBreak="0">
     <w:nsid w:val="636A1689"/>
     <w:multiLevelType w:val="multilevel"/>
     <w:tmpl w:val="240A001F"/>
@@ -16644,7 +17902,7 @@
       </w:pPr>
     </w:lvl>
   </w:abstractNum>
-  <w:abstractNum w:abstractNumId="31" w15:restartNumberingAfterBreak="0">
+  <w:abstractNum w:abstractNumId="32" w15:restartNumberingAfterBreak="0">
     <w:nsid w:val="644754A0"/>
     <w:multiLevelType w:val="hybridMultilevel"/>
     <w:tmpl w:val="84542118"/>
@@ -16757,7 +18015,7 @@
       </w:rPr>
     </w:lvl>
   </w:abstractNum>
-  <w:abstractNum w:abstractNumId="32" w15:restartNumberingAfterBreak="0">
+  <w:abstractNum w:abstractNumId="33" w15:restartNumberingAfterBreak="0">
     <w:nsid w:val="68781C6A"/>
     <w:multiLevelType w:val="multilevel"/>
     <w:tmpl w:val="240A001F"/>
@@ -16843,7 +18101,7 @@
       </w:pPr>
     </w:lvl>
   </w:abstractNum>
-  <w:abstractNum w:abstractNumId="33" w15:restartNumberingAfterBreak="0">
+  <w:abstractNum w:abstractNumId="34" w15:restartNumberingAfterBreak="0">
     <w:nsid w:val="6F914F69"/>
     <w:multiLevelType w:val="multilevel"/>
     <w:tmpl w:val="240A001F"/>
@@ -16929,7 +18187,7 @@
       </w:pPr>
     </w:lvl>
   </w:abstractNum>
-  <w:abstractNum w:abstractNumId="34" w15:restartNumberingAfterBreak="0">
+  <w:abstractNum w:abstractNumId="35" w15:restartNumberingAfterBreak="0">
     <w:nsid w:val="74FE7492"/>
     <w:multiLevelType w:val="hybridMultilevel"/>
     <w:tmpl w:val="CD40BF1E"/>
@@ -17042,7 +18300,7 @@
       </w:rPr>
     </w:lvl>
   </w:abstractNum>
-  <w:abstractNum w:abstractNumId="35" w15:restartNumberingAfterBreak="0">
+  <w:abstractNum w:abstractNumId="36" w15:restartNumberingAfterBreak="0">
     <w:nsid w:val="7B42677F"/>
     <w:multiLevelType w:val="multilevel"/>
     <w:tmpl w:val="240A001F"/>
@@ -17128,7 +18386,7 @@
       </w:pPr>
     </w:lvl>
   </w:abstractNum>
-  <w:abstractNum w:abstractNumId="36" w15:restartNumberingAfterBreak="0">
+  <w:abstractNum w:abstractNumId="37" w15:restartNumberingAfterBreak="0">
     <w:nsid w:val="7BDE3DEF"/>
     <w:multiLevelType w:val="multilevel"/>
     <w:tmpl w:val="7D3E3FEA"/>
@@ -17241,7 +18499,7 @@
       </w:pPr>
     </w:lvl>
   </w:abstractNum>
-  <w:abstractNum w:abstractNumId="37" w15:restartNumberingAfterBreak="0">
+  <w:abstractNum w:abstractNumId="38" w15:restartNumberingAfterBreak="0">
     <w:nsid w:val="7BEA01E6"/>
     <w:multiLevelType w:val="multilevel"/>
     <w:tmpl w:val="240A001F"/>
@@ -17334,19 +18592,19 @@
     <w:abstractNumId w:val="10"/>
   </w:num>
   <w:num w:numId="3">
-    <w:abstractNumId w:val="29"/>
+    <w:abstractNumId w:val="30"/>
   </w:num>
   <w:num w:numId="4">
     <w:abstractNumId w:val="1"/>
   </w:num>
   <w:num w:numId="5">
-    <w:abstractNumId w:val="36"/>
+    <w:abstractNumId w:val="37"/>
   </w:num>
   <w:num w:numId="6">
-    <w:abstractNumId w:val="28"/>
+    <w:abstractNumId w:val="29"/>
   </w:num>
   <w:num w:numId="7">
-    <w:abstractNumId w:val="25"/>
+    <w:abstractNumId w:val="26"/>
   </w:num>
   <w:num w:numId="8">
     <w:abstractNumId w:val="8"/>
@@ -17361,25 +18619,25 @@
     <w:abstractNumId w:val="9"/>
   </w:num>
   <w:num w:numId="12">
-    <w:abstractNumId w:val="26"/>
+    <w:abstractNumId w:val="27"/>
   </w:num>
   <w:num w:numId="13">
-    <w:abstractNumId w:val="34"/>
+    <w:abstractNumId w:val="35"/>
   </w:num>
   <w:num w:numId="14">
-    <w:abstractNumId w:val="37"/>
+    <w:abstractNumId w:val="38"/>
   </w:num>
   <w:num w:numId="15">
-    <w:abstractNumId w:val="30"/>
+    <w:abstractNumId w:val="31"/>
   </w:num>
   <w:num w:numId="16">
     <w:abstractNumId w:val="12"/>
   </w:num>
   <w:num w:numId="17">
-    <w:abstractNumId w:val="33"/>
+    <w:abstractNumId w:val="34"/>
   </w:num>
   <w:num w:numId="18">
-    <w:abstractNumId w:val="35"/>
+    <w:abstractNumId w:val="36"/>
   </w:num>
   <w:num w:numId="19">
     <w:abstractNumId w:val="21"/>
@@ -17412,7 +18670,7 @@
     <w:abstractNumId w:val="5"/>
   </w:num>
   <w:num w:numId="29">
-    <w:abstractNumId w:val="27"/>
+    <w:abstractNumId w:val="28"/>
   </w:num>
   <w:num w:numId="30">
     <w:abstractNumId w:val="3"/>
@@ -17424,13 +18682,13 @@
     <w:abstractNumId w:val="18"/>
   </w:num>
   <w:num w:numId="33">
-    <w:abstractNumId w:val="31"/>
+    <w:abstractNumId w:val="32"/>
   </w:num>
   <w:num w:numId="34">
     <w:abstractNumId w:val="4"/>
   </w:num>
   <w:num w:numId="35">
-    <w:abstractNumId w:val="32"/>
+    <w:abstractNumId w:val="33"/>
   </w:num>
   <w:num w:numId="36">
     <w:abstractNumId w:val="2"/>
@@ -17440,6 +18698,9 @@
   </w:num>
   <w:num w:numId="38">
     <w:abstractNumId w:val="22"/>
+  </w:num>
+  <w:num w:numId="39">
+    <w:abstractNumId w:val="25"/>
   </w:num>
 </w:numbering>
 </file>

--- a/IMPLEMENTACION GENERAL DE LOS PATRONES.docx
+++ b/IMPLEMENTACION GENERAL DE LOS PATRONES.docx
@@ -225,7 +225,7 @@
           <w:r>
             <w:fldChar w:fldCharType="separate"/>
           </w:r>
-          <w:hyperlink w:anchor="_Toc228001231" w:history="1">
+          <w:hyperlink w:anchor="_Toc228003377" w:history="1">
             <w:r>
               <w:rPr>
                 <w:rStyle w:val="Hipervnculo"/>
@@ -254,7 +254,7 @@
                 <w:noProof/>
                 <w:webHidden/>
               </w:rPr>
-              <w:instrText xml:space="preserve"> PAGEREF _Toc228001231 \h </w:instrText>
+              <w:instrText xml:space="preserve"> PAGEREF _Toc228003377 \h </w:instrText>
             </w:r>
             <w:r>
               <w:rPr>
@@ -298,7 +298,7 @@
               <w:lang w:eastAsia="es-CO"/>
             </w:rPr>
           </w:pPr>
-          <w:hyperlink w:anchor="_Toc228001232" w:history="1">
+          <w:hyperlink w:anchor="_Toc228003378" w:history="1">
             <w:r>
               <w:rPr>
                 <w:rStyle w:val="Hipervnculo"/>
@@ -345,7 +345,7 @@
                 <w:noProof/>
                 <w:webHidden/>
               </w:rPr>
-              <w:instrText xml:space="preserve"> PAGEREF _Toc228001232 \h </w:instrText>
+              <w:instrText xml:space="preserve"> PAGEREF _Toc228003378 \h </w:instrText>
             </w:r>
             <w:r>
               <w:rPr>
@@ -390,7 +390,7 @@
               <w:lang w:eastAsia="es-CO"/>
             </w:rPr>
           </w:pPr>
-          <w:hyperlink w:anchor="_Toc228001233" w:history="1">
+          <w:hyperlink w:anchor="_Toc228003379" w:history="1">
             <w:r>
               <w:rPr>
                 <w:rStyle w:val="Hipervnculo"/>
@@ -433,7 +433,7 @@
                 <w:noProof/>
                 <w:webHidden/>
               </w:rPr>
-              <w:instrText xml:space="preserve"> PAGEREF _Toc228001233 \h </w:instrText>
+              <w:instrText xml:space="preserve"> PAGEREF _Toc228003379 \h </w:instrText>
             </w:r>
             <w:r>
               <w:rPr>
@@ -478,7 +478,7 @@
               <w:lang w:eastAsia="es-CO"/>
             </w:rPr>
           </w:pPr>
-          <w:hyperlink w:anchor="_Toc228001234" w:history="1">
+          <w:hyperlink w:anchor="_Toc228003380" w:history="1">
             <w:r>
               <w:rPr>
                 <w:rStyle w:val="Hipervnculo"/>
@@ -521,7 +521,7 @@
                 <w:noProof/>
                 <w:webHidden/>
               </w:rPr>
-              <w:instrText xml:space="preserve"> PAGEREF _Toc228001234 \h </w:instrText>
+              <w:instrText xml:space="preserve"> PAGEREF _Toc228003380 \h </w:instrText>
             </w:r>
             <w:r>
               <w:rPr>
@@ -566,7 +566,7 @@
               <w:lang w:eastAsia="es-CO"/>
             </w:rPr>
           </w:pPr>
-          <w:hyperlink w:anchor="_Toc228001235" w:history="1">
+          <w:hyperlink w:anchor="_Toc228003381" w:history="1">
             <w:r>
               <w:rPr>
                 <w:rStyle w:val="Hipervnculo"/>
@@ -609,7 +609,7 @@
                 <w:noProof/>
                 <w:webHidden/>
               </w:rPr>
-              <w:instrText xml:space="preserve"> PAGEREF _Toc228001235 \h </w:instrText>
+              <w:instrText xml:space="preserve"> PAGEREF _Toc228003381 \h </w:instrText>
             </w:r>
             <w:r>
               <w:rPr>
@@ -654,7 +654,7 @@
               <w:lang w:eastAsia="es-CO"/>
             </w:rPr>
           </w:pPr>
-          <w:hyperlink w:anchor="_Toc228001236" w:history="1">
+          <w:hyperlink w:anchor="_Toc228003382" w:history="1">
             <w:r>
               <w:rPr>
                 <w:rStyle w:val="Hipervnculo"/>
@@ -697,7 +697,7 @@
                 <w:noProof/>
                 <w:webHidden/>
               </w:rPr>
-              <w:instrText xml:space="preserve"> PAGEREF _Toc228001236 \h </w:instrText>
+              <w:instrText xml:space="preserve"> PAGEREF _Toc228003382 \h </w:instrText>
             </w:r>
             <w:r>
               <w:rPr>
@@ -741,7 +741,7 @@
               <w:lang w:eastAsia="es-CO"/>
             </w:rPr>
           </w:pPr>
-          <w:hyperlink w:anchor="_Toc228001237" w:history="1">
+          <w:hyperlink w:anchor="_Toc228003383" w:history="1">
             <w:r>
               <w:rPr>
                 <w:rStyle w:val="Hipervnculo"/>
@@ -788,7 +788,7 @@
                 <w:noProof/>
                 <w:webHidden/>
               </w:rPr>
-              <w:instrText xml:space="preserve"> PAGEREF _Toc228001237 \h </w:instrText>
+              <w:instrText xml:space="preserve"> PAGEREF _Toc228003383 \h </w:instrText>
             </w:r>
             <w:r>
               <w:rPr>
@@ -833,7 +833,7 @@
               <w:lang w:eastAsia="es-CO"/>
             </w:rPr>
           </w:pPr>
-          <w:hyperlink w:anchor="_Toc228001238" w:history="1">
+          <w:hyperlink w:anchor="_Toc228003384" w:history="1">
             <w:r>
               <w:rPr>
                 <w:rStyle w:val="Hipervnculo"/>
@@ -876,7 +876,7 @@
                 <w:noProof/>
                 <w:webHidden/>
               </w:rPr>
-              <w:instrText xml:space="preserve"> PAGEREF _Toc228001238 \h </w:instrText>
+              <w:instrText xml:space="preserve"> PAGEREF _Toc228003384 \h </w:instrText>
             </w:r>
             <w:r>
               <w:rPr>
@@ -921,7 +921,7 @@
               <w:lang w:eastAsia="es-CO"/>
             </w:rPr>
           </w:pPr>
-          <w:hyperlink w:anchor="_Toc228001239" w:history="1">
+          <w:hyperlink w:anchor="_Toc228003385" w:history="1">
             <w:r>
               <w:rPr>
                 <w:rStyle w:val="Hipervnculo"/>
@@ -964,7 +964,7 @@
                 <w:noProof/>
                 <w:webHidden/>
               </w:rPr>
-              <w:instrText xml:space="preserve"> PAGEREF _Toc228001239 \h </w:instrText>
+              <w:instrText xml:space="preserve"> PAGEREF _Toc228003385 \h </w:instrText>
             </w:r>
             <w:r>
               <w:rPr>
@@ -1009,7 +1009,7 @@
               <w:lang w:eastAsia="es-CO"/>
             </w:rPr>
           </w:pPr>
-          <w:hyperlink w:anchor="_Toc228001240" w:history="1">
+          <w:hyperlink w:anchor="_Toc228003386" w:history="1">
             <w:r>
               <w:rPr>
                 <w:rStyle w:val="Hipervnculo"/>
@@ -1052,7 +1052,7 @@
                 <w:noProof/>
                 <w:webHidden/>
               </w:rPr>
-              <w:instrText xml:space="preserve"> PAGEREF _Toc228001240 \h </w:instrText>
+              <w:instrText xml:space="preserve"> PAGEREF _Toc228003386 \h </w:instrText>
             </w:r>
             <w:r>
               <w:rPr>
@@ -1097,7 +1097,7 @@
               <w:lang w:eastAsia="es-CO"/>
             </w:rPr>
           </w:pPr>
-          <w:hyperlink w:anchor="_Toc228001241" w:history="1">
+          <w:hyperlink w:anchor="_Toc228003387" w:history="1">
             <w:r>
               <w:rPr>
                 <w:rStyle w:val="Hipervnculo"/>
@@ -1140,7 +1140,7 @@
                 <w:noProof/>
                 <w:webHidden/>
               </w:rPr>
-              <w:instrText xml:space="preserve"> PAGEREF _Toc228001241 \h </w:instrText>
+              <w:instrText xml:space="preserve"> PAGEREF _Toc228003387 \h </w:instrText>
             </w:r>
             <w:r>
               <w:rPr>
@@ -1184,7 +1184,7 @@
               <w:lang w:eastAsia="es-CO"/>
             </w:rPr>
           </w:pPr>
-          <w:hyperlink w:anchor="_Toc228001242" w:history="1">
+          <w:hyperlink w:anchor="_Toc228003388" w:history="1">
             <w:r>
               <w:rPr>
                 <w:rStyle w:val="Hipervnculo"/>
@@ -1231,7 +1231,7 @@
                 <w:noProof/>
                 <w:webHidden/>
               </w:rPr>
-              <w:instrText xml:space="preserve"> PAGEREF _Toc228001242 \h </w:instrText>
+              <w:instrText xml:space="preserve"> PAGEREF _Toc228003388 \h </w:instrText>
             </w:r>
             <w:r>
               <w:rPr>
@@ -1276,7 +1276,7 @@
               <w:lang w:eastAsia="es-CO"/>
             </w:rPr>
           </w:pPr>
-          <w:hyperlink w:anchor="_Toc228001243" w:history="1">
+          <w:hyperlink w:anchor="_Toc228003389" w:history="1">
             <w:r>
               <w:rPr>
                 <w:rStyle w:val="Hipervnculo"/>
@@ -1319,7 +1319,7 @@
                 <w:noProof/>
                 <w:webHidden/>
               </w:rPr>
-              <w:instrText xml:space="preserve"> PAGEREF _Toc228001243 \h </w:instrText>
+              <w:instrText xml:space="preserve"> PAGEREF _Toc228003389 \h </w:instrText>
             </w:r>
             <w:r>
               <w:rPr>
@@ -1364,7 +1364,7 @@
               <w:lang w:eastAsia="es-CO"/>
             </w:rPr>
           </w:pPr>
-          <w:hyperlink w:anchor="_Toc228001244" w:history="1">
+          <w:hyperlink w:anchor="_Toc228003390" w:history="1">
             <w:r>
               <w:rPr>
                 <w:rStyle w:val="Hipervnculo"/>
@@ -1407,7 +1407,7 @@
                 <w:noProof/>
                 <w:webHidden/>
               </w:rPr>
-              <w:instrText xml:space="preserve"> PAGEREF _Toc228001244 \h </w:instrText>
+              <w:instrText xml:space="preserve"> PAGEREF _Toc228003390 \h </w:instrText>
             </w:r>
             <w:r>
               <w:rPr>
@@ -1452,7 +1452,7 @@
               <w:lang w:eastAsia="es-CO"/>
             </w:rPr>
           </w:pPr>
-          <w:hyperlink w:anchor="_Toc228001245" w:history="1">
+          <w:hyperlink w:anchor="_Toc228003391" w:history="1">
             <w:r>
               <w:rPr>
                 <w:rStyle w:val="Hipervnculo"/>
@@ -1495,7 +1495,7 @@
                 <w:noProof/>
                 <w:webHidden/>
               </w:rPr>
-              <w:instrText xml:space="preserve"> PAGEREF _Toc228001245 \h </w:instrText>
+              <w:instrText xml:space="preserve"> PAGEREF _Toc228003391 \h </w:instrText>
             </w:r>
             <w:r>
               <w:rPr>
@@ -1540,7 +1540,7 @@
               <w:lang w:eastAsia="es-CO"/>
             </w:rPr>
           </w:pPr>
-          <w:hyperlink w:anchor="_Toc228001246" w:history="1">
+          <w:hyperlink w:anchor="_Toc228003392" w:history="1">
             <w:r>
               <w:rPr>
                 <w:rStyle w:val="Hipervnculo"/>
@@ -1583,7 +1583,7 @@
                 <w:noProof/>
                 <w:webHidden/>
               </w:rPr>
-              <w:instrText xml:space="preserve"> PAGEREF _Toc228001246 \h </w:instrText>
+              <w:instrText xml:space="preserve"> PAGEREF _Toc228003392 \h </w:instrText>
             </w:r>
             <w:r>
               <w:rPr>
@@ -1627,7 +1627,7 @@
               <w:lang w:eastAsia="es-CO"/>
             </w:rPr>
           </w:pPr>
-          <w:hyperlink w:anchor="_Toc228001247" w:history="1">
+          <w:hyperlink w:anchor="_Toc228003393" w:history="1">
             <w:r>
               <w:rPr>
                 <w:rStyle w:val="Hipervnculo"/>
@@ -1674,7 +1674,7 @@
                 <w:noProof/>
                 <w:webHidden/>
               </w:rPr>
-              <w:instrText xml:space="preserve"> PAGEREF _Toc228001247 \h </w:instrText>
+              <w:instrText xml:space="preserve"> PAGEREF _Toc228003393 \h </w:instrText>
             </w:r>
             <w:r>
               <w:rPr>
@@ -1719,7 +1719,7 @@
               <w:lang w:eastAsia="es-CO"/>
             </w:rPr>
           </w:pPr>
-          <w:hyperlink w:anchor="_Toc228001248" w:history="1">
+          <w:hyperlink w:anchor="_Toc228003394" w:history="1">
             <w:r>
               <w:rPr>
                 <w:rStyle w:val="Hipervnculo"/>
@@ -1762,7 +1762,7 @@
                 <w:noProof/>
                 <w:webHidden/>
               </w:rPr>
-              <w:instrText xml:space="preserve"> PAGEREF _Toc228001248 \h </w:instrText>
+              <w:instrText xml:space="preserve"> PAGEREF _Toc228003394 \h </w:instrText>
             </w:r>
             <w:r>
               <w:rPr>
@@ -1807,7 +1807,7 @@
               <w:lang w:eastAsia="es-CO"/>
             </w:rPr>
           </w:pPr>
-          <w:hyperlink w:anchor="_Toc228001249" w:history="1">
+          <w:hyperlink w:anchor="_Toc228003395" w:history="1">
             <w:r>
               <w:rPr>
                 <w:rStyle w:val="Hipervnculo"/>
@@ -1850,7 +1850,7 @@
                 <w:noProof/>
                 <w:webHidden/>
               </w:rPr>
-              <w:instrText xml:space="preserve"> PAGEREF _Toc228001249 \h </w:instrText>
+              <w:instrText xml:space="preserve"> PAGEREF _Toc228003395 \h </w:instrText>
             </w:r>
             <w:r>
               <w:rPr>
@@ -1895,7 +1895,7 @@
               <w:lang w:eastAsia="es-CO"/>
             </w:rPr>
           </w:pPr>
-          <w:hyperlink w:anchor="_Toc228001250" w:history="1">
+          <w:hyperlink w:anchor="_Toc228003396" w:history="1">
             <w:r>
               <w:rPr>
                 <w:rStyle w:val="Hipervnculo"/>
@@ -1938,7 +1938,7 @@
                 <w:noProof/>
                 <w:webHidden/>
               </w:rPr>
-              <w:instrText xml:space="preserve"> PAGEREF _Toc228001250 \h </w:instrText>
+              <w:instrText xml:space="preserve"> PAGEREF _Toc228003396 \h </w:instrText>
             </w:r>
             <w:r>
               <w:rPr>
@@ -1982,7 +1982,7 @@
               <w:lang w:eastAsia="es-CO"/>
             </w:rPr>
           </w:pPr>
-          <w:hyperlink w:anchor="_Toc228001251" w:history="1">
+          <w:hyperlink w:anchor="_Toc228003397" w:history="1">
             <w:r>
               <w:rPr>
                 <w:rStyle w:val="Hipervnculo"/>
@@ -2029,7 +2029,7 @@
                 <w:noProof/>
                 <w:webHidden/>
               </w:rPr>
-              <w:instrText xml:space="preserve"> PAGEREF _Toc228001251 \h </w:instrText>
+              <w:instrText xml:space="preserve"> PAGEREF _Toc228003397 \h </w:instrText>
             </w:r>
             <w:r>
               <w:rPr>
@@ -2074,7 +2074,7 @@
               <w:lang w:eastAsia="es-CO"/>
             </w:rPr>
           </w:pPr>
-          <w:hyperlink w:anchor="_Toc228001252" w:history="1">
+          <w:hyperlink w:anchor="_Toc228003398" w:history="1">
             <w:r>
               <w:rPr>
                 <w:rStyle w:val="Hipervnculo"/>
@@ -2117,7 +2117,7 @@
                 <w:noProof/>
                 <w:webHidden/>
               </w:rPr>
-              <w:instrText xml:space="preserve"> PAGEREF _Toc228001252 \h </w:instrText>
+              <w:instrText xml:space="preserve"> PAGEREF _Toc228003398 \h </w:instrText>
             </w:r>
             <w:r>
               <w:rPr>
@@ -2162,7 +2162,7 @@
               <w:lang w:eastAsia="es-CO"/>
             </w:rPr>
           </w:pPr>
-          <w:hyperlink w:anchor="_Toc228001253" w:history="1">
+          <w:hyperlink w:anchor="_Toc228003399" w:history="1">
             <w:r>
               <w:rPr>
                 <w:rStyle w:val="Hipervnculo"/>
@@ -2205,7 +2205,7 @@
                 <w:noProof/>
                 <w:webHidden/>
               </w:rPr>
-              <w:instrText xml:space="preserve"> PAGEREF _Toc228001253 \h </w:instrText>
+              <w:instrText xml:space="preserve"> PAGEREF _Toc228003399 \h </w:instrText>
             </w:r>
             <w:r>
               <w:rPr>
@@ -2249,7 +2249,7 @@
               <w:lang w:eastAsia="es-CO"/>
             </w:rPr>
           </w:pPr>
-          <w:hyperlink w:anchor="_Toc228001254" w:history="1">
+          <w:hyperlink w:anchor="_Toc228003400" w:history="1">
             <w:r>
               <w:rPr>
                 <w:rStyle w:val="Hipervnculo"/>
@@ -2296,7 +2296,7 @@
                 <w:noProof/>
                 <w:webHidden/>
               </w:rPr>
-              <w:instrText xml:space="preserve"> PAGEREF _Toc228001254 \h </w:instrText>
+              <w:instrText xml:space="preserve"> PAGEREF _Toc228003400 \h </w:instrText>
             </w:r>
             <w:r>
               <w:rPr>
@@ -2341,7 +2341,7 @@
               <w:lang w:eastAsia="es-CO"/>
             </w:rPr>
           </w:pPr>
-          <w:hyperlink w:anchor="_Toc228001255" w:history="1">
+          <w:hyperlink w:anchor="_Toc228003401" w:history="1">
             <w:r>
               <w:rPr>
                 <w:rStyle w:val="Hipervnculo"/>
@@ -2384,7 +2384,7 @@
                 <w:noProof/>
                 <w:webHidden/>
               </w:rPr>
-              <w:instrText xml:space="preserve"> PAGEREF _Toc228001255 \h </w:instrText>
+              <w:instrText xml:space="preserve"> PAGEREF _Toc228003401 \h </w:instrText>
             </w:r>
             <w:r>
               <w:rPr>
@@ -2429,7 +2429,7 @@
               <w:lang w:eastAsia="es-CO"/>
             </w:rPr>
           </w:pPr>
-          <w:hyperlink w:anchor="_Toc228001256" w:history="1">
+          <w:hyperlink w:anchor="_Toc228003402" w:history="1">
             <w:r>
               <w:rPr>
                 <w:rStyle w:val="Hipervnculo"/>
@@ -2472,7 +2472,7 @@
                 <w:noProof/>
                 <w:webHidden/>
               </w:rPr>
-              <w:instrText xml:space="preserve"> PAGEREF _Toc228001256 \h </w:instrText>
+              <w:instrText xml:space="preserve"> PAGEREF _Toc228003402 \h </w:instrText>
             </w:r>
             <w:r>
               <w:rPr>
@@ -2516,7 +2516,7 @@
               <w:lang w:eastAsia="es-CO"/>
             </w:rPr>
           </w:pPr>
-          <w:hyperlink w:anchor="_Toc228001257" w:history="1">
+          <w:hyperlink w:anchor="_Toc228003403" w:history="1">
             <w:r>
               <w:rPr>
                 <w:rStyle w:val="Hipervnculo"/>
@@ -2563,7 +2563,7 @@
                 <w:noProof/>
                 <w:webHidden/>
               </w:rPr>
-              <w:instrText xml:space="preserve"> PAGEREF _Toc228001257 \h </w:instrText>
+              <w:instrText xml:space="preserve"> PAGEREF _Toc228003403 \h </w:instrText>
             </w:r>
             <w:r>
               <w:rPr>
@@ -2608,7 +2608,7 @@
               <w:lang w:eastAsia="es-CO"/>
             </w:rPr>
           </w:pPr>
-          <w:hyperlink w:anchor="_Toc228001258" w:history="1">
+          <w:hyperlink w:anchor="_Toc228003404" w:history="1">
             <w:r>
               <w:rPr>
                 <w:rStyle w:val="Hipervnculo"/>
@@ -2651,7 +2651,7 @@
                 <w:noProof/>
                 <w:webHidden/>
               </w:rPr>
-              <w:instrText xml:space="preserve"> PAGEREF _Toc228001258 \h </w:instrText>
+              <w:instrText xml:space="preserve"> PAGEREF _Toc228003404 \h </w:instrText>
             </w:r>
             <w:r>
               <w:rPr>
@@ -2696,7 +2696,7 @@
               <w:lang w:eastAsia="es-CO"/>
             </w:rPr>
           </w:pPr>
-          <w:hyperlink w:anchor="_Toc228001259" w:history="1">
+          <w:hyperlink w:anchor="_Toc228003405" w:history="1">
             <w:r>
               <w:rPr>
                 <w:rStyle w:val="Hipervnculo"/>
@@ -2739,7 +2739,7 @@
                 <w:noProof/>
                 <w:webHidden/>
               </w:rPr>
-              <w:instrText xml:space="preserve"> PAGEREF _Toc228001259 \h </w:instrText>
+              <w:instrText xml:space="preserve"> PAGEREF _Toc228003405 \h </w:instrText>
             </w:r>
             <w:r>
               <w:rPr>
@@ -2784,7 +2784,7 @@
               <w:lang w:eastAsia="es-CO"/>
             </w:rPr>
           </w:pPr>
-          <w:hyperlink w:anchor="_Toc228001260" w:history="1">
+          <w:hyperlink w:anchor="_Toc228003406" w:history="1">
             <w:r>
               <w:rPr>
                 <w:rStyle w:val="Hipervnculo"/>
@@ -2827,7 +2827,7 @@
                 <w:noProof/>
                 <w:webHidden/>
               </w:rPr>
-              <w:instrText xml:space="preserve"> PAGEREF _Toc228001260 \h </w:instrText>
+              <w:instrText xml:space="preserve"> PAGEREF _Toc228003406 \h </w:instrText>
             </w:r>
             <w:r>
               <w:rPr>
@@ -2871,7 +2871,7 @@
               <w:lang w:eastAsia="es-CO"/>
             </w:rPr>
           </w:pPr>
-          <w:hyperlink w:anchor="_Toc228001261" w:history="1">
+          <w:hyperlink w:anchor="_Toc228003407" w:history="1">
             <w:r>
               <w:rPr>
                 <w:rStyle w:val="Hipervnculo"/>
@@ -2918,7 +2918,7 @@
                 <w:noProof/>
                 <w:webHidden/>
               </w:rPr>
-              <w:instrText xml:space="preserve"> PAGEREF _Toc228001261 \h </w:instrText>
+              <w:instrText xml:space="preserve"> PAGEREF _Toc228003407 \h </w:instrText>
             </w:r>
             <w:r>
               <w:rPr>
@@ -2963,7 +2963,7 @@
               <w:lang w:eastAsia="es-CO"/>
             </w:rPr>
           </w:pPr>
-          <w:hyperlink w:anchor="_Toc228001262" w:history="1">
+          <w:hyperlink w:anchor="_Toc228003408" w:history="1">
             <w:r>
               <w:rPr>
                 <w:rStyle w:val="Hipervnculo"/>
@@ -3006,7 +3006,7 @@
                 <w:noProof/>
                 <w:webHidden/>
               </w:rPr>
-              <w:instrText xml:space="preserve"> PAGEREF _Toc228001262 \h </w:instrText>
+              <w:instrText xml:space="preserve"> PAGEREF _Toc228003408 \h </w:instrText>
             </w:r>
             <w:r>
               <w:rPr>
@@ -3051,7 +3051,7 @@
               <w:lang w:eastAsia="es-CO"/>
             </w:rPr>
           </w:pPr>
-          <w:hyperlink w:anchor="_Toc228001263" w:history="1">
+          <w:hyperlink w:anchor="_Toc228003409" w:history="1">
             <w:r>
               <w:rPr>
                 <w:rStyle w:val="Hipervnculo"/>
@@ -3094,7 +3094,7 @@
                 <w:noProof/>
                 <w:webHidden/>
               </w:rPr>
-              <w:instrText xml:space="preserve"> PAGEREF _Toc228001263 \h </w:instrText>
+              <w:instrText xml:space="preserve"> PAGEREF _Toc228003409 \h </w:instrText>
             </w:r>
             <w:r>
               <w:rPr>
@@ -3139,7 +3139,7 @@
               <w:lang w:eastAsia="es-CO"/>
             </w:rPr>
           </w:pPr>
-          <w:hyperlink w:anchor="_Toc228001264" w:history="1">
+          <w:hyperlink w:anchor="_Toc228003410" w:history="1">
             <w:r>
               <w:rPr>
                 <w:rStyle w:val="Hipervnculo"/>
@@ -3182,7 +3182,7 @@
                 <w:noProof/>
                 <w:webHidden/>
               </w:rPr>
-              <w:instrText xml:space="preserve"> PAGEREF _Toc228001264 \h </w:instrText>
+              <w:instrText xml:space="preserve"> PAGEREF _Toc228003410 \h </w:instrText>
             </w:r>
             <w:r>
               <w:rPr>
@@ -3226,7 +3226,7 @@
               <w:lang w:eastAsia="es-CO"/>
             </w:rPr>
           </w:pPr>
-          <w:hyperlink w:anchor="_Toc228001265" w:history="1">
+          <w:hyperlink w:anchor="_Toc228003411" w:history="1">
             <w:r>
               <w:rPr>
                 <w:rStyle w:val="Hipervnculo"/>
@@ -3273,7 +3273,7 @@
                 <w:noProof/>
                 <w:webHidden/>
               </w:rPr>
-              <w:instrText xml:space="preserve"> PAGEREF _Toc228001265 \h </w:instrText>
+              <w:instrText xml:space="preserve"> PAGEREF _Toc228003411 \h </w:instrText>
             </w:r>
             <w:r>
               <w:rPr>
@@ -3318,7 +3318,7 @@
               <w:lang w:eastAsia="es-CO"/>
             </w:rPr>
           </w:pPr>
-          <w:hyperlink w:anchor="_Toc228001266" w:history="1">
+          <w:hyperlink w:anchor="_Toc228003412" w:history="1">
             <w:r>
               <w:rPr>
                 <w:rStyle w:val="Hipervnculo"/>
@@ -3361,7 +3361,7 @@
                 <w:noProof/>
                 <w:webHidden/>
               </w:rPr>
-              <w:instrText xml:space="preserve"> PAGEREF _Toc228001266 \h </w:instrText>
+              <w:instrText xml:space="preserve"> PAGEREF _Toc228003412 \h </w:instrText>
             </w:r>
             <w:r>
               <w:rPr>
@@ -3406,7 +3406,7 @@
               <w:lang w:eastAsia="es-CO"/>
             </w:rPr>
           </w:pPr>
-          <w:hyperlink w:anchor="_Toc228001267" w:history="1">
+          <w:hyperlink w:anchor="_Toc228003413" w:history="1">
             <w:r>
               <w:rPr>
                 <w:rStyle w:val="Hipervnculo"/>
@@ -3449,7 +3449,7 @@
                 <w:noProof/>
                 <w:webHidden/>
               </w:rPr>
-              <w:instrText xml:space="preserve"> PAGEREF _Toc228001267 \h </w:instrText>
+              <w:instrText xml:space="preserve"> PAGEREF _Toc228003413 \h </w:instrText>
             </w:r>
             <w:r>
               <w:rPr>
@@ -3494,7 +3494,7 @@
               <w:lang w:eastAsia="es-CO"/>
             </w:rPr>
           </w:pPr>
-          <w:hyperlink w:anchor="_Toc228001268" w:history="1">
+          <w:hyperlink w:anchor="_Toc228003414" w:history="1">
             <w:r>
               <w:rPr>
                 <w:rStyle w:val="Hipervnculo"/>
@@ -3537,7 +3537,7 @@
                 <w:noProof/>
                 <w:webHidden/>
               </w:rPr>
-              <w:instrText xml:space="preserve"> PAGEREF _Toc228001268 \h </w:instrText>
+              <w:instrText xml:space="preserve"> PAGEREF _Toc228003414 \h </w:instrText>
             </w:r>
             <w:r>
               <w:rPr>
@@ -3581,7 +3581,7 @@
               <w:lang w:eastAsia="es-CO"/>
             </w:rPr>
           </w:pPr>
-          <w:hyperlink w:anchor="_Toc228001269" w:history="1">
+          <w:hyperlink w:anchor="_Toc228003415" w:history="1">
             <w:r>
               <w:rPr>
                 <w:rStyle w:val="Hipervnculo"/>
@@ -3628,7 +3628,7 @@
                 <w:noProof/>
                 <w:webHidden/>
               </w:rPr>
-              <w:instrText xml:space="preserve"> PAGEREF _Toc228001269 \h </w:instrText>
+              <w:instrText xml:space="preserve"> PAGEREF _Toc228003415 \h </w:instrText>
             </w:r>
             <w:r>
               <w:rPr>
@@ -3673,7 +3673,7 @@
               <w:lang w:eastAsia="es-CO"/>
             </w:rPr>
           </w:pPr>
-          <w:hyperlink w:anchor="_Toc228001270" w:history="1">
+          <w:hyperlink w:anchor="_Toc228003416" w:history="1">
             <w:r>
               <w:rPr>
                 <w:rStyle w:val="Hipervnculo"/>
@@ -3716,7 +3716,7 @@
                 <w:noProof/>
                 <w:webHidden/>
               </w:rPr>
-              <w:instrText xml:space="preserve"> PAGEREF _Toc228001270 \h </w:instrText>
+              <w:instrText xml:space="preserve"> PAGEREF _Toc228003416 \h </w:instrText>
             </w:r>
             <w:r>
               <w:rPr>
@@ -3761,7 +3761,7 @@
               <w:lang w:eastAsia="es-CO"/>
             </w:rPr>
           </w:pPr>
-          <w:hyperlink w:anchor="_Toc228001271" w:history="1">
+          <w:hyperlink w:anchor="_Toc228003417" w:history="1">
             <w:r>
               <w:rPr>
                 <w:rStyle w:val="Hipervnculo"/>
@@ -3804,7 +3804,7 @@
                 <w:noProof/>
                 <w:webHidden/>
               </w:rPr>
-              <w:instrText xml:space="preserve"> PAGEREF _Toc228001271 \h </w:instrText>
+              <w:instrText xml:space="preserve"> PAGEREF _Toc228003417 \h </w:instrText>
             </w:r>
             <w:r>
               <w:rPr>
@@ -3849,7 +3849,7 @@
               <w:lang w:eastAsia="es-CO"/>
             </w:rPr>
           </w:pPr>
-          <w:hyperlink w:anchor="_Toc228001272" w:history="1">
+          <w:hyperlink w:anchor="_Toc228003418" w:history="1">
             <w:r>
               <w:rPr>
                 <w:rStyle w:val="Hipervnculo"/>
@@ -3892,7 +3892,7 @@
                 <w:noProof/>
                 <w:webHidden/>
               </w:rPr>
-              <w:instrText xml:space="preserve"> PAGEREF _Toc228001272 \h </w:instrText>
+              <w:instrText xml:space="preserve"> PAGEREF _Toc228003418 \h </w:instrText>
             </w:r>
             <w:r>
               <w:rPr>
@@ -3936,7 +3936,7 @@
               <w:lang w:eastAsia="es-CO"/>
             </w:rPr>
           </w:pPr>
-          <w:hyperlink w:anchor="_Toc228001273" w:history="1">
+          <w:hyperlink w:anchor="_Toc228003419" w:history="1">
             <w:r>
               <w:rPr>
                 <w:rStyle w:val="Hipervnculo"/>
@@ -3983,7 +3983,7 @@
                 <w:noProof/>
                 <w:webHidden/>
               </w:rPr>
-              <w:instrText xml:space="preserve"> PAGEREF _Toc228001273 \h </w:instrText>
+              <w:instrText xml:space="preserve"> PAGEREF _Toc228003419 \h </w:instrText>
             </w:r>
             <w:r>
               <w:rPr>
@@ -4028,7 +4028,7 @@
               <w:lang w:eastAsia="es-CO"/>
             </w:rPr>
           </w:pPr>
-          <w:hyperlink w:anchor="_Toc228001274" w:history="1">
+          <w:hyperlink w:anchor="_Toc228003420" w:history="1">
             <w:r>
               <w:rPr>
                 <w:rStyle w:val="Hipervnculo"/>
@@ -4071,7 +4071,7 @@
                 <w:noProof/>
                 <w:webHidden/>
               </w:rPr>
-              <w:instrText xml:space="preserve"> PAGEREF _Toc228001274 \h </w:instrText>
+              <w:instrText xml:space="preserve"> PAGEREF _Toc228003420 \h </w:instrText>
             </w:r>
             <w:r>
               <w:rPr>
@@ -4116,7 +4116,7 @@
               <w:lang w:eastAsia="es-CO"/>
             </w:rPr>
           </w:pPr>
-          <w:hyperlink w:anchor="_Toc228001275" w:history="1">
+          <w:hyperlink w:anchor="_Toc228003421" w:history="1">
             <w:r>
               <w:rPr>
                 <w:rStyle w:val="Hipervnculo"/>
@@ -4159,7 +4159,7 @@
                 <w:noProof/>
                 <w:webHidden/>
               </w:rPr>
-              <w:instrText xml:space="preserve"> PAGEREF _Toc228001275 \h </w:instrText>
+              <w:instrText xml:space="preserve"> PAGEREF _Toc228003421 \h </w:instrText>
             </w:r>
             <w:r>
               <w:rPr>
@@ -4204,7 +4204,7 @@
               <w:lang w:eastAsia="es-CO"/>
             </w:rPr>
           </w:pPr>
-          <w:hyperlink w:anchor="_Toc228001276" w:history="1">
+          <w:hyperlink w:anchor="_Toc228003422" w:history="1">
             <w:r>
               <w:rPr>
                 <w:rStyle w:val="Hipervnculo"/>
@@ -4247,7 +4247,7 @@
                 <w:noProof/>
                 <w:webHidden/>
               </w:rPr>
-              <w:instrText xml:space="preserve"> PAGEREF _Toc228001276 \h </w:instrText>
+              <w:instrText xml:space="preserve"> PAGEREF _Toc228003422 \h </w:instrText>
             </w:r>
             <w:r>
               <w:rPr>
@@ -4268,6 +4268,361 @@
                 <w:webHidden/>
               </w:rPr>
               <w:t>58</w:t>
+            </w:r>
+            <w:r>
+              <w:rPr>
+                <w:noProof/>
+                <w:webHidden/>
+              </w:rPr>
+              <w:fldChar w:fldCharType="end"/>
+            </w:r>
+          </w:hyperlink>
+        </w:p>
+        <w:p>
+          <w:pPr>
+            <w:pStyle w:val="TDC1"/>
+            <w:tabs>
+              <w:tab w:val="left" w:pos="660"/>
+            </w:tabs>
+            <w:rPr>
+              <w:rFonts w:asciiTheme="minorHAnsi" w:eastAsiaTheme="minorEastAsia" w:hAnsiTheme="minorHAnsi"/>
+              <w:noProof/>
+              <w:sz w:val="22"/>
+              <w:lang w:eastAsia="es-CO"/>
+            </w:rPr>
+          </w:pPr>
+          <w:hyperlink w:anchor="_Toc228003423" w:history="1">
+            <w:r>
+              <w:rPr>
+                <w:rStyle w:val="Hipervnculo"/>
+                <w:b/>
+                <w:bCs/>
+                <w:noProof/>
+              </w:rPr>
+              <w:t>12.</w:t>
+            </w:r>
+            <w:r>
+              <w:rPr>
+                <w:rFonts w:asciiTheme="minorHAnsi" w:eastAsiaTheme="minorEastAsia" w:hAnsiTheme="minorHAnsi"/>
+                <w:noProof/>
+                <w:sz w:val="22"/>
+                <w:lang w:eastAsia="es-CO"/>
+              </w:rPr>
+              <w:tab/>
+            </w:r>
+            <w:r>
+              <w:rPr>
+                <w:rStyle w:val="Hipervnculo"/>
+                <w:b/>
+                <w:bCs/>
+                <w:noProof/>
+              </w:rPr>
+              <w:t>PATRON PROXY</w:t>
+            </w:r>
+            <w:r>
+              <w:rPr>
+                <w:noProof/>
+                <w:webHidden/>
+              </w:rPr>
+              <w:tab/>
+            </w:r>
+            <w:r>
+              <w:rPr>
+                <w:noProof/>
+                <w:webHidden/>
+              </w:rPr>
+              <w:fldChar w:fldCharType="begin"/>
+            </w:r>
+            <w:r>
+              <w:rPr>
+                <w:noProof/>
+                <w:webHidden/>
+              </w:rPr>
+              <w:instrText xml:space="preserve"> PAGEREF _Toc228003423 \h </w:instrText>
+            </w:r>
+            <w:r>
+              <w:rPr>
+                <w:noProof/>
+                <w:webHidden/>
+              </w:rPr>
+            </w:r>
+            <w:r>
+              <w:rPr>
+                <w:noProof/>
+                <w:webHidden/>
+              </w:rPr>
+              <w:fldChar w:fldCharType="separate"/>
+            </w:r>
+            <w:r>
+              <w:rPr>
+                <w:noProof/>
+                <w:webHidden/>
+              </w:rPr>
+              <w:t>60</w:t>
+            </w:r>
+            <w:r>
+              <w:rPr>
+                <w:noProof/>
+                <w:webHidden/>
+              </w:rPr>
+              <w:fldChar w:fldCharType="end"/>
+            </w:r>
+          </w:hyperlink>
+        </w:p>
+        <w:p>
+          <w:pPr>
+            <w:pStyle w:val="TDC2"/>
+            <w:tabs>
+              <w:tab w:val="left" w:pos="1100"/>
+              <w:tab w:val="right" w:leader="dot" w:pos="8828"/>
+            </w:tabs>
+            <w:rPr>
+              <w:rFonts w:asciiTheme="minorHAnsi" w:eastAsiaTheme="minorEastAsia" w:hAnsiTheme="minorHAnsi"/>
+              <w:noProof/>
+              <w:sz w:val="22"/>
+              <w:lang w:eastAsia="es-CO"/>
+            </w:rPr>
+          </w:pPr>
+          <w:hyperlink w:anchor="_Toc228003424" w:history="1">
+            <w:r>
+              <w:rPr>
+                <w:rStyle w:val="Hipervnculo"/>
+                <w:noProof/>
+              </w:rPr>
+              <w:t>12.1.</w:t>
+            </w:r>
+            <w:r>
+              <w:rPr>
+                <w:rFonts w:asciiTheme="minorHAnsi" w:eastAsiaTheme="minorEastAsia" w:hAnsiTheme="minorHAnsi"/>
+                <w:noProof/>
+                <w:sz w:val="22"/>
+                <w:lang w:eastAsia="es-CO"/>
+              </w:rPr>
+              <w:tab/>
+            </w:r>
+            <w:r>
+              <w:rPr>
+                <w:rStyle w:val="Hipervnculo"/>
+                <w:noProof/>
+              </w:rPr>
+              <w:t>IMPLEMENTACION EN EL CODIGO</w:t>
+            </w:r>
+            <w:r>
+              <w:rPr>
+                <w:noProof/>
+                <w:webHidden/>
+              </w:rPr>
+              <w:tab/>
+            </w:r>
+            <w:r>
+              <w:rPr>
+                <w:noProof/>
+                <w:webHidden/>
+              </w:rPr>
+              <w:fldChar w:fldCharType="begin"/>
+            </w:r>
+            <w:r>
+              <w:rPr>
+                <w:noProof/>
+                <w:webHidden/>
+              </w:rPr>
+              <w:instrText xml:space="preserve"> PAGEREF _Toc228003424 \h </w:instrText>
+            </w:r>
+            <w:r>
+              <w:rPr>
+                <w:noProof/>
+                <w:webHidden/>
+              </w:rPr>
+            </w:r>
+            <w:r>
+              <w:rPr>
+                <w:noProof/>
+                <w:webHidden/>
+              </w:rPr>
+              <w:fldChar w:fldCharType="separate"/>
+            </w:r>
+            <w:r>
+              <w:rPr>
+                <w:noProof/>
+                <w:webHidden/>
+              </w:rPr>
+              <w:t>60</w:t>
+            </w:r>
+            <w:r>
+              <w:rPr>
+                <w:noProof/>
+                <w:webHidden/>
+              </w:rPr>
+              <w:fldChar w:fldCharType="end"/>
+            </w:r>
+          </w:hyperlink>
+        </w:p>
+        <w:p>
+          <w:pPr>
+            <w:pStyle w:val="TDC2"/>
+            <w:tabs>
+              <w:tab w:val="left" w:pos="1100"/>
+              <w:tab w:val="right" w:leader="dot" w:pos="8828"/>
+            </w:tabs>
+            <w:rPr>
+              <w:rFonts w:asciiTheme="minorHAnsi" w:eastAsiaTheme="minorEastAsia" w:hAnsiTheme="minorHAnsi"/>
+              <w:noProof/>
+              <w:sz w:val="22"/>
+              <w:lang w:eastAsia="es-CO"/>
+            </w:rPr>
+          </w:pPr>
+          <w:hyperlink w:anchor="_Toc228003425" w:history="1">
+            <w:r>
+              <w:rPr>
+                <w:rStyle w:val="Hipervnculo"/>
+                <w:noProof/>
+              </w:rPr>
+              <w:t>12.2.</w:t>
+            </w:r>
+            <w:r>
+              <w:rPr>
+                <w:rFonts w:asciiTheme="minorHAnsi" w:eastAsiaTheme="minorEastAsia" w:hAnsiTheme="minorHAnsi"/>
+                <w:noProof/>
+                <w:sz w:val="22"/>
+                <w:lang w:eastAsia="es-CO"/>
+              </w:rPr>
+              <w:tab/>
+            </w:r>
+            <w:r>
+              <w:rPr>
+                <w:rStyle w:val="Hipervnculo"/>
+                <w:noProof/>
+              </w:rPr>
+              <w:t>PRUEBAS</w:t>
+            </w:r>
+            <w:r>
+              <w:rPr>
+                <w:noProof/>
+                <w:webHidden/>
+              </w:rPr>
+              <w:tab/>
+            </w:r>
+            <w:r>
+              <w:rPr>
+                <w:noProof/>
+                <w:webHidden/>
+              </w:rPr>
+              <w:fldChar w:fldCharType="begin"/>
+            </w:r>
+            <w:r>
+              <w:rPr>
+                <w:noProof/>
+                <w:webHidden/>
+              </w:rPr>
+              <w:instrText xml:space="preserve"> PAGEREF _Toc228003425 \h </w:instrText>
+            </w:r>
+            <w:r>
+              <w:rPr>
+                <w:noProof/>
+                <w:webHidden/>
+              </w:rPr>
+            </w:r>
+            <w:r>
+              <w:rPr>
+                <w:noProof/>
+                <w:webHidden/>
+              </w:rPr>
+              <w:fldChar w:fldCharType="separate"/>
+            </w:r>
+            <w:r>
+              <w:rPr>
+                <w:noProof/>
+                <w:webHidden/>
+              </w:rPr>
+              <w:t>62</w:t>
+            </w:r>
+            <w:r>
+              <w:rPr>
+                <w:noProof/>
+                <w:webHidden/>
+              </w:rPr>
+              <w:fldChar w:fldCharType="end"/>
+            </w:r>
+          </w:hyperlink>
+        </w:p>
+        <w:p>
+          <w:pPr>
+            <w:pStyle w:val="TDC2"/>
+            <w:tabs>
+              <w:tab w:val="left" w:pos="1100"/>
+              <w:tab w:val="right" w:leader="dot" w:pos="8828"/>
+            </w:tabs>
+            <w:rPr>
+              <w:rFonts w:asciiTheme="minorHAnsi" w:eastAsiaTheme="minorEastAsia" w:hAnsiTheme="minorHAnsi"/>
+              <w:noProof/>
+              <w:sz w:val="22"/>
+              <w:lang w:eastAsia="es-CO"/>
+            </w:rPr>
+          </w:pPr>
+          <w:hyperlink w:anchor="_Toc228003426" w:history="1">
+            <w:r>
+              <w:rPr>
+                <w:rStyle w:val="Hipervnculo"/>
+                <w:noProof/>
+              </w:rPr>
+              <w:t>12.3.</w:t>
+            </w:r>
+            <w:r>
+              <w:rPr>
+                <w:rFonts w:asciiTheme="minorHAnsi" w:eastAsiaTheme="minorEastAsia" w:hAnsiTheme="minorHAnsi"/>
+                <w:noProof/>
+                <w:sz w:val="22"/>
+                <w:lang w:eastAsia="es-CO"/>
+              </w:rPr>
+              <w:tab/>
+            </w:r>
+            <w:r>
+              <w:rPr>
+                <w:rStyle w:val="Hipervnculo"/>
+                <w:noProof/>
+              </w:rPr>
+              <w:t>DIAGRAMA UML</w:t>
+            </w:r>
+            <w:r>
+              <w:rPr>
+                <w:noProof/>
+                <w:webHidden/>
+              </w:rPr>
+              <w:tab/>
+            </w:r>
+            <w:r>
+              <w:rPr>
+                <w:noProof/>
+                <w:webHidden/>
+              </w:rPr>
+              <w:fldChar w:fldCharType="begin"/>
+            </w:r>
+            <w:r>
+              <w:rPr>
+                <w:noProof/>
+                <w:webHidden/>
+              </w:rPr>
+              <w:instrText xml:space="preserve"> PAGEREF _Toc228003426 \h </w:instrText>
+            </w:r>
+            <w:r>
+              <w:rPr>
+                <w:noProof/>
+                <w:webHidden/>
+              </w:rPr>
+            </w:r>
+            <w:r>
+              <w:rPr>
+                <w:noProof/>
+                <w:webHidden/>
+              </w:rPr>
+              <w:fldChar w:fldCharType="separate"/>
+            </w:r>
+            <w:r>
+              <w:rPr>
+                <w:noProof/>
+                <w:webHidden/>
+              </w:rPr>
+              <w:t>63</w:t>
             </w:r>
             <w:r>
               <w:rPr>
@@ -4378,13 +4733,12 @@
           <w:bCs/>
         </w:rPr>
       </w:pPr>
-      <w:bookmarkStart w:id="0" w:name="_Toc228001231"/>
-      <w:r>
-        <w:rPr>
-          <w:b/>
-          <w:bCs/>
-        </w:rPr>
-        <w:lastRenderedPageBreak/>
+      <w:bookmarkStart w:id="0" w:name="_Toc228003377"/>
+      <w:r>
+        <w:rPr>
+          <w:b/>
+          <w:bCs/>
+        </w:rPr>
         <w:t>VISIÓN GENERAL DEL PROYECTO</w:t>
       </w:r>
       <w:bookmarkEnd w:id="0"/>
@@ -4406,15 +4760,7 @@
         <w:t>plataforma de telemedicina</w:t>
       </w:r>
       <w:r>
-        <w:t xml:space="preserve"> construida con Spring </w:t>
-      </w:r>
-      <w:proofErr w:type="spellStart"/>
-      <w:r>
-        <w:t>Boot</w:t>
-      </w:r>
-      <w:proofErr w:type="spellEnd"/>
-      <w:r>
-        <w:t xml:space="preserve"> bajo una arquitectura en capas.</w:t>
+        <w:t xml:space="preserve"> construida con Spring Boot bajo una arquitectura en capas.</w:t>
       </w:r>
     </w:p>
     <w:p>
@@ -4488,15 +4834,7 @@
         <w:jc w:val="both"/>
       </w:pPr>
       <w:r>
-        <w:t>Capa de Controladores (</w:t>
-      </w:r>
-      <w:proofErr w:type="spellStart"/>
-      <w:r>
-        <w:t>Controller</w:t>
-      </w:r>
-      <w:proofErr w:type="spellEnd"/>
-      <w:r>
-        <w:t>) → Maneja las solicitudes HTTP</w:t>
+        <w:t>Capa de Controladores (Controller) → Maneja las solicitudes HTTP</w:t>
       </w:r>
     </w:p>
     <w:p>
@@ -4510,15 +4848,7 @@
         <w:jc w:val="both"/>
       </w:pPr>
       <w:r>
-        <w:t>Capa de Servicios (</w:t>
-      </w:r>
-      <w:proofErr w:type="spellStart"/>
-      <w:r>
-        <w:t>Service</w:t>
-      </w:r>
-      <w:proofErr w:type="spellEnd"/>
-      <w:r>
-        <w:t>) → Contiene la lógica de negocio</w:t>
+        <w:t>Capa de Servicios (Service) → Contiene la lógica de negocio</w:t>
       </w:r>
     </w:p>
     <w:p>
@@ -4546,15 +4876,7 @@
         <w:jc w:val="both"/>
       </w:pPr>
       <w:r>
-        <w:t>Capa de Modelo (</w:t>
-      </w:r>
-      <w:proofErr w:type="spellStart"/>
-      <w:r>
-        <w:t>Entity</w:t>
-      </w:r>
-      <w:proofErr w:type="spellEnd"/>
-      <w:r>
-        <w:t>) → Representa las entidades del dominio</w:t>
+        <w:t>Capa de Modelo (Entity) → Representa las entidades del dominio</w:t>
       </w:r>
     </w:p>
     <w:p>
@@ -4594,7 +4916,7 @@
           <w:bCs/>
         </w:rPr>
       </w:pPr>
-      <w:bookmarkStart w:id="1" w:name="_Toc228001232"/>
+      <w:bookmarkStart w:id="1" w:name="_Toc228003378"/>
       <w:r>
         <w:rPr>
           <w:b/>
@@ -4613,14 +4935,12 @@
       <w:r>
         <w:t xml:space="preserve">El patrón </w:t>
       </w:r>
-      <w:proofErr w:type="spellStart"/>
       <w:r>
         <w:rPr>
           <w:rStyle w:val="Textoennegrita"/>
         </w:rPr>
         <w:t>Singleton</w:t>
       </w:r>
-      <w:proofErr w:type="spellEnd"/>
       <w:r>
         <w:t xml:space="preserve"> garantiza que una clase tenga una única instancia durante toda la ejecución del programa.</w:t>
       </w:r>
@@ -4636,7 +4956,7 @@
         <w:ind w:firstLine="709"/>
         <w:jc w:val="both"/>
       </w:pPr>
-      <w:bookmarkStart w:id="2" w:name="_Toc228001233"/>
+      <w:bookmarkStart w:id="2" w:name="_Toc228003379"/>
       <w:r>
         <w:t>ANALISIS PARA LA APLICACIÓN</w:t>
       </w:r>
@@ -4649,15 +4969,7 @@
         <w:jc w:val="both"/>
       </w:pPr>
       <w:r>
-        <w:t>Al analizar la estructura y requerimientos del proyecto, se observa que la clase “</w:t>
-      </w:r>
-      <w:proofErr w:type="spellStart"/>
-      <w:r>
-        <w:t>ConsultaService</w:t>
-      </w:r>
-      <w:proofErr w:type="spellEnd"/>
-      <w:r>
-        <w:t xml:space="preserve"> ()” es la función central del proyecto ya que es la encargada de:</w:t>
+        <w:t>Al analizar la estructura y requerimientos del proyecto, se observa que la clase “ConsultaService ()” es la función central del proyecto ya que es la encargada de:</w:t>
       </w:r>
     </w:p>
     <w:p>
@@ -4696,6 +5008,7 @@
         <w:jc w:val="both"/>
       </w:pPr>
       <w:r>
+        <w:lastRenderedPageBreak/>
         <w:t>Valida</w:t>
       </w:r>
       <w:r>
@@ -4717,7 +5030,6 @@
         <w:jc w:val="both"/>
       </w:pPr>
       <w:r>
-        <w:lastRenderedPageBreak/>
         <w:t>Coordina</w:t>
       </w:r>
       <w:r>
@@ -4765,15 +5077,7 @@
         <w:jc w:val="both"/>
       </w:pPr>
       <w:r>
-        <w:t xml:space="preserve">Por esta razón decidí aplicar el patrón </w:t>
-      </w:r>
-      <w:proofErr w:type="spellStart"/>
-      <w:r>
-        <w:t>Singleton</w:t>
-      </w:r>
-      <w:proofErr w:type="spellEnd"/>
-      <w:r>
-        <w:t xml:space="preserve"> en la capa de servicios.</w:t>
+        <w:t>Por esta razón decidí aplicar el patrón Singleton en la capa de servicios.</w:t>
       </w:r>
     </w:p>
     <w:p>
@@ -4787,7 +5091,7 @@
         <w:ind w:firstLine="709"/>
         <w:jc w:val="both"/>
       </w:pPr>
-      <w:bookmarkStart w:id="3" w:name="_Toc228001234"/>
+      <w:bookmarkStart w:id="3" w:name="_Toc228003380"/>
       <w:r>
         <w:t>APLICACIÓN DEL PATRON</w:t>
       </w:r>
@@ -4800,45 +5104,13 @@
         <w:jc w:val="both"/>
       </w:pPr>
       <w:r>
-        <w:t xml:space="preserve">En este proyecto, el patrón </w:t>
-      </w:r>
-      <w:proofErr w:type="spellStart"/>
-      <w:r>
-        <w:t>Singleton</w:t>
-      </w:r>
-      <w:proofErr w:type="spellEnd"/>
-      <w:r>
-        <w:t xml:space="preserve"> se implementa mediante el uso del contenedor de inversión de control (</w:t>
-      </w:r>
-      <w:proofErr w:type="spellStart"/>
-      <w:r>
-        <w:t>IoC</w:t>
-      </w:r>
-      <w:proofErr w:type="spellEnd"/>
-      <w:r>
-        <w:t xml:space="preserve">) de Spring </w:t>
-      </w:r>
-      <w:proofErr w:type="spellStart"/>
-      <w:r>
-        <w:t>Boot</w:t>
-      </w:r>
-      <w:proofErr w:type="spellEnd"/>
-      <w:r>
-        <w:t>.</w:t>
+        <w:t>En este proyecto, el patrón Singleton se implementa mediante el uso del contenedor de inversión de control (IoC) de Spring Boot.</w:t>
       </w:r>
       <w:r>
         <w:t xml:space="preserve"> </w:t>
       </w:r>
       <w:r>
-        <w:t xml:space="preserve">La clase </w:t>
-      </w:r>
-      <w:proofErr w:type="spellStart"/>
-      <w:r>
-        <w:t>ConsultaService</w:t>
-      </w:r>
-      <w:proofErr w:type="spellEnd"/>
-      <w:r>
-        <w:t xml:space="preserve"> está </w:t>
+        <w:t xml:space="preserve">La clase ConsultaService está </w:t>
       </w:r>
       <w:r>
         <w:t>representada</w:t>
@@ -4901,27 +5173,14 @@
         <w:jc w:val="both"/>
       </w:pPr>
       <w:r>
-        <w:t xml:space="preserve">En Spring </w:t>
-      </w:r>
-      <w:proofErr w:type="spellStart"/>
-      <w:r>
-        <w:t>Boot</w:t>
-      </w:r>
-      <w:proofErr w:type="spellEnd"/>
-      <w:r>
-        <w:t xml:space="preserve">, las clases anotadas con </w:t>
+        <w:t xml:space="preserve">En Spring Boot, las clases anotadas con </w:t>
       </w:r>
       <w:r>
         <w:t>“</w:t>
       </w:r>
       <w:r>
-        <w:t>@</w:t>
-      </w:r>
-      <w:proofErr w:type="spellStart"/>
-      <w:r>
-        <w:t>Service</w:t>
-      </w:r>
-      <w:proofErr w:type="spellEnd"/>
+        <w:t>@Service</w:t>
+      </w:r>
       <w:r>
         <w:t>”</w:t>
       </w:r>
@@ -4929,17 +5188,8 @@
         <w:t xml:space="preserve"> tienen </w:t>
       </w:r>
       <w:r>
-        <w:t xml:space="preserve">la implementación del </w:t>
-      </w:r>
-      <w:proofErr w:type="spellStart"/>
-      <w:r>
-        <w:t>patron</w:t>
-      </w:r>
-      <w:proofErr w:type="spellEnd"/>
-      <w:r>
-        <w:t xml:space="preserve"> </w:t>
-      </w:r>
-      <w:proofErr w:type="spellStart"/>
+        <w:t xml:space="preserve">la implementación del patron </w:t>
+      </w:r>
       <w:r>
         <w:rPr>
           <w:b/>
@@ -4947,7 +5197,6 @@
         </w:rPr>
         <w:t>Singleton</w:t>
       </w:r>
-      <w:proofErr w:type="spellEnd"/>
       <w:r>
         <w:t xml:space="preserve"> por defecto, e</w:t>
       </w:r>
@@ -5007,23 +5256,7 @@
         <w:jc w:val="both"/>
       </w:pPr>
       <w:r>
-        <w:t xml:space="preserve">De esta manera, el comportamiento es equivalente al patrón </w:t>
-      </w:r>
-      <w:proofErr w:type="spellStart"/>
-      <w:r>
-        <w:t>Singleton</w:t>
-      </w:r>
-      <w:proofErr w:type="spellEnd"/>
-      <w:r>
-        <w:t xml:space="preserve"> clásico, pero gestionado automáticamente por el </w:t>
-      </w:r>
-      <w:proofErr w:type="spellStart"/>
-      <w:r>
-        <w:t>framework</w:t>
-      </w:r>
-      <w:proofErr w:type="spellEnd"/>
-      <w:r>
-        <w:t>.</w:t>
+        <w:t>De esta manera, el comportamiento es equivalente al patrón Singleton clásico, pero gestionado automáticamente por el framework.</w:t>
       </w:r>
     </w:p>
     <w:p>
@@ -5037,7 +5270,7 @@
         <w:ind w:firstLine="709"/>
         <w:jc w:val="both"/>
       </w:pPr>
-      <w:bookmarkStart w:id="4" w:name="_Toc228001235"/>
+      <w:bookmarkStart w:id="4" w:name="_Toc228003381"/>
       <w:r>
         <w:t>IMPACTO DEL PATRON EN EL PROYECTO</w:t>
       </w:r>
@@ -5050,20 +5283,22 @@
         <w:jc w:val="both"/>
       </w:pPr>
       <w:r>
-        <w:t>Dentro del proyecto, la arquitectura está organizada en capas bien definidas (Controlador → Servicio → Repositorio → Base de Datos). En este modelo, la capa de servicios actúa como el núcleo de la lógica de negocio y como punto de coordinación entre las solicitudes externas y la persistencia de datos.</w:t>
-      </w:r>
-    </w:p>
-    <w:p>
-      <w:pPr>
-        <w:spacing w:line="360" w:lineRule="auto"/>
-        <w:ind w:firstLine="709"/>
-        <w:jc w:val="both"/>
-      </w:pPr>
+        <w:t xml:space="preserve">Dentro del proyecto, la arquitectura está organizada en capas bien definidas (Controlador → Servicio → Repositorio → Base de Datos). En este modelo, la capa </w:t>
+      </w:r>
       <w:r>
         <w:lastRenderedPageBreak/>
+        <w:t>de servicios actúa como el núcleo de la lógica de negocio y como punto de coordinación entre las solicitudes externas y la persistencia de datos.</w:t>
+      </w:r>
+    </w:p>
+    <w:p>
+      <w:pPr>
+        <w:spacing w:line="360" w:lineRule="auto"/>
+        <w:ind w:firstLine="709"/>
+        <w:jc w:val="both"/>
+      </w:pPr>
+      <w:r>
         <w:t xml:space="preserve">Al aplicar el patrón </w:t>
       </w:r>
-      <w:proofErr w:type="spellStart"/>
       <w:r>
         <w:rPr>
           <w:b/>
@@ -5071,18 +5306,15 @@
         </w:rPr>
         <w:t>Singleton</w:t>
       </w:r>
-      <w:proofErr w:type="spellEnd"/>
       <w:r>
         <w:t xml:space="preserve"> en </w:t>
       </w:r>
       <w:r>
         <w:t>“</w:t>
       </w:r>
-      <w:proofErr w:type="spellStart"/>
       <w:r>
         <w:t>ConsultaService</w:t>
       </w:r>
-      <w:proofErr w:type="spellEnd"/>
       <w:r>
         <w:t xml:space="preserve"> ()”</w:t>
       </w:r>
@@ -5161,7 +5393,7 @@
         <w:ind w:firstLine="709"/>
         <w:jc w:val="both"/>
       </w:pPr>
-      <w:bookmarkStart w:id="5" w:name="_Toc228001236"/>
+      <w:bookmarkStart w:id="5" w:name="_Toc228003382"/>
       <w:r>
         <w:t>DIAGRAMA UML</w:t>
       </w:r>
@@ -5221,65 +5453,21 @@
         <w:jc w:val="both"/>
       </w:pPr>
       <w:r>
-        <w:t xml:space="preserve">El diagrama UML representa la aplicación del patrón </w:t>
-      </w:r>
-      <w:proofErr w:type="spellStart"/>
-      <w:r>
-        <w:t>Singleton</w:t>
-      </w:r>
-      <w:proofErr w:type="spellEnd"/>
-      <w:r>
-        <w:t xml:space="preserve"> dentro de la arquitectura del proyecto de telemedicina, mostrando que </w:t>
-      </w:r>
-      <w:proofErr w:type="spellStart"/>
-      <w:r>
-        <w:t>ConsultaService</w:t>
-      </w:r>
-      <w:proofErr w:type="spellEnd"/>
-      <w:r>
-        <w:t xml:space="preserve"> está marcado con el estereotipo &lt;&lt;</w:t>
-      </w:r>
-      <w:proofErr w:type="spellStart"/>
-      <w:r>
-        <w:t>Singleton</w:t>
-      </w:r>
-      <w:proofErr w:type="spellEnd"/>
-      <w:r>
-        <w:t xml:space="preserve">&gt;&gt;, lo que indica que solo existe una instancia de esta clase durante todo el ciclo de vida de la aplicación. La relación de dependencia desde </w:t>
-      </w:r>
-      <w:proofErr w:type="spellStart"/>
-      <w:r>
-        <w:t>ConsultaController</w:t>
-      </w:r>
-      <w:proofErr w:type="spellEnd"/>
-      <w:r>
-        <w:t xml:space="preserve"> hacia </w:t>
-      </w:r>
-      <w:proofErr w:type="spellStart"/>
-      <w:r>
-        <w:t>ConsultaService</w:t>
-      </w:r>
-      <w:proofErr w:type="spellEnd"/>
-      <w:r>
-        <w:t xml:space="preserve"> refleja que el controlador no crea el servicio manualmente, sino que utiliza la única instancia gestionada por el contenedor de Spring </w:t>
-      </w:r>
-      <w:proofErr w:type="spellStart"/>
-      <w:r>
-        <w:t>Boot</w:t>
-      </w:r>
-      <w:proofErr w:type="spellEnd"/>
-      <w:r>
-        <w:t xml:space="preserve"> mediante la anotación @Service.</w:t>
-      </w:r>
-    </w:p>
-    <w:p>
-      <w:pPr>
-        <w:spacing w:line="360" w:lineRule="auto"/>
-        <w:ind w:firstLine="709"/>
-        <w:jc w:val="both"/>
-      </w:pPr>
-      <w:r>
-        <w:t>Desde una perspectiva arquitectónica, esto garantiza que toda la lógica de negocio relacionada con las consultas médicas se ejecute desde un único punto centralizado, manteniendo coherencia estructural, optimizando el uso de memoria y evitando la creación innecesaria de múltiples instancias del servicio. De esta manera, el diagrama no solo muestra una relación entre clases, sino una decisión de diseño que fortalece la estabilidad y organización del sistema</w:t>
+        <w:t>El diagrama UML representa la aplicación del patrón Singleton dentro de la arquitectura del proyecto de telemedicina, mostrando que ConsultaService está marcado con el estereotipo &lt;&lt;Singleton&gt;&gt;, lo que indica que solo existe una instancia de esta clase durante todo el ciclo de vida de la aplicación. La relación de dependencia desde ConsultaController hacia ConsultaService refleja que el controlador no crea el servicio manualmente, sino que utiliza la única instancia gestionada por el contenedor de Spring Boot mediante la anotación @Service.</w:t>
+      </w:r>
+    </w:p>
+    <w:p>
+      <w:pPr>
+        <w:spacing w:line="360" w:lineRule="auto"/>
+        <w:ind w:firstLine="709"/>
+        <w:jc w:val="both"/>
+      </w:pPr>
+      <w:r>
+        <w:t xml:space="preserve">Desde una perspectiva arquitectónica, esto garantiza que toda la lógica de negocio relacionada con las consultas médicas se ejecute desde un único punto centralizado, manteniendo coherencia estructural, optimizando el uso de memoria y evitando la creación innecesaria de múltiples instancias del servicio. De esta </w:t>
+      </w:r>
+      <w:r>
+        <w:lastRenderedPageBreak/>
+        <w:t>manera, el diagrama no solo muestra una relación entre clases, sino una decisión de diseño que fortalece la estabilidad y organización del sistema</w:t>
       </w:r>
       <w:r>
         <w:t>.</w:t>
@@ -5300,13 +5488,12 @@
           <w:bCs/>
         </w:rPr>
       </w:pPr>
-      <w:bookmarkStart w:id="6" w:name="_Toc228001237"/>
-      <w:r>
-        <w:rPr>
-          <w:b/>
-          <w:bCs/>
-        </w:rPr>
-        <w:lastRenderedPageBreak/>
+      <w:bookmarkStart w:id="6" w:name="_Toc228003383"/>
+      <w:r>
+        <w:rPr>
+          <w:b/>
+          <w:bCs/>
+        </w:rPr>
         <w:t xml:space="preserve">PATRON </w:t>
       </w:r>
       <w:r>
@@ -5325,15 +5512,7 @@
         <w:jc w:val="both"/>
       </w:pPr>
       <w:r>
-        <w:t xml:space="preserve">El patrón Factory </w:t>
-      </w:r>
-      <w:proofErr w:type="spellStart"/>
-      <w:r>
-        <w:t>Method</w:t>
-      </w:r>
-      <w:proofErr w:type="spellEnd"/>
-      <w:r>
-        <w:t xml:space="preserve"> es un patrón creacional que define una interfaz para crear objetos, pero permite que las subclases decidan qué clase concreta instanciar.</w:t>
+        <w:t>El patrón Factory Method es un patrón creacional que define una interfaz para crear objetos, pero permite que las subclases decidan qué clase concreta instanciar.</w:t>
       </w:r>
     </w:p>
     <w:p>
@@ -5357,7 +5536,7 @@
         <w:ind w:firstLine="709"/>
         <w:jc w:val="both"/>
       </w:pPr>
-      <w:bookmarkStart w:id="7" w:name="_Toc228001238"/>
+      <w:bookmarkStart w:id="7" w:name="_Toc228003384"/>
       <w:r>
         <w:t>ANALISIS PARA LA APLICACIÓN</w:t>
       </w:r>
@@ -5453,17 +5632,8 @@
           <w:b/>
           <w:bCs/>
         </w:rPr>
-        <w:t xml:space="preserve">Factory </w:t>
-      </w:r>
-      <w:proofErr w:type="spellStart"/>
-      <w:r>
-        <w:rPr>
-          <w:b/>
-          <w:bCs/>
-        </w:rPr>
-        <w:t>Method</w:t>
-      </w:r>
-      <w:proofErr w:type="spellEnd"/>
+        <w:t>Factory Method</w:t>
+      </w:r>
       <w:r>
         <w:t>, delegando la responsabilidad de creación del objeto Consulta a un método especializado dentro de la capa de servicio.</w:t>
       </w:r>
@@ -5521,9 +5691,8 @@
         <w:ind w:firstLine="709"/>
         <w:jc w:val="both"/>
       </w:pPr>
-      <w:bookmarkStart w:id="8" w:name="_Toc228001239"/>
-      <w:r>
-        <w:lastRenderedPageBreak/>
+      <w:bookmarkStart w:id="8" w:name="_Toc228003385"/>
+      <w:r>
         <w:t>APLICACIÓN DEL PATRON</w:t>
       </w:r>
       <w:bookmarkEnd w:id="8"/>
@@ -5538,26 +5707,10 @@
         </w:rPr>
       </w:pPr>
       <w:r>
-        <w:t xml:space="preserve">En este proyecto, el patrón </w:t>
-      </w:r>
-      <w:proofErr w:type="spellStart"/>
-      <w:r>
-        <w:t>Singleton</w:t>
-      </w:r>
-      <w:proofErr w:type="spellEnd"/>
-      <w:r>
-        <w:t xml:space="preserve"> se implementa mediante </w:t>
-      </w:r>
-      <w:r>
-        <w:t xml:space="preserve">el método </w:t>
-      </w:r>
-      <w:proofErr w:type="spellStart"/>
-      <w:r>
-        <w:t>crearConsulta</w:t>
-      </w:r>
-      <w:proofErr w:type="spellEnd"/>
-      <w:r>
-        <w:t xml:space="preserve"> de la siguiente manera</w:t>
+        <w:t xml:space="preserve">En este proyecto, el patrón Singleton se implementa mediante </w:t>
+      </w:r>
+      <w:r>
+        <w:t>el método crearConsulta de la siguiente manera</w:t>
       </w:r>
     </w:p>
     <w:p>
@@ -5742,7 +5895,7 @@
         <w:ind w:firstLine="709"/>
         <w:jc w:val="both"/>
       </w:pPr>
-      <w:bookmarkStart w:id="9" w:name="_Toc228001240"/>
+      <w:bookmarkStart w:id="9" w:name="_Toc228003386"/>
       <w:r>
         <w:lastRenderedPageBreak/>
         <w:t>IMPACTO DEL PATRON EN EL PROYECTO</w:t>
@@ -5836,15 +5989,7 @@
         <w:jc w:val="both"/>
       </w:pPr>
       <w:r>
-        <w:t xml:space="preserve">Desde una perspectiva arquitectónica, el Factory </w:t>
-      </w:r>
-      <w:proofErr w:type="spellStart"/>
-      <w:r>
-        <w:t>Method</w:t>
-      </w:r>
-      <w:proofErr w:type="spellEnd"/>
-      <w:r>
-        <w:t xml:space="preserve"> fortalece la estructura en capas del sistema, asegurando que cada componente cumpla una responsabilidad específica.</w:t>
+        <w:t>Desde una perspectiva arquitectónica, el Factory Method fortalece la estructura en capas del sistema, asegurando que cada componente cumpla una responsabilidad específica.</w:t>
       </w:r>
     </w:p>
     <w:p>
@@ -5858,7 +6003,7 @@
         <w:ind w:firstLine="709"/>
         <w:jc w:val="both"/>
       </w:pPr>
-      <w:bookmarkStart w:id="10" w:name="_Toc228001241"/>
+      <w:bookmarkStart w:id="10" w:name="_Toc228003387"/>
       <w:r>
         <w:t>DIAGRAMA UML</w:t>
       </w:r>
@@ -5922,23 +6067,7 @@
         <w:t>E</w:t>
       </w:r>
       <w:r>
-        <w:t xml:space="preserve">l diagrama muestra cómo el controlador delega la creación de la entidad Consulta al servicio, representando la aplicación del patrón Factory </w:t>
-      </w:r>
-      <w:proofErr w:type="spellStart"/>
-      <w:r>
-        <w:t>Method</w:t>
-      </w:r>
-      <w:proofErr w:type="spellEnd"/>
-      <w:r>
-        <w:t xml:space="preserve"> dentro del proyecto. La flecha desde </w:t>
-      </w:r>
-      <w:proofErr w:type="spellStart"/>
-      <w:r>
-        <w:t>ConsultaService</w:t>
-      </w:r>
-      <w:proofErr w:type="spellEnd"/>
-      <w:r>
-        <w:t xml:space="preserve"> hacia Consulta indica que el servicio es el responsable de instanciar y configurar el objeto, encapsulando su proceso de construcción.</w:t>
+        <w:t>l diagrama muestra cómo el controlador delega la creación de la entidad Consulta al servicio, representando la aplicación del patrón Factory Method dentro del proyecto. La flecha desde ConsultaService hacia Consulta indica que el servicio es el responsable de instanciar y configurar el objeto, encapsulando su proceso de construcción.</w:t>
       </w:r>
     </w:p>
     <w:p>
@@ -6068,7 +6197,7 @@
           <w:bCs/>
         </w:rPr>
       </w:pPr>
-      <w:bookmarkStart w:id="11" w:name="_Toc228001242"/>
+      <w:bookmarkStart w:id="11" w:name="_Toc228003388"/>
       <w:r>
         <w:rPr>
           <w:b/>
@@ -6093,15 +6222,7 @@
         <w:jc w:val="both"/>
       </w:pPr>
       <w:r>
-        <w:t xml:space="preserve">El patrón </w:t>
-      </w:r>
-      <w:proofErr w:type="spellStart"/>
-      <w:r>
-        <w:t>Abstract</w:t>
-      </w:r>
-      <w:proofErr w:type="spellEnd"/>
-      <w:r>
-        <w:t xml:space="preserve"> Factory pertenece a la categoría de patrones creacionales, ya que se enfoca en la forma en que se crean los objetos dentro de un sistema.</w:t>
+        <w:t>El patrón Abstract Factory pertenece a la categoría de patrones creacionales, ya que se enfoca en la forma en que se crean los objetos dentro de un sistema.</w:t>
       </w:r>
     </w:p>
     <w:p>
@@ -6125,7 +6246,7 @@
         <w:ind w:firstLine="709"/>
         <w:jc w:val="both"/>
       </w:pPr>
-      <w:bookmarkStart w:id="12" w:name="_Toc228001243"/>
+      <w:bookmarkStart w:id="12" w:name="_Toc228003389"/>
       <w:r>
         <w:t>ANALISIS PARA LA APLICACIÓN</w:t>
       </w:r>
@@ -6256,21 +6377,12 @@
       <w:r>
         <w:t xml:space="preserve">El patrón </w:t>
       </w:r>
-      <w:proofErr w:type="spellStart"/>
-      <w:r>
-        <w:rPr>
-          <w:b/>
-          <w:bCs/>
-        </w:rPr>
-        <w:t>Abstract</w:t>
-      </w:r>
-      <w:proofErr w:type="spellEnd"/>
-      <w:r>
-        <w:rPr>
-          <w:b/>
-          <w:bCs/>
-        </w:rPr>
-        <w:t xml:space="preserve"> Factory</w:t>
+      <w:r>
+        <w:rPr>
+          <w:b/>
+          <w:bCs/>
+        </w:rPr>
+        <w:t>Abstract Factory</w:t>
       </w:r>
       <w:r>
         <w:t xml:space="preserve"> permite separar la lógica de creación de estos objetos, centralizándola en fábricas especializadas.</w:t>
@@ -6329,7 +6441,7 @@
         <w:ind w:firstLine="709"/>
         <w:jc w:val="both"/>
       </w:pPr>
-      <w:bookmarkStart w:id="13" w:name="_Toc228001244"/>
+      <w:bookmarkStart w:id="13" w:name="_Toc228003390"/>
       <w:r>
         <w:lastRenderedPageBreak/>
         <w:t>APLICACIÓN DEL PATRON</w:t>
@@ -6466,7 +6578,6 @@
       <w:r>
         <w:t xml:space="preserve">Posteriormente, el sistema utiliza una clase llamada </w:t>
       </w:r>
-      <w:proofErr w:type="spellStart"/>
       <w:r>
         <w:rPr>
           <w:b/>
@@ -6474,7 +6585,6 @@
         </w:rPr>
         <w:t>FactoryProvider</w:t>
       </w:r>
-      <w:proofErr w:type="spellEnd"/>
       <w:r>
         <w:t>, que decide qué fábrica utilizar dependiendo del contexto del sistema.</w:t>
       </w:r>
@@ -6534,15 +6644,7 @@
       </w:pPr>
       <w:r>
         <w:lastRenderedPageBreak/>
-        <w:t>Dentro del servicio de consultas (</w:t>
-      </w:r>
-      <w:proofErr w:type="spellStart"/>
-      <w:r>
-        <w:t>ConsultaService</w:t>
-      </w:r>
-      <w:proofErr w:type="spellEnd"/>
-      <w:r>
-        <w:t>), se solicita la fábrica correspondiente y se crean los objetos médicos sin depender directamente de sus implementaciones concretas.</w:t>
+        <w:t>Dentro del servicio de consultas (ConsultaService), se solicita la fábrica correspondiente y se crean los objetos médicos sin depender directamente de sus implementaciones concretas.</w:t>
       </w:r>
     </w:p>
     <w:p>
@@ -6620,7 +6722,7 @@
         <w:ind w:firstLine="709"/>
         <w:jc w:val="both"/>
       </w:pPr>
-      <w:bookmarkStart w:id="14" w:name="_Toc228001245"/>
+      <w:bookmarkStart w:id="14" w:name="_Toc228003391"/>
       <w:r>
         <w:t>IMPACTO DEL PATRON EN EL PROYECTO</w:t>
       </w:r>
@@ -6635,21 +6737,12 @@
       <w:r>
         <w:t xml:space="preserve">La aplicación del patrón </w:t>
       </w:r>
-      <w:proofErr w:type="spellStart"/>
-      <w:r>
-        <w:rPr>
-          <w:b/>
-          <w:bCs/>
-        </w:rPr>
-        <w:t>Abstract</w:t>
-      </w:r>
-      <w:proofErr w:type="spellEnd"/>
-      <w:r>
-        <w:rPr>
-          <w:b/>
-          <w:bCs/>
-        </w:rPr>
-        <w:t xml:space="preserve"> Factory</w:t>
+      <w:r>
+        <w:rPr>
+          <w:b/>
+          <w:bCs/>
+        </w:rPr>
+        <w:t>Abstract Factory</w:t>
       </w:r>
       <w:r>
         <w:t xml:space="preserve"> dentro del sistema de telemedicina genera diversos impactos estructurales que contribuyen a mejorar la organización y escalabilidad del software.</w:t>
@@ -6745,21 +6838,12 @@
       <w:r>
         <w:t xml:space="preserve">Desde una perspectiva arquitectónica, el patrón </w:t>
       </w:r>
-      <w:proofErr w:type="spellStart"/>
-      <w:r>
-        <w:rPr>
-          <w:b/>
-          <w:bCs/>
-        </w:rPr>
-        <w:t>Abstract</w:t>
-      </w:r>
-      <w:proofErr w:type="spellEnd"/>
-      <w:r>
-        <w:rPr>
-          <w:b/>
-          <w:bCs/>
-        </w:rPr>
-        <w:t xml:space="preserve"> Factory</w:t>
+      <w:r>
+        <w:rPr>
+          <w:b/>
+          <w:bCs/>
+        </w:rPr>
+        <w:t>Abstract Factory</w:t>
       </w:r>
       <w:r>
         <w:t xml:space="preserve"> fortalece el modularidad del sistema, permitiendo que la creación de familias de objetos relacionados se realice a través de fábricas especializadas. Esto mejora la mantenibilidad del código y facilita la evolución futura del sistema sin afectar las capas principales de la aplicación.</w:t>
@@ -6776,7 +6860,7 @@
         <w:ind w:firstLine="709"/>
         <w:jc w:val="both"/>
       </w:pPr>
-      <w:bookmarkStart w:id="15" w:name="_Toc228001246"/>
+      <w:bookmarkStart w:id="15" w:name="_Toc228003392"/>
       <w:r>
         <w:lastRenderedPageBreak/>
         <w:t>DIAGRAMA UML</w:t>
@@ -6837,67 +6921,27 @@
         <w:jc w:val="both"/>
       </w:pPr>
       <w:r>
-        <w:t xml:space="preserve">El diagrama UML representa la implementación del patrón </w:t>
-      </w:r>
-      <w:proofErr w:type="spellStart"/>
-      <w:r>
-        <w:t>Abstract</w:t>
-      </w:r>
-      <w:proofErr w:type="spellEnd"/>
-      <w:r>
-        <w:t xml:space="preserve"> Factory dentro del sistema de telemedicina.</w:t>
-      </w:r>
-    </w:p>
-    <w:p>
-      <w:pPr>
-        <w:spacing w:line="360" w:lineRule="auto"/>
-        <w:ind w:firstLine="709"/>
-        <w:jc w:val="both"/>
-      </w:pPr>
-      <w:r>
-        <w:t xml:space="preserve">En la parte superior se encuentra la clase </w:t>
-      </w:r>
-      <w:proofErr w:type="spellStart"/>
-      <w:r>
-        <w:t>ConsultaService</w:t>
-      </w:r>
-      <w:proofErr w:type="spellEnd"/>
-      <w:r>
-        <w:t xml:space="preserve">, que actúa como cliente del patrón. Esta clase solicita a través de </w:t>
-      </w:r>
-      <w:proofErr w:type="spellStart"/>
-      <w:r>
-        <w:t>FactoryProvider</w:t>
-      </w:r>
-      <w:proofErr w:type="spellEnd"/>
-      <w:r>
-        <w:t xml:space="preserve"> la fábrica adecuada para crear los objetos médicos necesarios durante el proceso de una consulta.</w:t>
-      </w:r>
-    </w:p>
-    <w:p>
-      <w:pPr>
-        <w:spacing w:line="360" w:lineRule="auto"/>
-        <w:ind w:firstLine="709"/>
-        <w:jc w:val="both"/>
-      </w:pPr>
-      <w:r>
-        <w:t xml:space="preserve">La clase </w:t>
-      </w:r>
-      <w:proofErr w:type="spellStart"/>
-      <w:r>
-        <w:t>AbstractMedicalFactory</w:t>
-      </w:r>
-      <w:proofErr w:type="spellEnd"/>
-      <w:r>
-        <w:t xml:space="preserve"> define la interfaz que declara los métodos de creación de los productos del sistema, como prescripciones y órdenes médicas. Posteriormente, la clase </w:t>
-      </w:r>
-      <w:proofErr w:type="spellStart"/>
-      <w:r>
-        <w:t>MedicoMedicalFactory</w:t>
-      </w:r>
-      <w:proofErr w:type="spellEnd"/>
-      <w:r>
-        <w:t xml:space="preserve"> implementa esta interfaz y se encarga de generar las instancias concretas de los objetos.</w:t>
+        <w:t>El diagrama UML representa la implementación del patrón Abstract Factory dentro del sistema de telemedicina.</w:t>
+      </w:r>
+    </w:p>
+    <w:p>
+      <w:pPr>
+        <w:spacing w:line="360" w:lineRule="auto"/>
+        <w:ind w:firstLine="709"/>
+        <w:jc w:val="both"/>
+      </w:pPr>
+      <w:r>
+        <w:t>En la parte superior se encuentra la clase ConsultaService, que actúa como cliente del patrón. Esta clase solicita a través de FactoryProvider la fábrica adecuada para crear los objetos médicos necesarios durante el proceso de una consulta.</w:t>
+      </w:r>
+    </w:p>
+    <w:p>
+      <w:pPr>
+        <w:spacing w:line="360" w:lineRule="auto"/>
+        <w:ind w:firstLine="709"/>
+        <w:jc w:val="both"/>
+      </w:pPr>
+      <w:r>
+        <w:t>La clase AbstractMedicalFactory define la interfaz que declara los métodos de creación de los productos del sistema, como prescripciones y órdenes médicas. Posteriormente, la clase MedicoMedicalFactory implementa esta interfaz y se encarga de generar las instancias concretas de los objetos.</w:t>
       </w:r>
     </w:p>
     <w:p>
@@ -6908,23 +6952,7 @@
       </w:pPr>
       <w:r>
         <w:lastRenderedPageBreak/>
-        <w:t xml:space="preserve">Finalmente, las clases </w:t>
-      </w:r>
-      <w:proofErr w:type="spellStart"/>
-      <w:r>
-        <w:t>Prescripcion</w:t>
-      </w:r>
-      <w:proofErr w:type="spellEnd"/>
-      <w:r>
-        <w:t xml:space="preserve"> y </w:t>
-      </w:r>
-      <w:proofErr w:type="spellStart"/>
-      <w:r>
-        <w:t>OrdenMedica</w:t>
-      </w:r>
-      <w:proofErr w:type="spellEnd"/>
-      <w:r>
-        <w:t xml:space="preserve"> representan los productos concretos que son creados por la fábrica. Este diseño permite desacoplar la lógica de creación de objetos del resto del sistema, facilitando la extensión futura del software y mejorando la organización de la arquitectura.</w:t>
+        <w:t>Finalmente, las clases Prescripcion y OrdenMedica representan los productos concretos que son creados por la fábrica. Este diseño permite desacoplar la lógica de creación de objetos del resto del sistema, facilitando la extensión futura del software y mejorando la organización de la arquitectura.</w:t>
       </w:r>
     </w:p>
     <w:p>
@@ -7047,7 +7075,7 @@
         </w:rPr>
       </w:pPr>
       <w:bookmarkStart w:id="16" w:name="_Toc224381838"/>
-      <w:bookmarkStart w:id="17" w:name="_Toc228001247"/>
+      <w:bookmarkStart w:id="17" w:name="_Toc228003393"/>
       <w:r>
         <w:rPr>
           <w:b/>
@@ -7082,7 +7110,7 @@
         <w:jc w:val="both"/>
       </w:pPr>
       <w:bookmarkStart w:id="18" w:name="_Toc224381839"/>
-      <w:bookmarkStart w:id="19" w:name="_Toc228001248"/>
+      <w:bookmarkStart w:id="19" w:name="_Toc228003394"/>
       <w:r>
         <w:t>IMPLEMENTACION EN EL CODIGO</w:t>
       </w:r>
@@ -7096,23 +7124,7 @@
         <w:jc w:val="both"/>
       </w:pPr>
       <w:r>
-        <w:t xml:space="preserve">Para implementar el patrón </w:t>
-      </w:r>
-      <w:proofErr w:type="spellStart"/>
-      <w:r>
-        <w:t>Builder</w:t>
-      </w:r>
-      <w:proofErr w:type="spellEnd"/>
-      <w:r>
-        <w:t xml:space="preserve"> en el proyecto se creó una nueva clase llamada </w:t>
-      </w:r>
-      <w:proofErr w:type="spellStart"/>
-      <w:r>
-        <w:t>ConsultaBuilder</w:t>
-      </w:r>
-      <w:proofErr w:type="spellEnd"/>
-      <w:r>
-        <w:t>, la cual se encarga de construir objetos de tipo Consulta de forma gradual y controlada.</w:t>
+        <w:t>Para implementar el patrón Builder en el proyecto se creó una nueva clase llamada ConsultaBuilder, la cual se encarga de construir objetos de tipo Consulta de forma gradual y controlada.</w:t>
       </w:r>
     </w:p>
     <w:p>
@@ -7313,68 +7325,31 @@
         <w:jc w:val="both"/>
       </w:pPr>
       <w:r>
-        <w:t xml:space="preserve">El patrón </w:t>
-      </w:r>
-      <w:proofErr w:type="spellStart"/>
-      <w:r>
-        <w:t>Builder</w:t>
-      </w:r>
-      <w:proofErr w:type="spellEnd"/>
-      <w:r>
-        <w:t xml:space="preserve"> se utiliza cuando se necesita construir objetos complejos paso a paso, separando el proceso de construcción del objeto final.</w:t>
-      </w:r>
-    </w:p>
-    <w:p>
-      <w:pPr>
-        <w:spacing w:line="360" w:lineRule="auto"/>
-        <w:ind w:firstLine="709"/>
-        <w:jc w:val="both"/>
-      </w:pPr>
-      <w:r>
-        <w:t xml:space="preserve">En este proyecto, el patrón </w:t>
-      </w:r>
-      <w:proofErr w:type="spellStart"/>
-      <w:r>
-        <w:t>Builder</w:t>
-      </w:r>
-      <w:proofErr w:type="spellEnd"/>
-      <w:r>
-        <w:t xml:space="preserve"> se implementa mediante la clase </w:t>
-      </w:r>
-      <w:proofErr w:type="spellStart"/>
-      <w:r>
-        <w:t>ConsultaBuilder</w:t>
-      </w:r>
-      <w:proofErr w:type="spellEnd"/>
-      <w:r>
-        <w:t>, la cual permite construir objetos de tipo Consulta de forma más organizada y flexible.</w:t>
-      </w:r>
-    </w:p>
-    <w:p>
-      <w:pPr>
-        <w:spacing w:line="360" w:lineRule="auto"/>
-        <w:ind w:firstLine="709"/>
-        <w:jc w:val="both"/>
-      </w:pPr>
-      <w:r>
-        <w:t xml:space="preserve">En lugar de crear el objeto directamente utilizando múltiples métodos set, el </w:t>
-      </w:r>
-      <w:proofErr w:type="spellStart"/>
-      <w:r>
-        <w:t>Builder</w:t>
-      </w:r>
-      <w:proofErr w:type="spellEnd"/>
-      <w:r>
-        <w:t xml:space="preserve"> permite ir configurando cada atributo del objeto mediante métodos encadenados. Finalmente, el método </w:t>
-      </w:r>
-      <w:proofErr w:type="spellStart"/>
+        <w:t>El patrón Builder se utiliza cuando se necesita construir objetos complejos paso a paso, separando el proceso de construcción del objeto final.</w:t>
+      </w:r>
+    </w:p>
+    <w:p>
+      <w:pPr>
+        <w:spacing w:line="360" w:lineRule="auto"/>
+        <w:ind w:firstLine="709"/>
+        <w:jc w:val="both"/>
+      </w:pPr>
+      <w:r>
+        <w:t>En este proyecto, el patrón Builder se implementa mediante la clase ConsultaBuilder, la cual permite construir objetos de tipo Consulta de forma más organizada y flexible.</w:t>
+      </w:r>
+    </w:p>
+    <w:p>
+      <w:pPr>
+        <w:spacing w:line="360" w:lineRule="auto"/>
+        <w:ind w:firstLine="709"/>
+        <w:jc w:val="both"/>
+      </w:pPr>
+      <w:r>
+        <w:t xml:space="preserve">En lugar de crear el objeto directamente utilizando múltiples métodos set, el Builder permite ir configurando cada atributo del objeto mediante métodos encadenados. Finalmente, el método </w:t>
+      </w:r>
       <w:proofErr w:type="gramStart"/>
       <w:r>
-        <w:t>build</w:t>
-      </w:r>
-      <w:proofErr w:type="spellEnd"/>
-      <w:r>
-        <w:t>(</w:t>
+        <w:t>build(</w:t>
       </w:r>
       <w:proofErr w:type="gramEnd"/>
       <w:r>
@@ -7388,57 +7363,17 @@
         <w:jc w:val="both"/>
       </w:pPr>
       <w:r>
-        <w:t xml:space="preserve">La implementación de este patrón se integra con el patrón </w:t>
-      </w:r>
-      <w:proofErr w:type="spellStart"/>
-      <w:r>
-        <w:t>Abstract</w:t>
-      </w:r>
-      <w:proofErr w:type="spellEnd"/>
-      <w:r>
-        <w:t xml:space="preserve"> Factory, ya que la clase </w:t>
-      </w:r>
-      <w:proofErr w:type="spellStart"/>
-      <w:r>
-        <w:t>MedicoMedicalFactory</w:t>
-      </w:r>
-      <w:proofErr w:type="spellEnd"/>
-      <w:r>
-        <w:t xml:space="preserve"> utiliza el </w:t>
-      </w:r>
-      <w:proofErr w:type="spellStart"/>
-      <w:r>
-        <w:t>ConsultaBuilder</w:t>
-      </w:r>
-      <w:proofErr w:type="spellEnd"/>
-      <w:r>
-        <w:t xml:space="preserve"> para construir el objeto Consulta. De esta manera, la fábrica decide qué objeto crear, mientras que el </w:t>
-      </w:r>
-      <w:proofErr w:type="spellStart"/>
-      <w:r>
-        <w:t>Builder</w:t>
-      </w:r>
-      <w:proofErr w:type="spellEnd"/>
-      <w:r>
-        <w:t xml:space="preserve"> define cómo se construye ese objeto.</w:t>
-      </w:r>
-    </w:p>
-    <w:p>
-      <w:pPr>
-        <w:spacing w:line="360" w:lineRule="auto"/>
-        <w:ind w:firstLine="709"/>
-        <w:jc w:val="both"/>
-      </w:pPr>
-      <w:r>
-        <w:t xml:space="preserve">Esto mejora la legibilidad del código y facilita futuras modificaciones en la estructura del objeto Consulta, ya que los cambios se centralizan en el </w:t>
-      </w:r>
-      <w:proofErr w:type="spellStart"/>
-      <w:r>
-        <w:t>Builder</w:t>
-      </w:r>
-      <w:proofErr w:type="spellEnd"/>
-      <w:r>
-        <w:t>.</w:t>
+        <w:t>La implementación de este patrón se integra con el patrón Abstract Factory, ya que la clase MedicoMedicalFactory utiliza el ConsultaBuilder para construir el objeto Consulta. De esta manera, la fábrica decide qué objeto crear, mientras que el Builder define cómo se construye ese objeto.</w:t>
+      </w:r>
+    </w:p>
+    <w:p>
+      <w:pPr>
+        <w:spacing w:line="360" w:lineRule="auto"/>
+        <w:ind w:firstLine="709"/>
+        <w:jc w:val="both"/>
+      </w:pPr>
+      <w:r>
+        <w:t>Esto mejora la legibilidad del código y facilita futuras modificaciones en la estructura del objeto Consulta, ya que los cambios se centralizan en el Builder.</w:t>
       </w:r>
     </w:p>
     <w:p>
@@ -7485,7 +7420,7 @@
         <w:jc w:val="both"/>
       </w:pPr>
       <w:bookmarkStart w:id="20" w:name="_Toc224381840"/>
-      <w:bookmarkStart w:id="21" w:name="_Toc228001249"/>
+      <w:bookmarkStart w:id="21" w:name="_Toc228003395"/>
       <w:r>
         <w:lastRenderedPageBreak/>
         <w:t>PRUEBAS DE FUNCIONALIDAD</w:t>
@@ -7622,75 +7557,27 @@
         <w:jc w:val="both"/>
       </w:pPr>
       <w:r>
-        <w:t xml:space="preserve">Cuando el </w:t>
-      </w:r>
-      <w:proofErr w:type="spellStart"/>
-      <w:r>
-        <w:t>endpoint</w:t>
-      </w:r>
-      <w:proofErr w:type="spellEnd"/>
-      <w:r>
-        <w:t xml:space="preserve"> recibe la solicitud, el </w:t>
-      </w:r>
-      <w:proofErr w:type="spellStart"/>
-      <w:r>
-        <w:t>ConsultaController</w:t>
-      </w:r>
-      <w:proofErr w:type="spellEnd"/>
-      <w:r>
-        <w:t xml:space="preserve"> envía la información al </w:t>
-      </w:r>
-      <w:proofErr w:type="spellStart"/>
-      <w:r>
-        <w:t>ConsultaService</w:t>
-      </w:r>
-      <w:proofErr w:type="spellEnd"/>
-      <w:r>
-        <w:t>, el cual se encarga de gestionar la lógica del sistema.</w:t>
-      </w:r>
-    </w:p>
-    <w:p>
-      <w:pPr>
-        <w:spacing w:line="360" w:lineRule="auto"/>
-        <w:ind w:firstLine="709"/>
-        <w:jc w:val="both"/>
-      </w:pPr>
-      <w:r>
-        <w:t xml:space="preserve">Posteriormente, el servicio utiliza la </w:t>
-      </w:r>
-      <w:proofErr w:type="spellStart"/>
-      <w:r>
-        <w:t>Abstract</w:t>
-      </w:r>
-      <w:proofErr w:type="spellEnd"/>
-      <w:r>
-        <w:t xml:space="preserve"> Factory para crear la consulta médica. Dentro de esta fábrica se utiliza el </w:t>
-      </w:r>
-      <w:proofErr w:type="spellStart"/>
-      <w:r>
-        <w:t>ConsultaBuilder</w:t>
-      </w:r>
-      <w:proofErr w:type="spellEnd"/>
-      <w:r>
-        <w:t>, el cual construye el objeto Consulta asignando el paciente, el médico, el estado de la consulta y la fecha de creación.</w:t>
-      </w:r>
-    </w:p>
-    <w:p>
-      <w:pPr>
-        <w:spacing w:line="360" w:lineRule="auto"/>
-        <w:ind w:firstLine="709"/>
-        <w:jc w:val="both"/>
-      </w:pPr>
-      <w:r>
-        <w:t xml:space="preserve">Finalmente, el objeto construido es guardado en la base de datos mediante el </w:t>
-      </w:r>
-      <w:proofErr w:type="spellStart"/>
-      <w:r>
-        <w:t>ConsultaRepository</w:t>
-      </w:r>
-      <w:proofErr w:type="spellEnd"/>
-      <w:r>
-        <w:t>.</w:t>
+        <w:t>Cuando el endpoint recibe la solicitud, el ConsultaController envía la información al ConsultaService, el cual se encarga de gestionar la lógica del sistema.</w:t>
+      </w:r>
+    </w:p>
+    <w:p>
+      <w:pPr>
+        <w:spacing w:line="360" w:lineRule="auto"/>
+        <w:ind w:firstLine="709"/>
+        <w:jc w:val="both"/>
+      </w:pPr>
+      <w:r>
+        <w:t>Posteriormente, el servicio utiliza la Abstract Factory para crear la consulta médica. Dentro de esta fábrica se utiliza el ConsultaBuilder, el cual construye el objeto Consulta asignando el paciente, el médico, el estado de la consulta y la fecha de creación.</w:t>
+      </w:r>
+    </w:p>
+    <w:p>
+      <w:pPr>
+        <w:spacing w:line="360" w:lineRule="auto"/>
+        <w:ind w:firstLine="709"/>
+        <w:jc w:val="both"/>
+      </w:pPr>
+      <w:r>
+        <w:t>Finalmente, el objeto construido es guardado en la base de datos mediante el ConsultaRepository.</w:t>
       </w:r>
     </w:p>
     <w:p>
@@ -7701,23 +7588,7 @@
       </w:pPr>
       <w:r>
         <w:lastRenderedPageBreak/>
-        <w:t xml:space="preserve">El resultado obtenido en </w:t>
-      </w:r>
-      <w:proofErr w:type="spellStart"/>
-      <w:r>
-        <w:t>Postman</w:t>
-      </w:r>
-      <w:proofErr w:type="spellEnd"/>
-      <w:r>
-        <w:t xml:space="preserve"> confirma que el objeto Consulta fue creado correctamente, demostrando que el patrón </w:t>
-      </w:r>
-      <w:proofErr w:type="spellStart"/>
-      <w:r>
-        <w:t>Builder</w:t>
-      </w:r>
-      <w:proofErr w:type="spellEnd"/>
-      <w:r>
-        <w:t xml:space="preserve"> funciona correctamente dentro de la arquitectura del sistema.</w:t>
+        <w:t>El resultado obtenido en Postman confirma que el objeto Consulta fue creado correctamente, demostrando que el patrón Builder funciona correctamente dentro de la arquitectura del sistema.</w:t>
       </w:r>
     </w:p>
     <w:p>
@@ -7736,7 +7607,7 @@
         <w:jc w:val="both"/>
       </w:pPr>
       <w:bookmarkStart w:id="22" w:name="_Toc224381841"/>
-      <w:bookmarkStart w:id="23" w:name="_Toc228001250"/>
+      <w:bookmarkStart w:id="23" w:name="_Toc228003396"/>
       <w:r>
         <w:t>DIAGRAMA UML</w:t>
       </w:r>
@@ -7797,49 +7668,17 @@
         <w:jc w:val="both"/>
       </w:pPr>
       <w:r>
-        <w:t xml:space="preserve">En el diagrama se puede observar cómo la clase </w:t>
-      </w:r>
-      <w:proofErr w:type="spellStart"/>
-      <w:r>
-        <w:t>ConsultaBuilder</w:t>
-      </w:r>
-      <w:proofErr w:type="spellEnd"/>
-      <w:r>
-        <w:t xml:space="preserve"> se encarga de construir el objeto Consulta. Esta clase contiene diferentes métodos que permiten configurar los atributos necesarios para crear la consulta médica.</w:t>
-      </w:r>
-    </w:p>
-    <w:p>
-      <w:pPr>
-        <w:spacing w:line="360" w:lineRule="auto"/>
-        <w:ind w:firstLine="709"/>
-        <w:jc w:val="both"/>
-      </w:pPr>
-      <w:r>
-        <w:t xml:space="preserve">La clase </w:t>
-      </w:r>
-      <w:proofErr w:type="spellStart"/>
-      <w:r>
-        <w:t>MedicoMedicalFactory</w:t>
-      </w:r>
-      <w:proofErr w:type="spellEnd"/>
-      <w:r>
-        <w:t xml:space="preserve"> utiliza el </w:t>
-      </w:r>
-      <w:proofErr w:type="spellStart"/>
-      <w:r>
-        <w:t>ConsultaBuilder</w:t>
-      </w:r>
-      <w:proofErr w:type="spellEnd"/>
-      <w:r>
-        <w:t xml:space="preserve"> para construir el objeto de forma controlada, integrando así el patrón </w:t>
-      </w:r>
-      <w:proofErr w:type="spellStart"/>
-      <w:r>
-        <w:t>Builder</w:t>
-      </w:r>
-      <w:proofErr w:type="spellEnd"/>
-      <w:r>
-        <w:t xml:space="preserve"> dentro de la estructura de fábricas del sistema.</w:t>
+        <w:t>En el diagrama se puede observar cómo la clase ConsultaBuilder se encarga de construir el objeto Consulta. Esta clase contiene diferentes métodos que permiten configurar los atributos necesarios para crear la consulta médica.</w:t>
+      </w:r>
+    </w:p>
+    <w:p>
+      <w:pPr>
+        <w:spacing w:line="360" w:lineRule="auto"/>
+        <w:ind w:firstLine="709"/>
+        <w:jc w:val="both"/>
+      </w:pPr>
+      <w:r>
+        <w:t>La clase MedicoMedicalFactory utiliza el ConsultaBuilder para construir el objeto de forma controlada, integrando así el patrón Builder dentro de la estructura de fábricas del sistema.</w:t>
       </w:r>
     </w:p>
     <w:p>
@@ -7878,15 +7717,7 @@
         <w:jc w:val="both"/>
       </w:pPr>
       <w:r>
-        <w:t xml:space="preserve">El </w:t>
-      </w:r>
-      <w:proofErr w:type="spellStart"/>
-      <w:r>
-        <w:t>Builder</w:t>
-      </w:r>
-      <w:proofErr w:type="spellEnd"/>
-      <w:r>
-        <w:t xml:space="preserve"> define cómo se construye el objeto paso a paso.</w:t>
+        <w:t>El Builder define cómo se construye el objeto paso a paso.</w:t>
       </w:r>
     </w:p>
     <w:p>
@@ -8003,7 +7834,7 @@
           <w:bCs/>
         </w:rPr>
       </w:pPr>
-      <w:bookmarkStart w:id="24" w:name="_Toc228001251"/>
+      <w:bookmarkStart w:id="24" w:name="_Toc228003397"/>
       <w:r>
         <w:rPr>
           <w:b/>
@@ -8028,15 +7859,7 @@
         <w:jc w:val="both"/>
       </w:pPr>
       <w:r>
-        <w:t xml:space="preserve">El patrón </w:t>
-      </w:r>
-      <w:proofErr w:type="spellStart"/>
-      <w:r>
-        <w:t>Prototype</w:t>
-      </w:r>
-      <w:proofErr w:type="spellEnd"/>
-      <w:r>
-        <w:t xml:space="preserve"> tiene como objetivo crear nuevos objetos a partir de la copia de una instancia existente, evitando la creación directa mediante constructores.</w:t>
+        <w:t>El patrón Prototype tiene como objetivo crear nuevos objetos a partir de la copia de una instancia existente, evitando la creación directa mediante constructores.</w:t>
       </w:r>
     </w:p>
     <w:p>
@@ -8054,7 +7877,7 @@
         <w:ind w:left="0" w:firstLine="709"/>
         <w:jc w:val="both"/>
       </w:pPr>
-      <w:bookmarkStart w:id="25" w:name="_Toc228001252"/>
+      <w:bookmarkStart w:id="25" w:name="_Toc228003398"/>
       <w:r>
         <w:t>IMPLEMENTACION EN EL CODIGO</w:t>
       </w:r>
@@ -8085,15 +7908,7 @@
         <w:jc w:val="both"/>
       </w:pPr>
       <w:r>
-        <w:t xml:space="preserve">El uso del patrón </w:t>
-      </w:r>
-      <w:proofErr w:type="spellStart"/>
-      <w:r>
-        <w:t>Prototype</w:t>
-      </w:r>
-      <w:proofErr w:type="spellEnd"/>
-      <w:r>
-        <w:t xml:space="preserve"> permite realizar esta operación de manera eficiente, reutilizando los datos de la consulta original sin necesidad de reconstruir el objeto desde cero.</w:t>
+        <w:t>El uso del patrón Prototype permite realizar esta operación de manera eficiente, reutilizando los datos de la consulta original sin necesidad de reconstruir el objeto desde cero.</w:t>
       </w:r>
     </w:p>
     <w:p>
@@ -8323,15 +8138,7 @@
         <w:jc w:val="both"/>
       </w:pPr>
       <w:r>
-        <w:t xml:space="preserve">El patrón </w:t>
-      </w:r>
-      <w:proofErr w:type="spellStart"/>
-      <w:r>
-        <w:t>Prototype</w:t>
-      </w:r>
-      <w:proofErr w:type="spellEnd"/>
-      <w:r>
-        <w:t xml:space="preserve"> se implementa en la clase Consulta, la cual permite generar copias de sí misma mediante el método </w:t>
+        <w:t xml:space="preserve">El patrón Prototype se implementa en la clase Consulta, la cual permite generar copias de sí misma mediante el método </w:t>
       </w:r>
       <w:proofErr w:type="gramStart"/>
       <w:r>
@@ -8406,7 +8213,7 @@
         <w:ind w:left="0" w:firstLine="709"/>
         <w:jc w:val="both"/>
       </w:pPr>
-      <w:bookmarkStart w:id="26" w:name="_Toc228001253"/>
+      <w:bookmarkStart w:id="26" w:name="_Toc228003399"/>
       <w:r>
         <w:lastRenderedPageBreak/>
         <w:t>DIAGRAMA UML</w:t>
@@ -8467,15 +8274,7 @@
         <w:jc w:val="both"/>
       </w:pPr>
       <w:r>
-        <w:t xml:space="preserve">El diagrama UML representa la implementación del patrón </w:t>
-      </w:r>
-      <w:proofErr w:type="spellStart"/>
-      <w:r>
-        <w:t>Prototype</w:t>
-      </w:r>
-      <w:proofErr w:type="spellEnd"/>
-      <w:r>
-        <w:t xml:space="preserve"> dentro del proyecto de telemedicina. La clase Consulta es el elemento principal del patrón, ya que contiene el método </w:t>
+        <w:t xml:space="preserve">El diagrama UML representa la implementación del patrón Prototype dentro del proyecto de telemedicina. La clase Consulta es el elemento principal del patrón, ya que contiene el método </w:t>
       </w:r>
       <w:proofErr w:type="gramStart"/>
       <w:r>
@@ -8493,31 +8292,7 @@
         <w:jc w:val="both"/>
       </w:pPr>
       <w:r>
-        <w:t xml:space="preserve">Por otro lado, la clase </w:t>
-      </w:r>
-      <w:proofErr w:type="spellStart"/>
-      <w:r>
-        <w:t>ConsultaService</w:t>
-      </w:r>
-      <w:proofErr w:type="spellEnd"/>
-      <w:r>
-        <w:t xml:space="preserve"> es la encargada de utilizar este mecanismo de clonación. A través del método </w:t>
-      </w:r>
-      <w:proofErr w:type="spellStart"/>
-      <w:r>
-        <w:t>clonarConsulta</w:t>
-      </w:r>
-      <w:proofErr w:type="spellEnd"/>
-      <w:r>
-        <w:t xml:space="preserve">, el servicio obtiene una instancia existente desde el </w:t>
-      </w:r>
-      <w:proofErr w:type="spellStart"/>
-      <w:r>
-        <w:t>ConsultaRepository</w:t>
-      </w:r>
-      <w:proofErr w:type="spellEnd"/>
-      <w:r>
-        <w:t xml:space="preserve">, invoca el método </w:t>
+        <w:t xml:space="preserve">Por otro lado, la clase ConsultaService es la encargada de utilizar este mecanismo de clonación. A través del método clonarConsulta, el servicio obtiene una instancia existente desde el ConsultaRepository, invoca el método </w:t>
       </w:r>
       <w:proofErr w:type="gramStart"/>
       <w:r>
@@ -8525,15 +8300,7 @@
       </w:r>
       <w:proofErr w:type="gramEnd"/>
       <w:r>
-        <w:t xml:space="preserve">) sobre dicha instancia y posteriormente guarda la nueva copia en la base de datos. De esta manera, el diagrama evidencia cómo el sistema reutiliza objetos existentes para generar nuevos, manteniendo una correcta separación de responsabilidades y aplicando adecuadamente el patrón </w:t>
-      </w:r>
-      <w:proofErr w:type="spellStart"/>
-      <w:r>
-        <w:t>Prototype</w:t>
-      </w:r>
-      <w:proofErr w:type="spellEnd"/>
-      <w:r>
-        <w:t>.</w:t>
+        <w:t>) sobre dicha instancia y posteriormente guarda la nueva copia en la base de datos. De esta manera, el diagrama evidencia cómo el sistema reutiliza objetos existentes para generar nuevos, manteniendo una correcta separación de responsabilidades y aplicando adecuadamente el patrón Prototype.</w:t>
       </w:r>
     </w:p>
     <w:p/>
@@ -8564,7 +8331,7 @@
           <w:bCs/>
         </w:rPr>
       </w:pPr>
-      <w:bookmarkStart w:id="27" w:name="_Toc228001254"/>
+      <w:bookmarkStart w:id="27" w:name="_Toc228003400"/>
       <w:r>
         <w:rPr>
           <w:b/>
@@ -8589,15 +8356,7 @@
         <w:jc w:val="both"/>
       </w:pPr>
       <w:r>
-        <w:t xml:space="preserve">El patrón </w:t>
-      </w:r>
-      <w:proofErr w:type="spellStart"/>
-      <w:r>
-        <w:t>Adapter</w:t>
-      </w:r>
-      <w:proofErr w:type="spellEnd"/>
-      <w:r>
-        <w:t xml:space="preserve"> tiene como objetivo permitir que clases con interfaces incompatibles puedan trabajar juntas, actuando como un intermediario que traduce una interfaz en otra esperada por el sistema.</w:t>
+        <w:t>El patrón Adapter tiene como objetivo permitir que clases con interfaces incompatibles puedan trabajar juntas, actuando como un intermediario que traduce una interfaz en otra esperada por el sistema.</w:t>
       </w:r>
     </w:p>
     <w:p>
@@ -8610,7 +8369,7 @@
         <w:spacing w:line="360" w:lineRule="auto"/>
         <w:jc w:val="both"/>
       </w:pPr>
-      <w:bookmarkStart w:id="28" w:name="_Toc228001255"/>
+      <w:bookmarkStart w:id="28" w:name="_Toc228003401"/>
       <w:r>
         <w:t>IMPLEMENTACION EN EL CODIGO</w:t>
       </w:r>
@@ -8625,11 +8384,9 @@
       <w:r>
         <w:t xml:space="preserve">En el sistema de telemedicina, se presenta la necesidad de integrar datos provenientes de fuentes externas que manejan estructuras diferentes a las utilizadas internamente. En este caso, un usuario externo contiene atributos como </w:t>
       </w:r>
-      <w:proofErr w:type="spellStart"/>
       <w:r>
         <w:t>nombreCompleto</w:t>
       </w:r>
-      <w:proofErr w:type="spellEnd"/>
       <w:r>
         <w:t xml:space="preserve"> y </w:t>
       </w:r>
@@ -8659,15 +8416,7 @@
         <w:jc w:val="both"/>
       </w:pPr>
       <w:r>
-        <w:t xml:space="preserve">El uso del patrón </w:t>
-      </w:r>
-      <w:proofErr w:type="spellStart"/>
-      <w:r>
-        <w:t>Adapter</w:t>
-      </w:r>
-      <w:proofErr w:type="spellEnd"/>
-      <w:r>
-        <w:t xml:space="preserve"> permite transformar estos datos externos en objetos compatibles con el sistema, evitando modificar las clases existentes y manteniendo la integridad de la arquitectura.</w:t>
+        <w:t>El uso del patrón Adapter permite transformar estos datos externos en objetos compatibles con el sistema, evitando modificar las clases existentes y manteniendo la integridad de la arquitectura.</w:t>
       </w:r>
     </w:p>
     <w:p>
@@ -9097,29 +8846,17 @@
         <w:jc w:val="both"/>
       </w:pPr>
       <w:r>
-        <w:t xml:space="preserve">El patrón </w:t>
-      </w:r>
-      <w:proofErr w:type="spellStart"/>
-      <w:r>
-        <w:t>Adapter</w:t>
-      </w:r>
-      <w:proofErr w:type="spellEnd"/>
-      <w:r>
-        <w:t xml:space="preserve"> en el proyecto se implementa mediante la interacción de varias clases que permiten adaptar un objeto externo a la estructura interna del sistema. En primer lugar, se encuentra la clase </w:t>
-      </w:r>
-      <w:proofErr w:type="spellStart"/>
+        <w:t xml:space="preserve">El patrón Adapter en el proyecto se implementa mediante la interacción de varias clases que permiten adaptar un objeto externo a la estructura interna del sistema. En primer lugar, se encuentra la clase </w:t>
+      </w:r>
       <w:r>
         <w:t>UsuarioExterno</w:t>
       </w:r>
-      <w:proofErr w:type="spellEnd"/>
       <w:r>
         <w:t xml:space="preserve">, la cual representa la fuente de datos externa y contiene atributos como </w:t>
       </w:r>
-      <w:proofErr w:type="spellStart"/>
       <w:r>
         <w:t>nombreCompleto</w:t>
       </w:r>
-      <w:proofErr w:type="spellEnd"/>
       <w:r>
         <w:t xml:space="preserve"> y </w:t>
       </w:r>
@@ -9157,11 +8894,9 @@
       <w:r>
         <w:t xml:space="preserve">Para resolver esta incompatibilidad, se define la interfaz </w:t>
       </w:r>
-      <w:proofErr w:type="spellStart"/>
       <w:r>
         <w:t>UsuarioAdapter</w:t>
       </w:r>
-      <w:proofErr w:type="spellEnd"/>
       <w:r>
         <w:t xml:space="preserve">, la cual establece un contrato común mediante el método </w:t>
       </w:r>
@@ -9176,19 +8911,15 @@
       <w:r>
         <w:t xml:space="preserve">. Esta interfaz garantiza que cualquier clase adaptadora implemente un mecanismo para transformar un objeto externo en un objeto interno del sistema. A partir de esta interfaz, se implementa la clase </w:t>
       </w:r>
-      <w:proofErr w:type="spellStart"/>
       <w:r>
         <w:t>UsuarioExternoAdapter</w:t>
       </w:r>
-      <w:proofErr w:type="spellEnd"/>
       <w:r>
         <w:t xml:space="preserve">, que actúa como el adaptador concreto. Esta clase recibe una instancia de </w:t>
       </w:r>
-      <w:proofErr w:type="spellStart"/>
       <w:r>
         <w:t>UsuarioExterno</w:t>
       </w:r>
-      <w:proofErr w:type="spellEnd"/>
       <w:r>
         <w:t xml:space="preserve"> y, dentro del método </w:t>
       </w:r>
@@ -9209,11 +8940,9 @@
       <w:r>
         <w:t xml:space="preserve">, asignando el </w:t>
       </w:r>
-      <w:proofErr w:type="spellStart"/>
       <w:r>
         <w:t>nombreCompleto</w:t>
       </w:r>
-      <w:proofErr w:type="spellEnd"/>
       <w:r>
         <w:t xml:space="preserve"> al atributo </w:t>
       </w:r>
@@ -9245,35 +8974,27 @@
       <w:r>
         <w:t xml:space="preserve">Finalmente, la clase </w:t>
       </w:r>
-      <w:proofErr w:type="spellStart"/>
       <w:r>
         <w:t>UsuarioService</w:t>
       </w:r>
-      <w:proofErr w:type="spellEnd"/>
       <w:r>
         <w:t xml:space="preserve"> utiliza este adaptador dentro del método </w:t>
       </w:r>
-      <w:proofErr w:type="spellStart"/>
       <w:r>
         <w:t>crearUsuarioDesdeExterno</w:t>
       </w:r>
-      <w:proofErr w:type="spellEnd"/>
       <w:r>
         <w:t xml:space="preserve">. En este proceso, se crea un objeto </w:t>
       </w:r>
-      <w:proofErr w:type="spellStart"/>
       <w:r>
         <w:t>UsuarioExterno</w:t>
       </w:r>
-      <w:proofErr w:type="spellEnd"/>
       <w:r>
         <w:t xml:space="preserve">, se envuelve dentro del </w:t>
       </w:r>
-      <w:proofErr w:type="spellStart"/>
       <w:r>
         <w:t>UsuarioExternoAdapter</w:t>
       </w:r>
-      <w:proofErr w:type="spellEnd"/>
       <w:r>
         <w:t xml:space="preserve"> y se invoca el método </w:t>
       </w:r>
@@ -9288,25 +9009,15 @@
       <w:r>
         <w:t xml:space="preserve"> para obtener un objeto compatible con el sistema. Posteriormente, este objeto es persistido mediante el </w:t>
       </w:r>
-      <w:proofErr w:type="spellStart"/>
       <w:r>
         <w:t>PacienteRepository</w:t>
       </w:r>
-      <w:proofErr w:type="spellEnd"/>
       <w:r>
         <w:t xml:space="preserve">. De esta manera, se logra integrar datos </w:t>
       </w:r>
       <w:r>
         <w:lastRenderedPageBreak/>
-        <w:t xml:space="preserve">externos sin modificar las clases existentes, manteniendo la coherencia de la arquitectura y aplicando correctamente el patrón </w:t>
-      </w:r>
-      <w:proofErr w:type="spellStart"/>
-      <w:r>
-        <w:t>Adapter</w:t>
-      </w:r>
-      <w:proofErr w:type="spellEnd"/>
-      <w:r>
-        <w:t>.</w:t>
+        <w:t>externos sin modificar las clases existentes, manteniendo la coherencia de la arquitectura y aplicando correctamente el patrón Adapter.</w:t>
       </w:r>
     </w:p>
     <w:p>
@@ -9329,7 +9040,7 @@
         <w:ind w:left="0" w:firstLine="709"/>
         <w:jc w:val="both"/>
       </w:pPr>
-      <w:bookmarkStart w:id="29" w:name="_Toc228001256"/>
+      <w:bookmarkStart w:id="29" w:name="_Toc228003402"/>
       <w:r>
         <w:t>DIAGRAMA UML</w:t>
       </w:r>
@@ -9389,21 +9100,11 @@
         <w:jc w:val="both"/>
       </w:pPr>
       <w:r>
-        <w:t xml:space="preserve">El diagrama UML representa la estructura del patrón </w:t>
-      </w:r>
-      <w:proofErr w:type="spellStart"/>
-      <w:r>
-        <w:t>Adapter</w:t>
-      </w:r>
-      <w:proofErr w:type="spellEnd"/>
-      <w:r>
-        <w:t xml:space="preserve"> dentro del proyecto, mostrando cómo se integran los diferentes componentes para permitir la compatibilidad entre sistemas. En primer lugar, se observa la clase </w:t>
-      </w:r>
-      <w:proofErr w:type="spellStart"/>
+        <w:t xml:space="preserve">El diagrama UML representa la estructura del patrón Adapter dentro del proyecto, mostrando cómo se integran los diferentes componentes para permitir la compatibilidad entre sistemas. En primer lugar, se observa la clase </w:t>
+      </w:r>
       <w:r>
         <w:t>UsuarioExterno</w:t>
       </w:r>
-      <w:proofErr w:type="spellEnd"/>
       <w:r>
         <w:t>, que representa la fuente de datos externa con una estructura diferente a la utilizada internamente. Esta clase no tiene relación directa con el modelo del sistema, lo que justifica la necesidad del patrón.</w:t>
       </w:r>
@@ -9417,11 +9118,9 @@
       <w:r>
         <w:t xml:space="preserve">A continuación, se identifica la interfaz </w:t>
       </w:r>
-      <w:proofErr w:type="spellStart"/>
       <w:r>
         <w:t>UsuarioAdapter</w:t>
       </w:r>
-      <w:proofErr w:type="spellEnd"/>
       <w:r>
         <w:t xml:space="preserve">, la cual define el método </w:t>
       </w:r>
@@ -9436,19 +9135,15 @@
       <w:r>
         <w:t xml:space="preserve">. Esta interfaz establece el contrato que deben cumplir los adaptadores, asegurando que cualquier implementación proporcione un mecanismo de transformación hacia el modelo interno. La clase </w:t>
       </w:r>
-      <w:proofErr w:type="spellStart"/>
       <w:r>
         <w:t>UsuarioExternoAdapter</w:t>
       </w:r>
-      <w:proofErr w:type="spellEnd"/>
       <w:r>
         <w:t xml:space="preserve"> implementa esta interfaz y se encarga de recibir un objeto de tipo </w:t>
       </w:r>
-      <w:proofErr w:type="spellStart"/>
       <w:r>
         <w:t>UsuarioExterno</w:t>
       </w:r>
-      <w:proofErr w:type="spellEnd"/>
       <w:r>
         <w:t xml:space="preserve">, transformando sus datos en un objeto del tipo </w:t>
       </w:r>
@@ -9473,15 +9168,7 @@
       </w:pPr>
       <w:r>
         <w:lastRenderedPageBreak/>
-        <w:t xml:space="preserve">Finalmente, el diagrama muestra cómo el adaptador actúa como intermediario entre el sistema externo y el sistema interno, permitiendo que las clases existentes trabajen con datos externos sin necesidad de ser modificadas. Esto evidencia una correcta aplicación del patrón </w:t>
-      </w:r>
-      <w:proofErr w:type="spellStart"/>
-      <w:r>
-        <w:t>Adapter</w:t>
-      </w:r>
-      <w:proofErr w:type="spellEnd"/>
-      <w:r>
-        <w:t>, ya que se logra desacoplar ambas estructuras y mantener la flexibilidad del sistema.</w:t>
+        <w:t>Finalmente, el diagrama muestra cómo el adaptador actúa como intermediario entre el sistema externo y el sistema interno, permitiendo que las clases existentes trabajen con datos externos sin necesidad de ser modificadas. Esto evidencia una correcta aplicación del patrón Adapter, ya que se logra desacoplar ambas estructuras y mantener la flexibilidad del sistema.</w:t>
       </w:r>
     </w:p>
     <w:p/>
@@ -9526,7 +9213,7 @@
           <w:bCs/>
         </w:rPr>
       </w:pPr>
-      <w:bookmarkStart w:id="30" w:name="_Toc228001257"/>
+      <w:bookmarkStart w:id="30" w:name="_Toc228003403"/>
       <w:r>
         <w:rPr>
           <w:b/>
@@ -9574,7 +9261,7 @@
         <w:spacing w:line="360" w:lineRule="auto"/>
         <w:jc w:val="both"/>
       </w:pPr>
-      <w:bookmarkStart w:id="31" w:name="_Toc228001258"/>
+      <w:bookmarkStart w:id="31" w:name="_Toc228003404"/>
       <w:r>
         <w:t>IMPLEMENTACION EN EL CODIGO</w:t>
       </w:r>
@@ -10022,85 +9709,37 @@
         <w:jc w:val="both"/>
       </w:pPr>
       <w:r>
-        <w:t xml:space="preserve">La implementación del patrón Bridge en el proyecto permite separar la lógica principal de la consulta médica de su forma de ejecución, logrando que ambas puedan evolucionar de manera independiente. En este caso, la clase Consulta actúa como la abstracción, mientras que la interfaz </w:t>
-      </w:r>
-      <w:proofErr w:type="spellStart"/>
-      <w:r>
-        <w:t>TipoConsultaImplementor</w:t>
-      </w:r>
-      <w:proofErr w:type="spellEnd"/>
-      <w:r>
-        <w:t xml:space="preserve"> define el contrato que deben cumplir las diferentes formas de ejecución.</w:t>
-      </w:r>
-    </w:p>
-    <w:p>
-      <w:pPr>
-        <w:spacing w:line="360" w:lineRule="auto"/>
-        <w:ind w:firstLine="709"/>
-        <w:jc w:val="both"/>
-      </w:pPr>
-      <w:r>
-        <w:t xml:space="preserve">Las clases </w:t>
-      </w:r>
-      <w:proofErr w:type="spellStart"/>
-      <w:r>
-        <w:t>ConsultaVirtual</w:t>
-      </w:r>
-      <w:proofErr w:type="spellEnd"/>
-      <w:r>
-        <w:t xml:space="preserve"> y </w:t>
-      </w:r>
-      <w:proofErr w:type="spellStart"/>
-      <w:r>
-        <w:t>ConsultaPresencial</w:t>
-      </w:r>
-      <w:proofErr w:type="spellEnd"/>
-      <w:r>
-        <w:t xml:space="preserve"> implementan dicha interfaz, representando las implementaciones concretas del patrón. Cada una define un comportamiento específico para ejecutar la consulta, permitiendo que el sistema soporte diferentes tipos sin modificar la estructura principal.</w:t>
-      </w:r>
-    </w:p>
-    <w:p>
-      <w:pPr>
-        <w:spacing w:line="360" w:lineRule="auto"/>
-        <w:ind w:firstLine="709"/>
-        <w:jc w:val="both"/>
-      </w:pPr>
-      <w:r>
-        <w:t xml:space="preserve">Para mejorar la aplicación del patrón, se creó la clase </w:t>
-      </w:r>
-      <w:proofErr w:type="spellStart"/>
-      <w:r>
-        <w:t>TipoConsultaProvider</w:t>
-      </w:r>
-      <w:proofErr w:type="spellEnd"/>
-      <w:r>
-        <w:t>, la cual se encarga de proporcionar la implementación adecuada según el tipo de consulta. De esta manera, se elimina la lógica condicional directa del servicio y se delega la responsabilidad de selección a un componente especializado.</w:t>
-      </w:r>
-    </w:p>
-    <w:p>
-      <w:pPr>
-        <w:spacing w:line="360" w:lineRule="auto"/>
-        <w:ind w:firstLine="709"/>
-        <w:jc w:val="both"/>
-      </w:pPr>
-      <w:r>
-        <w:t xml:space="preserve">Finalmente, en </w:t>
-      </w:r>
-      <w:proofErr w:type="spellStart"/>
-      <w:r>
-        <w:t>ConsultaService</w:t>
-      </w:r>
-      <w:proofErr w:type="spellEnd"/>
-      <w:r>
-        <w:t xml:space="preserve">, el servicio obtiene la implementación a través del </w:t>
-      </w:r>
-      <w:proofErr w:type="spellStart"/>
-      <w:r>
-        <w:t>provider</w:t>
-      </w:r>
-      <w:proofErr w:type="spellEnd"/>
-      <w:r>
-        <w:t xml:space="preserve"> y la asigna a la consulta, la cual ejecuta el comportamiento mediante delegación. Esto permite cumplir correctamente con el objetivo del patrón Bridge, utilizando polimorfismo en lugar de condicionales y garantizando una arquitectura más flexible, desacoplada y fácil de mantener</w:t>
+        <w:t>La implementación del patrón Bridge en el proyecto permite separar la lógica principal de la consulta médica de su forma de ejecución, logrando que ambas puedan evolucionar de manera independiente. En este caso, la clase Consulta actúa como la abstracción, mientras que la interfaz TipoConsultaImplementor define el contrato que deben cumplir las diferentes formas de ejecución.</w:t>
+      </w:r>
+    </w:p>
+    <w:p>
+      <w:pPr>
+        <w:spacing w:line="360" w:lineRule="auto"/>
+        <w:ind w:firstLine="709"/>
+        <w:jc w:val="both"/>
+      </w:pPr>
+      <w:r>
+        <w:t>Las clases ConsultaVirtual y ConsultaPresencial implementan dicha interfaz, representando las implementaciones concretas del patrón. Cada una define un comportamiento específico para ejecutar la consulta, permitiendo que el sistema soporte diferentes tipos sin modificar la estructura principal.</w:t>
+      </w:r>
+    </w:p>
+    <w:p>
+      <w:pPr>
+        <w:spacing w:line="360" w:lineRule="auto"/>
+        <w:ind w:firstLine="709"/>
+        <w:jc w:val="both"/>
+      </w:pPr>
+      <w:r>
+        <w:t>Para mejorar la aplicación del patrón, se creó la clase TipoConsultaProvider, la cual se encarga de proporcionar la implementación adecuada según el tipo de consulta. De esta manera, se elimina la lógica condicional directa del servicio y se delega la responsabilidad de selección a un componente especializado.</w:t>
+      </w:r>
+    </w:p>
+    <w:p>
+      <w:pPr>
+        <w:spacing w:line="360" w:lineRule="auto"/>
+        <w:ind w:firstLine="709"/>
+        <w:jc w:val="both"/>
+      </w:pPr>
+      <w:r>
+        <w:t>Finalmente, en ConsultaService, el servicio obtiene la implementación a través del provider y la asigna a la consulta, la cual ejecuta el comportamiento mediante delegación. Esto permite cumplir correctamente con el objetivo del patrón Bridge, utilizando polimorfismo en lugar de condicionales y garantizando una arquitectura más flexible, desacoplada y fácil de mantener</w:t>
       </w:r>
       <w:r>
         <w:t>.</w:t>
@@ -10124,7 +9763,7 @@
         <w:ind w:left="0" w:firstLine="709"/>
         <w:jc w:val="both"/>
       </w:pPr>
-      <w:bookmarkStart w:id="32" w:name="_Toc228001259"/>
+      <w:bookmarkStart w:id="32" w:name="_Toc228003405"/>
       <w:r>
         <w:lastRenderedPageBreak/>
         <w:t>PRUEBAS</w:t>
@@ -10192,31 +9831,7 @@
         <w:jc w:val="both"/>
       </w:pPr>
       <w:r>
-        <w:t xml:space="preserve">Al recibir la solicitud, el sistema procesa los datos y delega la lógica de creación al </w:t>
-      </w:r>
-      <w:proofErr w:type="spellStart"/>
-      <w:r>
-        <w:t>ConsultaService</w:t>
-      </w:r>
-      <w:proofErr w:type="spellEnd"/>
-      <w:r>
-        <w:t>. En este punto, se evalúa el atributo tipo, el cual permite seleccionar dinámicamente la implementación correspondiente (</w:t>
-      </w:r>
-      <w:proofErr w:type="spellStart"/>
-      <w:r>
-        <w:t>ConsultaVirtual</w:t>
-      </w:r>
-      <w:proofErr w:type="spellEnd"/>
-      <w:r>
-        <w:t xml:space="preserve"> o </w:t>
-      </w:r>
-      <w:proofErr w:type="spellStart"/>
-      <w:r>
-        <w:t>ConsultaPresencial</w:t>
-      </w:r>
-      <w:proofErr w:type="spellEnd"/>
-      <w:r>
-        <w:t>).</w:t>
+        <w:t>Al recibir la solicitud, el sistema procesa los datos y delega la lógica de creación al ConsultaService. En este punto, se evalúa el atributo tipo, el cual permite seleccionar dinámicamente la implementación correspondiente (ConsultaVirtual o ConsultaPresencial).</w:t>
       </w:r>
     </w:p>
     <w:p>
@@ -10228,14 +9843,9 @@
       <w:r>
         <w:t xml:space="preserve">Posteriormente, esta implementación es asociada a la entidad Consulta y se ejecuta su comportamiento mediante el método </w:t>
       </w:r>
-      <w:proofErr w:type="spellStart"/>
       <w:proofErr w:type="gramStart"/>
       <w:r>
-        <w:t>ejecutarConsulta</w:t>
-      </w:r>
-      <w:proofErr w:type="spellEnd"/>
-      <w:r>
-        <w:t>(</w:t>
+        <w:t>ejecutarConsulta(</w:t>
       </w:r>
       <w:proofErr w:type="gramEnd"/>
       <w:r>
@@ -10270,7 +9880,7 @@
         <w:ind w:left="0" w:firstLine="709"/>
         <w:jc w:val="both"/>
       </w:pPr>
-      <w:bookmarkStart w:id="33" w:name="_Toc228001260"/>
+      <w:bookmarkStart w:id="33" w:name="_Toc228003406"/>
       <w:r>
         <w:t>DIAGRAMA UML</w:t>
       </w:r>
@@ -10332,41 +9942,17 @@
         <w:jc w:val="both"/>
       </w:pPr>
       <w:r>
-        <w:t xml:space="preserve">El diagrama UML muestra cómo la clase Consulta se desacopla del comportamiento específico mediante el uso de la interfaz </w:t>
-      </w:r>
-      <w:proofErr w:type="spellStart"/>
-      <w:r>
-        <w:t>TipoConsultaImplementor</w:t>
-      </w:r>
-      <w:proofErr w:type="spellEnd"/>
-      <w:r>
-        <w:t>. Esta interfaz define el contrato que deben cumplir las diferentes implementaciones, permitiendo que el comportamiento de la consulta pueda variar sin afectar su estructura principal.</w:t>
-      </w:r>
-    </w:p>
-    <w:p>
-      <w:pPr>
-        <w:spacing w:line="360" w:lineRule="auto"/>
-        <w:ind w:firstLine="709"/>
-        <w:jc w:val="both"/>
-      </w:pPr>
-      <w:r>
-        <w:t xml:space="preserve">Las clases </w:t>
-      </w:r>
-      <w:proofErr w:type="spellStart"/>
-      <w:r>
-        <w:t>ConsultaVirtual</w:t>
-      </w:r>
-      <w:proofErr w:type="spellEnd"/>
-      <w:r>
-        <w:t xml:space="preserve"> y </w:t>
-      </w:r>
-      <w:proofErr w:type="spellStart"/>
-      <w:r>
-        <w:t>ConsultaPresencial</w:t>
-      </w:r>
-      <w:proofErr w:type="spellEnd"/>
-      <w:r>
-        <w:t xml:space="preserve"> implementan esta interfaz, representando las distintas formas en que puede ejecutarse una consulta médica. De esta manera, el sistema puede seleccionar dinámicamente el comportamiento en tiempo de ejecución, logrando una arquitectura flexible, extensible y alineada con los principios de diseño orientado a objetos.</w:t>
+        <w:t>El diagrama UML muestra cómo la clase Consulta se desacopla del comportamiento específico mediante el uso de la interfaz TipoConsultaImplementor. Esta interfaz define el contrato que deben cumplir las diferentes implementaciones, permitiendo que el comportamiento de la consulta pueda variar sin afectar su estructura principal.</w:t>
+      </w:r>
+    </w:p>
+    <w:p>
+      <w:pPr>
+        <w:spacing w:line="360" w:lineRule="auto"/>
+        <w:ind w:firstLine="709"/>
+        <w:jc w:val="both"/>
+      </w:pPr>
+      <w:r>
+        <w:t>Las clases ConsultaVirtual y ConsultaPresencial implementan esta interfaz, representando las distintas formas en que puede ejecutarse una consulta médica. De esta manera, el sistema puede seleccionar dinámicamente el comportamiento en tiempo de ejecución, logrando una arquitectura flexible, extensible y alineada con los principios de diseño orientado a objetos.</w:t>
       </w:r>
     </w:p>
     <w:p/>
@@ -10394,7 +9980,7 @@
           <w:bCs/>
         </w:rPr>
       </w:pPr>
-      <w:bookmarkStart w:id="34" w:name="_Toc228001261"/>
+      <w:bookmarkStart w:id="34" w:name="_Toc228003407"/>
       <w:r>
         <w:rPr>
           <w:b/>
@@ -10419,15 +10005,7 @@
         <w:jc w:val="both"/>
       </w:pPr>
       <w:r>
-        <w:t xml:space="preserve">El patrón </w:t>
-      </w:r>
-      <w:proofErr w:type="spellStart"/>
-      <w:r>
-        <w:t>Decorator</w:t>
-      </w:r>
-      <w:proofErr w:type="spellEnd"/>
-      <w:r>
-        <w:t xml:space="preserve"> tiene como objetivo agregar funcionalidades adicionales a un objeto de manera dinámica, sin modificar su estructura original.</w:t>
+        <w:t>El patrón Decorator tiene como objetivo agregar funcionalidades adicionales a un objeto de manera dinámica, sin modificar su estructura original.</w:t>
       </w:r>
     </w:p>
     <w:p>
@@ -10440,7 +10018,7 @@
         <w:spacing w:line="360" w:lineRule="auto"/>
         <w:jc w:val="both"/>
       </w:pPr>
-      <w:bookmarkStart w:id="35" w:name="_Toc228001262"/>
+      <w:bookmarkStart w:id="35" w:name="_Toc228003408"/>
       <w:r>
         <w:t>IMPLEMENTACION EN EL CODIGO</w:t>
       </w:r>
@@ -10463,15 +10041,7 @@
         <w:jc w:val="both"/>
       </w:pPr>
       <w:r>
-        <w:t xml:space="preserve">El uso del patrón </w:t>
-      </w:r>
-      <w:proofErr w:type="spellStart"/>
-      <w:r>
-        <w:t>Decorator</w:t>
-      </w:r>
-      <w:proofErr w:type="spellEnd"/>
-      <w:r>
-        <w:t xml:space="preserve"> permite extender el comportamiento de la consulta de forma flexible, agregando nuevas responsabilidades sin modificar las clases existentes</w:t>
+        <w:t>El uso del patrón Decorator permite extender el comportamiento de la consulta de forma flexible, agregando nuevas responsabilidades sin modificar las clases existentes</w:t>
       </w:r>
       <w:r>
         <w:t>.</w:t>
@@ -10934,31 +10504,7 @@
         <w:jc w:val="both"/>
       </w:pPr>
       <w:r>
-        <w:t xml:space="preserve">La implementación del patrón </w:t>
-      </w:r>
-      <w:proofErr w:type="spellStart"/>
-      <w:r>
-        <w:t>Decorator</w:t>
-      </w:r>
-      <w:proofErr w:type="spellEnd"/>
-      <w:r>
-        <w:t xml:space="preserve"> en el proyecto requirió la creación de un conjunto de clases dentro de un nuevo paquete denominado </w:t>
-      </w:r>
-      <w:proofErr w:type="spellStart"/>
-      <w:r>
-        <w:t>decorator</w:t>
-      </w:r>
-      <w:proofErr w:type="spellEnd"/>
-      <w:r>
-        <w:t xml:space="preserve">, así como una pequeña modificación en la clase </w:t>
-      </w:r>
-      <w:proofErr w:type="spellStart"/>
-      <w:r>
-        <w:t>ConsultaService</w:t>
-      </w:r>
-      <w:proofErr w:type="spellEnd"/>
-      <w:r>
-        <w:t>, con el objetivo de agregar funcionalidades adicionales a la consulta médica sin alterar su estructura principal.</w:t>
+        <w:t>La implementación del patrón Decorator en el proyecto requirió la creación de un conjunto de clases dentro de un nuevo paquete denominado decorator, así como una pequeña modificación en la clase ConsultaService, con el objetivo de agregar funcionalidades adicionales a la consulta médica sin alterar su estructura principal.</w:t>
       </w:r>
     </w:p>
     <w:p>
@@ -10969,15 +10515,7 @@
       </w:pPr>
       <w:r>
         <w:lastRenderedPageBreak/>
-        <w:t xml:space="preserve">En primer lugar, se creó la interfaz </w:t>
-      </w:r>
-      <w:proofErr w:type="spellStart"/>
-      <w:r>
-        <w:t>ConsultaComponent</w:t>
-      </w:r>
-      <w:proofErr w:type="spellEnd"/>
-      <w:r>
-        <w:t xml:space="preserve">, la cual define el método </w:t>
+        <w:t xml:space="preserve">En primer lugar, se creó la interfaz ConsultaComponent, la cual define el método </w:t>
       </w:r>
       <w:proofErr w:type="gramStart"/>
       <w:r>
@@ -10995,49 +10533,17 @@
         <w:jc w:val="both"/>
       </w:pPr>
       <w:r>
-        <w:t xml:space="preserve">Posteriormente, se creó la clase </w:t>
-      </w:r>
-      <w:proofErr w:type="spellStart"/>
-      <w:r>
-        <w:t>ConsultaBase</w:t>
-      </w:r>
-      <w:proofErr w:type="spellEnd"/>
-      <w:r>
-        <w:t xml:space="preserve">, que implementa la interfaz </w:t>
-      </w:r>
-      <w:proofErr w:type="spellStart"/>
-      <w:r>
-        <w:t>ConsultaComponent</w:t>
-      </w:r>
-      <w:proofErr w:type="spellEnd"/>
-      <w:r>
-        <w:t>. Esta clase representa la funcionalidad básica de una consulta médica, es decir, el comportamiento original antes de agregar cualquier responsabilidad adicional. En este caso, simplemente ejecuta la lógica base de la consulta, sirviendo como punto de partida para aplicar los decoradores.</w:t>
-      </w:r>
-    </w:p>
-    <w:p>
-      <w:pPr>
-        <w:spacing w:line="360" w:lineRule="auto"/>
-        <w:ind w:firstLine="709"/>
-        <w:jc w:val="both"/>
-      </w:pPr>
-      <w:r>
-        <w:t xml:space="preserve">A continuación, se creó la clase abstracta </w:t>
-      </w:r>
-      <w:proofErr w:type="spellStart"/>
-      <w:r>
-        <w:t>ConsultaDecorator</w:t>
-      </w:r>
-      <w:proofErr w:type="spellEnd"/>
-      <w:r>
-        <w:t xml:space="preserve">, la cual también implementa la interfaz </w:t>
-      </w:r>
-      <w:proofErr w:type="spellStart"/>
-      <w:r>
-        <w:t>ConsultaComponent</w:t>
-      </w:r>
-      <w:proofErr w:type="spellEnd"/>
-      <w:r>
-        <w:t xml:space="preserve"> y contiene una referencia a otro objeto del mismo tipo. Esta clase es fundamental dentro del patrón, ya que permite envolver el componente base y delegar la ejecución del método </w:t>
+        <w:t>Posteriormente, se creó la clase ConsultaBase, que implementa la interfaz ConsultaComponent. Esta clase representa la funcionalidad básica de una consulta médica, es decir, el comportamiento original antes de agregar cualquier responsabilidad adicional. En este caso, simplemente ejecuta la lógica base de la consulta, sirviendo como punto de partida para aplicar los decoradores.</w:t>
+      </w:r>
+    </w:p>
+    <w:p>
+      <w:pPr>
+        <w:spacing w:line="360" w:lineRule="auto"/>
+        <w:ind w:firstLine="709"/>
+        <w:jc w:val="both"/>
+      </w:pPr>
+      <w:r>
+        <w:t xml:space="preserve">A continuación, se creó la clase abstracta ConsultaDecorator, la cual también implementa la interfaz ConsultaComponent y contiene una referencia a otro objeto del mismo tipo. Esta clase es fundamental dentro del patrón, ya que permite envolver el componente base y delegar la ejecución del método </w:t>
       </w:r>
       <w:proofErr w:type="gramStart"/>
       <w:r>
@@ -11055,31 +10561,7 @@
         <w:jc w:val="both"/>
       </w:pPr>
       <w:r>
-        <w:t xml:space="preserve">Luego, se desarrollaron los decoradores concretos </w:t>
-      </w:r>
-      <w:proofErr w:type="spellStart"/>
-      <w:r>
-        <w:t>NotificacionDecorator</w:t>
-      </w:r>
-      <w:proofErr w:type="spellEnd"/>
-      <w:r>
-        <w:t xml:space="preserve"> y </w:t>
-      </w:r>
-      <w:proofErr w:type="spellStart"/>
-      <w:r>
-        <w:t>HistorialDecorator</w:t>
-      </w:r>
-      <w:proofErr w:type="spellEnd"/>
-      <w:r>
-        <w:t xml:space="preserve">. Estas clases extienden </w:t>
-      </w:r>
-      <w:proofErr w:type="spellStart"/>
-      <w:r>
-        <w:t>ConsultaDecorator</w:t>
-      </w:r>
-      <w:proofErr w:type="spellEnd"/>
-      <w:r>
-        <w:t xml:space="preserve"> y sobrescriben el método </w:t>
+        <w:t xml:space="preserve">Luego, se desarrollaron los decoradores concretos NotificacionDecorator y HistorialDecorator. Estas clases extienden ConsultaDecorator y sobrescriben el método </w:t>
       </w:r>
       <w:proofErr w:type="gramStart"/>
       <w:r>
@@ -11087,81 +10569,17 @@
       </w:r>
       <w:proofErr w:type="gramEnd"/>
       <w:r>
-        <w:t xml:space="preserve">), agregando funcionalidades específicas después de invocar el comportamiento base. En el caso de </w:t>
-      </w:r>
-      <w:proofErr w:type="spellStart"/>
-      <w:r>
-        <w:t>NotificacionDecorator</w:t>
-      </w:r>
-      <w:proofErr w:type="spellEnd"/>
-      <w:r>
-        <w:t xml:space="preserve">, se simula el envío de una notificación al paciente, mientras que </w:t>
-      </w:r>
-      <w:proofErr w:type="spellStart"/>
-      <w:r>
-        <w:t>HistorialDecorator</w:t>
-      </w:r>
-      <w:proofErr w:type="spellEnd"/>
-      <w:r>
-        <w:t xml:space="preserve"> registra la consulta en el historial clínico. Estos decoradores pueden combinarse dinámicamente, permitiendo agregar múltiples responsabilidades a una misma consulta.</w:t>
-      </w:r>
-    </w:p>
-    <w:p>
-      <w:pPr>
-        <w:spacing w:line="360" w:lineRule="auto"/>
-        <w:ind w:firstLine="709"/>
-        <w:jc w:val="both"/>
-      </w:pPr>
-      <w:r>
-        <w:t xml:space="preserve">Finalmente, se modificó la clase </w:t>
-      </w:r>
-      <w:proofErr w:type="spellStart"/>
-      <w:r>
-        <w:t>ConsultaService</w:t>
-      </w:r>
-      <w:proofErr w:type="spellEnd"/>
-      <w:r>
-        <w:t xml:space="preserve">, específicamente en el método </w:t>
-      </w:r>
-      <w:proofErr w:type="spellStart"/>
-      <w:r>
-        <w:t>crearConsulta</w:t>
-      </w:r>
-      <w:proofErr w:type="spellEnd"/>
-      <w:r>
-        <w:t xml:space="preserve">, donde se integra el uso del patrón </w:t>
-      </w:r>
-      <w:proofErr w:type="spellStart"/>
-      <w:r>
-        <w:t>Decorator</w:t>
-      </w:r>
-      <w:proofErr w:type="spellEnd"/>
-      <w:r>
-        <w:t xml:space="preserve">. En este punto, se crea un objeto </w:t>
-      </w:r>
-      <w:proofErr w:type="spellStart"/>
-      <w:r>
-        <w:t>ConsultaBase</w:t>
-      </w:r>
-      <w:proofErr w:type="spellEnd"/>
-      <w:r>
-        <w:t xml:space="preserve"> y posteriormente se envuelve con los decoradores </w:t>
-      </w:r>
-      <w:proofErr w:type="spellStart"/>
-      <w:r>
-        <w:t>NotificacionDecorator</w:t>
-      </w:r>
-      <w:proofErr w:type="spellEnd"/>
-      <w:r>
-        <w:t xml:space="preserve"> y </w:t>
-      </w:r>
-      <w:proofErr w:type="spellStart"/>
-      <w:r>
-        <w:t>HistorialDecorator</w:t>
-      </w:r>
-      <w:proofErr w:type="spellEnd"/>
-      <w:r>
-        <w:t>. Esta composición dinámica permite ejecutar múltiples comportamientos adicionales antes de guardar la consulta en la base de datos, sin alterar la lógica principal de creación.</w:t>
+        <w:t>), agregando funcionalidades específicas después de invocar el comportamiento base. En el caso de NotificacionDecorator, se simula el envío de una notificación al paciente, mientras que HistorialDecorator registra la consulta en el historial clínico. Estos decoradores pueden combinarse dinámicamente, permitiendo agregar múltiples responsabilidades a una misma consulta.</w:t>
+      </w:r>
+    </w:p>
+    <w:p>
+      <w:pPr>
+        <w:spacing w:line="360" w:lineRule="auto"/>
+        <w:ind w:firstLine="709"/>
+        <w:jc w:val="both"/>
+      </w:pPr>
+      <w:r>
+        <w:t>Finalmente, se modificó la clase ConsultaService, específicamente en el método crearConsulta, donde se integra el uso del patrón Decorator. En este punto, se crea un objeto ConsultaBase y posteriormente se envuelve con los decoradores NotificacionDecorator y HistorialDecorator. Esta composición dinámica permite ejecutar múltiples comportamientos adicionales antes de guardar la consulta en la base de datos, sin alterar la lógica principal de creación.</w:t>
       </w:r>
     </w:p>
     <w:p>
@@ -11182,7 +10600,7 @@
         <w:ind w:left="0" w:firstLine="709"/>
         <w:jc w:val="both"/>
       </w:pPr>
-      <w:bookmarkStart w:id="36" w:name="_Toc228001263"/>
+      <w:bookmarkStart w:id="36" w:name="_Toc228003409"/>
       <w:r>
         <w:lastRenderedPageBreak/>
         <w:t>PRUEBAS</w:t>
@@ -11297,31 +10715,7 @@
         <w:jc w:val="both"/>
       </w:pPr>
       <w:r>
-        <w:t xml:space="preserve">Para validar la implementación del patrón </w:t>
-      </w:r>
-      <w:proofErr w:type="spellStart"/>
-      <w:r>
-        <w:t>Decorator</w:t>
-      </w:r>
-      <w:proofErr w:type="spellEnd"/>
-      <w:r>
-        <w:t xml:space="preserve">, se realizó una petición POST desde </w:t>
-      </w:r>
-      <w:proofErr w:type="spellStart"/>
-      <w:r>
-        <w:t>Postman</w:t>
-      </w:r>
-      <w:proofErr w:type="spellEnd"/>
-      <w:r>
-        <w:t xml:space="preserve"> enviando los datos de la consulta médica. Esta solicitud activa la lógica del </w:t>
-      </w:r>
-      <w:proofErr w:type="spellStart"/>
-      <w:r>
-        <w:t>ConsultaService</w:t>
-      </w:r>
-      <w:proofErr w:type="spellEnd"/>
-      <w:r>
-        <w:t>, donde se crea la consulta base y se aplican dinámicamente los decoradores definidos.</w:t>
+        <w:t>Para validar la implementación del patrón Decorator, se realizó una petición POST desde Postman enviando los datos de la consulta médica. Esta solicitud activa la lógica del ConsultaService, donde se crea la consulta base y se aplican dinámicamente los decoradores definidos.</w:t>
       </w:r>
     </w:p>
     <w:p>
@@ -11341,23 +10735,7 @@
         <w:jc w:val="both"/>
       </w:pPr>
       <w:r>
-        <w:t xml:space="preserve">Por otra parte, en </w:t>
-      </w:r>
-      <w:proofErr w:type="spellStart"/>
-      <w:r>
-        <w:t>Postman</w:t>
-      </w:r>
-      <w:proofErr w:type="spellEnd"/>
-      <w:r>
-        <w:t xml:space="preserve"> se obtiene una respuesta correcta con la consulta creada, lo que confirma que el patrón </w:t>
-      </w:r>
-      <w:proofErr w:type="spellStart"/>
-      <w:r>
-        <w:t>Decorator</w:t>
-      </w:r>
-      <w:proofErr w:type="spellEnd"/>
-      <w:r>
-        <w:t xml:space="preserve"> no afecta la persistencia de los datos, sino que únicamente agrega funcionalidades adicionales de forma transparente</w:t>
+        <w:t>Por otra parte, en Postman se obtiene una respuesta correcta con la consulta creada, lo que confirma que el patrón Decorator no afecta la persistencia de los datos, sino que únicamente agrega funcionalidades adicionales de forma transparente</w:t>
       </w:r>
       <w:r>
         <w:t>.</w:t>
@@ -11381,7 +10759,7 @@
         <w:ind w:left="0" w:firstLine="709"/>
         <w:jc w:val="both"/>
       </w:pPr>
-      <w:bookmarkStart w:id="37" w:name="_Toc228001264"/>
+      <w:bookmarkStart w:id="37" w:name="_Toc228003410"/>
       <w:r>
         <w:lastRenderedPageBreak/>
         <w:t>DIAGRAMA UML</w:t>
@@ -11443,65 +10821,17 @@
         <w:jc w:val="both"/>
       </w:pPr>
       <w:r>
-        <w:t xml:space="preserve">El diagrama UML muestra la estructura del patrón </w:t>
-      </w:r>
-      <w:proofErr w:type="spellStart"/>
-      <w:r>
-        <w:t>Decorator</w:t>
-      </w:r>
-      <w:proofErr w:type="spellEnd"/>
-      <w:r>
-        <w:t xml:space="preserve">, donde la interfaz </w:t>
-      </w:r>
-      <w:proofErr w:type="spellStart"/>
-      <w:r>
-        <w:t>ConsultaComponent</w:t>
-      </w:r>
-      <w:proofErr w:type="spellEnd"/>
-      <w:r>
-        <w:t xml:space="preserve"> define el comportamiento base que deben implementar todos los componentes. La clase </w:t>
-      </w:r>
-      <w:proofErr w:type="spellStart"/>
-      <w:r>
-        <w:t>ConsultaBase</w:t>
-      </w:r>
-      <w:proofErr w:type="spellEnd"/>
-      <w:r>
-        <w:t xml:space="preserve"> representa la implementación principal de la consulta, es decir, el comportamiento original sin modificaciones.</w:t>
-      </w:r>
-    </w:p>
-    <w:p>
-      <w:pPr>
-        <w:spacing w:line="360" w:lineRule="auto"/>
-        <w:ind w:firstLine="709"/>
-        <w:jc w:val="both"/>
-      </w:pPr>
-      <w:r>
-        <w:t xml:space="preserve">La clase </w:t>
-      </w:r>
-      <w:proofErr w:type="spellStart"/>
-      <w:r>
-        <w:t>ConsultaDecorator</w:t>
-      </w:r>
-      <w:proofErr w:type="spellEnd"/>
-      <w:r>
-        <w:t xml:space="preserve"> actúa como un envoltorio que mantiene una referencia a otro objeto del mismo tipo, permitiendo extender su comportamiento sin modificarlo. A partir de esta clase se derivan los decoradores concretos </w:t>
-      </w:r>
-      <w:proofErr w:type="spellStart"/>
-      <w:r>
-        <w:t>NotificacionDecorator</w:t>
-      </w:r>
-      <w:proofErr w:type="spellEnd"/>
-      <w:r>
-        <w:t xml:space="preserve"> y </w:t>
-      </w:r>
-      <w:proofErr w:type="spellStart"/>
-      <w:r>
-        <w:t>HistorialDecorator</w:t>
-      </w:r>
-      <w:proofErr w:type="spellEnd"/>
-      <w:r>
-        <w:t>, los cuales agregan funcionalidades adicionales a la ejecución de la consulta</w:t>
+        <w:t>El diagrama UML muestra la estructura del patrón Decorator, donde la interfaz ConsultaComponent define el comportamiento base que deben implementar todos los componentes. La clase ConsultaBase representa la implementación principal de la consulta, es decir, el comportamiento original sin modificaciones.</w:t>
+      </w:r>
+    </w:p>
+    <w:p>
+      <w:pPr>
+        <w:spacing w:line="360" w:lineRule="auto"/>
+        <w:ind w:firstLine="709"/>
+        <w:jc w:val="both"/>
+      </w:pPr>
+      <w:r>
+        <w:t>La clase ConsultaDecorator actúa como un envoltorio que mantiene una referencia a otro objeto del mismo tipo, permitiendo extender su comportamiento sin modificarlo. A partir de esta clase se derivan los decoradores concretos NotificacionDecorator y HistorialDecorator, los cuales agregan funcionalidades adicionales a la ejecución de la consulta</w:t>
       </w:r>
       <w:r>
         <w:t>.</w:t>
@@ -11531,7 +10861,7 @@
           <w:bCs/>
         </w:rPr>
       </w:pPr>
-      <w:bookmarkStart w:id="38" w:name="_Toc228001265"/>
+      <w:bookmarkStart w:id="38" w:name="_Toc228003411"/>
       <w:r>
         <w:rPr>
           <w:b/>
@@ -11579,7 +10909,7 @@
         <w:spacing w:line="360" w:lineRule="auto"/>
         <w:jc w:val="both"/>
       </w:pPr>
-      <w:bookmarkStart w:id="39" w:name="_Toc228001266"/>
+      <w:bookmarkStart w:id="39" w:name="_Toc228003412"/>
       <w:r>
         <w:t>IMPLEMENTACION EN EL CODIGO</w:t>
       </w:r>
@@ -12106,117 +11436,37 @@
         <w:jc w:val="both"/>
       </w:pPr>
       <w:r>
-        <w:t xml:space="preserve">El patrón Composite se implementa mediante la interfaz </w:t>
-      </w:r>
-      <w:proofErr w:type="spellStart"/>
-      <w:r>
-        <w:t>PlanAtencion</w:t>
-      </w:r>
-      <w:proofErr w:type="spellEnd"/>
-      <w:r>
-        <w:t>, la cual define el comportamiento común para todos los elementos del sistema. A partir de esta interfaz se construyen dos tipos de componentes: los elementos simples (</w:t>
-      </w:r>
-      <w:proofErr w:type="spellStart"/>
-      <w:r>
-        <w:t>Leaf</w:t>
-      </w:r>
-      <w:proofErr w:type="spellEnd"/>
-      <w:r>
-        <w:t>) y los elementos compuestos (Composite).</w:t>
-      </w:r>
-    </w:p>
-    <w:p>
-      <w:pPr>
-        <w:spacing w:line="360" w:lineRule="auto"/>
-        <w:ind w:firstLine="709"/>
-        <w:jc w:val="both"/>
-      </w:pPr>
-      <w:r>
-        <w:t xml:space="preserve">Las clases </w:t>
-      </w:r>
-      <w:proofErr w:type="spellStart"/>
-      <w:r>
-        <w:t>PrescripcionLeaf</w:t>
-      </w:r>
-      <w:proofErr w:type="spellEnd"/>
-      <w:r>
-        <w:t xml:space="preserve"> y </w:t>
-      </w:r>
-      <w:proofErr w:type="spellStart"/>
-      <w:r>
-        <w:t>OrdenMedicaLeaf</w:t>
-      </w:r>
-      <w:proofErr w:type="spellEnd"/>
-      <w:r>
-        <w:t xml:space="preserve"> actúan como hojas del sistema, ya que representan elementos individuales. Estas clases encapsulan las entidades existentes (</w:t>
-      </w:r>
-      <w:proofErr w:type="spellStart"/>
-      <w:r>
-        <w:t>Prescripcion</w:t>
-      </w:r>
-      <w:proofErr w:type="spellEnd"/>
-      <w:r>
-        <w:t xml:space="preserve"> y </w:t>
-      </w:r>
-      <w:proofErr w:type="spellStart"/>
-      <w:r>
-        <w:t>OrdenMedica</w:t>
-      </w:r>
-      <w:proofErr w:type="spellEnd"/>
-      <w:r>
-        <w:t>) sin modificarlas, respetando la separación de responsabilidades y evitando afectar la persistencia de datos.</w:t>
-      </w:r>
-    </w:p>
-    <w:p>
-      <w:pPr>
-        <w:spacing w:line="360" w:lineRule="auto"/>
-        <w:ind w:firstLine="709"/>
-        <w:jc w:val="both"/>
-      </w:pPr>
-      <w:r>
-        <w:t xml:space="preserve">Por otro lado, la clase </w:t>
-      </w:r>
-      <w:proofErr w:type="spellStart"/>
-      <w:r>
-        <w:t>PlanCompuesto</w:t>
-      </w:r>
-      <w:proofErr w:type="spellEnd"/>
-      <w:r>
-        <w:t xml:space="preserve"> representa el componente compuesto, el cual puede contener múltiples elementos del mismo tipo </w:t>
-      </w:r>
-      <w:proofErr w:type="spellStart"/>
-      <w:r>
-        <w:t>PlanAtencion</w:t>
-      </w:r>
-      <w:proofErr w:type="spellEnd"/>
-      <w:r>
-        <w:t>, incluyendo otros objetos compuestos. Esto permite construir estructuras jerárquicas donde un plan puede contener subplanes y estos a su vez múltiples elementos, formando una estructura tipo árbol.</w:t>
-      </w:r>
-    </w:p>
-    <w:p>
-      <w:pPr>
-        <w:spacing w:line="360" w:lineRule="auto"/>
-        <w:ind w:firstLine="709"/>
-        <w:jc w:val="both"/>
-      </w:pPr>
-      <w:r>
-        <w:t xml:space="preserve">Finalmente, en la clase </w:t>
-      </w:r>
-      <w:proofErr w:type="spellStart"/>
-      <w:r>
-        <w:t>ConsultaService</w:t>
-      </w:r>
-      <w:proofErr w:type="spellEnd"/>
-      <w:r>
-        <w:t xml:space="preserve"> se construye dinámicamente esta estructura, agrupando prescripciones y órdenes dentro de un </w:t>
-      </w:r>
-      <w:proofErr w:type="spellStart"/>
-      <w:r>
-        <w:t>subplan</w:t>
-      </w:r>
-      <w:proofErr w:type="spellEnd"/>
-      <w:r>
-        <w:t xml:space="preserve">, el cual es agregado a un plan principal. La ejecución del método </w:t>
+        <w:t>El patrón Composite se implementa mediante la interfaz PlanAtencion, la cual define el comportamiento común para todos los elementos del sistema. A partir de esta interfaz se construyen dos tipos de componentes: los elementos simples (Leaf) y los elementos compuestos (Composite).</w:t>
+      </w:r>
+    </w:p>
+    <w:p>
+      <w:pPr>
+        <w:spacing w:line="360" w:lineRule="auto"/>
+        <w:ind w:firstLine="709"/>
+        <w:jc w:val="both"/>
+      </w:pPr>
+      <w:r>
+        <w:t>Las clases PrescripcionLeaf y OrdenMedicaLeaf actúan como hojas del sistema, ya que representan elementos individuales. Estas clases encapsulan las entidades existentes (Prescripcion y OrdenMedica) sin modificarlas, respetando la separación de responsabilidades y evitando afectar la persistencia de datos.</w:t>
+      </w:r>
+    </w:p>
+    <w:p>
+      <w:pPr>
+        <w:spacing w:line="360" w:lineRule="auto"/>
+        <w:ind w:firstLine="709"/>
+        <w:jc w:val="both"/>
+      </w:pPr>
+      <w:r>
+        <w:t>Por otro lado, la clase PlanCompuesto representa el componente compuesto, el cual puede contener múltiples elementos del mismo tipo PlanAtencion, incluyendo otros objetos compuestos. Esto permite construir estructuras jerárquicas donde un plan puede contener subplanes y estos a su vez múltiples elementos, formando una estructura tipo árbol.</w:t>
+      </w:r>
+    </w:p>
+    <w:p>
+      <w:pPr>
+        <w:spacing w:line="360" w:lineRule="auto"/>
+        <w:ind w:firstLine="709"/>
+        <w:jc w:val="both"/>
+      </w:pPr>
+      <w:r>
+        <w:t xml:space="preserve">Finalmente, en la clase ConsultaService se construye dinámicamente esta estructura, agrupando prescripciones y órdenes dentro de un subplan, el cual es agregado a un plan principal. La ejecución del método </w:t>
       </w:r>
       <w:proofErr w:type="gramStart"/>
       <w:r>
@@ -12247,7 +11497,7 @@
         <w:spacing w:line="360" w:lineRule="auto"/>
         <w:jc w:val="both"/>
       </w:pPr>
-      <w:bookmarkStart w:id="40" w:name="_Toc228001267"/>
+      <w:bookmarkStart w:id="40" w:name="_Toc228003413"/>
       <w:r>
         <w:lastRenderedPageBreak/>
         <w:t>PRUEBAS</w:t>
@@ -12361,49 +11611,17 @@
         <w:jc w:val="both"/>
       </w:pPr>
       <w:r>
-        <w:t xml:space="preserve">Al ejecutar la solicitud desde </w:t>
-      </w:r>
-      <w:proofErr w:type="spellStart"/>
-      <w:r>
-        <w:t>Postman</w:t>
-      </w:r>
-      <w:proofErr w:type="spellEnd"/>
-      <w:r>
-        <w:t xml:space="preserve">, el sistema invoca el método </w:t>
-      </w:r>
-      <w:proofErr w:type="spellStart"/>
-      <w:r>
-        <w:t>mostrarPlanAtencion</w:t>
-      </w:r>
-      <w:proofErr w:type="spellEnd"/>
-      <w:r>
-        <w:t xml:space="preserve"> del servicio, donde se construye una estructura jerárquica compuesta por un plan principal, un </w:t>
-      </w:r>
-      <w:proofErr w:type="spellStart"/>
-      <w:r>
-        <w:t>subplan</w:t>
-      </w:r>
-      <w:proofErr w:type="spellEnd"/>
-      <w:r>
-        <w:t xml:space="preserve"> y múltiples elementos individuales.</w:t>
-      </w:r>
-    </w:p>
-    <w:p>
-      <w:pPr>
-        <w:spacing w:line="360" w:lineRule="auto"/>
-        <w:ind w:firstLine="709"/>
-        <w:jc w:val="both"/>
-      </w:pPr>
-      <w:r>
-        <w:t xml:space="preserve">La evidencia del funcionamiento del patrón se observa en la consola del sistema, donde se imprime la estructura completa del plan de atención. En esta salida se puede identificar claramente la jerarquía, mostrando primero el plan principal, luego el </w:t>
-      </w:r>
-      <w:proofErr w:type="spellStart"/>
-      <w:r>
-        <w:t>subplan</w:t>
-      </w:r>
-      <w:proofErr w:type="spellEnd"/>
-      <w:r>
-        <w:t xml:space="preserve"> y finalmente los elementos individuales como prescripciones y órdenes médicas.</w:t>
+        <w:t>Al ejecutar la solicitud desde Postman, el sistema invoca el método mostrarPlanAtencion del servicio, donde se construye una estructura jerárquica compuesta por un plan principal, un subplan y múltiples elementos individuales.</w:t>
+      </w:r>
+    </w:p>
+    <w:p>
+      <w:pPr>
+        <w:spacing w:line="360" w:lineRule="auto"/>
+        <w:ind w:firstLine="709"/>
+        <w:jc w:val="both"/>
+      </w:pPr>
+      <w:r>
+        <w:t>La evidencia del funcionamiento del patrón se observa en la consola del sistema, donde se imprime la estructura completa del plan de atención. En esta salida se puede identificar claramente la jerarquía, mostrando primero el plan principal, luego el subplan y finalmente los elementos individuales como prescripciones y órdenes médicas.</w:t>
       </w:r>
     </w:p>
     <w:p>
@@ -12414,15 +11632,7 @@
       </w:pPr>
       <w:r>
         <w:lastRenderedPageBreak/>
-        <w:t xml:space="preserve">La respuesta en </w:t>
-      </w:r>
-      <w:proofErr w:type="spellStart"/>
-      <w:r>
-        <w:t>Postman</w:t>
-      </w:r>
-      <w:proofErr w:type="spellEnd"/>
-      <w:r>
-        <w:t xml:space="preserve"> confirma que la operación se ejecutó correctamente, mientras que la consola demuestra que el sistema trata de manera uniforme tanto a los elementos simples como a los compuestos, cumpliendo con el objetivo del patrón Composite</w:t>
+        <w:t>La respuesta en Postman confirma que la operación se ejecutó correctamente, mientras que la consola demuestra que el sistema trata de manera uniforme tanto a los elementos simples como a los compuestos, cumpliendo con el objetivo del patrón Composite</w:t>
       </w:r>
       <w:r>
         <w:t>.</w:t>
@@ -12445,7 +11655,7 @@
         <w:spacing w:line="360" w:lineRule="auto"/>
         <w:jc w:val="both"/>
       </w:pPr>
-      <w:bookmarkStart w:id="41" w:name="_Toc228001268"/>
+      <w:bookmarkStart w:id="41" w:name="_Toc228003414"/>
       <w:r>
         <w:t>DIAGRAMA UML</w:t>
       </w:r>
@@ -12505,67 +11715,27 @@
         <w:jc w:val="both"/>
       </w:pPr>
       <w:r>
-        <w:t xml:space="preserve">El diagrama UML representa la implementación del patrón Composite a través de la interfaz </w:t>
-      </w:r>
-      <w:proofErr w:type="spellStart"/>
-      <w:r>
-        <w:t>PlanAtencion</w:t>
-      </w:r>
-      <w:proofErr w:type="spellEnd"/>
-      <w:r>
-        <w:t>, la cual define el comportamiento común que deben tener todos los elementos del sistema. Esto permite que tanto los objetos individuales como los conjuntos de objetos puedan ser tratados de la misma manera.</w:t>
-      </w:r>
-    </w:p>
-    <w:p>
-      <w:pPr>
-        <w:spacing w:line="360" w:lineRule="auto"/>
-        <w:ind w:firstLine="709"/>
-        <w:jc w:val="both"/>
-      </w:pPr>
-      <w:r>
-        <w:t xml:space="preserve">Las clases </w:t>
-      </w:r>
-      <w:proofErr w:type="spellStart"/>
-      <w:r>
-        <w:t>PrescripcionLeaf</w:t>
-      </w:r>
-      <w:proofErr w:type="spellEnd"/>
-      <w:r>
-        <w:t xml:space="preserve"> y </w:t>
-      </w:r>
-      <w:proofErr w:type="spellStart"/>
-      <w:r>
-        <w:t>OrdenMedicaLeaf</w:t>
-      </w:r>
-      <w:proofErr w:type="spellEnd"/>
-      <w:r>
-        <w:t xml:space="preserve"> representan los elementos simples del sistema, ya que contienen la información individual de cada prescripción y orden médica. Estas clases implementan la interfaz sin contener otros elementos, por lo que actúan como hojas dentro de la estructura.</w:t>
-      </w:r>
-    </w:p>
-    <w:p>
-      <w:pPr>
-        <w:spacing w:line="360" w:lineRule="auto"/>
-        <w:ind w:firstLine="709"/>
-        <w:jc w:val="both"/>
-      </w:pPr>
-      <w:r>
-        <w:t xml:space="preserve">Por otro lado, la clase </w:t>
-      </w:r>
-      <w:proofErr w:type="spellStart"/>
-      <w:r>
-        <w:t>PlanCompuesto</w:t>
-      </w:r>
-      <w:proofErr w:type="spellEnd"/>
-      <w:r>
-        <w:t xml:space="preserve"> representa el componente principal del patrón, ya que tiene la capacidad de almacenar múltiples elementos del mismo tipo </w:t>
-      </w:r>
-      <w:proofErr w:type="spellStart"/>
-      <w:r>
-        <w:t>PlanAtencion</w:t>
-      </w:r>
-      <w:proofErr w:type="spellEnd"/>
-      <w:r>
-        <w:t>. Esto le permite contener tanto elementos simples como otros objetos compuestos, formando una estructura jerárquica tipo árbol.</w:t>
+        <w:t>El diagrama UML representa la implementación del patrón Composite a través de la interfaz PlanAtencion, la cual define el comportamiento común que deben tener todos los elementos del sistema. Esto permite que tanto los objetos individuales como los conjuntos de objetos puedan ser tratados de la misma manera.</w:t>
+      </w:r>
+    </w:p>
+    <w:p>
+      <w:pPr>
+        <w:spacing w:line="360" w:lineRule="auto"/>
+        <w:ind w:firstLine="709"/>
+        <w:jc w:val="both"/>
+      </w:pPr>
+      <w:r>
+        <w:t>Las clases PrescripcionLeaf y OrdenMedicaLeaf representan los elementos simples del sistema, ya que contienen la información individual de cada prescripción y orden médica. Estas clases implementan la interfaz sin contener otros elementos, por lo que actúan como hojas dentro de la estructura.</w:t>
+      </w:r>
+    </w:p>
+    <w:p>
+      <w:pPr>
+        <w:spacing w:line="360" w:lineRule="auto"/>
+        <w:ind w:firstLine="709"/>
+        <w:jc w:val="both"/>
+      </w:pPr>
+      <w:r>
+        <w:t>Por otro lado, la clase PlanCompuesto representa el componente principal del patrón, ya que tiene la capacidad de almacenar múltiples elementos del mismo tipo PlanAtencion. Esto le permite contener tanto elementos simples como otros objetos compuestos, formando una estructura jerárquica tipo árbol.</w:t>
       </w:r>
     </w:p>
     <w:p>
@@ -12576,23 +11746,7 @@
       </w:pPr>
       <w:r>
         <w:lastRenderedPageBreak/>
-        <w:t xml:space="preserve">La relación de composición entre </w:t>
-      </w:r>
-      <w:proofErr w:type="spellStart"/>
-      <w:r>
-        <w:t>PlanCompuesto</w:t>
-      </w:r>
-      <w:proofErr w:type="spellEnd"/>
-      <w:r>
-        <w:t xml:space="preserve"> y </w:t>
-      </w:r>
-      <w:proofErr w:type="spellStart"/>
-      <w:r>
-        <w:t>PlanAtencion</w:t>
-      </w:r>
-      <w:proofErr w:type="spellEnd"/>
-      <w:r>
-        <w:t xml:space="preserve"> indica que un plan puede estar compuesto por varios elementos, los cuales se recorren de manera uniforme mediante el método </w:t>
+        <w:t xml:space="preserve">La relación de composición entre PlanCompuesto y PlanAtencion indica que un plan puede estar compuesto por varios elementos, los cuales se recorren de manera uniforme mediante el método </w:t>
       </w:r>
       <w:proofErr w:type="gramStart"/>
       <w:r>
@@ -12648,7 +11802,7 @@
           <w:bCs/>
         </w:rPr>
       </w:pPr>
-      <w:bookmarkStart w:id="42" w:name="_Toc228001269"/>
+      <w:bookmarkStart w:id="42" w:name="_Toc228003415"/>
       <w:r>
         <w:rPr>
           <w:b/>
@@ -12680,15 +11834,7 @@
         <w:jc w:val="both"/>
       </w:pPr>
       <w:r>
-        <w:t xml:space="preserve">El patrón </w:t>
-      </w:r>
-      <w:proofErr w:type="spellStart"/>
-      <w:r>
-        <w:t>Facade</w:t>
-      </w:r>
-      <w:proofErr w:type="spellEnd"/>
-      <w:r>
-        <w:t xml:space="preserve"> proporciona una interfaz simplificada para interactuar con un conjunto de subsistemas complejos, ocultando su lógica interna y facilitando su uso desde otros componentes del sistema</w:t>
+        <w:t>El patrón Facade proporciona una interfaz simplificada para interactuar con un conjunto de subsistemas complejos, ocultando su lógica interna y facilitando su uso desde otros componentes del sistema</w:t>
       </w:r>
       <w:r>
         <w:t>.</w:t>
@@ -12704,7 +11850,7 @@
         <w:spacing w:line="360" w:lineRule="auto"/>
         <w:jc w:val="both"/>
       </w:pPr>
-      <w:bookmarkStart w:id="43" w:name="_Toc228001270"/>
+      <w:bookmarkStart w:id="43" w:name="_Toc228003416"/>
       <w:r>
         <w:t>IMPLEMENTACION EN EL CODIGO</w:t>
       </w:r>
@@ -12737,15 +11883,7 @@
         <w:jc w:val="both"/>
       </w:pPr>
       <w:r>
-        <w:t xml:space="preserve">Para solucionar esto, se implementó el patrón </w:t>
-      </w:r>
-      <w:proofErr w:type="spellStart"/>
-      <w:r>
-        <w:t>Facade</w:t>
-      </w:r>
-      <w:proofErr w:type="spellEnd"/>
-      <w:r>
-        <w:t>, permitiendo centralizar todo el flujo de atención médica en una única clase, simplificando el acceso a las funcionalidades del sistema y mejorando la organización del código.</w:t>
+        <w:t>Para solucionar esto, se implementó el patrón Facade, permitiendo centralizar todo el flujo de atención médica en una única clase, simplificando el acceso a las funcionalidades del sistema y mejorando la organización del código.</w:t>
       </w:r>
     </w:p>
     <w:p>
@@ -13097,23 +12235,7 @@
         <w:jc w:val="both"/>
       </w:pPr>
       <w:r>
-        <w:t xml:space="preserve">El patrón </w:t>
-      </w:r>
-      <w:proofErr w:type="spellStart"/>
-      <w:r>
-        <w:t>Facade</w:t>
-      </w:r>
-      <w:proofErr w:type="spellEnd"/>
-      <w:r>
-        <w:t xml:space="preserve"> se implementa mediante la clase </w:t>
-      </w:r>
-      <w:proofErr w:type="spellStart"/>
-      <w:r>
-        <w:t>AtencionMedicaFacade</w:t>
-      </w:r>
-      <w:proofErr w:type="spellEnd"/>
-      <w:r>
-        <w:t xml:space="preserve">, la cual actúa como un punto de acceso único para ejecutar el proceso completo de </w:t>
+        <w:t xml:space="preserve">El patrón Facade se implementa mediante la clase AtencionMedicaFacade, la cual actúa como un punto de acceso único para ejecutar el proceso completo de </w:t>
       </w:r>
       <w:r>
         <w:lastRenderedPageBreak/>
@@ -13127,15 +12249,7 @@
         <w:jc w:val="both"/>
       </w:pPr>
       <w:r>
-        <w:t xml:space="preserve">La fachada utiliza el </w:t>
-      </w:r>
-      <w:proofErr w:type="spellStart"/>
-      <w:r>
-        <w:t>ConsultaService</w:t>
-      </w:r>
-      <w:proofErr w:type="spellEnd"/>
-      <w:r>
-        <w:t xml:space="preserve"> para delegar las operaciones necesarias, incluyendo la creación de la consulta, la generación de la prescripción, la creación de la orden médica y la construcción del plan de atención. De esta manera, no reemplaza la lógica existente, sino que la organiza y la expone de forma más sencilla.</w:t>
+        <w:t>La fachada utiliza el ConsultaService para delegar las operaciones necesarias, incluyendo la creación de la consulta, la generación de la prescripción, la creación de la orden médica y la construcción del plan de atención. De esta manera, no reemplaza la lógica existente, sino que la organiza y la expone de forma más sencilla.</w:t>
       </w:r>
     </w:p>
     <w:p>
@@ -13155,15 +12269,7 @@
         <w:jc w:val="both"/>
       </w:pPr>
       <w:r>
-        <w:t xml:space="preserve">Además, la fachada integra el funcionamiento de otros patrones previamente implementados en el sistema, como Factory, </w:t>
-      </w:r>
-      <w:proofErr w:type="spellStart"/>
-      <w:r>
-        <w:t>Builder</w:t>
-      </w:r>
-      <w:proofErr w:type="spellEnd"/>
-      <w:r>
-        <w:t>, Composite y Bridge, lo que demuestra su utilidad como punto de coordinación entre diferentes componentes</w:t>
+        <w:t>Además, la fachada integra el funcionamiento de otros patrones previamente implementados en el sistema, como Factory, Builder, Composite y Bridge, lo que demuestra su utilidad como punto de coordinación entre diferentes componentes</w:t>
       </w:r>
       <w:r>
         <w:t>.</w:t>
@@ -13179,7 +12285,7 @@
         <w:spacing w:line="360" w:lineRule="auto"/>
         <w:jc w:val="both"/>
       </w:pPr>
-      <w:bookmarkStart w:id="44" w:name="_Toc228001271"/>
+      <w:bookmarkStart w:id="44" w:name="_Toc228003417"/>
       <w:r>
         <w:lastRenderedPageBreak/>
         <w:t>PRUEBAS</w:t>
@@ -13240,23 +12346,7 @@
         <w:jc w:val="both"/>
       </w:pPr>
       <w:r>
-        <w:t xml:space="preserve">Al ejecutar la solicitud desde </w:t>
-      </w:r>
-      <w:proofErr w:type="spellStart"/>
-      <w:r>
-        <w:t>Postman</w:t>
-      </w:r>
-      <w:proofErr w:type="spellEnd"/>
-      <w:r>
-        <w:t xml:space="preserve">, el sistema invoca la clase </w:t>
-      </w:r>
-      <w:proofErr w:type="spellStart"/>
-      <w:r>
-        <w:t>AtencionMedicaFacade</w:t>
-      </w:r>
-      <w:proofErr w:type="spellEnd"/>
-      <w:r>
-        <w:t xml:space="preserve">, la cual coordina todas las operaciones necesarias para procesar una atención médica completa. Esto incluye la creación de la consulta, la </w:t>
+        <w:t xml:space="preserve">Al ejecutar la solicitud desde Postman, el sistema invoca la clase AtencionMedicaFacade, la cual coordina todas las operaciones necesarias para procesar una atención médica completa. Esto incluye la creación de la consulta, la </w:t>
       </w:r>
       <w:r>
         <w:lastRenderedPageBreak/>
@@ -13270,33 +12360,17 @@
         <w:jc w:val="both"/>
       </w:pPr>
       <w:r>
-        <w:t xml:space="preserve">La respuesta obtenida en </w:t>
-      </w:r>
-      <w:proofErr w:type="spellStart"/>
-      <w:r>
-        <w:t>Postman</w:t>
-      </w:r>
-      <w:proofErr w:type="spellEnd"/>
-      <w:r>
-        <w:t xml:space="preserve"> confirma que la consulta fue creada correctamente, mientras que en la consola del sistema se pueden observar los mensajes correspondientes a cada una de las operaciones realizadas. Esto demuestra que múltiples procesos fueron ejecutados mediante una única llamada.</w:t>
-      </w:r>
-    </w:p>
-    <w:p>
-      <w:pPr>
-        <w:spacing w:line="360" w:lineRule="auto"/>
-        <w:ind w:firstLine="709"/>
-        <w:jc w:val="both"/>
-      </w:pPr>
-      <w:r>
-        <w:t xml:space="preserve">Esta prueba evidencia que el patrón </w:t>
-      </w:r>
-      <w:proofErr w:type="spellStart"/>
-      <w:r>
-        <w:t>Facade</w:t>
-      </w:r>
-      <w:proofErr w:type="spellEnd"/>
-      <w:r>
-        <w:t xml:space="preserve"> cumple su objetivo, ya que permite simplificar la interacción con el sistema, ocultando la complejidad interna y proporcionando una interfaz más clara y fácil de usar</w:t>
+        <w:t>La respuesta obtenida en Postman confirma que la consulta fue creada correctamente, mientras que en la consola del sistema se pueden observar los mensajes correspondientes a cada una de las operaciones realizadas. Esto demuestra que múltiples procesos fueron ejecutados mediante una única llamada.</w:t>
+      </w:r>
+    </w:p>
+    <w:p>
+      <w:pPr>
+        <w:spacing w:line="360" w:lineRule="auto"/>
+        <w:ind w:firstLine="709"/>
+        <w:jc w:val="both"/>
+      </w:pPr>
+      <w:r>
+        <w:t>Esta prueba evidencia que el patrón Facade cumple su objetivo, ya que permite simplificar la interacción con el sistema, ocultando la complejidad interna y proporcionando una interfaz más clara y fácil de usar</w:t>
       </w:r>
       <w:r>
         <w:t>.</w:t>
@@ -13319,7 +12393,7 @@
         <w:spacing w:line="360" w:lineRule="auto"/>
         <w:jc w:val="both"/>
       </w:pPr>
-      <w:bookmarkStart w:id="45" w:name="_Toc228001272"/>
+      <w:bookmarkStart w:id="45" w:name="_Toc228003418"/>
       <w:r>
         <w:t>DIAGRAMA UML</w:t>
       </w:r>
@@ -13381,67 +12455,27 @@
       </w:pPr>
       <w:r>
         <w:lastRenderedPageBreak/>
-        <w:t xml:space="preserve">El diagrama UML muestra cómo el controlador </w:t>
-      </w:r>
-      <w:proofErr w:type="spellStart"/>
-      <w:r>
-        <w:t>ConsultaController</w:t>
-      </w:r>
-      <w:proofErr w:type="spellEnd"/>
-      <w:r>
-        <w:t xml:space="preserve"> interactúa únicamente con la clase </w:t>
-      </w:r>
-      <w:proofErr w:type="spellStart"/>
-      <w:r>
-        <w:t>AtencionMedicaFacade</w:t>
-      </w:r>
-      <w:proofErr w:type="spellEnd"/>
-      <w:r>
-        <w:t>, evitando el acceso directo a los servicios internos del sistema. Esto reduce el acoplamiento y simplifica la estructura de la aplicación.</w:t>
-      </w:r>
-    </w:p>
-    <w:p>
-      <w:pPr>
-        <w:spacing w:line="360" w:lineRule="auto"/>
-        <w:ind w:firstLine="709"/>
-        <w:jc w:val="both"/>
-      </w:pPr>
-      <w:r>
-        <w:t xml:space="preserve">La clase </w:t>
-      </w:r>
-      <w:proofErr w:type="spellStart"/>
-      <w:r>
-        <w:t>AtencionMedicaFacade</w:t>
-      </w:r>
-      <w:proofErr w:type="spellEnd"/>
-      <w:r>
-        <w:t xml:space="preserve"> actúa como intermediaria, centralizando la lógica necesaria para procesar una atención médica completa. Esta clase delega las operaciones al </w:t>
-      </w:r>
-      <w:proofErr w:type="spellStart"/>
-      <w:r>
-        <w:t>ConsultaService</w:t>
-      </w:r>
-      <w:proofErr w:type="spellEnd"/>
-      <w:r>
-        <w:t>, el cual contiene la lógica de negocio ya implementada.</w:t>
-      </w:r>
-    </w:p>
-    <w:p>
-      <w:pPr>
-        <w:spacing w:line="360" w:lineRule="auto"/>
-        <w:ind w:firstLine="709"/>
-        <w:jc w:val="both"/>
-      </w:pPr>
-      <w:r>
-        <w:t xml:space="preserve">De esta manera, el patrón </w:t>
-      </w:r>
-      <w:proofErr w:type="spellStart"/>
-      <w:r>
-        <w:t>Facade</w:t>
-      </w:r>
-      <w:proofErr w:type="spellEnd"/>
-      <w:r>
-        <w:t xml:space="preserve"> permite ocultar la complejidad del sistema, proporcionando una interfaz más simple y organizada, donde el controlador solo necesita realizar una única llamada para ejecutar múltiples procesos</w:t>
+        <w:t>El diagrama UML muestra cómo el controlador ConsultaController interactúa únicamente con la clase AtencionMedicaFacade, evitando el acceso directo a los servicios internos del sistema. Esto reduce el acoplamiento y simplifica la estructura de la aplicación.</w:t>
+      </w:r>
+    </w:p>
+    <w:p>
+      <w:pPr>
+        <w:spacing w:line="360" w:lineRule="auto"/>
+        <w:ind w:firstLine="709"/>
+        <w:jc w:val="both"/>
+      </w:pPr>
+      <w:r>
+        <w:t>La clase AtencionMedicaFacade actúa como intermediaria, centralizando la lógica necesaria para procesar una atención médica completa. Esta clase delega las operaciones al ConsultaService, el cual contiene la lógica de negocio ya implementada.</w:t>
+      </w:r>
+    </w:p>
+    <w:p>
+      <w:pPr>
+        <w:spacing w:line="360" w:lineRule="auto"/>
+        <w:ind w:firstLine="709"/>
+        <w:jc w:val="both"/>
+      </w:pPr>
+      <w:r>
+        <w:t>De esta manera, el patrón Facade permite ocultar la complejidad del sistema, proporcionando una interfaz más simple y organizada, donde el controlador solo necesita realizar una única llamada para ejecutar múltiples procesos</w:t>
       </w:r>
       <w:r>
         <w:t>.</w:t>
@@ -13483,7 +12517,7 @@
           <w:bCs/>
         </w:rPr>
       </w:pPr>
-      <w:bookmarkStart w:id="46" w:name="_Toc228001273"/>
+      <w:bookmarkStart w:id="46" w:name="_Toc228003419"/>
       <w:r>
         <w:rPr>
           <w:b/>
@@ -13515,15 +12549,7 @@
         <w:jc w:val="both"/>
       </w:pPr>
       <w:r>
-        <w:t xml:space="preserve">El patrón </w:t>
-      </w:r>
-      <w:proofErr w:type="spellStart"/>
-      <w:r>
-        <w:t>Flyweight</w:t>
-      </w:r>
-      <w:proofErr w:type="spellEnd"/>
-      <w:r>
-        <w:t xml:space="preserve"> permite reducir el uso de memoria mediante la reutilización de objetos que comparten características comunes, evitando la creación innecesaria de múltiples instancias iguales</w:t>
+        <w:t>El patrón Flyweight permite reducir el uso de memoria mediante la reutilización de objetos que comparten características comunes, evitando la creación innecesaria de múltiples instancias iguales</w:t>
       </w:r>
       <w:r>
         <w:t>.</w:t>
@@ -13539,7 +12565,7 @@
         <w:spacing w:line="360" w:lineRule="auto"/>
         <w:jc w:val="both"/>
       </w:pPr>
-      <w:bookmarkStart w:id="47" w:name="_Toc228001274"/>
+      <w:bookmarkStart w:id="47" w:name="_Toc228003420"/>
       <w:r>
         <w:t>IMPLEMENTACION EN EL CODIGO</w:t>
       </w:r>
@@ -13562,15 +12588,7 @@
         <w:jc w:val="both"/>
       </w:pPr>
       <w:r>
-        <w:t xml:space="preserve">Para optimizar este comportamiento, se implementó el patrón </w:t>
-      </w:r>
-      <w:proofErr w:type="spellStart"/>
-      <w:r>
-        <w:t>Flyweight</w:t>
-      </w:r>
-      <w:proofErr w:type="spellEnd"/>
-      <w:r>
-        <w:t>, permitiendo reutilizar instancias existentes en lugar de crear nuevas, mejorando así la eficiencia del sistema.</w:t>
+        <w:t>Para optimizar este comportamiento, se implementó el patrón Flyweight, permitiendo reutilizar instancias existentes en lugar de crear nuevas, mejorando así la eficiencia del sistema.</w:t>
       </w:r>
     </w:p>
     <w:p>
@@ -13821,41 +12839,17 @@
         <w:jc w:val="both"/>
       </w:pPr>
       <w:r>
-        <w:t xml:space="preserve">El patrón </w:t>
-      </w:r>
-      <w:proofErr w:type="spellStart"/>
-      <w:r>
-        <w:t>Flyweight</w:t>
-      </w:r>
-      <w:proofErr w:type="spellEnd"/>
-      <w:r>
-        <w:t xml:space="preserve"> se implementa mediante la clase </w:t>
-      </w:r>
-      <w:proofErr w:type="spellStart"/>
-      <w:r>
-        <w:t>TipoConsultaFlyweight</w:t>
-      </w:r>
-      <w:proofErr w:type="spellEnd"/>
-      <w:r>
-        <w:t>, la cual representa el objeto que será compartido. Esta clase contiene el estado intrínseco, es decir, la información que puede ser reutilizada.</w:t>
-      </w:r>
-    </w:p>
-    <w:p>
-      <w:pPr>
-        <w:spacing w:line="360" w:lineRule="auto"/>
-        <w:ind w:firstLine="709"/>
-        <w:jc w:val="both"/>
-      </w:pPr>
-      <w:r>
-        <w:t xml:space="preserve">La clase </w:t>
-      </w:r>
-      <w:proofErr w:type="spellStart"/>
-      <w:r>
-        <w:t>TipoConsultaFactory</w:t>
-      </w:r>
-      <w:proofErr w:type="spellEnd"/>
-      <w:r>
-        <w:t xml:space="preserve"> actúa como una fábrica que controla la creación y reutilización de estos objetos. Cuando se solicita un tipo de consulta, la </w:t>
+        <w:t>El patrón Flyweight se implementa mediante la clase TipoConsultaFlyweight, la cual representa el objeto que será compartido. Esta clase contiene el estado intrínseco, es decir, la información que puede ser reutilizada.</w:t>
+      </w:r>
+    </w:p>
+    <w:p>
+      <w:pPr>
+        <w:spacing w:line="360" w:lineRule="auto"/>
+        <w:ind w:firstLine="709"/>
+        <w:jc w:val="both"/>
+      </w:pPr>
+      <w:r>
+        <w:t xml:space="preserve">La clase TipoConsultaFactory actúa como una fábrica que controla la creación y reutilización de estos objetos. Cuando se solicita un tipo de consulta, la </w:t>
       </w:r>
       <w:r>
         <w:lastRenderedPageBreak/>
@@ -13869,15 +12863,7 @@
         <w:jc w:val="both"/>
       </w:pPr>
       <w:r>
-        <w:t xml:space="preserve">En el servicio </w:t>
-      </w:r>
-      <w:proofErr w:type="spellStart"/>
-      <w:r>
-        <w:t>ConsultaService</w:t>
-      </w:r>
-      <w:proofErr w:type="spellEnd"/>
-      <w:r>
-        <w:t>, se utiliza esta fábrica para obtener el tipo de consulta, asegurando que no se creen objetos duplicados innecesarios.</w:t>
+        <w:t>En el servicio ConsultaService, se utiliza esta fábrica para obtener el tipo de consulta, asegurando que no se creen objetos duplicados innecesarios.</w:t>
       </w:r>
     </w:p>
     <w:p>
@@ -13904,7 +12890,7 @@
         <w:spacing w:line="360" w:lineRule="auto"/>
         <w:jc w:val="both"/>
       </w:pPr>
-      <w:bookmarkStart w:id="48" w:name="_Toc228001275"/>
+      <w:bookmarkStart w:id="48" w:name="_Toc228003421"/>
       <w:r>
         <w:t>PRUEBAS</w:t>
       </w:r>
@@ -14079,59 +13065,27 @@
       </w:pPr>
       <w:r>
         <w:lastRenderedPageBreak/>
-        <w:t xml:space="preserve">Al ejecutar la solicitud desde </w:t>
-      </w:r>
-      <w:proofErr w:type="spellStart"/>
-      <w:r>
-        <w:t>Postman</w:t>
-      </w:r>
-      <w:proofErr w:type="spellEnd"/>
-      <w:r>
-        <w:t xml:space="preserve">, el sistema invoca la clase </w:t>
-      </w:r>
-      <w:proofErr w:type="spellStart"/>
-      <w:r>
-        <w:t>AtencionMedicaFacade</w:t>
-      </w:r>
-      <w:proofErr w:type="spellEnd"/>
-      <w:r>
-        <w:t>, la cual coordina todas las operaciones necesarias para procesar una atención médica completa. Esto incluye la creación de la consulta, la generación de la prescripción, la creación de la orden médica y la ejecución del plan de atención.</w:t>
-      </w:r>
-    </w:p>
-    <w:p>
-      <w:pPr>
-        <w:spacing w:line="360" w:lineRule="auto"/>
-        <w:ind w:firstLine="709"/>
-        <w:jc w:val="both"/>
-      </w:pPr>
-      <w:r>
-        <w:t xml:space="preserve">La respuesta obtenida en </w:t>
-      </w:r>
-      <w:proofErr w:type="spellStart"/>
-      <w:r>
-        <w:t>Postman</w:t>
-      </w:r>
-      <w:proofErr w:type="spellEnd"/>
-      <w:r>
-        <w:t xml:space="preserve"> confirma que la consulta fue creada correctamente, mientras que en la consola del sistema se pueden observar los mensajes correspondientes a cada una de las operaciones realizadas. Esto demuestra que múltiples procesos fueron ejecutados mediante una única llamada.</w:t>
-      </w:r>
-    </w:p>
-    <w:p>
-      <w:pPr>
-        <w:spacing w:line="360" w:lineRule="auto"/>
-        <w:ind w:firstLine="709"/>
-        <w:jc w:val="both"/>
-      </w:pPr>
-      <w:r>
-        <w:t xml:space="preserve">Esta prueba evidencia que el patrón </w:t>
-      </w:r>
-      <w:proofErr w:type="spellStart"/>
-      <w:r>
-        <w:t>Facade</w:t>
-      </w:r>
-      <w:proofErr w:type="spellEnd"/>
-      <w:r>
-        <w:t xml:space="preserve"> cumple su objetivo, ya que permite simplificar la interacción con el sistema, ocultando la complejidad interna y proporcionando una interfaz más clara y fácil de usar</w:t>
+        <w:t>Al ejecutar la solicitud desde Postman, el sistema invoca la clase AtencionMedicaFacade, la cual coordina todas las operaciones necesarias para procesar una atención médica completa. Esto incluye la creación de la consulta, la generación de la prescripción, la creación de la orden médica y la ejecución del plan de atención.</w:t>
+      </w:r>
+    </w:p>
+    <w:p>
+      <w:pPr>
+        <w:spacing w:line="360" w:lineRule="auto"/>
+        <w:ind w:firstLine="709"/>
+        <w:jc w:val="both"/>
+      </w:pPr>
+      <w:r>
+        <w:t>La respuesta obtenida en Postman confirma que la consulta fue creada correctamente, mientras que en la consola del sistema se pueden observar los mensajes correspondientes a cada una de las operaciones realizadas. Esto demuestra que múltiples procesos fueron ejecutados mediante una única llamada.</w:t>
+      </w:r>
+    </w:p>
+    <w:p>
+      <w:pPr>
+        <w:spacing w:line="360" w:lineRule="auto"/>
+        <w:ind w:firstLine="709"/>
+        <w:jc w:val="both"/>
+      </w:pPr>
+      <w:r>
+        <w:t>Esta prueba evidencia que el patrón Facade cumple su objetivo, ya que permite simplificar la interacción con el sistema, ocultando la complejidad interna y proporcionando una interfaz más clara y fácil de usar</w:t>
       </w:r>
       <w:r>
         <w:t>.</w:t>
@@ -14154,7 +13108,7 @@
         <w:spacing w:line="360" w:lineRule="auto"/>
         <w:jc w:val="both"/>
       </w:pPr>
-      <w:bookmarkStart w:id="49" w:name="_Toc228001276"/>
+      <w:bookmarkStart w:id="49" w:name="_Toc228003422"/>
       <w:r>
         <w:t>DIAGRAMA UML</w:t>
       </w:r>
@@ -14215,23 +13169,7 @@
         <w:jc w:val="both"/>
       </w:pPr>
       <w:r>
-        <w:t xml:space="preserve">El diagrama UML representa la implementación del patrón </w:t>
-      </w:r>
-      <w:proofErr w:type="spellStart"/>
-      <w:r>
-        <w:t>Flyweight</w:t>
-      </w:r>
-      <w:proofErr w:type="spellEnd"/>
-      <w:r>
-        <w:t xml:space="preserve"> mediante la clase </w:t>
-      </w:r>
-      <w:proofErr w:type="spellStart"/>
-      <w:r>
-        <w:t>TipoConsultaFlyweight</w:t>
-      </w:r>
-      <w:proofErr w:type="spellEnd"/>
-      <w:r>
-        <w:t xml:space="preserve">, la cual encapsula el tipo de consulta como </w:t>
+        <w:t xml:space="preserve">El diagrama UML representa la implementación del patrón Flyweight mediante la clase TipoConsultaFlyweight, la cual encapsula el tipo de consulta como </w:t>
       </w:r>
       <w:r>
         <w:lastRenderedPageBreak/>
@@ -14245,59 +13183,27 @@
         <w:jc w:val="both"/>
       </w:pPr>
       <w:r>
-        <w:t xml:space="preserve">La clase </w:t>
-      </w:r>
-      <w:proofErr w:type="spellStart"/>
-      <w:r>
-        <w:t>TipoConsultaFactory</w:t>
-      </w:r>
-      <w:proofErr w:type="spellEnd"/>
-      <w:r>
-        <w:t xml:space="preserve"> es la encargada de gestionar estas instancias, almacenándolas en una estructura tipo mapa. Cuando se solicita un tipo de consulta, la fábrica verifica si ya existe una instancia; si es así, la reutiliza, y en caso contrario, crea una nueva y la almacena para futuros usos.</w:t>
-      </w:r>
-    </w:p>
-    <w:p>
-      <w:pPr>
-        <w:spacing w:line="360" w:lineRule="auto"/>
-        <w:ind w:firstLine="709"/>
-        <w:jc w:val="both"/>
-      </w:pPr>
-      <w:r>
-        <w:t xml:space="preserve">El </w:t>
-      </w:r>
-      <w:proofErr w:type="spellStart"/>
-      <w:r>
-        <w:t>ConsultaService</w:t>
-      </w:r>
-      <w:proofErr w:type="spellEnd"/>
-      <w:r>
-        <w:t xml:space="preserve"> utiliza esta fábrica para obtener el tipo de consulta, evitando la creación de objetos duplicados. Posteriormente, este tipo es utilizado por el patrón Bridge a través de la interfaz </w:t>
-      </w:r>
-      <w:proofErr w:type="spellStart"/>
-      <w:r>
-        <w:t>TipoConsultaImplementor</w:t>
-      </w:r>
-      <w:proofErr w:type="spellEnd"/>
-      <w:r>
-        <w:t>, que define el comportamiento específico de la consulta (por ejemplo, virtual o presencial).</w:t>
-      </w:r>
-    </w:p>
-    <w:p>
-      <w:pPr>
-        <w:spacing w:line="360" w:lineRule="auto"/>
-        <w:ind w:firstLine="709"/>
-        <w:jc w:val="both"/>
-      </w:pPr>
-      <w:r>
-        <w:t xml:space="preserve">La clase Consulta mantiene una referencia al implementador del Bridge, permitiendo ejecutar la lógica correspondiente según el tipo de consulta. De esta manera, el sistema combina el patrón </w:t>
-      </w:r>
-      <w:proofErr w:type="spellStart"/>
-      <w:r>
-        <w:t>Flyweight</w:t>
-      </w:r>
-      <w:proofErr w:type="spellEnd"/>
-      <w:r>
-        <w:t xml:space="preserve"> para optimizar recursos y el patrón Bridge para definir comportamientos, logrando una solución eficiente y flexible</w:t>
+        <w:t>La clase TipoConsultaFactory es la encargada de gestionar estas instancias, almacenándolas en una estructura tipo mapa. Cuando se solicita un tipo de consulta, la fábrica verifica si ya existe una instancia; si es así, la reutiliza, y en caso contrario, crea una nueva y la almacena para futuros usos.</w:t>
+      </w:r>
+    </w:p>
+    <w:p>
+      <w:pPr>
+        <w:spacing w:line="360" w:lineRule="auto"/>
+        <w:ind w:firstLine="709"/>
+        <w:jc w:val="both"/>
+      </w:pPr>
+      <w:r>
+        <w:t>El ConsultaService utiliza esta fábrica para obtener el tipo de consulta, evitando la creación de objetos duplicados. Posteriormente, este tipo es utilizado por el patrón Bridge a través de la interfaz TipoConsultaImplementor, que define el comportamiento específico de la consulta (por ejemplo, virtual o presencial).</w:t>
+      </w:r>
+    </w:p>
+    <w:p>
+      <w:pPr>
+        <w:spacing w:line="360" w:lineRule="auto"/>
+        <w:ind w:firstLine="709"/>
+        <w:jc w:val="both"/>
+      </w:pPr>
+      <w:r>
+        <w:t>La clase Consulta mantiene una referencia al implementador del Bridge, permitiendo ejecutar la lógica correspondiente según el tipo de consulta. De esta manera, el sistema combina el patrón Flyweight para optimizar recursos y el patrón Bridge para definir comportamientos, logrando una solución eficiente y flexible</w:t>
       </w:r>
       <w:r>
         <w:t>.</w:t>
@@ -14305,6 +13211,826 @@
     </w:p>
     <w:p/>
     <w:p/>
+    <w:p/>
+    <w:p/>
+    <w:p/>
+    <w:p/>
+    <w:p/>
+    <w:p/>
+    <w:p/>
+    <w:p/>
+    <w:p/>
+    <w:p/>
+    <w:p/>
+    <w:p/>
+    <w:p>
+      <w:pPr>
+        <w:pStyle w:val="Ttulo1"/>
+        <w:numPr>
+          <w:ilvl w:val="0"/>
+          <w:numId w:val="8"/>
+        </w:numPr>
+        <w:tabs>
+          <w:tab w:val="num" w:pos="360"/>
+          <w:tab w:val="num" w:pos="720"/>
+        </w:tabs>
+        <w:spacing w:line="360" w:lineRule="auto"/>
+        <w:ind w:left="720" w:firstLine="709"/>
+        <w:jc w:val="both"/>
+        <w:rPr>
+          <w:b/>
+          <w:bCs/>
+        </w:rPr>
+      </w:pPr>
+      <w:bookmarkStart w:id="50" w:name="_Toc228003423"/>
+      <w:r>
+        <w:rPr>
+          <w:b/>
+          <w:bCs/>
+        </w:rPr>
+        <w:lastRenderedPageBreak/>
+        <w:t>PATRON</w:t>
+      </w:r>
+      <w:r>
+        <w:rPr>
+          <w:b/>
+          <w:bCs/>
+        </w:rPr>
+        <w:t xml:space="preserve"> </w:t>
+      </w:r>
+      <w:r>
+        <w:rPr>
+          <w:b/>
+          <w:bCs/>
+        </w:rPr>
+        <w:t>PROXY</w:t>
+      </w:r>
+      <w:bookmarkEnd w:id="50"/>
+    </w:p>
+    <w:p>
+      <w:pPr>
+        <w:spacing w:line="360" w:lineRule="auto"/>
+        <w:ind w:firstLine="709"/>
+        <w:jc w:val="both"/>
+      </w:pPr>
+      <w:r>
+        <w:t>El patrón Proxy permite controlar el acceso a un objeto, añadiendo una capa intermedia que puede realizar validaciones o restricciones antes de delegar la operación al objeto real</w:t>
+      </w:r>
+      <w:r>
+        <w:t>.</w:t>
+      </w:r>
+    </w:p>
+    <w:p>
+      <w:pPr>
+        <w:pStyle w:val="Ttulo2"/>
+        <w:numPr>
+          <w:ilvl w:val="1"/>
+          <w:numId w:val="8"/>
+        </w:numPr>
+        <w:spacing w:line="360" w:lineRule="auto"/>
+        <w:jc w:val="both"/>
+      </w:pPr>
+      <w:bookmarkStart w:id="51" w:name="_Toc228003424"/>
+      <w:r>
+        <w:t>IMPLEMENTACION EN EL CODIGO</w:t>
+      </w:r>
+      <w:bookmarkEnd w:id="51"/>
+    </w:p>
+    <w:p>
+      <w:pPr>
+        <w:spacing w:line="360" w:lineRule="auto"/>
+        <w:ind w:firstLine="709"/>
+        <w:jc w:val="both"/>
+      </w:pPr>
+      <w:r>
+        <w:t>En el sistema de telemedicina, es necesario validar que los datos sean correctos antes de crear una consulta, como verificar la existencia del paciente y del médico. Para evitar que estas validaciones se mezclen con la lógica principal, se implementó un Proxy que se encarga de este control</w:t>
+      </w:r>
+      <w:r>
+        <w:t>.</w:t>
+      </w:r>
+    </w:p>
+    <w:p>
+      <w:pPr>
+        <w:spacing w:line="360" w:lineRule="auto"/>
+        <w:ind w:firstLine="709"/>
+        <w:jc w:val="both"/>
+      </w:pPr>
+    </w:p>
+    <w:p>
+      <w:pPr>
+        <w:jc w:val="center"/>
+        <w:rPr>
+          <w:b/>
+          <w:bCs/>
+        </w:rPr>
+      </w:pPr>
+      <w:r>
+        <w:rPr>
+          <w:b/>
+          <w:bCs/>
+        </w:rPr>
+        <w:t>ConsultaServiceProxy</w:t>
+      </w:r>
+      <w:r>
+        <w:rPr>
+          <w:b/>
+          <w:bCs/>
+        </w:rPr>
+        <w:t>.java</w:t>
+      </w:r>
+    </w:p>
+    <w:p>
+      <w:pPr>
+        <w:spacing w:line="360" w:lineRule="auto"/>
+        <w:jc w:val="center"/>
+      </w:pPr>
+      <w:r>
+        <w:drawing>
+          <wp:inline distT="0" distB="0" distL="0" distR="0" wp14:anchorId="0AA3F817" wp14:editId="3B42681E">
+            <wp:extent cx="5612130" cy="4588510"/>
+            <wp:effectExtent l="0" t="0" r="7620" b="2540"/>
+            <wp:docPr id="63" name="Imagen 63"/>
+            <wp:cNvGraphicFramePr>
+              <a:graphicFrameLocks xmlns:a="http://schemas.openxmlformats.org/drawingml/2006/main" noChangeAspect="1"/>
+            </wp:cNvGraphicFramePr>
+            <a:graphic xmlns:a="http://schemas.openxmlformats.org/drawingml/2006/main">
+              <a:graphicData uri="http://schemas.openxmlformats.org/drawingml/2006/picture">
+                <pic:pic xmlns:pic="http://schemas.openxmlformats.org/drawingml/2006/picture">
+                  <pic:nvPicPr>
+                    <pic:cNvPr id="1" name=""/>
+                    <pic:cNvPicPr/>
+                  </pic:nvPicPr>
+                  <pic:blipFill>
+                    <a:blip r:embed="rId68"/>
+                    <a:stretch>
+                      <a:fillRect/>
+                    </a:stretch>
+                  </pic:blipFill>
+                  <pic:spPr>
+                    <a:xfrm>
+                      <a:off x="0" y="0"/>
+                      <a:ext cx="5612130" cy="4588510"/>
+                    </a:xfrm>
+                    <a:prstGeom prst="rect">
+                      <a:avLst/>
+                    </a:prstGeom>
+                  </pic:spPr>
+                </pic:pic>
+              </a:graphicData>
+            </a:graphic>
+          </wp:inline>
+        </w:drawing>
+      </w:r>
+    </w:p>
+    <w:p>
+      <w:pPr>
+        <w:spacing w:line="360" w:lineRule="auto"/>
+        <w:jc w:val="center"/>
+      </w:pPr>
+    </w:p>
+    <w:p>
+      <w:pPr>
+        <w:jc w:val="center"/>
+        <w:rPr>
+          <w:b/>
+          <w:bCs/>
+        </w:rPr>
+      </w:pPr>
+      <w:r>
+        <w:rPr>
+          <w:b/>
+          <w:bCs/>
+        </w:rPr>
+        <w:lastRenderedPageBreak/>
+        <w:t>ConsultaServiceProxy</w:t>
+      </w:r>
+      <w:r>
+        <w:rPr>
+          <w:b/>
+          <w:bCs/>
+        </w:rPr>
+        <w:t>Interface</w:t>
+      </w:r>
+      <w:r>
+        <w:rPr>
+          <w:b/>
+          <w:bCs/>
+        </w:rPr>
+        <w:t>.java</w:t>
+      </w:r>
+    </w:p>
+    <w:p>
+      <w:pPr>
+        <w:jc w:val="center"/>
+        <w:rPr>
+          <w:b/>
+          <w:bCs/>
+        </w:rPr>
+      </w:pPr>
+      <w:r>
+        <w:rPr>
+          <w:b/>
+          <w:bCs/>
+        </w:rPr>
+        <w:drawing>
+          <wp:inline distT="0" distB="0" distL="0" distR="0" wp14:anchorId="4010AF25" wp14:editId="5C1A135D">
+            <wp:extent cx="5612130" cy="1527810"/>
+            <wp:effectExtent l="0" t="0" r="7620" b="0"/>
+            <wp:docPr id="64" name="Imagen 64"/>
+            <wp:cNvGraphicFramePr>
+              <a:graphicFrameLocks xmlns:a="http://schemas.openxmlformats.org/drawingml/2006/main" noChangeAspect="1"/>
+            </wp:cNvGraphicFramePr>
+            <a:graphic xmlns:a="http://schemas.openxmlformats.org/drawingml/2006/main">
+              <a:graphicData uri="http://schemas.openxmlformats.org/drawingml/2006/picture">
+                <pic:pic xmlns:pic="http://schemas.openxmlformats.org/drawingml/2006/picture">
+                  <pic:nvPicPr>
+                    <pic:cNvPr id="1" name=""/>
+                    <pic:cNvPicPr/>
+                  </pic:nvPicPr>
+                  <pic:blipFill>
+                    <a:blip r:embed="rId69"/>
+                    <a:stretch>
+                      <a:fillRect/>
+                    </a:stretch>
+                  </pic:blipFill>
+                  <pic:spPr>
+                    <a:xfrm>
+                      <a:off x="0" y="0"/>
+                      <a:ext cx="5612130" cy="1527810"/>
+                    </a:xfrm>
+                    <a:prstGeom prst="rect">
+                      <a:avLst/>
+                    </a:prstGeom>
+                  </pic:spPr>
+                </pic:pic>
+              </a:graphicData>
+            </a:graphic>
+          </wp:inline>
+        </w:drawing>
+      </w:r>
+    </w:p>
+    <w:p>
+      <w:pPr>
+        <w:jc w:val="center"/>
+        <w:rPr>
+          <w:b/>
+          <w:bCs/>
+        </w:rPr>
+      </w:pPr>
+    </w:p>
+    <w:p>
+      <w:pPr>
+        <w:jc w:val="center"/>
+        <w:rPr>
+          <w:b/>
+          <w:bCs/>
+        </w:rPr>
+      </w:pPr>
+    </w:p>
+    <w:p>
+      <w:pPr>
+        <w:jc w:val="center"/>
+        <w:rPr>
+          <w:b/>
+          <w:bCs/>
+        </w:rPr>
+      </w:pPr>
+      <w:r>
+        <w:rPr>
+          <w:b/>
+          <w:bCs/>
+        </w:rPr>
+        <w:t>ConsultaService.java</w:t>
+      </w:r>
+    </w:p>
+    <w:p>
+      <w:pPr>
+        <w:jc w:val="center"/>
+        <w:rPr>
+          <w:b/>
+          <w:bCs/>
+        </w:rPr>
+      </w:pPr>
+      <w:r>
+        <w:rPr>
+          <w:b/>
+          <w:bCs/>
+        </w:rPr>
+        <w:drawing>
+          <wp:inline distT="0" distB="0" distL="0" distR="0" wp14:anchorId="6BF267D9" wp14:editId="4D86E4DF">
+            <wp:extent cx="5509737" cy="624894"/>
+            <wp:effectExtent l="0" t="0" r="0" b="3810"/>
+            <wp:docPr id="65" name="Imagen 65"/>
+            <wp:cNvGraphicFramePr>
+              <a:graphicFrameLocks xmlns:a="http://schemas.openxmlformats.org/drawingml/2006/main" noChangeAspect="1"/>
+            </wp:cNvGraphicFramePr>
+            <a:graphic xmlns:a="http://schemas.openxmlformats.org/drawingml/2006/main">
+              <a:graphicData uri="http://schemas.openxmlformats.org/drawingml/2006/picture">
+                <pic:pic xmlns:pic="http://schemas.openxmlformats.org/drawingml/2006/picture">
+                  <pic:nvPicPr>
+                    <pic:cNvPr id="1" name=""/>
+                    <pic:cNvPicPr/>
+                  </pic:nvPicPr>
+                  <pic:blipFill>
+                    <a:blip r:embed="rId70"/>
+                    <a:stretch>
+                      <a:fillRect/>
+                    </a:stretch>
+                  </pic:blipFill>
+                  <pic:spPr>
+                    <a:xfrm>
+                      <a:off x="0" y="0"/>
+                      <a:ext cx="5509737" cy="624894"/>
+                    </a:xfrm>
+                    <a:prstGeom prst="rect">
+                      <a:avLst/>
+                    </a:prstGeom>
+                  </pic:spPr>
+                </pic:pic>
+              </a:graphicData>
+            </a:graphic>
+          </wp:inline>
+        </w:drawing>
+      </w:r>
+    </w:p>
+    <w:p>
+      <w:pPr>
+        <w:jc w:val="center"/>
+        <w:rPr>
+          <w:b/>
+          <w:bCs/>
+        </w:rPr>
+      </w:pPr>
+    </w:p>
+    <w:p>
+      <w:pPr>
+        <w:jc w:val="center"/>
+        <w:rPr>
+          <w:b/>
+          <w:bCs/>
+        </w:rPr>
+      </w:pPr>
+    </w:p>
+    <w:p>
+      <w:pPr>
+        <w:jc w:val="center"/>
+        <w:rPr>
+          <w:b/>
+          <w:bCs/>
+        </w:rPr>
+      </w:pPr>
+      <w:r>
+        <w:rPr>
+          <w:b/>
+          <w:bCs/>
+        </w:rPr>
+        <w:t>Consulta</w:t>
+      </w:r>
+      <w:r>
+        <w:rPr>
+          <w:b/>
+          <w:bCs/>
+        </w:rPr>
+        <w:t>Controller</w:t>
+      </w:r>
+      <w:r>
+        <w:rPr>
+          <w:b/>
+          <w:bCs/>
+        </w:rPr>
+        <w:t>.java</w:t>
+      </w:r>
+    </w:p>
+    <w:p>
+      <w:pPr>
+        <w:jc w:val="center"/>
+        <w:rPr>
+          <w:b/>
+          <w:bCs/>
+        </w:rPr>
+      </w:pPr>
+      <w:r>
+        <w:rPr>
+          <w:b/>
+          <w:bCs/>
+        </w:rPr>
+        <w:drawing>
+          <wp:inline distT="0" distB="0" distL="0" distR="0" wp14:anchorId="12E9D19B" wp14:editId="2F1AE187">
+            <wp:extent cx="5509737" cy="845893"/>
+            <wp:effectExtent l="0" t="0" r="0" b="0"/>
+            <wp:docPr id="66" name="Imagen 66"/>
+            <wp:cNvGraphicFramePr>
+              <a:graphicFrameLocks xmlns:a="http://schemas.openxmlformats.org/drawingml/2006/main" noChangeAspect="1"/>
+            </wp:cNvGraphicFramePr>
+            <a:graphic xmlns:a="http://schemas.openxmlformats.org/drawingml/2006/main">
+              <a:graphicData uri="http://schemas.openxmlformats.org/drawingml/2006/picture">
+                <pic:pic xmlns:pic="http://schemas.openxmlformats.org/drawingml/2006/picture">
+                  <pic:nvPicPr>
+                    <pic:cNvPr id="1" name=""/>
+                    <pic:cNvPicPr/>
+                  </pic:nvPicPr>
+                  <pic:blipFill>
+                    <a:blip r:embed="rId71"/>
+                    <a:stretch>
+                      <a:fillRect/>
+                    </a:stretch>
+                  </pic:blipFill>
+                  <pic:spPr>
+                    <a:xfrm>
+                      <a:off x="0" y="0"/>
+                      <a:ext cx="5509737" cy="845893"/>
+                    </a:xfrm>
+                    <a:prstGeom prst="rect">
+                      <a:avLst/>
+                    </a:prstGeom>
+                  </pic:spPr>
+                </pic:pic>
+              </a:graphicData>
+            </a:graphic>
+          </wp:inline>
+        </w:drawing>
+      </w:r>
+      <w:r>
+        <w:rPr>
+          <w:b/>
+          <w:bCs/>
+        </w:rPr>
+        <w:drawing>
+          <wp:inline distT="0" distB="0" distL="0" distR="0" wp14:anchorId="414F80B6" wp14:editId="22099D43">
+            <wp:extent cx="5425910" cy="1562235"/>
+            <wp:effectExtent l="0" t="0" r="3810" b="0"/>
+            <wp:docPr id="67" name="Imagen 67"/>
+            <wp:cNvGraphicFramePr>
+              <a:graphicFrameLocks xmlns:a="http://schemas.openxmlformats.org/drawingml/2006/main" noChangeAspect="1"/>
+            </wp:cNvGraphicFramePr>
+            <a:graphic xmlns:a="http://schemas.openxmlformats.org/drawingml/2006/main">
+              <a:graphicData uri="http://schemas.openxmlformats.org/drawingml/2006/picture">
+                <pic:pic xmlns:pic="http://schemas.openxmlformats.org/drawingml/2006/picture">
+                  <pic:nvPicPr>
+                    <pic:cNvPr id="1" name=""/>
+                    <pic:cNvPicPr/>
+                  </pic:nvPicPr>
+                  <pic:blipFill>
+                    <a:blip r:embed="rId72"/>
+                    <a:stretch>
+                      <a:fillRect/>
+                    </a:stretch>
+                  </pic:blipFill>
+                  <pic:spPr>
+                    <a:xfrm>
+                      <a:off x="0" y="0"/>
+                      <a:ext cx="5425910" cy="1562235"/>
+                    </a:xfrm>
+                    <a:prstGeom prst="rect">
+                      <a:avLst/>
+                    </a:prstGeom>
+                  </pic:spPr>
+                </pic:pic>
+              </a:graphicData>
+            </a:graphic>
+          </wp:inline>
+        </w:drawing>
+      </w:r>
+    </w:p>
+    <w:p>
+      <w:pPr>
+        <w:jc w:val="center"/>
+        <w:rPr>
+          <w:b/>
+          <w:bCs/>
+        </w:rPr>
+      </w:pPr>
+    </w:p>
+    <w:p>
+      <w:pPr>
+        <w:spacing w:line="360" w:lineRule="auto"/>
+        <w:ind w:firstLine="709"/>
+        <w:jc w:val="both"/>
+      </w:pPr>
+      <w:r>
+        <w:t>El patrón Proxy se implementa mediante la clase ConsultaServiceProxy, la cual actúa como intermediaria entre el controlador y el servicio real. Esta clase implementa la misma interfaz que el servicio (ConsultaServiceProxyInterface), lo que permite intercambiarlos sin afectar el resto del sistema.</w:t>
+      </w:r>
+    </w:p>
+    <w:p>
+      <w:pPr>
+        <w:spacing w:line="360" w:lineRule="auto"/>
+        <w:ind w:firstLine="709"/>
+        <w:jc w:val="both"/>
+      </w:pPr>
+      <w:r>
+        <w:lastRenderedPageBreak/>
+        <w:t>El Proxy realiza validaciones previas, como verificar la existencia del paciente y del médico, antes de delegar la operación al ConsultaService. De esta forma, se separa la lógica de control de acceso de la lógica de negocio.</w:t>
+      </w:r>
+    </w:p>
+    <w:p>
+      <w:pPr>
+        <w:spacing w:line="360" w:lineRule="auto"/>
+        <w:ind w:firstLine="709"/>
+        <w:jc w:val="both"/>
+      </w:pPr>
+      <w:r>
+        <w:t>En el controlador, se utiliza directamente el Proxy, lo que permite que todas las solicitudes pasen primero por esta capa de validación sin que el controlador tenga que preocuparse por ello</w:t>
+      </w:r>
+      <w:r>
+        <w:t>.</w:t>
+      </w:r>
+    </w:p>
+    <w:p>
+      <w:pPr>
+        <w:spacing w:line="360" w:lineRule="auto"/>
+        <w:ind w:firstLine="709"/>
+        <w:jc w:val="both"/>
+      </w:pPr>
+    </w:p>
+    <w:p>
+      <w:pPr>
+        <w:spacing w:line="360" w:lineRule="auto"/>
+        <w:ind w:firstLine="709"/>
+        <w:jc w:val="both"/>
+      </w:pPr>
+    </w:p>
+    <w:p>
+      <w:pPr>
+        <w:pStyle w:val="Ttulo2"/>
+        <w:numPr>
+          <w:ilvl w:val="1"/>
+          <w:numId w:val="8"/>
+        </w:numPr>
+        <w:spacing w:line="360" w:lineRule="auto"/>
+        <w:jc w:val="both"/>
+      </w:pPr>
+      <w:bookmarkStart w:id="52" w:name="_Toc228003425"/>
+      <w:r>
+        <w:t>PRUEBAS</w:t>
+      </w:r>
+      <w:bookmarkEnd w:id="52"/>
+    </w:p>
+    <w:p>
+      <w:pPr>
+        <w:spacing w:line="360" w:lineRule="auto"/>
+        <w:ind w:firstLine="709"/>
+        <w:jc w:val="center"/>
+      </w:pPr>
+    </w:p>
+    <w:p>
+      <w:pPr>
+        <w:spacing w:line="360" w:lineRule="auto"/>
+        <w:ind w:firstLine="709"/>
+        <w:jc w:val="center"/>
+      </w:pPr>
+      <w:r>
+        <w:t>Usuario existente</w:t>
+      </w:r>
+    </w:p>
+    <w:p>
+      <w:pPr>
+        <w:spacing w:line="360" w:lineRule="auto"/>
+        <w:ind w:firstLine="709"/>
+        <w:jc w:val="center"/>
+      </w:pPr>
+      <w:r>
+        <w:drawing>
+          <wp:inline distT="0" distB="0" distL="0" distR="0" wp14:anchorId="6FF72ACF" wp14:editId="5B06BABA">
+            <wp:extent cx="5612130" cy="966470"/>
+            <wp:effectExtent l="0" t="0" r="7620" b="5080"/>
+            <wp:docPr id="68" name="Imagen 68"/>
+            <wp:cNvGraphicFramePr>
+              <a:graphicFrameLocks xmlns:a="http://schemas.openxmlformats.org/drawingml/2006/main" noChangeAspect="1"/>
+            </wp:cNvGraphicFramePr>
+            <a:graphic xmlns:a="http://schemas.openxmlformats.org/drawingml/2006/main">
+              <a:graphicData uri="http://schemas.openxmlformats.org/drawingml/2006/picture">
+                <pic:pic xmlns:pic="http://schemas.openxmlformats.org/drawingml/2006/picture">
+                  <pic:nvPicPr>
+                    <pic:cNvPr id="1" name=""/>
+                    <pic:cNvPicPr/>
+                  </pic:nvPicPr>
+                  <pic:blipFill>
+                    <a:blip r:embed="rId73"/>
+                    <a:stretch>
+                      <a:fillRect/>
+                    </a:stretch>
+                  </pic:blipFill>
+                  <pic:spPr>
+                    <a:xfrm>
+                      <a:off x="0" y="0"/>
+                      <a:ext cx="5612130" cy="966470"/>
+                    </a:xfrm>
+                    <a:prstGeom prst="rect">
+                      <a:avLst/>
+                    </a:prstGeom>
+                  </pic:spPr>
+                </pic:pic>
+              </a:graphicData>
+            </a:graphic>
+          </wp:inline>
+        </w:drawing>
+      </w:r>
+    </w:p>
+    <w:p>
+      <w:pPr>
+        <w:spacing w:line="360" w:lineRule="auto"/>
+        <w:ind w:firstLine="709"/>
+        <w:jc w:val="center"/>
+      </w:pPr>
+      <w:r>
+        <w:t>Usuario Inexsistente</w:t>
+      </w:r>
+    </w:p>
+    <w:p>
+      <w:pPr>
+        <w:spacing w:line="360" w:lineRule="auto"/>
+        <w:ind w:firstLine="709"/>
+        <w:jc w:val="center"/>
+      </w:pPr>
+      <w:r>
+        <w:drawing>
+          <wp:inline distT="0" distB="0" distL="0" distR="0" wp14:anchorId="2392422F" wp14:editId="5FB92EF3">
+            <wp:extent cx="5612130" cy="1111885"/>
+            <wp:effectExtent l="0" t="0" r="7620" b="0"/>
+            <wp:docPr id="70" name="Imagen 70"/>
+            <wp:cNvGraphicFramePr>
+              <a:graphicFrameLocks xmlns:a="http://schemas.openxmlformats.org/drawingml/2006/main" noChangeAspect="1"/>
+            </wp:cNvGraphicFramePr>
+            <a:graphic xmlns:a="http://schemas.openxmlformats.org/drawingml/2006/main">
+              <a:graphicData uri="http://schemas.openxmlformats.org/drawingml/2006/picture">
+                <pic:pic xmlns:pic="http://schemas.openxmlformats.org/drawingml/2006/picture">
+                  <pic:nvPicPr>
+                    <pic:cNvPr id="1" name=""/>
+                    <pic:cNvPicPr/>
+                  </pic:nvPicPr>
+                  <pic:blipFill>
+                    <a:blip r:embed="rId74"/>
+                    <a:stretch>
+                      <a:fillRect/>
+                    </a:stretch>
+                  </pic:blipFill>
+                  <pic:spPr>
+                    <a:xfrm>
+                      <a:off x="0" y="0"/>
+                      <a:ext cx="5612130" cy="1111885"/>
+                    </a:xfrm>
+                    <a:prstGeom prst="rect">
+                      <a:avLst/>
+                    </a:prstGeom>
+                  </pic:spPr>
+                </pic:pic>
+              </a:graphicData>
+            </a:graphic>
+          </wp:inline>
+        </w:drawing>
+      </w:r>
+      <w:r>
+        <w:tab/>
+      </w:r>
+      <w:r>
+        <w:tab/>
+      </w:r>
+    </w:p>
+    <w:p>
+      <w:pPr>
+        <w:spacing w:line="360" w:lineRule="auto"/>
+        <w:ind w:firstLine="709"/>
+        <w:jc w:val="both"/>
+      </w:pPr>
+      <w:r>
+        <w:t>Las pruebas realizadas demuestran que todas las solicitudes para crear una consulta pasan primero por el Proxy.</w:t>
+      </w:r>
+    </w:p>
+    <w:p>
+      <w:pPr>
+        <w:spacing w:line="360" w:lineRule="auto"/>
+        <w:ind w:firstLine="709"/>
+        <w:jc w:val="both"/>
+      </w:pPr>
+      <w:r>
+        <w:t>Cuando los datos son correctos, el Proxy valida la información y permite que el proceso continúe hacia el servicio real.</w:t>
+      </w:r>
+    </w:p>
+    <w:p>
+      <w:pPr>
+        <w:spacing w:line="360" w:lineRule="auto"/>
+        <w:ind w:firstLine="709"/>
+        <w:jc w:val="both"/>
+      </w:pPr>
+      <w:r>
+        <w:lastRenderedPageBreak/>
+        <w:t>Cuando los datos son incorrectos, el Proxy bloquea la ejecución, evitando que la lógica del sistema se ejecute innecesariamente.</w:t>
+      </w:r>
+    </w:p>
+    <w:p>
+      <w:pPr>
+        <w:spacing w:line="360" w:lineRule="auto"/>
+        <w:ind w:firstLine="709"/>
+        <w:jc w:val="both"/>
+      </w:pPr>
+      <w:r>
+        <w:t>Esto confirma que el patrón Proxy está funcionando correctamente como una capa de control de acceso</w:t>
+      </w:r>
+      <w:r>
+        <w:t>.</w:t>
+      </w:r>
+    </w:p>
+    <w:p>
+      <w:pPr>
+        <w:spacing w:line="360" w:lineRule="auto"/>
+        <w:ind w:firstLine="709"/>
+        <w:jc w:val="center"/>
+      </w:pPr>
+    </w:p>
+    <w:p>
+      <w:pPr>
+        <w:pStyle w:val="Ttulo2"/>
+        <w:numPr>
+          <w:ilvl w:val="1"/>
+          <w:numId w:val="8"/>
+        </w:numPr>
+        <w:spacing w:line="360" w:lineRule="auto"/>
+        <w:jc w:val="both"/>
+      </w:pPr>
+      <w:bookmarkStart w:id="53" w:name="_Toc228003426"/>
+      <w:r>
+        <w:t>DIAGRAMA UML</w:t>
+      </w:r>
+      <w:bookmarkEnd w:id="53"/>
+    </w:p>
+    <w:p/>
+    <w:p>
+      <w:pPr>
+        <w:spacing w:line="360" w:lineRule="auto"/>
+        <w:ind w:firstLine="709"/>
+        <w:jc w:val="center"/>
+      </w:pPr>
+      <w:r>
+        <w:drawing>
+          <wp:inline distT="0" distB="0" distL="0" distR="0" wp14:anchorId="2C4AB857" wp14:editId="498EB740">
+            <wp:extent cx="4625741" cy="3871295"/>
+            <wp:effectExtent l="0" t="0" r="3810" b="0"/>
+            <wp:docPr id="71" name="Imagen 71"/>
+            <wp:cNvGraphicFramePr>
+              <a:graphicFrameLocks xmlns:a="http://schemas.openxmlformats.org/drawingml/2006/main" noChangeAspect="1"/>
+            </wp:cNvGraphicFramePr>
+            <a:graphic xmlns:a="http://schemas.openxmlformats.org/drawingml/2006/main">
+              <a:graphicData uri="http://schemas.openxmlformats.org/drawingml/2006/picture">
+                <pic:pic xmlns:pic="http://schemas.openxmlformats.org/drawingml/2006/picture">
+                  <pic:nvPicPr>
+                    <pic:cNvPr id="1" name=""/>
+                    <pic:cNvPicPr/>
+                  </pic:nvPicPr>
+                  <pic:blipFill>
+                    <a:blip r:embed="rId75"/>
+                    <a:stretch>
+                      <a:fillRect/>
+                    </a:stretch>
+                  </pic:blipFill>
+                  <pic:spPr>
+                    <a:xfrm>
+                      <a:off x="0" y="0"/>
+                      <a:ext cx="4625741" cy="3871295"/>
+                    </a:xfrm>
+                    <a:prstGeom prst="rect">
+                      <a:avLst/>
+                    </a:prstGeom>
+                  </pic:spPr>
+                </pic:pic>
+              </a:graphicData>
+            </a:graphic>
+          </wp:inline>
+        </w:drawing>
+      </w:r>
+    </w:p>
+    <w:p>
+      <w:pPr>
+        <w:spacing w:line="360" w:lineRule="auto"/>
+        <w:ind w:firstLine="709"/>
+        <w:jc w:val="both"/>
+      </w:pPr>
+      <w:r>
+        <w:t>El diagrama UML muestra cómo el patrón Proxy se implementa mediante una interfaz común que es compartida tanto por el servicio real como por el Proxy.</w:t>
+      </w:r>
+    </w:p>
+    <w:p>
+      <w:pPr>
+        <w:spacing w:line="360" w:lineRule="auto"/>
+        <w:ind w:firstLine="709"/>
+        <w:jc w:val="both"/>
+      </w:pPr>
+      <w:r>
+        <w:t>El ConsultaController interactúa únicamente con el Proxy, el cual se encarga de validar la información antes de delegar la operación al ConsultaService.</w:t>
+      </w:r>
+    </w:p>
+    <w:p>
+      <w:pPr>
+        <w:spacing w:line="360" w:lineRule="auto"/>
+        <w:ind w:firstLine="709"/>
+        <w:jc w:val="both"/>
+      </w:pPr>
+      <w:r>
+        <w:t>La relación de delegación indica que el Proxy no reemplaza la lógica del servicio, sino que actúa como una capa adicional de control. Esto permite agregar validaciones sin modificar el funcionamiento interno del sistema</w:t>
+      </w:r>
+      <w:r>
+        <w:t>.</w:t>
+      </w:r>
+    </w:p>
     <w:sectPr>
       <w:pgSz w:w="12240" w:h="15840"/>
       <w:pgMar w:top="1417" w:right="1701" w:bottom="1417" w:left="1701" w:header="708" w:footer="708" w:gutter="0"/>
@@ -17433,6 +17159,92 @@
     </w:lvl>
   </w:abstractNum>
   <w:abstractNum w:abstractNumId="28" w15:restartNumberingAfterBreak="0">
+    <w:nsid w:val="5C446213"/>
+    <w:multiLevelType w:val="multilevel"/>
+    <w:tmpl w:val="240A001F"/>
+    <w:lvl w:ilvl="0">
+      <w:start w:val="1"/>
+      <w:numFmt w:val="decimal"/>
+      <w:lvlText w:val="%1."/>
+      <w:lvlJc w:val="left"/>
+      <w:pPr>
+        <w:ind w:left="360" w:hanging="360"/>
+      </w:pPr>
+    </w:lvl>
+    <w:lvl w:ilvl="1">
+      <w:start w:val="1"/>
+      <w:numFmt w:val="decimal"/>
+      <w:lvlText w:val="%1.%2."/>
+      <w:lvlJc w:val="left"/>
+      <w:pPr>
+        <w:ind w:left="792" w:hanging="432"/>
+      </w:pPr>
+    </w:lvl>
+    <w:lvl w:ilvl="2">
+      <w:start w:val="1"/>
+      <w:numFmt w:val="decimal"/>
+      <w:lvlText w:val="%1.%2.%3."/>
+      <w:lvlJc w:val="left"/>
+      <w:pPr>
+        <w:ind w:left="1224" w:hanging="504"/>
+      </w:pPr>
+    </w:lvl>
+    <w:lvl w:ilvl="3">
+      <w:start w:val="1"/>
+      <w:numFmt w:val="decimal"/>
+      <w:lvlText w:val="%1.%2.%3.%4."/>
+      <w:lvlJc w:val="left"/>
+      <w:pPr>
+        <w:ind w:left="1728" w:hanging="648"/>
+      </w:pPr>
+    </w:lvl>
+    <w:lvl w:ilvl="4">
+      <w:start w:val="1"/>
+      <w:numFmt w:val="decimal"/>
+      <w:lvlText w:val="%1.%2.%3.%4.%5."/>
+      <w:lvlJc w:val="left"/>
+      <w:pPr>
+        <w:ind w:left="2232" w:hanging="792"/>
+      </w:pPr>
+    </w:lvl>
+    <w:lvl w:ilvl="5">
+      <w:start w:val="1"/>
+      <w:numFmt w:val="decimal"/>
+      <w:lvlText w:val="%1.%2.%3.%4.%5.%6."/>
+      <w:lvlJc w:val="left"/>
+      <w:pPr>
+        <w:ind w:left="2736" w:hanging="936"/>
+      </w:pPr>
+    </w:lvl>
+    <w:lvl w:ilvl="6">
+      <w:start w:val="1"/>
+      <w:numFmt w:val="decimal"/>
+      <w:lvlText w:val="%1.%2.%3.%4.%5.%6.%7."/>
+      <w:lvlJc w:val="left"/>
+      <w:pPr>
+        <w:ind w:left="3240" w:hanging="1080"/>
+      </w:pPr>
+    </w:lvl>
+    <w:lvl w:ilvl="7">
+      <w:start w:val="1"/>
+      <w:numFmt w:val="decimal"/>
+      <w:lvlText w:val="%1.%2.%3.%4.%5.%6.%7.%8."/>
+      <w:lvlJc w:val="left"/>
+      <w:pPr>
+        <w:ind w:left="3744" w:hanging="1224"/>
+      </w:pPr>
+    </w:lvl>
+    <w:lvl w:ilvl="8">
+      <w:start w:val="1"/>
+      <w:numFmt w:val="decimal"/>
+      <w:lvlText w:val="%1.%2.%3.%4.%5.%6.%7.%8.%9."/>
+      <w:lvlJc w:val="left"/>
+      <w:pPr>
+        <w:ind w:left="4320" w:hanging="1440"/>
+      </w:pPr>
+    </w:lvl>
+  </w:abstractNum>
+  <w:abstractNum w:abstractNumId="29" w15:restartNumberingAfterBreak="0">
     <w:nsid w:val="60377598"/>
     <w:multiLevelType w:val="multilevel"/>
     <w:tmpl w:val="1556CE32"/>
@@ -17581,7 +17393,7 @@
       </w:rPr>
     </w:lvl>
   </w:abstractNum>
-  <w:abstractNum w:abstractNumId="29" w15:restartNumberingAfterBreak="0">
+  <w:abstractNum w:abstractNumId="30" w15:restartNumberingAfterBreak="0">
     <w:nsid w:val="628130B6"/>
     <w:multiLevelType w:val="multilevel"/>
     <w:tmpl w:val="240A001F"/>
@@ -17667,7 +17479,7 @@
       </w:pPr>
     </w:lvl>
   </w:abstractNum>
-  <w:abstractNum w:abstractNumId="30" w15:restartNumberingAfterBreak="0">
+  <w:abstractNum w:abstractNumId="31" w15:restartNumberingAfterBreak="0">
     <w:nsid w:val="62D13D74"/>
     <w:multiLevelType w:val="multilevel"/>
     <w:tmpl w:val="B7EC88A8"/>
@@ -17816,7 +17628,7 @@
       </w:rPr>
     </w:lvl>
   </w:abstractNum>
-  <w:abstractNum w:abstractNumId="31" w15:restartNumberingAfterBreak="0">
+  <w:abstractNum w:abstractNumId="32" w15:restartNumberingAfterBreak="0">
     <w:nsid w:val="636A1689"/>
     <w:multiLevelType w:val="multilevel"/>
     <w:tmpl w:val="240A001F"/>
@@ -17902,7 +17714,7 @@
       </w:pPr>
     </w:lvl>
   </w:abstractNum>
-  <w:abstractNum w:abstractNumId="32" w15:restartNumberingAfterBreak="0">
+  <w:abstractNum w:abstractNumId="33" w15:restartNumberingAfterBreak="0">
     <w:nsid w:val="644754A0"/>
     <w:multiLevelType w:val="hybridMultilevel"/>
     <w:tmpl w:val="84542118"/>
@@ -18015,7 +17827,7 @@
       </w:rPr>
     </w:lvl>
   </w:abstractNum>
-  <w:abstractNum w:abstractNumId="33" w15:restartNumberingAfterBreak="0">
+  <w:abstractNum w:abstractNumId="34" w15:restartNumberingAfterBreak="0">
     <w:nsid w:val="68781C6A"/>
     <w:multiLevelType w:val="multilevel"/>
     <w:tmpl w:val="240A001F"/>
@@ -18101,7 +17913,7 @@
       </w:pPr>
     </w:lvl>
   </w:abstractNum>
-  <w:abstractNum w:abstractNumId="34" w15:restartNumberingAfterBreak="0">
+  <w:abstractNum w:abstractNumId="35" w15:restartNumberingAfterBreak="0">
     <w:nsid w:val="6F914F69"/>
     <w:multiLevelType w:val="multilevel"/>
     <w:tmpl w:val="240A001F"/>
@@ -18187,7 +17999,7 @@
       </w:pPr>
     </w:lvl>
   </w:abstractNum>
-  <w:abstractNum w:abstractNumId="35" w15:restartNumberingAfterBreak="0">
+  <w:abstractNum w:abstractNumId="36" w15:restartNumberingAfterBreak="0">
     <w:nsid w:val="74FE7492"/>
     <w:multiLevelType w:val="hybridMultilevel"/>
     <w:tmpl w:val="CD40BF1E"/>
@@ -18300,7 +18112,7 @@
       </w:rPr>
     </w:lvl>
   </w:abstractNum>
-  <w:abstractNum w:abstractNumId="36" w15:restartNumberingAfterBreak="0">
+  <w:abstractNum w:abstractNumId="37" w15:restartNumberingAfterBreak="0">
     <w:nsid w:val="7B42677F"/>
     <w:multiLevelType w:val="multilevel"/>
     <w:tmpl w:val="240A001F"/>
@@ -18386,7 +18198,7 @@
       </w:pPr>
     </w:lvl>
   </w:abstractNum>
-  <w:abstractNum w:abstractNumId="37" w15:restartNumberingAfterBreak="0">
+  <w:abstractNum w:abstractNumId="38" w15:restartNumberingAfterBreak="0">
     <w:nsid w:val="7BDE3DEF"/>
     <w:multiLevelType w:val="multilevel"/>
     <w:tmpl w:val="7D3E3FEA"/>
@@ -18499,7 +18311,7 @@
       </w:pPr>
     </w:lvl>
   </w:abstractNum>
-  <w:abstractNum w:abstractNumId="38" w15:restartNumberingAfterBreak="0">
+  <w:abstractNum w:abstractNumId="39" w15:restartNumberingAfterBreak="0">
     <w:nsid w:val="7BEA01E6"/>
     <w:multiLevelType w:val="multilevel"/>
     <w:tmpl w:val="240A001F"/>
@@ -18592,16 +18404,16 @@
     <w:abstractNumId w:val="10"/>
   </w:num>
   <w:num w:numId="3">
-    <w:abstractNumId w:val="30"/>
+    <w:abstractNumId w:val="31"/>
   </w:num>
   <w:num w:numId="4">
     <w:abstractNumId w:val="1"/>
   </w:num>
   <w:num w:numId="5">
-    <w:abstractNumId w:val="37"/>
+    <w:abstractNumId w:val="38"/>
   </w:num>
   <w:num w:numId="6">
-    <w:abstractNumId w:val="29"/>
+    <w:abstractNumId w:val="30"/>
   </w:num>
   <w:num w:numId="7">
     <w:abstractNumId w:val="26"/>
@@ -18622,22 +18434,22 @@
     <w:abstractNumId w:val="27"/>
   </w:num>
   <w:num w:numId="13">
-    <w:abstractNumId w:val="35"/>
+    <w:abstractNumId w:val="36"/>
   </w:num>
   <w:num w:numId="14">
-    <w:abstractNumId w:val="38"/>
+    <w:abstractNumId w:val="39"/>
   </w:num>
   <w:num w:numId="15">
-    <w:abstractNumId w:val="31"/>
+    <w:abstractNumId w:val="32"/>
   </w:num>
   <w:num w:numId="16">
     <w:abstractNumId w:val="12"/>
   </w:num>
   <w:num w:numId="17">
-    <w:abstractNumId w:val="34"/>
+    <w:abstractNumId w:val="35"/>
   </w:num>
   <w:num w:numId="18">
-    <w:abstractNumId w:val="36"/>
+    <w:abstractNumId w:val="37"/>
   </w:num>
   <w:num w:numId="19">
     <w:abstractNumId w:val="21"/>
@@ -18670,7 +18482,7 @@
     <w:abstractNumId w:val="5"/>
   </w:num>
   <w:num w:numId="29">
-    <w:abstractNumId w:val="28"/>
+    <w:abstractNumId w:val="29"/>
   </w:num>
   <w:num w:numId="30">
     <w:abstractNumId w:val="3"/>
@@ -18682,13 +18494,13 @@
     <w:abstractNumId w:val="18"/>
   </w:num>
   <w:num w:numId="33">
-    <w:abstractNumId w:val="32"/>
+    <w:abstractNumId w:val="33"/>
   </w:num>
   <w:num w:numId="34">
     <w:abstractNumId w:val="4"/>
   </w:num>
   <w:num w:numId="35">
-    <w:abstractNumId w:val="33"/>
+    <w:abstractNumId w:val="34"/>
   </w:num>
   <w:num w:numId="36">
     <w:abstractNumId w:val="2"/>
@@ -18701,6 +18513,9 @@
   </w:num>
   <w:num w:numId="39">
     <w:abstractNumId w:val="25"/>
+  </w:num>
+  <w:num w:numId="40">
+    <w:abstractNumId w:val="28"/>
   </w:num>
 </w:numbering>
 </file>
@@ -19153,7 +18968,6 @@
   <w:style w:type="character" w:default="1" w:styleId="Fuentedeprrafopredeter">
     <w:name w:val="Default Paragraph Font"/>
     <w:uiPriority w:val="1"/>
-    <w:semiHidden/>
     <w:unhideWhenUsed/>
   </w:style>
   <w:style w:type="table" w:default="1" w:styleId="Tablanormal">
